--- a/SSMS/Interview_SQL/Sql_interview_preparation.docx
+++ b/SSMS/Interview_SQL/Sql_interview_preparation.docx
@@ -4681,25 +4681,7 @@
           <w:sz w:val="24"/>
           <w:szCs w:val="24"/>
         </w:rPr>
-        <w:t xml:space="preserve">, you're doing it the slowest way possible, no matter what database is used. Even if you </w:t>
-      </w:r>
-      <w:proofErr w:type="gramStart"/>
-      <w:r>
-        <w:rPr>
-          <w:rFonts w:ascii="Times New Roman" w:hAnsi="Times New Roman" w:cs="Times New Roman"/>
-          <w:sz w:val="24"/>
-          <w:szCs w:val="24"/>
-        </w:rPr>
-        <w:t>used</w:t>
-      </w:r>
-      <w:proofErr w:type="gramEnd"/>
-      <w:r>
-        <w:rPr>
-          <w:rFonts w:ascii="Times New Roman" w:hAnsi="Times New Roman" w:cs="Times New Roman"/>
-          <w:sz w:val="24"/>
-          <w:szCs w:val="24"/>
-        </w:rPr>
-        <w:t xml:space="preserve"> </w:t>
+        <w:t xml:space="preserve">, you're doing it the slowest way possible, no matter what database is used. Even if you used </w:t>
       </w:r>
       <w:proofErr w:type="spellStart"/>
       <w:r>
@@ -6955,43 +6937,6 @@
       <w:pPr>
         <w:rPr>
           <w:rFonts w:ascii="Times New Roman" w:hAnsi="Times New Roman" w:cs="Times New Roman"/>
-          <w:sz w:val="24"/>
-          <w:szCs w:val="24"/>
-        </w:rPr>
-      </w:pPr>
-    </w:p>
-    <w:p>
-      <w:pPr>
-        <w:rPr>
-          <w:rFonts w:ascii="Times New Roman" w:hAnsi="Times New Roman" w:cs="Times New Roman"/>
-          <w:sz w:val="24"/>
-          <w:szCs w:val="24"/>
-        </w:rPr>
-      </w:pPr>
-    </w:p>
-    <w:p>
-      <w:pPr>
-        <w:rPr>
-          <w:rFonts w:ascii="Times New Roman" w:hAnsi="Times New Roman" w:cs="Times New Roman"/>
-          <w:sz w:val="24"/>
-          <w:szCs w:val="24"/>
-        </w:rPr>
-      </w:pPr>
-    </w:p>
-    <w:p>
-      <w:pPr>
-        <w:rPr>
-          <w:rFonts w:ascii="Times New Roman" w:hAnsi="Times New Roman" w:cs="Times New Roman"/>
-          <w:b/>
-          <w:sz w:val="24"/>
-          <w:szCs w:val="24"/>
-        </w:rPr>
-      </w:pPr>
-    </w:p>
-    <w:p>
-      <w:pPr>
-        <w:rPr>
-          <w:rFonts w:ascii="Times New Roman" w:hAnsi="Times New Roman" w:cs="Times New Roman"/>
           <w:b/>
           <w:sz w:val="24"/>
           <w:szCs w:val="24"/>
@@ -7005,6 +6950,7 @@
           <w:sz w:val="24"/>
           <w:szCs w:val="24"/>
         </w:rPr>
+        <w:lastRenderedPageBreak/>
         <w:t>5)Merge</w:t>
       </w:r>
       <w:proofErr w:type="gramEnd"/>
@@ -7891,6 +7837,7 @@
           <w:sz w:val="24"/>
           <w:szCs w:val="24"/>
         </w:rPr>
+        <w:lastRenderedPageBreak/>
         <w:t>Benefits of MERGE:</w:t>
       </w:r>
     </w:p>
@@ -8219,6 +8166,7 @@
           <w:sz w:val="24"/>
           <w:szCs w:val="24"/>
         </w:rPr>
+        <w:lastRenderedPageBreak/>
         <w:t>6)Dynamic</w:t>
       </w:r>
       <w:proofErr w:type="gramEnd"/>
@@ -8759,7 +8707,302 @@
           <w:sz w:val="24"/>
           <w:szCs w:val="24"/>
         </w:rPr>
+        <w:t>Example:</w:t>
+      </w:r>
+    </w:p>
+    <w:p>
+      <w:pPr>
+        <w:rPr>
+          <w:rFonts w:ascii="Times New Roman" w:hAnsi="Times New Roman" w:cs="Times New Roman"/>
+          <w:sz w:val="24"/>
+          <w:szCs w:val="24"/>
+        </w:rPr>
+      </w:pPr>
+      <w:r>
+        <w:rPr>
+          <w:rFonts w:ascii="Times New Roman" w:hAnsi="Times New Roman" w:cs="Times New Roman"/>
+          <w:sz w:val="24"/>
+          <w:szCs w:val="24"/>
+        </w:rPr>
+        <w:t>DECLARE @</w:t>
+      </w:r>
+      <w:proofErr w:type="spellStart"/>
+      <w:r>
+        <w:rPr>
+          <w:rFonts w:ascii="Times New Roman" w:hAnsi="Times New Roman" w:cs="Times New Roman"/>
+          <w:sz w:val="24"/>
+          <w:szCs w:val="24"/>
+        </w:rPr>
+        <w:t>InputParameter</w:t>
+      </w:r>
+      <w:proofErr w:type="spellEnd"/>
+      <w:r>
+        <w:rPr>
+          <w:rFonts w:ascii="Times New Roman" w:hAnsi="Times New Roman" w:cs="Times New Roman"/>
+          <w:sz w:val="24"/>
+          <w:szCs w:val="24"/>
+        </w:rPr>
+        <w:t xml:space="preserve"> </w:t>
+      </w:r>
+      <w:proofErr w:type="gramStart"/>
+      <w:r>
+        <w:rPr>
+          <w:rFonts w:ascii="Times New Roman" w:hAnsi="Times New Roman" w:cs="Times New Roman"/>
+          <w:sz w:val="24"/>
+          <w:szCs w:val="24"/>
+        </w:rPr>
+        <w:t>NVARCHAR(</w:t>
+      </w:r>
+      <w:proofErr w:type="gramEnd"/>
+      <w:r>
+        <w:rPr>
+          <w:rFonts w:ascii="Times New Roman" w:hAnsi="Times New Roman" w:cs="Times New Roman"/>
+          <w:sz w:val="24"/>
+          <w:szCs w:val="24"/>
+        </w:rPr>
+        <w:t>MAX)</w:t>
+      </w:r>
+    </w:p>
+    <w:p>
+      <w:pPr>
+        <w:rPr>
+          <w:rFonts w:ascii="Times New Roman" w:hAnsi="Times New Roman" w:cs="Times New Roman"/>
+          <w:sz w:val="24"/>
+          <w:szCs w:val="24"/>
+        </w:rPr>
+      </w:pPr>
+      <w:r>
+        <w:rPr>
+          <w:rFonts w:ascii="Times New Roman" w:hAnsi="Times New Roman" w:cs="Times New Roman"/>
+          <w:sz w:val="24"/>
+          <w:szCs w:val="24"/>
+        </w:rPr>
+        <w:t>SET @</w:t>
+      </w:r>
+      <w:proofErr w:type="spellStart"/>
+      <w:r>
+        <w:rPr>
+          <w:rFonts w:ascii="Times New Roman" w:hAnsi="Times New Roman" w:cs="Times New Roman"/>
+          <w:sz w:val="24"/>
+          <w:szCs w:val="24"/>
+        </w:rPr>
+        <w:t>InputParameter</w:t>
+      </w:r>
+      <w:proofErr w:type="spellEnd"/>
+      <w:r>
+        <w:rPr>
+          <w:rFonts w:ascii="Times New Roman" w:hAnsi="Times New Roman" w:cs="Times New Roman"/>
+          <w:sz w:val="24"/>
+          <w:szCs w:val="24"/>
+        </w:rPr>
+        <w:t xml:space="preserve"> = ''' OR 1=1; --'</w:t>
+      </w:r>
+    </w:p>
+    <w:p>
+      <w:pPr>
+        <w:rPr>
+          <w:rFonts w:ascii="Times New Roman" w:hAnsi="Times New Roman" w:cs="Times New Roman"/>
+          <w:sz w:val="24"/>
+          <w:szCs w:val="24"/>
+        </w:rPr>
+      </w:pPr>
+      <w:r>
+        <w:rPr>
+          <w:rFonts w:ascii="Times New Roman" w:hAnsi="Times New Roman" w:cs="Times New Roman"/>
+          <w:sz w:val="24"/>
+          <w:szCs w:val="24"/>
+        </w:rPr>
+        <w:t>DECLARE @</w:t>
+      </w:r>
+      <w:proofErr w:type="spellStart"/>
+      <w:r>
+        <w:rPr>
+          <w:rFonts w:ascii="Times New Roman" w:hAnsi="Times New Roman" w:cs="Times New Roman"/>
+          <w:sz w:val="24"/>
+          <w:szCs w:val="24"/>
+        </w:rPr>
+        <w:t>SQLQuery</w:t>
+      </w:r>
+      <w:proofErr w:type="spellEnd"/>
+      <w:r>
+        <w:rPr>
+          <w:rFonts w:ascii="Times New Roman" w:hAnsi="Times New Roman" w:cs="Times New Roman"/>
+          <w:sz w:val="24"/>
+          <w:szCs w:val="24"/>
+        </w:rPr>
+        <w:t xml:space="preserve"> </w:t>
+      </w:r>
+      <w:proofErr w:type="gramStart"/>
+      <w:r>
+        <w:rPr>
+          <w:rFonts w:ascii="Times New Roman" w:hAnsi="Times New Roman" w:cs="Times New Roman"/>
+          <w:sz w:val="24"/>
+          <w:szCs w:val="24"/>
+        </w:rPr>
+        <w:t>NVARCHAR(</w:t>
+      </w:r>
+      <w:proofErr w:type="gramEnd"/>
+      <w:r>
+        <w:rPr>
+          <w:rFonts w:ascii="Times New Roman" w:hAnsi="Times New Roman" w:cs="Times New Roman"/>
+          <w:sz w:val="24"/>
+          <w:szCs w:val="24"/>
+        </w:rPr>
+        <w:t>MAX)</w:t>
+      </w:r>
+    </w:p>
+    <w:p>
+      <w:pPr>
+        <w:rPr>
+          <w:rFonts w:ascii="Times New Roman" w:hAnsi="Times New Roman" w:cs="Times New Roman"/>
+          <w:sz w:val="24"/>
+          <w:szCs w:val="24"/>
+        </w:rPr>
+      </w:pPr>
+      <w:r>
+        <w:rPr>
+          <w:rFonts w:ascii="Times New Roman" w:hAnsi="Times New Roman" w:cs="Times New Roman"/>
+          <w:sz w:val="24"/>
+          <w:szCs w:val="24"/>
+        </w:rPr>
         <w:lastRenderedPageBreak/>
+        <w:t>SET @</w:t>
+      </w:r>
+      <w:proofErr w:type="spellStart"/>
+      <w:r>
+        <w:rPr>
+          <w:rFonts w:ascii="Times New Roman" w:hAnsi="Times New Roman" w:cs="Times New Roman"/>
+          <w:sz w:val="24"/>
+          <w:szCs w:val="24"/>
+        </w:rPr>
+        <w:t>SQLQuery</w:t>
+      </w:r>
+      <w:proofErr w:type="spellEnd"/>
+      <w:r>
+        <w:rPr>
+          <w:rFonts w:ascii="Times New Roman" w:hAnsi="Times New Roman" w:cs="Times New Roman"/>
+          <w:sz w:val="24"/>
+          <w:szCs w:val="24"/>
+        </w:rPr>
+        <w:t xml:space="preserve"> = 'SELECT * FROM Users WHERE </w:t>
+      </w:r>
+      <w:proofErr w:type="spellStart"/>
+      <w:r>
+        <w:rPr>
+          <w:rFonts w:ascii="Times New Roman" w:hAnsi="Times New Roman" w:cs="Times New Roman"/>
+          <w:sz w:val="24"/>
+          <w:szCs w:val="24"/>
+        </w:rPr>
+        <w:t>UserName</w:t>
+      </w:r>
+      <w:proofErr w:type="spellEnd"/>
+      <w:r>
+        <w:rPr>
+          <w:rFonts w:ascii="Times New Roman" w:hAnsi="Times New Roman" w:cs="Times New Roman"/>
+          <w:sz w:val="24"/>
+          <w:szCs w:val="24"/>
+        </w:rPr>
+        <w:t xml:space="preserve"> = ' + @</w:t>
+      </w:r>
+      <w:proofErr w:type="spellStart"/>
+      <w:r>
+        <w:rPr>
+          <w:rFonts w:ascii="Times New Roman" w:hAnsi="Times New Roman" w:cs="Times New Roman"/>
+          <w:sz w:val="24"/>
+          <w:szCs w:val="24"/>
+        </w:rPr>
+        <w:t>InputParameter</w:t>
+      </w:r>
+      <w:proofErr w:type="spellEnd"/>
+    </w:p>
+    <w:p>
+      <w:pPr>
+        <w:rPr>
+          <w:rFonts w:ascii="Times New Roman" w:hAnsi="Times New Roman" w:cs="Times New Roman"/>
+          <w:sz w:val="24"/>
+          <w:szCs w:val="24"/>
+        </w:rPr>
+      </w:pPr>
+    </w:p>
+    <w:p>
+      <w:pPr>
+        <w:rPr>
+          <w:rFonts w:ascii="Times New Roman" w:hAnsi="Times New Roman" w:cs="Times New Roman"/>
+          <w:sz w:val="24"/>
+          <w:szCs w:val="24"/>
+        </w:rPr>
+      </w:pPr>
+    </w:p>
+    <w:p>
+      <w:pPr>
+        <w:rPr>
+          <w:rFonts w:ascii="Times New Roman" w:hAnsi="Times New Roman" w:cs="Times New Roman"/>
+          <w:b/>
+          <w:sz w:val="24"/>
+          <w:szCs w:val="24"/>
+        </w:rPr>
+      </w:pPr>
+      <w:r>
+        <w:rPr>
+          <w:rFonts w:ascii="Times New Roman" w:hAnsi="Times New Roman" w:cs="Times New Roman"/>
+          <w:b/>
+          <w:sz w:val="24"/>
+          <w:szCs w:val="24"/>
+        </w:rPr>
+        <w:t>Question: How can you mitigate the risk of SQL injection when using dynamic SQL?</w:t>
+      </w:r>
+    </w:p>
+    <w:p>
+      <w:pPr>
+        <w:rPr>
+          <w:rFonts w:ascii="Times New Roman" w:hAnsi="Times New Roman" w:cs="Times New Roman"/>
+          <w:sz w:val="24"/>
+          <w:szCs w:val="24"/>
+        </w:rPr>
+      </w:pPr>
+      <w:r>
+        <w:rPr>
+          <w:rFonts w:ascii="Times New Roman" w:hAnsi="Times New Roman" w:cs="Times New Roman"/>
+          <w:b/>
+          <w:sz w:val="24"/>
+          <w:szCs w:val="24"/>
+        </w:rPr>
+        <w:t>Answer: Parameterization</w:t>
+      </w:r>
+    </w:p>
+    <w:p>
+      <w:pPr>
+        <w:rPr>
+          <w:rFonts w:ascii="Times New Roman" w:hAnsi="Times New Roman" w:cs="Times New Roman"/>
+          <w:sz w:val="24"/>
+          <w:szCs w:val="24"/>
+        </w:rPr>
+      </w:pPr>
+      <w:r>
+        <w:rPr>
+          <w:rFonts w:ascii="Times New Roman" w:hAnsi="Times New Roman" w:cs="Times New Roman"/>
+          <w:sz w:val="24"/>
+          <w:szCs w:val="24"/>
+        </w:rPr>
+        <w:t>Mitigate the risk by using parameterized queries, ensuring that user inputs are treated as parameters rather than concatenated directly into the SQL string.</w:t>
+      </w:r>
+    </w:p>
+    <w:p>
+      <w:pPr>
+        <w:rPr>
+          <w:rFonts w:ascii="Times New Roman" w:hAnsi="Times New Roman" w:cs="Times New Roman"/>
+          <w:b/>
+          <w:sz w:val="24"/>
+          <w:szCs w:val="24"/>
+        </w:rPr>
+      </w:pPr>
+      <w:r>
+        <w:rPr>
+          <w:rFonts w:ascii="Times New Roman" w:hAnsi="Times New Roman" w:cs="Times New Roman"/>
+          <w:b/>
+          <w:sz w:val="24"/>
+          <w:szCs w:val="24"/>
+        </w:rPr>
         <w:t>Example:</w:t>
       </w:r>
     </w:p>
@@ -8859,6 +9102,15 @@
           <w:szCs w:val="24"/>
         </w:rPr>
       </w:pPr>
+    </w:p>
+    <w:p>
+      <w:pPr>
+        <w:rPr>
+          <w:rFonts w:ascii="Times New Roman" w:hAnsi="Times New Roman" w:cs="Times New Roman"/>
+          <w:sz w:val="24"/>
+          <w:szCs w:val="24"/>
+        </w:rPr>
+      </w:pPr>
       <w:r>
         <w:rPr>
           <w:rFonts w:ascii="Times New Roman" w:hAnsi="Times New Roman" w:cs="Times New Roman"/>
@@ -8954,7 +9206,114 @@
           <w:sz w:val="24"/>
           <w:szCs w:val="24"/>
         </w:rPr>
-        <w:t xml:space="preserve"> = ' + @</w:t>
+        <w:t xml:space="preserve"> = @</w:t>
+      </w:r>
+      <w:proofErr w:type="spellStart"/>
+      <w:r>
+        <w:rPr>
+          <w:rFonts w:ascii="Times New Roman" w:hAnsi="Times New Roman" w:cs="Times New Roman"/>
+          <w:sz w:val="24"/>
+          <w:szCs w:val="24"/>
+        </w:rPr>
+        <w:t>UserName</w:t>
+      </w:r>
+      <w:proofErr w:type="spellEnd"/>
+      <w:r>
+        <w:rPr>
+          <w:rFonts w:ascii="Times New Roman" w:hAnsi="Times New Roman" w:cs="Times New Roman"/>
+          <w:sz w:val="24"/>
+          <w:szCs w:val="24"/>
+        </w:rPr>
+        <w:t>'</w:t>
+      </w:r>
+    </w:p>
+    <w:p>
+      <w:pPr>
+        <w:rPr>
+          <w:rFonts w:ascii="Times New Roman" w:hAnsi="Times New Roman" w:cs="Times New Roman"/>
+          <w:sz w:val="24"/>
+          <w:szCs w:val="24"/>
+        </w:rPr>
+      </w:pPr>
+      <w:r>
+        <w:rPr>
+          <w:rFonts w:ascii="Times New Roman" w:hAnsi="Times New Roman" w:cs="Times New Roman"/>
+          <w:sz w:val="24"/>
+          <w:szCs w:val="24"/>
+        </w:rPr>
+        <w:t xml:space="preserve">EXEC </w:t>
+      </w:r>
+      <w:proofErr w:type="spellStart"/>
+      <w:r>
+        <w:rPr>
+          <w:rFonts w:ascii="Times New Roman" w:hAnsi="Times New Roman" w:cs="Times New Roman"/>
+          <w:sz w:val="24"/>
+          <w:szCs w:val="24"/>
+        </w:rPr>
+        <w:t>sp_executesql</w:t>
+      </w:r>
+      <w:proofErr w:type="spellEnd"/>
+      <w:r>
+        <w:rPr>
+          <w:rFonts w:ascii="Times New Roman" w:hAnsi="Times New Roman" w:cs="Times New Roman"/>
+          <w:sz w:val="24"/>
+          <w:szCs w:val="24"/>
+        </w:rPr>
+        <w:t xml:space="preserve"> @</w:t>
+      </w:r>
+      <w:proofErr w:type="spellStart"/>
+      <w:r>
+        <w:rPr>
+          <w:rFonts w:ascii="Times New Roman" w:hAnsi="Times New Roman" w:cs="Times New Roman"/>
+          <w:sz w:val="24"/>
+          <w:szCs w:val="24"/>
+        </w:rPr>
+        <w:t>SQLQuery</w:t>
+      </w:r>
+      <w:proofErr w:type="spellEnd"/>
+      <w:r>
+        <w:rPr>
+          <w:rFonts w:ascii="Times New Roman" w:hAnsi="Times New Roman" w:cs="Times New Roman"/>
+          <w:sz w:val="24"/>
+          <w:szCs w:val="24"/>
+        </w:rPr>
+        <w:t xml:space="preserve">, </w:t>
+      </w:r>
+      <w:proofErr w:type="spellStart"/>
+      <w:r>
+        <w:rPr>
+          <w:rFonts w:ascii="Times New Roman" w:hAnsi="Times New Roman" w:cs="Times New Roman"/>
+          <w:sz w:val="24"/>
+          <w:szCs w:val="24"/>
+        </w:rPr>
+        <w:t>N'@UserName</w:t>
+      </w:r>
+      <w:proofErr w:type="spellEnd"/>
+      <w:r>
+        <w:rPr>
+          <w:rFonts w:ascii="Times New Roman" w:hAnsi="Times New Roman" w:cs="Times New Roman"/>
+          <w:sz w:val="24"/>
+          <w:szCs w:val="24"/>
+        </w:rPr>
+        <w:t xml:space="preserve"> </w:t>
+      </w:r>
+      <w:proofErr w:type="gramStart"/>
+      <w:r>
+        <w:rPr>
+          <w:rFonts w:ascii="Times New Roman" w:hAnsi="Times New Roman" w:cs="Times New Roman"/>
+          <w:sz w:val="24"/>
+          <w:szCs w:val="24"/>
+        </w:rPr>
+        <w:t>NVARCHAR(</w:t>
+      </w:r>
+      <w:proofErr w:type="gramEnd"/>
+      <w:r>
+        <w:rPr>
+          <w:rFonts w:ascii="Times New Roman" w:hAnsi="Times New Roman" w:cs="Times New Roman"/>
+          <w:sz w:val="24"/>
+          <w:szCs w:val="24"/>
+        </w:rPr>
+        <w:t>MAX)', @</w:t>
       </w:r>
       <w:proofErr w:type="spellStart"/>
       <w:r>
@@ -8989,54 +9348,529 @@
       <w:pPr>
         <w:rPr>
           <w:rFonts w:ascii="Times New Roman" w:hAnsi="Times New Roman" w:cs="Times New Roman"/>
-          <w:b/>
-          <w:sz w:val="24"/>
-          <w:szCs w:val="24"/>
-        </w:rPr>
-      </w:pPr>
-      <w:r>
-        <w:rPr>
-          <w:rFonts w:ascii="Times New Roman" w:hAnsi="Times New Roman" w:cs="Times New Roman"/>
-          <w:b/>
-          <w:sz w:val="24"/>
-          <w:szCs w:val="24"/>
-        </w:rPr>
-        <w:t>Question: How can you mitigate the risk of SQL injection when using dynamic SQL?</w:t>
-      </w:r>
-    </w:p>
-    <w:p>
-      <w:pPr>
-        <w:rPr>
-          <w:rFonts w:ascii="Times New Roman" w:hAnsi="Times New Roman" w:cs="Times New Roman"/>
-          <w:sz w:val="24"/>
-          <w:szCs w:val="24"/>
-        </w:rPr>
-      </w:pPr>
-      <w:r>
-        <w:rPr>
-          <w:rFonts w:ascii="Times New Roman" w:hAnsi="Times New Roman" w:cs="Times New Roman"/>
-          <w:b/>
-          <w:sz w:val="24"/>
-          <w:szCs w:val="24"/>
-        </w:rPr>
-        <w:t>Answer: Parameterization</w:t>
-      </w:r>
-    </w:p>
-    <w:p>
-      <w:pPr>
-        <w:rPr>
-          <w:rFonts w:ascii="Times New Roman" w:hAnsi="Times New Roman" w:cs="Times New Roman"/>
-          <w:sz w:val="24"/>
-          <w:szCs w:val="24"/>
-        </w:rPr>
-      </w:pPr>
-      <w:r>
-        <w:rPr>
-          <w:rFonts w:ascii="Times New Roman" w:hAnsi="Times New Roman" w:cs="Times New Roman"/>
-          <w:sz w:val="24"/>
-          <w:szCs w:val="24"/>
-        </w:rPr>
-        <w:t>Mitigate the risk by using parameterized queries, ensuring that user inputs are treated as parameters rather than concatenated directly into the SQL string.</w:t>
+          <w:sz w:val="24"/>
+          <w:szCs w:val="24"/>
+        </w:rPr>
+      </w:pPr>
+    </w:p>
+    <w:p>
+      <w:pPr>
+        <w:rPr>
+          <w:rFonts w:ascii="Times New Roman" w:hAnsi="Times New Roman" w:cs="Times New Roman"/>
+          <w:sz w:val="24"/>
+          <w:szCs w:val="24"/>
+        </w:rPr>
+      </w:pPr>
+    </w:p>
+    <w:p>
+      <w:pPr>
+        <w:rPr>
+          <w:rFonts w:ascii="Times New Roman" w:hAnsi="Times New Roman" w:cs="Times New Roman"/>
+          <w:b/>
+          <w:sz w:val="24"/>
+          <w:szCs w:val="24"/>
+        </w:rPr>
+      </w:pPr>
+    </w:p>
+    <w:p>
+      <w:pPr>
+        <w:rPr>
+          <w:rFonts w:ascii="Times New Roman" w:hAnsi="Times New Roman" w:cs="Times New Roman"/>
+          <w:b/>
+          <w:sz w:val="24"/>
+          <w:szCs w:val="24"/>
+        </w:rPr>
+      </w:pPr>
+    </w:p>
+    <w:p>
+      <w:pPr>
+        <w:rPr>
+          <w:rFonts w:ascii="Times New Roman" w:hAnsi="Times New Roman" w:cs="Times New Roman"/>
+          <w:b/>
+          <w:sz w:val="24"/>
+          <w:szCs w:val="24"/>
+        </w:rPr>
+      </w:pPr>
+    </w:p>
+    <w:p>
+      <w:pPr>
+        <w:rPr>
+          <w:rFonts w:ascii="Times New Roman" w:hAnsi="Times New Roman" w:cs="Times New Roman"/>
+          <w:b/>
+          <w:sz w:val="24"/>
+          <w:szCs w:val="24"/>
+        </w:rPr>
+      </w:pPr>
+    </w:p>
+    <w:p>
+      <w:pPr>
+        <w:rPr>
+          <w:rFonts w:ascii="Times New Roman" w:hAnsi="Times New Roman" w:cs="Times New Roman"/>
+          <w:b/>
+          <w:sz w:val="24"/>
+          <w:szCs w:val="24"/>
+        </w:rPr>
+      </w:pPr>
+    </w:p>
+    <w:p>
+      <w:pPr>
+        <w:rPr>
+          <w:rFonts w:ascii="Times New Roman" w:hAnsi="Times New Roman" w:cs="Times New Roman"/>
+          <w:b/>
+          <w:sz w:val="24"/>
+          <w:szCs w:val="24"/>
+        </w:rPr>
+      </w:pPr>
+    </w:p>
+    <w:p>
+      <w:pPr>
+        <w:rPr>
+          <w:rFonts w:ascii="Times New Roman" w:hAnsi="Times New Roman" w:cs="Times New Roman"/>
+          <w:b/>
+          <w:sz w:val="24"/>
+          <w:szCs w:val="24"/>
+        </w:rPr>
+      </w:pPr>
+    </w:p>
+    <w:p>
+      <w:pPr>
+        <w:rPr>
+          <w:rFonts w:ascii="Times New Roman" w:hAnsi="Times New Roman" w:cs="Times New Roman"/>
+          <w:b/>
+          <w:sz w:val="24"/>
+          <w:szCs w:val="24"/>
+        </w:rPr>
+      </w:pPr>
+    </w:p>
+    <w:p>
+      <w:pPr>
+        <w:rPr>
+          <w:rFonts w:ascii="Times New Roman" w:hAnsi="Times New Roman" w:cs="Times New Roman"/>
+          <w:b/>
+          <w:sz w:val="24"/>
+          <w:szCs w:val="24"/>
+        </w:rPr>
+      </w:pPr>
+    </w:p>
+    <w:p>
+      <w:pPr>
+        <w:rPr>
+          <w:rFonts w:ascii="Times New Roman" w:hAnsi="Times New Roman" w:cs="Times New Roman"/>
+          <w:b/>
+          <w:sz w:val="24"/>
+          <w:szCs w:val="24"/>
+        </w:rPr>
+      </w:pPr>
+    </w:p>
+    <w:p>
+      <w:pPr>
+        <w:rPr>
+          <w:rFonts w:ascii="Times New Roman" w:hAnsi="Times New Roman" w:cs="Times New Roman"/>
+          <w:b/>
+          <w:sz w:val="24"/>
+          <w:szCs w:val="24"/>
+        </w:rPr>
+      </w:pPr>
+    </w:p>
+    <w:p>
+      <w:pPr>
+        <w:rPr>
+          <w:rFonts w:ascii="Times New Roman" w:hAnsi="Times New Roman" w:cs="Times New Roman"/>
+          <w:b/>
+          <w:sz w:val="24"/>
+          <w:szCs w:val="24"/>
+        </w:rPr>
+      </w:pPr>
+    </w:p>
+    <w:p>
+      <w:pPr>
+        <w:rPr>
+          <w:rFonts w:ascii="Times New Roman" w:hAnsi="Times New Roman" w:cs="Times New Roman"/>
+          <w:b/>
+          <w:sz w:val="24"/>
+          <w:szCs w:val="24"/>
+        </w:rPr>
+      </w:pPr>
+      <w:proofErr w:type="gramStart"/>
+      <w:r>
+        <w:rPr>
+          <w:rFonts w:ascii="Times New Roman" w:hAnsi="Times New Roman" w:cs="Times New Roman"/>
+          <w:b/>
+          <w:sz w:val="24"/>
+          <w:szCs w:val="24"/>
+        </w:rPr>
+        <w:t>8)Rank</w:t>
+      </w:r>
+      <w:proofErr w:type="gramEnd"/>
+      <w:r>
+        <w:rPr>
+          <w:rFonts w:ascii="Times New Roman" w:hAnsi="Times New Roman" w:cs="Times New Roman"/>
+          <w:b/>
+          <w:sz w:val="24"/>
+          <w:szCs w:val="24"/>
+        </w:rPr>
+        <w:t xml:space="preserve"> and dense rank diff?:</w:t>
+      </w:r>
+    </w:p>
+    <w:p>
+      <w:pPr>
+        <w:rPr>
+          <w:rFonts w:ascii="Times New Roman" w:hAnsi="Times New Roman" w:cs="Times New Roman"/>
+          <w:b/>
+          <w:sz w:val="24"/>
+          <w:szCs w:val="24"/>
+        </w:rPr>
+      </w:pPr>
+      <w:r>
+        <w:rPr>
+          <w:rFonts w:ascii="Times New Roman" w:hAnsi="Times New Roman" w:cs="Times New Roman"/>
+          <w:b/>
+          <w:sz w:val="24"/>
+          <w:szCs w:val="24"/>
+        </w:rPr>
+        <w:t xml:space="preserve">Question: What is the difference between </w:t>
+      </w:r>
+      <w:proofErr w:type="gramStart"/>
+      <w:r>
+        <w:rPr>
+          <w:rFonts w:ascii="Times New Roman" w:hAnsi="Times New Roman" w:cs="Times New Roman"/>
+          <w:b/>
+          <w:sz w:val="24"/>
+          <w:szCs w:val="24"/>
+        </w:rPr>
+        <w:t>RANK(</w:t>
+      </w:r>
+      <w:proofErr w:type="gramEnd"/>
+      <w:r>
+        <w:rPr>
+          <w:rFonts w:ascii="Times New Roman" w:hAnsi="Times New Roman" w:cs="Times New Roman"/>
+          <w:b/>
+          <w:sz w:val="24"/>
+          <w:szCs w:val="24"/>
+        </w:rPr>
+        <w:t>) and DENSE_RANK() in SQL?</w:t>
+      </w:r>
+    </w:p>
+    <w:p>
+      <w:pPr>
+        <w:rPr>
+          <w:rFonts w:ascii="Times New Roman" w:hAnsi="Times New Roman" w:cs="Times New Roman"/>
+          <w:b/>
+          <w:sz w:val="24"/>
+          <w:szCs w:val="24"/>
+        </w:rPr>
+      </w:pPr>
+      <w:r>
+        <w:rPr>
+          <w:rFonts w:ascii="Times New Roman" w:hAnsi="Times New Roman" w:cs="Times New Roman"/>
+          <w:b/>
+          <w:sz w:val="24"/>
+          <w:szCs w:val="24"/>
+        </w:rPr>
+        <w:t xml:space="preserve">Answer: </w:t>
+      </w:r>
+    </w:p>
+    <w:p>
+      <w:pPr>
+        <w:rPr>
+          <w:rFonts w:ascii="Times New Roman" w:hAnsi="Times New Roman" w:cs="Times New Roman"/>
+          <w:sz w:val="24"/>
+          <w:szCs w:val="24"/>
+        </w:rPr>
+      </w:pPr>
+      <w:r>
+        <w:rPr>
+          <w:rFonts w:ascii="Times New Roman" w:hAnsi="Times New Roman" w:cs="Times New Roman"/>
+          <w:b/>
+          <w:sz w:val="24"/>
+          <w:szCs w:val="24"/>
+        </w:rPr>
+        <w:t>Definition</w:t>
+      </w:r>
+    </w:p>
+    <w:p>
+      <w:pPr>
+        <w:rPr>
+          <w:rFonts w:ascii="Times New Roman" w:hAnsi="Times New Roman" w:cs="Times New Roman"/>
+          <w:sz w:val="24"/>
+          <w:szCs w:val="24"/>
+        </w:rPr>
+      </w:pPr>
+      <w:proofErr w:type="gramStart"/>
+      <w:r>
+        <w:rPr>
+          <w:rFonts w:ascii="Times New Roman" w:hAnsi="Times New Roman" w:cs="Times New Roman"/>
+          <w:b/>
+          <w:sz w:val="24"/>
+          <w:szCs w:val="24"/>
+        </w:rPr>
+        <w:t>RANK(</w:t>
+      </w:r>
+      <w:proofErr w:type="gramEnd"/>
+      <w:r>
+        <w:rPr>
+          <w:rFonts w:ascii="Times New Roman" w:hAnsi="Times New Roman" w:cs="Times New Roman"/>
+          <w:b/>
+          <w:sz w:val="24"/>
+          <w:szCs w:val="24"/>
+        </w:rPr>
+        <w:t>) and DENSE_RANK()</w:t>
+      </w:r>
+      <w:r>
+        <w:rPr>
+          <w:rFonts w:ascii="Times New Roman" w:hAnsi="Times New Roman" w:cs="Times New Roman"/>
+          <w:sz w:val="24"/>
+          <w:szCs w:val="24"/>
+        </w:rPr>
+        <w:t xml:space="preserve"> are window functions in SQL used for ranking rows within a result set based on specified criteria.</w:t>
+      </w:r>
+    </w:p>
+    <w:p>
+      <w:pPr>
+        <w:rPr>
+          <w:rFonts w:ascii="Times New Roman" w:hAnsi="Times New Roman" w:cs="Times New Roman"/>
+          <w:b/>
+          <w:sz w:val="24"/>
+          <w:szCs w:val="24"/>
+        </w:rPr>
+      </w:pPr>
+      <w:proofErr w:type="gramStart"/>
+      <w:r>
+        <w:rPr>
+          <w:rFonts w:ascii="Times New Roman" w:hAnsi="Times New Roman" w:cs="Times New Roman"/>
+          <w:b/>
+          <w:sz w:val="24"/>
+          <w:szCs w:val="24"/>
+        </w:rPr>
+        <w:t>RANK(</w:t>
+      </w:r>
+      <w:proofErr w:type="gramEnd"/>
+      <w:r>
+        <w:rPr>
+          <w:rFonts w:ascii="Times New Roman" w:hAnsi="Times New Roman" w:cs="Times New Roman"/>
+          <w:b/>
+          <w:sz w:val="24"/>
+          <w:szCs w:val="24"/>
+        </w:rPr>
+        <w:t>):</w:t>
+      </w:r>
+    </w:p>
+    <w:p>
+      <w:pPr>
+        <w:rPr>
+          <w:rFonts w:ascii="Times New Roman" w:hAnsi="Times New Roman" w:cs="Times New Roman"/>
+          <w:sz w:val="24"/>
+          <w:szCs w:val="24"/>
+        </w:rPr>
+      </w:pPr>
+      <w:r>
+        <w:rPr>
+          <w:rFonts w:ascii="Times New Roman" w:hAnsi="Times New Roman" w:cs="Times New Roman"/>
+          <w:b/>
+          <w:sz w:val="24"/>
+          <w:szCs w:val="24"/>
+        </w:rPr>
+        <w:t xml:space="preserve">Definition: </w:t>
+      </w:r>
+      <w:proofErr w:type="gramStart"/>
+      <w:r>
+        <w:rPr>
+          <w:rFonts w:ascii="Times New Roman" w:hAnsi="Times New Roman" w:cs="Times New Roman"/>
+          <w:b/>
+          <w:sz w:val="24"/>
+          <w:szCs w:val="24"/>
+        </w:rPr>
+        <w:t>RANK(</w:t>
+      </w:r>
+      <w:proofErr w:type="gramEnd"/>
+      <w:r>
+        <w:rPr>
+          <w:rFonts w:ascii="Times New Roman" w:hAnsi="Times New Roman" w:cs="Times New Roman"/>
+          <w:b/>
+          <w:sz w:val="24"/>
+          <w:szCs w:val="24"/>
+        </w:rPr>
+        <w:t xml:space="preserve">) </w:t>
+      </w:r>
+      <w:r>
+        <w:rPr>
+          <w:rFonts w:ascii="Times New Roman" w:hAnsi="Times New Roman" w:cs="Times New Roman"/>
+          <w:sz w:val="24"/>
+          <w:szCs w:val="24"/>
+        </w:rPr>
+        <w:t>assigns a unique rank to each distinct row based on the specified column(s).</w:t>
+      </w:r>
+    </w:p>
+    <w:p>
+      <w:pPr>
+        <w:rPr>
+          <w:rFonts w:ascii="Times New Roman" w:hAnsi="Times New Roman" w:cs="Times New Roman"/>
+          <w:sz w:val="24"/>
+          <w:szCs w:val="24"/>
+        </w:rPr>
+      </w:pPr>
+      <w:r>
+        <w:rPr>
+          <w:rFonts w:ascii="Times New Roman" w:hAnsi="Times New Roman" w:cs="Times New Roman"/>
+          <w:b/>
+          <w:sz w:val="24"/>
+          <w:szCs w:val="24"/>
+        </w:rPr>
+        <w:t>Behavior:</w:t>
+      </w:r>
+    </w:p>
+    <w:p>
+      <w:pPr>
+        <w:rPr>
+          <w:rFonts w:ascii="Times New Roman" w:hAnsi="Times New Roman" w:cs="Times New Roman"/>
+          <w:sz w:val="24"/>
+          <w:szCs w:val="24"/>
+        </w:rPr>
+      </w:pPr>
+      <w:r>
+        <w:rPr>
+          <w:rFonts w:ascii="Times New Roman" w:hAnsi="Times New Roman" w:cs="Times New Roman"/>
+          <w:sz w:val="24"/>
+          <w:szCs w:val="24"/>
+        </w:rPr>
+        <w:t xml:space="preserve"> If two or more rows have the same values, they receive the same rank, and the next rank is skipped.</w:t>
+      </w:r>
+    </w:p>
+    <w:p>
+      <w:pPr>
+        <w:rPr>
+          <w:rFonts w:ascii="Times New Roman" w:hAnsi="Times New Roman" w:cs="Times New Roman"/>
+          <w:sz w:val="24"/>
+          <w:szCs w:val="24"/>
+        </w:rPr>
+      </w:pPr>
+    </w:p>
+    <w:p>
+      <w:pPr>
+        <w:rPr>
+          <w:rFonts w:ascii="Times New Roman" w:hAnsi="Times New Roman" w:cs="Times New Roman"/>
+          <w:b/>
+          <w:sz w:val="24"/>
+          <w:szCs w:val="24"/>
+        </w:rPr>
+      </w:pPr>
+      <w:r>
+        <w:rPr>
+          <w:rFonts w:ascii="Times New Roman" w:hAnsi="Times New Roman" w:cs="Times New Roman"/>
+          <w:b/>
+          <w:sz w:val="24"/>
+          <w:szCs w:val="24"/>
+        </w:rPr>
+        <w:t>DENSE_</w:t>
+      </w:r>
+      <w:proofErr w:type="gramStart"/>
+      <w:r>
+        <w:rPr>
+          <w:rFonts w:ascii="Times New Roman" w:hAnsi="Times New Roman" w:cs="Times New Roman"/>
+          <w:b/>
+          <w:sz w:val="24"/>
+          <w:szCs w:val="24"/>
+        </w:rPr>
+        <w:t>RANK(</w:t>
+      </w:r>
+      <w:proofErr w:type="gramEnd"/>
+      <w:r>
+        <w:rPr>
+          <w:rFonts w:ascii="Times New Roman" w:hAnsi="Times New Roman" w:cs="Times New Roman"/>
+          <w:b/>
+          <w:sz w:val="24"/>
+          <w:szCs w:val="24"/>
+        </w:rPr>
+        <w:t>):</w:t>
+      </w:r>
+    </w:p>
+    <w:p>
+      <w:pPr>
+        <w:rPr>
+          <w:rFonts w:ascii="Times New Roman" w:hAnsi="Times New Roman" w:cs="Times New Roman"/>
+          <w:sz w:val="24"/>
+          <w:szCs w:val="24"/>
+        </w:rPr>
+      </w:pPr>
+      <w:r>
+        <w:rPr>
+          <w:rFonts w:ascii="Times New Roman" w:hAnsi="Times New Roman" w:cs="Times New Roman"/>
+          <w:b/>
+          <w:sz w:val="24"/>
+          <w:szCs w:val="24"/>
+        </w:rPr>
+        <w:t>Definition: DENSE_</w:t>
+      </w:r>
+      <w:proofErr w:type="gramStart"/>
+      <w:r>
+        <w:rPr>
+          <w:rFonts w:ascii="Times New Roman" w:hAnsi="Times New Roman" w:cs="Times New Roman"/>
+          <w:b/>
+          <w:sz w:val="24"/>
+          <w:szCs w:val="24"/>
+        </w:rPr>
+        <w:t>RANK(</w:t>
+      </w:r>
+      <w:proofErr w:type="gramEnd"/>
+      <w:r>
+        <w:rPr>
+          <w:rFonts w:ascii="Times New Roman" w:hAnsi="Times New Roman" w:cs="Times New Roman"/>
+          <w:b/>
+          <w:sz w:val="24"/>
+          <w:szCs w:val="24"/>
+        </w:rPr>
+        <w:t>)</w:t>
+      </w:r>
+      <w:r>
+        <w:rPr>
+          <w:rFonts w:ascii="Times New Roman" w:hAnsi="Times New Roman" w:cs="Times New Roman"/>
+          <w:sz w:val="24"/>
+          <w:szCs w:val="24"/>
+        </w:rPr>
+        <w:t xml:space="preserve"> also assigns a unique rank to each distinct row based on the specified column(s).</w:t>
+      </w:r>
+    </w:p>
+    <w:p>
+      <w:pPr>
+        <w:rPr>
+          <w:rFonts w:ascii="Times New Roman" w:hAnsi="Times New Roman" w:cs="Times New Roman"/>
+          <w:sz w:val="24"/>
+          <w:szCs w:val="24"/>
+        </w:rPr>
+      </w:pPr>
+      <w:r>
+        <w:rPr>
+          <w:rFonts w:ascii="Times New Roman" w:hAnsi="Times New Roman" w:cs="Times New Roman"/>
+          <w:b/>
+          <w:sz w:val="24"/>
+          <w:szCs w:val="24"/>
+        </w:rPr>
+        <w:t>Behavior</w:t>
+      </w:r>
+      <w:r>
+        <w:rPr>
+          <w:rFonts w:ascii="Times New Roman" w:hAnsi="Times New Roman" w:cs="Times New Roman"/>
+          <w:sz w:val="24"/>
+          <w:szCs w:val="24"/>
+        </w:rPr>
+        <w:t>:</w:t>
+      </w:r>
+    </w:p>
+    <w:p>
+      <w:pPr>
+        <w:rPr>
+          <w:rFonts w:ascii="Times New Roman" w:hAnsi="Times New Roman" w:cs="Times New Roman"/>
+          <w:sz w:val="24"/>
+          <w:szCs w:val="24"/>
+        </w:rPr>
+      </w:pPr>
+      <w:r>
+        <w:rPr>
+          <w:rFonts w:ascii="Times New Roman" w:hAnsi="Times New Roman" w:cs="Times New Roman"/>
+          <w:sz w:val="24"/>
+          <w:szCs w:val="24"/>
+        </w:rPr>
+        <w:t xml:space="preserve"> If two or more rows have the same values, they receive the same rank, but the next rank is not skipped. The ranks are consecutive without gaps.</w:t>
       </w:r>
     </w:p>
     <w:p>
@@ -9072,6 +9906,1367 @@
           <w:sz w:val="24"/>
           <w:szCs w:val="24"/>
         </w:rPr>
+        <w:t xml:space="preserve">Consider a table of sales data where multiple salespeople have the same sales amount. With </w:t>
+      </w:r>
+      <w:proofErr w:type="gramStart"/>
+      <w:r>
+        <w:rPr>
+          <w:rFonts w:ascii="Times New Roman" w:hAnsi="Times New Roman" w:cs="Times New Roman"/>
+          <w:sz w:val="24"/>
+          <w:szCs w:val="24"/>
+        </w:rPr>
+        <w:t>RANK(</w:t>
+      </w:r>
+      <w:proofErr w:type="gramEnd"/>
+      <w:r>
+        <w:rPr>
+          <w:rFonts w:ascii="Times New Roman" w:hAnsi="Times New Roman" w:cs="Times New Roman"/>
+          <w:sz w:val="24"/>
+          <w:szCs w:val="24"/>
+        </w:rPr>
+        <w:t>), if two salespeople have the highest sales, they both get a rank of 1, and the next rank is 3. With DENSE_</w:t>
+      </w:r>
+      <w:proofErr w:type="gramStart"/>
+      <w:r>
+        <w:rPr>
+          <w:rFonts w:ascii="Times New Roman" w:hAnsi="Times New Roman" w:cs="Times New Roman"/>
+          <w:sz w:val="24"/>
+          <w:szCs w:val="24"/>
+        </w:rPr>
+        <w:t>RANK(</w:t>
+      </w:r>
+      <w:proofErr w:type="gramEnd"/>
+      <w:r>
+        <w:rPr>
+          <w:rFonts w:ascii="Times New Roman" w:hAnsi="Times New Roman" w:cs="Times New Roman"/>
+          <w:sz w:val="24"/>
+          <w:szCs w:val="24"/>
+        </w:rPr>
+        <w:t>), they both get a rank of 1, and the next rank is 2.</w:t>
+      </w:r>
+    </w:p>
+    <w:p>
+      <w:pPr>
+        <w:rPr>
+          <w:rFonts w:ascii="Times New Roman" w:hAnsi="Times New Roman" w:cs="Times New Roman"/>
+          <w:sz w:val="24"/>
+          <w:szCs w:val="24"/>
+        </w:rPr>
+      </w:pPr>
+      <w:r>
+        <w:rPr>
+          <w:rFonts w:ascii="Times New Roman" w:hAnsi="Times New Roman" w:cs="Times New Roman"/>
+          <w:sz w:val="24"/>
+          <w:szCs w:val="24"/>
+        </w:rPr>
+        <w:t xml:space="preserve">In summary, both </w:t>
+      </w:r>
+      <w:proofErr w:type="gramStart"/>
+      <w:r>
+        <w:rPr>
+          <w:rFonts w:ascii="Times New Roman" w:hAnsi="Times New Roman" w:cs="Times New Roman"/>
+          <w:sz w:val="24"/>
+          <w:szCs w:val="24"/>
+        </w:rPr>
+        <w:t>RANK(</w:t>
+      </w:r>
+      <w:proofErr w:type="gramEnd"/>
+      <w:r>
+        <w:rPr>
+          <w:rFonts w:ascii="Times New Roman" w:hAnsi="Times New Roman" w:cs="Times New Roman"/>
+          <w:sz w:val="24"/>
+          <w:szCs w:val="24"/>
+        </w:rPr>
+        <w:t>) and DENSE_RANK() assign ranks to rows, but RANK() may have gaps in the ranking sequence, while DENSE_RANK() produces consecutive ranks without gaps for rows with the same values.</w:t>
+      </w:r>
+    </w:p>
+    <w:p>
+      <w:pPr>
+        <w:rPr>
+          <w:rFonts w:ascii="Times New Roman" w:hAnsi="Times New Roman" w:cs="Times New Roman"/>
+          <w:sz w:val="24"/>
+          <w:szCs w:val="24"/>
+        </w:rPr>
+      </w:pPr>
+    </w:p>
+    <w:p>
+      <w:pPr>
+        <w:rPr>
+          <w:rFonts w:ascii="Times New Roman" w:hAnsi="Times New Roman" w:cs="Times New Roman"/>
+          <w:b/>
+          <w:sz w:val="24"/>
+          <w:szCs w:val="24"/>
+        </w:rPr>
+      </w:pPr>
+    </w:p>
+    <w:p>
+      <w:pPr>
+        <w:rPr>
+          <w:rFonts w:ascii="Times New Roman" w:hAnsi="Times New Roman" w:cs="Times New Roman"/>
+          <w:b/>
+          <w:sz w:val="24"/>
+          <w:szCs w:val="24"/>
+        </w:rPr>
+      </w:pPr>
+    </w:p>
+    <w:p>
+      <w:pPr>
+        <w:rPr>
+          <w:rFonts w:ascii="Times New Roman" w:hAnsi="Times New Roman" w:cs="Times New Roman"/>
+          <w:b/>
+          <w:sz w:val="24"/>
+          <w:szCs w:val="24"/>
+        </w:rPr>
+      </w:pPr>
+    </w:p>
+    <w:p>
+      <w:pPr>
+        <w:rPr>
+          <w:rFonts w:ascii="Times New Roman" w:hAnsi="Times New Roman" w:cs="Times New Roman"/>
+          <w:b/>
+          <w:sz w:val="24"/>
+          <w:szCs w:val="24"/>
+        </w:rPr>
+      </w:pPr>
+      <w:proofErr w:type="gramStart"/>
+      <w:r>
+        <w:rPr>
+          <w:rFonts w:ascii="Times New Roman" w:hAnsi="Times New Roman" w:cs="Times New Roman"/>
+          <w:b/>
+          <w:sz w:val="24"/>
+          <w:szCs w:val="24"/>
+        </w:rPr>
+        <w:lastRenderedPageBreak/>
+        <w:t>9)Sub</w:t>
+      </w:r>
+      <w:proofErr w:type="gramEnd"/>
+      <w:r>
+        <w:rPr>
+          <w:rFonts w:ascii="Times New Roman" w:hAnsi="Times New Roman" w:cs="Times New Roman"/>
+          <w:b/>
+          <w:sz w:val="24"/>
+          <w:szCs w:val="24"/>
+        </w:rPr>
+        <w:t xml:space="preserve"> queries:</w:t>
+      </w:r>
+    </w:p>
+    <w:p>
+      <w:pPr>
+        <w:rPr>
+          <w:rFonts w:ascii="Times New Roman" w:hAnsi="Times New Roman" w:cs="Times New Roman"/>
+          <w:b/>
+          <w:sz w:val="24"/>
+          <w:szCs w:val="24"/>
+        </w:rPr>
+      </w:pPr>
+      <w:r>
+        <w:rPr>
+          <w:rFonts w:ascii="Times New Roman" w:hAnsi="Times New Roman" w:cs="Times New Roman"/>
+          <w:b/>
+          <w:sz w:val="24"/>
+          <w:szCs w:val="24"/>
+        </w:rPr>
+        <w:t xml:space="preserve">Question: What are </w:t>
+      </w:r>
+      <w:proofErr w:type="spellStart"/>
+      <w:r>
+        <w:rPr>
+          <w:rFonts w:ascii="Times New Roman" w:hAnsi="Times New Roman" w:cs="Times New Roman"/>
+          <w:b/>
+          <w:sz w:val="24"/>
+          <w:szCs w:val="24"/>
+        </w:rPr>
+        <w:t>subqueries</w:t>
+      </w:r>
+      <w:proofErr w:type="spellEnd"/>
+      <w:r>
+        <w:rPr>
+          <w:rFonts w:ascii="Times New Roman" w:hAnsi="Times New Roman" w:cs="Times New Roman"/>
+          <w:b/>
+          <w:sz w:val="24"/>
+          <w:szCs w:val="24"/>
+        </w:rPr>
+        <w:t xml:space="preserve"> in SQL, and how are they used?</w:t>
+      </w:r>
+    </w:p>
+    <w:p>
+      <w:pPr>
+        <w:rPr>
+          <w:rFonts w:ascii="Times New Roman" w:hAnsi="Times New Roman" w:cs="Times New Roman"/>
+          <w:b/>
+          <w:sz w:val="24"/>
+          <w:szCs w:val="24"/>
+        </w:rPr>
+      </w:pPr>
+      <w:r>
+        <w:rPr>
+          <w:rFonts w:ascii="Times New Roman" w:hAnsi="Times New Roman" w:cs="Times New Roman"/>
+          <w:b/>
+          <w:sz w:val="24"/>
+          <w:szCs w:val="24"/>
+        </w:rPr>
+        <w:t>Answer: Definition</w:t>
+      </w:r>
+    </w:p>
+    <w:p>
+      <w:pPr>
+        <w:rPr>
+          <w:rFonts w:ascii="Times New Roman" w:hAnsi="Times New Roman" w:cs="Times New Roman"/>
+          <w:b/>
+          <w:sz w:val="24"/>
+          <w:szCs w:val="24"/>
+        </w:rPr>
+      </w:pPr>
+      <w:proofErr w:type="spellStart"/>
+      <w:r>
+        <w:rPr>
+          <w:rFonts w:ascii="Times New Roman" w:hAnsi="Times New Roman" w:cs="Times New Roman"/>
+          <w:b/>
+          <w:sz w:val="24"/>
+          <w:szCs w:val="24"/>
+        </w:rPr>
+        <w:t>Subquery</w:t>
+      </w:r>
+      <w:proofErr w:type="spellEnd"/>
+      <w:r>
+        <w:rPr>
+          <w:rFonts w:ascii="Times New Roman" w:hAnsi="Times New Roman" w:cs="Times New Roman"/>
+          <w:b/>
+          <w:sz w:val="24"/>
+          <w:szCs w:val="24"/>
+        </w:rPr>
+        <w:t xml:space="preserve">: </w:t>
+      </w:r>
+    </w:p>
+    <w:p>
+      <w:pPr>
+        <w:rPr>
+          <w:rFonts w:ascii="Times New Roman" w:hAnsi="Times New Roman" w:cs="Times New Roman"/>
+          <w:sz w:val="24"/>
+          <w:szCs w:val="24"/>
+        </w:rPr>
+      </w:pPr>
+      <w:r>
+        <w:rPr>
+          <w:rFonts w:ascii="Times New Roman" w:hAnsi="Times New Roman" w:cs="Times New Roman"/>
+          <w:sz w:val="24"/>
+          <w:szCs w:val="24"/>
+        </w:rPr>
+        <w:t xml:space="preserve">A </w:t>
+      </w:r>
+      <w:proofErr w:type="spellStart"/>
+      <w:r>
+        <w:rPr>
+          <w:rFonts w:ascii="Times New Roman" w:hAnsi="Times New Roman" w:cs="Times New Roman"/>
+          <w:sz w:val="24"/>
+          <w:szCs w:val="24"/>
+        </w:rPr>
+        <w:t>subquery</w:t>
+      </w:r>
+      <w:proofErr w:type="spellEnd"/>
+      <w:r>
+        <w:rPr>
+          <w:rFonts w:ascii="Times New Roman" w:hAnsi="Times New Roman" w:cs="Times New Roman"/>
+          <w:sz w:val="24"/>
+          <w:szCs w:val="24"/>
+        </w:rPr>
+        <w:t xml:space="preserve"> is a query nested within another query, and it's enclosed in parentheses. It can be used to retrieve data that will be used in the main query's condition or expression.</w:t>
+      </w:r>
+    </w:p>
+    <w:p>
+      <w:pPr>
+        <w:rPr>
+          <w:rFonts w:ascii="Times New Roman" w:hAnsi="Times New Roman" w:cs="Times New Roman"/>
+          <w:sz w:val="24"/>
+          <w:szCs w:val="24"/>
+        </w:rPr>
+      </w:pPr>
+    </w:p>
+    <w:p>
+      <w:pPr>
+        <w:rPr>
+          <w:rFonts w:ascii="Times New Roman" w:hAnsi="Times New Roman" w:cs="Times New Roman"/>
+          <w:sz w:val="24"/>
+          <w:szCs w:val="24"/>
+        </w:rPr>
+      </w:pPr>
+      <w:r>
+        <w:rPr>
+          <w:rFonts w:ascii="Times New Roman" w:hAnsi="Times New Roman" w:cs="Times New Roman"/>
+          <w:b/>
+          <w:sz w:val="24"/>
+          <w:szCs w:val="24"/>
+        </w:rPr>
+        <w:t>Example:</w:t>
+      </w:r>
+    </w:p>
+    <w:p>
+      <w:pPr>
+        <w:rPr>
+          <w:rFonts w:ascii="Times New Roman" w:hAnsi="Times New Roman" w:cs="Times New Roman"/>
+          <w:sz w:val="24"/>
+          <w:szCs w:val="24"/>
+        </w:rPr>
+      </w:pPr>
+      <w:r>
+        <w:rPr>
+          <w:rFonts w:ascii="Times New Roman" w:hAnsi="Times New Roman" w:cs="Times New Roman"/>
+          <w:sz w:val="24"/>
+          <w:szCs w:val="24"/>
+        </w:rPr>
+        <w:t xml:space="preserve">SELECT </w:t>
+      </w:r>
+      <w:proofErr w:type="spellStart"/>
+      <w:r>
+        <w:rPr>
+          <w:rFonts w:ascii="Times New Roman" w:hAnsi="Times New Roman" w:cs="Times New Roman"/>
+          <w:sz w:val="24"/>
+          <w:szCs w:val="24"/>
+        </w:rPr>
+        <w:t>ProductName</w:t>
+      </w:r>
+      <w:proofErr w:type="spellEnd"/>
+    </w:p>
+    <w:p>
+      <w:pPr>
+        <w:rPr>
+          <w:rFonts w:ascii="Times New Roman" w:hAnsi="Times New Roman" w:cs="Times New Roman"/>
+          <w:sz w:val="24"/>
+          <w:szCs w:val="24"/>
+        </w:rPr>
+      </w:pPr>
+      <w:r>
+        <w:rPr>
+          <w:rFonts w:ascii="Times New Roman" w:hAnsi="Times New Roman" w:cs="Times New Roman"/>
+          <w:sz w:val="24"/>
+          <w:szCs w:val="24"/>
+        </w:rPr>
+        <w:t>FROM Products</w:t>
+      </w:r>
+    </w:p>
+    <w:p>
+      <w:pPr>
+        <w:rPr>
+          <w:rFonts w:ascii="Times New Roman" w:hAnsi="Times New Roman" w:cs="Times New Roman"/>
+          <w:sz w:val="24"/>
+          <w:szCs w:val="24"/>
+        </w:rPr>
+      </w:pPr>
+      <w:r>
+        <w:rPr>
+          <w:rFonts w:ascii="Times New Roman" w:hAnsi="Times New Roman" w:cs="Times New Roman"/>
+          <w:sz w:val="24"/>
+          <w:szCs w:val="24"/>
+        </w:rPr>
+        <w:t xml:space="preserve">WHERE </w:t>
+      </w:r>
+      <w:proofErr w:type="spellStart"/>
+      <w:r>
+        <w:rPr>
+          <w:rFonts w:ascii="Times New Roman" w:hAnsi="Times New Roman" w:cs="Times New Roman"/>
+          <w:sz w:val="24"/>
+          <w:szCs w:val="24"/>
+        </w:rPr>
+        <w:t>CategoryID</w:t>
+      </w:r>
+      <w:proofErr w:type="spellEnd"/>
+      <w:r>
+        <w:rPr>
+          <w:rFonts w:ascii="Times New Roman" w:hAnsi="Times New Roman" w:cs="Times New Roman"/>
+          <w:sz w:val="24"/>
+          <w:szCs w:val="24"/>
+        </w:rPr>
+        <w:t xml:space="preserve"> IN (SELECT </w:t>
+      </w:r>
+      <w:proofErr w:type="spellStart"/>
+      <w:r>
+        <w:rPr>
+          <w:rFonts w:ascii="Times New Roman" w:hAnsi="Times New Roman" w:cs="Times New Roman"/>
+          <w:sz w:val="24"/>
+          <w:szCs w:val="24"/>
+        </w:rPr>
+        <w:t>CategoryID</w:t>
+      </w:r>
+      <w:proofErr w:type="spellEnd"/>
+      <w:r>
+        <w:rPr>
+          <w:rFonts w:ascii="Times New Roman" w:hAnsi="Times New Roman" w:cs="Times New Roman"/>
+          <w:sz w:val="24"/>
+          <w:szCs w:val="24"/>
+        </w:rPr>
+        <w:t xml:space="preserve"> FROM Categories WHERE </w:t>
+      </w:r>
+      <w:proofErr w:type="spellStart"/>
+      <w:r>
+        <w:rPr>
+          <w:rFonts w:ascii="Times New Roman" w:hAnsi="Times New Roman" w:cs="Times New Roman"/>
+          <w:sz w:val="24"/>
+          <w:szCs w:val="24"/>
+        </w:rPr>
+        <w:t>CategoryName</w:t>
+      </w:r>
+      <w:proofErr w:type="spellEnd"/>
+      <w:r>
+        <w:rPr>
+          <w:rFonts w:ascii="Times New Roman" w:hAnsi="Times New Roman" w:cs="Times New Roman"/>
+          <w:sz w:val="24"/>
+          <w:szCs w:val="24"/>
+        </w:rPr>
+        <w:t xml:space="preserve"> = 'Electronics');</w:t>
+      </w:r>
+    </w:p>
+    <w:p>
+      <w:pPr>
+        <w:rPr>
+          <w:rFonts w:ascii="Times New Roman" w:hAnsi="Times New Roman" w:cs="Times New Roman"/>
+          <w:sz w:val="24"/>
+          <w:szCs w:val="24"/>
+        </w:rPr>
+      </w:pPr>
+    </w:p>
+    <w:p>
+      <w:pPr>
+        <w:rPr>
+          <w:rFonts w:ascii="Times New Roman" w:hAnsi="Times New Roman" w:cs="Times New Roman"/>
+          <w:sz w:val="24"/>
+          <w:szCs w:val="24"/>
+        </w:rPr>
+      </w:pPr>
+      <w:r>
+        <w:rPr>
+          <w:rFonts w:ascii="Times New Roman" w:hAnsi="Times New Roman" w:cs="Times New Roman"/>
+          <w:sz w:val="24"/>
+          <w:szCs w:val="24"/>
+        </w:rPr>
+        <w:t xml:space="preserve">In this example, the </w:t>
+      </w:r>
+      <w:proofErr w:type="spellStart"/>
+      <w:r>
+        <w:rPr>
+          <w:rFonts w:ascii="Times New Roman" w:hAnsi="Times New Roman" w:cs="Times New Roman"/>
+          <w:sz w:val="24"/>
+          <w:szCs w:val="24"/>
+        </w:rPr>
+        <w:t>subquery</w:t>
+      </w:r>
+      <w:proofErr w:type="spellEnd"/>
+      <w:r>
+        <w:rPr>
+          <w:rFonts w:ascii="Times New Roman" w:hAnsi="Times New Roman" w:cs="Times New Roman"/>
+          <w:sz w:val="24"/>
+          <w:szCs w:val="24"/>
+        </w:rPr>
+        <w:t xml:space="preserve"> retrieves the </w:t>
+      </w:r>
+      <w:proofErr w:type="spellStart"/>
+      <w:r>
+        <w:rPr>
+          <w:rFonts w:ascii="Times New Roman" w:hAnsi="Times New Roman" w:cs="Times New Roman"/>
+          <w:sz w:val="24"/>
+          <w:szCs w:val="24"/>
+        </w:rPr>
+        <w:t>CategoryID</w:t>
+      </w:r>
+      <w:proofErr w:type="spellEnd"/>
+      <w:r>
+        <w:rPr>
+          <w:rFonts w:ascii="Times New Roman" w:hAnsi="Times New Roman" w:cs="Times New Roman"/>
+          <w:sz w:val="24"/>
+          <w:szCs w:val="24"/>
+        </w:rPr>
+        <w:t xml:space="preserve"> for the category 'Electronics,' and the main query uses that result to find products in the specified category.</w:t>
+      </w:r>
+    </w:p>
+    <w:p>
+      <w:pPr>
+        <w:rPr>
+          <w:rFonts w:ascii="Times New Roman" w:hAnsi="Times New Roman" w:cs="Times New Roman"/>
+          <w:b/>
+          <w:sz w:val="24"/>
+          <w:szCs w:val="24"/>
+        </w:rPr>
+      </w:pPr>
+      <w:r>
+        <w:rPr>
+          <w:rFonts w:ascii="Times New Roman" w:hAnsi="Times New Roman" w:cs="Times New Roman"/>
+          <w:b/>
+          <w:sz w:val="24"/>
+          <w:szCs w:val="24"/>
+        </w:rPr>
+        <w:t xml:space="preserve">Types of </w:t>
+      </w:r>
+      <w:proofErr w:type="spellStart"/>
+      <w:r>
+        <w:rPr>
+          <w:rFonts w:ascii="Times New Roman" w:hAnsi="Times New Roman" w:cs="Times New Roman"/>
+          <w:b/>
+          <w:sz w:val="24"/>
+          <w:szCs w:val="24"/>
+        </w:rPr>
+        <w:t>Subqueries</w:t>
+      </w:r>
+      <w:proofErr w:type="spellEnd"/>
+      <w:r>
+        <w:rPr>
+          <w:rFonts w:ascii="Times New Roman" w:hAnsi="Times New Roman" w:cs="Times New Roman"/>
+          <w:b/>
+          <w:sz w:val="24"/>
+          <w:szCs w:val="24"/>
+        </w:rPr>
+        <w:t>:</w:t>
+      </w:r>
+    </w:p>
+    <w:p>
+      <w:pPr>
+        <w:rPr>
+          <w:rFonts w:ascii="Times New Roman" w:hAnsi="Times New Roman" w:cs="Times New Roman"/>
+          <w:sz w:val="24"/>
+          <w:szCs w:val="24"/>
+        </w:rPr>
+      </w:pPr>
+      <w:r>
+        <w:rPr>
+          <w:rFonts w:ascii="Times New Roman" w:hAnsi="Times New Roman" w:cs="Times New Roman"/>
+          <w:b/>
+          <w:sz w:val="24"/>
+          <w:szCs w:val="24"/>
+        </w:rPr>
+        <w:t xml:space="preserve">Single-row </w:t>
+      </w:r>
+      <w:proofErr w:type="spellStart"/>
+      <w:r>
+        <w:rPr>
+          <w:rFonts w:ascii="Times New Roman" w:hAnsi="Times New Roman" w:cs="Times New Roman"/>
+          <w:b/>
+          <w:sz w:val="24"/>
+          <w:szCs w:val="24"/>
+        </w:rPr>
+        <w:t>Subquery</w:t>
+      </w:r>
+      <w:proofErr w:type="spellEnd"/>
+      <w:r>
+        <w:rPr>
+          <w:rFonts w:ascii="Times New Roman" w:hAnsi="Times New Roman" w:cs="Times New Roman"/>
+          <w:b/>
+          <w:sz w:val="24"/>
+          <w:szCs w:val="24"/>
+        </w:rPr>
+        <w:t>:</w:t>
+      </w:r>
+      <w:r>
+        <w:rPr>
+          <w:rFonts w:ascii="Times New Roman" w:hAnsi="Times New Roman" w:cs="Times New Roman"/>
+          <w:sz w:val="24"/>
+          <w:szCs w:val="24"/>
+        </w:rPr>
+        <w:t xml:space="preserve"> </w:t>
+      </w:r>
+    </w:p>
+    <w:p>
+      <w:pPr>
+        <w:rPr>
+          <w:rFonts w:ascii="Times New Roman" w:hAnsi="Times New Roman" w:cs="Times New Roman"/>
+          <w:sz w:val="24"/>
+          <w:szCs w:val="24"/>
+        </w:rPr>
+      </w:pPr>
+      <w:r>
+        <w:rPr>
+          <w:rFonts w:ascii="Times New Roman" w:hAnsi="Times New Roman" w:cs="Times New Roman"/>
+          <w:sz w:val="24"/>
+          <w:szCs w:val="24"/>
+        </w:rPr>
+        <w:t xml:space="preserve">A </w:t>
+      </w:r>
+      <w:proofErr w:type="spellStart"/>
+      <w:r>
+        <w:rPr>
+          <w:rFonts w:ascii="Times New Roman" w:hAnsi="Times New Roman" w:cs="Times New Roman"/>
+          <w:sz w:val="24"/>
+          <w:szCs w:val="24"/>
+        </w:rPr>
+        <w:t>subquery</w:t>
+      </w:r>
+      <w:proofErr w:type="spellEnd"/>
+      <w:r>
+        <w:rPr>
+          <w:rFonts w:ascii="Times New Roman" w:hAnsi="Times New Roman" w:cs="Times New Roman"/>
+          <w:sz w:val="24"/>
+          <w:szCs w:val="24"/>
+        </w:rPr>
+        <w:t xml:space="preserve"> that returns only one row, often used with single-row comparison operators (e.g</w:t>
+      </w:r>
+      <w:proofErr w:type="gramStart"/>
+      <w:r>
+        <w:rPr>
+          <w:rFonts w:ascii="Times New Roman" w:hAnsi="Times New Roman" w:cs="Times New Roman"/>
+          <w:sz w:val="24"/>
+          <w:szCs w:val="24"/>
+        </w:rPr>
+        <w:t>.,</w:t>
+      </w:r>
+      <w:proofErr w:type="gramEnd"/>
+      <w:r>
+        <w:rPr>
+          <w:rFonts w:ascii="Times New Roman" w:hAnsi="Times New Roman" w:cs="Times New Roman"/>
+          <w:sz w:val="24"/>
+          <w:szCs w:val="24"/>
+        </w:rPr>
+        <w:t xml:space="preserve"> =, &gt;, &lt;).</w:t>
+      </w:r>
+    </w:p>
+    <w:p>
+      <w:pPr>
+        <w:rPr>
+          <w:rFonts w:ascii="Times New Roman" w:hAnsi="Times New Roman" w:cs="Times New Roman"/>
+          <w:sz w:val="24"/>
+          <w:szCs w:val="24"/>
+        </w:rPr>
+      </w:pPr>
+      <w:r>
+        <w:rPr>
+          <w:rFonts w:ascii="Times New Roman" w:hAnsi="Times New Roman" w:cs="Times New Roman"/>
+          <w:b/>
+          <w:sz w:val="24"/>
+          <w:szCs w:val="24"/>
+        </w:rPr>
+        <w:t xml:space="preserve">Multiple-row </w:t>
+      </w:r>
+      <w:proofErr w:type="spellStart"/>
+      <w:r>
+        <w:rPr>
+          <w:rFonts w:ascii="Times New Roman" w:hAnsi="Times New Roman" w:cs="Times New Roman"/>
+          <w:b/>
+          <w:sz w:val="24"/>
+          <w:szCs w:val="24"/>
+        </w:rPr>
+        <w:t>Subquery</w:t>
+      </w:r>
+      <w:proofErr w:type="spellEnd"/>
+      <w:r>
+        <w:rPr>
+          <w:rFonts w:ascii="Times New Roman" w:hAnsi="Times New Roman" w:cs="Times New Roman"/>
+          <w:b/>
+          <w:sz w:val="24"/>
+          <w:szCs w:val="24"/>
+        </w:rPr>
+        <w:t xml:space="preserve">: </w:t>
+      </w:r>
+    </w:p>
+    <w:p>
+      <w:pPr>
+        <w:rPr>
+          <w:rFonts w:ascii="Times New Roman" w:hAnsi="Times New Roman" w:cs="Times New Roman"/>
+          <w:sz w:val="24"/>
+          <w:szCs w:val="24"/>
+        </w:rPr>
+      </w:pPr>
+      <w:r>
+        <w:rPr>
+          <w:rFonts w:ascii="Times New Roman" w:hAnsi="Times New Roman" w:cs="Times New Roman"/>
+          <w:sz w:val="24"/>
+          <w:szCs w:val="24"/>
+        </w:rPr>
+        <w:t xml:space="preserve">A </w:t>
+      </w:r>
+      <w:proofErr w:type="spellStart"/>
+      <w:r>
+        <w:rPr>
+          <w:rFonts w:ascii="Times New Roman" w:hAnsi="Times New Roman" w:cs="Times New Roman"/>
+          <w:sz w:val="24"/>
+          <w:szCs w:val="24"/>
+        </w:rPr>
+        <w:t>subquery</w:t>
+      </w:r>
+      <w:proofErr w:type="spellEnd"/>
+      <w:r>
+        <w:rPr>
+          <w:rFonts w:ascii="Times New Roman" w:hAnsi="Times New Roman" w:cs="Times New Roman"/>
+          <w:sz w:val="24"/>
+          <w:szCs w:val="24"/>
+        </w:rPr>
+        <w:t xml:space="preserve"> that returns multiple rows, often used with multiple-row comparison operators (e.g., IN, ANY, ALL).</w:t>
+      </w:r>
+    </w:p>
+    <w:p>
+      <w:pPr>
+        <w:rPr>
+          <w:rFonts w:ascii="Times New Roman" w:hAnsi="Times New Roman" w:cs="Times New Roman"/>
+          <w:sz w:val="24"/>
+          <w:szCs w:val="24"/>
+        </w:rPr>
+      </w:pPr>
+      <w:r>
+        <w:rPr>
+          <w:rFonts w:ascii="Times New Roman" w:hAnsi="Times New Roman" w:cs="Times New Roman"/>
+          <w:b/>
+          <w:sz w:val="24"/>
+          <w:szCs w:val="24"/>
+        </w:rPr>
+        <w:t xml:space="preserve">Correlated </w:t>
+      </w:r>
+      <w:proofErr w:type="spellStart"/>
+      <w:r>
+        <w:rPr>
+          <w:rFonts w:ascii="Times New Roman" w:hAnsi="Times New Roman" w:cs="Times New Roman"/>
+          <w:b/>
+          <w:sz w:val="24"/>
+          <w:szCs w:val="24"/>
+        </w:rPr>
+        <w:t>Subquery</w:t>
+      </w:r>
+      <w:proofErr w:type="spellEnd"/>
+      <w:r>
+        <w:rPr>
+          <w:rFonts w:ascii="Times New Roman" w:hAnsi="Times New Roman" w:cs="Times New Roman"/>
+          <w:b/>
+          <w:sz w:val="24"/>
+          <w:szCs w:val="24"/>
+        </w:rPr>
+        <w:t>:</w:t>
+      </w:r>
+      <w:r>
+        <w:rPr>
+          <w:rFonts w:ascii="Times New Roman" w:hAnsi="Times New Roman" w:cs="Times New Roman"/>
+          <w:sz w:val="24"/>
+          <w:szCs w:val="24"/>
+        </w:rPr>
+        <w:t xml:space="preserve"> </w:t>
+      </w:r>
+    </w:p>
+    <w:p>
+      <w:pPr>
+        <w:rPr>
+          <w:rFonts w:ascii="Times New Roman" w:hAnsi="Times New Roman" w:cs="Times New Roman"/>
+          <w:sz w:val="24"/>
+          <w:szCs w:val="24"/>
+        </w:rPr>
+      </w:pPr>
+      <w:proofErr w:type="gramStart"/>
+      <w:r>
+        <w:rPr>
+          <w:rFonts w:ascii="Times New Roman" w:hAnsi="Times New Roman" w:cs="Times New Roman"/>
+          <w:sz w:val="24"/>
+          <w:szCs w:val="24"/>
+        </w:rPr>
+        <w:t xml:space="preserve">A </w:t>
+      </w:r>
+      <w:proofErr w:type="spellStart"/>
+      <w:r>
+        <w:rPr>
+          <w:rFonts w:ascii="Times New Roman" w:hAnsi="Times New Roman" w:cs="Times New Roman"/>
+          <w:sz w:val="24"/>
+          <w:szCs w:val="24"/>
+        </w:rPr>
+        <w:t>subquery</w:t>
+      </w:r>
+      <w:proofErr w:type="spellEnd"/>
+      <w:r>
+        <w:rPr>
+          <w:rFonts w:ascii="Times New Roman" w:hAnsi="Times New Roman" w:cs="Times New Roman"/>
+          <w:sz w:val="24"/>
+          <w:szCs w:val="24"/>
+        </w:rPr>
+        <w:t xml:space="preserve"> that refers to columns from the outer query, making the </w:t>
+      </w:r>
+      <w:proofErr w:type="spellStart"/>
+      <w:r>
+        <w:rPr>
+          <w:rFonts w:ascii="Times New Roman" w:hAnsi="Times New Roman" w:cs="Times New Roman"/>
+          <w:sz w:val="24"/>
+          <w:szCs w:val="24"/>
+        </w:rPr>
+        <w:t>subquery</w:t>
+      </w:r>
+      <w:proofErr w:type="spellEnd"/>
+      <w:r>
+        <w:rPr>
+          <w:rFonts w:ascii="Times New Roman" w:hAnsi="Times New Roman" w:cs="Times New Roman"/>
+          <w:sz w:val="24"/>
+          <w:szCs w:val="24"/>
+        </w:rPr>
+        <w:t xml:space="preserve"> dependent on the outer query.</w:t>
+      </w:r>
+      <w:proofErr w:type="gramEnd"/>
+    </w:p>
+    <w:p>
+      <w:pPr>
+        <w:rPr>
+          <w:rFonts w:ascii="Times New Roman" w:hAnsi="Times New Roman" w:cs="Times New Roman"/>
+          <w:b/>
+          <w:sz w:val="24"/>
+          <w:szCs w:val="24"/>
+        </w:rPr>
+      </w:pPr>
+      <w:r>
+        <w:rPr>
+          <w:rFonts w:ascii="Times New Roman" w:hAnsi="Times New Roman" w:cs="Times New Roman"/>
+          <w:b/>
+          <w:sz w:val="24"/>
+          <w:szCs w:val="24"/>
+        </w:rPr>
+        <w:t>Use Cases:</w:t>
+      </w:r>
+    </w:p>
+    <w:p>
+      <w:pPr>
+        <w:rPr>
+          <w:rFonts w:ascii="Times New Roman" w:hAnsi="Times New Roman" w:cs="Times New Roman"/>
+          <w:sz w:val="24"/>
+          <w:szCs w:val="24"/>
+        </w:rPr>
+      </w:pPr>
+      <w:r>
+        <w:rPr>
+          <w:rFonts w:ascii="Times New Roman" w:hAnsi="Times New Roman" w:cs="Times New Roman"/>
+          <w:b/>
+          <w:sz w:val="24"/>
+          <w:szCs w:val="24"/>
+        </w:rPr>
+        <w:t>Filtering Data:</w:t>
+      </w:r>
+      <w:r>
+        <w:rPr>
+          <w:rFonts w:ascii="Times New Roman" w:hAnsi="Times New Roman" w:cs="Times New Roman"/>
+          <w:sz w:val="24"/>
+          <w:szCs w:val="24"/>
+        </w:rPr>
+        <w:t xml:space="preserve"> </w:t>
+      </w:r>
+    </w:p>
+    <w:p>
+      <w:pPr>
+        <w:rPr>
+          <w:rFonts w:ascii="Times New Roman" w:hAnsi="Times New Roman" w:cs="Times New Roman"/>
+          <w:sz w:val="24"/>
+          <w:szCs w:val="24"/>
+        </w:rPr>
+      </w:pPr>
+      <w:proofErr w:type="spellStart"/>
+      <w:r>
+        <w:rPr>
+          <w:rFonts w:ascii="Times New Roman" w:hAnsi="Times New Roman" w:cs="Times New Roman"/>
+          <w:sz w:val="24"/>
+          <w:szCs w:val="24"/>
+        </w:rPr>
+        <w:t>Subqueries</w:t>
+      </w:r>
+      <w:proofErr w:type="spellEnd"/>
+      <w:r>
+        <w:rPr>
+          <w:rFonts w:ascii="Times New Roman" w:hAnsi="Times New Roman" w:cs="Times New Roman"/>
+          <w:sz w:val="24"/>
+          <w:szCs w:val="24"/>
+        </w:rPr>
+        <w:t xml:space="preserve"> can be used to filter data based on conditions derived from another table.</w:t>
+      </w:r>
+    </w:p>
+    <w:p>
+      <w:pPr>
+        <w:rPr>
+          <w:rFonts w:ascii="Times New Roman" w:hAnsi="Times New Roman" w:cs="Times New Roman"/>
+          <w:sz w:val="24"/>
+          <w:szCs w:val="24"/>
+        </w:rPr>
+      </w:pPr>
+      <w:r>
+        <w:rPr>
+          <w:rFonts w:ascii="Times New Roman" w:hAnsi="Times New Roman" w:cs="Times New Roman"/>
+          <w:b/>
+          <w:sz w:val="24"/>
+          <w:szCs w:val="24"/>
+        </w:rPr>
+        <w:t>Data Modification:</w:t>
+      </w:r>
+      <w:r>
+        <w:rPr>
+          <w:rFonts w:ascii="Times New Roman" w:hAnsi="Times New Roman" w:cs="Times New Roman"/>
+          <w:sz w:val="24"/>
+          <w:szCs w:val="24"/>
+        </w:rPr>
+        <w:t xml:space="preserve"> </w:t>
+      </w:r>
+    </w:p>
+    <w:p>
+      <w:pPr>
+        <w:rPr>
+          <w:rFonts w:ascii="Times New Roman" w:hAnsi="Times New Roman" w:cs="Times New Roman"/>
+          <w:sz w:val="24"/>
+          <w:szCs w:val="24"/>
+        </w:rPr>
+      </w:pPr>
+      <w:proofErr w:type="spellStart"/>
+      <w:r>
+        <w:rPr>
+          <w:rFonts w:ascii="Times New Roman" w:hAnsi="Times New Roman" w:cs="Times New Roman"/>
+          <w:sz w:val="24"/>
+          <w:szCs w:val="24"/>
+        </w:rPr>
+        <w:t>Subqueries</w:t>
+      </w:r>
+      <w:proofErr w:type="spellEnd"/>
+      <w:r>
+        <w:rPr>
+          <w:rFonts w:ascii="Times New Roman" w:hAnsi="Times New Roman" w:cs="Times New Roman"/>
+          <w:sz w:val="24"/>
+          <w:szCs w:val="24"/>
+        </w:rPr>
+        <w:t xml:space="preserve"> can be used to provide values for INSERT, UPDATE, or DELETE statements.</w:t>
+      </w:r>
+    </w:p>
+    <w:p>
+      <w:pPr>
+        <w:rPr>
+          <w:rFonts w:ascii="Times New Roman" w:hAnsi="Times New Roman" w:cs="Times New Roman"/>
+          <w:b/>
+          <w:sz w:val="24"/>
+          <w:szCs w:val="24"/>
+        </w:rPr>
+      </w:pPr>
+      <w:r>
+        <w:rPr>
+          <w:rFonts w:ascii="Times New Roman" w:hAnsi="Times New Roman" w:cs="Times New Roman"/>
+          <w:b/>
+          <w:sz w:val="24"/>
+          <w:szCs w:val="24"/>
+        </w:rPr>
+        <w:lastRenderedPageBreak/>
+        <w:t>Aggregate Calculations:</w:t>
+      </w:r>
+    </w:p>
+    <w:p>
+      <w:pPr>
+        <w:rPr>
+          <w:rFonts w:ascii="Times New Roman" w:hAnsi="Times New Roman" w:cs="Times New Roman"/>
+          <w:sz w:val="24"/>
+          <w:szCs w:val="24"/>
+        </w:rPr>
+      </w:pPr>
+      <w:r>
+        <w:rPr>
+          <w:rFonts w:ascii="Times New Roman" w:hAnsi="Times New Roman" w:cs="Times New Roman"/>
+          <w:sz w:val="24"/>
+          <w:szCs w:val="24"/>
+        </w:rPr>
+        <w:t xml:space="preserve"> </w:t>
+      </w:r>
+      <w:proofErr w:type="spellStart"/>
+      <w:r>
+        <w:rPr>
+          <w:rFonts w:ascii="Times New Roman" w:hAnsi="Times New Roman" w:cs="Times New Roman"/>
+          <w:sz w:val="24"/>
+          <w:szCs w:val="24"/>
+        </w:rPr>
+        <w:t>Subqueries</w:t>
+      </w:r>
+      <w:proofErr w:type="spellEnd"/>
+      <w:r>
+        <w:rPr>
+          <w:rFonts w:ascii="Times New Roman" w:hAnsi="Times New Roman" w:cs="Times New Roman"/>
+          <w:sz w:val="24"/>
+          <w:szCs w:val="24"/>
+        </w:rPr>
+        <w:t xml:space="preserve"> can be used to perform aggregate calculations on subsets of data.</w:t>
+      </w:r>
+    </w:p>
+    <w:p>
+      <w:pPr>
+        <w:rPr>
+          <w:rFonts w:ascii="Times New Roman" w:hAnsi="Times New Roman" w:cs="Times New Roman"/>
+          <w:sz w:val="24"/>
+          <w:szCs w:val="24"/>
+        </w:rPr>
+      </w:pPr>
+    </w:p>
+    <w:p>
+      <w:pPr>
+        <w:rPr>
+          <w:rFonts w:ascii="Times New Roman" w:hAnsi="Times New Roman" w:cs="Times New Roman"/>
+          <w:sz w:val="24"/>
+          <w:szCs w:val="24"/>
+        </w:rPr>
+      </w:pPr>
+      <w:r>
+        <w:rPr>
+          <w:rFonts w:ascii="Times New Roman" w:hAnsi="Times New Roman" w:cs="Times New Roman"/>
+          <w:sz w:val="24"/>
+          <w:szCs w:val="24"/>
+        </w:rPr>
+        <w:t xml:space="preserve">Understanding </w:t>
+      </w:r>
+      <w:proofErr w:type="spellStart"/>
+      <w:r>
+        <w:rPr>
+          <w:rFonts w:ascii="Times New Roman" w:hAnsi="Times New Roman" w:cs="Times New Roman"/>
+          <w:sz w:val="24"/>
+          <w:szCs w:val="24"/>
+        </w:rPr>
+        <w:t>subqueries</w:t>
+      </w:r>
+      <w:proofErr w:type="spellEnd"/>
+      <w:r>
+        <w:rPr>
+          <w:rFonts w:ascii="Times New Roman" w:hAnsi="Times New Roman" w:cs="Times New Roman"/>
+          <w:sz w:val="24"/>
+          <w:szCs w:val="24"/>
+        </w:rPr>
+        <w:t xml:space="preserve"> is crucial for writing complex and efficient SQL queries. They provide a way to break down problems into smaller, manageable pieces and allow for more flexible and expressive queries.</w:t>
+      </w:r>
+    </w:p>
+    <w:p>
+      <w:pPr>
+        <w:rPr>
+          <w:rFonts w:ascii="Times New Roman" w:hAnsi="Times New Roman" w:cs="Times New Roman"/>
+          <w:sz w:val="24"/>
+          <w:szCs w:val="24"/>
+        </w:rPr>
+      </w:pPr>
+    </w:p>
+    <w:p>
+      <w:pPr>
+        <w:rPr>
+          <w:rFonts w:ascii="Times New Roman" w:hAnsi="Times New Roman" w:cs="Times New Roman"/>
+          <w:sz w:val="24"/>
+          <w:szCs w:val="24"/>
+        </w:rPr>
+      </w:pPr>
+    </w:p>
+    <w:p>
+      <w:pPr>
+        <w:rPr>
+          <w:rFonts w:ascii="Times New Roman" w:hAnsi="Times New Roman" w:cs="Times New Roman"/>
+          <w:sz w:val="24"/>
+          <w:szCs w:val="24"/>
+        </w:rPr>
+      </w:pPr>
+    </w:p>
+    <w:p>
+      <w:pPr>
+        <w:rPr>
+          <w:rFonts w:ascii="Times New Roman" w:hAnsi="Times New Roman" w:cs="Times New Roman"/>
+          <w:sz w:val="24"/>
+          <w:szCs w:val="24"/>
+        </w:rPr>
+      </w:pPr>
+    </w:p>
+    <w:p>
+      <w:pPr>
+        <w:rPr>
+          <w:rFonts w:ascii="Times New Roman" w:hAnsi="Times New Roman" w:cs="Times New Roman"/>
+          <w:sz w:val="24"/>
+          <w:szCs w:val="24"/>
+        </w:rPr>
+      </w:pPr>
+    </w:p>
+    <w:p>
+      <w:pPr>
+        <w:rPr>
+          <w:rFonts w:ascii="Times New Roman" w:hAnsi="Times New Roman" w:cs="Times New Roman"/>
+          <w:sz w:val="24"/>
+          <w:szCs w:val="24"/>
+        </w:rPr>
+      </w:pPr>
+    </w:p>
+    <w:p>
+      <w:pPr>
+        <w:rPr>
+          <w:rFonts w:ascii="Times New Roman" w:hAnsi="Times New Roman" w:cs="Times New Roman"/>
+          <w:sz w:val="24"/>
+          <w:szCs w:val="24"/>
+        </w:rPr>
+      </w:pPr>
+    </w:p>
+    <w:p>
+      <w:pPr>
+        <w:rPr>
+          <w:rFonts w:ascii="Times New Roman" w:hAnsi="Times New Roman" w:cs="Times New Roman"/>
+          <w:sz w:val="24"/>
+          <w:szCs w:val="24"/>
+        </w:rPr>
+      </w:pPr>
+    </w:p>
+    <w:p>
+      <w:pPr>
+        <w:rPr>
+          <w:rFonts w:ascii="Times New Roman" w:hAnsi="Times New Roman" w:cs="Times New Roman"/>
+          <w:sz w:val="24"/>
+          <w:szCs w:val="24"/>
+        </w:rPr>
+      </w:pPr>
+    </w:p>
+    <w:p>
+      <w:pPr>
+        <w:rPr>
+          <w:rFonts w:ascii="Times New Roman" w:hAnsi="Times New Roman" w:cs="Times New Roman"/>
+          <w:sz w:val="24"/>
+          <w:szCs w:val="24"/>
+        </w:rPr>
+      </w:pPr>
+    </w:p>
+    <w:p>
+      <w:pPr>
+        <w:rPr>
+          <w:rFonts w:ascii="Times New Roman" w:hAnsi="Times New Roman" w:cs="Times New Roman"/>
+          <w:sz w:val="24"/>
+          <w:szCs w:val="24"/>
+        </w:rPr>
+      </w:pPr>
+    </w:p>
+    <w:p>
+      <w:pPr>
+        <w:rPr>
+          <w:rFonts w:ascii="Times New Roman" w:hAnsi="Times New Roman" w:cs="Times New Roman"/>
+          <w:sz w:val="24"/>
+          <w:szCs w:val="24"/>
+        </w:rPr>
+      </w:pPr>
+    </w:p>
+    <w:p>
+      <w:pPr>
+        <w:rPr>
+          <w:rFonts w:ascii="Times New Roman" w:hAnsi="Times New Roman" w:cs="Times New Roman"/>
+          <w:sz w:val="24"/>
+          <w:szCs w:val="24"/>
+        </w:rPr>
+      </w:pPr>
+    </w:p>
+    <w:p>
+      <w:pPr>
+        <w:rPr>
+          <w:rFonts w:ascii="Times New Roman" w:hAnsi="Times New Roman" w:cs="Times New Roman"/>
+          <w:sz w:val="24"/>
+          <w:szCs w:val="24"/>
+        </w:rPr>
+      </w:pPr>
+    </w:p>
+    <w:p>
+      <w:pPr>
+        <w:rPr>
+          <w:rFonts w:ascii="Times New Roman" w:hAnsi="Times New Roman" w:cs="Times New Roman"/>
+          <w:sz w:val="24"/>
+          <w:szCs w:val="24"/>
+        </w:rPr>
+      </w:pPr>
+    </w:p>
+    <w:p>
+      <w:pPr>
+        <w:rPr>
+          <w:rFonts w:ascii="Times New Roman" w:hAnsi="Times New Roman" w:cs="Times New Roman"/>
+          <w:sz w:val="24"/>
+          <w:szCs w:val="24"/>
+        </w:rPr>
+      </w:pPr>
+    </w:p>
+    <w:p>
+      <w:pPr>
+        <w:rPr>
+          <w:rFonts w:ascii="Times New Roman" w:hAnsi="Times New Roman" w:cs="Times New Roman"/>
+          <w:sz w:val="24"/>
+          <w:szCs w:val="24"/>
+        </w:rPr>
+      </w:pPr>
+    </w:p>
+    <w:p>
+      <w:pPr>
+        <w:rPr>
+          <w:rFonts w:ascii="Times New Roman" w:hAnsi="Times New Roman" w:cs="Times New Roman"/>
+          <w:sz w:val="24"/>
+          <w:szCs w:val="24"/>
+        </w:rPr>
+      </w:pPr>
+    </w:p>
+    <w:p>
+      <w:pPr>
+        <w:rPr>
+          <w:rFonts w:ascii="Times New Roman" w:hAnsi="Times New Roman" w:cs="Times New Roman"/>
+          <w:b/>
+          <w:sz w:val="24"/>
+          <w:szCs w:val="24"/>
+        </w:rPr>
+      </w:pPr>
+    </w:p>
+    <w:p>
+      <w:pPr>
+        <w:rPr>
+          <w:rFonts w:ascii="Times New Roman" w:hAnsi="Times New Roman" w:cs="Times New Roman"/>
+          <w:b/>
+          <w:sz w:val="24"/>
+          <w:szCs w:val="24"/>
+        </w:rPr>
+      </w:pPr>
+    </w:p>
+    <w:p>
+      <w:pPr>
+        <w:rPr>
+          <w:rFonts w:ascii="Times New Roman" w:hAnsi="Times New Roman" w:cs="Times New Roman"/>
+          <w:b/>
+          <w:sz w:val="24"/>
+          <w:szCs w:val="24"/>
+        </w:rPr>
+      </w:pPr>
+    </w:p>
+    <w:p>
+      <w:pPr>
+        <w:rPr>
+          <w:rFonts w:ascii="Times New Roman" w:hAnsi="Times New Roman" w:cs="Times New Roman"/>
+          <w:b/>
+          <w:sz w:val="24"/>
+          <w:szCs w:val="24"/>
+        </w:rPr>
+      </w:pPr>
+    </w:p>
+    <w:p>
+      <w:pPr>
+        <w:rPr>
+          <w:rFonts w:ascii="Times New Roman" w:hAnsi="Times New Roman" w:cs="Times New Roman"/>
+          <w:b/>
+          <w:sz w:val="24"/>
+          <w:szCs w:val="24"/>
+        </w:rPr>
+      </w:pPr>
+    </w:p>
+    <w:p>
+      <w:pPr>
+        <w:rPr>
+          <w:rFonts w:ascii="Times New Roman" w:hAnsi="Times New Roman" w:cs="Times New Roman"/>
+          <w:sz w:val="24"/>
+          <w:szCs w:val="24"/>
+        </w:rPr>
+      </w:pPr>
+      <w:r>
+        <w:rPr>
+          <w:rFonts w:ascii="Times New Roman" w:hAnsi="Times New Roman" w:cs="Times New Roman"/>
+          <w:b/>
+          <w:sz w:val="24"/>
+          <w:szCs w:val="24"/>
+        </w:rPr>
+        <w:lastRenderedPageBreak/>
+        <w:t>10</w:t>
+      </w:r>
+      <w:proofErr w:type="gramStart"/>
+      <w:r>
+        <w:rPr>
+          <w:rFonts w:ascii="Times New Roman" w:hAnsi="Times New Roman" w:cs="Times New Roman"/>
+          <w:b/>
+          <w:sz w:val="24"/>
+          <w:szCs w:val="24"/>
+        </w:rPr>
+        <w:t>)Variable</w:t>
+      </w:r>
+      <w:proofErr w:type="gramEnd"/>
+      <w:r>
+        <w:rPr>
+          <w:rFonts w:ascii="Times New Roman" w:hAnsi="Times New Roman" w:cs="Times New Roman"/>
+          <w:b/>
+          <w:sz w:val="24"/>
+          <w:szCs w:val="24"/>
+        </w:rPr>
+        <w:t xml:space="preserve"> creation:</w:t>
+      </w:r>
+    </w:p>
+    <w:p>
+      <w:pPr>
+        <w:rPr>
+          <w:rFonts w:ascii="Times New Roman" w:hAnsi="Times New Roman" w:cs="Times New Roman"/>
+          <w:sz w:val="24"/>
+          <w:szCs w:val="24"/>
+        </w:rPr>
+      </w:pPr>
+      <w:r>
+        <w:rPr>
+          <w:rFonts w:ascii="Times New Roman" w:hAnsi="Times New Roman" w:cs="Times New Roman"/>
+          <w:sz w:val="24"/>
+          <w:szCs w:val="24"/>
+        </w:rPr>
+        <w:t xml:space="preserve">In SQL, you can create variables to store and manipulate data within a script or a batch of statements. The syntax for creating variables varies slightly between different database management systems. Here are examples for two popular systems: Microsoft SQL Server and </w:t>
+      </w:r>
+      <w:proofErr w:type="spellStart"/>
+      <w:r>
+        <w:rPr>
+          <w:rFonts w:ascii="Times New Roman" w:hAnsi="Times New Roman" w:cs="Times New Roman"/>
+          <w:sz w:val="24"/>
+          <w:szCs w:val="24"/>
+        </w:rPr>
+        <w:t>MySQL</w:t>
+      </w:r>
+      <w:proofErr w:type="spellEnd"/>
+      <w:r>
+        <w:rPr>
+          <w:rFonts w:ascii="Times New Roman" w:hAnsi="Times New Roman" w:cs="Times New Roman"/>
+          <w:sz w:val="24"/>
+          <w:szCs w:val="24"/>
+        </w:rPr>
+        <w:t>.</w:t>
+      </w:r>
+    </w:p>
+    <w:p>
+      <w:pPr>
+        <w:rPr>
+          <w:rFonts w:ascii="Times New Roman" w:hAnsi="Times New Roman" w:cs="Times New Roman"/>
+          <w:sz w:val="24"/>
+          <w:szCs w:val="24"/>
+        </w:rPr>
+      </w:pPr>
+    </w:p>
+    <w:p>
+      <w:pPr>
+        <w:rPr>
+          <w:rFonts w:ascii="Times New Roman" w:hAnsi="Times New Roman" w:cs="Times New Roman"/>
+          <w:b/>
+          <w:sz w:val="24"/>
+          <w:szCs w:val="24"/>
+        </w:rPr>
+      </w:pPr>
+      <w:r>
+        <w:rPr>
+          <w:rFonts w:ascii="Times New Roman" w:hAnsi="Times New Roman" w:cs="Times New Roman"/>
+          <w:b/>
+          <w:sz w:val="24"/>
+          <w:szCs w:val="24"/>
+        </w:rPr>
+        <w:t>Microsoft SQL Server:</w:t>
+      </w:r>
+    </w:p>
+    <w:p>
+      <w:pPr>
+        <w:rPr>
+          <w:rFonts w:ascii="Times New Roman" w:hAnsi="Times New Roman" w:cs="Times New Roman"/>
+          <w:sz w:val="24"/>
+          <w:szCs w:val="24"/>
+        </w:rPr>
+      </w:pPr>
+      <w:r>
+        <w:rPr>
+          <w:rFonts w:ascii="Times New Roman" w:hAnsi="Times New Roman" w:cs="Times New Roman"/>
+          <w:sz w:val="24"/>
+          <w:szCs w:val="24"/>
+        </w:rPr>
+        <w:t>In SQL Server, you can use the DECLARE statement to create a variable. Here's an example:</w:t>
+      </w:r>
+    </w:p>
+    <w:p>
+      <w:pPr>
+        <w:rPr>
+          <w:rFonts w:ascii="Times New Roman" w:hAnsi="Times New Roman" w:cs="Times New Roman"/>
+          <w:sz w:val="24"/>
+          <w:szCs w:val="24"/>
+        </w:rPr>
+      </w:pPr>
+    </w:p>
+    <w:p>
+      <w:pPr>
+        <w:rPr>
+          <w:rFonts w:ascii="Times New Roman" w:hAnsi="Times New Roman" w:cs="Times New Roman"/>
+          <w:sz w:val="24"/>
+          <w:szCs w:val="24"/>
+        </w:rPr>
+      </w:pPr>
+      <w:r>
+        <w:rPr>
+          <w:rFonts w:ascii="Times New Roman" w:hAnsi="Times New Roman" w:cs="Times New Roman"/>
+          <w:sz w:val="24"/>
+          <w:szCs w:val="24"/>
+        </w:rPr>
         <w:t>DECLARE @</w:t>
       </w:r>
       <w:proofErr w:type="spellStart"/>
@@ -9081,7 +11276,7 @@
           <w:sz w:val="24"/>
           <w:szCs w:val="24"/>
         </w:rPr>
-        <w:t>InputParameter</w:t>
+        <w:t>VariableName</w:t>
       </w:r>
       <w:proofErr w:type="spellEnd"/>
       <w:r>
@@ -9092,6 +11287,120 @@
         </w:rPr>
         <w:t xml:space="preserve"> </w:t>
       </w:r>
+      <w:proofErr w:type="spellStart"/>
+      <w:r>
+        <w:rPr>
+          <w:rFonts w:ascii="Times New Roman" w:hAnsi="Times New Roman" w:cs="Times New Roman"/>
+          <w:sz w:val="24"/>
+          <w:szCs w:val="24"/>
+        </w:rPr>
+        <w:t>DataType</w:t>
+      </w:r>
+      <w:proofErr w:type="spellEnd"/>
+      <w:r>
+        <w:rPr>
+          <w:rFonts w:ascii="Times New Roman" w:hAnsi="Times New Roman" w:cs="Times New Roman"/>
+          <w:sz w:val="24"/>
+          <w:szCs w:val="24"/>
+        </w:rPr>
+        <w:t>;</w:t>
+      </w:r>
+    </w:p>
+    <w:p>
+      <w:pPr>
+        <w:rPr>
+          <w:rFonts w:ascii="Times New Roman" w:hAnsi="Times New Roman" w:cs="Times New Roman"/>
+          <w:sz w:val="24"/>
+          <w:szCs w:val="24"/>
+        </w:rPr>
+      </w:pPr>
+      <w:r>
+        <w:rPr>
+          <w:rFonts w:ascii="Times New Roman" w:hAnsi="Times New Roman" w:cs="Times New Roman"/>
+          <w:sz w:val="24"/>
+          <w:szCs w:val="24"/>
+        </w:rPr>
+        <w:t>SET @</w:t>
+      </w:r>
+      <w:proofErr w:type="spellStart"/>
+      <w:r>
+        <w:rPr>
+          <w:rFonts w:ascii="Times New Roman" w:hAnsi="Times New Roman" w:cs="Times New Roman"/>
+          <w:sz w:val="24"/>
+          <w:szCs w:val="24"/>
+        </w:rPr>
+        <w:t>VariableName</w:t>
+      </w:r>
+      <w:proofErr w:type="spellEnd"/>
+      <w:r>
+        <w:rPr>
+          <w:rFonts w:ascii="Times New Roman" w:hAnsi="Times New Roman" w:cs="Times New Roman"/>
+          <w:sz w:val="24"/>
+          <w:szCs w:val="24"/>
+        </w:rPr>
+        <w:t xml:space="preserve"> = Value;</w:t>
+      </w:r>
+    </w:p>
+    <w:p>
+      <w:pPr>
+        <w:rPr>
+          <w:rFonts w:ascii="Times New Roman" w:hAnsi="Times New Roman" w:cs="Times New Roman"/>
+          <w:sz w:val="24"/>
+          <w:szCs w:val="24"/>
+        </w:rPr>
+      </w:pPr>
+    </w:p>
+    <w:p>
+      <w:pPr>
+        <w:rPr>
+          <w:rFonts w:ascii="Times New Roman" w:hAnsi="Times New Roman" w:cs="Times New Roman"/>
+          <w:sz w:val="24"/>
+          <w:szCs w:val="24"/>
+        </w:rPr>
+      </w:pPr>
+      <w:r>
+        <w:rPr>
+          <w:rFonts w:ascii="Times New Roman" w:hAnsi="Times New Roman" w:cs="Times New Roman"/>
+          <w:sz w:val="24"/>
+          <w:szCs w:val="24"/>
+        </w:rPr>
+        <w:t>-- Example:</w:t>
+      </w:r>
+    </w:p>
+    <w:p>
+      <w:pPr>
+        <w:rPr>
+          <w:rFonts w:ascii="Times New Roman" w:hAnsi="Times New Roman" w:cs="Times New Roman"/>
+          <w:sz w:val="24"/>
+          <w:szCs w:val="24"/>
+        </w:rPr>
+      </w:pPr>
+      <w:r>
+        <w:rPr>
+          <w:rFonts w:ascii="Times New Roman" w:hAnsi="Times New Roman" w:cs="Times New Roman"/>
+          <w:sz w:val="24"/>
+          <w:szCs w:val="24"/>
+        </w:rPr>
+        <w:t>DECLARE @</w:t>
+      </w:r>
+      <w:proofErr w:type="spellStart"/>
+      <w:r>
+        <w:rPr>
+          <w:rFonts w:ascii="Times New Roman" w:hAnsi="Times New Roman" w:cs="Times New Roman"/>
+          <w:sz w:val="24"/>
+          <w:szCs w:val="24"/>
+        </w:rPr>
+        <w:t>UserName</w:t>
+      </w:r>
+      <w:proofErr w:type="spellEnd"/>
+      <w:r>
+        <w:rPr>
+          <w:rFonts w:ascii="Times New Roman" w:hAnsi="Times New Roman" w:cs="Times New Roman"/>
+          <w:sz w:val="24"/>
+          <w:szCs w:val="24"/>
+        </w:rPr>
+        <w:t xml:space="preserve"> </w:t>
+      </w:r>
       <w:proofErr w:type="gramStart"/>
       <w:r>
         <w:rPr>
@@ -9108,7 +11417,7 @@
           <w:sz w:val="24"/>
           <w:szCs w:val="24"/>
         </w:rPr>
-        <w:t>MAX)</w:t>
+        <w:t>50);</w:t>
       </w:r>
     </w:p>
     <w:p>
@@ -9134,26 +11443,61 @@
           <w:sz w:val="24"/>
           <w:szCs w:val="24"/>
         </w:rPr>
-        <w:t>InputParameter</w:t>
-      </w:r>
-      <w:proofErr w:type="spellEnd"/>
-      <w:r>
-        <w:rPr>
-          <w:rFonts w:ascii="Times New Roman" w:hAnsi="Times New Roman" w:cs="Times New Roman"/>
-          <w:sz w:val="24"/>
-          <w:szCs w:val="24"/>
-        </w:rPr>
-        <w:t xml:space="preserve"> = ''' OR 1=1; --'</w:t>
-      </w:r>
-    </w:p>
-    <w:p>
-      <w:pPr>
-        <w:rPr>
-          <w:rFonts w:ascii="Times New Roman" w:hAnsi="Times New Roman" w:cs="Times New Roman"/>
-          <w:sz w:val="24"/>
-          <w:szCs w:val="24"/>
-        </w:rPr>
-      </w:pPr>
+        <w:t>UserName</w:t>
+      </w:r>
+      <w:proofErr w:type="spellEnd"/>
+      <w:r>
+        <w:rPr>
+          <w:rFonts w:ascii="Times New Roman" w:hAnsi="Times New Roman" w:cs="Times New Roman"/>
+          <w:sz w:val="24"/>
+          <w:szCs w:val="24"/>
+        </w:rPr>
+        <w:t xml:space="preserve"> = '</w:t>
+      </w:r>
+      <w:proofErr w:type="spellStart"/>
+      <w:r>
+        <w:rPr>
+          <w:rFonts w:ascii="Times New Roman" w:hAnsi="Times New Roman" w:cs="Times New Roman"/>
+          <w:sz w:val="24"/>
+          <w:szCs w:val="24"/>
+        </w:rPr>
+        <w:t>JohnDoe</w:t>
+      </w:r>
+      <w:proofErr w:type="spellEnd"/>
+      <w:r>
+        <w:rPr>
+          <w:rFonts w:ascii="Times New Roman" w:hAnsi="Times New Roman" w:cs="Times New Roman"/>
+          <w:sz w:val="24"/>
+          <w:szCs w:val="24"/>
+        </w:rPr>
+        <w:t>';</w:t>
+      </w:r>
+    </w:p>
+    <w:p>
+      <w:pPr>
+        <w:rPr>
+          <w:rFonts w:ascii="Times New Roman" w:hAnsi="Times New Roman" w:cs="Times New Roman"/>
+          <w:sz w:val="24"/>
+          <w:szCs w:val="24"/>
+        </w:rPr>
+      </w:pPr>
+    </w:p>
+    <w:p>
+      <w:pPr>
+        <w:rPr>
+          <w:rFonts w:ascii="Times New Roman" w:hAnsi="Times New Roman" w:cs="Times New Roman"/>
+          <w:sz w:val="24"/>
+          <w:szCs w:val="24"/>
+        </w:rPr>
+      </w:pPr>
+      <w:r>
+        <w:rPr>
+          <w:rFonts w:ascii="Times New Roman" w:hAnsi="Times New Roman" w:cs="Times New Roman"/>
+          <w:sz w:val="24"/>
+          <w:szCs w:val="24"/>
+        </w:rPr>
+        <w:t>-- You can also declare and set a variable in a single line:</w:t>
+      </w:r>
     </w:p>
     <w:p>
       <w:pPr>
@@ -9178,17 +11522,281 @@
           <w:sz w:val="24"/>
           <w:szCs w:val="24"/>
         </w:rPr>
-        <w:t>SQLQuery</w:t>
-      </w:r>
-      <w:proofErr w:type="spellEnd"/>
-      <w:r>
-        <w:rPr>
-          <w:rFonts w:ascii="Times New Roman" w:hAnsi="Times New Roman" w:cs="Times New Roman"/>
-          <w:sz w:val="24"/>
-          <w:szCs w:val="24"/>
-        </w:rPr>
-        <w:t xml:space="preserve"> </w:t>
-      </w:r>
+        <w:t>UserID</w:t>
+      </w:r>
+      <w:proofErr w:type="spellEnd"/>
+      <w:r>
+        <w:rPr>
+          <w:rFonts w:ascii="Times New Roman" w:hAnsi="Times New Roman" w:cs="Times New Roman"/>
+          <w:sz w:val="24"/>
+          <w:szCs w:val="24"/>
+        </w:rPr>
+        <w:t xml:space="preserve"> INT = 1;</w:t>
+      </w:r>
+    </w:p>
+    <w:p>
+      <w:pPr>
+        <w:rPr>
+          <w:rFonts w:ascii="Times New Roman" w:hAnsi="Times New Roman" w:cs="Times New Roman"/>
+          <w:sz w:val="24"/>
+          <w:szCs w:val="24"/>
+        </w:rPr>
+      </w:pPr>
+    </w:p>
+    <w:p>
+      <w:pPr>
+        <w:rPr>
+          <w:rFonts w:ascii="Times New Roman" w:hAnsi="Times New Roman" w:cs="Times New Roman"/>
+          <w:sz w:val="24"/>
+          <w:szCs w:val="24"/>
+        </w:rPr>
+      </w:pPr>
+    </w:p>
+    <w:p>
+      <w:pPr>
+        <w:rPr>
+          <w:rFonts w:ascii="Times New Roman" w:hAnsi="Times New Roman" w:cs="Times New Roman"/>
+          <w:b/>
+          <w:sz w:val="24"/>
+          <w:szCs w:val="24"/>
+        </w:rPr>
+      </w:pPr>
+      <w:proofErr w:type="spellStart"/>
+      <w:r>
+        <w:rPr>
+          <w:rFonts w:ascii="Times New Roman" w:hAnsi="Times New Roman" w:cs="Times New Roman"/>
+          <w:b/>
+          <w:sz w:val="24"/>
+          <w:szCs w:val="24"/>
+        </w:rPr>
+        <w:t>MySQL</w:t>
+      </w:r>
+      <w:proofErr w:type="spellEnd"/>
+      <w:r>
+        <w:rPr>
+          <w:rFonts w:ascii="Times New Roman" w:hAnsi="Times New Roman" w:cs="Times New Roman"/>
+          <w:b/>
+          <w:sz w:val="24"/>
+          <w:szCs w:val="24"/>
+        </w:rPr>
+        <w:t>:</w:t>
+      </w:r>
+    </w:p>
+    <w:p>
+      <w:pPr>
+        <w:rPr>
+          <w:rFonts w:ascii="Times New Roman" w:hAnsi="Times New Roman" w:cs="Times New Roman"/>
+          <w:sz w:val="24"/>
+          <w:szCs w:val="24"/>
+        </w:rPr>
+      </w:pPr>
+      <w:r>
+        <w:rPr>
+          <w:rFonts w:ascii="Times New Roman" w:hAnsi="Times New Roman" w:cs="Times New Roman"/>
+          <w:sz w:val="24"/>
+          <w:szCs w:val="24"/>
+        </w:rPr>
+        <w:t xml:space="preserve">In </w:t>
+      </w:r>
+      <w:proofErr w:type="spellStart"/>
+      <w:r>
+        <w:rPr>
+          <w:rFonts w:ascii="Times New Roman" w:hAnsi="Times New Roman" w:cs="Times New Roman"/>
+          <w:sz w:val="24"/>
+          <w:szCs w:val="24"/>
+        </w:rPr>
+        <w:t>MySQL</w:t>
+      </w:r>
+      <w:proofErr w:type="spellEnd"/>
+      <w:r>
+        <w:rPr>
+          <w:rFonts w:ascii="Times New Roman" w:hAnsi="Times New Roman" w:cs="Times New Roman"/>
+          <w:sz w:val="24"/>
+          <w:szCs w:val="24"/>
+        </w:rPr>
+        <w:t>, you use the SET keyword to assign a value to a user-defined variable. Here's an example:</w:t>
+      </w:r>
+    </w:p>
+    <w:p>
+      <w:pPr>
+        <w:rPr>
+          <w:rFonts w:ascii="Times New Roman" w:hAnsi="Times New Roman" w:cs="Times New Roman"/>
+          <w:sz w:val="24"/>
+          <w:szCs w:val="24"/>
+        </w:rPr>
+      </w:pPr>
+    </w:p>
+    <w:p>
+      <w:pPr>
+        <w:rPr>
+          <w:rFonts w:ascii="Times New Roman" w:hAnsi="Times New Roman" w:cs="Times New Roman"/>
+          <w:b/>
+          <w:sz w:val="24"/>
+          <w:szCs w:val="24"/>
+        </w:rPr>
+      </w:pPr>
+      <w:r>
+        <w:rPr>
+          <w:rFonts w:ascii="Times New Roman" w:hAnsi="Times New Roman" w:cs="Times New Roman"/>
+          <w:b/>
+          <w:sz w:val="24"/>
+          <w:szCs w:val="24"/>
+        </w:rPr>
+        <w:t>SET @</w:t>
+      </w:r>
+      <w:proofErr w:type="spellStart"/>
+      <w:r>
+        <w:rPr>
+          <w:rFonts w:ascii="Times New Roman" w:hAnsi="Times New Roman" w:cs="Times New Roman"/>
+          <w:b/>
+          <w:sz w:val="24"/>
+          <w:szCs w:val="24"/>
+        </w:rPr>
+        <w:t>VariableName</w:t>
+      </w:r>
+      <w:proofErr w:type="spellEnd"/>
+      <w:r>
+        <w:rPr>
+          <w:rFonts w:ascii="Times New Roman" w:hAnsi="Times New Roman" w:cs="Times New Roman"/>
+          <w:b/>
+          <w:sz w:val="24"/>
+          <w:szCs w:val="24"/>
+        </w:rPr>
+        <w:t xml:space="preserve"> = Value;</w:t>
+      </w:r>
+    </w:p>
+    <w:p>
+      <w:pPr>
+        <w:rPr>
+          <w:rFonts w:ascii="Times New Roman" w:hAnsi="Times New Roman" w:cs="Times New Roman"/>
+          <w:sz w:val="24"/>
+          <w:szCs w:val="24"/>
+        </w:rPr>
+      </w:pPr>
+    </w:p>
+    <w:p>
+      <w:pPr>
+        <w:rPr>
+          <w:rFonts w:ascii="Times New Roman" w:hAnsi="Times New Roman" w:cs="Times New Roman"/>
+          <w:sz w:val="24"/>
+          <w:szCs w:val="24"/>
+        </w:rPr>
+      </w:pPr>
+      <w:r>
+        <w:rPr>
+          <w:rFonts w:ascii="Times New Roman" w:hAnsi="Times New Roman" w:cs="Times New Roman"/>
+          <w:sz w:val="24"/>
+          <w:szCs w:val="24"/>
+        </w:rPr>
+        <w:t>-- Example:</w:t>
+      </w:r>
+    </w:p>
+    <w:p>
+      <w:pPr>
+        <w:rPr>
+          <w:rFonts w:ascii="Times New Roman" w:hAnsi="Times New Roman" w:cs="Times New Roman"/>
+          <w:sz w:val="24"/>
+          <w:szCs w:val="24"/>
+        </w:rPr>
+      </w:pPr>
+      <w:r>
+        <w:rPr>
+          <w:rFonts w:ascii="Times New Roman" w:hAnsi="Times New Roman" w:cs="Times New Roman"/>
+          <w:sz w:val="24"/>
+          <w:szCs w:val="24"/>
+        </w:rPr>
+        <w:t>SET @</w:t>
+      </w:r>
+      <w:proofErr w:type="spellStart"/>
+      <w:r>
+        <w:rPr>
+          <w:rFonts w:ascii="Times New Roman" w:hAnsi="Times New Roman" w:cs="Times New Roman"/>
+          <w:sz w:val="24"/>
+          <w:szCs w:val="24"/>
+        </w:rPr>
+        <w:t>ProductName</w:t>
+      </w:r>
+      <w:proofErr w:type="spellEnd"/>
+      <w:r>
+        <w:rPr>
+          <w:rFonts w:ascii="Times New Roman" w:hAnsi="Times New Roman" w:cs="Times New Roman"/>
+          <w:sz w:val="24"/>
+          <w:szCs w:val="24"/>
+        </w:rPr>
+        <w:t xml:space="preserve"> = '</w:t>
+      </w:r>
+      <w:proofErr w:type="spellStart"/>
+      <w:r>
+        <w:rPr>
+          <w:rFonts w:ascii="Times New Roman" w:hAnsi="Times New Roman" w:cs="Times New Roman"/>
+          <w:sz w:val="24"/>
+          <w:szCs w:val="24"/>
+        </w:rPr>
+        <w:t>ExampleProduct</w:t>
+      </w:r>
+      <w:proofErr w:type="spellEnd"/>
+      <w:r>
+        <w:rPr>
+          <w:rFonts w:ascii="Times New Roman" w:hAnsi="Times New Roman" w:cs="Times New Roman"/>
+          <w:sz w:val="24"/>
+          <w:szCs w:val="24"/>
+        </w:rPr>
+        <w:t>';</w:t>
+      </w:r>
+    </w:p>
+    <w:p>
+      <w:pPr>
+        <w:rPr>
+          <w:rFonts w:ascii="Times New Roman" w:hAnsi="Times New Roman" w:cs="Times New Roman"/>
+          <w:sz w:val="24"/>
+          <w:szCs w:val="24"/>
+        </w:rPr>
+      </w:pPr>
+    </w:p>
+    <w:p>
+      <w:pPr>
+        <w:rPr>
+          <w:rFonts w:ascii="Times New Roman" w:hAnsi="Times New Roman" w:cs="Times New Roman"/>
+          <w:sz w:val="24"/>
+          <w:szCs w:val="24"/>
+        </w:rPr>
+      </w:pPr>
+    </w:p>
+    <w:p>
+      <w:pPr>
+        <w:rPr>
+          <w:rFonts w:ascii="Times New Roman" w:hAnsi="Times New Roman" w:cs="Times New Roman"/>
+          <w:sz w:val="24"/>
+          <w:szCs w:val="24"/>
+        </w:rPr>
+      </w:pPr>
+      <w:r>
+        <w:rPr>
+          <w:rFonts w:ascii="Times New Roman" w:hAnsi="Times New Roman" w:cs="Times New Roman"/>
+          <w:sz w:val="24"/>
+          <w:szCs w:val="24"/>
+        </w:rPr>
+        <w:lastRenderedPageBreak/>
+        <w:t>-- You can also declare and set a variable in a single line:</w:t>
+      </w:r>
+    </w:p>
+    <w:p>
+      <w:pPr>
+        <w:rPr>
+          <w:rFonts w:ascii="Times New Roman" w:hAnsi="Times New Roman" w:cs="Times New Roman"/>
+          <w:sz w:val="24"/>
+          <w:szCs w:val="24"/>
+        </w:rPr>
+      </w:pPr>
+      <w:r>
+        <w:rPr>
+          <w:rFonts w:ascii="Times New Roman" w:hAnsi="Times New Roman" w:cs="Times New Roman"/>
+          <w:sz w:val="24"/>
+          <w:szCs w:val="24"/>
+        </w:rPr>
+        <w:t>SET @</w:t>
+      </w:r>
+      <w:proofErr w:type="spellStart"/>
       <w:proofErr w:type="gramStart"/>
       <w:r>
         <w:rPr>
@@ -9196,7 +11804,16 @@
           <w:sz w:val="24"/>
           <w:szCs w:val="24"/>
         </w:rPr>
-        <w:t>NVARCHAR(</w:t>
+        <w:t>ProductID</w:t>
+      </w:r>
+      <w:proofErr w:type="spellEnd"/>
+      <w:r>
+        <w:rPr>
+          <w:rFonts w:ascii="Times New Roman" w:hAnsi="Times New Roman" w:cs="Times New Roman"/>
+          <w:sz w:val="24"/>
+          <w:szCs w:val="24"/>
+        </w:rPr>
+        <w:t xml:space="preserve"> :=</w:t>
       </w:r>
       <w:proofErr w:type="gramEnd"/>
       <w:r>
@@ -9205,7 +11822,114 @@
           <w:sz w:val="24"/>
           <w:szCs w:val="24"/>
         </w:rPr>
-        <w:t>MAX)</w:t>
+        <w:t xml:space="preserve"> 101;</w:t>
+      </w:r>
+    </w:p>
+    <w:p>
+      <w:pPr>
+        <w:rPr>
+          <w:rFonts w:ascii="Times New Roman" w:hAnsi="Times New Roman" w:cs="Times New Roman"/>
+          <w:b/>
+          <w:sz w:val="24"/>
+          <w:szCs w:val="24"/>
+        </w:rPr>
+      </w:pPr>
+    </w:p>
+    <w:p>
+      <w:pPr>
+        <w:rPr>
+          <w:rFonts w:ascii="Times New Roman" w:hAnsi="Times New Roman" w:cs="Times New Roman"/>
+          <w:b/>
+          <w:sz w:val="24"/>
+          <w:szCs w:val="24"/>
+        </w:rPr>
+      </w:pPr>
+      <w:r>
+        <w:rPr>
+          <w:rFonts w:ascii="Times New Roman" w:hAnsi="Times New Roman" w:cs="Times New Roman"/>
+          <w:b/>
+          <w:sz w:val="24"/>
+          <w:szCs w:val="24"/>
+        </w:rPr>
+        <w:t>Usage in Queries:</w:t>
+      </w:r>
+    </w:p>
+    <w:p>
+      <w:pPr>
+        <w:rPr>
+          <w:rFonts w:ascii="Times New Roman" w:hAnsi="Times New Roman" w:cs="Times New Roman"/>
+          <w:sz w:val="24"/>
+          <w:szCs w:val="24"/>
+        </w:rPr>
+      </w:pPr>
+      <w:r>
+        <w:rPr>
+          <w:rFonts w:ascii="Times New Roman" w:hAnsi="Times New Roman" w:cs="Times New Roman"/>
+          <w:sz w:val="24"/>
+          <w:szCs w:val="24"/>
+        </w:rPr>
+        <w:t>Once you've created a variable, you can use it in your SQL queries. For example:</w:t>
+      </w:r>
+    </w:p>
+    <w:p>
+      <w:pPr>
+        <w:rPr>
+          <w:rFonts w:ascii="Times New Roman" w:hAnsi="Times New Roman" w:cs="Times New Roman"/>
+          <w:sz w:val="24"/>
+          <w:szCs w:val="24"/>
+        </w:rPr>
+      </w:pPr>
+    </w:p>
+    <w:p>
+      <w:pPr>
+        <w:rPr>
+          <w:rFonts w:ascii="Times New Roman" w:hAnsi="Times New Roman" w:cs="Times New Roman"/>
+          <w:sz w:val="24"/>
+          <w:szCs w:val="24"/>
+        </w:rPr>
+      </w:pPr>
+      <w:r>
+        <w:rPr>
+          <w:rFonts w:ascii="Times New Roman" w:hAnsi="Times New Roman" w:cs="Times New Roman"/>
+          <w:sz w:val="24"/>
+          <w:szCs w:val="24"/>
+        </w:rPr>
+        <w:t>-- Using variables in a SELECT statement (SQL Server):</w:t>
+      </w:r>
+    </w:p>
+    <w:p>
+      <w:pPr>
+        <w:rPr>
+          <w:rFonts w:ascii="Times New Roman" w:hAnsi="Times New Roman" w:cs="Times New Roman"/>
+          <w:sz w:val="24"/>
+          <w:szCs w:val="24"/>
+        </w:rPr>
+      </w:pPr>
+      <w:r>
+        <w:rPr>
+          <w:rFonts w:ascii="Times New Roman" w:hAnsi="Times New Roman" w:cs="Times New Roman"/>
+          <w:sz w:val="24"/>
+          <w:szCs w:val="24"/>
+        </w:rPr>
+        <w:t>DECLARE @</w:t>
+      </w:r>
+      <w:proofErr w:type="spellStart"/>
+      <w:r>
+        <w:rPr>
+          <w:rFonts w:ascii="Times New Roman" w:hAnsi="Times New Roman" w:cs="Times New Roman"/>
+          <w:sz w:val="24"/>
+          <w:szCs w:val="24"/>
+        </w:rPr>
+        <w:t>ProductCount</w:t>
+      </w:r>
+      <w:proofErr w:type="spellEnd"/>
+      <w:r>
+        <w:rPr>
+          <w:rFonts w:ascii="Times New Roman" w:hAnsi="Times New Roman" w:cs="Times New Roman"/>
+          <w:sz w:val="24"/>
+          <w:szCs w:val="24"/>
+        </w:rPr>
+        <w:t xml:space="preserve"> INT;</w:t>
       </w:r>
     </w:p>
     <w:p>
@@ -9231,123 +11955,16 @@
           <w:sz w:val="24"/>
           <w:szCs w:val="24"/>
         </w:rPr>
-        <w:t>SQLQuery</w:t>
-      </w:r>
-      <w:proofErr w:type="spellEnd"/>
-      <w:r>
-        <w:rPr>
-          <w:rFonts w:ascii="Times New Roman" w:hAnsi="Times New Roman" w:cs="Times New Roman"/>
-          <w:sz w:val="24"/>
-          <w:szCs w:val="24"/>
-        </w:rPr>
-        <w:t xml:space="preserve"> = 'SELECT * FROM Users WHERE </w:t>
-      </w:r>
-      <w:proofErr w:type="spellStart"/>
-      <w:r>
-        <w:rPr>
-          <w:rFonts w:ascii="Times New Roman" w:hAnsi="Times New Roman" w:cs="Times New Roman"/>
-          <w:sz w:val="24"/>
-          <w:szCs w:val="24"/>
-        </w:rPr>
-        <w:t>UserName</w:t>
-      </w:r>
-      <w:proofErr w:type="spellEnd"/>
-      <w:r>
-        <w:rPr>
-          <w:rFonts w:ascii="Times New Roman" w:hAnsi="Times New Roman" w:cs="Times New Roman"/>
-          <w:sz w:val="24"/>
-          <w:szCs w:val="24"/>
-        </w:rPr>
-        <w:t xml:space="preserve"> = @</w:t>
-      </w:r>
-      <w:proofErr w:type="spellStart"/>
-      <w:r>
-        <w:rPr>
-          <w:rFonts w:ascii="Times New Roman" w:hAnsi="Times New Roman" w:cs="Times New Roman"/>
-          <w:sz w:val="24"/>
-          <w:szCs w:val="24"/>
-        </w:rPr>
-        <w:t>UserName</w:t>
-      </w:r>
-      <w:proofErr w:type="spellEnd"/>
-      <w:r>
-        <w:rPr>
-          <w:rFonts w:ascii="Times New Roman" w:hAnsi="Times New Roman" w:cs="Times New Roman"/>
-          <w:sz w:val="24"/>
-          <w:szCs w:val="24"/>
-        </w:rPr>
-        <w:t>'</w:t>
-      </w:r>
-    </w:p>
-    <w:p>
-      <w:pPr>
-        <w:rPr>
-          <w:rFonts w:ascii="Times New Roman" w:hAnsi="Times New Roman" w:cs="Times New Roman"/>
-          <w:sz w:val="24"/>
-          <w:szCs w:val="24"/>
-        </w:rPr>
-      </w:pPr>
-      <w:r>
-        <w:rPr>
-          <w:rFonts w:ascii="Times New Roman" w:hAnsi="Times New Roman" w:cs="Times New Roman"/>
-          <w:sz w:val="24"/>
-          <w:szCs w:val="24"/>
-        </w:rPr>
-        <w:t xml:space="preserve">EXEC </w:t>
-      </w:r>
-      <w:proofErr w:type="spellStart"/>
-      <w:r>
-        <w:rPr>
-          <w:rFonts w:ascii="Times New Roman" w:hAnsi="Times New Roman" w:cs="Times New Roman"/>
-          <w:sz w:val="24"/>
-          <w:szCs w:val="24"/>
-        </w:rPr>
-        <w:t>sp_executesql</w:t>
-      </w:r>
-      <w:proofErr w:type="spellEnd"/>
-      <w:r>
-        <w:rPr>
-          <w:rFonts w:ascii="Times New Roman" w:hAnsi="Times New Roman" w:cs="Times New Roman"/>
-          <w:sz w:val="24"/>
-          <w:szCs w:val="24"/>
-        </w:rPr>
-        <w:t xml:space="preserve"> @</w:t>
-      </w:r>
-      <w:proofErr w:type="spellStart"/>
-      <w:r>
-        <w:rPr>
-          <w:rFonts w:ascii="Times New Roman" w:hAnsi="Times New Roman" w:cs="Times New Roman"/>
-          <w:sz w:val="24"/>
-          <w:szCs w:val="24"/>
-        </w:rPr>
-        <w:t>SQLQuery</w:t>
-      </w:r>
-      <w:proofErr w:type="spellEnd"/>
-      <w:r>
-        <w:rPr>
-          <w:rFonts w:ascii="Times New Roman" w:hAnsi="Times New Roman" w:cs="Times New Roman"/>
-          <w:sz w:val="24"/>
-          <w:szCs w:val="24"/>
-        </w:rPr>
-        <w:t xml:space="preserve">, </w:t>
-      </w:r>
-      <w:proofErr w:type="spellStart"/>
-      <w:r>
-        <w:rPr>
-          <w:rFonts w:ascii="Times New Roman" w:hAnsi="Times New Roman" w:cs="Times New Roman"/>
-          <w:sz w:val="24"/>
-          <w:szCs w:val="24"/>
-        </w:rPr>
-        <w:t>N'@UserName</w:t>
-      </w:r>
-      <w:proofErr w:type="spellEnd"/>
-      <w:r>
-        <w:rPr>
-          <w:rFonts w:ascii="Times New Roman" w:hAnsi="Times New Roman" w:cs="Times New Roman"/>
-          <w:sz w:val="24"/>
-          <w:szCs w:val="24"/>
-        </w:rPr>
-        <w:t xml:space="preserve"> </w:t>
+        <w:t>ProductCount</w:t>
+      </w:r>
+      <w:proofErr w:type="spellEnd"/>
+      <w:r>
+        <w:rPr>
+          <w:rFonts w:ascii="Times New Roman" w:hAnsi="Times New Roman" w:cs="Times New Roman"/>
+          <w:sz w:val="24"/>
+          <w:szCs w:val="24"/>
+        </w:rPr>
+        <w:t xml:space="preserve"> = (SELECT </w:t>
       </w:r>
       <w:proofErr w:type="gramStart"/>
       <w:r>
@@ -9356,7 +11973,7 @@
           <w:sz w:val="24"/>
           <w:szCs w:val="24"/>
         </w:rPr>
-        <w:t>NVARCHAR(</w:t>
+        <w:t>COUNT(</w:t>
       </w:r>
       <w:proofErr w:type="gramEnd"/>
       <w:r>
@@ -9365,222 +11982,346 @@
           <w:sz w:val="24"/>
           <w:szCs w:val="24"/>
         </w:rPr>
-        <w:t>MAX)', @</w:t>
-      </w:r>
-      <w:proofErr w:type="spellStart"/>
-      <w:r>
-        <w:rPr>
-          <w:rFonts w:ascii="Times New Roman" w:hAnsi="Times New Roman" w:cs="Times New Roman"/>
-          <w:sz w:val="24"/>
-          <w:szCs w:val="24"/>
-        </w:rPr>
-        <w:t>InputParameter</w:t>
-      </w:r>
-      <w:proofErr w:type="spellEnd"/>
-    </w:p>
-    <w:p>
-      <w:pPr>
-        <w:rPr>
-          <w:rFonts w:ascii="Times New Roman" w:hAnsi="Times New Roman" w:cs="Times New Roman"/>
-          <w:sz w:val="24"/>
-          <w:szCs w:val="24"/>
-        </w:rPr>
-      </w:pPr>
-    </w:p>
-    <w:p>
-      <w:pPr>
-        <w:rPr>
-          <w:rFonts w:ascii="Times New Roman" w:hAnsi="Times New Roman" w:cs="Times New Roman"/>
-          <w:sz w:val="24"/>
-          <w:szCs w:val="24"/>
-        </w:rPr>
-      </w:pPr>
-    </w:p>
-    <w:p>
-      <w:pPr>
-        <w:rPr>
-          <w:rFonts w:ascii="Times New Roman" w:hAnsi="Times New Roman" w:cs="Times New Roman"/>
-          <w:sz w:val="24"/>
-          <w:szCs w:val="24"/>
-        </w:rPr>
-      </w:pPr>
-    </w:p>
-    <w:p>
-      <w:pPr>
-        <w:rPr>
-          <w:rFonts w:ascii="Times New Roman" w:hAnsi="Times New Roman" w:cs="Times New Roman"/>
-          <w:sz w:val="24"/>
-          <w:szCs w:val="24"/>
-        </w:rPr>
-      </w:pPr>
-    </w:p>
-    <w:p>
-      <w:pPr>
-        <w:rPr>
-          <w:rFonts w:ascii="Times New Roman" w:hAnsi="Times New Roman" w:cs="Times New Roman"/>
-          <w:b/>
-          <w:sz w:val="24"/>
-          <w:szCs w:val="24"/>
-        </w:rPr>
-      </w:pPr>
-    </w:p>
-    <w:p>
-      <w:pPr>
-        <w:rPr>
-          <w:rFonts w:ascii="Times New Roman" w:hAnsi="Times New Roman" w:cs="Times New Roman"/>
-          <w:b/>
-          <w:sz w:val="24"/>
-          <w:szCs w:val="24"/>
-        </w:rPr>
-      </w:pPr>
-    </w:p>
-    <w:p>
-      <w:pPr>
-        <w:rPr>
-          <w:rFonts w:ascii="Times New Roman" w:hAnsi="Times New Roman" w:cs="Times New Roman"/>
-          <w:b/>
-          <w:sz w:val="24"/>
-          <w:szCs w:val="24"/>
-        </w:rPr>
-      </w:pPr>
-    </w:p>
-    <w:p>
-      <w:pPr>
-        <w:rPr>
-          <w:rFonts w:ascii="Times New Roman" w:hAnsi="Times New Roman" w:cs="Times New Roman"/>
-          <w:b/>
-          <w:sz w:val="24"/>
-          <w:szCs w:val="24"/>
-        </w:rPr>
-      </w:pPr>
-    </w:p>
-    <w:p>
-      <w:pPr>
-        <w:rPr>
-          <w:rFonts w:ascii="Times New Roman" w:hAnsi="Times New Roman" w:cs="Times New Roman"/>
-          <w:b/>
-          <w:sz w:val="24"/>
-          <w:szCs w:val="24"/>
-        </w:rPr>
-      </w:pPr>
-    </w:p>
-    <w:p>
-      <w:pPr>
-        <w:rPr>
-          <w:rFonts w:ascii="Times New Roman" w:hAnsi="Times New Roman" w:cs="Times New Roman"/>
-          <w:b/>
-          <w:sz w:val="24"/>
-          <w:szCs w:val="24"/>
-        </w:rPr>
-      </w:pPr>
-    </w:p>
-    <w:p>
-      <w:pPr>
-        <w:rPr>
-          <w:rFonts w:ascii="Times New Roman" w:hAnsi="Times New Roman" w:cs="Times New Roman"/>
-          <w:b/>
-          <w:sz w:val="24"/>
-          <w:szCs w:val="24"/>
-        </w:rPr>
-      </w:pPr>
-    </w:p>
-    <w:p>
-      <w:pPr>
-        <w:rPr>
-          <w:rFonts w:ascii="Times New Roman" w:hAnsi="Times New Roman" w:cs="Times New Roman"/>
-          <w:b/>
-          <w:sz w:val="24"/>
-          <w:szCs w:val="24"/>
-        </w:rPr>
-      </w:pPr>
-    </w:p>
-    <w:p>
-      <w:pPr>
-        <w:rPr>
-          <w:rFonts w:ascii="Times New Roman" w:hAnsi="Times New Roman" w:cs="Times New Roman"/>
-          <w:b/>
-          <w:sz w:val="24"/>
-          <w:szCs w:val="24"/>
-        </w:rPr>
-      </w:pPr>
-    </w:p>
-    <w:p>
-      <w:pPr>
-        <w:rPr>
-          <w:rFonts w:ascii="Times New Roman" w:hAnsi="Times New Roman" w:cs="Times New Roman"/>
-          <w:b/>
-          <w:sz w:val="24"/>
-          <w:szCs w:val="24"/>
-        </w:rPr>
-      </w:pPr>
-    </w:p>
-    <w:p>
-      <w:pPr>
-        <w:rPr>
-          <w:rFonts w:ascii="Times New Roman" w:hAnsi="Times New Roman" w:cs="Times New Roman"/>
-          <w:b/>
-          <w:sz w:val="24"/>
-          <w:szCs w:val="24"/>
-        </w:rPr>
-      </w:pPr>
-    </w:p>
-    <w:p>
-      <w:pPr>
-        <w:rPr>
-          <w:rFonts w:ascii="Times New Roman" w:hAnsi="Times New Roman" w:cs="Times New Roman"/>
-          <w:b/>
-          <w:sz w:val="24"/>
-          <w:szCs w:val="24"/>
-        </w:rPr>
-      </w:pPr>
-    </w:p>
-    <w:p>
-      <w:pPr>
-        <w:rPr>
-          <w:rFonts w:ascii="Times New Roman" w:hAnsi="Times New Roman" w:cs="Times New Roman"/>
-          <w:b/>
-          <w:sz w:val="24"/>
-          <w:szCs w:val="24"/>
-        </w:rPr>
-      </w:pPr>
+        <w:t>*) FROM Products);</w:t>
+      </w:r>
+    </w:p>
+    <w:p>
+      <w:pPr>
+        <w:rPr>
+          <w:rFonts w:ascii="Times New Roman" w:hAnsi="Times New Roman" w:cs="Times New Roman"/>
+          <w:sz w:val="24"/>
+          <w:szCs w:val="24"/>
+        </w:rPr>
+      </w:pPr>
+      <w:r>
+        <w:rPr>
+          <w:rFonts w:ascii="Times New Roman" w:hAnsi="Times New Roman" w:cs="Times New Roman"/>
+          <w:sz w:val="24"/>
+          <w:szCs w:val="24"/>
+        </w:rPr>
+        <w:t>SELECT @</w:t>
+      </w:r>
+      <w:proofErr w:type="spellStart"/>
+      <w:r>
+        <w:rPr>
+          <w:rFonts w:ascii="Times New Roman" w:hAnsi="Times New Roman" w:cs="Times New Roman"/>
+          <w:sz w:val="24"/>
+          <w:szCs w:val="24"/>
+        </w:rPr>
+        <w:t>ProductCount</w:t>
+      </w:r>
+      <w:proofErr w:type="spellEnd"/>
+      <w:r>
+        <w:rPr>
+          <w:rFonts w:ascii="Times New Roman" w:hAnsi="Times New Roman" w:cs="Times New Roman"/>
+          <w:sz w:val="24"/>
+          <w:szCs w:val="24"/>
+        </w:rPr>
+        <w:t xml:space="preserve"> AS </w:t>
+      </w:r>
+      <w:proofErr w:type="spellStart"/>
+      <w:r>
+        <w:rPr>
+          <w:rFonts w:ascii="Times New Roman" w:hAnsi="Times New Roman" w:cs="Times New Roman"/>
+          <w:sz w:val="24"/>
+          <w:szCs w:val="24"/>
+        </w:rPr>
+        <w:t>TotalProducts</w:t>
+      </w:r>
+      <w:proofErr w:type="spellEnd"/>
+      <w:r>
+        <w:rPr>
+          <w:rFonts w:ascii="Times New Roman" w:hAnsi="Times New Roman" w:cs="Times New Roman"/>
+          <w:sz w:val="24"/>
+          <w:szCs w:val="24"/>
+        </w:rPr>
+        <w:t>;</w:t>
+      </w:r>
+    </w:p>
+    <w:p>
+      <w:pPr>
+        <w:rPr>
+          <w:rFonts w:ascii="Times New Roman" w:hAnsi="Times New Roman" w:cs="Times New Roman"/>
+          <w:sz w:val="24"/>
+          <w:szCs w:val="24"/>
+        </w:rPr>
+      </w:pPr>
+    </w:p>
+    <w:p>
+      <w:pPr>
+        <w:rPr>
+          <w:rFonts w:ascii="Times New Roman" w:hAnsi="Times New Roman" w:cs="Times New Roman"/>
+          <w:sz w:val="24"/>
+          <w:szCs w:val="24"/>
+        </w:rPr>
+      </w:pPr>
+      <w:r>
+        <w:rPr>
+          <w:rFonts w:ascii="Times New Roman" w:hAnsi="Times New Roman" w:cs="Times New Roman"/>
+          <w:sz w:val="24"/>
+          <w:szCs w:val="24"/>
+        </w:rPr>
+        <w:t>-- Using variables in a SELECT statement (</w:t>
+      </w:r>
+      <w:proofErr w:type="spellStart"/>
+      <w:r>
+        <w:rPr>
+          <w:rFonts w:ascii="Times New Roman" w:hAnsi="Times New Roman" w:cs="Times New Roman"/>
+          <w:sz w:val="24"/>
+          <w:szCs w:val="24"/>
+        </w:rPr>
+        <w:t>MySQL</w:t>
+      </w:r>
+      <w:proofErr w:type="spellEnd"/>
+      <w:r>
+        <w:rPr>
+          <w:rFonts w:ascii="Times New Roman" w:hAnsi="Times New Roman" w:cs="Times New Roman"/>
+          <w:sz w:val="24"/>
+          <w:szCs w:val="24"/>
+        </w:rPr>
+        <w:t>):</w:t>
+      </w:r>
+    </w:p>
+    <w:p>
+      <w:pPr>
+        <w:rPr>
+          <w:rFonts w:ascii="Times New Roman" w:hAnsi="Times New Roman" w:cs="Times New Roman"/>
+          <w:sz w:val="24"/>
+          <w:szCs w:val="24"/>
+        </w:rPr>
+      </w:pPr>
+      <w:r>
+        <w:rPr>
+          <w:rFonts w:ascii="Times New Roman" w:hAnsi="Times New Roman" w:cs="Times New Roman"/>
+          <w:sz w:val="24"/>
+          <w:szCs w:val="24"/>
+        </w:rPr>
+        <w:t>SET @</w:t>
+      </w:r>
+      <w:proofErr w:type="spellStart"/>
       <w:proofErr w:type="gramStart"/>
       <w:r>
         <w:rPr>
           <w:rFonts w:ascii="Times New Roman" w:hAnsi="Times New Roman" w:cs="Times New Roman"/>
-          <w:b/>
-          <w:sz w:val="24"/>
-          <w:szCs w:val="24"/>
-        </w:rPr>
-        <w:t>8)Rank</w:t>
+          <w:sz w:val="24"/>
+          <w:szCs w:val="24"/>
+        </w:rPr>
+        <w:t>ProductCount</w:t>
+      </w:r>
+      <w:proofErr w:type="spellEnd"/>
+      <w:r>
+        <w:rPr>
+          <w:rFonts w:ascii="Times New Roman" w:hAnsi="Times New Roman" w:cs="Times New Roman"/>
+          <w:sz w:val="24"/>
+          <w:szCs w:val="24"/>
+        </w:rPr>
+        <w:t xml:space="preserve"> :=</w:t>
       </w:r>
       <w:proofErr w:type="gramEnd"/>
       <w:r>
         <w:rPr>
           <w:rFonts w:ascii="Times New Roman" w:hAnsi="Times New Roman" w:cs="Times New Roman"/>
-          <w:b/>
-          <w:sz w:val="24"/>
-          <w:szCs w:val="24"/>
-        </w:rPr>
-        <w:t xml:space="preserve"> and dense rank diff?:</w:t>
-      </w:r>
-    </w:p>
-    <w:p>
-      <w:pPr>
-        <w:rPr>
-          <w:rFonts w:ascii="Times New Roman" w:hAnsi="Times New Roman" w:cs="Times New Roman"/>
-          <w:b/>
-          <w:sz w:val="24"/>
-          <w:szCs w:val="24"/>
-        </w:rPr>
-      </w:pPr>
-      <w:r>
-        <w:rPr>
-          <w:rFonts w:ascii="Times New Roman" w:hAnsi="Times New Roman" w:cs="Times New Roman"/>
-          <w:b/>
-          <w:sz w:val="24"/>
-          <w:szCs w:val="24"/>
-        </w:rPr>
-        <w:t xml:space="preserve">Question: What is the difference between </w:t>
+          <w:sz w:val="24"/>
+          <w:szCs w:val="24"/>
+        </w:rPr>
+        <w:t xml:space="preserve"> (SELECT COUNT(*) FROM Products);</w:t>
+      </w:r>
+    </w:p>
+    <w:p>
+      <w:pPr>
+        <w:rPr>
+          <w:rFonts w:ascii="Times New Roman" w:hAnsi="Times New Roman" w:cs="Times New Roman"/>
+          <w:sz w:val="24"/>
+          <w:szCs w:val="24"/>
+        </w:rPr>
+      </w:pPr>
+      <w:r>
+        <w:rPr>
+          <w:rFonts w:ascii="Times New Roman" w:hAnsi="Times New Roman" w:cs="Times New Roman"/>
+          <w:sz w:val="24"/>
+          <w:szCs w:val="24"/>
+        </w:rPr>
+        <w:t>SELECT @</w:t>
+      </w:r>
+      <w:proofErr w:type="spellStart"/>
+      <w:r>
+        <w:rPr>
+          <w:rFonts w:ascii="Times New Roman" w:hAnsi="Times New Roman" w:cs="Times New Roman"/>
+          <w:sz w:val="24"/>
+          <w:szCs w:val="24"/>
+        </w:rPr>
+        <w:t>ProductCount</w:t>
+      </w:r>
+      <w:proofErr w:type="spellEnd"/>
+      <w:r>
+        <w:rPr>
+          <w:rFonts w:ascii="Times New Roman" w:hAnsi="Times New Roman" w:cs="Times New Roman"/>
+          <w:sz w:val="24"/>
+          <w:szCs w:val="24"/>
+        </w:rPr>
+        <w:t xml:space="preserve"> AS </w:t>
+      </w:r>
+      <w:proofErr w:type="spellStart"/>
+      <w:r>
+        <w:rPr>
+          <w:rFonts w:ascii="Times New Roman" w:hAnsi="Times New Roman" w:cs="Times New Roman"/>
+          <w:sz w:val="24"/>
+          <w:szCs w:val="24"/>
+        </w:rPr>
+        <w:t>TotalProducts</w:t>
+      </w:r>
+      <w:proofErr w:type="spellEnd"/>
+      <w:r>
+        <w:rPr>
+          <w:rFonts w:ascii="Times New Roman" w:hAnsi="Times New Roman" w:cs="Times New Roman"/>
+          <w:sz w:val="24"/>
+          <w:szCs w:val="24"/>
+        </w:rPr>
+        <w:t>;</w:t>
+      </w:r>
+    </w:p>
+    <w:p>
+      <w:pPr>
+        <w:rPr>
+          <w:rFonts w:ascii="Times New Roman" w:hAnsi="Times New Roman" w:cs="Times New Roman"/>
+          <w:sz w:val="24"/>
+          <w:szCs w:val="24"/>
+        </w:rPr>
+      </w:pPr>
+    </w:p>
+    <w:p>
+      <w:pPr>
+        <w:rPr>
+          <w:rFonts w:ascii="Times New Roman" w:hAnsi="Times New Roman" w:cs="Times New Roman"/>
+          <w:sz w:val="24"/>
+          <w:szCs w:val="24"/>
+        </w:rPr>
+      </w:pPr>
+      <w:r>
+        <w:rPr>
+          <w:rFonts w:ascii="Times New Roman" w:hAnsi="Times New Roman" w:cs="Times New Roman"/>
+          <w:sz w:val="24"/>
+          <w:szCs w:val="24"/>
+        </w:rPr>
+        <w:t>Remember that the scope of a variable is typically limited to the batch or script in which it's declared. The usage of variables can make your SQL scripts more dynamic and easier to maintain, especially when dealing with dynamic queries or storing intermediate results.</w:t>
+      </w:r>
+    </w:p>
+    <w:p>
+      <w:pPr>
+        <w:rPr>
+          <w:rFonts w:ascii="Times New Roman" w:hAnsi="Times New Roman" w:cs="Times New Roman"/>
+          <w:sz w:val="24"/>
+          <w:szCs w:val="24"/>
+        </w:rPr>
+      </w:pPr>
+    </w:p>
+    <w:p>
+      <w:pPr>
+        <w:rPr>
+          <w:rFonts w:ascii="Times New Roman" w:hAnsi="Times New Roman" w:cs="Times New Roman"/>
+          <w:sz w:val="24"/>
+          <w:szCs w:val="24"/>
+        </w:rPr>
+      </w:pPr>
+      <w:r>
+        <w:rPr>
+          <w:rFonts w:ascii="Times New Roman" w:hAnsi="Times New Roman" w:cs="Times New Roman"/>
+          <w:sz w:val="24"/>
+          <w:szCs w:val="24"/>
+        </w:rPr>
+        <w:t>Always check the documentation of your specific database system for any variations in syntax or behavior regarding variable declaration and usage.</w:t>
+      </w:r>
+    </w:p>
+    <w:p>
+      <w:pPr>
+        <w:rPr>
+          <w:rFonts w:ascii="Times New Roman" w:hAnsi="Times New Roman" w:cs="Times New Roman"/>
+          <w:sz w:val="24"/>
+          <w:szCs w:val="24"/>
+        </w:rPr>
+      </w:pPr>
+    </w:p>
+    <w:p>
+      <w:pPr>
+        <w:rPr>
+          <w:rFonts w:ascii="Times New Roman" w:hAnsi="Times New Roman" w:cs="Times New Roman"/>
+          <w:sz w:val="24"/>
+          <w:szCs w:val="24"/>
+        </w:rPr>
+      </w:pPr>
+    </w:p>
+    <w:p>
+      <w:pPr>
+        <w:rPr>
+          <w:rFonts w:ascii="Times New Roman" w:hAnsi="Times New Roman" w:cs="Times New Roman"/>
+          <w:sz w:val="24"/>
+          <w:szCs w:val="24"/>
+        </w:rPr>
+      </w:pPr>
+    </w:p>
+    <w:p>
+      <w:pPr>
+        <w:rPr>
+          <w:rFonts w:ascii="Times New Roman" w:hAnsi="Times New Roman" w:cs="Times New Roman"/>
+          <w:sz w:val="24"/>
+          <w:szCs w:val="24"/>
+        </w:rPr>
+      </w:pPr>
+    </w:p>
+    <w:p>
+      <w:pPr>
+        <w:rPr>
+          <w:rFonts w:ascii="Times New Roman" w:hAnsi="Times New Roman" w:cs="Times New Roman"/>
+          <w:sz w:val="24"/>
+          <w:szCs w:val="24"/>
+        </w:rPr>
+      </w:pPr>
+    </w:p>
+    <w:p>
+      <w:pPr>
+        <w:rPr>
+          <w:rFonts w:ascii="Times New Roman" w:hAnsi="Times New Roman" w:cs="Times New Roman"/>
+          <w:sz w:val="24"/>
+          <w:szCs w:val="24"/>
+        </w:rPr>
+      </w:pPr>
+    </w:p>
+    <w:p>
+      <w:pPr>
+        <w:rPr>
+          <w:rFonts w:ascii="Times New Roman" w:hAnsi="Times New Roman" w:cs="Times New Roman"/>
+          <w:sz w:val="24"/>
+          <w:szCs w:val="24"/>
+        </w:rPr>
+      </w:pPr>
+    </w:p>
+    <w:p>
+      <w:pPr>
+        <w:rPr>
+          <w:rFonts w:ascii="Times New Roman" w:hAnsi="Times New Roman" w:cs="Times New Roman"/>
+          <w:sz w:val="24"/>
+          <w:szCs w:val="24"/>
+        </w:rPr>
+      </w:pPr>
+    </w:p>
+    <w:p>
+      <w:pPr>
+        <w:rPr>
+          <w:rFonts w:ascii="Times New Roman" w:hAnsi="Times New Roman" w:cs="Times New Roman"/>
+          <w:b/>
+          <w:sz w:val="24"/>
+          <w:szCs w:val="24"/>
+        </w:rPr>
+      </w:pPr>
+      <w:r>
+        <w:rPr>
+          <w:rFonts w:ascii="Times New Roman" w:hAnsi="Times New Roman" w:cs="Times New Roman"/>
+          <w:b/>
+          <w:sz w:val="24"/>
+          <w:szCs w:val="24"/>
+        </w:rPr>
+        <w:lastRenderedPageBreak/>
+        <w:t>11</w:t>
       </w:r>
       <w:proofErr w:type="gramStart"/>
       <w:r>
@@ -9590,7 +12331,7 @@
           <w:sz w:val="24"/>
           <w:szCs w:val="24"/>
         </w:rPr>
-        <w:t>RANK(</w:t>
+        <w:t>)Cursors</w:t>
       </w:r>
       <w:proofErr w:type="gramEnd"/>
       <w:r>
@@ -9600,311 +12341,6 @@
           <w:sz w:val="24"/>
           <w:szCs w:val="24"/>
         </w:rPr>
-        <w:t>) and DENSE_RANK() in SQL?</w:t>
-      </w:r>
-    </w:p>
-    <w:p>
-      <w:pPr>
-        <w:rPr>
-          <w:rFonts w:ascii="Times New Roman" w:hAnsi="Times New Roman" w:cs="Times New Roman"/>
-          <w:b/>
-          <w:sz w:val="24"/>
-          <w:szCs w:val="24"/>
-        </w:rPr>
-      </w:pPr>
-      <w:r>
-        <w:rPr>
-          <w:rFonts w:ascii="Times New Roman" w:hAnsi="Times New Roman" w:cs="Times New Roman"/>
-          <w:b/>
-          <w:sz w:val="24"/>
-          <w:szCs w:val="24"/>
-        </w:rPr>
-        <w:t xml:space="preserve">Answer: </w:t>
-      </w:r>
-    </w:p>
-    <w:p>
-      <w:pPr>
-        <w:rPr>
-          <w:rFonts w:ascii="Times New Roman" w:hAnsi="Times New Roman" w:cs="Times New Roman"/>
-          <w:sz w:val="24"/>
-          <w:szCs w:val="24"/>
-        </w:rPr>
-      </w:pPr>
-      <w:r>
-        <w:rPr>
-          <w:rFonts w:ascii="Times New Roman" w:hAnsi="Times New Roman" w:cs="Times New Roman"/>
-          <w:b/>
-          <w:sz w:val="24"/>
-          <w:szCs w:val="24"/>
-        </w:rPr>
-        <w:t>Definition</w:t>
-      </w:r>
-    </w:p>
-    <w:p>
-      <w:pPr>
-        <w:rPr>
-          <w:rFonts w:ascii="Times New Roman" w:hAnsi="Times New Roman" w:cs="Times New Roman"/>
-          <w:sz w:val="24"/>
-          <w:szCs w:val="24"/>
-        </w:rPr>
-      </w:pPr>
-      <w:proofErr w:type="gramStart"/>
-      <w:r>
-        <w:rPr>
-          <w:rFonts w:ascii="Times New Roman" w:hAnsi="Times New Roman" w:cs="Times New Roman"/>
-          <w:b/>
-          <w:sz w:val="24"/>
-          <w:szCs w:val="24"/>
-        </w:rPr>
-        <w:t>RANK(</w:t>
-      </w:r>
-      <w:proofErr w:type="gramEnd"/>
-      <w:r>
-        <w:rPr>
-          <w:rFonts w:ascii="Times New Roman" w:hAnsi="Times New Roman" w:cs="Times New Roman"/>
-          <w:b/>
-          <w:sz w:val="24"/>
-          <w:szCs w:val="24"/>
-        </w:rPr>
-        <w:t>) and DENSE_RANK()</w:t>
-      </w:r>
-      <w:r>
-        <w:rPr>
-          <w:rFonts w:ascii="Times New Roman" w:hAnsi="Times New Roman" w:cs="Times New Roman"/>
-          <w:sz w:val="24"/>
-          <w:szCs w:val="24"/>
-        </w:rPr>
-        <w:t xml:space="preserve"> are window functions in SQL used for ranking rows within a result set based on specified criteria.</w:t>
-      </w:r>
-    </w:p>
-    <w:p>
-      <w:pPr>
-        <w:rPr>
-          <w:rFonts w:ascii="Times New Roman" w:hAnsi="Times New Roman" w:cs="Times New Roman"/>
-          <w:b/>
-          <w:sz w:val="24"/>
-          <w:szCs w:val="24"/>
-        </w:rPr>
-      </w:pPr>
-      <w:proofErr w:type="gramStart"/>
-      <w:r>
-        <w:rPr>
-          <w:rFonts w:ascii="Times New Roman" w:hAnsi="Times New Roman" w:cs="Times New Roman"/>
-          <w:b/>
-          <w:sz w:val="24"/>
-          <w:szCs w:val="24"/>
-        </w:rPr>
-        <w:t>RANK(</w:t>
-      </w:r>
-      <w:proofErr w:type="gramEnd"/>
-      <w:r>
-        <w:rPr>
-          <w:rFonts w:ascii="Times New Roman" w:hAnsi="Times New Roman" w:cs="Times New Roman"/>
-          <w:b/>
-          <w:sz w:val="24"/>
-          <w:szCs w:val="24"/>
-        </w:rPr>
-        <w:t>):</w:t>
-      </w:r>
-    </w:p>
-    <w:p>
-      <w:pPr>
-        <w:rPr>
-          <w:rFonts w:ascii="Times New Roman" w:hAnsi="Times New Roman" w:cs="Times New Roman"/>
-          <w:sz w:val="24"/>
-          <w:szCs w:val="24"/>
-        </w:rPr>
-      </w:pPr>
-      <w:r>
-        <w:rPr>
-          <w:rFonts w:ascii="Times New Roman" w:hAnsi="Times New Roman" w:cs="Times New Roman"/>
-          <w:b/>
-          <w:sz w:val="24"/>
-          <w:szCs w:val="24"/>
-        </w:rPr>
-        <w:t xml:space="preserve">Definition: </w:t>
-      </w:r>
-      <w:proofErr w:type="gramStart"/>
-      <w:r>
-        <w:rPr>
-          <w:rFonts w:ascii="Times New Roman" w:hAnsi="Times New Roman" w:cs="Times New Roman"/>
-          <w:b/>
-          <w:sz w:val="24"/>
-          <w:szCs w:val="24"/>
-        </w:rPr>
-        <w:t>RANK(</w:t>
-      </w:r>
-      <w:proofErr w:type="gramEnd"/>
-      <w:r>
-        <w:rPr>
-          <w:rFonts w:ascii="Times New Roman" w:hAnsi="Times New Roman" w:cs="Times New Roman"/>
-          <w:b/>
-          <w:sz w:val="24"/>
-          <w:szCs w:val="24"/>
-        </w:rPr>
-        <w:t xml:space="preserve">) </w:t>
-      </w:r>
-      <w:r>
-        <w:rPr>
-          <w:rFonts w:ascii="Times New Roman" w:hAnsi="Times New Roman" w:cs="Times New Roman"/>
-          <w:sz w:val="24"/>
-          <w:szCs w:val="24"/>
-        </w:rPr>
-        <w:t>assigns a unique rank to each distinct row based on the specified column(s).</w:t>
-      </w:r>
-    </w:p>
-    <w:p>
-      <w:pPr>
-        <w:rPr>
-          <w:rFonts w:ascii="Times New Roman" w:hAnsi="Times New Roman" w:cs="Times New Roman"/>
-          <w:sz w:val="24"/>
-          <w:szCs w:val="24"/>
-        </w:rPr>
-      </w:pPr>
-      <w:r>
-        <w:rPr>
-          <w:rFonts w:ascii="Times New Roman" w:hAnsi="Times New Roman" w:cs="Times New Roman"/>
-          <w:b/>
-          <w:sz w:val="24"/>
-          <w:szCs w:val="24"/>
-        </w:rPr>
-        <w:t>Behavior:</w:t>
-      </w:r>
-    </w:p>
-    <w:p>
-      <w:pPr>
-        <w:rPr>
-          <w:rFonts w:ascii="Times New Roman" w:hAnsi="Times New Roman" w:cs="Times New Roman"/>
-          <w:sz w:val="24"/>
-          <w:szCs w:val="24"/>
-        </w:rPr>
-      </w:pPr>
-      <w:r>
-        <w:rPr>
-          <w:rFonts w:ascii="Times New Roman" w:hAnsi="Times New Roman" w:cs="Times New Roman"/>
-          <w:sz w:val="24"/>
-          <w:szCs w:val="24"/>
-        </w:rPr>
-        <w:t xml:space="preserve"> If two or more rows have the same values, they receive the same rank, and the next rank is skipped.</w:t>
-      </w:r>
-    </w:p>
-    <w:p>
-      <w:pPr>
-        <w:rPr>
-          <w:rFonts w:ascii="Times New Roman" w:hAnsi="Times New Roman" w:cs="Times New Roman"/>
-          <w:sz w:val="24"/>
-          <w:szCs w:val="24"/>
-        </w:rPr>
-      </w:pPr>
-    </w:p>
-    <w:p>
-      <w:pPr>
-        <w:rPr>
-          <w:rFonts w:ascii="Times New Roman" w:hAnsi="Times New Roman" w:cs="Times New Roman"/>
-          <w:b/>
-          <w:sz w:val="24"/>
-          <w:szCs w:val="24"/>
-        </w:rPr>
-      </w:pPr>
-      <w:r>
-        <w:rPr>
-          <w:rFonts w:ascii="Times New Roman" w:hAnsi="Times New Roman" w:cs="Times New Roman"/>
-          <w:b/>
-          <w:sz w:val="24"/>
-          <w:szCs w:val="24"/>
-        </w:rPr>
-        <w:t>DENSE_</w:t>
-      </w:r>
-      <w:proofErr w:type="gramStart"/>
-      <w:r>
-        <w:rPr>
-          <w:rFonts w:ascii="Times New Roman" w:hAnsi="Times New Roman" w:cs="Times New Roman"/>
-          <w:b/>
-          <w:sz w:val="24"/>
-          <w:szCs w:val="24"/>
-        </w:rPr>
-        <w:t>RANK(</w:t>
-      </w:r>
-      <w:proofErr w:type="gramEnd"/>
-      <w:r>
-        <w:rPr>
-          <w:rFonts w:ascii="Times New Roman" w:hAnsi="Times New Roman" w:cs="Times New Roman"/>
-          <w:b/>
-          <w:sz w:val="24"/>
-          <w:szCs w:val="24"/>
-        </w:rPr>
-        <w:t>):</w:t>
-      </w:r>
-    </w:p>
-    <w:p>
-      <w:pPr>
-        <w:rPr>
-          <w:rFonts w:ascii="Times New Roman" w:hAnsi="Times New Roman" w:cs="Times New Roman"/>
-          <w:sz w:val="24"/>
-          <w:szCs w:val="24"/>
-        </w:rPr>
-      </w:pPr>
-      <w:r>
-        <w:rPr>
-          <w:rFonts w:ascii="Times New Roman" w:hAnsi="Times New Roman" w:cs="Times New Roman"/>
-          <w:b/>
-          <w:sz w:val="24"/>
-          <w:szCs w:val="24"/>
-        </w:rPr>
-        <w:t>Definition: DENSE_</w:t>
-      </w:r>
-      <w:proofErr w:type="gramStart"/>
-      <w:r>
-        <w:rPr>
-          <w:rFonts w:ascii="Times New Roman" w:hAnsi="Times New Roman" w:cs="Times New Roman"/>
-          <w:b/>
-          <w:sz w:val="24"/>
-          <w:szCs w:val="24"/>
-        </w:rPr>
-        <w:t>RANK(</w:t>
-      </w:r>
-      <w:proofErr w:type="gramEnd"/>
-      <w:r>
-        <w:rPr>
-          <w:rFonts w:ascii="Times New Roman" w:hAnsi="Times New Roman" w:cs="Times New Roman"/>
-          <w:b/>
-          <w:sz w:val="24"/>
-          <w:szCs w:val="24"/>
-        </w:rPr>
-        <w:t>)</w:t>
-      </w:r>
-      <w:r>
-        <w:rPr>
-          <w:rFonts w:ascii="Times New Roman" w:hAnsi="Times New Roman" w:cs="Times New Roman"/>
-          <w:sz w:val="24"/>
-          <w:szCs w:val="24"/>
-        </w:rPr>
-        <w:t xml:space="preserve"> also assigns a unique rank to each distinct row based on the specified column(s).</w:t>
-      </w:r>
-    </w:p>
-    <w:p>
-      <w:pPr>
-        <w:rPr>
-          <w:rFonts w:ascii="Times New Roman" w:hAnsi="Times New Roman" w:cs="Times New Roman"/>
-          <w:sz w:val="24"/>
-          <w:szCs w:val="24"/>
-        </w:rPr>
-      </w:pPr>
-      <w:r>
-        <w:rPr>
-          <w:rFonts w:ascii="Times New Roman" w:hAnsi="Times New Roman" w:cs="Times New Roman"/>
-          <w:b/>
-          <w:sz w:val="24"/>
-          <w:szCs w:val="24"/>
-        </w:rPr>
-        <w:t>Behavior</w:t>
-      </w:r>
-      <w:r>
-        <w:rPr>
-          <w:rFonts w:ascii="Times New Roman" w:hAnsi="Times New Roman" w:cs="Times New Roman"/>
-          <w:sz w:val="24"/>
-          <w:szCs w:val="24"/>
-        </w:rPr>
         <w:t>:</w:t>
       </w:r>
     </w:p>
@@ -9912,2491 +12348,6 @@
       <w:pPr>
         <w:rPr>
           <w:rFonts w:ascii="Times New Roman" w:hAnsi="Times New Roman" w:cs="Times New Roman"/>
-          <w:sz w:val="24"/>
-          <w:szCs w:val="24"/>
-        </w:rPr>
-      </w:pPr>
-      <w:r>
-        <w:rPr>
-          <w:rFonts w:ascii="Times New Roman" w:hAnsi="Times New Roman" w:cs="Times New Roman"/>
-          <w:sz w:val="24"/>
-          <w:szCs w:val="24"/>
-        </w:rPr>
-        <w:t xml:space="preserve"> If two or more rows have the same values, they receive the same rank, but the next rank is not skipped. The ranks are consecutive without gaps.</w:t>
-      </w:r>
-    </w:p>
-    <w:p>
-      <w:pPr>
-        <w:rPr>
-          <w:rFonts w:ascii="Times New Roman" w:hAnsi="Times New Roman" w:cs="Times New Roman"/>
-          <w:b/>
-          <w:sz w:val="24"/>
-          <w:szCs w:val="24"/>
-        </w:rPr>
-      </w:pPr>
-      <w:r>
-        <w:rPr>
-          <w:rFonts w:ascii="Times New Roman" w:hAnsi="Times New Roman" w:cs="Times New Roman"/>
-          <w:b/>
-          <w:sz w:val="24"/>
-          <w:szCs w:val="24"/>
-        </w:rPr>
-        <w:t>Example:</w:t>
-      </w:r>
-    </w:p>
-    <w:p>
-      <w:pPr>
-        <w:rPr>
-          <w:rFonts w:ascii="Times New Roman" w:hAnsi="Times New Roman" w:cs="Times New Roman"/>
-          <w:sz w:val="24"/>
-          <w:szCs w:val="24"/>
-        </w:rPr>
-      </w:pPr>
-      <w:r>
-        <w:rPr>
-          <w:rFonts w:ascii="Times New Roman" w:hAnsi="Times New Roman" w:cs="Times New Roman"/>
-          <w:sz w:val="24"/>
-          <w:szCs w:val="24"/>
-        </w:rPr>
-        <w:t xml:space="preserve">Consider a table of sales data where multiple salespeople have the same sales amount. With </w:t>
-      </w:r>
-      <w:proofErr w:type="gramStart"/>
-      <w:r>
-        <w:rPr>
-          <w:rFonts w:ascii="Times New Roman" w:hAnsi="Times New Roman" w:cs="Times New Roman"/>
-          <w:sz w:val="24"/>
-          <w:szCs w:val="24"/>
-        </w:rPr>
-        <w:t>RANK(</w:t>
-      </w:r>
-      <w:proofErr w:type="gramEnd"/>
-      <w:r>
-        <w:rPr>
-          <w:rFonts w:ascii="Times New Roman" w:hAnsi="Times New Roman" w:cs="Times New Roman"/>
-          <w:sz w:val="24"/>
-          <w:szCs w:val="24"/>
-        </w:rPr>
-        <w:t>), if two salespeople have the highest sales, they both get a rank of 1, and the next rank is 3. With DENSE_</w:t>
-      </w:r>
-      <w:proofErr w:type="gramStart"/>
-      <w:r>
-        <w:rPr>
-          <w:rFonts w:ascii="Times New Roman" w:hAnsi="Times New Roman" w:cs="Times New Roman"/>
-          <w:sz w:val="24"/>
-          <w:szCs w:val="24"/>
-        </w:rPr>
-        <w:t>RANK(</w:t>
-      </w:r>
-      <w:proofErr w:type="gramEnd"/>
-      <w:r>
-        <w:rPr>
-          <w:rFonts w:ascii="Times New Roman" w:hAnsi="Times New Roman" w:cs="Times New Roman"/>
-          <w:sz w:val="24"/>
-          <w:szCs w:val="24"/>
-        </w:rPr>
-        <w:t>), they both get a rank of 1, and the next rank is 2.</w:t>
-      </w:r>
-    </w:p>
-    <w:p>
-      <w:pPr>
-        <w:rPr>
-          <w:rFonts w:ascii="Times New Roman" w:hAnsi="Times New Roman" w:cs="Times New Roman"/>
-          <w:sz w:val="24"/>
-          <w:szCs w:val="24"/>
-        </w:rPr>
-      </w:pPr>
-      <w:r>
-        <w:rPr>
-          <w:rFonts w:ascii="Times New Roman" w:hAnsi="Times New Roman" w:cs="Times New Roman"/>
-          <w:sz w:val="24"/>
-          <w:szCs w:val="24"/>
-        </w:rPr>
-        <w:t xml:space="preserve">In summary, both </w:t>
-      </w:r>
-      <w:proofErr w:type="gramStart"/>
-      <w:r>
-        <w:rPr>
-          <w:rFonts w:ascii="Times New Roman" w:hAnsi="Times New Roman" w:cs="Times New Roman"/>
-          <w:sz w:val="24"/>
-          <w:szCs w:val="24"/>
-        </w:rPr>
-        <w:t>RANK(</w:t>
-      </w:r>
-      <w:proofErr w:type="gramEnd"/>
-      <w:r>
-        <w:rPr>
-          <w:rFonts w:ascii="Times New Roman" w:hAnsi="Times New Roman" w:cs="Times New Roman"/>
-          <w:sz w:val="24"/>
-          <w:szCs w:val="24"/>
-        </w:rPr>
-        <w:t>) and DENSE_RANK() assign ranks to rows, but RANK() may have gaps in the ranking sequence, while DENSE_RANK() produces consecutive ranks without gaps for rows with the same values.</w:t>
-      </w:r>
-    </w:p>
-    <w:p>
-      <w:pPr>
-        <w:rPr>
-          <w:rFonts w:ascii="Times New Roman" w:hAnsi="Times New Roman" w:cs="Times New Roman"/>
-          <w:sz w:val="24"/>
-          <w:szCs w:val="24"/>
-        </w:rPr>
-      </w:pPr>
-    </w:p>
-    <w:p>
-      <w:pPr>
-        <w:rPr>
-          <w:rFonts w:ascii="Times New Roman" w:hAnsi="Times New Roman" w:cs="Times New Roman"/>
-          <w:b/>
-          <w:sz w:val="24"/>
-          <w:szCs w:val="24"/>
-        </w:rPr>
-      </w:pPr>
-    </w:p>
-    <w:p>
-      <w:pPr>
-        <w:rPr>
-          <w:rFonts w:ascii="Times New Roman" w:hAnsi="Times New Roman" w:cs="Times New Roman"/>
-          <w:b/>
-          <w:sz w:val="24"/>
-          <w:szCs w:val="24"/>
-        </w:rPr>
-      </w:pPr>
-    </w:p>
-    <w:p>
-      <w:pPr>
-        <w:rPr>
-          <w:rFonts w:ascii="Times New Roman" w:hAnsi="Times New Roman" w:cs="Times New Roman"/>
-          <w:b/>
-          <w:sz w:val="24"/>
-          <w:szCs w:val="24"/>
-        </w:rPr>
-      </w:pPr>
-    </w:p>
-    <w:p>
-      <w:pPr>
-        <w:rPr>
-          <w:rFonts w:ascii="Times New Roman" w:hAnsi="Times New Roman" w:cs="Times New Roman"/>
-          <w:b/>
-          <w:sz w:val="24"/>
-          <w:szCs w:val="24"/>
-        </w:rPr>
-      </w:pPr>
-      <w:proofErr w:type="gramStart"/>
-      <w:r>
-        <w:rPr>
-          <w:rFonts w:ascii="Times New Roman" w:hAnsi="Times New Roman" w:cs="Times New Roman"/>
-          <w:b/>
-          <w:sz w:val="24"/>
-          <w:szCs w:val="24"/>
-        </w:rPr>
-        <w:t>9)Sub</w:t>
-      </w:r>
-      <w:proofErr w:type="gramEnd"/>
-      <w:r>
-        <w:rPr>
-          <w:rFonts w:ascii="Times New Roman" w:hAnsi="Times New Roman" w:cs="Times New Roman"/>
-          <w:b/>
-          <w:sz w:val="24"/>
-          <w:szCs w:val="24"/>
-        </w:rPr>
-        <w:t xml:space="preserve"> queries:</w:t>
-      </w:r>
-    </w:p>
-    <w:p>
-      <w:pPr>
-        <w:rPr>
-          <w:rFonts w:ascii="Times New Roman" w:hAnsi="Times New Roman" w:cs="Times New Roman"/>
-          <w:b/>
-          <w:sz w:val="24"/>
-          <w:szCs w:val="24"/>
-        </w:rPr>
-      </w:pPr>
-      <w:r>
-        <w:rPr>
-          <w:rFonts w:ascii="Times New Roman" w:hAnsi="Times New Roman" w:cs="Times New Roman"/>
-          <w:b/>
-          <w:sz w:val="24"/>
-          <w:szCs w:val="24"/>
-        </w:rPr>
-        <w:t xml:space="preserve">Question: What are </w:t>
-      </w:r>
-      <w:proofErr w:type="spellStart"/>
-      <w:r>
-        <w:rPr>
-          <w:rFonts w:ascii="Times New Roman" w:hAnsi="Times New Roman" w:cs="Times New Roman"/>
-          <w:b/>
-          <w:sz w:val="24"/>
-          <w:szCs w:val="24"/>
-        </w:rPr>
-        <w:t>subqueries</w:t>
-      </w:r>
-      <w:proofErr w:type="spellEnd"/>
-      <w:r>
-        <w:rPr>
-          <w:rFonts w:ascii="Times New Roman" w:hAnsi="Times New Roman" w:cs="Times New Roman"/>
-          <w:b/>
-          <w:sz w:val="24"/>
-          <w:szCs w:val="24"/>
-        </w:rPr>
-        <w:t xml:space="preserve"> in SQL, and how are they used?</w:t>
-      </w:r>
-    </w:p>
-    <w:p>
-      <w:pPr>
-        <w:rPr>
-          <w:rFonts w:ascii="Times New Roman" w:hAnsi="Times New Roman" w:cs="Times New Roman"/>
-          <w:b/>
-          <w:sz w:val="24"/>
-          <w:szCs w:val="24"/>
-        </w:rPr>
-      </w:pPr>
-      <w:r>
-        <w:rPr>
-          <w:rFonts w:ascii="Times New Roman" w:hAnsi="Times New Roman" w:cs="Times New Roman"/>
-          <w:b/>
-          <w:sz w:val="24"/>
-          <w:szCs w:val="24"/>
-        </w:rPr>
-        <w:t>Answer: Definition</w:t>
-      </w:r>
-    </w:p>
-    <w:p>
-      <w:pPr>
-        <w:rPr>
-          <w:rFonts w:ascii="Times New Roman" w:hAnsi="Times New Roman" w:cs="Times New Roman"/>
-          <w:b/>
-          <w:sz w:val="24"/>
-          <w:szCs w:val="24"/>
-        </w:rPr>
-      </w:pPr>
-      <w:proofErr w:type="spellStart"/>
-      <w:r>
-        <w:rPr>
-          <w:rFonts w:ascii="Times New Roman" w:hAnsi="Times New Roman" w:cs="Times New Roman"/>
-          <w:b/>
-          <w:sz w:val="24"/>
-          <w:szCs w:val="24"/>
-        </w:rPr>
-        <w:t>Subquery</w:t>
-      </w:r>
-      <w:proofErr w:type="spellEnd"/>
-      <w:r>
-        <w:rPr>
-          <w:rFonts w:ascii="Times New Roman" w:hAnsi="Times New Roman" w:cs="Times New Roman"/>
-          <w:b/>
-          <w:sz w:val="24"/>
-          <w:szCs w:val="24"/>
-        </w:rPr>
-        <w:t xml:space="preserve">: </w:t>
-      </w:r>
-    </w:p>
-    <w:p>
-      <w:pPr>
-        <w:rPr>
-          <w:rFonts w:ascii="Times New Roman" w:hAnsi="Times New Roman" w:cs="Times New Roman"/>
-          <w:sz w:val="24"/>
-          <w:szCs w:val="24"/>
-        </w:rPr>
-      </w:pPr>
-      <w:r>
-        <w:rPr>
-          <w:rFonts w:ascii="Times New Roman" w:hAnsi="Times New Roman" w:cs="Times New Roman"/>
-          <w:sz w:val="24"/>
-          <w:szCs w:val="24"/>
-        </w:rPr>
-        <w:t xml:space="preserve">A </w:t>
-      </w:r>
-      <w:proofErr w:type="spellStart"/>
-      <w:r>
-        <w:rPr>
-          <w:rFonts w:ascii="Times New Roman" w:hAnsi="Times New Roman" w:cs="Times New Roman"/>
-          <w:sz w:val="24"/>
-          <w:szCs w:val="24"/>
-        </w:rPr>
-        <w:t>subquery</w:t>
-      </w:r>
-      <w:proofErr w:type="spellEnd"/>
-      <w:r>
-        <w:rPr>
-          <w:rFonts w:ascii="Times New Roman" w:hAnsi="Times New Roman" w:cs="Times New Roman"/>
-          <w:sz w:val="24"/>
-          <w:szCs w:val="24"/>
-        </w:rPr>
-        <w:t xml:space="preserve"> is a query nested within another query, and it's enclosed in parentheses. It can be used to retrieve data that will be used in the main query's condition or expression.</w:t>
-      </w:r>
-    </w:p>
-    <w:p>
-      <w:pPr>
-        <w:rPr>
-          <w:rFonts w:ascii="Times New Roman" w:hAnsi="Times New Roman" w:cs="Times New Roman"/>
-          <w:sz w:val="24"/>
-          <w:szCs w:val="24"/>
-        </w:rPr>
-      </w:pPr>
-    </w:p>
-    <w:p>
-      <w:pPr>
-        <w:rPr>
-          <w:rFonts w:ascii="Times New Roman" w:hAnsi="Times New Roman" w:cs="Times New Roman"/>
-          <w:sz w:val="24"/>
-          <w:szCs w:val="24"/>
-        </w:rPr>
-      </w:pPr>
-      <w:r>
-        <w:rPr>
-          <w:rFonts w:ascii="Times New Roman" w:hAnsi="Times New Roman" w:cs="Times New Roman"/>
-          <w:b/>
-          <w:sz w:val="24"/>
-          <w:szCs w:val="24"/>
-        </w:rPr>
-        <w:t>Example:</w:t>
-      </w:r>
-    </w:p>
-    <w:p>
-      <w:pPr>
-        <w:rPr>
-          <w:rFonts w:ascii="Times New Roman" w:hAnsi="Times New Roman" w:cs="Times New Roman"/>
-          <w:sz w:val="24"/>
-          <w:szCs w:val="24"/>
-        </w:rPr>
-      </w:pPr>
-      <w:r>
-        <w:rPr>
-          <w:rFonts w:ascii="Times New Roman" w:hAnsi="Times New Roman" w:cs="Times New Roman"/>
-          <w:sz w:val="24"/>
-          <w:szCs w:val="24"/>
-        </w:rPr>
-        <w:t xml:space="preserve">SELECT </w:t>
-      </w:r>
-      <w:proofErr w:type="spellStart"/>
-      <w:r>
-        <w:rPr>
-          <w:rFonts w:ascii="Times New Roman" w:hAnsi="Times New Roman" w:cs="Times New Roman"/>
-          <w:sz w:val="24"/>
-          <w:szCs w:val="24"/>
-        </w:rPr>
-        <w:t>ProductName</w:t>
-      </w:r>
-      <w:proofErr w:type="spellEnd"/>
-    </w:p>
-    <w:p>
-      <w:pPr>
-        <w:rPr>
-          <w:rFonts w:ascii="Times New Roman" w:hAnsi="Times New Roman" w:cs="Times New Roman"/>
-          <w:sz w:val="24"/>
-          <w:szCs w:val="24"/>
-        </w:rPr>
-      </w:pPr>
-      <w:r>
-        <w:rPr>
-          <w:rFonts w:ascii="Times New Roman" w:hAnsi="Times New Roman" w:cs="Times New Roman"/>
-          <w:sz w:val="24"/>
-          <w:szCs w:val="24"/>
-        </w:rPr>
-        <w:t>FROM Products</w:t>
-      </w:r>
-    </w:p>
-    <w:p>
-      <w:pPr>
-        <w:rPr>
-          <w:rFonts w:ascii="Times New Roman" w:hAnsi="Times New Roman" w:cs="Times New Roman"/>
-          <w:sz w:val="24"/>
-          <w:szCs w:val="24"/>
-        </w:rPr>
-      </w:pPr>
-      <w:r>
-        <w:rPr>
-          <w:rFonts w:ascii="Times New Roman" w:hAnsi="Times New Roman" w:cs="Times New Roman"/>
-          <w:sz w:val="24"/>
-          <w:szCs w:val="24"/>
-        </w:rPr>
-        <w:t xml:space="preserve">WHERE </w:t>
-      </w:r>
-      <w:proofErr w:type="spellStart"/>
-      <w:r>
-        <w:rPr>
-          <w:rFonts w:ascii="Times New Roman" w:hAnsi="Times New Roman" w:cs="Times New Roman"/>
-          <w:sz w:val="24"/>
-          <w:szCs w:val="24"/>
-        </w:rPr>
-        <w:t>CategoryID</w:t>
-      </w:r>
-      <w:proofErr w:type="spellEnd"/>
-      <w:r>
-        <w:rPr>
-          <w:rFonts w:ascii="Times New Roman" w:hAnsi="Times New Roman" w:cs="Times New Roman"/>
-          <w:sz w:val="24"/>
-          <w:szCs w:val="24"/>
-        </w:rPr>
-        <w:t xml:space="preserve"> IN (SELECT </w:t>
-      </w:r>
-      <w:proofErr w:type="spellStart"/>
-      <w:r>
-        <w:rPr>
-          <w:rFonts w:ascii="Times New Roman" w:hAnsi="Times New Roman" w:cs="Times New Roman"/>
-          <w:sz w:val="24"/>
-          <w:szCs w:val="24"/>
-        </w:rPr>
-        <w:t>CategoryID</w:t>
-      </w:r>
-      <w:proofErr w:type="spellEnd"/>
-      <w:r>
-        <w:rPr>
-          <w:rFonts w:ascii="Times New Roman" w:hAnsi="Times New Roman" w:cs="Times New Roman"/>
-          <w:sz w:val="24"/>
-          <w:szCs w:val="24"/>
-        </w:rPr>
-        <w:t xml:space="preserve"> FROM Categories WHERE </w:t>
-      </w:r>
-      <w:proofErr w:type="spellStart"/>
-      <w:r>
-        <w:rPr>
-          <w:rFonts w:ascii="Times New Roman" w:hAnsi="Times New Roman" w:cs="Times New Roman"/>
-          <w:sz w:val="24"/>
-          <w:szCs w:val="24"/>
-        </w:rPr>
-        <w:t>CategoryName</w:t>
-      </w:r>
-      <w:proofErr w:type="spellEnd"/>
-      <w:r>
-        <w:rPr>
-          <w:rFonts w:ascii="Times New Roman" w:hAnsi="Times New Roman" w:cs="Times New Roman"/>
-          <w:sz w:val="24"/>
-          <w:szCs w:val="24"/>
-        </w:rPr>
-        <w:t xml:space="preserve"> = 'Electronics');</w:t>
-      </w:r>
-    </w:p>
-    <w:p>
-      <w:pPr>
-        <w:rPr>
-          <w:rFonts w:ascii="Times New Roman" w:hAnsi="Times New Roman" w:cs="Times New Roman"/>
-          <w:sz w:val="24"/>
-          <w:szCs w:val="24"/>
-        </w:rPr>
-      </w:pPr>
-    </w:p>
-    <w:p>
-      <w:pPr>
-        <w:rPr>
-          <w:rFonts w:ascii="Times New Roman" w:hAnsi="Times New Roman" w:cs="Times New Roman"/>
-          <w:sz w:val="24"/>
-          <w:szCs w:val="24"/>
-        </w:rPr>
-      </w:pPr>
-      <w:r>
-        <w:rPr>
-          <w:rFonts w:ascii="Times New Roman" w:hAnsi="Times New Roman" w:cs="Times New Roman"/>
-          <w:sz w:val="24"/>
-          <w:szCs w:val="24"/>
-        </w:rPr>
-        <w:t xml:space="preserve">In this example, the </w:t>
-      </w:r>
-      <w:proofErr w:type="spellStart"/>
-      <w:r>
-        <w:rPr>
-          <w:rFonts w:ascii="Times New Roman" w:hAnsi="Times New Roman" w:cs="Times New Roman"/>
-          <w:sz w:val="24"/>
-          <w:szCs w:val="24"/>
-        </w:rPr>
-        <w:t>subquery</w:t>
-      </w:r>
-      <w:proofErr w:type="spellEnd"/>
-      <w:r>
-        <w:rPr>
-          <w:rFonts w:ascii="Times New Roman" w:hAnsi="Times New Roman" w:cs="Times New Roman"/>
-          <w:sz w:val="24"/>
-          <w:szCs w:val="24"/>
-        </w:rPr>
-        <w:t xml:space="preserve"> retrieves the </w:t>
-      </w:r>
-      <w:proofErr w:type="spellStart"/>
-      <w:r>
-        <w:rPr>
-          <w:rFonts w:ascii="Times New Roman" w:hAnsi="Times New Roman" w:cs="Times New Roman"/>
-          <w:sz w:val="24"/>
-          <w:szCs w:val="24"/>
-        </w:rPr>
-        <w:t>CategoryID</w:t>
-      </w:r>
-      <w:proofErr w:type="spellEnd"/>
-      <w:r>
-        <w:rPr>
-          <w:rFonts w:ascii="Times New Roman" w:hAnsi="Times New Roman" w:cs="Times New Roman"/>
-          <w:sz w:val="24"/>
-          <w:szCs w:val="24"/>
-        </w:rPr>
-        <w:t xml:space="preserve"> for the category 'Electronics,' and the main query uses that result to find products in the specified category.</w:t>
-      </w:r>
-    </w:p>
-    <w:p>
-      <w:pPr>
-        <w:rPr>
-          <w:rFonts w:ascii="Times New Roman" w:hAnsi="Times New Roman" w:cs="Times New Roman"/>
-          <w:b/>
-          <w:sz w:val="24"/>
-          <w:szCs w:val="24"/>
-        </w:rPr>
-      </w:pPr>
-      <w:r>
-        <w:rPr>
-          <w:rFonts w:ascii="Times New Roman" w:hAnsi="Times New Roman" w:cs="Times New Roman"/>
-          <w:b/>
-          <w:sz w:val="24"/>
-          <w:szCs w:val="24"/>
-        </w:rPr>
-        <w:t xml:space="preserve">Types of </w:t>
-      </w:r>
-      <w:proofErr w:type="spellStart"/>
-      <w:r>
-        <w:rPr>
-          <w:rFonts w:ascii="Times New Roman" w:hAnsi="Times New Roman" w:cs="Times New Roman"/>
-          <w:b/>
-          <w:sz w:val="24"/>
-          <w:szCs w:val="24"/>
-        </w:rPr>
-        <w:t>Subqueries</w:t>
-      </w:r>
-      <w:proofErr w:type="spellEnd"/>
-      <w:r>
-        <w:rPr>
-          <w:rFonts w:ascii="Times New Roman" w:hAnsi="Times New Roman" w:cs="Times New Roman"/>
-          <w:b/>
-          <w:sz w:val="24"/>
-          <w:szCs w:val="24"/>
-        </w:rPr>
-        <w:t>:</w:t>
-      </w:r>
-    </w:p>
-    <w:p>
-      <w:pPr>
-        <w:rPr>
-          <w:rFonts w:ascii="Times New Roman" w:hAnsi="Times New Roman" w:cs="Times New Roman"/>
-          <w:sz w:val="24"/>
-          <w:szCs w:val="24"/>
-        </w:rPr>
-      </w:pPr>
-      <w:r>
-        <w:rPr>
-          <w:rFonts w:ascii="Times New Roman" w:hAnsi="Times New Roman" w:cs="Times New Roman"/>
-          <w:b/>
-          <w:sz w:val="24"/>
-          <w:szCs w:val="24"/>
-        </w:rPr>
-        <w:t xml:space="preserve">Single-row </w:t>
-      </w:r>
-      <w:proofErr w:type="spellStart"/>
-      <w:r>
-        <w:rPr>
-          <w:rFonts w:ascii="Times New Roman" w:hAnsi="Times New Roman" w:cs="Times New Roman"/>
-          <w:b/>
-          <w:sz w:val="24"/>
-          <w:szCs w:val="24"/>
-        </w:rPr>
-        <w:t>Subquery</w:t>
-      </w:r>
-      <w:proofErr w:type="spellEnd"/>
-      <w:r>
-        <w:rPr>
-          <w:rFonts w:ascii="Times New Roman" w:hAnsi="Times New Roman" w:cs="Times New Roman"/>
-          <w:b/>
-          <w:sz w:val="24"/>
-          <w:szCs w:val="24"/>
-        </w:rPr>
-        <w:t>:</w:t>
-      </w:r>
-      <w:r>
-        <w:rPr>
-          <w:rFonts w:ascii="Times New Roman" w:hAnsi="Times New Roman" w:cs="Times New Roman"/>
-          <w:sz w:val="24"/>
-          <w:szCs w:val="24"/>
-        </w:rPr>
-        <w:t xml:space="preserve"> </w:t>
-      </w:r>
-    </w:p>
-    <w:p>
-      <w:pPr>
-        <w:rPr>
-          <w:rFonts w:ascii="Times New Roman" w:hAnsi="Times New Roman" w:cs="Times New Roman"/>
-          <w:sz w:val="24"/>
-          <w:szCs w:val="24"/>
-        </w:rPr>
-      </w:pPr>
-      <w:r>
-        <w:rPr>
-          <w:rFonts w:ascii="Times New Roman" w:hAnsi="Times New Roman" w:cs="Times New Roman"/>
-          <w:sz w:val="24"/>
-          <w:szCs w:val="24"/>
-        </w:rPr>
-        <w:t xml:space="preserve">A </w:t>
-      </w:r>
-      <w:proofErr w:type="spellStart"/>
-      <w:r>
-        <w:rPr>
-          <w:rFonts w:ascii="Times New Roman" w:hAnsi="Times New Roman" w:cs="Times New Roman"/>
-          <w:sz w:val="24"/>
-          <w:szCs w:val="24"/>
-        </w:rPr>
-        <w:t>subquery</w:t>
-      </w:r>
-      <w:proofErr w:type="spellEnd"/>
-      <w:r>
-        <w:rPr>
-          <w:rFonts w:ascii="Times New Roman" w:hAnsi="Times New Roman" w:cs="Times New Roman"/>
-          <w:sz w:val="24"/>
-          <w:szCs w:val="24"/>
-        </w:rPr>
-        <w:t xml:space="preserve"> that returns only one row, often used with single-row comparison operators (e.g</w:t>
-      </w:r>
-      <w:proofErr w:type="gramStart"/>
-      <w:r>
-        <w:rPr>
-          <w:rFonts w:ascii="Times New Roman" w:hAnsi="Times New Roman" w:cs="Times New Roman"/>
-          <w:sz w:val="24"/>
-          <w:szCs w:val="24"/>
-        </w:rPr>
-        <w:t>.,</w:t>
-      </w:r>
-      <w:proofErr w:type="gramEnd"/>
-      <w:r>
-        <w:rPr>
-          <w:rFonts w:ascii="Times New Roman" w:hAnsi="Times New Roman" w:cs="Times New Roman"/>
-          <w:sz w:val="24"/>
-          <w:szCs w:val="24"/>
-        </w:rPr>
-        <w:t xml:space="preserve"> =, &gt;, &lt;).</w:t>
-      </w:r>
-    </w:p>
-    <w:p>
-      <w:pPr>
-        <w:rPr>
-          <w:rFonts w:ascii="Times New Roman" w:hAnsi="Times New Roman" w:cs="Times New Roman"/>
-          <w:sz w:val="24"/>
-          <w:szCs w:val="24"/>
-        </w:rPr>
-      </w:pPr>
-      <w:r>
-        <w:rPr>
-          <w:rFonts w:ascii="Times New Roman" w:hAnsi="Times New Roman" w:cs="Times New Roman"/>
-          <w:b/>
-          <w:sz w:val="24"/>
-          <w:szCs w:val="24"/>
-        </w:rPr>
-        <w:t xml:space="preserve">Multiple-row </w:t>
-      </w:r>
-      <w:proofErr w:type="spellStart"/>
-      <w:r>
-        <w:rPr>
-          <w:rFonts w:ascii="Times New Roman" w:hAnsi="Times New Roman" w:cs="Times New Roman"/>
-          <w:b/>
-          <w:sz w:val="24"/>
-          <w:szCs w:val="24"/>
-        </w:rPr>
-        <w:t>Subquery</w:t>
-      </w:r>
-      <w:proofErr w:type="spellEnd"/>
-      <w:r>
-        <w:rPr>
-          <w:rFonts w:ascii="Times New Roman" w:hAnsi="Times New Roman" w:cs="Times New Roman"/>
-          <w:b/>
-          <w:sz w:val="24"/>
-          <w:szCs w:val="24"/>
-        </w:rPr>
-        <w:t xml:space="preserve">: </w:t>
-      </w:r>
-    </w:p>
-    <w:p>
-      <w:pPr>
-        <w:rPr>
-          <w:rFonts w:ascii="Times New Roman" w:hAnsi="Times New Roman" w:cs="Times New Roman"/>
-          <w:sz w:val="24"/>
-          <w:szCs w:val="24"/>
-        </w:rPr>
-      </w:pPr>
-      <w:r>
-        <w:rPr>
-          <w:rFonts w:ascii="Times New Roman" w:hAnsi="Times New Roman" w:cs="Times New Roman"/>
-          <w:sz w:val="24"/>
-          <w:szCs w:val="24"/>
-        </w:rPr>
-        <w:t xml:space="preserve">A </w:t>
-      </w:r>
-      <w:proofErr w:type="spellStart"/>
-      <w:r>
-        <w:rPr>
-          <w:rFonts w:ascii="Times New Roman" w:hAnsi="Times New Roman" w:cs="Times New Roman"/>
-          <w:sz w:val="24"/>
-          <w:szCs w:val="24"/>
-        </w:rPr>
-        <w:t>subquery</w:t>
-      </w:r>
-      <w:proofErr w:type="spellEnd"/>
-      <w:r>
-        <w:rPr>
-          <w:rFonts w:ascii="Times New Roman" w:hAnsi="Times New Roman" w:cs="Times New Roman"/>
-          <w:sz w:val="24"/>
-          <w:szCs w:val="24"/>
-        </w:rPr>
-        <w:t xml:space="preserve"> that returns multiple rows, often used with multiple-row comparison operators (e.g., IN, ANY, ALL).</w:t>
-      </w:r>
-    </w:p>
-    <w:p>
-      <w:pPr>
-        <w:rPr>
-          <w:rFonts w:ascii="Times New Roman" w:hAnsi="Times New Roman" w:cs="Times New Roman"/>
-          <w:sz w:val="24"/>
-          <w:szCs w:val="24"/>
-        </w:rPr>
-      </w:pPr>
-      <w:r>
-        <w:rPr>
-          <w:rFonts w:ascii="Times New Roman" w:hAnsi="Times New Roman" w:cs="Times New Roman"/>
-          <w:b/>
-          <w:sz w:val="24"/>
-          <w:szCs w:val="24"/>
-        </w:rPr>
-        <w:t xml:space="preserve">Correlated </w:t>
-      </w:r>
-      <w:proofErr w:type="spellStart"/>
-      <w:r>
-        <w:rPr>
-          <w:rFonts w:ascii="Times New Roman" w:hAnsi="Times New Roman" w:cs="Times New Roman"/>
-          <w:b/>
-          <w:sz w:val="24"/>
-          <w:szCs w:val="24"/>
-        </w:rPr>
-        <w:t>Subquery</w:t>
-      </w:r>
-      <w:proofErr w:type="spellEnd"/>
-      <w:r>
-        <w:rPr>
-          <w:rFonts w:ascii="Times New Roman" w:hAnsi="Times New Roman" w:cs="Times New Roman"/>
-          <w:b/>
-          <w:sz w:val="24"/>
-          <w:szCs w:val="24"/>
-        </w:rPr>
-        <w:t>:</w:t>
-      </w:r>
-      <w:r>
-        <w:rPr>
-          <w:rFonts w:ascii="Times New Roman" w:hAnsi="Times New Roman" w:cs="Times New Roman"/>
-          <w:sz w:val="24"/>
-          <w:szCs w:val="24"/>
-        </w:rPr>
-        <w:t xml:space="preserve"> </w:t>
-      </w:r>
-    </w:p>
-    <w:p>
-      <w:pPr>
-        <w:rPr>
-          <w:rFonts w:ascii="Times New Roman" w:hAnsi="Times New Roman" w:cs="Times New Roman"/>
-          <w:sz w:val="24"/>
-          <w:szCs w:val="24"/>
-        </w:rPr>
-      </w:pPr>
-      <w:proofErr w:type="gramStart"/>
-      <w:r>
-        <w:rPr>
-          <w:rFonts w:ascii="Times New Roman" w:hAnsi="Times New Roman" w:cs="Times New Roman"/>
-          <w:sz w:val="24"/>
-          <w:szCs w:val="24"/>
-        </w:rPr>
-        <w:t xml:space="preserve">A </w:t>
-      </w:r>
-      <w:proofErr w:type="spellStart"/>
-      <w:r>
-        <w:rPr>
-          <w:rFonts w:ascii="Times New Roman" w:hAnsi="Times New Roman" w:cs="Times New Roman"/>
-          <w:sz w:val="24"/>
-          <w:szCs w:val="24"/>
-        </w:rPr>
-        <w:t>subquery</w:t>
-      </w:r>
-      <w:proofErr w:type="spellEnd"/>
-      <w:r>
-        <w:rPr>
-          <w:rFonts w:ascii="Times New Roman" w:hAnsi="Times New Roman" w:cs="Times New Roman"/>
-          <w:sz w:val="24"/>
-          <w:szCs w:val="24"/>
-        </w:rPr>
-        <w:t xml:space="preserve"> that refers to columns from the outer query, making the </w:t>
-      </w:r>
-      <w:proofErr w:type="spellStart"/>
-      <w:r>
-        <w:rPr>
-          <w:rFonts w:ascii="Times New Roman" w:hAnsi="Times New Roman" w:cs="Times New Roman"/>
-          <w:sz w:val="24"/>
-          <w:szCs w:val="24"/>
-        </w:rPr>
-        <w:t>subquery</w:t>
-      </w:r>
-      <w:proofErr w:type="spellEnd"/>
-      <w:r>
-        <w:rPr>
-          <w:rFonts w:ascii="Times New Roman" w:hAnsi="Times New Roman" w:cs="Times New Roman"/>
-          <w:sz w:val="24"/>
-          <w:szCs w:val="24"/>
-        </w:rPr>
-        <w:t xml:space="preserve"> dependent on the outer query.</w:t>
-      </w:r>
-      <w:proofErr w:type="gramEnd"/>
-    </w:p>
-    <w:p>
-      <w:pPr>
-        <w:rPr>
-          <w:rFonts w:ascii="Times New Roman" w:hAnsi="Times New Roman" w:cs="Times New Roman"/>
-          <w:b/>
-          <w:sz w:val="24"/>
-          <w:szCs w:val="24"/>
-        </w:rPr>
-      </w:pPr>
-      <w:r>
-        <w:rPr>
-          <w:rFonts w:ascii="Times New Roman" w:hAnsi="Times New Roman" w:cs="Times New Roman"/>
-          <w:b/>
-          <w:sz w:val="24"/>
-          <w:szCs w:val="24"/>
-        </w:rPr>
-        <w:t>Use Cases:</w:t>
-      </w:r>
-    </w:p>
-    <w:p>
-      <w:pPr>
-        <w:rPr>
-          <w:rFonts w:ascii="Times New Roman" w:hAnsi="Times New Roman" w:cs="Times New Roman"/>
-          <w:sz w:val="24"/>
-          <w:szCs w:val="24"/>
-        </w:rPr>
-      </w:pPr>
-      <w:r>
-        <w:rPr>
-          <w:rFonts w:ascii="Times New Roman" w:hAnsi="Times New Roman" w:cs="Times New Roman"/>
-          <w:b/>
-          <w:sz w:val="24"/>
-          <w:szCs w:val="24"/>
-        </w:rPr>
-        <w:lastRenderedPageBreak/>
-        <w:t>Filtering Data:</w:t>
-      </w:r>
-      <w:r>
-        <w:rPr>
-          <w:rFonts w:ascii="Times New Roman" w:hAnsi="Times New Roman" w:cs="Times New Roman"/>
-          <w:sz w:val="24"/>
-          <w:szCs w:val="24"/>
-        </w:rPr>
-        <w:t xml:space="preserve"> </w:t>
-      </w:r>
-    </w:p>
-    <w:p>
-      <w:pPr>
-        <w:rPr>
-          <w:rFonts w:ascii="Times New Roman" w:hAnsi="Times New Roman" w:cs="Times New Roman"/>
-          <w:sz w:val="24"/>
-          <w:szCs w:val="24"/>
-        </w:rPr>
-      </w:pPr>
-      <w:proofErr w:type="spellStart"/>
-      <w:r>
-        <w:rPr>
-          <w:rFonts w:ascii="Times New Roman" w:hAnsi="Times New Roman" w:cs="Times New Roman"/>
-          <w:sz w:val="24"/>
-          <w:szCs w:val="24"/>
-        </w:rPr>
-        <w:t>Subqueries</w:t>
-      </w:r>
-      <w:proofErr w:type="spellEnd"/>
-      <w:r>
-        <w:rPr>
-          <w:rFonts w:ascii="Times New Roman" w:hAnsi="Times New Roman" w:cs="Times New Roman"/>
-          <w:sz w:val="24"/>
-          <w:szCs w:val="24"/>
-        </w:rPr>
-        <w:t xml:space="preserve"> can be used to filter data based on conditions derived from another table.</w:t>
-      </w:r>
-    </w:p>
-    <w:p>
-      <w:pPr>
-        <w:rPr>
-          <w:rFonts w:ascii="Times New Roman" w:hAnsi="Times New Roman" w:cs="Times New Roman"/>
-          <w:sz w:val="24"/>
-          <w:szCs w:val="24"/>
-        </w:rPr>
-      </w:pPr>
-      <w:r>
-        <w:rPr>
-          <w:rFonts w:ascii="Times New Roman" w:hAnsi="Times New Roman" w:cs="Times New Roman"/>
-          <w:b/>
-          <w:sz w:val="24"/>
-          <w:szCs w:val="24"/>
-        </w:rPr>
-        <w:t>Data Modification:</w:t>
-      </w:r>
-      <w:r>
-        <w:rPr>
-          <w:rFonts w:ascii="Times New Roman" w:hAnsi="Times New Roman" w:cs="Times New Roman"/>
-          <w:sz w:val="24"/>
-          <w:szCs w:val="24"/>
-        </w:rPr>
-        <w:t xml:space="preserve"> </w:t>
-      </w:r>
-    </w:p>
-    <w:p>
-      <w:pPr>
-        <w:rPr>
-          <w:rFonts w:ascii="Times New Roman" w:hAnsi="Times New Roman" w:cs="Times New Roman"/>
-          <w:sz w:val="24"/>
-          <w:szCs w:val="24"/>
-        </w:rPr>
-      </w:pPr>
-      <w:proofErr w:type="spellStart"/>
-      <w:r>
-        <w:rPr>
-          <w:rFonts w:ascii="Times New Roman" w:hAnsi="Times New Roman" w:cs="Times New Roman"/>
-          <w:sz w:val="24"/>
-          <w:szCs w:val="24"/>
-        </w:rPr>
-        <w:t>Subqueries</w:t>
-      </w:r>
-      <w:proofErr w:type="spellEnd"/>
-      <w:r>
-        <w:rPr>
-          <w:rFonts w:ascii="Times New Roman" w:hAnsi="Times New Roman" w:cs="Times New Roman"/>
-          <w:sz w:val="24"/>
-          <w:szCs w:val="24"/>
-        </w:rPr>
-        <w:t xml:space="preserve"> can be used to provide values for INSERT, UPDATE, or DELETE statements.</w:t>
-      </w:r>
-    </w:p>
-    <w:p>
-      <w:pPr>
-        <w:rPr>
-          <w:rFonts w:ascii="Times New Roman" w:hAnsi="Times New Roman" w:cs="Times New Roman"/>
-          <w:b/>
-          <w:sz w:val="24"/>
-          <w:szCs w:val="24"/>
-        </w:rPr>
-      </w:pPr>
-      <w:r>
-        <w:rPr>
-          <w:rFonts w:ascii="Times New Roman" w:hAnsi="Times New Roman" w:cs="Times New Roman"/>
-          <w:b/>
-          <w:sz w:val="24"/>
-          <w:szCs w:val="24"/>
-        </w:rPr>
-        <w:t>Aggregate Calculations:</w:t>
-      </w:r>
-    </w:p>
-    <w:p>
-      <w:pPr>
-        <w:rPr>
-          <w:rFonts w:ascii="Times New Roman" w:hAnsi="Times New Roman" w:cs="Times New Roman"/>
-          <w:sz w:val="24"/>
-          <w:szCs w:val="24"/>
-        </w:rPr>
-      </w:pPr>
-      <w:r>
-        <w:rPr>
-          <w:rFonts w:ascii="Times New Roman" w:hAnsi="Times New Roman" w:cs="Times New Roman"/>
-          <w:sz w:val="24"/>
-          <w:szCs w:val="24"/>
-        </w:rPr>
-        <w:t xml:space="preserve"> </w:t>
-      </w:r>
-      <w:proofErr w:type="spellStart"/>
-      <w:r>
-        <w:rPr>
-          <w:rFonts w:ascii="Times New Roman" w:hAnsi="Times New Roman" w:cs="Times New Roman"/>
-          <w:sz w:val="24"/>
-          <w:szCs w:val="24"/>
-        </w:rPr>
-        <w:t>Subqueries</w:t>
-      </w:r>
-      <w:proofErr w:type="spellEnd"/>
-      <w:r>
-        <w:rPr>
-          <w:rFonts w:ascii="Times New Roman" w:hAnsi="Times New Roman" w:cs="Times New Roman"/>
-          <w:sz w:val="24"/>
-          <w:szCs w:val="24"/>
-        </w:rPr>
-        <w:t xml:space="preserve"> can be used to perform aggregate calculations on subsets of data.</w:t>
-      </w:r>
-    </w:p>
-    <w:p>
-      <w:pPr>
-        <w:rPr>
-          <w:rFonts w:ascii="Times New Roman" w:hAnsi="Times New Roman" w:cs="Times New Roman"/>
-          <w:sz w:val="24"/>
-          <w:szCs w:val="24"/>
-        </w:rPr>
-      </w:pPr>
-    </w:p>
-    <w:p>
-      <w:pPr>
-        <w:rPr>
-          <w:rFonts w:ascii="Times New Roman" w:hAnsi="Times New Roman" w:cs="Times New Roman"/>
-          <w:sz w:val="24"/>
-          <w:szCs w:val="24"/>
-        </w:rPr>
-      </w:pPr>
-      <w:r>
-        <w:rPr>
-          <w:rFonts w:ascii="Times New Roman" w:hAnsi="Times New Roman" w:cs="Times New Roman"/>
-          <w:sz w:val="24"/>
-          <w:szCs w:val="24"/>
-        </w:rPr>
-        <w:t xml:space="preserve">Understanding </w:t>
-      </w:r>
-      <w:proofErr w:type="spellStart"/>
-      <w:r>
-        <w:rPr>
-          <w:rFonts w:ascii="Times New Roman" w:hAnsi="Times New Roman" w:cs="Times New Roman"/>
-          <w:sz w:val="24"/>
-          <w:szCs w:val="24"/>
-        </w:rPr>
-        <w:t>subqueries</w:t>
-      </w:r>
-      <w:proofErr w:type="spellEnd"/>
-      <w:r>
-        <w:rPr>
-          <w:rFonts w:ascii="Times New Roman" w:hAnsi="Times New Roman" w:cs="Times New Roman"/>
-          <w:sz w:val="24"/>
-          <w:szCs w:val="24"/>
-        </w:rPr>
-        <w:t xml:space="preserve"> is crucial for writing complex and efficient SQL queries. They provide a way to break down problems into smaller, manageable pieces and allow for more flexible and expressive queries.</w:t>
-      </w:r>
-    </w:p>
-    <w:p>
-      <w:pPr>
-        <w:rPr>
-          <w:rFonts w:ascii="Times New Roman" w:hAnsi="Times New Roman" w:cs="Times New Roman"/>
-          <w:sz w:val="24"/>
-          <w:szCs w:val="24"/>
-        </w:rPr>
-      </w:pPr>
-    </w:p>
-    <w:p>
-      <w:pPr>
-        <w:rPr>
-          <w:rFonts w:ascii="Times New Roman" w:hAnsi="Times New Roman" w:cs="Times New Roman"/>
-          <w:sz w:val="24"/>
-          <w:szCs w:val="24"/>
-        </w:rPr>
-      </w:pPr>
-    </w:p>
-    <w:p>
-      <w:pPr>
-        <w:rPr>
-          <w:rFonts w:ascii="Times New Roman" w:hAnsi="Times New Roman" w:cs="Times New Roman"/>
-          <w:sz w:val="24"/>
-          <w:szCs w:val="24"/>
-        </w:rPr>
-      </w:pPr>
-    </w:p>
-    <w:p>
-      <w:pPr>
-        <w:rPr>
-          <w:rFonts w:ascii="Times New Roman" w:hAnsi="Times New Roman" w:cs="Times New Roman"/>
-          <w:sz w:val="24"/>
-          <w:szCs w:val="24"/>
-        </w:rPr>
-      </w:pPr>
-    </w:p>
-    <w:p>
-      <w:pPr>
-        <w:rPr>
-          <w:rFonts w:ascii="Times New Roman" w:hAnsi="Times New Roman" w:cs="Times New Roman"/>
-          <w:sz w:val="24"/>
-          <w:szCs w:val="24"/>
-        </w:rPr>
-      </w:pPr>
-    </w:p>
-    <w:p>
-      <w:pPr>
-        <w:rPr>
-          <w:rFonts w:ascii="Times New Roman" w:hAnsi="Times New Roman" w:cs="Times New Roman"/>
-          <w:sz w:val="24"/>
-          <w:szCs w:val="24"/>
-        </w:rPr>
-      </w:pPr>
-    </w:p>
-    <w:p>
-      <w:pPr>
-        <w:rPr>
-          <w:rFonts w:ascii="Times New Roman" w:hAnsi="Times New Roman" w:cs="Times New Roman"/>
-          <w:sz w:val="24"/>
-          <w:szCs w:val="24"/>
-        </w:rPr>
-      </w:pPr>
-    </w:p>
-    <w:p>
-      <w:pPr>
-        <w:rPr>
-          <w:rFonts w:ascii="Times New Roman" w:hAnsi="Times New Roman" w:cs="Times New Roman"/>
-          <w:sz w:val="24"/>
-          <w:szCs w:val="24"/>
-        </w:rPr>
-      </w:pPr>
-    </w:p>
-    <w:p>
-      <w:pPr>
-        <w:rPr>
-          <w:rFonts w:ascii="Times New Roman" w:hAnsi="Times New Roman" w:cs="Times New Roman"/>
-          <w:sz w:val="24"/>
-          <w:szCs w:val="24"/>
-        </w:rPr>
-      </w:pPr>
-    </w:p>
-    <w:p>
-      <w:pPr>
-        <w:rPr>
-          <w:rFonts w:ascii="Times New Roman" w:hAnsi="Times New Roman" w:cs="Times New Roman"/>
-          <w:sz w:val="24"/>
-          <w:szCs w:val="24"/>
-        </w:rPr>
-      </w:pPr>
-    </w:p>
-    <w:p>
-      <w:pPr>
-        <w:rPr>
-          <w:rFonts w:ascii="Times New Roman" w:hAnsi="Times New Roman" w:cs="Times New Roman"/>
-          <w:sz w:val="24"/>
-          <w:szCs w:val="24"/>
-        </w:rPr>
-      </w:pPr>
-    </w:p>
-    <w:p>
-      <w:pPr>
-        <w:rPr>
-          <w:rFonts w:ascii="Times New Roman" w:hAnsi="Times New Roman" w:cs="Times New Roman"/>
-          <w:sz w:val="24"/>
-          <w:szCs w:val="24"/>
-        </w:rPr>
-      </w:pPr>
-    </w:p>
-    <w:p>
-      <w:pPr>
-        <w:rPr>
-          <w:rFonts w:ascii="Times New Roman" w:hAnsi="Times New Roman" w:cs="Times New Roman"/>
-          <w:sz w:val="24"/>
-          <w:szCs w:val="24"/>
-        </w:rPr>
-      </w:pPr>
-    </w:p>
-    <w:p>
-      <w:pPr>
-        <w:rPr>
-          <w:rFonts w:ascii="Times New Roman" w:hAnsi="Times New Roman" w:cs="Times New Roman"/>
-          <w:sz w:val="24"/>
-          <w:szCs w:val="24"/>
-        </w:rPr>
-      </w:pPr>
-    </w:p>
-    <w:p>
-      <w:pPr>
-        <w:rPr>
-          <w:rFonts w:ascii="Times New Roman" w:hAnsi="Times New Roman" w:cs="Times New Roman"/>
-          <w:sz w:val="24"/>
-          <w:szCs w:val="24"/>
-        </w:rPr>
-      </w:pPr>
-    </w:p>
-    <w:p>
-      <w:pPr>
-        <w:rPr>
-          <w:rFonts w:ascii="Times New Roman" w:hAnsi="Times New Roman" w:cs="Times New Roman"/>
-          <w:sz w:val="24"/>
-          <w:szCs w:val="24"/>
-        </w:rPr>
-      </w:pPr>
-    </w:p>
-    <w:p>
-      <w:pPr>
-        <w:rPr>
-          <w:rFonts w:ascii="Times New Roman" w:hAnsi="Times New Roman" w:cs="Times New Roman"/>
-          <w:sz w:val="24"/>
-          <w:szCs w:val="24"/>
-        </w:rPr>
-      </w:pPr>
-    </w:p>
-    <w:p>
-      <w:pPr>
-        <w:rPr>
-          <w:rFonts w:ascii="Times New Roman" w:hAnsi="Times New Roman" w:cs="Times New Roman"/>
-          <w:sz w:val="24"/>
-          <w:szCs w:val="24"/>
-        </w:rPr>
-      </w:pPr>
-    </w:p>
-    <w:p>
-      <w:pPr>
-        <w:rPr>
-          <w:rFonts w:ascii="Times New Roman" w:hAnsi="Times New Roman" w:cs="Times New Roman"/>
-          <w:b/>
-          <w:sz w:val="24"/>
-          <w:szCs w:val="24"/>
-        </w:rPr>
-      </w:pPr>
-    </w:p>
-    <w:p>
-      <w:pPr>
-        <w:rPr>
-          <w:rFonts w:ascii="Times New Roman" w:hAnsi="Times New Roman" w:cs="Times New Roman"/>
-          <w:b/>
-          <w:sz w:val="24"/>
-          <w:szCs w:val="24"/>
-        </w:rPr>
-      </w:pPr>
-    </w:p>
-    <w:p>
-      <w:pPr>
-        <w:rPr>
-          <w:rFonts w:ascii="Times New Roman" w:hAnsi="Times New Roman" w:cs="Times New Roman"/>
-          <w:b/>
-          <w:sz w:val="24"/>
-          <w:szCs w:val="24"/>
-        </w:rPr>
-      </w:pPr>
-    </w:p>
-    <w:p>
-      <w:pPr>
-        <w:rPr>
-          <w:rFonts w:ascii="Times New Roman" w:hAnsi="Times New Roman" w:cs="Times New Roman"/>
-          <w:b/>
-          <w:sz w:val="24"/>
-          <w:szCs w:val="24"/>
-        </w:rPr>
-      </w:pPr>
-    </w:p>
-    <w:p>
-      <w:pPr>
-        <w:rPr>
-          <w:rFonts w:ascii="Times New Roman" w:hAnsi="Times New Roman" w:cs="Times New Roman"/>
-          <w:b/>
-          <w:sz w:val="24"/>
-          <w:szCs w:val="24"/>
-        </w:rPr>
-      </w:pPr>
-    </w:p>
-    <w:p>
-      <w:pPr>
-        <w:rPr>
-          <w:rFonts w:ascii="Times New Roman" w:hAnsi="Times New Roman" w:cs="Times New Roman"/>
-          <w:sz w:val="24"/>
-          <w:szCs w:val="24"/>
-        </w:rPr>
-      </w:pPr>
-      <w:r>
-        <w:rPr>
-          <w:rFonts w:ascii="Times New Roman" w:hAnsi="Times New Roman" w:cs="Times New Roman"/>
-          <w:b/>
-          <w:sz w:val="24"/>
-          <w:szCs w:val="24"/>
-        </w:rPr>
-        <w:t>10</w:t>
-      </w:r>
-      <w:proofErr w:type="gramStart"/>
-      <w:r>
-        <w:rPr>
-          <w:rFonts w:ascii="Times New Roman" w:hAnsi="Times New Roman" w:cs="Times New Roman"/>
-          <w:b/>
-          <w:sz w:val="24"/>
-          <w:szCs w:val="24"/>
-        </w:rPr>
-        <w:t>)Variable</w:t>
-      </w:r>
-      <w:proofErr w:type="gramEnd"/>
-      <w:r>
-        <w:rPr>
-          <w:rFonts w:ascii="Times New Roman" w:hAnsi="Times New Roman" w:cs="Times New Roman"/>
-          <w:b/>
-          <w:sz w:val="24"/>
-          <w:szCs w:val="24"/>
-        </w:rPr>
-        <w:t xml:space="preserve"> creation:</w:t>
-      </w:r>
-    </w:p>
-    <w:p>
-      <w:pPr>
-        <w:rPr>
-          <w:rFonts w:ascii="Times New Roman" w:hAnsi="Times New Roman" w:cs="Times New Roman"/>
-          <w:sz w:val="24"/>
-          <w:szCs w:val="24"/>
-        </w:rPr>
-      </w:pPr>
-      <w:r>
-        <w:rPr>
-          <w:rFonts w:ascii="Times New Roman" w:hAnsi="Times New Roman" w:cs="Times New Roman"/>
-          <w:sz w:val="24"/>
-          <w:szCs w:val="24"/>
-        </w:rPr>
-        <w:t xml:space="preserve">In SQL, you can create variables to store and manipulate data within a script or a batch of statements. The syntax for creating variables varies slightly between different database management systems. Here are examples for two popular systems: Microsoft SQL Server and </w:t>
-      </w:r>
-      <w:proofErr w:type="spellStart"/>
-      <w:r>
-        <w:rPr>
-          <w:rFonts w:ascii="Times New Roman" w:hAnsi="Times New Roman" w:cs="Times New Roman"/>
-          <w:sz w:val="24"/>
-          <w:szCs w:val="24"/>
-        </w:rPr>
-        <w:t>MySQL</w:t>
-      </w:r>
-      <w:proofErr w:type="spellEnd"/>
-      <w:r>
-        <w:rPr>
-          <w:rFonts w:ascii="Times New Roman" w:hAnsi="Times New Roman" w:cs="Times New Roman"/>
-          <w:sz w:val="24"/>
-          <w:szCs w:val="24"/>
-        </w:rPr>
-        <w:t>.</w:t>
-      </w:r>
-    </w:p>
-    <w:p>
-      <w:pPr>
-        <w:rPr>
-          <w:rFonts w:ascii="Times New Roman" w:hAnsi="Times New Roman" w:cs="Times New Roman"/>
-          <w:sz w:val="24"/>
-          <w:szCs w:val="24"/>
-        </w:rPr>
-      </w:pPr>
-    </w:p>
-    <w:p>
-      <w:pPr>
-        <w:rPr>
-          <w:rFonts w:ascii="Times New Roman" w:hAnsi="Times New Roman" w:cs="Times New Roman"/>
-          <w:b/>
-          <w:sz w:val="24"/>
-          <w:szCs w:val="24"/>
-        </w:rPr>
-      </w:pPr>
-      <w:r>
-        <w:rPr>
-          <w:rFonts w:ascii="Times New Roman" w:hAnsi="Times New Roman" w:cs="Times New Roman"/>
-          <w:b/>
-          <w:sz w:val="24"/>
-          <w:szCs w:val="24"/>
-        </w:rPr>
-        <w:t>Microsoft SQL Server:</w:t>
-      </w:r>
-    </w:p>
-    <w:p>
-      <w:pPr>
-        <w:rPr>
-          <w:rFonts w:ascii="Times New Roman" w:hAnsi="Times New Roman" w:cs="Times New Roman"/>
-          <w:sz w:val="24"/>
-          <w:szCs w:val="24"/>
-        </w:rPr>
-      </w:pPr>
-      <w:r>
-        <w:rPr>
-          <w:rFonts w:ascii="Times New Roman" w:hAnsi="Times New Roman" w:cs="Times New Roman"/>
-          <w:sz w:val="24"/>
-          <w:szCs w:val="24"/>
-        </w:rPr>
-        <w:t>In SQL Server, you can use the DECLARE statement to create a variable. Here's an example:</w:t>
-      </w:r>
-    </w:p>
-    <w:p>
-      <w:pPr>
-        <w:rPr>
-          <w:rFonts w:ascii="Times New Roman" w:hAnsi="Times New Roman" w:cs="Times New Roman"/>
-          <w:sz w:val="24"/>
-          <w:szCs w:val="24"/>
-        </w:rPr>
-      </w:pPr>
-    </w:p>
-    <w:p>
-      <w:pPr>
-        <w:rPr>
-          <w:rFonts w:ascii="Times New Roman" w:hAnsi="Times New Roman" w:cs="Times New Roman"/>
-          <w:sz w:val="24"/>
-          <w:szCs w:val="24"/>
-        </w:rPr>
-      </w:pPr>
-      <w:r>
-        <w:rPr>
-          <w:rFonts w:ascii="Times New Roman" w:hAnsi="Times New Roman" w:cs="Times New Roman"/>
-          <w:sz w:val="24"/>
-          <w:szCs w:val="24"/>
-        </w:rPr>
-        <w:t>DECLARE @</w:t>
-      </w:r>
-      <w:proofErr w:type="spellStart"/>
-      <w:r>
-        <w:rPr>
-          <w:rFonts w:ascii="Times New Roman" w:hAnsi="Times New Roman" w:cs="Times New Roman"/>
-          <w:sz w:val="24"/>
-          <w:szCs w:val="24"/>
-        </w:rPr>
-        <w:t>VariableName</w:t>
-      </w:r>
-      <w:proofErr w:type="spellEnd"/>
-      <w:r>
-        <w:rPr>
-          <w:rFonts w:ascii="Times New Roman" w:hAnsi="Times New Roman" w:cs="Times New Roman"/>
-          <w:sz w:val="24"/>
-          <w:szCs w:val="24"/>
-        </w:rPr>
-        <w:t xml:space="preserve"> </w:t>
-      </w:r>
-      <w:proofErr w:type="spellStart"/>
-      <w:r>
-        <w:rPr>
-          <w:rFonts w:ascii="Times New Roman" w:hAnsi="Times New Roman" w:cs="Times New Roman"/>
-          <w:sz w:val="24"/>
-          <w:szCs w:val="24"/>
-        </w:rPr>
-        <w:t>DataType</w:t>
-      </w:r>
-      <w:proofErr w:type="spellEnd"/>
-      <w:r>
-        <w:rPr>
-          <w:rFonts w:ascii="Times New Roman" w:hAnsi="Times New Roman" w:cs="Times New Roman"/>
-          <w:sz w:val="24"/>
-          <w:szCs w:val="24"/>
-        </w:rPr>
-        <w:t>;</w:t>
-      </w:r>
-    </w:p>
-    <w:p>
-      <w:pPr>
-        <w:rPr>
-          <w:rFonts w:ascii="Times New Roman" w:hAnsi="Times New Roman" w:cs="Times New Roman"/>
-          <w:sz w:val="24"/>
-          <w:szCs w:val="24"/>
-        </w:rPr>
-      </w:pPr>
-      <w:r>
-        <w:rPr>
-          <w:rFonts w:ascii="Times New Roman" w:hAnsi="Times New Roman" w:cs="Times New Roman"/>
-          <w:sz w:val="24"/>
-          <w:szCs w:val="24"/>
-        </w:rPr>
-        <w:t>SET @</w:t>
-      </w:r>
-      <w:proofErr w:type="spellStart"/>
-      <w:r>
-        <w:rPr>
-          <w:rFonts w:ascii="Times New Roman" w:hAnsi="Times New Roman" w:cs="Times New Roman"/>
-          <w:sz w:val="24"/>
-          <w:szCs w:val="24"/>
-        </w:rPr>
-        <w:t>VariableName</w:t>
-      </w:r>
-      <w:proofErr w:type="spellEnd"/>
-      <w:r>
-        <w:rPr>
-          <w:rFonts w:ascii="Times New Roman" w:hAnsi="Times New Roman" w:cs="Times New Roman"/>
-          <w:sz w:val="24"/>
-          <w:szCs w:val="24"/>
-        </w:rPr>
-        <w:t xml:space="preserve"> = Value;</w:t>
-      </w:r>
-    </w:p>
-    <w:p>
-      <w:pPr>
-        <w:rPr>
-          <w:rFonts w:ascii="Times New Roman" w:hAnsi="Times New Roman" w:cs="Times New Roman"/>
-          <w:sz w:val="24"/>
-          <w:szCs w:val="24"/>
-        </w:rPr>
-      </w:pPr>
-    </w:p>
-    <w:p>
-      <w:pPr>
-        <w:rPr>
-          <w:rFonts w:ascii="Times New Roman" w:hAnsi="Times New Roman" w:cs="Times New Roman"/>
-          <w:sz w:val="24"/>
-          <w:szCs w:val="24"/>
-        </w:rPr>
-      </w:pPr>
-      <w:r>
-        <w:rPr>
-          <w:rFonts w:ascii="Times New Roman" w:hAnsi="Times New Roman" w:cs="Times New Roman"/>
-          <w:sz w:val="24"/>
-          <w:szCs w:val="24"/>
-        </w:rPr>
-        <w:t>-- Example:</w:t>
-      </w:r>
-    </w:p>
-    <w:p>
-      <w:pPr>
-        <w:rPr>
-          <w:rFonts w:ascii="Times New Roman" w:hAnsi="Times New Roman" w:cs="Times New Roman"/>
-          <w:sz w:val="24"/>
-          <w:szCs w:val="24"/>
-        </w:rPr>
-      </w:pPr>
-      <w:r>
-        <w:rPr>
-          <w:rFonts w:ascii="Times New Roman" w:hAnsi="Times New Roman" w:cs="Times New Roman"/>
-          <w:sz w:val="24"/>
-          <w:szCs w:val="24"/>
-        </w:rPr>
-        <w:t>DECLARE @</w:t>
-      </w:r>
-      <w:proofErr w:type="spellStart"/>
-      <w:r>
-        <w:rPr>
-          <w:rFonts w:ascii="Times New Roman" w:hAnsi="Times New Roman" w:cs="Times New Roman"/>
-          <w:sz w:val="24"/>
-          <w:szCs w:val="24"/>
-        </w:rPr>
-        <w:t>UserName</w:t>
-      </w:r>
-      <w:proofErr w:type="spellEnd"/>
-      <w:r>
-        <w:rPr>
-          <w:rFonts w:ascii="Times New Roman" w:hAnsi="Times New Roman" w:cs="Times New Roman"/>
-          <w:sz w:val="24"/>
-          <w:szCs w:val="24"/>
-        </w:rPr>
-        <w:t xml:space="preserve"> </w:t>
-      </w:r>
-      <w:proofErr w:type="gramStart"/>
-      <w:r>
-        <w:rPr>
-          <w:rFonts w:ascii="Times New Roman" w:hAnsi="Times New Roman" w:cs="Times New Roman"/>
-          <w:sz w:val="24"/>
-          <w:szCs w:val="24"/>
-        </w:rPr>
-        <w:t>NVARCHAR(</w:t>
-      </w:r>
-      <w:proofErr w:type="gramEnd"/>
-      <w:r>
-        <w:rPr>
-          <w:rFonts w:ascii="Times New Roman" w:hAnsi="Times New Roman" w:cs="Times New Roman"/>
-          <w:sz w:val="24"/>
-          <w:szCs w:val="24"/>
-        </w:rPr>
-        <w:t>50);</w:t>
-      </w:r>
-    </w:p>
-    <w:p>
-      <w:pPr>
-        <w:rPr>
-          <w:rFonts w:ascii="Times New Roman" w:hAnsi="Times New Roman" w:cs="Times New Roman"/>
-          <w:sz w:val="24"/>
-          <w:szCs w:val="24"/>
-        </w:rPr>
-      </w:pPr>
-      <w:r>
-        <w:rPr>
-          <w:rFonts w:ascii="Times New Roman" w:hAnsi="Times New Roman" w:cs="Times New Roman"/>
-          <w:sz w:val="24"/>
-          <w:szCs w:val="24"/>
-        </w:rPr>
-        <w:t>SET @</w:t>
-      </w:r>
-      <w:proofErr w:type="spellStart"/>
-      <w:r>
-        <w:rPr>
-          <w:rFonts w:ascii="Times New Roman" w:hAnsi="Times New Roman" w:cs="Times New Roman"/>
-          <w:sz w:val="24"/>
-          <w:szCs w:val="24"/>
-        </w:rPr>
-        <w:t>UserName</w:t>
-      </w:r>
-      <w:proofErr w:type="spellEnd"/>
-      <w:r>
-        <w:rPr>
-          <w:rFonts w:ascii="Times New Roman" w:hAnsi="Times New Roman" w:cs="Times New Roman"/>
-          <w:sz w:val="24"/>
-          <w:szCs w:val="24"/>
-        </w:rPr>
-        <w:t xml:space="preserve"> = '</w:t>
-      </w:r>
-      <w:proofErr w:type="spellStart"/>
-      <w:r>
-        <w:rPr>
-          <w:rFonts w:ascii="Times New Roman" w:hAnsi="Times New Roman" w:cs="Times New Roman"/>
-          <w:sz w:val="24"/>
-          <w:szCs w:val="24"/>
-        </w:rPr>
-        <w:t>JohnDoe</w:t>
-      </w:r>
-      <w:proofErr w:type="spellEnd"/>
-      <w:r>
-        <w:rPr>
-          <w:rFonts w:ascii="Times New Roman" w:hAnsi="Times New Roman" w:cs="Times New Roman"/>
-          <w:sz w:val="24"/>
-          <w:szCs w:val="24"/>
-        </w:rPr>
-        <w:t>';</w:t>
-      </w:r>
-    </w:p>
-    <w:p>
-      <w:pPr>
-        <w:rPr>
-          <w:rFonts w:ascii="Times New Roman" w:hAnsi="Times New Roman" w:cs="Times New Roman"/>
-          <w:sz w:val="24"/>
-          <w:szCs w:val="24"/>
-        </w:rPr>
-      </w:pPr>
-    </w:p>
-    <w:p>
-      <w:pPr>
-        <w:rPr>
-          <w:rFonts w:ascii="Times New Roman" w:hAnsi="Times New Roman" w:cs="Times New Roman"/>
-          <w:sz w:val="24"/>
-          <w:szCs w:val="24"/>
-        </w:rPr>
-      </w:pPr>
-      <w:r>
-        <w:rPr>
-          <w:rFonts w:ascii="Times New Roman" w:hAnsi="Times New Roman" w:cs="Times New Roman"/>
-          <w:sz w:val="24"/>
-          <w:szCs w:val="24"/>
-        </w:rPr>
-        <w:t>-- You can also declare and set a variable in a single line:</w:t>
-      </w:r>
-    </w:p>
-    <w:p>
-      <w:pPr>
-        <w:rPr>
-          <w:rFonts w:ascii="Times New Roman" w:hAnsi="Times New Roman" w:cs="Times New Roman"/>
-          <w:sz w:val="24"/>
-          <w:szCs w:val="24"/>
-        </w:rPr>
-      </w:pPr>
-      <w:r>
-        <w:rPr>
-          <w:rFonts w:ascii="Times New Roman" w:hAnsi="Times New Roman" w:cs="Times New Roman"/>
-          <w:sz w:val="24"/>
-          <w:szCs w:val="24"/>
-        </w:rPr>
-        <w:t>DECLARE @</w:t>
-      </w:r>
-      <w:proofErr w:type="spellStart"/>
-      <w:r>
-        <w:rPr>
-          <w:rFonts w:ascii="Times New Roman" w:hAnsi="Times New Roman" w:cs="Times New Roman"/>
-          <w:sz w:val="24"/>
-          <w:szCs w:val="24"/>
-        </w:rPr>
-        <w:t>UserID</w:t>
-      </w:r>
-      <w:proofErr w:type="spellEnd"/>
-      <w:r>
-        <w:rPr>
-          <w:rFonts w:ascii="Times New Roman" w:hAnsi="Times New Roman" w:cs="Times New Roman"/>
-          <w:sz w:val="24"/>
-          <w:szCs w:val="24"/>
-        </w:rPr>
-        <w:t xml:space="preserve"> INT = 1;</w:t>
-      </w:r>
-    </w:p>
-    <w:p>
-      <w:pPr>
-        <w:rPr>
-          <w:rFonts w:ascii="Times New Roman" w:hAnsi="Times New Roman" w:cs="Times New Roman"/>
-          <w:sz w:val="24"/>
-          <w:szCs w:val="24"/>
-        </w:rPr>
-      </w:pPr>
-    </w:p>
-    <w:p>
-      <w:pPr>
-        <w:rPr>
-          <w:rFonts w:ascii="Times New Roman" w:hAnsi="Times New Roman" w:cs="Times New Roman"/>
-          <w:sz w:val="24"/>
-          <w:szCs w:val="24"/>
-        </w:rPr>
-      </w:pPr>
-    </w:p>
-    <w:p>
-      <w:pPr>
-        <w:rPr>
-          <w:rFonts w:ascii="Times New Roman" w:hAnsi="Times New Roman" w:cs="Times New Roman"/>
-          <w:b/>
-          <w:sz w:val="24"/>
-          <w:szCs w:val="24"/>
-        </w:rPr>
-      </w:pPr>
-      <w:proofErr w:type="spellStart"/>
-      <w:r>
-        <w:rPr>
-          <w:rFonts w:ascii="Times New Roman" w:hAnsi="Times New Roman" w:cs="Times New Roman"/>
-          <w:b/>
-          <w:sz w:val="24"/>
-          <w:szCs w:val="24"/>
-        </w:rPr>
-        <w:t>MySQL</w:t>
-      </w:r>
-      <w:proofErr w:type="spellEnd"/>
-      <w:r>
-        <w:rPr>
-          <w:rFonts w:ascii="Times New Roman" w:hAnsi="Times New Roman" w:cs="Times New Roman"/>
-          <w:b/>
-          <w:sz w:val="24"/>
-          <w:szCs w:val="24"/>
-        </w:rPr>
-        <w:t>:</w:t>
-      </w:r>
-    </w:p>
-    <w:p>
-      <w:pPr>
-        <w:rPr>
-          <w:rFonts w:ascii="Times New Roman" w:hAnsi="Times New Roman" w:cs="Times New Roman"/>
-          <w:sz w:val="24"/>
-          <w:szCs w:val="24"/>
-        </w:rPr>
-      </w:pPr>
-      <w:r>
-        <w:rPr>
-          <w:rFonts w:ascii="Times New Roman" w:hAnsi="Times New Roman" w:cs="Times New Roman"/>
-          <w:sz w:val="24"/>
-          <w:szCs w:val="24"/>
-        </w:rPr>
-        <w:t xml:space="preserve">In </w:t>
-      </w:r>
-      <w:proofErr w:type="spellStart"/>
-      <w:r>
-        <w:rPr>
-          <w:rFonts w:ascii="Times New Roman" w:hAnsi="Times New Roman" w:cs="Times New Roman"/>
-          <w:sz w:val="24"/>
-          <w:szCs w:val="24"/>
-        </w:rPr>
-        <w:t>MySQL</w:t>
-      </w:r>
-      <w:proofErr w:type="spellEnd"/>
-      <w:r>
-        <w:rPr>
-          <w:rFonts w:ascii="Times New Roman" w:hAnsi="Times New Roman" w:cs="Times New Roman"/>
-          <w:sz w:val="24"/>
-          <w:szCs w:val="24"/>
-        </w:rPr>
-        <w:t>, you use the SET keyword to assign a value to a user-defined variable. Here's an example:</w:t>
-      </w:r>
-    </w:p>
-    <w:p>
-      <w:pPr>
-        <w:rPr>
-          <w:rFonts w:ascii="Times New Roman" w:hAnsi="Times New Roman" w:cs="Times New Roman"/>
-          <w:sz w:val="24"/>
-          <w:szCs w:val="24"/>
-        </w:rPr>
-      </w:pPr>
-    </w:p>
-    <w:p>
-      <w:pPr>
-        <w:rPr>
-          <w:rFonts w:ascii="Times New Roman" w:hAnsi="Times New Roman" w:cs="Times New Roman"/>
-          <w:b/>
-          <w:sz w:val="24"/>
-          <w:szCs w:val="24"/>
-        </w:rPr>
-      </w:pPr>
-      <w:r>
-        <w:rPr>
-          <w:rFonts w:ascii="Times New Roman" w:hAnsi="Times New Roman" w:cs="Times New Roman"/>
-          <w:b/>
-          <w:sz w:val="24"/>
-          <w:szCs w:val="24"/>
-        </w:rPr>
-        <w:t>SET @</w:t>
-      </w:r>
-      <w:proofErr w:type="spellStart"/>
-      <w:r>
-        <w:rPr>
-          <w:rFonts w:ascii="Times New Roman" w:hAnsi="Times New Roman" w:cs="Times New Roman"/>
-          <w:b/>
-          <w:sz w:val="24"/>
-          <w:szCs w:val="24"/>
-        </w:rPr>
-        <w:t>VariableName</w:t>
-      </w:r>
-      <w:proofErr w:type="spellEnd"/>
-      <w:r>
-        <w:rPr>
-          <w:rFonts w:ascii="Times New Roman" w:hAnsi="Times New Roman" w:cs="Times New Roman"/>
-          <w:b/>
-          <w:sz w:val="24"/>
-          <w:szCs w:val="24"/>
-        </w:rPr>
-        <w:t xml:space="preserve"> = Value;</w:t>
-      </w:r>
-    </w:p>
-    <w:p>
-      <w:pPr>
-        <w:rPr>
-          <w:rFonts w:ascii="Times New Roman" w:hAnsi="Times New Roman" w:cs="Times New Roman"/>
-          <w:sz w:val="24"/>
-          <w:szCs w:val="24"/>
-        </w:rPr>
-      </w:pPr>
-    </w:p>
-    <w:p>
-      <w:pPr>
-        <w:rPr>
-          <w:rFonts w:ascii="Times New Roman" w:hAnsi="Times New Roman" w:cs="Times New Roman"/>
-          <w:sz w:val="24"/>
-          <w:szCs w:val="24"/>
-        </w:rPr>
-      </w:pPr>
-      <w:r>
-        <w:rPr>
-          <w:rFonts w:ascii="Times New Roman" w:hAnsi="Times New Roman" w:cs="Times New Roman"/>
-          <w:sz w:val="24"/>
-          <w:szCs w:val="24"/>
-        </w:rPr>
-        <w:lastRenderedPageBreak/>
-        <w:t>-- Example:</w:t>
-      </w:r>
-    </w:p>
-    <w:p>
-      <w:pPr>
-        <w:rPr>
-          <w:rFonts w:ascii="Times New Roman" w:hAnsi="Times New Roman" w:cs="Times New Roman"/>
-          <w:sz w:val="24"/>
-          <w:szCs w:val="24"/>
-        </w:rPr>
-      </w:pPr>
-      <w:r>
-        <w:rPr>
-          <w:rFonts w:ascii="Times New Roman" w:hAnsi="Times New Roman" w:cs="Times New Roman"/>
-          <w:sz w:val="24"/>
-          <w:szCs w:val="24"/>
-        </w:rPr>
-        <w:t>SET @</w:t>
-      </w:r>
-      <w:proofErr w:type="spellStart"/>
-      <w:r>
-        <w:rPr>
-          <w:rFonts w:ascii="Times New Roman" w:hAnsi="Times New Roman" w:cs="Times New Roman"/>
-          <w:sz w:val="24"/>
-          <w:szCs w:val="24"/>
-        </w:rPr>
-        <w:t>ProductName</w:t>
-      </w:r>
-      <w:proofErr w:type="spellEnd"/>
-      <w:r>
-        <w:rPr>
-          <w:rFonts w:ascii="Times New Roman" w:hAnsi="Times New Roman" w:cs="Times New Roman"/>
-          <w:sz w:val="24"/>
-          <w:szCs w:val="24"/>
-        </w:rPr>
-        <w:t xml:space="preserve"> = '</w:t>
-      </w:r>
-      <w:proofErr w:type="spellStart"/>
-      <w:r>
-        <w:rPr>
-          <w:rFonts w:ascii="Times New Roman" w:hAnsi="Times New Roman" w:cs="Times New Roman"/>
-          <w:sz w:val="24"/>
-          <w:szCs w:val="24"/>
-        </w:rPr>
-        <w:t>ExampleProduct</w:t>
-      </w:r>
-      <w:proofErr w:type="spellEnd"/>
-      <w:r>
-        <w:rPr>
-          <w:rFonts w:ascii="Times New Roman" w:hAnsi="Times New Roman" w:cs="Times New Roman"/>
-          <w:sz w:val="24"/>
-          <w:szCs w:val="24"/>
-        </w:rPr>
-        <w:t>';</w:t>
-      </w:r>
-    </w:p>
-    <w:p>
-      <w:pPr>
-        <w:rPr>
-          <w:rFonts w:ascii="Times New Roman" w:hAnsi="Times New Roman" w:cs="Times New Roman"/>
-          <w:sz w:val="24"/>
-          <w:szCs w:val="24"/>
-        </w:rPr>
-      </w:pPr>
-    </w:p>
-    <w:p>
-      <w:pPr>
-        <w:rPr>
-          <w:rFonts w:ascii="Times New Roman" w:hAnsi="Times New Roman" w:cs="Times New Roman"/>
-          <w:sz w:val="24"/>
-          <w:szCs w:val="24"/>
-        </w:rPr>
-      </w:pPr>
-    </w:p>
-    <w:p>
-      <w:pPr>
-        <w:rPr>
-          <w:rFonts w:ascii="Times New Roman" w:hAnsi="Times New Roman" w:cs="Times New Roman"/>
-          <w:sz w:val="24"/>
-          <w:szCs w:val="24"/>
-        </w:rPr>
-      </w:pPr>
-      <w:r>
-        <w:rPr>
-          <w:rFonts w:ascii="Times New Roman" w:hAnsi="Times New Roman" w:cs="Times New Roman"/>
-          <w:sz w:val="24"/>
-          <w:szCs w:val="24"/>
-        </w:rPr>
-        <w:t>-- You can also declare and set a variable in a single line:</w:t>
-      </w:r>
-    </w:p>
-    <w:p>
-      <w:pPr>
-        <w:rPr>
-          <w:rFonts w:ascii="Times New Roman" w:hAnsi="Times New Roman" w:cs="Times New Roman"/>
-          <w:sz w:val="24"/>
-          <w:szCs w:val="24"/>
-        </w:rPr>
-      </w:pPr>
-      <w:r>
-        <w:rPr>
-          <w:rFonts w:ascii="Times New Roman" w:hAnsi="Times New Roman" w:cs="Times New Roman"/>
-          <w:sz w:val="24"/>
-          <w:szCs w:val="24"/>
-        </w:rPr>
-        <w:t>SET @</w:t>
-      </w:r>
-      <w:proofErr w:type="spellStart"/>
-      <w:proofErr w:type="gramStart"/>
-      <w:r>
-        <w:rPr>
-          <w:rFonts w:ascii="Times New Roman" w:hAnsi="Times New Roman" w:cs="Times New Roman"/>
-          <w:sz w:val="24"/>
-          <w:szCs w:val="24"/>
-        </w:rPr>
-        <w:t>ProductID</w:t>
-      </w:r>
-      <w:proofErr w:type="spellEnd"/>
-      <w:r>
-        <w:rPr>
-          <w:rFonts w:ascii="Times New Roman" w:hAnsi="Times New Roman" w:cs="Times New Roman"/>
-          <w:sz w:val="24"/>
-          <w:szCs w:val="24"/>
-        </w:rPr>
-        <w:t xml:space="preserve"> :=</w:t>
-      </w:r>
-      <w:proofErr w:type="gramEnd"/>
-      <w:r>
-        <w:rPr>
-          <w:rFonts w:ascii="Times New Roman" w:hAnsi="Times New Roman" w:cs="Times New Roman"/>
-          <w:sz w:val="24"/>
-          <w:szCs w:val="24"/>
-        </w:rPr>
-        <w:t xml:space="preserve"> 101;</w:t>
-      </w:r>
-    </w:p>
-    <w:p>
-      <w:pPr>
-        <w:rPr>
-          <w:rFonts w:ascii="Times New Roman" w:hAnsi="Times New Roman" w:cs="Times New Roman"/>
-          <w:b/>
-          <w:sz w:val="24"/>
-          <w:szCs w:val="24"/>
-        </w:rPr>
-      </w:pPr>
-    </w:p>
-    <w:p>
-      <w:pPr>
-        <w:rPr>
-          <w:rFonts w:ascii="Times New Roman" w:hAnsi="Times New Roman" w:cs="Times New Roman"/>
-          <w:b/>
-          <w:sz w:val="24"/>
-          <w:szCs w:val="24"/>
-        </w:rPr>
-      </w:pPr>
-      <w:r>
-        <w:rPr>
-          <w:rFonts w:ascii="Times New Roman" w:hAnsi="Times New Roman" w:cs="Times New Roman"/>
-          <w:b/>
-          <w:sz w:val="24"/>
-          <w:szCs w:val="24"/>
-        </w:rPr>
-        <w:t>Usage in Queries:</w:t>
-      </w:r>
-    </w:p>
-    <w:p>
-      <w:pPr>
-        <w:rPr>
-          <w:rFonts w:ascii="Times New Roman" w:hAnsi="Times New Roman" w:cs="Times New Roman"/>
-          <w:sz w:val="24"/>
-          <w:szCs w:val="24"/>
-        </w:rPr>
-      </w:pPr>
-      <w:r>
-        <w:rPr>
-          <w:rFonts w:ascii="Times New Roman" w:hAnsi="Times New Roman" w:cs="Times New Roman"/>
-          <w:sz w:val="24"/>
-          <w:szCs w:val="24"/>
-        </w:rPr>
-        <w:t>Once you've created a variable, you can use it in your SQL queries. For example:</w:t>
-      </w:r>
-    </w:p>
-    <w:p>
-      <w:pPr>
-        <w:rPr>
-          <w:rFonts w:ascii="Times New Roman" w:hAnsi="Times New Roman" w:cs="Times New Roman"/>
-          <w:sz w:val="24"/>
-          <w:szCs w:val="24"/>
-        </w:rPr>
-      </w:pPr>
-    </w:p>
-    <w:p>
-      <w:pPr>
-        <w:rPr>
-          <w:rFonts w:ascii="Times New Roman" w:hAnsi="Times New Roman" w:cs="Times New Roman"/>
-          <w:sz w:val="24"/>
-          <w:szCs w:val="24"/>
-        </w:rPr>
-      </w:pPr>
-      <w:r>
-        <w:rPr>
-          <w:rFonts w:ascii="Times New Roman" w:hAnsi="Times New Roman" w:cs="Times New Roman"/>
-          <w:sz w:val="24"/>
-          <w:szCs w:val="24"/>
-        </w:rPr>
-        <w:t>-- Using variables in a SELECT statement (SQL Server):</w:t>
-      </w:r>
-    </w:p>
-    <w:p>
-      <w:pPr>
-        <w:rPr>
-          <w:rFonts w:ascii="Times New Roman" w:hAnsi="Times New Roman" w:cs="Times New Roman"/>
-          <w:sz w:val="24"/>
-          <w:szCs w:val="24"/>
-        </w:rPr>
-      </w:pPr>
-      <w:r>
-        <w:rPr>
-          <w:rFonts w:ascii="Times New Roman" w:hAnsi="Times New Roman" w:cs="Times New Roman"/>
-          <w:sz w:val="24"/>
-          <w:szCs w:val="24"/>
-        </w:rPr>
-        <w:t>DECLARE @</w:t>
-      </w:r>
-      <w:proofErr w:type="spellStart"/>
-      <w:r>
-        <w:rPr>
-          <w:rFonts w:ascii="Times New Roman" w:hAnsi="Times New Roman" w:cs="Times New Roman"/>
-          <w:sz w:val="24"/>
-          <w:szCs w:val="24"/>
-        </w:rPr>
-        <w:t>ProductCount</w:t>
-      </w:r>
-      <w:proofErr w:type="spellEnd"/>
-      <w:r>
-        <w:rPr>
-          <w:rFonts w:ascii="Times New Roman" w:hAnsi="Times New Roman" w:cs="Times New Roman"/>
-          <w:sz w:val="24"/>
-          <w:szCs w:val="24"/>
-        </w:rPr>
-        <w:t xml:space="preserve"> INT;</w:t>
-      </w:r>
-    </w:p>
-    <w:p>
-      <w:pPr>
-        <w:rPr>
-          <w:rFonts w:ascii="Times New Roman" w:hAnsi="Times New Roman" w:cs="Times New Roman"/>
-          <w:sz w:val="24"/>
-          <w:szCs w:val="24"/>
-        </w:rPr>
-      </w:pPr>
-      <w:r>
-        <w:rPr>
-          <w:rFonts w:ascii="Times New Roman" w:hAnsi="Times New Roman" w:cs="Times New Roman"/>
-          <w:sz w:val="24"/>
-          <w:szCs w:val="24"/>
-        </w:rPr>
-        <w:t>SET @</w:t>
-      </w:r>
-      <w:proofErr w:type="spellStart"/>
-      <w:r>
-        <w:rPr>
-          <w:rFonts w:ascii="Times New Roman" w:hAnsi="Times New Roman" w:cs="Times New Roman"/>
-          <w:sz w:val="24"/>
-          <w:szCs w:val="24"/>
-        </w:rPr>
-        <w:t>ProductCount</w:t>
-      </w:r>
-      <w:proofErr w:type="spellEnd"/>
-      <w:r>
-        <w:rPr>
-          <w:rFonts w:ascii="Times New Roman" w:hAnsi="Times New Roman" w:cs="Times New Roman"/>
-          <w:sz w:val="24"/>
-          <w:szCs w:val="24"/>
-        </w:rPr>
-        <w:t xml:space="preserve"> = (SELECT </w:t>
-      </w:r>
-      <w:proofErr w:type="gramStart"/>
-      <w:r>
-        <w:rPr>
-          <w:rFonts w:ascii="Times New Roman" w:hAnsi="Times New Roman" w:cs="Times New Roman"/>
-          <w:sz w:val="24"/>
-          <w:szCs w:val="24"/>
-        </w:rPr>
-        <w:t>COUNT(</w:t>
-      </w:r>
-      <w:proofErr w:type="gramEnd"/>
-      <w:r>
-        <w:rPr>
-          <w:rFonts w:ascii="Times New Roman" w:hAnsi="Times New Roman" w:cs="Times New Roman"/>
-          <w:sz w:val="24"/>
-          <w:szCs w:val="24"/>
-        </w:rPr>
-        <w:t>*) FROM Products);</w:t>
-      </w:r>
-    </w:p>
-    <w:p>
-      <w:pPr>
-        <w:rPr>
-          <w:rFonts w:ascii="Times New Roman" w:hAnsi="Times New Roman" w:cs="Times New Roman"/>
-          <w:sz w:val="24"/>
-          <w:szCs w:val="24"/>
-        </w:rPr>
-      </w:pPr>
-      <w:r>
-        <w:rPr>
-          <w:rFonts w:ascii="Times New Roman" w:hAnsi="Times New Roman" w:cs="Times New Roman"/>
-          <w:sz w:val="24"/>
-          <w:szCs w:val="24"/>
-        </w:rPr>
-        <w:t>SELECT @</w:t>
-      </w:r>
-      <w:proofErr w:type="spellStart"/>
-      <w:r>
-        <w:rPr>
-          <w:rFonts w:ascii="Times New Roman" w:hAnsi="Times New Roman" w:cs="Times New Roman"/>
-          <w:sz w:val="24"/>
-          <w:szCs w:val="24"/>
-        </w:rPr>
-        <w:t>ProductCount</w:t>
-      </w:r>
-      <w:proofErr w:type="spellEnd"/>
-      <w:r>
-        <w:rPr>
-          <w:rFonts w:ascii="Times New Roman" w:hAnsi="Times New Roman" w:cs="Times New Roman"/>
-          <w:sz w:val="24"/>
-          <w:szCs w:val="24"/>
-        </w:rPr>
-        <w:t xml:space="preserve"> AS </w:t>
-      </w:r>
-      <w:proofErr w:type="spellStart"/>
-      <w:r>
-        <w:rPr>
-          <w:rFonts w:ascii="Times New Roman" w:hAnsi="Times New Roman" w:cs="Times New Roman"/>
-          <w:sz w:val="24"/>
-          <w:szCs w:val="24"/>
-        </w:rPr>
-        <w:t>TotalProducts</w:t>
-      </w:r>
-      <w:proofErr w:type="spellEnd"/>
-      <w:r>
-        <w:rPr>
-          <w:rFonts w:ascii="Times New Roman" w:hAnsi="Times New Roman" w:cs="Times New Roman"/>
-          <w:sz w:val="24"/>
-          <w:szCs w:val="24"/>
-        </w:rPr>
-        <w:t>;</w:t>
-      </w:r>
-    </w:p>
-    <w:p>
-      <w:pPr>
-        <w:rPr>
-          <w:rFonts w:ascii="Times New Roman" w:hAnsi="Times New Roman" w:cs="Times New Roman"/>
-          <w:sz w:val="24"/>
-          <w:szCs w:val="24"/>
-        </w:rPr>
-      </w:pPr>
-    </w:p>
-    <w:p>
-      <w:pPr>
-        <w:rPr>
-          <w:rFonts w:ascii="Times New Roman" w:hAnsi="Times New Roman" w:cs="Times New Roman"/>
-          <w:sz w:val="24"/>
-          <w:szCs w:val="24"/>
-        </w:rPr>
-      </w:pPr>
-      <w:r>
-        <w:rPr>
-          <w:rFonts w:ascii="Times New Roman" w:hAnsi="Times New Roman" w:cs="Times New Roman"/>
-          <w:sz w:val="24"/>
-          <w:szCs w:val="24"/>
-        </w:rPr>
-        <w:t>-- Using variables in a SELECT statement (</w:t>
-      </w:r>
-      <w:proofErr w:type="spellStart"/>
-      <w:r>
-        <w:rPr>
-          <w:rFonts w:ascii="Times New Roman" w:hAnsi="Times New Roman" w:cs="Times New Roman"/>
-          <w:sz w:val="24"/>
-          <w:szCs w:val="24"/>
-        </w:rPr>
-        <w:t>MySQL</w:t>
-      </w:r>
-      <w:proofErr w:type="spellEnd"/>
-      <w:r>
-        <w:rPr>
-          <w:rFonts w:ascii="Times New Roman" w:hAnsi="Times New Roman" w:cs="Times New Roman"/>
-          <w:sz w:val="24"/>
-          <w:szCs w:val="24"/>
-        </w:rPr>
-        <w:t>):</w:t>
-      </w:r>
-    </w:p>
-    <w:p>
-      <w:pPr>
-        <w:rPr>
-          <w:rFonts w:ascii="Times New Roman" w:hAnsi="Times New Roman" w:cs="Times New Roman"/>
-          <w:sz w:val="24"/>
-          <w:szCs w:val="24"/>
-        </w:rPr>
-      </w:pPr>
-      <w:r>
-        <w:rPr>
-          <w:rFonts w:ascii="Times New Roman" w:hAnsi="Times New Roman" w:cs="Times New Roman"/>
-          <w:sz w:val="24"/>
-          <w:szCs w:val="24"/>
-        </w:rPr>
-        <w:t>SET @</w:t>
-      </w:r>
-      <w:proofErr w:type="spellStart"/>
-      <w:proofErr w:type="gramStart"/>
-      <w:r>
-        <w:rPr>
-          <w:rFonts w:ascii="Times New Roman" w:hAnsi="Times New Roman" w:cs="Times New Roman"/>
-          <w:sz w:val="24"/>
-          <w:szCs w:val="24"/>
-        </w:rPr>
-        <w:t>ProductCount</w:t>
-      </w:r>
-      <w:proofErr w:type="spellEnd"/>
-      <w:r>
-        <w:rPr>
-          <w:rFonts w:ascii="Times New Roman" w:hAnsi="Times New Roman" w:cs="Times New Roman"/>
-          <w:sz w:val="24"/>
-          <w:szCs w:val="24"/>
-        </w:rPr>
-        <w:t xml:space="preserve"> :=</w:t>
-      </w:r>
-      <w:proofErr w:type="gramEnd"/>
-      <w:r>
-        <w:rPr>
-          <w:rFonts w:ascii="Times New Roman" w:hAnsi="Times New Roman" w:cs="Times New Roman"/>
-          <w:sz w:val="24"/>
-          <w:szCs w:val="24"/>
-        </w:rPr>
-        <w:t xml:space="preserve"> (SELECT COUNT(*) FROM Products);</w:t>
-      </w:r>
-    </w:p>
-    <w:p>
-      <w:pPr>
-        <w:rPr>
-          <w:rFonts w:ascii="Times New Roman" w:hAnsi="Times New Roman" w:cs="Times New Roman"/>
-          <w:sz w:val="24"/>
-          <w:szCs w:val="24"/>
-        </w:rPr>
-      </w:pPr>
-      <w:r>
-        <w:rPr>
-          <w:rFonts w:ascii="Times New Roman" w:hAnsi="Times New Roman" w:cs="Times New Roman"/>
-          <w:sz w:val="24"/>
-          <w:szCs w:val="24"/>
-        </w:rPr>
-        <w:t>SELECT @</w:t>
-      </w:r>
-      <w:proofErr w:type="spellStart"/>
-      <w:r>
-        <w:rPr>
-          <w:rFonts w:ascii="Times New Roman" w:hAnsi="Times New Roman" w:cs="Times New Roman"/>
-          <w:sz w:val="24"/>
-          <w:szCs w:val="24"/>
-        </w:rPr>
-        <w:t>ProductCount</w:t>
-      </w:r>
-      <w:proofErr w:type="spellEnd"/>
-      <w:r>
-        <w:rPr>
-          <w:rFonts w:ascii="Times New Roman" w:hAnsi="Times New Roman" w:cs="Times New Roman"/>
-          <w:sz w:val="24"/>
-          <w:szCs w:val="24"/>
-        </w:rPr>
-        <w:t xml:space="preserve"> AS </w:t>
-      </w:r>
-      <w:proofErr w:type="spellStart"/>
-      <w:r>
-        <w:rPr>
-          <w:rFonts w:ascii="Times New Roman" w:hAnsi="Times New Roman" w:cs="Times New Roman"/>
-          <w:sz w:val="24"/>
-          <w:szCs w:val="24"/>
-        </w:rPr>
-        <w:t>TotalProducts</w:t>
-      </w:r>
-      <w:proofErr w:type="spellEnd"/>
-      <w:r>
-        <w:rPr>
-          <w:rFonts w:ascii="Times New Roman" w:hAnsi="Times New Roman" w:cs="Times New Roman"/>
-          <w:sz w:val="24"/>
-          <w:szCs w:val="24"/>
-        </w:rPr>
-        <w:t>;</w:t>
-      </w:r>
-    </w:p>
-    <w:p>
-      <w:pPr>
-        <w:rPr>
-          <w:rFonts w:ascii="Times New Roman" w:hAnsi="Times New Roman" w:cs="Times New Roman"/>
-          <w:sz w:val="24"/>
-          <w:szCs w:val="24"/>
-        </w:rPr>
-      </w:pPr>
-    </w:p>
-    <w:p>
-      <w:pPr>
-        <w:rPr>
-          <w:rFonts w:ascii="Times New Roman" w:hAnsi="Times New Roman" w:cs="Times New Roman"/>
-          <w:sz w:val="24"/>
-          <w:szCs w:val="24"/>
-        </w:rPr>
-      </w:pPr>
-      <w:r>
-        <w:rPr>
-          <w:rFonts w:ascii="Times New Roman" w:hAnsi="Times New Roman" w:cs="Times New Roman"/>
-          <w:sz w:val="24"/>
-          <w:szCs w:val="24"/>
-        </w:rPr>
-        <w:t>Remember that the scope of a variable is typically limited to the batch or script in which it's declared. The usage of variables can make your SQL scripts more dynamic and easier to maintain, especially when dealing with dynamic queries or storing intermediate results.</w:t>
-      </w:r>
-    </w:p>
-    <w:p>
-      <w:pPr>
-        <w:rPr>
-          <w:rFonts w:ascii="Times New Roman" w:hAnsi="Times New Roman" w:cs="Times New Roman"/>
-          <w:sz w:val="24"/>
-          <w:szCs w:val="24"/>
-        </w:rPr>
-      </w:pPr>
-    </w:p>
-    <w:p>
-      <w:pPr>
-        <w:rPr>
-          <w:rFonts w:ascii="Times New Roman" w:hAnsi="Times New Roman" w:cs="Times New Roman"/>
-          <w:sz w:val="24"/>
-          <w:szCs w:val="24"/>
-        </w:rPr>
-      </w:pPr>
-      <w:r>
-        <w:rPr>
-          <w:rFonts w:ascii="Times New Roman" w:hAnsi="Times New Roman" w:cs="Times New Roman"/>
-          <w:sz w:val="24"/>
-          <w:szCs w:val="24"/>
-        </w:rPr>
-        <w:t>Always check the documentation of your specific database system for any variations in syntax or behavior regarding variable declaration and usage.</w:t>
-      </w:r>
-    </w:p>
-    <w:p>
-      <w:pPr>
-        <w:rPr>
-          <w:rFonts w:ascii="Times New Roman" w:hAnsi="Times New Roman" w:cs="Times New Roman"/>
-          <w:sz w:val="24"/>
-          <w:szCs w:val="24"/>
-        </w:rPr>
-      </w:pPr>
-    </w:p>
-    <w:p>
-      <w:pPr>
-        <w:rPr>
-          <w:rFonts w:ascii="Times New Roman" w:hAnsi="Times New Roman" w:cs="Times New Roman"/>
-          <w:sz w:val="24"/>
-          <w:szCs w:val="24"/>
-        </w:rPr>
-      </w:pPr>
-    </w:p>
-    <w:p>
-      <w:pPr>
-        <w:rPr>
-          <w:rFonts w:ascii="Times New Roman" w:hAnsi="Times New Roman" w:cs="Times New Roman"/>
-          <w:sz w:val="24"/>
-          <w:szCs w:val="24"/>
-        </w:rPr>
-      </w:pPr>
-    </w:p>
-    <w:p>
-      <w:pPr>
-        <w:rPr>
-          <w:rFonts w:ascii="Times New Roman" w:hAnsi="Times New Roman" w:cs="Times New Roman"/>
-          <w:sz w:val="24"/>
-          <w:szCs w:val="24"/>
-        </w:rPr>
-      </w:pPr>
-    </w:p>
-    <w:p>
-      <w:pPr>
-        <w:rPr>
-          <w:rFonts w:ascii="Times New Roman" w:hAnsi="Times New Roman" w:cs="Times New Roman"/>
-          <w:sz w:val="24"/>
-          <w:szCs w:val="24"/>
-        </w:rPr>
-      </w:pPr>
-    </w:p>
-    <w:p>
-      <w:pPr>
-        <w:rPr>
-          <w:rFonts w:ascii="Times New Roman" w:hAnsi="Times New Roman" w:cs="Times New Roman"/>
-          <w:sz w:val="24"/>
-          <w:szCs w:val="24"/>
-        </w:rPr>
-      </w:pPr>
-    </w:p>
-    <w:p>
-      <w:pPr>
-        <w:rPr>
-          <w:rFonts w:ascii="Times New Roman" w:hAnsi="Times New Roman" w:cs="Times New Roman"/>
-          <w:sz w:val="24"/>
-          <w:szCs w:val="24"/>
-        </w:rPr>
-      </w:pPr>
-    </w:p>
-    <w:p>
-      <w:pPr>
-        <w:rPr>
-          <w:rFonts w:ascii="Times New Roman" w:hAnsi="Times New Roman" w:cs="Times New Roman"/>
-          <w:sz w:val="24"/>
-          <w:szCs w:val="24"/>
-        </w:rPr>
-      </w:pPr>
-    </w:p>
-    <w:p>
-      <w:pPr>
-        <w:rPr>
-          <w:rFonts w:ascii="Times New Roman" w:hAnsi="Times New Roman" w:cs="Times New Roman"/>
-          <w:b/>
-          <w:sz w:val="24"/>
-          <w:szCs w:val="24"/>
-        </w:rPr>
-      </w:pPr>
-      <w:r>
-        <w:rPr>
-          <w:rFonts w:ascii="Times New Roman" w:hAnsi="Times New Roman" w:cs="Times New Roman"/>
-          <w:b/>
-          <w:sz w:val="24"/>
-          <w:szCs w:val="24"/>
-        </w:rPr>
-        <w:t>11</w:t>
-      </w:r>
-      <w:proofErr w:type="gramStart"/>
-      <w:r>
-        <w:rPr>
-          <w:rFonts w:ascii="Times New Roman" w:hAnsi="Times New Roman" w:cs="Times New Roman"/>
-          <w:b/>
-          <w:sz w:val="24"/>
-          <w:szCs w:val="24"/>
-        </w:rPr>
-        <w:t>)Cursors</w:t>
-      </w:r>
-      <w:proofErr w:type="gramEnd"/>
-      <w:r>
-        <w:rPr>
-          <w:rFonts w:ascii="Times New Roman" w:hAnsi="Times New Roman" w:cs="Times New Roman"/>
-          <w:b/>
-          <w:sz w:val="24"/>
-          <w:szCs w:val="24"/>
-        </w:rPr>
-        <w:t>:</w:t>
-      </w:r>
-    </w:p>
-    <w:p>
-      <w:pPr>
-        <w:rPr>
-          <w:rFonts w:ascii="Times New Roman" w:hAnsi="Times New Roman" w:cs="Times New Roman"/>
           <w:b/>
           <w:sz w:val="24"/>
           <w:szCs w:val="24"/>
@@ -12463,23 +12414,6 @@
           <w:szCs w:val="24"/>
         </w:rPr>
       </w:pPr>
-    </w:p>
-    <w:p>
-      <w:pPr>
-        <w:rPr>
-          <w:rFonts w:ascii="Times New Roman" w:hAnsi="Times New Roman" w:cs="Times New Roman"/>
-          <w:sz w:val="24"/>
-          <w:szCs w:val="24"/>
-        </w:rPr>
-      </w:pPr>
-      <w:r>
-        <w:rPr>
-          <w:rFonts w:ascii="Times New Roman" w:hAnsi="Times New Roman" w:cs="Times New Roman"/>
-          <w:sz w:val="24"/>
-          <w:szCs w:val="24"/>
-        </w:rPr>
-        <w:t>This article explains everything about SQL Server cursor, such as cursor life cycle, why and when the cursor is used, how to implement cursors, its limitations, and how we can replace a cursor.</w:t>
-      </w:r>
     </w:p>
     <w:p>
       <w:pPr>
@@ -12629,92 +12563,92 @@
           <w:sz w:val="24"/>
           <w:szCs w:val="24"/>
         </w:rPr>
+        <w:t>Cursor consumes network resources by requiring a network roundtrip each time it fetches a record.</w:t>
+      </w:r>
+    </w:p>
+    <w:p>
+      <w:pPr>
+        <w:rPr>
+          <w:rFonts w:ascii="Times New Roman" w:hAnsi="Times New Roman" w:cs="Times New Roman"/>
+          <w:sz w:val="24"/>
+          <w:szCs w:val="24"/>
+        </w:rPr>
+      </w:pPr>
+      <w:r>
+        <w:rPr>
+          <w:rFonts w:ascii="Times New Roman" w:hAnsi="Times New Roman" w:cs="Times New Roman"/>
+          <w:sz w:val="24"/>
+          <w:szCs w:val="24"/>
+        </w:rPr>
+        <w:t>A cursor is a memory resident set of pointers, which means it takes some memory that other processes could use on our machine.</w:t>
+      </w:r>
+    </w:p>
+    <w:p>
+      <w:pPr>
+        <w:rPr>
+          <w:rFonts w:ascii="Times New Roman" w:hAnsi="Times New Roman" w:cs="Times New Roman"/>
+          <w:sz w:val="24"/>
+          <w:szCs w:val="24"/>
+        </w:rPr>
+      </w:pPr>
+      <w:r>
+        <w:rPr>
+          <w:rFonts w:ascii="Times New Roman" w:hAnsi="Times New Roman" w:cs="Times New Roman"/>
+          <w:sz w:val="24"/>
+          <w:szCs w:val="24"/>
+        </w:rPr>
+        <w:t>It imposes locks on a portion of the table or the entire table when processing data.</w:t>
+      </w:r>
+    </w:p>
+    <w:p>
+      <w:pPr>
+        <w:rPr>
+          <w:rFonts w:ascii="Times New Roman" w:hAnsi="Times New Roman" w:cs="Times New Roman"/>
+          <w:sz w:val="24"/>
+          <w:szCs w:val="24"/>
+        </w:rPr>
+      </w:pPr>
+      <w:r>
+        <w:rPr>
+          <w:rFonts w:ascii="Times New Roman" w:hAnsi="Times New Roman" w:cs="Times New Roman"/>
+          <w:sz w:val="24"/>
+          <w:szCs w:val="24"/>
+        </w:rPr>
+        <w:t>The cursor's performance and speed are slower because they update table records one row at a time.</w:t>
+      </w:r>
+    </w:p>
+    <w:p>
+      <w:pPr>
+        <w:rPr>
+          <w:rFonts w:ascii="Times New Roman" w:hAnsi="Times New Roman" w:cs="Times New Roman"/>
+          <w:sz w:val="24"/>
+          <w:szCs w:val="24"/>
+        </w:rPr>
+      </w:pPr>
+      <w:r>
+        <w:rPr>
+          <w:rFonts w:ascii="Times New Roman" w:hAnsi="Times New Roman" w:cs="Times New Roman"/>
+          <w:sz w:val="24"/>
+          <w:szCs w:val="24"/>
+        </w:rPr>
+        <w:t>Cursors are quicker than while loops, but they do have more overhead.</w:t>
+      </w:r>
+    </w:p>
+    <w:p>
+      <w:pPr>
+        <w:rPr>
+          <w:rFonts w:ascii="Times New Roman" w:hAnsi="Times New Roman" w:cs="Times New Roman"/>
+          <w:sz w:val="24"/>
+          <w:szCs w:val="24"/>
+        </w:rPr>
+      </w:pPr>
+      <w:r>
+        <w:rPr>
+          <w:rFonts w:ascii="Times New Roman" w:hAnsi="Times New Roman" w:cs="Times New Roman"/>
+          <w:sz w:val="24"/>
+          <w:szCs w:val="24"/>
+        </w:rPr>
         <w:lastRenderedPageBreak/>
-        <w:t>Cursor consumes network resources by requiring a network roundtrip each time it fetches a record.</w:t>
-      </w:r>
-    </w:p>
-    <w:p>
-      <w:pPr>
-        <w:rPr>
-          <w:rFonts w:ascii="Times New Roman" w:hAnsi="Times New Roman" w:cs="Times New Roman"/>
-          <w:sz w:val="24"/>
-          <w:szCs w:val="24"/>
-        </w:rPr>
-      </w:pPr>
-      <w:r>
-        <w:rPr>
-          <w:rFonts w:ascii="Times New Roman" w:hAnsi="Times New Roman" w:cs="Times New Roman"/>
-          <w:sz w:val="24"/>
-          <w:szCs w:val="24"/>
-        </w:rPr>
-        <w:t>A cursor is a memory resident set of pointers, which means it takes some memory that other processes could use on our machine.</w:t>
-      </w:r>
-    </w:p>
-    <w:p>
-      <w:pPr>
-        <w:rPr>
-          <w:rFonts w:ascii="Times New Roman" w:hAnsi="Times New Roman" w:cs="Times New Roman"/>
-          <w:sz w:val="24"/>
-          <w:szCs w:val="24"/>
-        </w:rPr>
-      </w:pPr>
-      <w:r>
-        <w:rPr>
-          <w:rFonts w:ascii="Times New Roman" w:hAnsi="Times New Roman" w:cs="Times New Roman"/>
-          <w:sz w:val="24"/>
-          <w:szCs w:val="24"/>
-        </w:rPr>
-        <w:t>It imposes locks on a portion of the table or the entire table when processing data.</w:t>
-      </w:r>
-    </w:p>
-    <w:p>
-      <w:pPr>
-        <w:rPr>
-          <w:rFonts w:ascii="Times New Roman" w:hAnsi="Times New Roman" w:cs="Times New Roman"/>
-          <w:sz w:val="24"/>
-          <w:szCs w:val="24"/>
-        </w:rPr>
-      </w:pPr>
-      <w:r>
-        <w:rPr>
-          <w:rFonts w:ascii="Times New Roman" w:hAnsi="Times New Roman" w:cs="Times New Roman"/>
-          <w:sz w:val="24"/>
-          <w:szCs w:val="24"/>
-        </w:rPr>
-        <w:t>The cursor's performance and speed are slower because they update table records one row at a time.</w:t>
-      </w:r>
-    </w:p>
-    <w:p>
-      <w:pPr>
-        <w:rPr>
-          <w:rFonts w:ascii="Times New Roman" w:hAnsi="Times New Roman" w:cs="Times New Roman"/>
-          <w:sz w:val="24"/>
-          <w:szCs w:val="24"/>
-        </w:rPr>
-      </w:pPr>
-      <w:r>
-        <w:rPr>
-          <w:rFonts w:ascii="Times New Roman" w:hAnsi="Times New Roman" w:cs="Times New Roman"/>
-          <w:sz w:val="24"/>
-          <w:szCs w:val="24"/>
-        </w:rPr>
-        <w:t>Cursors are quicker than while loops, but they do have more overhead.</w:t>
-      </w:r>
-    </w:p>
-    <w:p>
-      <w:pPr>
-        <w:rPr>
-          <w:rFonts w:ascii="Times New Roman" w:hAnsi="Times New Roman" w:cs="Times New Roman"/>
-          <w:sz w:val="24"/>
-          <w:szCs w:val="24"/>
-        </w:rPr>
-      </w:pPr>
-      <w:r>
-        <w:rPr>
-          <w:rFonts w:ascii="Times New Roman" w:hAnsi="Times New Roman" w:cs="Times New Roman"/>
-          <w:sz w:val="24"/>
-          <w:szCs w:val="24"/>
-        </w:rPr>
         <w:t>The number of rows and columns brought into the cursor is another aspect that affects cursor speed. It refers to how much time it takes to open your cursor and execute a fetch statement.</w:t>
       </w:r>
     </w:p>
@@ -12735,52 +12669,1194 @@
           <w:szCs w:val="24"/>
         </w:rPr>
       </w:pPr>
-    </w:p>
-    <w:p>
-      <w:pPr>
-        <w:rPr>
-          <w:rFonts w:ascii="Times New Roman" w:hAnsi="Times New Roman" w:cs="Times New Roman"/>
-          <w:sz w:val="24"/>
-          <w:szCs w:val="24"/>
-        </w:rPr>
-      </w:pPr>
-    </w:p>
-    <w:p>
-      <w:pPr>
-        <w:rPr>
-          <w:rFonts w:ascii="Times New Roman" w:hAnsi="Times New Roman" w:cs="Times New Roman"/>
-          <w:sz w:val="24"/>
-          <w:szCs w:val="24"/>
-        </w:rPr>
-      </w:pPr>
-      <w:r>
-        <w:rPr>
-          <w:rFonts w:ascii="Times New Roman" w:hAnsi="Times New Roman" w:cs="Times New Roman"/>
-          <w:b/>
-          <w:sz w:val="24"/>
-          <w:szCs w:val="24"/>
-        </w:rPr>
-        <w:t>12</w:t>
+      <w:r>
+        <w:rPr>
+          <w:rFonts w:ascii="Times New Roman" w:hAnsi="Times New Roman" w:cs="Times New Roman"/>
+          <w:sz w:val="24"/>
+          <w:szCs w:val="24"/>
+        </w:rPr>
+        <w:t>-- Create a sample Employee table</w:t>
+      </w:r>
+    </w:p>
+    <w:p>
+      <w:pPr>
+        <w:rPr>
+          <w:rFonts w:ascii="Times New Roman" w:hAnsi="Times New Roman" w:cs="Times New Roman"/>
+          <w:sz w:val="24"/>
+          <w:szCs w:val="24"/>
+        </w:rPr>
+      </w:pPr>
+      <w:r>
+        <w:rPr>
+          <w:rFonts w:ascii="Times New Roman" w:hAnsi="Times New Roman" w:cs="Times New Roman"/>
+          <w:sz w:val="24"/>
+          <w:szCs w:val="24"/>
+        </w:rPr>
+        <w:t>CREATE TABLE Employee (</w:t>
+      </w:r>
+    </w:p>
+    <w:p>
+      <w:pPr>
+        <w:rPr>
+          <w:rFonts w:ascii="Times New Roman" w:hAnsi="Times New Roman" w:cs="Times New Roman"/>
+          <w:sz w:val="24"/>
+          <w:szCs w:val="24"/>
+        </w:rPr>
+      </w:pPr>
+      <w:r>
+        <w:rPr>
+          <w:rFonts w:ascii="Times New Roman" w:hAnsi="Times New Roman" w:cs="Times New Roman"/>
+          <w:sz w:val="24"/>
+          <w:szCs w:val="24"/>
+        </w:rPr>
+        <w:t xml:space="preserve">    </w:t>
+      </w:r>
+      <w:proofErr w:type="spellStart"/>
+      <w:r>
+        <w:rPr>
+          <w:rFonts w:ascii="Times New Roman" w:hAnsi="Times New Roman" w:cs="Times New Roman"/>
+          <w:sz w:val="24"/>
+          <w:szCs w:val="24"/>
+        </w:rPr>
+        <w:t>EmployeeID</w:t>
+      </w:r>
+      <w:proofErr w:type="spellEnd"/>
+      <w:r>
+        <w:rPr>
+          <w:rFonts w:ascii="Times New Roman" w:hAnsi="Times New Roman" w:cs="Times New Roman"/>
+          <w:sz w:val="24"/>
+          <w:szCs w:val="24"/>
+        </w:rPr>
+        <w:t xml:space="preserve"> INT PRIMARY KEY,</w:t>
+      </w:r>
+    </w:p>
+    <w:p>
+      <w:pPr>
+        <w:rPr>
+          <w:rFonts w:ascii="Times New Roman" w:hAnsi="Times New Roman" w:cs="Times New Roman"/>
+          <w:sz w:val="24"/>
+          <w:szCs w:val="24"/>
+        </w:rPr>
+      </w:pPr>
+      <w:r>
+        <w:rPr>
+          <w:rFonts w:ascii="Times New Roman" w:hAnsi="Times New Roman" w:cs="Times New Roman"/>
+          <w:sz w:val="24"/>
+          <w:szCs w:val="24"/>
+        </w:rPr>
+        <w:t xml:space="preserve">    </w:t>
+      </w:r>
+      <w:proofErr w:type="spellStart"/>
+      <w:r>
+        <w:rPr>
+          <w:rFonts w:ascii="Times New Roman" w:hAnsi="Times New Roman" w:cs="Times New Roman"/>
+          <w:sz w:val="24"/>
+          <w:szCs w:val="24"/>
+        </w:rPr>
+        <w:t>EmployeeName</w:t>
+      </w:r>
+      <w:proofErr w:type="spellEnd"/>
+      <w:r>
+        <w:rPr>
+          <w:rFonts w:ascii="Times New Roman" w:hAnsi="Times New Roman" w:cs="Times New Roman"/>
+          <w:sz w:val="24"/>
+          <w:szCs w:val="24"/>
+        </w:rPr>
+        <w:t xml:space="preserve"> </w:t>
       </w:r>
       <w:proofErr w:type="gramStart"/>
       <w:r>
         <w:rPr>
           <w:rFonts w:ascii="Times New Roman" w:hAnsi="Times New Roman" w:cs="Times New Roman"/>
-          <w:b/>
-          <w:sz w:val="24"/>
-          <w:szCs w:val="24"/>
-        </w:rPr>
-        <w:t>)SQL</w:t>
+          <w:sz w:val="24"/>
+          <w:szCs w:val="24"/>
+        </w:rPr>
+        <w:t>VARCHAR(</w:t>
       </w:r>
       <w:proofErr w:type="gramEnd"/>
       <w:r>
         <w:rPr>
           <w:rFonts w:ascii="Times New Roman" w:hAnsi="Times New Roman" w:cs="Times New Roman"/>
-          <w:b/>
-          <w:sz w:val="24"/>
-          <w:szCs w:val="24"/>
-        </w:rPr>
-        <w:t xml:space="preserve"> Data Types:</w:t>
+          <w:sz w:val="24"/>
+          <w:szCs w:val="24"/>
+        </w:rPr>
+        <w:t>100)</w:t>
+      </w:r>
+    </w:p>
+    <w:p>
+      <w:pPr>
+        <w:rPr>
+          <w:rFonts w:ascii="Times New Roman" w:hAnsi="Times New Roman" w:cs="Times New Roman"/>
+          <w:sz w:val="24"/>
+          <w:szCs w:val="24"/>
+        </w:rPr>
+      </w:pPr>
+      <w:r>
+        <w:rPr>
+          <w:rFonts w:ascii="Times New Roman" w:hAnsi="Times New Roman" w:cs="Times New Roman"/>
+          <w:sz w:val="24"/>
+          <w:szCs w:val="24"/>
+        </w:rPr>
+        <w:t>);</w:t>
+      </w:r>
+    </w:p>
+    <w:p>
+      <w:pPr>
+        <w:rPr>
+          <w:rFonts w:ascii="Times New Roman" w:hAnsi="Times New Roman" w:cs="Times New Roman"/>
+          <w:sz w:val="24"/>
+          <w:szCs w:val="24"/>
+        </w:rPr>
+      </w:pPr>
+    </w:p>
+    <w:p>
+      <w:pPr>
+        <w:rPr>
+          <w:rFonts w:ascii="Times New Roman" w:hAnsi="Times New Roman" w:cs="Times New Roman"/>
+          <w:sz w:val="24"/>
+          <w:szCs w:val="24"/>
+        </w:rPr>
+      </w:pPr>
+      <w:r>
+        <w:rPr>
+          <w:rFonts w:ascii="Times New Roman" w:hAnsi="Times New Roman" w:cs="Times New Roman"/>
+          <w:sz w:val="24"/>
+          <w:szCs w:val="24"/>
+        </w:rPr>
+        <w:t>-- Insert some sample data</w:t>
+      </w:r>
+    </w:p>
+    <w:p>
+      <w:pPr>
+        <w:rPr>
+          <w:rFonts w:ascii="Times New Roman" w:hAnsi="Times New Roman" w:cs="Times New Roman"/>
+          <w:sz w:val="24"/>
+          <w:szCs w:val="24"/>
+        </w:rPr>
+      </w:pPr>
+      <w:r>
+        <w:rPr>
+          <w:rFonts w:ascii="Times New Roman" w:hAnsi="Times New Roman" w:cs="Times New Roman"/>
+          <w:sz w:val="24"/>
+          <w:szCs w:val="24"/>
+        </w:rPr>
+        <w:t>INSERT INTO Employee (</w:t>
+      </w:r>
+      <w:proofErr w:type="spellStart"/>
+      <w:r>
+        <w:rPr>
+          <w:rFonts w:ascii="Times New Roman" w:hAnsi="Times New Roman" w:cs="Times New Roman"/>
+          <w:sz w:val="24"/>
+          <w:szCs w:val="24"/>
+        </w:rPr>
+        <w:t>EmployeeID</w:t>
+      </w:r>
+      <w:proofErr w:type="spellEnd"/>
+      <w:r>
+        <w:rPr>
+          <w:rFonts w:ascii="Times New Roman" w:hAnsi="Times New Roman" w:cs="Times New Roman"/>
+          <w:sz w:val="24"/>
+          <w:szCs w:val="24"/>
+        </w:rPr>
+        <w:t xml:space="preserve">, </w:t>
+      </w:r>
+      <w:proofErr w:type="spellStart"/>
+      <w:r>
+        <w:rPr>
+          <w:rFonts w:ascii="Times New Roman" w:hAnsi="Times New Roman" w:cs="Times New Roman"/>
+          <w:sz w:val="24"/>
+          <w:szCs w:val="24"/>
+        </w:rPr>
+        <w:t>EmployeeName</w:t>
+      </w:r>
+      <w:proofErr w:type="spellEnd"/>
+      <w:r>
+        <w:rPr>
+          <w:rFonts w:ascii="Times New Roman" w:hAnsi="Times New Roman" w:cs="Times New Roman"/>
+          <w:sz w:val="24"/>
+          <w:szCs w:val="24"/>
+        </w:rPr>
+        <w:t>) VALUES</w:t>
+      </w:r>
+    </w:p>
+    <w:p>
+      <w:pPr>
+        <w:rPr>
+          <w:rFonts w:ascii="Times New Roman" w:hAnsi="Times New Roman" w:cs="Times New Roman"/>
+          <w:sz w:val="24"/>
+          <w:szCs w:val="24"/>
+        </w:rPr>
+      </w:pPr>
+      <w:r>
+        <w:rPr>
+          <w:rFonts w:ascii="Times New Roman" w:hAnsi="Times New Roman" w:cs="Times New Roman"/>
+          <w:sz w:val="24"/>
+          <w:szCs w:val="24"/>
+        </w:rPr>
+        <w:t>(1, 'John Doe'),</w:t>
+      </w:r>
+    </w:p>
+    <w:p>
+      <w:pPr>
+        <w:rPr>
+          <w:rFonts w:ascii="Times New Roman" w:hAnsi="Times New Roman" w:cs="Times New Roman"/>
+          <w:sz w:val="24"/>
+          <w:szCs w:val="24"/>
+        </w:rPr>
+      </w:pPr>
+      <w:r>
+        <w:rPr>
+          <w:rFonts w:ascii="Times New Roman" w:hAnsi="Times New Roman" w:cs="Times New Roman"/>
+          <w:sz w:val="24"/>
+          <w:szCs w:val="24"/>
+        </w:rPr>
+        <w:t>(2, 'Jane Smith'),</w:t>
+      </w:r>
+    </w:p>
+    <w:p>
+      <w:pPr>
+        <w:rPr>
+          <w:rFonts w:ascii="Times New Roman" w:hAnsi="Times New Roman" w:cs="Times New Roman"/>
+          <w:sz w:val="24"/>
+          <w:szCs w:val="24"/>
+        </w:rPr>
+      </w:pPr>
+      <w:r>
+        <w:rPr>
+          <w:rFonts w:ascii="Times New Roman" w:hAnsi="Times New Roman" w:cs="Times New Roman"/>
+          <w:sz w:val="24"/>
+          <w:szCs w:val="24"/>
+        </w:rPr>
+        <w:t>(3, 'Bob Johnson');</w:t>
+      </w:r>
+    </w:p>
+    <w:p>
+      <w:pPr>
+        <w:rPr>
+          <w:rFonts w:ascii="Times New Roman" w:hAnsi="Times New Roman" w:cs="Times New Roman"/>
+          <w:sz w:val="24"/>
+          <w:szCs w:val="24"/>
+        </w:rPr>
+      </w:pPr>
+    </w:p>
+    <w:p>
+      <w:pPr>
+        <w:rPr>
+          <w:rFonts w:ascii="Times New Roman" w:hAnsi="Times New Roman" w:cs="Times New Roman"/>
+          <w:sz w:val="24"/>
+          <w:szCs w:val="24"/>
+        </w:rPr>
+      </w:pPr>
+      <w:r>
+        <w:rPr>
+          <w:rFonts w:ascii="Times New Roman" w:hAnsi="Times New Roman" w:cs="Times New Roman"/>
+          <w:sz w:val="24"/>
+          <w:szCs w:val="24"/>
+        </w:rPr>
+        <w:t>-- Declare variables for cursor</w:t>
+      </w:r>
+    </w:p>
+    <w:p>
+      <w:pPr>
+        <w:rPr>
+          <w:rFonts w:ascii="Times New Roman" w:hAnsi="Times New Roman" w:cs="Times New Roman"/>
+          <w:sz w:val="24"/>
+          <w:szCs w:val="24"/>
+        </w:rPr>
+      </w:pPr>
+      <w:r>
+        <w:rPr>
+          <w:rFonts w:ascii="Times New Roman" w:hAnsi="Times New Roman" w:cs="Times New Roman"/>
+          <w:sz w:val="24"/>
+          <w:szCs w:val="24"/>
+        </w:rPr>
+        <w:t>DECLARE @</w:t>
+      </w:r>
+      <w:proofErr w:type="spellStart"/>
+      <w:r>
+        <w:rPr>
+          <w:rFonts w:ascii="Times New Roman" w:hAnsi="Times New Roman" w:cs="Times New Roman"/>
+          <w:sz w:val="24"/>
+          <w:szCs w:val="24"/>
+        </w:rPr>
+        <w:t>EmployeeID</w:t>
+      </w:r>
+      <w:proofErr w:type="spellEnd"/>
+      <w:r>
+        <w:rPr>
+          <w:rFonts w:ascii="Times New Roman" w:hAnsi="Times New Roman" w:cs="Times New Roman"/>
+          <w:sz w:val="24"/>
+          <w:szCs w:val="24"/>
+        </w:rPr>
+        <w:t xml:space="preserve"> INT;</w:t>
+      </w:r>
+    </w:p>
+    <w:p>
+      <w:pPr>
+        <w:rPr>
+          <w:rFonts w:ascii="Times New Roman" w:hAnsi="Times New Roman" w:cs="Times New Roman"/>
+          <w:sz w:val="24"/>
+          <w:szCs w:val="24"/>
+        </w:rPr>
+      </w:pPr>
+      <w:r>
+        <w:rPr>
+          <w:rFonts w:ascii="Times New Roman" w:hAnsi="Times New Roman" w:cs="Times New Roman"/>
+          <w:sz w:val="24"/>
+          <w:szCs w:val="24"/>
+        </w:rPr>
+        <w:t>DECLARE @</w:t>
+      </w:r>
+      <w:proofErr w:type="spellStart"/>
+      <w:r>
+        <w:rPr>
+          <w:rFonts w:ascii="Times New Roman" w:hAnsi="Times New Roman" w:cs="Times New Roman"/>
+          <w:sz w:val="24"/>
+          <w:szCs w:val="24"/>
+        </w:rPr>
+        <w:t>EmployeeName</w:t>
+      </w:r>
+      <w:proofErr w:type="spellEnd"/>
+      <w:r>
+        <w:rPr>
+          <w:rFonts w:ascii="Times New Roman" w:hAnsi="Times New Roman" w:cs="Times New Roman"/>
+          <w:sz w:val="24"/>
+          <w:szCs w:val="24"/>
+        </w:rPr>
+        <w:t xml:space="preserve"> </w:t>
+      </w:r>
+      <w:proofErr w:type="gramStart"/>
+      <w:r>
+        <w:rPr>
+          <w:rFonts w:ascii="Times New Roman" w:hAnsi="Times New Roman" w:cs="Times New Roman"/>
+          <w:sz w:val="24"/>
+          <w:szCs w:val="24"/>
+        </w:rPr>
+        <w:t>VARCHAR(</w:t>
+      </w:r>
+      <w:proofErr w:type="gramEnd"/>
+      <w:r>
+        <w:rPr>
+          <w:rFonts w:ascii="Times New Roman" w:hAnsi="Times New Roman" w:cs="Times New Roman"/>
+          <w:sz w:val="24"/>
+          <w:szCs w:val="24"/>
+        </w:rPr>
+        <w:t>100);</w:t>
+      </w:r>
+    </w:p>
+    <w:p>
+      <w:pPr>
+        <w:rPr>
+          <w:rFonts w:ascii="Times New Roman" w:hAnsi="Times New Roman" w:cs="Times New Roman"/>
+          <w:sz w:val="24"/>
+          <w:szCs w:val="24"/>
+        </w:rPr>
+      </w:pPr>
+    </w:p>
+    <w:p>
+      <w:pPr>
+        <w:rPr>
+          <w:rFonts w:ascii="Times New Roman" w:hAnsi="Times New Roman" w:cs="Times New Roman"/>
+          <w:sz w:val="24"/>
+          <w:szCs w:val="24"/>
+        </w:rPr>
+      </w:pPr>
+      <w:r>
+        <w:rPr>
+          <w:rFonts w:ascii="Times New Roman" w:hAnsi="Times New Roman" w:cs="Times New Roman"/>
+          <w:sz w:val="24"/>
+          <w:szCs w:val="24"/>
+        </w:rPr>
+        <w:t>-- Declare and set up the cursor</w:t>
+      </w:r>
+    </w:p>
+    <w:p>
+      <w:pPr>
+        <w:rPr>
+          <w:rFonts w:ascii="Times New Roman" w:hAnsi="Times New Roman" w:cs="Times New Roman"/>
+          <w:sz w:val="24"/>
+          <w:szCs w:val="24"/>
+        </w:rPr>
+      </w:pPr>
+      <w:r>
+        <w:rPr>
+          <w:rFonts w:ascii="Times New Roman" w:hAnsi="Times New Roman" w:cs="Times New Roman"/>
+          <w:sz w:val="24"/>
+          <w:szCs w:val="24"/>
+        </w:rPr>
+        <w:t xml:space="preserve">DECLARE </w:t>
+      </w:r>
+      <w:proofErr w:type="spellStart"/>
+      <w:r>
+        <w:rPr>
+          <w:rFonts w:ascii="Times New Roman" w:hAnsi="Times New Roman" w:cs="Times New Roman"/>
+          <w:sz w:val="24"/>
+          <w:szCs w:val="24"/>
+        </w:rPr>
+        <w:t>employee_cursor</w:t>
+      </w:r>
+      <w:proofErr w:type="spellEnd"/>
+      <w:r>
+        <w:rPr>
+          <w:rFonts w:ascii="Times New Roman" w:hAnsi="Times New Roman" w:cs="Times New Roman"/>
+          <w:sz w:val="24"/>
+          <w:szCs w:val="24"/>
+        </w:rPr>
+        <w:t xml:space="preserve"> CURSOR FOR</w:t>
+      </w:r>
+    </w:p>
+    <w:p>
+      <w:pPr>
+        <w:rPr>
+          <w:rFonts w:ascii="Times New Roman" w:hAnsi="Times New Roman" w:cs="Times New Roman"/>
+          <w:sz w:val="24"/>
+          <w:szCs w:val="24"/>
+        </w:rPr>
+      </w:pPr>
+      <w:r>
+        <w:rPr>
+          <w:rFonts w:ascii="Times New Roman" w:hAnsi="Times New Roman" w:cs="Times New Roman"/>
+          <w:sz w:val="24"/>
+          <w:szCs w:val="24"/>
+        </w:rPr>
+        <w:t xml:space="preserve">    SELECT </w:t>
+      </w:r>
+      <w:proofErr w:type="spellStart"/>
+      <w:r>
+        <w:rPr>
+          <w:rFonts w:ascii="Times New Roman" w:hAnsi="Times New Roman" w:cs="Times New Roman"/>
+          <w:sz w:val="24"/>
+          <w:szCs w:val="24"/>
+        </w:rPr>
+        <w:t>EmployeeID</w:t>
+      </w:r>
+      <w:proofErr w:type="spellEnd"/>
+      <w:r>
+        <w:rPr>
+          <w:rFonts w:ascii="Times New Roman" w:hAnsi="Times New Roman" w:cs="Times New Roman"/>
+          <w:sz w:val="24"/>
+          <w:szCs w:val="24"/>
+        </w:rPr>
+        <w:t xml:space="preserve">, </w:t>
+      </w:r>
+      <w:proofErr w:type="spellStart"/>
+      <w:r>
+        <w:rPr>
+          <w:rFonts w:ascii="Times New Roman" w:hAnsi="Times New Roman" w:cs="Times New Roman"/>
+          <w:sz w:val="24"/>
+          <w:szCs w:val="24"/>
+        </w:rPr>
+        <w:t>EmployeeName</w:t>
+      </w:r>
+      <w:proofErr w:type="spellEnd"/>
+      <w:r>
+        <w:rPr>
+          <w:rFonts w:ascii="Times New Roman" w:hAnsi="Times New Roman" w:cs="Times New Roman"/>
+          <w:sz w:val="24"/>
+          <w:szCs w:val="24"/>
+        </w:rPr>
+        <w:t xml:space="preserve"> FROM Employee;</w:t>
+      </w:r>
+    </w:p>
+    <w:p>
+      <w:pPr>
+        <w:rPr>
+          <w:rFonts w:ascii="Times New Roman" w:hAnsi="Times New Roman" w:cs="Times New Roman"/>
+          <w:sz w:val="24"/>
+          <w:szCs w:val="24"/>
+        </w:rPr>
+      </w:pPr>
+    </w:p>
+    <w:p>
+      <w:pPr>
+        <w:rPr>
+          <w:rFonts w:ascii="Times New Roman" w:hAnsi="Times New Roman" w:cs="Times New Roman"/>
+          <w:sz w:val="24"/>
+          <w:szCs w:val="24"/>
+        </w:rPr>
+      </w:pPr>
+      <w:r>
+        <w:rPr>
+          <w:rFonts w:ascii="Times New Roman" w:hAnsi="Times New Roman" w:cs="Times New Roman"/>
+          <w:sz w:val="24"/>
+          <w:szCs w:val="24"/>
+        </w:rPr>
+        <w:t>-- Open the cursor</w:t>
+      </w:r>
+    </w:p>
+    <w:p>
+      <w:pPr>
+        <w:rPr>
+          <w:rFonts w:ascii="Times New Roman" w:hAnsi="Times New Roman" w:cs="Times New Roman"/>
+          <w:sz w:val="24"/>
+          <w:szCs w:val="24"/>
+        </w:rPr>
+      </w:pPr>
+      <w:r>
+        <w:rPr>
+          <w:rFonts w:ascii="Times New Roman" w:hAnsi="Times New Roman" w:cs="Times New Roman"/>
+          <w:sz w:val="24"/>
+          <w:szCs w:val="24"/>
+        </w:rPr>
+        <w:t xml:space="preserve">OPEN </w:t>
+      </w:r>
+      <w:proofErr w:type="spellStart"/>
+      <w:r>
+        <w:rPr>
+          <w:rFonts w:ascii="Times New Roman" w:hAnsi="Times New Roman" w:cs="Times New Roman"/>
+          <w:sz w:val="24"/>
+          <w:szCs w:val="24"/>
+        </w:rPr>
+        <w:t>employee_cursor</w:t>
+      </w:r>
+      <w:proofErr w:type="spellEnd"/>
+      <w:r>
+        <w:rPr>
+          <w:rFonts w:ascii="Times New Roman" w:hAnsi="Times New Roman" w:cs="Times New Roman"/>
+          <w:sz w:val="24"/>
+          <w:szCs w:val="24"/>
+        </w:rPr>
+        <w:t>;</w:t>
+      </w:r>
+    </w:p>
+    <w:p>
+      <w:pPr>
+        <w:rPr>
+          <w:rFonts w:ascii="Times New Roman" w:hAnsi="Times New Roman" w:cs="Times New Roman"/>
+          <w:sz w:val="24"/>
+          <w:szCs w:val="24"/>
+        </w:rPr>
+      </w:pPr>
+    </w:p>
+    <w:p>
+      <w:pPr>
+        <w:rPr>
+          <w:rFonts w:ascii="Times New Roman" w:hAnsi="Times New Roman" w:cs="Times New Roman"/>
+          <w:sz w:val="24"/>
+          <w:szCs w:val="24"/>
+        </w:rPr>
+      </w:pPr>
+      <w:r>
+        <w:rPr>
+          <w:rFonts w:ascii="Times New Roman" w:hAnsi="Times New Roman" w:cs="Times New Roman"/>
+          <w:sz w:val="24"/>
+          <w:szCs w:val="24"/>
+        </w:rPr>
+        <w:t>-- Fetch the first row into variables</w:t>
+      </w:r>
+    </w:p>
+    <w:p>
+      <w:pPr>
+        <w:rPr>
+          <w:rFonts w:ascii="Times New Roman" w:hAnsi="Times New Roman" w:cs="Times New Roman"/>
+          <w:sz w:val="24"/>
+          <w:szCs w:val="24"/>
+        </w:rPr>
+      </w:pPr>
+      <w:r>
+        <w:rPr>
+          <w:rFonts w:ascii="Times New Roman" w:hAnsi="Times New Roman" w:cs="Times New Roman"/>
+          <w:sz w:val="24"/>
+          <w:szCs w:val="24"/>
+        </w:rPr>
+        <w:t xml:space="preserve">FETCH NEXT FROM </w:t>
+      </w:r>
+      <w:proofErr w:type="spellStart"/>
+      <w:r>
+        <w:rPr>
+          <w:rFonts w:ascii="Times New Roman" w:hAnsi="Times New Roman" w:cs="Times New Roman"/>
+          <w:sz w:val="24"/>
+          <w:szCs w:val="24"/>
+        </w:rPr>
+        <w:t>employee_cursor</w:t>
+      </w:r>
+      <w:proofErr w:type="spellEnd"/>
+      <w:r>
+        <w:rPr>
+          <w:rFonts w:ascii="Times New Roman" w:hAnsi="Times New Roman" w:cs="Times New Roman"/>
+          <w:sz w:val="24"/>
+          <w:szCs w:val="24"/>
+        </w:rPr>
+        <w:t xml:space="preserve"> INTO @</w:t>
+      </w:r>
+      <w:proofErr w:type="spellStart"/>
+      <w:r>
+        <w:rPr>
+          <w:rFonts w:ascii="Times New Roman" w:hAnsi="Times New Roman" w:cs="Times New Roman"/>
+          <w:sz w:val="24"/>
+          <w:szCs w:val="24"/>
+        </w:rPr>
+        <w:t>EmployeeID</w:t>
+      </w:r>
+      <w:proofErr w:type="spellEnd"/>
+      <w:r>
+        <w:rPr>
+          <w:rFonts w:ascii="Times New Roman" w:hAnsi="Times New Roman" w:cs="Times New Roman"/>
+          <w:sz w:val="24"/>
+          <w:szCs w:val="24"/>
+        </w:rPr>
+        <w:t>, @</w:t>
+      </w:r>
+      <w:proofErr w:type="spellStart"/>
+      <w:r>
+        <w:rPr>
+          <w:rFonts w:ascii="Times New Roman" w:hAnsi="Times New Roman" w:cs="Times New Roman"/>
+          <w:sz w:val="24"/>
+          <w:szCs w:val="24"/>
+        </w:rPr>
+        <w:t>EmployeeName</w:t>
+      </w:r>
+      <w:proofErr w:type="spellEnd"/>
+      <w:r>
+        <w:rPr>
+          <w:rFonts w:ascii="Times New Roman" w:hAnsi="Times New Roman" w:cs="Times New Roman"/>
+          <w:sz w:val="24"/>
+          <w:szCs w:val="24"/>
+        </w:rPr>
+        <w:t>;</w:t>
+      </w:r>
+    </w:p>
+    <w:p>
+      <w:pPr>
+        <w:rPr>
+          <w:rFonts w:ascii="Times New Roman" w:hAnsi="Times New Roman" w:cs="Times New Roman"/>
+          <w:sz w:val="24"/>
+          <w:szCs w:val="24"/>
+        </w:rPr>
+      </w:pPr>
+    </w:p>
+    <w:p>
+      <w:pPr>
+        <w:rPr>
+          <w:rFonts w:ascii="Times New Roman" w:hAnsi="Times New Roman" w:cs="Times New Roman"/>
+          <w:sz w:val="24"/>
+          <w:szCs w:val="24"/>
+        </w:rPr>
+      </w:pPr>
+      <w:r>
+        <w:rPr>
+          <w:rFonts w:ascii="Times New Roman" w:hAnsi="Times New Roman" w:cs="Times New Roman"/>
+          <w:sz w:val="24"/>
+          <w:szCs w:val="24"/>
+        </w:rPr>
+        <w:lastRenderedPageBreak/>
+        <w:t>-- Loop through the cursor</w:t>
+      </w:r>
+    </w:p>
+    <w:p>
+      <w:pPr>
+        <w:rPr>
+          <w:rFonts w:ascii="Times New Roman" w:hAnsi="Times New Roman" w:cs="Times New Roman"/>
+          <w:sz w:val="24"/>
+          <w:szCs w:val="24"/>
+        </w:rPr>
+      </w:pPr>
+      <w:r>
+        <w:rPr>
+          <w:rFonts w:ascii="Times New Roman" w:hAnsi="Times New Roman" w:cs="Times New Roman"/>
+          <w:sz w:val="24"/>
+          <w:szCs w:val="24"/>
+        </w:rPr>
+        <w:t>WHILE @@FETCH_STATUS = 0</w:t>
+      </w:r>
+    </w:p>
+    <w:p>
+      <w:pPr>
+        <w:rPr>
+          <w:rFonts w:ascii="Times New Roman" w:hAnsi="Times New Roman" w:cs="Times New Roman"/>
+          <w:sz w:val="24"/>
+          <w:szCs w:val="24"/>
+        </w:rPr>
+      </w:pPr>
+      <w:r>
+        <w:rPr>
+          <w:rFonts w:ascii="Times New Roman" w:hAnsi="Times New Roman" w:cs="Times New Roman"/>
+          <w:sz w:val="24"/>
+          <w:szCs w:val="24"/>
+        </w:rPr>
+        <w:t>BEGIN</w:t>
+      </w:r>
+    </w:p>
+    <w:p>
+      <w:pPr>
+        <w:rPr>
+          <w:rFonts w:ascii="Times New Roman" w:hAnsi="Times New Roman" w:cs="Times New Roman"/>
+          <w:sz w:val="24"/>
+          <w:szCs w:val="24"/>
+        </w:rPr>
+      </w:pPr>
+      <w:r>
+        <w:rPr>
+          <w:rFonts w:ascii="Times New Roman" w:hAnsi="Times New Roman" w:cs="Times New Roman"/>
+          <w:sz w:val="24"/>
+          <w:szCs w:val="24"/>
+        </w:rPr>
+        <w:t xml:space="preserve">    -- Process the current row (print in this example)</w:t>
+      </w:r>
+    </w:p>
+    <w:p>
+      <w:pPr>
+        <w:rPr>
+          <w:rFonts w:ascii="Times New Roman" w:hAnsi="Times New Roman" w:cs="Times New Roman"/>
+          <w:sz w:val="24"/>
+          <w:szCs w:val="24"/>
+        </w:rPr>
+      </w:pPr>
+      <w:r>
+        <w:rPr>
+          <w:rFonts w:ascii="Times New Roman" w:hAnsi="Times New Roman" w:cs="Times New Roman"/>
+          <w:sz w:val="24"/>
+          <w:szCs w:val="24"/>
+        </w:rPr>
+        <w:t xml:space="preserve">    PRINT 'Employee ID: ' + </w:t>
+      </w:r>
+      <w:proofErr w:type="gramStart"/>
+      <w:r>
+        <w:rPr>
+          <w:rFonts w:ascii="Times New Roman" w:hAnsi="Times New Roman" w:cs="Times New Roman"/>
+          <w:sz w:val="24"/>
+          <w:szCs w:val="24"/>
+        </w:rPr>
+        <w:t>CAST(</w:t>
+      </w:r>
+      <w:proofErr w:type="gramEnd"/>
+      <w:r>
+        <w:rPr>
+          <w:rFonts w:ascii="Times New Roman" w:hAnsi="Times New Roman" w:cs="Times New Roman"/>
+          <w:sz w:val="24"/>
+          <w:szCs w:val="24"/>
+        </w:rPr>
+        <w:t>@</w:t>
+      </w:r>
+      <w:proofErr w:type="spellStart"/>
+      <w:r>
+        <w:rPr>
+          <w:rFonts w:ascii="Times New Roman" w:hAnsi="Times New Roman" w:cs="Times New Roman"/>
+          <w:sz w:val="24"/>
+          <w:szCs w:val="24"/>
+        </w:rPr>
+        <w:t>EmployeeID</w:t>
+      </w:r>
+      <w:proofErr w:type="spellEnd"/>
+      <w:r>
+        <w:rPr>
+          <w:rFonts w:ascii="Times New Roman" w:hAnsi="Times New Roman" w:cs="Times New Roman"/>
+          <w:sz w:val="24"/>
+          <w:szCs w:val="24"/>
+        </w:rPr>
+        <w:t xml:space="preserve"> AS VARCHAR(10)) + ', Employee Name: ' + @</w:t>
+      </w:r>
+      <w:proofErr w:type="spellStart"/>
+      <w:r>
+        <w:rPr>
+          <w:rFonts w:ascii="Times New Roman" w:hAnsi="Times New Roman" w:cs="Times New Roman"/>
+          <w:sz w:val="24"/>
+          <w:szCs w:val="24"/>
+        </w:rPr>
+        <w:t>EmployeeName</w:t>
+      </w:r>
+      <w:proofErr w:type="spellEnd"/>
+      <w:r>
+        <w:rPr>
+          <w:rFonts w:ascii="Times New Roman" w:hAnsi="Times New Roman" w:cs="Times New Roman"/>
+          <w:sz w:val="24"/>
+          <w:szCs w:val="24"/>
+        </w:rPr>
+        <w:t>;</w:t>
+      </w:r>
+    </w:p>
+    <w:p>
+      <w:pPr>
+        <w:rPr>
+          <w:rFonts w:ascii="Times New Roman" w:hAnsi="Times New Roman" w:cs="Times New Roman"/>
+          <w:sz w:val="24"/>
+          <w:szCs w:val="24"/>
+        </w:rPr>
+      </w:pPr>
+    </w:p>
+    <w:p>
+      <w:pPr>
+        <w:rPr>
+          <w:rFonts w:ascii="Times New Roman" w:hAnsi="Times New Roman" w:cs="Times New Roman"/>
+          <w:sz w:val="24"/>
+          <w:szCs w:val="24"/>
+        </w:rPr>
+      </w:pPr>
+      <w:r>
+        <w:rPr>
+          <w:rFonts w:ascii="Times New Roman" w:hAnsi="Times New Roman" w:cs="Times New Roman"/>
+          <w:sz w:val="24"/>
+          <w:szCs w:val="24"/>
+        </w:rPr>
+        <w:t xml:space="preserve">    -- Fetch the next row</w:t>
+      </w:r>
+    </w:p>
+    <w:p>
+      <w:pPr>
+        <w:rPr>
+          <w:rFonts w:ascii="Times New Roman" w:hAnsi="Times New Roman" w:cs="Times New Roman"/>
+          <w:sz w:val="24"/>
+          <w:szCs w:val="24"/>
+        </w:rPr>
+      </w:pPr>
+      <w:r>
+        <w:rPr>
+          <w:rFonts w:ascii="Times New Roman" w:hAnsi="Times New Roman" w:cs="Times New Roman"/>
+          <w:sz w:val="24"/>
+          <w:szCs w:val="24"/>
+        </w:rPr>
+        <w:t xml:space="preserve">    FETCH NEXT FROM </w:t>
+      </w:r>
+      <w:proofErr w:type="spellStart"/>
+      <w:r>
+        <w:rPr>
+          <w:rFonts w:ascii="Times New Roman" w:hAnsi="Times New Roman" w:cs="Times New Roman"/>
+          <w:sz w:val="24"/>
+          <w:szCs w:val="24"/>
+        </w:rPr>
+        <w:t>employee_cursor</w:t>
+      </w:r>
+      <w:proofErr w:type="spellEnd"/>
+      <w:r>
+        <w:rPr>
+          <w:rFonts w:ascii="Times New Roman" w:hAnsi="Times New Roman" w:cs="Times New Roman"/>
+          <w:sz w:val="24"/>
+          <w:szCs w:val="24"/>
+        </w:rPr>
+        <w:t xml:space="preserve"> INTO @</w:t>
+      </w:r>
+      <w:proofErr w:type="spellStart"/>
+      <w:r>
+        <w:rPr>
+          <w:rFonts w:ascii="Times New Roman" w:hAnsi="Times New Roman" w:cs="Times New Roman"/>
+          <w:sz w:val="24"/>
+          <w:szCs w:val="24"/>
+        </w:rPr>
+        <w:t>EmployeeID</w:t>
+      </w:r>
+      <w:proofErr w:type="spellEnd"/>
+      <w:r>
+        <w:rPr>
+          <w:rFonts w:ascii="Times New Roman" w:hAnsi="Times New Roman" w:cs="Times New Roman"/>
+          <w:sz w:val="24"/>
+          <w:szCs w:val="24"/>
+        </w:rPr>
+        <w:t>, @</w:t>
+      </w:r>
+      <w:proofErr w:type="spellStart"/>
+      <w:r>
+        <w:rPr>
+          <w:rFonts w:ascii="Times New Roman" w:hAnsi="Times New Roman" w:cs="Times New Roman"/>
+          <w:sz w:val="24"/>
+          <w:szCs w:val="24"/>
+        </w:rPr>
+        <w:t>EmployeeName</w:t>
+      </w:r>
+      <w:proofErr w:type="spellEnd"/>
+      <w:r>
+        <w:rPr>
+          <w:rFonts w:ascii="Times New Roman" w:hAnsi="Times New Roman" w:cs="Times New Roman"/>
+          <w:sz w:val="24"/>
+          <w:szCs w:val="24"/>
+        </w:rPr>
+        <w:t>;</w:t>
+      </w:r>
+    </w:p>
+    <w:p>
+      <w:pPr>
+        <w:rPr>
+          <w:rFonts w:ascii="Times New Roman" w:hAnsi="Times New Roman" w:cs="Times New Roman"/>
+          <w:sz w:val="24"/>
+          <w:szCs w:val="24"/>
+        </w:rPr>
+      </w:pPr>
+      <w:r>
+        <w:rPr>
+          <w:rFonts w:ascii="Times New Roman" w:hAnsi="Times New Roman" w:cs="Times New Roman"/>
+          <w:sz w:val="24"/>
+          <w:szCs w:val="24"/>
+        </w:rPr>
+        <w:t>END</w:t>
+      </w:r>
+    </w:p>
+    <w:p>
+      <w:pPr>
+        <w:rPr>
+          <w:rFonts w:ascii="Times New Roman" w:hAnsi="Times New Roman" w:cs="Times New Roman"/>
+          <w:sz w:val="24"/>
+          <w:szCs w:val="24"/>
+        </w:rPr>
+      </w:pPr>
+    </w:p>
+    <w:p>
+      <w:pPr>
+        <w:rPr>
+          <w:rFonts w:ascii="Times New Roman" w:hAnsi="Times New Roman" w:cs="Times New Roman"/>
+          <w:sz w:val="24"/>
+          <w:szCs w:val="24"/>
+        </w:rPr>
+      </w:pPr>
+      <w:r>
+        <w:rPr>
+          <w:rFonts w:ascii="Times New Roman" w:hAnsi="Times New Roman" w:cs="Times New Roman"/>
+          <w:sz w:val="24"/>
+          <w:szCs w:val="24"/>
+        </w:rPr>
+        <w:t xml:space="preserve">-- Close and </w:t>
+      </w:r>
+      <w:proofErr w:type="spellStart"/>
+      <w:r>
+        <w:rPr>
+          <w:rFonts w:ascii="Times New Roman" w:hAnsi="Times New Roman" w:cs="Times New Roman"/>
+          <w:sz w:val="24"/>
+          <w:szCs w:val="24"/>
+        </w:rPr>
+        <w:t>deallocate</w:t>
+      </w:r>
+      <w:proofErr w:type="spellEnd"/>
+      <w:r>
+        <w:rPr>
+          <w:rFonts w:ascii="Times New Roman" w:hAnsi="Times New Roman" w:cs="Times New Roman"/>
+          <w:sz w:val="24"/>
+          <w:szCs w:val="24"/>
+        </w:rPr>
+        <w:t xml:space="preserve"> the cursor</w:t>
+      </w:r>
+    </w:p>
+    <w:p>
+      <w:pPr>
+        <w:rPr>
+          <w:rFonts w:ascii="Times New Roman" w:hAnsi="Times New Roman" w:cs="Times New Roman"/>
+          <w:sz w:val="24"/>
+          <w:szCs w:val="24"/>
+        </w:rPr>
+      </w:pPr>
+      <w:r>
+        <w:rPr>
+          <w:rFonts w:ascii="Times New Roman" w:hAnsi="Times New Roman" w:cs="Times New Roman"/>
+          <w:sz w:val="24"/>
+          <w:szCs w:val="24"/>
+        </w:rPr>
+        <w:t xml:space="preserve">CLOSE </w:t>
+      </w:r>
+      <w:proofErr w:type="spellStart"/>
+      <w:r>
+        <w:rPr>
+          <w:rFonts w:ascii="Times New Roman" w:hAnsi="Times New Roman" w:cs="Times New Roman"/>
+          <w:sz w:val="24"/>
+          <w:szCs w:val="24"/>
+        </w:rPr>
+        <w:t>employee_cursor</w:t>
+      </w:r>
+      <w:proofErr w:type="spellEnd"/>
+      <w:r>
+        <w:rPr>
+          <w:rFonts w:ascii="Times New Roman" w:hAnsi="Times New Roman" w:cs="Times New Roman"/>
+          <w:sz w:val="24"/>
+          <w:szCs w:val="24"/>
+        </w:rPr>
+        <w:t>;</w:t>
+      </w:r>
+    </w:p>
+    <w:p>
+      <w:pPr>
+        <w:rPr>
+          <w:rFonts w:ascii="Times New Roman" w:hAnsi="Times New Roman" w:cs="Times New Roman"/>
+          <w:sz w:val="24"/>
+          <w:szCs w:val="24"/>
+        </w:rPr>
+      </w:pPr>
+      <w:r>
+        <w:rPr>
+          <w:rFonts w:ascii="Times New Roman" w:hAnsi="Times New Roman" w:cs="Times New Roman"/>
+          <w:sz w:val="24"/>
+          <w:szCs w:val="24"/>
+        </w:rPr>
+        <w:t xml:space="preserve">DEALLOCATE </w:t>
+      </w:r>
+      <w:proofErr w:type="spellStart"/>
+      <w:r>
+        <w:rPr>
+          <w:rFonts w:ascii="Times New Roman" w:hAnsi="Times New Roman" w:cs="Times New Roman"/>
+          <w:sz w:val="24"/>
+          <w:szCs w:val="24"/>
+        </w:rPr>
+        <w:t>employee_cursor</w:t>
+      </w:r>
+      <w:proofErr w:type="spellEnd"/>
+      <w:r>
+        <w:rPr>
+          <w:rFonts w:ascii="Times New Roman" w:hAnsi="Times New Roman" w:cs="Times New Roman"/>
+          <w:sz w:val="24"/>
+          <w:szCs w:val="24"/>
+        </w:rPr>
+        <w:t>;</w:t>
+      </w:r>
+    </w:p>
+    <w:p>
+      <w:pPr>
+        <w:rPr>
+          <w:rFonts w:ascii="Times New Roman" w:hAnsi="Times New Roman" w:cs="Times New Roman"/>
+          <w:sz w:val="24"/>
+          <w:szCs w:val="24"/>
+        </w:rPr>
+      </w:pPr>
+    </w:p>
+    <w:p>
+      <w:pPr>
+        <w:rPr>
+          <w:rFonts w:ascii="Times New Roman" w:hAnsi="Times New Roman" w:cs="Times New Roman"/>
+          <w:sz w:val="24"/>
+          <w:szCs w:val="24"/>
+        </w:rPr>
+      </w:pPr>
+    </w:p>
+    <w:p>
+      <w:pPr>
+        <w:rPr>
+          <w:rFonts w:ascii="Times New Roman" w:hAnsi="Times New Roman" w:cs="Times New Roman"/>
+          <w:sz w:val="24"/>
+          <w:szCs w:val="24"/>
+        </w:rPr>
+      </w:pPr>
+    </w:p>
+    <w:p>
+      <w:pPr>
+        <w:rPr>
+          <w:rFonts w:ascii="Times New Roman" w:hAnsi="Times New Roman" w:cs="Times New Roman"/>
+          <w:b/>
+          <w:sz w:val="24"/>
+          <w:szCs w:val="24"/>
+        </w:rPr>
+      </w:pPr>
+    </w:p>
+    <w:p>
+      <w:pPr>
+        <w:rPr>
+          <w:rFonts w:ascii="Times New Roman" w:hAnsi="Times New Roman" w:cs="Times New Roman"/>
+          <w:b/>
+          <w:sz w:val="24"/>
+          <w:szCs w:val="24"/>
+        </w:rPr>
+      </w:pPr>
+    </w:p>
+    <w:p>
+      <w:pPr>
+        <w:rPr>
+          <w:rFonts w:ascii="Times New Roman" w:hAnsi="Times New Roman" w:cs="Times New Roman"/>
+          <w:b/>
+          <w:sz w:val="24"/>
+          <w:szCs w:val="24"/>
+        </w:rPr>
+      </w:pPr>
+    </w:p>
+    <w:p>
+      <w:pPr>
+        <w:rPr>
+          <w:rFonts w:ascii="Times New Roman" w:hAnsi="Times New Roman" w:cs="Times New Roman"/>
+          <w:b/>
+          <w:sz w:val="24"/>
+          <w:szCs w:val="24"/>
+        </w:rPr>
+      </w:pPr>
+    </w:p>
+    <w:p>
+      <w:pPr>
+        <w:rPr>
+          <w:rFonts w:ascii="Times New Roman" w:hAnsi="Times New Roman" w:cs="Times New Roman"/>
+          <w:b/>
+          <w:sz w:val="24"/>
+          <w:szCs w:val="24"/>
+        </w:rPr>
+      </w:pPr>
+    </w:p>
+    <w:p>
+      <w:pPr>
+        <w:rPr>
+          <w:rFonts w:ascii="Times New Roman" w:hAnsi="Times New Roman" w:cs="Times New Roman"/>
+          <w:b/>
+          <w:sz w:val="24"/>
+          <w:szCs w:val="24"/>
+        </w:rPr>
+      </w:pPr>
+    </w:p>
+    <w:p>
+      <w:pPr>
+        <w:rPr>
+          <w:rFonts w:ascii="Times New Roman" w:hAnsi="Times New Roman" w:cs="Times New Roman"/>
+          <w:b/>
+          <w:sz w:val="24"/>
+          <w:szCs w:val="24"/>
+        </w:rPr>
+      </w:pPr>
+    </w:p>
+    <w:p>
+      <w:pPr>
+        <w:rPr>
+          <w:rFonts w:ascii="Times New Roman" w:hAnsi="Times New Roman" w:cs="Times New Roman"/>
+          <w:b/>
+          <w:sz w:val="24"/>
+          <w:szCs w:val="24"/>
+        </w:rPr>
+      </w:pPr>
+    </w:p>
+    <w:p>
+      <w:pPr>
+        <w:rPr>
+          <w:rFonts w:ascii="Times New Roman" w:hAnsi="Times New Roman" w:cs="Times New Roman"/>
+          <w:b/>
+          <w:sz w:val="24"/>
+          <w:szCs w:val="24"/>
+        </w:rPr>
+      </w:pPr>
+    </w:p>
+    <w:p>
+      <w:pPr>
+        <w:rPr>
+          <w:rFonts w:ascii="Times New Roman" w:hAnsi="Times New Roman" w:cs="Times New Roman"/>
+          <w:b/>
+          <w:sz w:val="24"/>
+          <w:szCs w:val="24"/>
+        </w:rPr>
+      </w:pPr>
+    </w:p>
+    <w:p>
+      <w:pPr>
+        <w:rPr>
+          <w:rFonts w:ascii="Times New Roman" w:hAnsi="Times New Roman" w:cs="Times New Roman"/>
+          <w:b/>
+          <w:sz w:val="24"/>
+          <w:szCs w:val="24"/>
+        </w:rPr>
+      </w:pPr>
+    </w:p>
+    <w:p>
+      <w:pPr>
+        <w:rPr>
+          <w:rFonts w:ascii="Times New Roman" w:hAnsi="Times New Roman" w:cs="Times New Roman"/>
+          <w:b/>
+          <w:sz w:val="24"/>
+          <w:szCs w:val="24"/>
+        </w:rPr>
+      </w:pPr>
+    </w:p>
+    <w:p>
+      <w:pPr>
+        <w:rPr>
+          <w:rFonts w:ascii="Times New Roman" w:hAnsi="Times New Roman" w:cs="Times New Roman"/>
+          <w:sz w:val="24"/>
+          <w:szCs w:val="24"/>
+        </w:rPr>
+      </w:pPr>
+      <w:r>
+        <w:rPr>
+          <w:rFonts w:ascii="Times New Roman" w:hAnsi="Times New Roman" w:cs="Times New Roman"/>
+          <w:b/>
+          <w:sz w:val="24"/>
+          <w:szCs w:val="24"/>
+        </w:rPr>
+        <w:lastRenderedPageBreak/>
+        <w:t>12)SQL Data Types:</w:t>
       </w:r>
     </w:p>
     <w:p>
@@ -12963,218 +14039,218 @@
           <w:sz w:val="24"/>
           <w:szCs w:val="24"/>
         </w:rPr>
+        <w:t xml:space="preserve">Normalization and </w:t>
+      </w:r>
+      <w:proofErr w:type="spellStart"/>
+      <w:r>
+        <w:rPr>
+          <w:rFonts w:ascii="Times New Roman" w:hAnsi="Times New Roman" w:cs="Times New Roman"/>
+          <w:b/>
+          <w:sz w:val="24"/>
+          <w:szCs w:val="24"/>
+        </w:rPr>
+        <w:t>denormalization</w:t>
+      </w:r>
+      <w:proofErr w:type="spellEnd"/>
+      <w:r>
+        <w:rPr>
+          <w:rFonts w:ascii="Times New Roman" w:hAnsi="Times New Roman" w:cs="Times New Roman"/>
+          <w:b/>
+          <w:sz w:val="24"/>
+          <w:szCs w:val="24"/>
+        </w:rPr>
+        <w:t>:</w:t>
+      </w:r>
+    </w:p>
+    <w:p>
+      <w:pPr>
+        <w:rPr>
+          <w:rFonts w:ascii="Times New Roman" w:hAnsi="Times New Roman" w:cs="Times New Roman"/>
+          <w:sz w:val="24"/>
+          <w:szCs w:val="24"/>
+        </w:rPr>
+      </w:pPr>
+      <w:r>
+        <w:rPr>
+          <w:rFonts w:ascii="Times New Roman" w:hAnsi="Times New Roman" w:cs="Times New Roman"/>
+          <w:b/>
+          <w:sz w:val="24"/>
+          <w:szCs w:val="24"/>
+        </w:rPr>
+        <w:t>Normalization:</w:t>
+      </w:r>
+    </w:p>
+    <w:p>
+      <w:pPr>
+        <w:rPr>
+          <w:rFonts w:ascii="Times New Roman" w:hAnsi="Times New Roman" w:cs="Times New Roman"/>
+          <w:sz w:val="24"/>
+          <w:szCs w:val="24"/>
+        </w:rPr>
+      </w:pPr>
+      <w:r>
+        <w:rPr>
+          <w:rFonts w:ascii="Times New Roman" w:hAnsi="Times New Roman" w:cs="Times New Roman"/>
+          <w:b/>
+          <w:sz w:val="24"/>
+          <w:szCs w:val="24"/>
+        </w:rPr>
+        <w:t>Definition:</w:t>
+      </w:r>
+      <w:r>
+        <w:rPr>
+          <w:rFonts w:ascii="Times New Roman" w:hAnsi="Times New Roman" w:cs="Times New Roman"/>
+          <w:sz w:val="24"/>
+          <w:szCs w:val="24"/>
+        </w:rPr>
+        <w:t xml:space="preserve"> </w:t>
+      </w:r>
+    </w:p>
+    <w:p>
+      <w:pPr>
+        <w:rPr>
+          <w:rFonts w:ascii="Times New Roman" w:hAnsi="Times New Roman" w:cs="Times New Roman"/>
+          <w:sz w:val="24"/>
+          <w:szCs w:val="24"/>
+        </w:rPr>
+      </w:pPr>
+      <w:r>
+        <w:rPr>
+          <w:rFonts w:ascii="Times New Roman" w:hAnsi="Times New Roman" w:cs="Times New Roman"/>
+          <w:sz w:val="24"/>
+          <w:szCs w:val="24"/>
+        </w:rPr>
+        <w:t>Normalization is the process of organizing data in a relational database to reduce redundancy and dependency by dividing large tables into smaller, related tables.</w:t>
+      </w:r>
+    </w:p>
+    <w:p>
+      <w:pPr>
+        <w:rPr>
+          <w:rFonts w:ascii="Times New Roman" w:hAnsi="Times New Roman" w:cs="Times New Roman"/>
+          <w:sz w:val="24"/>
+          <w:szCs w:val="24"/>
+        </w:rPr>
+      </w:pPr>
+      <w:r>
+        <w:rPr>
+          <w:rFonts w:ascii="Times New Roman" w:hAnsi="Times New Roman" w:cs="Times New Roman"/>
+          <w:b/>
+          <w:sz w:val="24"/>
+          <w:szCs w:val="24"/>
+        </w:rPr>
+        <w:t>Objective</w:t>
+      </w:r>
+      <w:r>
+        <w:rPr>
+          <w:rFonts w:ascii="Times New Roman" w:hAnsi="Times New Roman" w:cs="Times New Roman"/>
+          <w:sz w:val="24"/>
+          <w:szCs w:val="24"/>
+        </w:rPr>
+        <w:t>:</w:t>
+      </w:r>
+    </w:p>
+    <w:p>
+      <w:pPr>
+        <w:rPr>
+          <w:rFonts w:ascii="Times New Roman" w:hAnsi="Times New Roman" w:cs="Times New Roman"/>
+          <w:sz w:val="24"/>
+          <w:szCs w:val="24"/>
+        </w:rPr>
+      </w:pPr>
+      <w:r>
+        <w:rPr>
+          <w:rFonts w:ascii="Times New Roman" w:hAnsi="Times New Roman" w:cs="Times New Roman"/>
+          <w:sz w:val="24"/>
+          <w:szCs w:val="24"/>
+        </w:rPr>
+        <w:t xml:space="preserve"> The main goal is to achieve data integrity and eliminate anomalies in the database by following a set of rules called normal forms.</w:t>
+      </w:r>
+    </w:p>
+    <w:p>
+      <w:pPr>
+        <w:rPr>
+          <w:rFonts w:ascii="Times New Roman" w:hAnsi="Times New Roman" w:cs="Times New Roman"/>
+          <w:sz w:val="24"/>
+          <w:szCs w:val="24"/>
+        </w:rPr>
+      </w:pPr>
+      <w:r>
+        <w:rPr>
+          <w:rFonts w:ascii="Times New Roman" w:hAnsi="Times New Roman" w:cs="Times New Roman"/>
+          <w:b/>
+          <w:sz w:val="24"/>
+          <w:szCs w:val="24"/>
+        </w:rPr>
+        <w:t>Example</w:t>
+      </w:r>
+      <w:r>
+        <w:rPr>
+          <w:rFonts w:ascii="Times New Roman" w:hAnsi="Times New Roman" w:cs="Times New Roman"/>
+          <w:sz w:val="24"/>
+          <w:szCs w:val="24"/>
+        </w:rPr>
+        <w:t>:</w:t>
+      </w:r>
+    </w:p>
+    <w:p>
+      <w:pPr>
+        <w:rPr>
+          <w:rFonts w:ascii="Times New Roman" w:hAnsi="Times New Roman" w:cs="Times New Roman"/>
+          <w:sz w:val="24"/>
+          <w:szCs w:val="24"/>
+        </w:rPr>
+      </w:pPr>
+      <w:r>
+        <w:rPr>
+          <w:rFonts w:ascii="Times New Roman" w:hAnsi="Times New Roman" w:cs="Times New Roman"/>
+          <w:sz w:val="24"/>
+          <w:szCs w:val="24"/>
+        </w:rPr>
+        <w:t xml:space="preserve"> If you have a combined table for customer and order information, normalization might involve breaking it into separate tables for customers and orders.</w:t>
+      </w:r>
+    </w:p>
+    <w:p>
+      <w:pPr>
+        <w:rPr>
+          <w:rFonts w:ascii="Times New Roman" w:hAnsi="Times New Roman" w:cs="Times New Roman"/>
+          <w:sz w:val="24"/>
+          <w:szCs w:val="24"/>
+        </w:rPr>
+      </w:pPr>
+      <w:r>
+        <w:rPr>
+          <w:rFonts w:ascii="Times New Roman" w:hAnsi="Times New Roman" w:cs="Times New Roman"/>
+          <w:b/>
+          <w:sz w:val="24"/>
+          <w:szCs w:val="24"/>
+        </w:rPr>
+        <w:t>Emphasis</w:t>
+      </w:r>
+      <w:r>
+        <w:rPr>
+          <w:rFonts w:ascii="Times New Roman" w:hAnsi="Times New Roman" w:cs="Times New Roman"/>
+          <w:sz w:val="24"/>
+          <w:szCs w:val="24"/>
+        </w:rPr>
+        <w:t>:</w:t>
+      </w:r>
+    </w:p>
+    <w:p>
+      <w:pPr>
+        <w:rPr>
+          <w:rFonts w:ascii="Times New Roman" w:hAnsi="Times New Roman" w:cs="Times New Roman"/>
+          <w:b/>
+          <w:sz w:val="24"/>
+          <w:szCs w:val="24"/>
+        </w:rPr>
+      </w:pPr>
+      <w:r>
+        <w:rPr>
+          <w:rFonts w:ascii="Times New Roman" w:hAnsi="Times New Roman" w:cs="Times New Roman"/>
+          <w:sz w:val="24"/>
+          <w:szCs w:val="24"/>
+        </w:rPr>
         <w:lastRenderedPageBreak/>
-        <w:t xml:space="preserve">Normalization and </w:t>
-      </w:r>
-      <w:proofErr w:type="spellStart"/>
-      <w:r>
-        <w:rPr>
-          <w:rFonts w:ascii="Times New Roman" w:hAnsi="Times New Roman" w:cs="Times New Roman"/>
-          <w:b/>
-          <w:sz w:val="24"/>
-          <w:szCs w:val="24"/>
-        </w:rPr>
-        <w:t>denormalization</w:t>
-      </w:r>
-      <w:proofErr w:type="spellEnd"/>
-      <w:r>
-        <w:rPr>
-          <w:rFonts w:ascii="Times New Roman" w:hAnsi="Times New Roman" w:cs="Times New Roman"/>
-          <w:b/>
-          <w:sz w:val="24"/>
-          <w:szCs w:val="24"/>
-        </w:rPr>
-        <w:t>:</w:t>
-      </w:r>
-    </w:p>
-    <w:p>
-      <w:pPr>
-        <w:rPr>
-          <w:rFonts w:ascii="Times New Roman" w:hAnsi="Times New Roman" w:cs="Times New Roman"/>
-          <w:sz w:val="24"/>
-          <w:szCs w:val="24"/>
-        </w:rPr>
-      </w:pPr>
-      <w:r>
-        <w:rPr>
-          <w:rFonts w:ascii="Times New Roman" w:hAnsi="Times New Roman" w:cs="Times New Roman"/>
-          <w:b/>
-          <w:sz w:val="24"/>
-          <w:szCs w:val="24"/>
-        </w:rPr>
-        <w:t>Normalization:</w:t>
-      </w:r>
-    </w:p>
-    <w:p>
-      <w:pPr>
-        <w:rPr>
-          <w:rFonts w:ascii="Times New Roman" w:hAnsi="Times New Roman" w:cs="Times New Roman"/>
-          <w:sz w:val="24"/>
-          <w:szCs w:val="24"/>
-        </w:rPr>
-      </w:pPr>
-      <w:r>
-        <w:rPr>
-          <w:rFonts w:ascii="Times New Roman" w:hAnsi="Times New Roman" w:cs="Times New Roman"/>
-          <w:b/>
-          <w:sz w:val="24"/>
-          <w:szCs w:val="24"/>
-        </w:rPr>
-        <w:t>Definition:</w:t>
-      </w:r>
-      <w:r>
-        <w:rPr>
-          <w:rFonts w:ascii="Times New Roman" w:hAnsi="Times New Roman" w:cs="Times New Roman"/>
-          <w:sz w:val="24"/>
-          <w:szCs w:val="24"/>
-        </w:rPr>
-        <w:t xml:space="preserve"> </w:t>
-      </w:r>
-    </w:p>
-    <w:p>
-      <w:pPr>
-        <w:rPr>
-          <w:rFonts w:ascii="Times New Roman" w:hAnsi="Times New Roman" w:cs="Times New Roman"/>
-          <w:sz w:val="24"/>
-          <w:szCs w:val="24"/>
-        </w:rPr>
-      </w:pPr>
-      <w:r>
-        <w:rPr>
-          <w:rFonts w:ascii="Times New Roman" w:hAnsi="Times New Roman" w:cs="Times New Roman"/>
-          <w:sz w:val="24"/>
-          <w:szCs w:val="24"/>
-        </w:rPr>
-        <w:t>Normalization is the process of organizing data in a relational database to reduce redundancy and dependency by dividing large tables into smaller, related tables.</w:t>
-      </w:r>
-    </w:p>
-    <w:p>
-      <w:pPr>
-        <w:rPr>
-          <w:rFonts w:ascii="Times New Roman" w:hAnsi="Times New Roman" w:cs="Times New Roman"/>
-          <w:sz w:val="24"/>
-          <w:szCs w:val="24"/>
-        </w:rPr>
-      </w:pPr>
-      <w:r>
-        <w:rPr>
-          <w:rFonts w:ascii="Times New Roman" w:hAnsi="Times New Roman" w:cs="Times New Roman"/>
-          <w:b/>
-          <w:sz w:val="24"/>
-          <w:szCs w:val="24"/>
-        </w:rPr>
-        <w:t>Objective</w:t>
-      </w:r>
-      <w:r>
-        <w:rPr>
-          <w:rFonts w:ascii="Times New Roman" w:hAnsi="Times New Roman" w:cs="Times New Roman"/>
-          <w:sz w:val="24"/>
-          <w:szCs w:val="24"/>
-        </w:rPr>
-        <w:t>:</w:t>
-      </w:r>
-    </w:p>
-    <w:p>
-      <w:pPr>
-        <w:rPr>
-          <w:rFonts w:ascii="Times New Roman" w:hAnsi="Times New Roman" w:cs="Times New Roman"/>
-          <w:sz w:val="24"/>
-          <w:szCs w:val="24"/>
-        </w:rPr>
-      </w:pPr>
-      <w:r>
-        <w:rPr>
-          <w:rFonts w:ascii="Times New Roman" w:hAnsi="Times New Roman" w:cs="Times New Roman"/>
-          <w:sz w:val="24"/>
-          <w:szCs w:val="24"/>
-        </w:rPr>
-        <w:t xml:space="preserve"> The main goal is to achieve data integrity and eliminate anomalies in the database by following a set of rules called normal forms.</w:t>
-      </w:r>
-    </w:p>
-    <w:p>
-      <w:pPr>
-        <w:rPr>
-          <w:rFonts w:ascii="Times New Roman" w:hAnsi="Times New Roman" w:cs="Times New Roman"/>
-          <w:sz w:val="24"/>
-          <w:szCs w:val="24"/>
-        </w:rPr>
-      </w:pPr>
-      <w:r>
-        <w:rPr>
-          <w:rFonts w:ascii="Times New Roman" w:hAnsi="Times New Roman" w:cs="Times New Roman"/>
-          <w:b/>
-          <w:sz w:val="24"/>
-          <w:szCs w:val="24"/>
-        </w:rPr>
-        <w:t>Example</w:t>
-      </w:r>
-      <w:r>
-        <w:rPr>
-          <w:rFonts w:ascii="Times New Roman" w:hAnsi="Times New Roman" w:cs="Times New Roman"/>
-          <w:sz w:val="24"/>
-          <w:szCs w:val="24"/>
-        </w:rPr>
-        <w:t>:</w:t>
-      </w:r>
-    </w:p>
-    <w:p>
-      <w:pPr>
-        <w:rPr>
-          <w:rFonts w:ascii="Times New Roman" w:hAnsi="Times New Roman" w:cs="Times New Roman"/>
-          <w:sz w:val="24"/>
-          <w:szCs w:val="24"/>
-        </w:rPr>
-      </w:pPr>
-      <w:r>
-        <w:rPr>
-          <w:rFonts w:ascii="Times New Roman" w:hAnsi="Times New Roman" w:cs="Times New Roman"/>
-          <w:sz w:val="24"/>
-          <w:szCs w:val="24"/>
-        </w:rPr>
-        <w:t xml:space="preserve"> If you have a combined table for customer and order information, normalization might involve breaking it into separate tables for customers and orders.</w:t>
-      </w:r>
-    </w:p>
-    <w:p>
-      <w:pPr>
-        <w:rPr>
-          <w:rFonts w:ascii="Times New Roman" w:hAnsi="Times New Roman" w:cs="Times New Roman"/>
-          <w:sz w:val="24"/>
-          <w:szCs w:val="24"/>
-        </w:rPr>
-      </w:pPr>
-      <w:r>
-        <w:rPr>
-          <w:rFonts w:ascii="Times New Roman" w:hAnsi="Times New Roman" w:cs="Times New Roman"/>
-          <w:b/>
-          <w:sz w:val="24"/>
-          <w:szCs w:val="24"/>
-        </w:rPr>
-        <w:t>Emphasis</w:t>
-      </w:r>
-      <w:r>
-        <w:rPr>
-          <w:rFonts w:ascii="Times New Roman" w:hAnsi="Times New Roman" w:cs="Times New Roman"/>
-          <w:sz w:val="24"/>
-          <w:szCs w:val="24"/>
-        </w:rPr>
-        <w:t>:</w:t>
-      </w:r>
-    </w:p>
-    <w:p>
-      <w:pPr>
-        <w:rPr>
-          <w:rFonts w:ascii="Times New Roman" w:hAnsi="Times New Roman" w:cs="Times New Roman"/>
-          <w:b/>
-          <w:sz w:val="24"/>
-          <w:szCs w:val="24"/>
-        </w:rPr>
-      </w:pPr>
-      <w:r>
-        <w:rPr>
-          <w:rFonts w:ascii="Times New Roman" w:hAnsi="Times New Roman" w:cs="Times New Roman"/>
-          <w:sz w:val="24"/>
-          <w:szCs w:val="24"/>
-        </w:rPr>
         <w:t xml:space="preserve"> Places emphasis on minimizing redundancy, maintaining data consistency, and reducing the risk of update anomalies.</w:t>
       </w:r>
     </w:p>
@@ -14314,7 +15390,7 @@
   <a:extraClrSchemeLst/>
   <a:extLst>
     <a:ext uri="{05A4C25C-085E-4340-85A3-A5531E510DB2}">
-      <thm15:themeFamily xmlns="" xmlns:thm15="http://schemas.microsoft.com/office/thememl/2012/main" name="Office Theme" id="{62F939B6-93AF-4DB8-9C6B-D6C7DFDC589F}" vid="{4A3C46E8-61CC-4603-A589-7422A47A8E4A}"/>
+      <thm15:themeFamily xmlns:thm15="http://schemas.microsoft.com/office/thememl/2012/main" xmlns="" name="Office Theme" id="{62F939B6-93AF-4DB8-9C6B-D6C7DFDC589F}" vid="{4A3C46E8-61CC-4603-A589-7422A47A8E4A}"/>
     </a:ext>
   </a:extLst>
 </a:theme>
@@ -14325,7 +15401,7 @@
 </file>
 
 <file path=customXml/itemProps1.xml><?xml version="1.0" encoding="utf-8"?>
-<ds:datastoreItem xmlns:ds="http://schemas.openxmlformats.org/officeDocument/2006/customXml" ds:itemID="{9E013219-9623-4AFD-BBC1-952DC318F4A6}">
+<ds:datastoreItem xmlns:ds="http://schemas.openxmlformats.org/officeDocument/2006/customXml" ds:itemID="{55B55D23-C27D-43E4-A045-1105D773FCF2}">
   <ds:schemaRefs>
     <ds:schemaRef ds:uri="http://schemas.openxmlformats.org/officeDocument/2006/bibliography"/>
   </ds:schemaRefs>

--- a/SSMS/Interview_SQL/Sql_interview_preparation.docx
+++ b/SSMS/Interview_SQL/Sql_interview_preparation.docx
@@ -9740,6 +9740,105 @@
       <w:pPr>
         <w:rPr>
           <w:rFonts w:ascii="Times New Roman" w:hAnsi="Times New Roman" w:cs="Times New Roman"/>
+          <w:b/>
+          <w:sz w:val="24"/>
+          <w:szCs w:val="24"/>
+          <w:u w:val="single"/>
+        </w:rPr>
+      </w:pPr>
+      <w:r>
+        <w:rPr>
+          <w:rFonts w:ascii="Times New Roman" w:hAnsi="Times New Roman" w:cs="Times New Roman"/>
+          <w:b/>
+          <w:sz w:val="24"/>
+          <w:szCs w:val="24"/>
+          <w:u w:val="single"/>
+        </w:rPr>
+        <w:t>EX Query:</w:t>
+      </w:r>
+    </w:p>
+    <w:p>
+      <w:pPr>
+        <w:rPr>
+          <w:rFonts w:ascii="Times New Roman" w:hAnsi="Times New Roman" w:cs="Times New Roman"/>
+          <w:b/>
+          <w:sz w:val="24"/>
+          <w:szCs w:val="24"/>
+        </w:rPr>
+      </w:pPr>
+      <w:r>
+        <w:rPr>
+          <w:rFonts w:ascii="Times New Roman" w:hAnsi="Times New Roman" w:cs="Times New Roman"/>
+          <w:b/>
+          <w:sz w:val="24"/>
+          <w:szCs w:val="24"/>
+        </w:rPr>
+        <w:t xml:space="preserve">SELECT </w:t>
+      </w:r>
+      <w:proofErr w:type="spellStart"/>
+      <w:r>
+        <w:rPr>
+          <w:rFonts w:ascii="Times New Roman" w:hAnsi="Times New Roman" w:cs="Times New Roman"/>
+          <w:b/>
+          <w:sz w:val="24"/>
+          <w:szCs w:val="24"/>
+        </w:rPr>
+        <w:t>StudentID</w:t>
+      </w:r>
+      <w:proofErr w:type="spellEnd"/>
+      <w:r>
+        <w:rPr>
+          <w:rFonts w:ascii="Times New Roman" w:hAnsi="Times New Roman" w:cs="Times New Roman"/>
+          <w:b/>
+          <w:sz w:val="24"/>
+          <w:szCs w:val="24"/>
+        </w:rPr>
+        <w:t xml:space="preserve">, Score, </w:t>
+      </w:r>
+      <w:proofErr w:type="gramStart"/>
+      <w:r>
+        <w:rPr>
+          <w:rFonts w:ascii="Times New Roman" w:hAnsi="Times New Roman" w:cs="Times New Roman"/>
+          <w:b/>
+          <w:sz w:val="24"/>
+          <w:szCs w:val="24"/>
+        </w:rPr>
+        <w:t>RANK(</w:t>
+      </w:r>
+      <w:proofErr w:type="gramEnd"/>
+      <w:r>
+        <w:rPr>
+          <w:rFonts w:ascii="Times New Roman" w:hAnsi="Times New Roman" w:cs="Times New Roman"/>
+          <w:b/>
+          <w:sz w:val="24"/>
+          <w:szCs w:val="24"/>
+        </w:rPr>
+        <w:t>) OVER (ORDER BY Score DESC) AS Ranking</w:t>
+      </w:r>
+    </w:p>
+    <w:p>
+      <w:pPr>
+        <w:rPr>
+          <w:rFonts w:ascii="Times New Roman" w:hAnsi="Times New Roman" w:cs="Times New Roman"/>
+          <w:b/>
+          <w:sz w:val="24"/>
+          <w:szCs w:val="24"/>
+        </w:rPr>
+      </w:pPr>
+      <w:r>
+        <w:rPr>
+          <w:rFonts w:ascii="Times New Roman" w:hAnsi="Times New Roman" w:cs="Times New Roman"/>
+          <w:b/>
+          <w:sz w:val="24"/>
+          <w:szCs w:val="24"/>
+        </w:rPr>
+        <w:t>FROM Scores;</w:t>
+      </w:r>
+    </w:p>
+    <w:p>
+      <w:pPr>
+        <w:rPr>
+          <w:rFonts w:ascii="Times New Roman" w:hAnsi="Times New Roman" w:cs="Times New Roman"/>
           <w:sz w:val="24"/>
           <w:szCs w:val="24"/>
         </w:rPr>
@@ -9880,6 +9979,113 @@
           <w:b/>
           <w:sz w:val="24"/>
           <w:szCs w:val="24"/>
+          <w:u w:val="single"/>
+        </w:rPr>
+      </w:pPr>
+      <w:r>
+        <w:rPr>
+          <w:rFonts w:ascii="Times New Roman" w:hAnsi="Times New Roman" w:cs="Times New Roman"/>
+          <w:b/>
+          <w:sz w:val="24"/>
+          <w:szCs w:val="24"/>
+          <w:u w:val="single"/>
+        </w:rPr>
+        <w:t>EX Query:</w:t>
+      </w:r>
+    </w:p>
+    <w:p>
+      <w:pPr>
+        <w:rPr>
+          <w:rFonts w:ascii="Times New Roman" w:hAnsi="Times New Roman" w:cs="Times New Roman"/>
+          <w:b/>
+          <w:sz w:val="24"/>
+          <w:szCs w:val="24"/>
+        </w:rPr>
+      </w:pPr>
+      <w:r>
+        <w:rPr>
+          <w:rFonts w:ascii="Times New Roman" w:hAnsi="Times New Roman" w:cs="Times New Roman"/>
+          <w:b/>
+          <w:sz w:val="24"/>
+          <w:szCs w:val="24"/>
+        </w:rPr>
+        <w:t xml:space="preserve">SELECT </w:t>
+      </w:r>
+      <w:proofErr w:type="spellStart"/>
+      <w:r>
+        <w:rPr>
+          <w:rFonts w:ascii="Times New Roman" w:hAnsi="Times New Roman" w:cs="Times New Roman"/>
+          <w:b/>
+          <w:sz w:val="24"/>
+          <w:szCs w:val="24"/>
+        </w:rPr>
+        <w:t>StudentID</w:t>
+      </w:r>
+      <w:proofErr w:type="spellEnd"/>
+      <w:r>
+        <w:rPr>
+          <w:rFonts w:ascii="Times New Roman" w:hAnsi="Times New Roman" w:cs="Times New Roman"/>
+          <w:b/>
+          <w:sz w:val="24"/>
+          <w:szCs w:val="24"/>
+        </w:rPr>
+        <w:t xml:space="preserve">, Score, </w:t>
+      </w:r>
+      <w:r>
+        <w:rPr>
+          <w:rFonts w:ascii="Times New Roman" w:hAnsi="Times New Roman" w:cs="Times New Roman"/>
+          <w:b/>
+          <w:sz w:val="24"/>
+          <w:szCs w:val="24"/>
+        </w:rPr>
+        <w:t>DENSE_</w:t>
+      </w:r>
+      <w:proofErr w:type="gramStart"/>
+      <w:r>
+        <w:rPr>
+          <w:rFonts w:ascii="Times New Roman" w:hAnsi="Times New Roman" w:cs="Times New Roman"/>
+          <w:b/>
+          <w:sz w:val="24"/>
+          <w:szCs w:val="24"/>
+        </w:rPr>
+        <w:t>RANK(</w:t>
+      </w:r>
+      <w:proofErr w:type="gramEnd"/>
+      <w:r>
+        <w:rPr>
+          <w:rFonts w:ascii="Times New Roman" w:hAnsi="Times New Roman" w:cs="Times New Roman"/>
+          <w:b/>
+          <w:sz w:val="24"/>
+          <w:szCs w:val="24"/>
+        </w:rPr>
+        <w:t>) OVER (ORDER BY Score DESC) AS Ranking</w:t>
+      </w:r>
+      <w:r>
+        <w:rPr>
+          <w:rFonts w:ascii="Times New Roman" w:hAnsi="Times New Roman" w:cs="Times New Roman"/>
+          <w:b/>
+          <w:sz w:val="24"/>
+          <w:szCs w:val="24"/>
+        </w:rPr>
+        <w:t xml:space="preserve"> </w:t>
+      </w:r>
+      <w:r>
+        <w:rPr>
+          <w:rFonts w:ascii="Times New Roman" w:hAnsi="Times New Roman" w:cs="Times New Roman"/>
+          <w:b/>
+          <w:sz w:val="24"/>
+          <w:szCs w:val="24"/>
+        </w:rPr>
+        <w:t>FROM Scores;</w:t>
+      </w:r>
+    </w:p>
+    <w:p>
+      <w:pPr>
+        <w:rPr>
+          <w:rFonts w:ascii="Times New Roman" w:hAnsi="Times New Roman" w:cs="Times New Roman"/>
+          <w:b/>
+          <w:sz w:val="24"/>
+          <w:szCs w:val="24"/>
         </w:rPr>
       </w:pPr>
       <w:r>
@@ -9949,95 +10155,1162 @@
       <w:pPr>
         <w:rPr>
           <w:rFonts w:ascii="Times New Roman" w:hAnsi="Times New Roman" w:cs="Times New Roman"/>
-          <w:sz w:val="24"/>
-          <w:szCs w:val="24"/>
-        </w:rPr>
-      </w:pPr>
-      <w:r>
-        <w:rPr>
-          <w:rFonts w:ascii="Times New Roman" w:hAnsi="Times New Roman" w:cs="Times New Roman"/>
-          <w:sz w:val="24"/>
-          <w:szCs w:val="24"/>
-        </w:rPr>
-        <w:t xml:space="preserve">In summary, both </w:t>
-      </w:r>
+          <w:b/>
+          <w:sz w:val="24"/>
+          <w:szCs w:val="24"/>
+        </w:rPr>
+      </w:pPr>
+      <w:r>
+        <w:rPr>
+          <w:rFonts w:ascii="Times New Roman" w:hAnsi="Times New Roman" w:cs="Times New Roman"/>
+          <w:sz w:val="24"/>
+          <w:szCs w:val="24"/>
+        </w:rPr>
+        <w:lastRenderedPageBreak/>
+        <w:t>In summary, both RANK() and DENSE_RANK() assign ranks to rows, but RANK() may have gaps in the ranking sequence, while DENSE_RANK() produces consecutive ranks without gaps for rows with the same values.</w:t>
+      </w:r>
+    </w:p>
+    <w:p>
+      <w:pPr>
+        <w:rPr>
+          <w:rFonts w:ascii="Times New Roman" w:hAnsi="Times New Roman" w:cs="Times New Roman"/>
+          <w:b/>
+          <w:sz w:val="24"/>
+          <w:szCs w:val="24"/>
+        </w:rPr>
+      </w:pPr>
+    </w:p>
+    <w:p>
+      <w:pPr>
+        <w:rPr>
+          <w:rFonts w:ascii="Times New Roman" w:hAnsi="Times New Roman" w:cs="Times New Roman"/>
+          <w:b/>
+          <w:sz w:val="24"/>
+          <w:szCs w:val="24"/>
+        </w:rPr>
+      </w:pPr>
       <w:proofErr w:type="gramStart"/>
       <w:r>
         <w:rPr>
           <w:rFonts w:ascii="Times New Roman" w:hAnsi="Times New Roman" w:cs="Times New Roman"/>
-          <w:sz w:val="24"/>
-          <w:szCs w:val="24"/>
-        </w:rPr>
-        <w:t>RANK(</w:t>
+          <w:b/>
+          <w:sz w:val="24"/>
+          <w:szCs w:val="24"/>
+        </w:rPr>
+        <w:t>9)Sub</w:t>
       </w:r>
       <w:proofErr w:type="gramEnd"/>
       <w:r>
         <w:rPr>
           <w:rFonts w:ascii="Times New Roman" w:hAnsi="Times New Roman" w:cs="Times New Roman"/>
-          <w:sz w:val="24"/>
-          <w:szCs w:val="24"/>
-        </w:rPr>
-        <w:t>) and DENSE_RANK() assign ranks to rows, but RANK() may have gaps in the ranking sequence, while DENSE_RANK() produces consecutive ranks without gaps for rows with the same values.</w:t>
-      </w:r>
-    </w:p>
-    <w:p>
-      <w:pPr>
-        <w:rPr>
-          <w:rFonts w:ascii="Times New Roman" w:hAnsi="Times New Roman" w:cs="Times New Roman"/>
-          <w:sz w:val="24"/>
-          <w:szCs w:val="24"/>
-        </w:rPr>
-      </w:pPr>
-    </w:p>
-    <w:p>
-      <w:pPr>
-        <w:rPr>
-          <w:rFonts w:ascii="Times New Roman" w:hAnsi="Times New Roman" w:cs="Times New Roman"/>
-          <w:b/>
-          <w:sz w:val="24"/>
-          <w:szCs w:val="24"/>
-        </w:rPr>
-      </w:pPr>
-    </w:p>
-    <w:p>
-      <w:pPr>
-        <w:rPr>
-          <w:rFonts w:ascii="Times New Roman" w:hAnsi="Times New Roman" w:cs="Times New Roman"/>
-          <w:b/>
-          <w:sz w:val="24"/>
-          <w:szCs w:val="24"/>
-        </w:rPr>
-      </w:pPr>
-    </w:p>
-    <w:p>
-      <w:pPr>
-        <w:rPr>
-          <w:rFonts w:ascii="Times New Roman" w:hAnsi="Times New Roman" w:cs="Times New Roman"/>
-          <w:b/>
-          <w:sz w:val="24"/>
-          <w:szCs w:val="24"/>
-        </w:rPr>
-      </w:pPr>
-    </w:p>
-    <w:p>
-      <w:pPr>
-        <w:rPr>
-          <w:rFonts w:ascii="Times New Roman" w:hAnsi="Times New Roman" w:cs="Times New Roman"/>
-          <w:b/>
-          <w:sz w:val="24"/>
-          <w:szCs w:val="24"/>
-        </w:rPr>
-      </w:pPr>
+          <w:b/>
+          <w:sz w:val="24"/>
+          <w:szCs w:val="24"/>
+        </w:rPr>
+        <w:t xml:space="preserve"> queries:</w:t>
+      </w:r>
+    </w:p>
+    <w:p>
+      <w:pPr>
+        <w:rPr>
+          <w:rFonts w:ascii="Times New Roman" w:hAnsi="Times New Roman" w:cs="Times New Roman"/>
+          <w:b/>
+          <w:sz w:val="24"/>
+          <w:szCs w:val="24"/>
+        </w:rPr>
+      </w:pPr>
+      <w:r>
+        <w:rPr>
+          <w:rFonts w:ascii="Times New Roman" w:hAnsi="Times New Roman" w:cs="Times New Roman"/>
+          <w:b/>
+          <w:sz w:val="24"/>
+          <w:szCs w:val="24"/>
+        </w:rPr>
+        <w:t xml:space="preserve">Question: What are </w:t>
+      </w:r>
+      <w:proofErr w:type="spellStart"/>
+      <w:r>
+        <w:rPr>
+          <w:rFonts w:ascii="Times New Roman" w:hAnsi="Times New Roman" w:cs="Times New Roman"/>
+          <w:b/>
+          <w:sz w:val="24"/>
+          <w:szCs w:val="24"/>
+        </w:rPr>
+        <w:t>subqueries</w:t>
+      </w:r>
+      <w:proofErr w:type="spellEnd"/>
+      <w:r>
+        <w:rPr>
+          <w:rFonts w:ascii="Times New Roman" w:hAnsi="Times New Roman" w:cs="Times New Roman"/>
+          <w:b/>
+          <w:sz w:val="24"/>
+          <w:szCs w:val="24"/>
+        </w:rPr>
+        <w:t xml:space="preserve"> in SQL, and how are they used?</w:t>
+      </w:r>
+    </w:p>
+    <w:p>
+      <w:pPr>
+        <w:rPr>
+          <w:rFonts w:ascii="Times New Roman" w:hAnsi="Times New Roman" w:cs="Times New Roman"/>
+          <w:b/>
+          <w:sz w:val="24"/>
+          <w:szCs w:val="24"/>
+        </w:rPr>
+      </w:pPr>
+      <w:r>
+        <w:rPr>
+          <w:rFonts w:ascii="Times New Roman" w:hAnsi="Times New Roman" w:cs="Times New Roman"/>
+          <w:b/>
+          <w:sz w:val="24"/>
+          <w:szCs w:val="24"/>
+        </w:rPr>
+        <w:t>Answer: Definition</w:t>
+      </w:r>
+    </w:p>
+    <w:p>
+      <w:pPr>
+        <w:rPr>
+          <w:rFonts w:ascii="Times New Roman" w:hAnsi="Times New Roman" w:cs="Times New Roman"/>
+          <w:b/>
+          <w:sz w:val="24"/>
+          <w:szCs w:val="24"/>
+        </w:rPr>
+      </w:pPr>
+      <w:proofErr w:type="spellStart"/>
+      <w:r>
+        <w:rPr>
+          <w:rFonts w:ascii="Times New Roman" w:hAnsi="Times New Roman" w:cs="Times New Roman"/>
+          <w:b/>
+          <w:sz w:val="24"/>
+          <w:szCs w:val="24"/>
+        </w:rPr>
+        <w:t>Subquery</w:t>
+      </w:r>
+      <w:proofErr w:type="spellEnd"/>
+      <w:r>
+        <w:rPr>
+          <w:rFonts w:ascii="Times New Roman" w:hAnsi="Times New Roman" w:cs="Times New Roman"/>
+          <w:b/>
+          <w:sz w:val="24"/>
+          <w:szCs w:val="24"/>
+        </w:rPr>
+        <w:t xml:space="preserve">: </w:t>
+      </w:r>
+    </w:p>
+    <w:p>
+      <w:pPr>
+        <w:rPr>
+          <w:rFonts w:ascii="Times New Roman" w:hAnsi="Times New Roman" w:cs="Times New Roman"/>
+          <w:sz w:val="24"/>
+          <w:szCs w:val="24"/>
+        </w:rPr>
+      </w:pPr>
+      <w:r>
+        <w:rPr>
+          <w:rFonts w:ascii="Times New Roman" w:hAnsi="Times New Roman" w:cs="Times New Roman"/>
+          <w:sz w:val="24"/>
+          <w:szCs w:val="24"/>
+        </w:rPr>
+        <w:t xml:space="preserve">A </w:t>
+      </w:r>
+      <w:proofErr w:type="spellStart"/>
+      <w:r>
+        <w:rPr>
+          <w:rFonts w:ascii="Times New Roman" w:hAnsi="Times New Roman" w:cs="Times New Roman"/>
+          <w:sz w:val="24"/>
+          <w:szCs w:val="24"/>
+        </w:rPr>
+        <w:t>subquery</w:t>
+      </w:r>
+      <w:proofErr w:type="spellEnd"/>
+      <w:r>
+        <w:rPr>
+          <w:rFonts w:ascii="Times New Roman" w:hAnsi="Times New Roman" w:cs="Times New Roman"/>
+          <w:sz w:val="24"/>
+          <w:szCs w:val="24"/>
+        </w:rPr>
+        <w:t xml:space="preserve"> is a query nested within another query, and it's enclosed in parentheses. It can be used to retrieve data that will be used in the main query's condition or expression.</w:t>
+      </w:r>
+    </w:p>
+    <w:p>
+      <w:pPr>
+        <w:rPr>
+          <w:rFonts w:ascii="Times New Roman" w:hAnsi="Times New Roman" w:cs="Times New Roman"/>
+          <w:sz w:val="24"/>
+          <w:szCs w:val="24"/>
+        </w:rPr>
+      </w:pPr>
+    </w:p>
+    <w:p>
+      <w:pPr>
+        <w:rPr>
+          <w:rFonts w:ascii="Times New Roman" w:hAnsi="Times New Roman" w:cs="Times New Roman"/>
+          <w:sz w:val="24"/>
+          <w:szCs w:val="24"/>
+        </w:rPr>
+      </w:pPr>
+      <w:r>
+        <w:rPr>
+          <w:rFonts w:ascii="Times New Roman" w:hAnsi="Times New Roman" w:cs="Times New Roman"/>
+          <w:b/>
+          <w:sz w:val="24"/>
+          <w:szCs w:val="24"/>
+        </w:rPr>
+        <w:t>Example:</w:t>
+      </w:r>
+    </w:p>
+    <w:p>
+      <w:pPr>
+        <w:rPr>
+          <w:rFonts w:ascii="Times New Roman" w:hAnsi="Times New Roman" w:cs="Times New Roman"/>
+          <w:sz w:val="24"/>
+          <w:szCs w:val="24"/>
+        </w:rPr>
+      </w:pPr>
+      <w:r>
+        <w:rPr>
+          <w:rFonts w:ascii="Times New Roman" w:hAnsi="Times New Roman" w:cs="Times New Roman"/>
+          <w:sz w:val="24"/>
+          <w:szCs w:val="24"/>
+        </w:rPr>
+        <w:t xml:space="preserve">SELECT </w:t>
+      </w:r>
+      <w:proofErr w:type="spellStart"/>
+      <w:r>
+        <w:rPr>
+          <w:rFonts w:ascii="Times New Roman" w:hAnsi="Times New Roman" w:cs="Times New Roman"/>
+          <w:sz w:val="24"/>
+          <w:szCs w:val="24"/>
+        </w:rPr>
+        <w:t>ProductName</w:t>
+      </w:r>
+      <w:proofErr w:type="spellEnd"/>
+    </w:p>
+    <w:p>
+      <w:pPr>
+        <w:rPr>
+          <w:rFonts w:ascii="Times New Roman" w:hAnsi="Times New Roman" w:cs="Times New Roman"/>
+          <w:sz w:val="24"/>
+          <w:szCs w:val="24"/>
+        </w:rPr>
+      </w:pPr>
+      <w:r>
+        <w:rPr>
+          <w:rFonts w:ascii="Times New Roman" w:hAnsi="Times New Roman" w:cs="Times New Roman"/>
+          <w:sz w:val="24"/>
+          <w:szCs w:val="24"/>
+        </w:rPr>
+        <w:t>FROM Products</w:t>
+      </w:r>
+    </w:p>
+    <w:p>
+      <w:pPr>
+        <w:rPr>
+          <w:rFonts w:ascii="Times New Roman" w:hAnsi="Times New Roman" w:cs="Times New Roman"/>
+          <w:sz w:val="24"/>
+          <w:szCs w:val="24"/>
+        </w:rPr>
+      </w:pPr>
+      <w:r>
+        <w:rPr>
+          <w:rFonts w:ascii="Times New Roman" w:hAnsi="Times New Roman" w:cs="Times New Roman"/>
+          <w:sz w:val="24"/>
+          <w:szCs w:val="24"/>
+        </w:rPr>
+        <w:t xml:space="preserve">WHERE </w:t>
+      </w:r>
+      <w:proofErr w:type="spellStart"/>
+      <w:r>
+        <w:rPr>
+          <w:rFonts w:ascii="Times New Roman" w:hAnsi="Times New Roman" w:cs="Times New Roman"/>
+          <w:sz w:val="24"/>
+          <w:szCs w:val="24"/>
+        </w:rPr>
+        <w:t>CategoryID</w:t>
+      </w:r>
+      <w:proofErr w:type="spellEnd"/>
+      <w:r>
+        <w:rPr>
+          <w:rFonts w:ascii="Times New Roman" w:hAnsi="Times New Roman" w:cs="Times New Roman"/>
+          <w:sz w:val="24"/>
+          <w:szCs w:val="24"/>
+        </w:rPr>
+        <w:t xml:space="preserve"> IN (SELECT </w:t>
+      </w:r>
+      <w:proofErr w:type="spellStart"/>
+      <w:r>
+        <w:rPr>
+          <w:rFonts w:ascii="Times New Roman" w:hAnsi="Times New Roman" w:cs="Times New Roman"/>
+          <w:sz w:val="24"/>
+          <w:szCs w:val="24"/>
+        </w:rPr>
+        <w:t>CategoryID</w:t>
+      </w:r>
+      <w:proofErr w:type="spellEnd"/>
+      <w:r>
+        <w:rPr>
+          <w:rFonts w:ascii="Times New Roman" w:hAnsi="Times New Roman" w:cs="Times New Roman"/>
+          <w:sz w:val="24"/>
+          <w:szCs w:val="24"/>
+        </w:rPr>
+        <w:t xml:space="preserve"> FROM Categories WHERE </w:t>
+      </w:r>
+      <w:proofErr w:type="spellStart"/>
+      <w:r>
+        <w:rPr>
+          <w:rFonts w:ascii="Times New Roman" w:hAnsi="Times New Roman" w:cs="Times New Roman"/>
+          <w:sz w:val="24"/>
+          <w:szCs w:val="24"/>
+        </w:rPr>
+        <w:t>CategoryName</w:t>
+      </w:r>
+      <w:proofErr w:type="spellEnd"/>
+      <w:r>
+        <w:rPr>
+          <w:rFonts w:ascii="Times New Roman" w:hAnsi="Times New Roman" w:cs="Times New Roman"/>
+          <w:sz w:val="24"/>
+          <w:szCs w:val="24"/>
+        </w:rPr>
+        <w:t xml:space="preserve"> = 'Electronics');</w:t>
+      </w:r>
+    </w:p>
+    <w:p>
+      <w:pPr>
+        <w:rPr>
+          <w:rFonts w:ascii="Times New Roman" w:hAnsi="Times New Roman" w:cs="Times New Roman"/>
+          <w:sz w:val="24"/>
+          <w:szCs w:val="24"/>
+        </w:rPr>
+      </w:pPr>
+    </w:p>
+    <w:p>
+      <w:pPr>
+        <w:rPr>
+          <w:rFonts w:ascii="Times New Roman" w:hAnsi="Times New Roman" w:cs="Times New Roman"/>
+          <w:sz w:val="24"/>
+          <w:szCs w:val="24"/>
+        </w:rPr>
+      </w:pPr>
+      <w:r>
+        <w:rPr>
+          <w:rFonts w:ascii="Times New Roman" w:hAnsi="Times New Roman" w:cs="Times New Roman"/>
+          <w:sz w:val="24"/>
+          <w:szCs w:val="24"/>
+        </w:rPr>
+        <w:t xml:space="preserve">In this example, the </w:t>
+      </w:r>
+      <w:proofErr w:type="spellStart"/>
+      <w:r>
+        <w:rPr>
+          <w:rFonts w:ascii="Times New Roman" w:hAnsi="Times New Roman" w:cs="Times New Roman"/>
+          <w:sz w:val="24"/>
+          <w:szCs w:val="24"/>
+        </w:rPr>
+        <w:t>subquery</w:t>
+      </w:r>
+      <w:proofErr w:type="spellEnd"/>
+      <w:r>
+        <w:rPr>
+          <w:rFonts w:ascii="Times New Roman" w:hAnsi="Times New Roman" w:cs="Times New Roman"/>
+          <w:sz w:val="24"/>
+          <w:szCs w:val="24"/>
+        </w:rPr>
+        <w:t xml:space="preserve"> retrieves the </w:t>
+      </w:r>
+      <w:proofErr w:type="spellStart"/>
+      <w:r>
+        <w:rPr>
+          <w:rFonts w:ascii="Times New Roman" w:hAnsi="Times New Roman" w:cs="Times New Roman"/>
+          <w:sz w:val="24"/>
+          <w:szCs w:val="24"/>
+        </w:rPr>
+        <w:t>CategoryID</w:t>
+      </w:r>
+      <w:proofErr w:type="spellEnd"/>
+      <w:r>
+        <w:rPr>
+          <w:rFonts w:ascii="Times New Roman" w:hAnsi="Times New Roman" w:cs="Times New Roman"/>
+          <w:sz w:val="24"/>
+          <w:szCs w:val="24"/>
+        </w:rPr>
+        <w:t xml:space="preserve"> for the category 'Electronics,' and the main query uses that result to find products in the specified category.</w:t>
+      </w:r>
+    </w:p>
+    <w:p>
+      <w:pPr>
+        <w:rPr>
+          <w:rFonts w:ascii="Times New Roman" w:hAnsi="Times New Roman" w:cs="Times New Roman"/>
+          <w:b/>
+          <w:sz w:val="24"/>
+          <w:szCs w:val="24"/>
+        </w:rPr>
+      </w:pPr>
+      <w:r>
+        <w:rPr>
+          <w:rFonts w:ascii="Times New Roman" w:hAnsi="Times New Roman" w:cs="Times New Roman"/>
+          <w:b/>
+          <w:sz w:val="24"/>
+          <w:szCs w:val="24"/>
+        </w:rPr>
+        <w:t xml:space="preserve">Types of </w:t>
+      </w:r>
+      <w:proofErr w:type="spellStart"/>
+      <w:r>
+        <w:rPr>
+          <w:rFonts w:ascii="Times New Roman" w:hAnsi="Times New Roman" w:cs="Times New Roman"/>
+          <w:b/>
+          <w:sz w:val="24"/>
+          <w:szCs w:val="24"/>
+        </w:rPr>
+        <w:t>Subqueries</w:t>
+      </w:r>
+      <w:proofErr w:type="spellEnd"/>
+      <w:r>
+        <w:rPr>
+          <w:rFonts w:ascii="Times New Roman" w:hAnsi="Times New Roman" w:cs="Times New Roman"/>
+          <w:b/>
+          <w:sz w:val="24"/>
+          <w:szCs w:val="24"/>
+        </w:rPr>
+        <w:t>:</w:t>
+      </w:r>
+    </w:p>
+    <w:p>
+      <w:pPr>
+        <w:rPr>
+          <w:rFonts w:ascii="Times New Roman" w:hAnsi="Times New Roman" w:cs="Times New Roman"/>
+          <w:sz w:val="24"/>
+          <w:szCs w:val="24"/>
+        </w:rPr>
+      </w:pPr>
+      <w:r>
+        <w:rPr>
+          <w:rFonts w:ascii="Times New Roman" w:hAnsi="Times New Roman" w:cs="Times New Roman"/>
+          <w:b/>
+          <w:sz w:val="24"/>
+          <w:szCs w:val="24"/>
+        </w:rPr>
+        <w:t xml:space="preserve">Single-row </w:t>
+      </w:r>
+      <w:proofErr w:type="spellStart"/>
+      <w:r>
+        <w:rPr>
+          <w:rFonts w:ascii="Times New Roman" w:hAnsi="Times New Roman" w:cs="Times New Roman"/>
+          <w:b/>
+          <w:sz w:val="24"/>
+          <w:szCs w:val="24"/>
+        </w:rPr>
+        <w:t>Subquery</w:t>
+      </w:r>
+      <w:proofErr w:type="spellEnd"/>
+      <w:r>
+        <w:rPr>
+          <w:rFonts w:ascii="Times New Roman" w:hAnsi="Times New Roman" w:cs="Times New Roman"/>
+          <w:b/>
+          <w:sz w:val="24"/>
+          <w:szCs w:val="24"/>
+        </w:rPr>
+        <w:t>:</w:t>
+      </w:r>
+      <w:r>
+        <w:rPr>
+          <w:rFonts w:ascii="Times New Roman" w:hAnsi="Times New Roman" w:cs="Times New Roman"/>
+          <w:sz w:val="24"/>
+          <w:szCs w:val="24"/>
+        </w:rPr>
+        <w:t xml:space="preserve"> </w:t>
+      </w:r>
+    </w:p>
+    <w:p>
+      <w:pPr>
+        <w:rPr>
+          <w:rFonts w:ascii="Times New Roman" w:hAnsi="Times New Roman" w:cs="Times New Roman"/>
+          <w:sz w:val="24"/>
+          <w:szCs w:val="24"/>
+        </w:rPr>
+      </w:pPr>
+      <w:r>
+        <w:rPr>
+          <w:rFonts w:ascii="Times New Roman" w:hAnsi="Times New Roman" w:cs="Times New Roman"/>
+          <w:sz w:val="24"/>
+          <w:szCs w:val="24"/>
+        </w:rPr>
+        <w:t xml:space="preserve">A </w:t>
+      </w:r>
+      <w:proofErr w:type="spellStart"/>
+      <w:r>
+        <w:rPr>
+          <w:rFonts w:ascii="Times New Roman" w:hAnsi="Times New Roman" w:cs="Times New Roman"/>
+          <w:sz w:val="24"/>
+          <w:szCs w:val="24"/>
+        </w:rPr>
+        <w:t>subquery</w:t>
+      </w:r>
+      <w:proofErr w:type="spellEnd"/>
+      <w:r>
+        <w:rPr>
+          <w:rFonts w:ascii="Times New Roman" w:hAnsi="Times New Roman" w:cs="Times New Roman"/>
+          <w:sz w:val="24"/>
+          <w:szCs w:val="24"/>
+        </w:rPr>
+        <w:t xml:space="preserve"> that returns only one row, often used with single-row comparison operators (e.g</w:t>
+      </w:r>
       <w:proofErr w:type="gramStart"/>
       <w:r>
         <w:rPr>
           <w:rFonts w:ascii="Times New Roman" w:hAnsi="Times New Roman" w:cs="Times New Roman"/>
-          <w:b/>
+          <w:sz w:val="24"/>
+          <w:szCs w:val="24"/>
+        </w:rPr>
+        <w:t>.,</w:t>
+      </w:r>
+      <w:proofErr w:type="gramEnd"/>
+      <w:r>
+        <w:rPr>
+          <w:rFonts w:ascii="Times New Roman" w:hAnsi="Times New Roman" w:cs="Times New Roman"/>
+          <w:sz w:val="24"/>
+          <w:szCs w:val="24"/>
+        </w:rPr>
+        <w:t xml:space="preserve"> =, &gt;, &lt;).</w:t>
+      </w:r>
+    </w:p>
+    <w:p>
+      <w:pPr>
+        <w:rPr>
+          <w:rFonts w:ascii="Times New Roman" w:hAnsi="Times New Roman" w:cs="Times New Roman"/>
+          <w:sz w:val="24"/>
+          <w:szCs w:val="24"/>
+        </w:rPr>
+      </w:pPr>
+      <w:r>
+        <w:rPr>
+          <w:rFonts w:ascii="Times New Roman" w:hAnsi="Times New Roman" w:cs="Times New Roman"/>
+          <w:b/>
+          <w:sz w:val="24"/>
+          <w:szCs w:val="24"/>
+        </w:rPr>
+        <w:t xml:space="preserve">Multiple-row </w:t>
+      </w:r>
+      <w:proofErr w:type="spellStart"/>
+      <w:r>
+        <w:rPr>
+          <w:rFonts w:ascii="Times New Roman" w:hAnsi="Times New Roman" w:cs="Times New Roman"/>
+          <w:b/>
+          <w:sz w:val="24"/>
+          <w:szCs w:val="24"/>
+        </w:rPr>
+        <w:t>Subquery</w:t>
+      </w:r>
+      <w:proofErr w:type="spellEnd"/>
+      <w:r>
+        <w:rPr>
+          <w:rFonts w:ascii="Times New Roman" w:hAnsi="Times New Roman" w:cs="Times New Roman"/>
+          <w:b/>
+          <w:sz w:val="24"/>
+          <w:szCs w:val="24"/>
+        </w:rPr>
+        <w:t xml:space="preserve">: </w:t>
+      </w:r>
+    </w:p>
+    <w:p>
+      <w:pPr>
+        <w:rPr>
+          <w:rFonts w:ascii="Times New Roman" w:hAnsi="Times New Roman" w:cs="Times New Roman"/>
+          <w:sz w:val="24"/>
+          <w:szCs w:val="24"/>
+        </w:rPr>
+      </w:pPr>
+      <w:r>
+        <w:rPr>
+          <w:rFonts w:ascii="Times New Roman" w:hAnsi="Times New Roman" w:cs="Times New Roman"/>
+          <w:sz w:val="24"/>
+          <w:szCs w:val="24"/>
+        </w:rPr>
+        <w:t xml:space="preserve">A </w:t>
+      </w:r>
+      <w:proofErr w:type="spellStart"/>
+      <w:r>
+        <w:rPr>
+          <w:rFonts w:ascii="Times New Roman" w:hAnsi="Times New Roman" w:cs="Times New Roman"/>
+          <w:sz w:val="24"/>
+          <w:szCs w:val="24"/>
+        </w:rPr>
+        <w:t>subquery</w:t>
+      </w:r>
+      <w:proofErr w:type="spellEnd"/>
+      <w:r>
+        <w:rPr>
+          <w:rFonts w:ascii="Times New Roman" w:hAnsi="Times New Roman" w:cs="Times New Roman"/>
+          <w:sz w:val="24"/>
+          <w:szCs w:val="24"/>
+        </w:rPr>
+        <w:t xml:space="preserve"> that returns multiple rows, often used with multiple-row comparison operators (e.g., IN, ANY, ALL).</w:t>
+      </w:r>
+    </w:p>
+    <w:p>
+      <w:pPr>
+        <w:rPr>
+          <w:rFonts w:ascii="Times New Roman" w:hAnsi="Times New Roman" w:cs="Times New Roman"/>
+          <w:sz w:val="24"/>
+          <w:szCs w:val="24"/>
+        </w:rPr>
+      </w:pPr>
+      <w:r>
+        <w:rPr>
+          <w:rFonts w:ascii="Times New Roman" w:hAnsi="Times New Roman" w:cs="Times New Roman"/>
+          <w:b/>
+          <w:sz w:val="24"/>
+          <w:szCs w:val="24"/>
+        </w:rPr>
+        <w:t xml:space="preserve">Correlated </w:t>
+      </w:r>
+      <w:proofErr w:type="spellStart"/>
+      <w:r>
+        <w:rPr>
+          <w:rFonts w:ascii="Times New Roman" w:hAnsi="Times New Roman" w:cs="Times New Roman"/>
+          <w:b/>
+          <w:sz w:val="24"/>
+          <w:szCs w:val="24"/>
+        </w:rPr>
+        <w:t>Subquery</w:t>
+      </w:r>
+      <w:proofErr w:type="spellEnd"/>
+      <w:r>
+        <w:rPr>
+          <w:rFonts w:ascii="Times New Roman" w:hAnsi="Times New Roman" w:cs="Times New Roman"/>
+          <w:b/>
+          <w:sz w:val="24"/>
+          <w:szCs w:val="24"/>
+        </w:rPr>
+        <w:t>:</w:t>
+      </w:r>
+      <w:r>
+        <w:rPr>
+          <w:rFonts w:ascii="Times New Roman" w:hAnsi="Times New Roman" w:cs="Times New Roman"/>
+          <w:sz w:val="24"/>
+          <w:szCs w:val="24"/>
+        </w:rPr>
+        <w:t xml:space="preserve"> </w:t>
+      </w:r>
+    </w:p>
+    <w:p>
+      <w:pPr>
+        <w:rPr>
+          <w:rFonts w:ascii="Times New Roman" w:hAnsi="Times New Roman" w:cs="Times New Roman"/>
+          <w:sz w:val="24"/>
+          <w:szCs w:val="24"/>
+        </w:rPr>
+      </w:pPr>
+      <w:proofErr w:type="gramStart"/>
+      <w:r>
+        <w:rPr>
+          <w:rFonts w:ascii="Times New Roman" w:hAnsi="Times New Roman" w:cs="Times New Roman"/>
+          <w:sz w:val="24"/>
+          <w:szCs w:val="24"/>
+        </w:rPr>
+        <w:t xml:space="preserve">A </w:t>
+      </w:r>
+      <w:proofErr w:type="spellStart"/>
+      <w:r>
+        <w:rPr>
+          <w:rFonts w:ascii="Times New Roman" w:hAnsi="Times New Roman" w:cs="Times New Roman"/>
+          <w:sz w:val="24"/>
+          <w:szCs w:val="24"/>
+        </w:rPr>
+        <w:t>subquery</w:t>
+      </w:r>
+      <w:proofErr w:type="spellEnd"/>
+      <w:r>
+        <w:rPr>
+          <w:rFonts w:ascii="Times New Roman" w:hAnsi="Times New Roman" w:cs="Times New Roman"/>
+          <w:sz w:val="24"/>
+          <w:szCs w:val="24"/>
+        </w:rPr>
+        <w:t xml:space="preserve"> that refers to columns from the outer query, making the </w:t>
+      </w:r>
+      <w:proofErr w:type="spellStart"/>
+      <w:r>
+        <w:rPr>
+          <w:rFonts w:ascii="Times New Roman" w:hAnsi="Times New Roman" w:cs="Times New Roman"/>
+          <w:sz w:val="24"/>
+          <w:szCs w:val="24"/>
+        </w:rPr>
+        <w:t>subquery</w:t>
+      </w:r>
+      <w:proofErr w:type="spellEnd"/>
+      <w:r>
+        <w:rPr>
+          <w:rFonts w:ascii="Times New Roman" w:hAnsi="Times New Roman" w:cs="Times New Roman"/>
+          <w:sz w:val="24"/>
+          <w:szCs w:val="24"/>
+        </w:rPr>
+        <w:t xml:space="preserve"> dependent on the outer query.</w:t>
+      </w:r>
+      <w:proofErr w:type="gramEnd"/>
+    </w:p>
+    <w:p>
+      <w:pPr>
+        <w:rPr>
+          <w:rFonts w:ascii="Times New Roman" w:hAnsi="Times New Roman" w:cs="Times New Roman"/>
+          <w:b/>
+          <w:sz w:val="24"/>
+          <w:szCs w:val="24"/>
+        </w:rPr>
+      </w:pPr>
+      <w:r>
+        <w:rPr>
+          <w:rFonts w:ascii="Times New Roman" w:hAnsi="Times New Roman" w:cs="Times New Roman"/>
+          <w:b/>
+          <w:sz w:val="24"/>
+          <w:szCs w:val="24"/>
+        </w:rPr>
+        <w:t>Use Cases:</w:t>
+      </w:r>
+    </w:p>
+    <w:p>
+      <w:pPr>
+        <w:rPr>
+          <w:rFonts w:ascii="Times New Roman" w:hAnsi="Times New Roman" w:cs="Times New Roman"/>
+          <w:sz w:val="24"/>
+          <w:szCs w:val="24"/>
+        </w:rPr>
+      </w:pPr>
+      <w:r>
+        <w:rPr>
+          <w:rFonts w:ascii="Times New Roman" w:hAnsi="Times New Roman" w:cs="Times New Roman"/>
+          <w:b/>
+          <w:sz w:val="24"/>
+          <w:szCs w:val="24"/>
+        </w:rPr>
+        <w:t>Filtering Data:</w:t>
+      </w:r>
+      <w:r>
+        <w:rPr>
+          <w:rFonts w:ascii="Times New Roman" w:hAnsi="Times New Roman" w:cs="Times New Roman"/>
+          <w:sz w:val="24"/>
+          <w:szCs w:val="24"/>
+        </w:rPr>
+        <w:t xml:space="preserve"> </w:t>
+      </w:r>
+    </w:p>
+    <w:p>
+      <w:pPr>
+        <w:rPr>
+          <w:rFonts w:ascii="Times New Roman" w:hAnsi="Times New Roman" w:cs="Times New Roman"/>
+          <w:sz w:val="24"/>
+          <w:szCs w:val="24"/>
+        </w:rPr>
+      </w:pPr>
+      <w:proofErr w:type="spellStart"/>
+      <w:r>
+        <w:rPr>
+          <w:rFonts w:ascii="Times New Roman" w:hAnsi="Times New Roman" w:cs="Times New Roman"/>
           <w:sz w:val="24"/>
           <w:szCs w:val="24"/>
         </w:rPr>
         <w:lastRenderedPageBreak/>
-        <w:t>9)Sub</w:t>
+        <w:t>Subqueries</w:t>
+      </w:r>
+      <w:proofErr w:type="spellEnd"/>
+      <w:r>
+        <w:rPr>
+          <w:rFonts w:ascii="Times New Roman" w:hAnsi="Times New Roman" w:cs="Times New Roman"/>
+          <w:sz w:val="24"/>
+          <w:szCs w:val="24"/>
+        </w:rPr>
+        <w:t xml:space="preserve"> can be used to filter data based on conditions derived from another table.</w:t>
+      </w:r>
+    </w:p>
+    <w:p>
+      <w:pPr>
+        <w:rPr>
+          <w:rFonts w:ascii="Times New Roman" w:hAnsi="Times New Roman" w:cs="Times New Roman"/>
+          <w:sz w:val="24"/>
+          <w:szCs w:val="24"/>
+        </w:rPr>
+      </w:pPr>
+      <w:r>
+        <w:rPr>
+          <w:rFonts w:ascii="Times New Roman" w:hAnsi="Times New Roman" w:cs="Times New Roman"/>
+          <w:b/>
+          <w:sz w:val="24"/>
+          <w:szCs w:val="24"/>
+        </w:rPr>
+        <w:t>Data Modification:</w:t>
+      </w:r>
+      <w:r>
+        <w:rPr>
+          <w:rFonts w:ascii="Times New Roman" w:hAnsi="Times New Roman" w:cs="Times New Roman"/>
+          <w:sz w:val="24"/>
+          <w:szCs w:val="24"/>
+        </w:rPr>
+        <w:t xml:space="preserve"> </w:t>
+      </w:r>
+    </w:p>
+    <w:p>
+      <w:pPr>
+        <w:rPr>
+          <w:rFonts w:ascii="Times New Roman" w:hAnsi="Times New Roman" w:cs="Times New Roman"/>
+          <w:sz w:val="24"/>
+          <w:szCs w:val="24"/>
+        </w:rPr>
+      </w:pPr>
+      <w:proofErr w:type="spellStart"/>
+      <w:r>
+        <w:rPr>
+          <w:rFonts w:ascii="Times New Roman" w:hAnsi="Times New Roman" w:cs="Times New Roman"/>
+          <w:sz w:val="24"/>
+          <w:szCs w:val="24"/>
+        </w:rPr>
+        <w:t>Subqueries</w:t>
+      </w:r>
+      <w:proofErr w:type="spellEnd"/>
+      <w:r>
+        <w:rPr>
+          <w:rFonts w:ascii="Times New Roman" w:hAnsi="Times New Roman" w:cs="Times New Roman"/>
+          <w:sz w:val="24"/>
+          <w:szCs w:val="24"/>
+        </w:rPr>
+        <w:t xml:space="preserve"> can be used to provide values for INSERT, UPDATE, or DELETE statements.</w:t>
+      </w:r>
+    </w:p>
+    <w:p>
+      <w:pPr>
+        <w:rPr>
+          <w:rFonts w:ascii="Times New Roman" w:hAnsi="Times New Roman" w:cs="Times New Roman"/>
+          <w:b/>
+          <w:sz w:val="24"/>
+          <w:szCs w:val="24"/>
+        </w:rPr>
+      </w:pPr>
+      <w:r>
+        <w:rPr>
+          <w:rFonts w:ascii="Times New Roman" w:hAnsi="Times New Roman" w:cs="Times New Roman"/>
+          <w:b/>
+          <w:sz w:val="24"/>
+          <w:szCs w:val="24"/>
+        </w:rPr>
+        <w:t>Aggregate Calculations:</w:t>
+      </w:r>
+    </w:p>
+    <w:p>
+      <w:pPr>
+        <w:rPr>
+          <w:rFonts w:ascii="Times New Roman" w:hAnsi="Times New Roman" w:cs="Times New Roman"/>
+          <w:sz w:val="24"/>
+          <w:szCs w:val="24"/>
+        </w:rPr>
+      </w:pPr>
+      <w:r>
+        <w:rPr>
+          <w:rFonts w:ascii="Times New Roman" w:hAnsi="Times New Roman" w:cs="Times New Roman"/>
+          <w:sz w:val="24"/>
+          <w:szCs w:val="24"/>
+        </w:rPr>
+        <w:t xml:space="preserve"> </w:t>
+      </w:r>
+      <w:proofErr w:type="spellStart"/>
+      <w:r>
+        <w:rPr>
+          <w:rFonts w:ascii="Times New Roman" w:hAnsi="Times New Roman" w:cs="Times New Roman"/>
+          <w:sz w:val="24"/>
+          <w:szCs w:val="24"/>
+        </w:rPr>
+        <w:t>Subqueries</w:t>
+      </w:r>
+      <w:proofErr w:type="spellEnd"/>
+      <w:r>
+        <w:rPr>
+          <w:rFonts w:ascii="Times New Roman" w:hAnsi="Times New Roman" w:cs="Times New Roman"/>
+          <w:sz w:val="24"/>
+          <w:szCs w:val="24"/>
+        </w:rPr>
+        <w:t xml:space="preserve"> can be used to perform aggregate calculations on subsets of data.</w:t>
+      </w:r>
+    </w:p>
+    <w:p>
+      <w:pPr>
+        <w:rPr>
+          <w:rFonts w:ascii="Times New Roman" w:hAnsi="Times New Roman" w:cs="Times New Roman"/>
+          <w:sz w:val="24"/>
+          <w:szCs w:val="24"/>
+        </w:rPr>
+      </w:pPr>
+    </w:p>
+    <w:p>
+      <w:pPr>
+        <w:rPr>
+          <w:rFonts w:ascii="Times New Roman" w:hAnsi="Times New Roman" w:cs="Times New Roman"/>
+          <w:sz w:val="24"/>
+          <w:szCs w:val="24"/>
+        </w:rPr>
+      </w:pPr>
+      <w:r>
+        <w:rPr>
+          <w:rFonts w:ascii="Times New Roman" w:hAnsi="Times New Roman" w:cs="Times New Roman"/>
+          <w:sz w:val="24"/>
+          <w:szCs w:val="24"/>
+        </w:rPr>
+        <w:t xml:space="preserve">Understanding </w:t>
+      </w:r>
+      <w:proofErr w:type="spellStart"/>
+      <w:r>
+        <w:rPr>
+          <w:rFonts w:ascii="Times New Roman" w:hAnsi="Times New Roman" w:cs="Times New Roman"/>
+          <w:sz w:val="24"/>
+          <w:szCs w:val="24"/>
+        </w:rPr>
+        <w:t>subqueries</w:t>
+      </w:r>
+      <w:proofErr w:type="spellEnd"/>
+      <w:r>
+        <w:rPr>
+          <w:rFonts w:ascii="Times New Roman" w:hAnsi="Times New Roman" w:cs="Times New Roman"/>
+          <w:sz w:val="24"/>
+          <w:szCs w:val="24"/>
+        </w:rPr>
+        <w:t xml:space="preserve"> is crucial for writing complex and efficient SQL queries. They provide a way to break down problems into smaller, manageable pieces and allow for more flexible and expressive queries.</w:t>
+      </w:r>
+    </w:p>
+    <w:p>
+      <w:pPr>
+        <w:rPr>
+          <w:rFonts w:ascii="Times New Roman" w:hAnsi="Times New Roman" w:cs="Times New Roman"/>
+          <w:sz w:val="24"/>
+          <w:szCs w:val="24"/>
+        </w:rPr>
+      </w:pPr>
+    </w:p>
+    <w:p>
+      <w:pPr>
+        <w:rPr>
+          <w:rFonts w:ascii="Times New Roman" w:hAnsi="Times New Roman" w:cs="Times New Roman"/>
+          <w:sz w:val="24"/>
+          <w:szCs w:val="24"/>
+        </w:rPr>
+      </w:pPr>
+    </w:p>
+    <w:p>
+      <w:pPr>
+        <w:rPr>
+          <w:rFonts w:ascii="Times New Roman" w:hAnsi="Times New Roman" w:cs="Times New Roman"/>
+          <w:sz w:val="24"/>
+          <w:szCs w:val="24"/>
+        </w:rPr>
+      </w:pPr>
+    </w:p>
+    <w:p>
+      <w:pPr>
+        <w:rPr>
+          <w:rFonts w:ascii="Times New Roman" w:hAnsi="Times New Roman" w:cs="Times New Roman"/>
+          <w:sz w:val="24"/>
+          <w:szCs w:val="24"/>
+        </w:rPr>
+      </w:pPr>
+    </w:p>
+    <w:p>
+      <w:pPr>
+        <w:rPr>
+          <w:rFonts w:ascii="Times New Roman" w:hAnsi="Times New Roman" w:cs="Times New Roman"/>
+          <w:sz w:val="24"/>
+          <w:szCs w:val="24"/>
+        </w:rPr>
+      </w:pPr>
+    </w:p>
+    <w:p>
+      <w:pPr>
+        <w:rPr>
+          <w:rFonts w:ascii="Times New Roman" w:hAnsi="Times New Roman" w:cs="Times New Roman"/>
+          <w:sz w:val="24"/>
+          <w:szCs w:val="24"/>
+        </w:rPr>
+      </w:pPr>
+    </w:p>
+    <w:p>
+      <w:pPr>
+        <w:rPr>
+          <w:rFonts w:ascii="Times New Roman" w:hAnsi="Times New Roman" w:cs="Times New Roman"/>
+          <w:sz w:val="24"/>
+          <w:szCs w:val="24"/>
+        </w:rPr>
+      </w:pPr>
+    </w:p>
+    <w:p>
+      <w:pPr>
+        <w:rPr>
+          <w:rFonts w:ascii="Times New Roman" w:hAnsi="Times New Roman" w:cs="Times New Roman"/>
+          <w:sz w:val="24"/>
+          <w:szCs w:val="24"/>
+        </w:rPr>
+      </w:pPr>
+    </w:p>
+    <w:p>
+      <w:pPr>
+        <w:rPr>
+          <w:rFonts w:ascii="Times New Roman" w:hAnsi="Times New Roman" w:cs="Times New Roman"/>
+          <w:sz w:val="24"/>
+          <w:szCs w:val="24"/>
+        </w:rPr>
+      </w:pPr>
+    </w:p>
+    <w:p>
+      <w:pPr>
+        <w:rPr>
+          <w:rFonts w:ascii="Times New Roman" w:hAnsi="Times New Roman" w:cs="Times New Roman"/>
+          <w:sz w:val="24"/>
+          <w:szCs w:val="24"/>
+        </w:rPr>
+      </w:pPr>
+    </w:p>
+    <w:p>
+      <w:pPr>
+        <w:rPr>
+          <w:rFonts w:ascii="Times New Roman" w:hAnsi="Times New Roman" w:cs="Times New Roman"/>
+          <w:sz w:val="24"/>
+          <w:szCs w:val="24"/>
+        </w:rPr>
+      </w:pPr>
+    </w:p>
+    <w:p>
+      <w:pPr>
+        <w:rPr>
+          <w:rFonts w:ascii="Times New Roman" w:hAnsi="Times New Roman" w:cs="Times New Roman"/>
+          <w:sz w:val="24"/>
+          <w:szCs w:val="24"/>
+        </w:rPr>
+      </w:pPr>
+    </w:p>
+    <w:p>
+      <w:pPr>
+        <w:rPr>
+          <w:rFonts w:ascii="Times New Roman" w:hAnsi="Times New Roman" w:cs="Times New Roman"/>
+          <w:sz w:val="24"/>
+          <w:szCs w:val="24"/>
+        </w:rPr>
+      </w:pPr>
+    </w:p>
+    <w:p>
+      <w:pPr>
+        <w:rPr>
+          <w:rFonts w:ascii="Times New Roman" w:hAnsi="Times New Roman" w:cs="Times New Roman"/>
+          <w:sz w:val="24"/>
+          <w:szCs w:val="24"/>
+        </w:rPr>
+      </w:pPr>
+    </w:p>
+    <w:p>
+      <w:pPr>
+        <w:rPr>
+          <w:rFonts w:ascii="Times New Roman" w:hAnsi="Times New Roman" w:cs="Times New Roman"/>
+          <w:sz w:val="24"/>
+          <w:szCs w:val="24"/>
+        </w:rPr>
+      </w:pPr>
+    </w:p>
+    <w:p>
+      <w:pPr>
+        <w:rPr>
+          <w:rFonts w:ascii="Times New Roman" w:hAnsi="Times New Roman" w:cs="Times New Roman"/>
+          <w:sz w:val="24"/>
+          <w:szCs w:val="24"/>
+        </w:rPr>
+      </w:pPr>
+    </w:p>
+    <w:p>
+      <w:pPr>
+        <w:rPr>
+          <w:rFonts w:ascii="Times New Roman" w:hAnsi="Times New Roman" w:cs="Times New Roman"/>
+          <w:sz w:val="24"/>
+          <w:szCs w:val="24"/>
+        </w:rPr>
+      </w:pPr>
+    </w:p>
+    <w:p>
+      <w:pPr>
+        <w:rPr>
+          <w:rFonts w:ascii="Times New Roman" w:hAnsi="Times New Roman" w:cs="Times New Roman"/>
+          <w:sz w:val="24"/>
+          <w:szCs w:val="24"/>
+        </w:rPr>
+      </w:pPr>
+    </w:p>
+    <w:p>
+      <w:pPr>
+        <w:rPr>
+          <w:rFonts w:ascii="Times New Roman" w:hAnsi="Times New Roman" w:cs="Times New Roman"/>
+          <w:b/>
+          <w:sz w:val="24"/>
+          <w:szCs w:val="24"/>
+        </w:rPr>
+      </w:pPr>
+    </w:p>
+    <w:p>
+      <w:pPr>
+        <w:rPr>
+          <w:rFonts w:ascii="Times New Roman" w:hAnsi="Times New Roman" w:cs="Times New Roman"/>
+          <w:b/>
+          <w:sz w:val="24"/>
+          <w:szCs w:val="24"/>
+        </w:rPr>
+      </w:pPr>
+    </w:p>
+    <w:p>
+      <w:pPr>
+        <w:rPr>
+          <w:rFonts w:ascii="Times New Roman" w:hAnsi="Times New Roman" w:cs="Times New Roman"/>
+          <w:b/>
+          <w:sz w:val="24"/>
+          <w:szCs w:val="24"/>
+        </w:rPr>
+      </w:pPr>
+    </w:p>
+    <w:p>
+      <w:pPr>
+        <w:rPr>
+          <w:rFonts w:ascii="Times New Roman" w:hAnsi="Times New Roman" w:cs="Times New Roman"/>
+          <w:b/>
+          <w:sz w:val="24"/>
+          <w:szCs w:val="24"/>
+        </w:rPr>
+      </w:pPr>
+    </w:p>
+    <w:p>
+      <w:pPr>
+        <w:rPr>
+          <w:rFonts w:ascii="Times New Roman" w:hAnsi="Times New Roman" w:cs="Times New Roman"/>
+          <w:b/>
+          <w:sz w:val="24"/>
+          <w:szCs w:val="24"/>
+        </w:rPr>
+      </w:pPr>
+    </w:p>
+    <w:p>
+      <w:pPr>
+        <w:rPr>
+          <w:rFonts w:ascii="Times New Roman" w:hAnsi="Times New Roman" w:cs="Times New Roman"/>
+          <w:sz w:val="24"/>
+          <w:szCs w:val="24"/>
+        </w:rPr>
+      </w:pPr>
+      <w:r>
+        <w:rPr>
+          <w:rFonts w:ascii="Times New Roman" w:hAnsi="Times New Roman" w:cs="Times New Roman"/>
+          <w:b/>
+          <w:sz w:val="24"/>
+          <w:szCs w:val="24"/>
+        </w:rPr>
+        <w:t>10</w:t>
+      </w:r>
+      <w:proofErr w:type="gramStart"/>
+      <w:r>
+        <w:rPr>
+          <w:rFonts w:ascii="Times New Roman" w:hAnsi="Times New Roman" w:cs="Times New Roman"/>
+          <w:b/>
+          <w:sz w:val="24"/>
+          <w:szCs w:val="24"/>
+        </w:rPr>
+        <w:t>)Variable</w:t>
       </w:r>
       <w:proofErr w:type="gramEnd"/>
       <w:r>
@@ -10047,174 +11320,552 @@
           <w:sz w:val="24"/>
           <w:szCs w:val="24"/>
         </w:rPr>
-        <w:t xml:space="preserve"> queries:</w:t>
-      </w:r>
-    </w:p>
-    <w:p>
-      <w:pPr>
-        <w:rPr>
-          <w:rFonts w:ascii="Times New Roman" w:hAnsi="Times New Roman" w:cs="Times New Roman"/>
-          <w:b/>
-          <w:sz w:val="24"/>
-          <w:szCs w:val="24"/>
-        </w:rPr>
-      </w:pPr>
-      <w:r>
-        <w:rPr>
-          <w:rFonts w:ascii="Times New Roman" w:hAnsi="Times New Roman" w:cs="Times New Roman"/>
-          <w:b/>
-          <w:sz w:val="24"/>
-          <w:szCs w:val="24"/>
-        </w:rPr>
-        <w:t xml:space="preserve">Question: What are </w:t>
-      </w:r>
-      <w:proofErr w:type="spellStart"/>
-      <w:r>
-        <w:rPr>
-          <w:rFonts w:ascii="Times New Roman" w:hAnsi="Times New Roman" w:cs="Times New Roman"/>
-          <w:b/>
-          <w:sz w:val="24"/>
-          <w:szCs w:val="24"/>
-        </w:rPr>
-        <w:t>subqueries</w:t>
-      </w:r>
-      <w:proofErr w:type="spellEnd"/>
-      <w:r>
-        <w:rPr>
-          <w:rFonts w:ascii="Times New Roman" w:hAnsi="Times New Roman" w:cs="Times New Roman"/>
-          <w:b/>
-          <w:sz w:val="24"/>
-          <w:szCs w:val="24"/>
-        </w:rPr>
-        <w:t xml:space="preserve"> in SQL, and how are they used?</w:t>
-      </w:r>
-    </w:p>
-    <w:p>
-      <w:pPr>
-        <w:rPr>
-          <w:rFonts w:ascii="Times New Roman" w:hAnsi="Times New Roman" w:cs="Times New Roman"/>
-          <w:b/>
-          <w:sz w:val="24"/>
-          <w:szCs w:val="24"/>
-        </w:rPr>
-      </w:pPr>
-      <w:r>
-        <w:rPr>
-          <w:rFonts w:ascii="Times New Roman" w:hAnsi="Times New Roman" w:cs="Times New Roman"/>
-          <w:b/>
-          <w:sz w:val="24"/>
-          <w:szCs w:val="24"/>
-        </w:rPr>
-        <w:t>Answer: Definition</w:t>
-      </w:r>
-    </w:p>
-    <w:p>
-      <w:pPr>
-        <w:rPr>
-          <w:rFonts w:ascii="Times New Roman" w:hAnsi="Times New Roman" w:cs="Times New Roman"/>
-          <w:b/>
-          <w:sz w:val="24"/>
-          <w:szCs w:val="24"/>
-        </w:rPr>
-      </w:pPr>
-      <w:proofErr w:type="spellStart"/>
-      <w:r>
-        <w:rPr>
-          <w:rFonts w:ascii="Times New Roman" w:hAnsi="Times New Roman" w:cs="Times New Roman"/>
-          <w:b/>
-          <w:sz w:val="24"/>
-          <w:szCs w:val="24"/>
-        </w:rPr>
-        <w:t>Subquery</w:t>
-      </w:r>
-      <w:proofErr w:type="spellEnd"/>
-      <w:r>
-        <w:rPr>
-          <w:rFonts w:ascii="Times New Roman" w:hAnsi="Times New Roman" w:cs="Times New Roman"/>
-          <w:b/>
-          <w:sz w:val="24"/>
-          <w:szCs w:val="24"/>
-        </w:rPr>
-        <w:t xml:space="preserve">: </w:t>
-      </w:r>
-    </w:p>
-    <w:p>
-      <w:pPr>
-        <w:rPr>
-          <w:rFonts w:ascii="Times New Roman" w:hAnsi="Times New Roman" w:cs="Times New Roman"/>
-          <w:sz w:val="24"/>
-          <w:szCs w:val="24"/>
-        </w:rPr>
-      </w:pPr>
-      <w:r>
-        <w:rPr>
-          <w:rFonts w:ascii="Times New Roman" w:hAnsi="Times New Roman" w:cs="Times New Roman"/>
-          <w:sz w:val="24"/>
-          <w:szCs w:val="24"/>
-        </w:rPr>
-        <w:t xml:space="preserve">A </w:t>
-      </w:r>
-      <w:proofErr w:type="spellStart"/>
-      <w:r>
-        <w:rPr>
-          <w:rFonts w:ascii="Times New Roman" w:hAnsi="Times New Roman" w:cs="Times New Roman"/>
-          <w:sz w:val="24"/>
-          <w:szCs w:val="24"/>
-        </w:rPr>
-        <w:t>subquery</w:t>
-      </w:r>
-      <w:proofErr w:type="spellEnd"/>
-      <w:r>
-        <w:rPr>
-          <w:rFonts w:ascii="Times New Roman" w:hAnsi="Times New Roman" w:cs="Times New Roman"/>
-          <w:sz w:val="24"/>
-          <w:szCs w:val="24"/>
-        </w:rPr>
-        <w:t xml:space="preserve"> is a query nested within another query, and it's enclosed in parentheses. It can be used to retrieve data that will be used in the main query's condition or expression.</w:t>
-      </w:r>
-    </w:p>
-    <w:p>
-      <w:pPr>
-        <w:rPr>
-          <w:rFonts w:ascii="Times New Roman" w:hAnsi="Times New Roman" w:cs="Times New Roman"/>
-          <w:sz w:val="24"/>
-          <w:szCs w:val="24"/>
-        </w:rPr>
-      </w:pPr>
-    </w:p>
-    <w:p>
-      <w:pPr>
-        <w:rPr>
-          <w:rFonts w:ascii="Times New Roman" w:hAnsi="Times New Roman" w:cs="Times New Roman"/>
-          <w:sz w:val="24"/>
-          <w:szCs w:val="24"/>
-        </w:rPr>
-      </w:pPr>
-      <w:r>
-        <w:rPr>
-          <w:rFonts w:ascii="Times New Roman" w:hAnsi="Times New Roman" w:cs="Times New Roman"/>
-          <w:b/>
-          <w:sz w:val="24"/>
-          <w:szCs w:val="24"/>
-        </w:rPr>
-        <w:t>Example:</w:t>
-      </w:r>
-    </w:p>
-    <w:p>
-      <w:pPr>
-        <w:rPr>
-          <w:rFonts w:ascii="Times New Roman" w:hAnsi="Times New Roman" w:cs="Times New Roman"/>
-          <w:sz w:val="24"/>
-          <w:szCs w:val="24"/>
-        </w:rPr>
-      </w:pPr>
-      <w:r>
-        <w:rPr>
-          <w:rFonts w:ascii="Times New Roman" w:hAnsi="Times New Roman" w:cs="Times New Roman"/>
-          <w:sz w:val="24"/>
-          <w:szCs w:val="24"/>
-        </w:rPr>
-        <w:t xml:space="preserve">SELECT </w:t>
+        <w:t xml:space="preserve"> creation:</w:t>
+      </w:r>
+    </w:p>
+    <w:p>
+      <w:pPr>
+        <w:rPr>
+          <w:rFonts w:ascii="Times New Roman" w:hAnsi="Times New Roman" w:cs="Times New Roman"/>
+          <w:sz w:val="24"/>
+          <w:szCs w:val="24"/>
+        </w:rPr>
+      </w:pPr>
+      <w:r>
+        <w:rPr>
+          <w:rFonts w:ascii="Times New Roman" w:hAnsi="Times New Roman" w:cs="Times New Roman"/>
+          <w:sz w:val="24"/>
+          <w:szCs w:val="24"/>
+        </w:rPr>
+        <w:t xml:space="preserve">In SQL, you can create variables to store and manipulate data within a script or a batch of statements. The syntax for creating variables varies slightly between different database management systems. Here are examples for two popular systems: Microsoft SQL Server and </w:t>
+      </w:r>
+      <w:proofErr w:type="spellStart"/>
+      <w:r>
+        <w:rPr>
+          <w:rFonts w:ascii="Times New Roman" w:hAnsi="Times New Roman" w:cs="Times New Roman"/>
+          <w:sz w:val="24"/>
+          <w:szCs w:val="24"/>
+        </w:rPr>
+        <w:t>MySQL</w:t>
+      </w:r>
+      <w:proofErr w:type="spellEnd"/>
+      <w:r>
+        <w:rPr>
+          <w:rFonts w:ascii="Times New Roman" w:hAnsi="Times New Roman" w:cs="Times New Roman"/>
+          <w:sz w:val="24"/>
+          <w:szCs w:val="24"/>
+        </w:rPr>
+        <w:t>.</w:t>
+      </w:r>
+    </w:p>
+    <w:p>
+      <w:pPr>
+        <w:rPr>
+          <w:rFonts w:ascii="Times New Roman" w:hAnsi="Times New Roman" w:cs="Times New Roman"/>
+          <w:sz w:val="24"/>
+          <w:szCs w:val="24"/>
+        </w:rPr>
+      </w:pPr>
+    </w:p>
+    <w:p>
+      <w:pPr>
+        <w:rPr>
+          <w:rFonts w:ascii="Times New Roman" w:hAnsi="Times New Roman" w:cs="Times New Roman"/>
+          <w:b/>
+          <w:sz w:val="24"/>
+          <w:szCs w:val="24"/>
+        </w:rPr>
+      </w:pPr>
+      <w:r>
+        <w:rPr>
+          <w:rFonts w:ascii="Times New Roman" w:hAnsi="Times New Roman" w:cs="Times New Roman"/>
+          <w:b/>
+          <w:sz w:val="24"/>
+          <w:szCs w:val="24"/>
+        </w:rPr>
+        <w:t>Microsoft SQL Server:</w:t>
+      </w:r>
+    </w:p>
+    <w:p>
+      <w:pPr>
+        <w:rPr>
+          <w:rFonts w:ascii="Times New Roman" w:hAnsi="Times New Roman" w:cs="Times New Roman"/>
+          <w:sz w:val="24"/>
+          <w:szCs w:val="24"/>
+        </w:rPr>
+      </w:pPr>
+      <w:r>
+        <w:rPr>
+          <w:rFonts w:ascii="Times New Roman" w:hAnsi="Times New Roman" w:cs="Times New Roman"/>
+          <w:sz w:val="24"/>
+          <w:szCs w:val="24"/>
+        </w:rPr>
+        <w:t>In SQL Server, you can use the DECLARE statement to create a variable. Here's an example:</w:t>
+      </w:r>
+    </w:p>
+    <w:p>
+      <w:pPr>
+        <w:rPr>
+          <w:rFonts w:ascii="Times New Roman" w:hAnsi="Times New Roman" w:cs="Times New Roman"/>
+          <w:sz w:val="24"/>
+          <w:szCs w:val="24"/>
+        </w:rPr>
+      </w:pPr>
+    </w:p>
+    <w:p>
+      <w:pPr>
+        <w:rPr>
+          <w:rFonts w:ascii="Times New Roman" w:hAnsi="Times New Roman" w:cs="Times New Roman"/>
+          <w:sz w:val="24"/>
+          <w:szCs w:val="24"/>
+        </w:rPr>
+      </w:pPr>
+      <w:r>
+        <w:rPr>
+          <w:rFonts w:ascii="Times New Roman" w:hAnsi="Times New Roman" w:cs="Times New Roman"/>
+          <w:sz w:val="24"/>
+          <w:szCs w:val="24"/>
+        </w:rPr>
+        <w:t>DECLARE @</w:t>
+      </w:r>
+      <w:proofErr w:type="spellStart"/>
+      <w:r>
+        <w:rPr>
+          <w:rFonts w:ascii="Times New Roman" w:hAnsi="Times New Roman" w:cs="Times New Roman"/>
+          <w:sz w:val="24"/>
+          <w:szCs w:val="24"/>
+        </w:rPr>
+        <w:t>VariableName</w:t>
+      </w:r>
+      <w:proofErr w:type="spellEnd"/>
+      <w:r>
+        <w:rPr>
+          <w:rFonts w:ascii="Times New Roman" w:hAnsi="Times New Roman" w:cs="Times New Roman"/>
+          <w:sz w:val="24"/>
+          <w:szCs w:val="24"/>
+        </w:rPr>
+        <w:t xml:space="preserve"> </w:t>
+      </w:r>
+      <w:proofErr w:type="spellStart"/>
+      <w:r>
+        <w:rPr>
+          <w:rFonts w:ascii="Times New Roman" w:hAnsi="Times New Roman" w:cs="Times New Roman"/>
+          <w:sz w:val="24"/>
+          <w:szCs w:val="24"/>
+        </w:rPr>
+        <w:t>DataType</w:t>
+      </w:r>
+      <w:proofErr w:type="spellEnd"/>
+      <w:r>
+        <w:rPr>
+          <w:rFonts w:ascii="Times New Roman" w:hAnsi="Times New Roman" w:cs="Times New Roman"/>
+          <w:sz w:val="24"/>
+          <w:szCs w:val="24"/>
+        </w:rPr>
+        <w:t>;</w:t>
+      </w:r>
+    </w:p>
+    <w:p>
+      <w:pPr>
+        <w:rPr>
+          <w:rFonts w:ascii="Times New Roman" w:hAnsi="Times New Roman" w:cs="Times New Roman"/>
+          <w:sz w:val="24"/>
+          <w:szCs w:val="24"/>
+        </w:rPr>
+      </w:pPr>
+      <w:r>
+        <w:rPr>
+          <w:rFonts w:ascii="Times New Roman" w:hAnsi="Times New Roman" w:cs="Times New Roman"/>
+          <w:sz w:val="24"/>
+          <w:szCs w:val="24"/>
+        </w:rPr>
+        <w:t>SET @</w:t>
+      </w:r>
+      <w:proofErr w:type="spellStart"/>
+      <w:r>
+        <w:rPr>
+          <w:rFonts w:ascii="Times New Roman" w:hAnsi="Times New Roman" w:cs="Times New Roman"/>
+          <w:sz w:val="24"/>
+          <w:szCs w:val="24"/>
+        </w:rPr>
+        <w:t>VariableName</w:t>
+      </w:r>
+      <w:proofErr w:type="spellEnd"/>
+      <w:r>
+        <w:rPr>
+          <w:rFonts w:ascii="Times New Roman" w:hAnsi="Times New Roman" w:cs="Times New Roman"/>
+          <w:sz w:val="24"/>
+          <w:szCs w:val="24"/>
+        </w:rPr>
+        <w:t xml:space="preserve"> = Value;</w:t>
+      </w:r>
+    </w:p>
+    <w:p>
+      <w:pPr>
+        <w:rPr>
+          <w:rFonts w:ascii="Times New Roman" w:hAnsi="Times New Roman" w:cs="Times New Roman"/>
+          <w:sz w:val="24"/>
+          <w:szCs w:val="24"/>
+        </w:rPr>
+      </w:pPr>
+    </w:p>
+    <w:p>
+      <w:pPr>
+        <w:rPr>
+          <w:rFonts w:ascii="Times New Roman" w:hAnsi="Times New Roman" w:cs="Times New Roman"/>
+          <w:sz w:val="24"/>
+          <w:szCs w:val="24"/>
+        </w:rPr>
+      </w:pPr>
+      <w:r>
+        <w:rPr>
+          <w:rFonts w:ascii="Times New Roman" w:hAnsi="Times New Roman" w:cs="Times New Roman"/>
+          <w:sz w:val="24"/>
+          <w:szCs w:val="24"/>
+        </w:rPr>
+        <w:t>-- Example:</w:t>
+      </w:r>
+    </w:p>
+    <w:p>
+      <w:pPr>
+        <w:rPr>
+          <w:rFonts w:ascii="Times New Roman" w:hAnsi="Times New Roman" w:cs="Times New Roman"/>
+          <w:sz w:val="24"/>
+          <w:szCs w:val="24"/>
+        </w:rPr>
+      </w:pPr>
+      <w:r>
+        <w:rPr>
+          <w:rFonts w:ascii="Times New Roman" w:hAnsi="Times New Roman" w:cs="Times New Roman"/>
+          <w:sz w:val="24"/>
+          <w:szCs w:val="24"/>
+        </w:rPr>
+        <w:t>DECLARE @</w:t>
+      </w:r>
+      <w:proofErr w:type="spellStart"/>
+      <w:r>
+        <w:rPr>
+          <w:rFonts w:ascii="Times New Roman" w:hAnsi="Times New Roman" w:cs="Times New Roman"/>
+          <w:sz w:val="24"/>
+          <w:szCs w:val="24"/>
+        </w:rPr>
+        <w:t>UserName</w:t>
+      </w:r>
+      <w:proofErr w:type="spellEnd"/>
+      <w:r>
+        <w:rPr>
+          <w:rFonts w:ascii="Times New Roman" w:hAnsi="Times New Roman" w:cs="Times New Roman"/>
+          <w:sz w:val="24"/>
+          <w:szCs w:val="24"/>
+        </w:rPr>
+        <w:t xml:space="preserve"> </w:t>
+      </w:r>
+      <w:proofErr w:type="gramStart"/>
+      <w:r>
+        <w:rPr>
+          <w:rFonts w:ascii="Times New Roman" w:hAnsi="Times New Roman" w:cs="Times New Roman"/>
+          <w:sz w:val="24"/>
+          <w:szCs w:val="24"/>
+        </w:rPr>
+        <w:t>NVARCHAR(</w:t>
+      </w:r>
+      <w:proofErr w:type="gramEnd"/>
+      <w:r>
+        <w:rPr>
+          <w:rFonts w:ascii="Times New Roman" w:hAnsi="Times New Roman" w:cs="Times New Roman"/>
+          <w:sz w:val="24"/>
+          <w:szCs w:val="24"/>
+        </w:rPr>
+        <w:t>50);</w:t>
+      </w:r>
+    </w:p>
+    <w:p>
+      <w:pPr>
+        <w:rPr>
+          <w:rFonts w:ascii="Times New Roman" w:hAnsi="Times New Roman" w:cs="Times New Roman"/>
+          <w:sz w:val="24"/>
+          <w:szCs w:val="24"/>
+        </w:rPr>
+      </w:pPr>
+      <w:r>
+        <w:rPr>
+          <w:rFonts w:ascii="Times New Roman" w:hAnsi="Times New Roman" w:cs="Times New Roman"/>
+          <w:sz w:val="24"/>
+          <w:szCs w:val="24"/>
+        </w:rPr>
+        <w:t>SET @</w:t>
+      </w:r>
+      <w:proofErr w:type="spellStart"/>
+      <w:r>
+        <w:rPr>
+          <w:rFonts w:ascii="Times New Roman" w:hAnsi="Times New Roman" w:cs="Times New Roman"/>
+          <w:sz w:val="24"/>
+          <w:szCs w:val="24"/>
+        </w:rPr>
+        <w:t>UserName</w:t>
+      </w:r>
+      <w:proofErr w:type="spellEnd"/>
+      <w:r>
+        <w:rPr>
+          <w:rFonts w:ascii="Times New Roman" w:hAnsi="Times New Roman" w:cs="Times New Roman"/>
+          <w:sz w:val="24"/>
+          <w:szCs w:val="24"/>
+        </w:rPr>
+        <w:t xml:space="preserve"> = '</w:t>
+      </w:r>
+      <w:proofErr w:type="spellStart"/>
+      <w:r>
+        <w:rPr>
+          <w:rFonts w:ascii="Times New Roman" w:hAnsi="Times New Roman" w:cs="Times New Roman"/>
+          <w:sz w:val="24"/>
+          <w:szCs w:val="24"/>
+        </w:rPr>
+        <w:t>JohnDoe</w:t>
+      </w:r>
+      <w:proofErr w:type="spellEnd"/>
+      <w:r>
+        <w:rPr>
+          <w:rFonts w:ascii="Times New Roman" w:hAnsi="Times New Roman" w:cs="Times New Roman"/>
+          <w:sz w:val="24"/>
+          <w:szCs w:val="24"/>
+        </w:rPr>
+        <w:t>';</w:t>
+      </w:r>
+    </w:p>
+    <w:p>
+      <w:pPr>
+        <w:rPr>
+          <w:rFonts w:ascii="Times New Roman" w:hAnsi="Times New Roman" w:cs="Times New Roman"/>
+          <w:sz w:val="24"/>
+          <w:szCs w:val="24"/>
+        </w:rPr>
+      </w:pPr>
+    </w:p>
+    <w:p>
+      <w:pPr>
+        <w:rPr>
+          <w:rFonts w:ascii="Times New Roman" w:hAnsi="Times New Roman" w:cs="Times New Roman"/>
+          <w:sz w:val="24"/>
+          <w:szCs w:val="24"/>
+        </w:rPr>
+      </w:pPr>
+      <w:r>
+        <w:rPr>
+          <w:rFonts w:ascii="Times New Roman" w:hAnsi="Times New Roman" w:cs="Times New Roman"/>
+          <w:sz w:val="24"/>
+          <w:szCs w:val="24"/>
+        </w:rPr>
+        <w:t>-- You can also declare and set a variable in a single line:</w:t>
+      </w:r>
+    </w:p>
+    <w:p>
+      <w:pPr>
+        <w:rPr>
+          <w:rFonts w:ascii="Times New Roman" w:hAnsi="Times New Roman" w:cs="Times New Roman"/>
+          <w:sz w:val="24"/>
+          <w:szCs w:val="24"/>
+        </w:rPr>
+      </w:pPr>
+      <w:r>
+        <w:rPr>
+          <w:rFonts w:ascii="Times New Roman" w:hAnsi="Times New Roman" w:cs="Times New Roman"/>
+          <w:sz w:val="24"/>
+          <w:szCs w:val="24"/>
+        </w:rPr>
+        <w:t>DECLARE @</w:t>
+      </w:r>
+      <w:proofErr w:type="spellStart"/>
+      <w:r>
+        <w:rPr>
+          <w:rFonts w:ascii="Times New Roman" w:hAnsi="Times New Roman" w:cs="Times New Roman"/>
+          <w:sz w:val="24"/>
+          <w:szCs w:val="24"/>
+        </w:rPr>
+        <w:t>UserID</w:t>
+      </w:r>
+      <w:proofErr w:type="spellEnd"/>
+      <w:r>
+        <w:rPr>
+          <w:rFonts w:ascii="Times New Roman" w:hAnsi="Times New Roman" w:cs="Times New Roman"/>
+          <w:sz w:val="24"/>
+          <w:szCs w:val="24"/>
+        </w:rPr>
+        <w:t xml:space="preserve"> INT = 1;</w:t>
+      </w:r>
+    </w:p>
+    <w:p>
+      <w:pPr>
+        <w:rPr>
+          <w:rFonts w:ascii="Times New Roman" w:hAnsi="Times New Roman" w:cs="Times New Roman"/>
+          <w:sz w:val="24"/>
+          <w:szCs w:val="24"/>
+        </w:rPr>
+      </w:pPr>
+    </w:p>
+    <w:p>
+      <w:pPr>
+        <w:rPr>
+          <w:rFonts w:ascii="Times New Roman" w:hAnsi="Times New Roman" w:cs="Times New Roman"/>
+          <w:sz w:val="24"/>
+          <w:szCs w:val="24"/>
+        </w:rPr>
+      </w:pPr>
+    </w:p>
+    <w:p>
+      <w:pPr>
+        <w:rPr>
+          <w:rFonts w:ascii="Times New Roman" w:hAnsi="Times New Roman" w:cs="Times New Roman"/>
+          <w:b/>
+          <w:sz w:val="24"/>
+          <w:szCs w:val="24"/>
+        </w:rPr>
+      </w:pPr>
+      <w:proofErr w:type="spellStart"/>
+      <w:r>
+        <w:rPr>
+          <w:rFonts w:ascii="Times New Roman" w:hAnsi="Times New Roman" w:cs="Times New Roman"/>
+          <w:b/>
+          <w:sz w:val="24"/>
+          <w:szCs w:val="24"/>
+        </w:rPr>
+        <w:t>MySQL</w:t>
+      </w:r>
+      <w:proofErr w:type="spellEnd"/>
+      <w:r>
+        <w:rPr>
+          <w:rFonts w:ascii="Times New Roman" w:hAnsi="Times New Roman" w:cs="Times New Roman"/>
+          <w:b/>
+          <w:sz w:val="24"/>
+          <w:szCs w:val="24"/>
+        </w:rPr>
+        <w:t>:</w:t>
+      </w:r>
+    </w:p>
+    <w:p>
+      <w:pPr>
+        <w:rPr>
+          <w:rFonts w:ascii="Times New Roman" w:hAnsi="Times New Roman" w:cs="Times New Roman"/>
+          <w:sz w:val="24"/>
+          <w:szCs w:val="24"/>
+        </w:rPr>
+      </w:pPr>
+      <w:r>
+        <w:rPr>
+          <w:rFonts w:ascii="Times New Roman" w:hAnsi="Times New Roman" w:cs="Times New Roman"/>
+          <w:sz w:val="24"/>
+          <w:szCs w:val="24"/>
+        </w:rPr>
+        <w:t xml:space="preserve">In </w:t>
+      </w:r>
+      <w:proofErr w:type="spellStart"/>
+      <w:r>
+        <w:rPr>
+          <w:rFonts w:ascii="Times New Roman" w:hAnsi="Times New Roman" w:cs="Times New Roman"/>
+          <w:sz w:val="24"/>
+          <w:szCs w:val="24"/>
+        </w:rPr>
+        <w:t>MySQL</w:t>
+      </w:r>
+      <w:proofErr w:type="spellEnd"/>
+      <w:r>
+        <w:rPr>
+          <w:rFonts w:ascii="Times New Roman" w:hAnsi="Times New Roman" w:cs="Times New Roman"/>
+          <w:sz w:val="24"/>
+          <w:szCs w:val="24"/>
+        </w:rPr>
+        <w:t>, you use the SET keyword to assign a value to a user-defined variable. Here's an example:</w:t>
+      </w:r>
+    </w:p>
+    <w:p>
+      <w:pPr>
+        <w:rPr>
+          <w:rFonts w:ascii="Times New Roman" w:hAnsi="Times New Roman" w:cs="Times New Roman"/>
+          <w:sz w:val="24"/>
+          <w:szCs w:val="24"/>
+        </w:rPr>
+      </w:pPr>
+    </w:p>
+    <w:p>
+      <w:pPr>
+        <w:rPr>
+          <w:rFonts w:ascii="Times New Roman" w:hAnsi="Times New Roman" w:cs="Times New Roman"/>
+          <w:b/>
+          <w:sz w:val="24"/>
+          <w:szCs w:val="24"/>
+        </w:rPr>
+      </w:pPr>
+      <w:r>
+        <w:rPr>
+          <w:rFonts w:ascii="Times New Roman" w:hAnsi="Times New Roman" w:cs="Times New Roman"/>
+          <w:b/>
+          <w:sz w:val="24"/>
+          <w:szCs w:val="24"/>
+        </w:rPr>
+        <w:t>SET @</w:t>
+      </w:r>
+      <w:proofErr w:type="spellStart"/>
+      <w:r>
+        <w:rPr>
+          <w:rFonts w:ascii="Times New Roman" w:hAnsi="Times New Roman" w:cs="Times New Roman"/>
+          <w:b/>
+          <w:sz w:val="24"/>
+          <w:szCs w:val="24"/>
+        </w:rPr>
+        <w:t>VariableName</w:t>
+      </w:r>
+      <w:proofErr w:type="spellEnd"/>
+      <w:r>
+        <w:rPr>
+          <w:rFonts w:ascii="Times New Roman" w:hAnsi="Times New Roman" w:cs="Times New Roman"/>
+          <w:b/>
+          <w:sz w:val="24"/>
+          <w:szCs w:val="24"/>
+        </w:rPr>
+        <w:t xml:space="preserve"> = Value;</w:t>
+      </w:r>
+    </w:p>
+    <w:p>
+      <w:pPr>
+        <w:rPr>
+          <w:rFonts w:ascii="Times New Roman" w:hAnsi="Times New Roman" w:cs="Times New Roman"/>
+          <w:sz w:val="24"/>
+          <w:szCs w:val="24"/>
+        </w:rPr>
+      </w:pPr>
+    </w:p>
+    <w:p>
+      <w:pPr>
+        <w:rPr>
+          <w:rFonts w:ascii="Times New Roman" w:hAnsi="Times New Roman" w:cs="Times New Roman"/>
+          <w:sz w:val="24"/>
+          <w:szCs w:val="24"/>
+        </w:rPr>
+      </w:pPr>
+      <w:r>
+        <w:rPr>
+          <w:rFonts w:ascii="Times New Roman" w:hAnsi="Times New Roman" w:cs="Times New Roman"/>
+          <w:sz w:val="24"/>
+          <w:szCs w:val="24"/>
+        </w:rPr>
+        <w:t>-- Example:</w:t>
+      </w:r>
+    </w:p>
+    <w:p>
+      <w:pPr>
+        <w:rPr>
+          <w:rFonts w:ascii="Times New Roman" w:hAnsi="Times New Roman" w:cs="Times New Roman"/>
+          <w:sz w:val="24"/>
+          <w:szCs w:val="24"/>
+        </w:rPr>
+      </w:pPr>
+      <w:r>
+        <w:rPr>
+          <w:rFonts w:ascii="Times New Roman" w:hAnsi="Times New Roman" w:cs="Times New Roman"/>
+          <w:sz w:val="24"/>
+          <w:szCs w:val="24"/>
+        </w:rPr>
+        <w:lastRenderedPageBreak/>
+        <w:t>SET @</w:t>
       </w:r>
       <w:proofErr w:type="spellStart"/>
       <w:r>
@@ -10226,186 +11877,621 @@
         <w:t>ProductName</w:t>
       </w:r>
       <w:proofErr w:type="spellEnd"/>
-    </w:p>
-    <w:p>
-      <w:pPr>
-        <w:rPr>
-          <w:rFonts w:ascii="Times New Roman" w:hAnsi="Times New Roman" w:cs="Times New Roman"/>
-          <w:sz w:val="24"/>
-          <w:szCs w:val="24"/>
-        </w:rPr>
-      </w:pPr>
-      <w:r>
-        <w:rPr>
-          <w:rFonts w:ascii="Times New Roman" w:hAnsi="Times New Roman" w:cs="Times New Roman"/>
-          <w:sz w:val="24"/>
-          <w:szCs w:val="24"/>
-        </w:rPr>
-        <w:t>FROM Products</w:t>
-      </w:r>
-    </w:p>
-    <w:p>
-      <w:pPr>
-        <w:rPr>
-          <w:rFonts w:ascii="Times New Roman" w:hAnsi="Times New Roman" w:cs="Times New Roman"/>
-          <w:sz w:val="24"/>
-          <w:szCs w:val="24"/>
-        </w:rPr>
-      </w:pPr>
-      <w:r>
-        <w:rPr>
-          <w:rFonts w:ascii="Times New Roman" w:hAnsi="Times New Roman" w:cs="Times New Roman"/>
-          <w:sz w:val="24"/>
-          <w:szCs w:val="24"/>
-        </w:rPr>
-        <w:t xml:space="preserve">WHERE </w:t>
-      </w:r>
-      <w:proofErr w:type="spellStart"/>
-      <w:r>
-        <w:rPr>
-          <w:rFonts w:ascii="Times New Roman" w:hAnsi="Times New Roman" w:cs="Times New Roman"/>
-          <w:sz w:val="24"/>
-          <w:szCs w:val="24"/>
-        </w:rPr>
-        <w:t>CategoryID</w:t>
-      </w:r>
-      <w:proofErr w:type="spellEnd"/>
-      <w:r>
-        <w:rPr>
-          <w:rFonts w:ascii="Times New Roman" w:hAnsi="Times New Roman" w:cs="Times New Roman"/>
-          <w:sz w:val="24"/>
-          <w:szCs w:val="24"/>
-        </w:rPr>
-        <w:t xml:space="preserve"> IN (SELECT </w:t>
-      </w:r>
-      <w:proofErr w:type="spellStart"/>
-      <w:r>
-        <w:rPr>
-          <w:rFonts w:ascii="Times New Roman" w:hAnsi="Times New Roman" w:cs="Times New Roman"/>
-          <w:sz w:val="24"/>
-          <w:szCs w:val="24"/>
-        </w:rPr>
-        <w:t>CategoryID</w:t>
-      </w:r>
-      <w:proofErr w:type="spellEnd"/>
-      <w:r>
-        <w:rPr>
-          <w:rFonts w:ascii="Times New Roman" w:hAnsi="Times New Roman" w:cs="Times New Roman"/>
-          <w:sz w:val="24"/>
-          <w:szCs w:val="24"/>
-        </w:rPr>
-        <w:t xml:space="preserve"> FROM Categories WHERE </w:t>
-      </w:r>
-      <w:proofErr w:type="spellStart"/>
-      <w:r>
-        <w:rPr>
-          <w:rFonts w:ascii="Times New Roman" w:hAnsi="Times New Roman" w:cs="Times New Roman"/>
-          <w:sz w:val="24"/>
-          <w:szCs w:val="24"/>
-        </w:rPr>
-        <w:t>CategoryName</w:t>
-      </w:r>
-      <w:proofErr w:type="spellEnd"/>
-      <w:r>
-        <w:rPr>
-          <w:rFonts w:ascii="Times New Roman" w:hAnsi="Times New Roman" w:cs="Times New Roman"/>
-          <w:sz w:val="24"/>
-          <w:szCs w:val="24"/>
-        </w:rPr>
-        <w:t xml:space="preserve"> = 'Electronics');</w:t>
-      </w:r>
-    </w:p>
-    <w:p>
-      <w:pPr>
-        <w:rPr>
-          <w:rFonts w:ascii="Times New Roman" w:hAnsi="Times New Roman" w:cs="Times New Roman"/>
-          <w:sz w:val="24"/>
-          <w:szCs w:val="24"/>
-        </w:rPr>
-      </w:pPr>
-    </w:p>
-    <w:p>
-      <w:pPr>
-        <w:rPr>
-          <w:rFonts w:ascii="Times New Roman" w:hAnsi="Times New Roman" w:cs="Times New Roman"/>
-          <w:sz w:val="24"/>
-          <w:szCs w:val="24"/>
-        </w:rPr>
-      </w:pPr>
-      <w:r>
-        <w:rPr>
-          <w:rFonts w:ascii="Times New Roman" w:hAnsi="Times New Roman" w:cs="Times New Roman"/>
-          <w:sz w:val="24"/>
-          <w:szCs w:val="24"/>
-        </w:rPr>
-        <w:t xml:space="preserve">In this example, the </w:t>
-      </w:r>
-      <w:proofErr w:type="spellStart"/>
-      <w:r>
-        <w:rPr>
-          <w:rFonts w:ascii="Times New Roman" w:hAnsi="Times New Roman" w:cs="Times New Roman"/>
-          <w:sz w:val="24"/>
-          <w:szCs w:val="24"/>
-        </w:rPr>
-        <w:t>subquery</w:t>
-      </w:r>
-      <w:proofErr w:type="spellEnd"/>
-      <w:r>
-        <w:rPr>
-          <w:rFonts w:ascii="Times New Roman" w:hAnsi="Times New Roman" w:cs="Times New Roman"/>
-          <w:sz w:val="24"/>
-          <w:szCs w:val="24"/>
-        </w:rPr>
-        <w:t xml:space="preserve"> retrieves the </w:t>
-      </w:r>
-      <w:proofErr w:type="spellStart"/>
-      <w:r>
-        <w:rPr>
-          <w:rFonts w:ascii="Times New Roman" w:hAnsi="Times New Roman" w:cs="Times New Roman"/>
-          <w:sz w:val="24"/>
-          <w:szCs w:val="24"/>
-        </w:rPr>
-        <w:t>CategoryID</w:t>
-      </w:r>
-      <w:proofErr w:type="spellEnd"/>
-      <w:r>
-        <w:rPr>
-          <w:rFonts w:ascii="Times New Roman" w:hAnsi="Times New Roman" w:cs="Times New Roman"/>
-          <w:sz w:val="24"/>
-          <w:szCs w:val="24"/>
-        </w:rPr>
-        <w:t xml:space="preserve"> for the category 'Electronics,' and the main query uses that result to find products in the specified category.</w:t>
-      </w:r>
-    </w:p>
-    <w:p>
-      <w:pPr>
-        <w:rPr>
-          <w:rFonts w:ascii="Times New Roman" w:hAnsi="Times New Roman" w:cs="Times New Roman"/>
-          <w:b/>
-          <w:sz w:val="24"/>
-          <w:szCs w:val="24"/>
-        </w:rPr>
-      </w:pPr>
-      <w:r>
-        <w:rPr>
-          <w:rFonts w:ascii="Times New Roman" w:hAnsi="Times New Roman" w:cs="Times New Roman"/>
-          <w:b/>
-          <w:sz w:val="24"/>
-          <w:szCs w:val="24"/>
-        </w:rPr>
-        <w:t xml:space="preserve">Types of </w:t>
-      </w:r>
-      <w:proofErr w:type="spellStart"/>
-      <w:r>
-        <w:rPr>
-          <w:rFonts w:ascii="Times New Roman" w:hAnsi="Times New Roman" w:cs="Times New Roman"/>
-          <w:b/>
-          <w:sz w:val="24"/>
-          <w:szCs w:val="24"/>
-        </w:rPr>
-        <w:t>Subqueries</w:t>
-      </w:r>
-      <w:proofErr w:type="spellEnd"/>
+      <w:r>
+        <w:rPr>
+          <w:rFonts w:ascii="Times New Roman" w:hAnsi="Times New Roman" w:cs="Times New Roman"/>
+          <w:sz w:val="24"/>
+          <w:szCs w:val="24"/>
+        </w:rPr>
+        <w:t xml:space="preserve"> = '</w:t>
+      </w:r>
+      <w:proofErr w:type="spellStart"/>
+      <w:r>
+        <w:rPr>
+          <w:rFonts w:ascii="Times New Roman" w:hAnsi="Times New Roman" w:cs="Times New Roman"/>
+          <w:sz w:val="24"/>
+          <w:szCs w:val="24"/>
+        </w:rPr>
+        <w:t>ExampleProduct</w:t>
+      </w:r>
+      <w:proofErr w:type="spellEnd"/>
+      <w:r>
+        <w:rPr>
+          <w:rFonts w:ascii="Times New Roman" w:hAnsi="Times New Roman" w:cs="Times New Roman"/>
+          <w:sz w:val="24"/>
+          <w:szCs w:val="24"/>
+        </w:rPr>
+        <w:t>';</w:t>
+      </w:r>
+    </w:p>
+    <w:p>
+      <w:pPr>
+        <w:rPr>
+          <w:rFonts w:ascii="Times New Roman" w:hAnsi="Times New Roman" w:cs="Times New Roman"/>
+          <w:sz w:val="24"/>
+          <w:szCs w:val="24"/>
+        </w:rPr>
+      </w:pPr>
+    </w:p>
+    <w:p>
+      <w:pPr>
+        <w:rPr>
+          <w:rFonts w:ascii="Times New Roman" w:hAnsi="Times New Roman" w:cs="Times New Roman"/>
+          <w:sz w:val="24"/>
+          <w:szCs w:val="24"/>
+        </w:rPr>
+      </w:pPr>
+    </w:p>
+    <w:p>
+      <w:pPr>
+        <w:rPr>
+          <w:rFonts w:ascii="Times New Roman" w:hAnsi="Times New Roman" w:cs="Times New Roman"/>
+          <w:sz w:val="24"/>
+          <w:szCs w:val="24"/>
+        </w:rPr>
+      </w:pPr>
+      <w:r>
+        <w:rPr>
+          <w:rFonts w:ascii="Times New Roman" w:hAnsi="Times New Roman" w:cs="Times New Roman"/>
+          <w:sz w:val="24"/>
+          <w:szCs w:val="24"/>
+        </w:rPr>
+        <w:t>-- You can also declare and set a variable in a single line:</w:t>
+      </w:r>
+    </w:p>
+    <w:p>
+      <w:pPr>
+        <w:rPr>
+          <w:rFonts w:ascii="Times New Roman" w:hAnsi="Times New Roman" w:cs="Times New Roman"/>
+          <w:sz w:val="24"/>
+          <w:szCs w:val="24"/>
+        </w:rPr>
+      </w:pPr>
+      <w:r>
+        <w:rPr>
+          <w:rFonts w:ascii="Times New Roman" w:hAnsi="Times New Roman" w:cs="Times New Roman"/>
+          <w:sz w:val="24"/>
+          <w:szCs w:val="24"/>
+        </w:rPr>
+        <w:t>SET @</w:t>
+      </w:r>
+      <w:proofErr w:type="spellStart"/>
+      <w:proofErr w:type="gramStart"/>
+      <w:r>
+        <w:rPr>
+          <w:rFonts w:ascii="Times New Roman" w:hAnsi="Times New Roman" w:cs="Times New Roman"/>
+          <w:sz w:val="24"/>
+          <w:szCs w:val="24"/>
+        </w:rPr>
+        <w:t>ProductID</w:t>
+      </w:r>
+      <w:proofErr w:type="spellEnd"/>
+      <w:r>
+        <w:rPr>
+          <w:rFonts w:ascii="Times New Roman" w:hAnsi="Times New Roman" w:cs="Times New Roman"/>
+          <w:sz w:val="24"/>
+          <w:szCs w:val="24"/>
+        </w:rPr>
+        <w:t xml:space="preserve"> :=</w:t>
+      </w:r>
+      <w:proofErr w:type="gramEnd"/>
+      <w:r>
+        <w:rPr>
+          <w:rFonts w:ascii="Times New Roman" w:hAnsi="Times New Roman" w:cs="Times New Roman"/>
+          <w:sz w:val="24"/>
+          <w:szCs w:val="24"/>
+        </w:rPr>
+        <w:t xml:space="preserve"> 101;</w:t>
+      </w:r>
+    </w:p>
+    <w:p>
+      <w:pPr>
+        <w:rPr>
+          <w:rFonts w:ascii="Times New Roman" w:hAnsi="Times New Roman" w:cs="Times New Roman"/>
+          <w:b/>
+          <w:sz w:val="24"/>
+          <w:szCs w:val="24"/>
+        </w:rPr>
+      </w:pPr>
+    </w:p>
+    <w:p>
+      <w:pPr>
+        <w:rPr>
+          <w:rFonts w:ascii="Times New Roman" w:hAnsi="Times New Roman" w:cs="Times New Roman"/>
+          <w:b/>
+          <w:sz w:val="24"/>
+          <w:szCs w:val="24"/>
+        </w:rPr>
+      </w:pPr>
+      <w:r>
+        <w:rPr>
+          <w:rFonts w:ascii="Times New Roman" w:hAnsi="Times New Roman" w:cs="Times New Roman"/>
+          <w:b/>
+          <w:sz w:val="24"/>
+          <w:szCs w:val="24"/>
+        </w:rPr>
+        <w:t>Usage in Queries:</w:t>
+      </w:r>
+    </w:p>
+    <w:p>
+      <w:pPr>
+        <w:rPr>
+          <w:rFonts w:ascii="Times New Roman" w:hAnsi="Times New Roman" w:cs="Times New Roman"/>
+          <w:sz w:val="24"/>
+          <w:szCs w:val="24"/>
+        </w:rPr>
+      </w:pPr>
+      <w:r>
+        <w:rPr>
+          <w:rFonts w:ascii="Times New Roman" w:hAnsi="Times New Roman" w:cs="Times New Roman"/>
+          <w:sz w:val="24"/>
+          <w:szCs w:val="24"/>
+        </w:rPr>
+        <w:t>Once you've created a variable, you can use it in your SQL queries. For example:</w:t>
+      </w:r>
+    </w:p>
+    <w:p>
+      <w:pPr>
+        <w:rPr>
+          <w:rFonts w:ascii="Times New Roman" w:hAnsi="Times New Roman" w:cs="Times New Roman"/>
+          <w:sz w:val="24"/>
+          <w:szCs w:val="24"/>
+        </w:rPr>
+      </w:pPr>
+    </w:p>
+    <w:p>
+      <w:pPr>
+        <w:rPr>
+          <w:rFonts w:ascii="Times New Roman" w:hAnsi="Times New Roman" w:cs="Times New Roman"/>
+          <w:sz w:val="24"/>
+          <w:szCs w:val="24"/>
+        </w:rPr>
+      </w:pPr>
+      <w:r>
+        <w:rPr>
+          <w:rFonts w:ascii="Times New Roman" w:hAnsi="Times New Roman" w:cs="Times New Roman"/>
+          <w:sz w:val="24"/>
+          <w:szCs w:val="24"/>
+        </w:rPr>
+        <w:t>-- Using variables in a SELECT statement (SQL Server):</w:t>
+      </w:r>
+    </w:p>
+    <w:p>
+      <w:pPr>
+        <w:rPr>
+          <w:rFonts w:ascii="Times New Roman" w:hAnsi="Times New Roman" w:cs="Times New Roman"/>
+          <w:sz w:val="24"/>
+          <w:szCs w:val="24"/>
+        </w:rPr>
+      </w:pPr>
+      <w:r>
+        <w:rPr>
+          <w:rFonts w:ascii="Times New Roman" w:hAnsi="Times New Roman" w:cs="Times New Roman"/>
+          <w:sz w:val="24"/>
+          <w:szCs w:val="24"/>
+        </w:rPr>
+        <w:t>DECLARE @</w:t>
+      </w:r>
+      <w:proofErr w:type="spellStart"/>
+      <w:r>
+        <w:rPr>
+          <w:rFonts w:ascii="Times New Roman" w:hAnsi="Times New Roman" w:cs="Times New Roman"/>
+          <w:sz w:val="24"/>
+          <w:szCs w:val="24"/>
+        </w:rPr>
+        <w:t>ProductCount</w:t>
+      </w:r>
+      <w:proofErr w:type="spellEnd"/>
+      <w:r>
+        <w:rPr>
+          <w:rFonts w:ascii="Times New Roman" w:hAnsi="Times New Roman" w:cs="Times New Roman"/>
+          <w:sz w:val="24"/>
+          <w:szCs w:val="24"/>
+        </w:rPr>
+        <w:t xml:space="preserve"> INT;</w:t>
+      </w:r>
+    </w:p>
+    <w:p>
+      <w:pPr>
+        <w:rPr>
+          <w:rFonts w:ascii="Times New Roman" w:hAnsi="Times New Roman" w:cs="Times New Roman"/>
+          <w:sz w:val="24"/>
+          <w:szCs w:val="24"/>
+        </w:rPr>
+      </w:pPr>
+      <w:r>
+        <w:rPr>
+          <w:rFonts w:ascii="Times New Roman" w:hAnsi="Times New Roman" w:cs="Times New Roman"/>
+          <w:sz w:val="24"/>
+          <w:szCs w:val="24"/>
+        </w:rPr>
+        <w:t>SET @</w:t>
+      </w:r>
+      <w:proofErr w:type="spellStart"/>
+      <w:r>
+        <w:rPr>
+          <w:rFonts w:ascii="Times New Roman" w:hAnsi="Times New Roman" w:cs="Times New Roman"/>
+          <w:sz w:val="24"/>
+          <w:szCs w:val="24"/>
+        </w:rPr>
+        <w:t>ProductCount</w:t>
+      </w:r>
+      <w:proofErr w:type="spellEnd"/>
+      <w:r>
+        <w:rPr>
+          <w:rFonts w:ascii="Times New Roman" w:hAnsi="Times New Roman" w:cs="Times New Roman"/>
+          <w:sz w:val="24"/>
+          <w:szCs w:val="24"/>
+        </w:rPr>
+        <w:t xml:space="preserve"> = (SELECT </w:t>
+      </w:r>
+      <w:proofErr w:type="gramStart"/>
+      <w:r>
+        <w:rPr>
+          <w:rFonts w:ascii="Times New Roman" w:hAnsi="Times New Roman" w:cs="Times New Roman"/>
+          <w:sz w:val="24"/>
+          <w:szCs w:val="24"/>
+        </w:rPr>
+        <w:t>COUNT(</w:t>
+      </w:r>
+      <w:proofErr w:type="gramEnd"/>
+      <w:r>
+        <w:rPr>
+          <w:rFonts w:ascii="Times New Roman" w:hAnsi="Times New Roman" w:cs="Times New Roman"/>
+          <w:sz w:val="24"/>
+          <w:szCs w:val="24"/>
+        </w:rPr>
+        <w:t>*) FROM Products);</w:t>
+      </w:r>
+    </w:p>
+    <w:p>
+      <w:pPr>
+        <w:rPr>
+          <w:rFonts w:ascii="Times New Roman" w:hAnsi="Times New Roman" w:cs="Times New Roman"/>
+          <w:sz w:val="24"/>
+          <w:szCs w:val="24"/>
+        </w:rPr>
+      </w:pPr>
+      <w:r>
+        <w:rPr>
+          <w:rFonts w:ascii="Times New Roman" w:hAnsi="Times New Roman" w:cs="Times New Roman"/>
+          <w:sz w:val="24"/>
+          <w:szCs w:val="24"/>
+        </w:rPr>
+        <w:t>SELECT @</w:t>
+      </w:r>
+      <w:proofErr w:type="spellStart"/>
+      <w:r>
+        <w:rPr>
+          <w:rFonts w:ascii="Times New Roman" w:hAnsi="Times New Roman" w:cs="Times New Roman"/>
+          <w:sz w:val="24"/>
+          <w:szCs w:val="24"/>
+        </w:rPr>
+        <w:t>ProductCount</w:t>
+      </w:r>
+      <w:proofErr w:type="spellEnd"/>
+      <w:r>
+        <w:rPr>
+          <w:rFonts w:ascii="Times New Roman" w:hAnsi="Times New Roman" w:cs="Times New Roman"/>
+          <w:sz w:val="24"/>
+          <w:szCs w:val="24"/>
+        </w:rPr>
+        <w:t xml:space="preserve"> AS </w:t>
+      </w:r>
+      <w:proofErr w:type="spellStart"/>
+      <w:r>
+        <w:rPr>
+          <w:rFonts w:ascii="Times New Roman" w:hAnsi="Times New Roman" w:cs="Times New Roman"/>
+          <w:sz w:val="24"/>
+          <w:szCs w:val="24"/>
+        </w:rPr>
+        <w:t>TotalProducts</w:t>
+      </w:r>
+      <w:proofErr w:type="spellEnd"/>
+      <w:r>
+        <w:rPr>
+          <w:rFonts w:ascii="Times New Roman" w:hAnsi="Times New Roman" w:cs="Times New Roman"/>
+          <w:sz w:val="24"/>
+          <w:szCs w:val="24"/>
+        </w:rPr>
+        <w:t>;</w:t>
+      </w:r>
+    </w:p>
+    <w:p>
+      <w:pPr>
+        <w:rPr>
+          <w:rFonts w:ascii="Times New Roman" w:hAnsi="Times New Roman" w:cs="Times New Roman"/>
+          <w:sz w:val="24"/>
+          <w:szCs w:val="24"/>
+        </w:rPr>
+      </w:pPr>
+    </w:p>
+    <w:p>
+      <w:pPr>
+        <w:rPr>
+          <w:rFonts w:ascii="Times New Roman" w:hAnsi="Times New Roman" w:cs="Times New Roman"/>
+          <w:sz w:val="24"/>
+          <w:szCs w:val="24"/>
+        </w:rPr>
+      </w:pPr>
+      <w:r>
+        <w:rPr>
+          <w:rFonts w:ascii="Times New Roman" w:hAnsi="Times New Roman" w:cs="Times New Roman"/>
+          <w:sz w:val="24"/>
+          <w:szCs w:val="24"/>
+        </w:rPr>
+        <w:t>-- Using variables in a SELECT statement (</w:t>
+      </w:r>
+      <w:proofErr w:type="spellStart"/>
+      <w:r>
+        <w:rPr>
+          <w:rFonts w:ascii="Times New Roman" w:hAnsi="Times New Roman" w:cs="Times New Roman"/>
+          <w:sz w:val="24"/>
+          <w:szCs w:val="24"/>
+        </w:rPr>
+        <w:t>MySQL</w:t>
+      </w:r>
+      <w:proofErr w:type="spellEnd"/>
+      <w:r>
+        <w:rPr>
+          <w:rFonts w:ascii="Times New Roman" w:hAnsi="Times New Roman" w:cs="Times New Roman"/>
+          <w:sz w:val="24"/>
+          <w:szCs w:val="24"/>
+        </w:rPr>
+        <w:t>):</w:t>
+      </w:r>
+    </w:p>
+    <w:p>
+      <w:pPr>
+        <w:rPr>
+          <w:rFonts w:ascii="Times New Roman" w:hAnsi="Times New Roman" w:cs="Times New Roman"/>
+          <w:sz w:val="24"/>
+          <w:szCs w:val="24"/>
+        </w:rPr>
+      </w:pPr>
+      <w:r>
+        <w:rPr>
+          <w:rFonts w:ascii="Times New Roman" w:hAnsi="Times New Roman" w:cs="Times New Roman"/>
+          <w:sz w:val="24"/>
+          <w:szCs w:val="24"/>
+        </w:rPr>
+        <w:t>SET @</w:t>
+      </w:r>
+      <w:proofErr w:type="spellStart"/>
+      <w:proofErr w:type="gramStart"/>
+      <w:r>
+        <w:rPr>
+          <w:rFonts w:ascii="Times New Roman" w:hAnsi="Times New Roman" w:cs="Times New Roman"/>
+          <w:sz w:val="24"/>
+          <w:szCs w:val="24"/>
+        </w:rPr>
+        <w:t>ProductCount</w:t>
+      </w:r>
+      <w:proofErr w:type="spellEnd"/>
+      <w:r>
+        <w:rPr>
+          <w:rFonts w:ascii="Times New Roman" w:hAnsi="Times New Roman" w:cs="Times New Roman"/>
+          <w:sz w:val="24"/>
+          <w:szCs w:val="24"/>
+        </w:rPr>
+        <w:t xml:space="preserve"> :=</w:t>
+      </w:r>
+      <w:proofErr w:type="gramEnd"/>
+      <w:r>
+        <w:rPr>
+          <w:rFonts w:ascii="Times New Roman" w:hAnsi="Times New Roman" w:cs="Times New Roman"/>
+          <w:sz w:val="24"/>
+          <w:szCs w:val="24"/>
+        </w:rPr>
+        <w:t xml:space="preserve"> (SELECT COUNT(*) FROM Products);</w:t>
+      </w:r>
+    </w:p>
+    <w:p>
+      <w:pPr>
+        <w:rPr>
+          <w:rFonts w:ascii="Times New Roman" w:hAnsi="Times New Roman" w:cs="Times New Roman"/>
+          <w:sz w:val="24"/>
+          <w:szCs w:val="24"/>
+        </w:rPr>
+      </w:pPr>
+      <w:r>
+        <w:rPr>
+          <w:rFonts w:ascii="Times New Roman" w:hAnsi="Times New Roman" w:cs="Times New Roman"/>
+          <w:sz w:val="24"/>
+          <w:szCs w:val="24"/>
+        </w:rPr>
+        <w:t>SELECT @</w:t>
+      </w:r>
+      <w:proofErr w:type="spellStart"/>
+      <w:r>
+        <w:rPr>
+          <w:rFonts w:ascii="Times New Roman" w:hAnsi="Times New Roman" w:cs="Times New Roman"/>
+          <w:sz w:val="24"/>
+          <w:szCs w:val="24"/>
+        </w:rPr>
+        <w:t>ProductCount</w:t>
+      </w:r>
+      <w:proofErr w:type="spellEnd"/>
+      <w:r>
+        <w:rPr>
+          <w:rFonts w:ascii="Times New Roman" w:hAnsi="Times New Roman" w:cs="Times New Roman"/>
+          <w:sz w:val="24"/>
+          <w:szCs w:val="24"/>
+        </w:rPr>
+        <w:t xml:space="preserve"> AS </w:t>
+      </w:r>
+      <w:proofErr w:type="spellStart"/>
+      <w:r>
+        <w:rPr>
+          <w:rFonts w:ascii="Times New Roman" w:hAnsi="Times New Roman" w:cs="Times New Roman"/>
+          <w:sz w:val="24"/>
+          <w:szCs w:val="24"/>
+        </w:rPr>
+        <w:t>TotalProducts</w:t>
+      </w:r>
+      <w:proofErr w:type="spellEnd"/>
+      <w:r>
+        <w:rPr>
+          <w:rFonts w:ascii="Times New Roman" w:hAnsi="Times New Roman" w:cs="Times New Roman"/>
+          <w:sz w:val="24"/>
+          <w:szCs w:val="24"/>
+        </w:rPr>
+        <w:t>;</w:t>
+      </w:r>
+    </w:p>
+    <w:p>
+      <w:pPr>
+        <w:rPr>
+          <w:rFonts w:ascii="Times New Roman" w:hAnsi="Times New Roman" w:cs="Times New Roman"/>
+          <w:sz w:val="24"/>
+          <w:szCs w:val="24"/>
+        </w:rPr>
+      </w:pPr>
+    </w:p>
+    <w:p>
+      <w:pPr>
+        <w:rPr>
+          <w:rFonts w:ascii="Times New Roman" w:hAnsi="Times New Roman" w:cs="Times New Roman"/>
+          <w:sz w:val="24"/>
+          <w:szCs w:val="24"/>
+        </w:rPr>
+      </w:pPr>
+      <w:r>
+        <w:rPr>
+          <w:rFonts w:ascii="Times New Roman" w:hAnsi="Times New Roman" w:cs="Times New Roman"/>
+          <w:sz w:val="24"/>
+          <w:szCs w:val="24"/>
+        </w:rPr>
+        <w:t>Remember that the scope of a variable is typically limited to the batch or script in which it's declared. The usage of variables can make your SQL scripts more dynamic and easier to maintain, especially when dealing with dynamic queries or storing intermediate results.</w:t>
+      </w:r>
+    </w:p>
+    <w:p>
+      <w:pPr>
+        <w:rPr>
+          <w:rFonts w:ascii="Times New Roman" w:hAnsi="Times New Roman" w:cs="Times New Roman"/>
+          <w:sz w:val="24"/>
+          <w:szCs w:val="24"/>
+        </w:rPr>
+      </w:pPr>
+    </w:p>
+    <w:p>
+      <w:pPr>
+        <w:rPr>
+          <w:rFonts w:ascii="Times New Roman" w:hAnsi="Times New Roman" w:cs="Times New Roman"/>
+          <w:sz w:val="24"/>
+          <w:szCs w:val="24"/>
+        </w:rPr>
+      </w:pPr>
+      <w:r>
+        <w:rPr>
+          <w:rFonts w:ascii="Times New Roman" w:hAnsi="Times New Roman" w:cs="Times New Roman"/>
+          <w:sz w:val="24"/>
+          <w:szCs w:val="24"/>
+        </w:rPr>
+        <w:t>Always check the documentation of your specific database system for any variations in syntax or behavior regarding variable declaration and usage.</w:t>
+      </w:r>
+    </w:p>
+    <w:p>
+      <w:pPr>
+        <w:rPr>
+          <w:rFonts w:ascii="Times New Roman" w:hAnsi="Times New Roman" w:cs="Times New Roman"/>
+          <w:sz w:val="24"/>
+          <w:szCs w:val="24"/>
+        </w:rPr>
+      </w:pPr>
+    </w:p>
+    <w:p>
+      <w:pPr>
+        <w:rPr>
+          <w:rFonts w:ascii="Times New Roman" w:hAnsi="Times New Roman" w:cs="Times New Roman"/>
+          <w:sz w:val="24"/>
+          <w:szCs w:val="24"/>
+        </w:rPr>
+      </w:pPr>
+    </w:p>
+    <w:p>
+      <w:pPr>
+        <w:rPr>
+          <w:rFonts w:ascii="Times New Roman" w:hAnsi="Times New Roman" w:cs="Times New Roman"/>
+          <w:sz w:val="24"/>
+          <w:szCs w:val="24"/>
+        </w:rPr>
+      </w:pPr>
+    </w:p>
+    <w:p>
+      <w:pPr>
+        <w:rPr>
+          <w:rFonts w:ascii="Times New Roman" w:hAnsi="Times New Roman" w:cs="Times New Roman"/>
+          <w:sz w:val="24"/>
+          <w:szCs w:val="24"/>
+        </w:rPr>
+      </w:pPr>
+    </w:p>
+    <w:p>
+      <w:pPr>
+        <w:rPr>
+          <w:rFonts w:ascii="Times New Roman" w:hAnsi="Times New Roman" w:cs="Times New Roman"/>
+          <w:sz w:val="24"/>
+          <w:szCs w:val="24"/>
+        </w:rPr>
+      </w:pPr>
+    </w:p>
+    <w:p>
+      <w:pPr>
+        <w:rPr>
+          <w:rFonts w:ascii="Times New Roman" w:hAnsi="Times New Roman" w:cs="Times New Roman"/>
+          <w:sz w:val="24"/>
+          <w:szCs w:val="24"/>
+        </w:rPr>
+      </w:pPr>
+    </w:p>
+    <w:p>
+      <w:pPr>
+        <w:rPr>
+          <w:rFonts w:ascii="Times New Roman" w:hAnsi="Times New Roman" w:cs="Times New Roman"/>
+          <w:sz w:val="24"/>
+          <w:szCs w:val="24"/>
+        </w:rPr>
+      </w:pPr>
+    </w:p>
+    <w:p>
+      <w:pPr>
+        <w:rPr>
+          <w:rFonts w:ascii="Times New Roman" w:hAnsi="Times New Roman" w:cs="Times New Roman"/>
+          <w:sz w:val="24"/>
+          <w:szCs w:val="24"/>
+        </w:rPr>
+      </w:pPr>
+    </w:p>
+    <w:p>
+      <w:pPr>
+        <w:rPr>
+          <w:rFonts w:ascii="Times New Roman" w:hAnsi="Times New Roman" w:cs="Times New Roman"/>
+          <w:b/>
+          <w:sz w:val="24"/>
+          <w:szCs w:val="24"/>
+        </w:rPr>
+      </w:pPr>
+      <w:r>
+        <w:rPr>
+          <w:rFonts w:ascii="Times New Roman" w:hAnsi="Times New Roman" w:cs="Times New Roman"/>
+          <w:b/>
+          <w:sz w:val="24"/>
+          <w:szCs w:val="24"/>
+        </w:rPr>
+        <w:t>11</w:t>
+      </w:r>
+      <w:proofErr w:type="gramStart"/>
+      <w:r>
+        <w:rPr>
+          <w:rFonts w:ascii="Times New Roman" w:hAnsi="Times New Roman" w:cs="Times New Roman"/>
+          <w:b/>
+          <w:sz w:val="24"/>
+          <w:szCs w:val="24"/>
+        </w:rPr>
+        <w:t>)Cursors</w:t>
+      </w:r>
+      <w:proofErr w:type="gramEnd"/>
       <w:r>
         <w:rPr>
           <w:rFonts w:ascii="Times New Roman" w:hAnsi="Times New Roman" w:cs="Times New Roman"/>
@@ -10420,81 +12506,105 @@
       <w:pPr>
         <w:rPr>
           <w:rFonts w:ascii="Times New Roman" w:hAnsi="Times New Roman" w:cs="Times New Roman"/>
-          <w:sz w:val="24"/>
-          <w:szCs w:val="24"/>
-        </w:rPr>
-      </w:pPr>
-      <w:r>
-        <w:rPr>
-          <w:rFonts w:ascii="Times New Roman" w:hAnsi="Times New Roman" w:cs="Times New Roman"/>
-          <w:b/>
-          <w:sz w:val="24"/>
-          <w:szCs w:val="24"/>
-        </w:rPr>
-        <w:t xml:space="preserve">Single-row </w:t>
-      </w:r>
-      <w:proofErr w:type="spellStart"/>
-      <w:r>
-        <w:rPr>
-          <w:rFonts w:ascii="Times New Roman" w:hAnsi="Times New Roman" w:cs="Times New Roman"/>
-          <w:b/>
-          <w:sz w:val="24"/>
-          <w:szCs w:val="24"/>
-        </w:rPr>
-        <w:t>Subquery</w:t>
-      </w:r>
-      <w:proofErr w:type="spellEnd"/>
-      <w:r>
-        <w:rPr>
-          <w:rFonts w:ascii="Times New Roman" w:hAnsi="Times New Roman" w:cs="Times New Roman"/>
-          <w:b/>
-          <w:sz w:val="24"/>
-          <w:szCs w:val="24"/>
-        </w:rPr>
-        <w:t>:</w:t>
-      </w:r>
-      <w:r>
-        <w:rPr>
-          <w:rFonts w:ascii="Times New Roman" w:hAnsi="Times New Roman" w:cs="Times New Roman"/>
-          <w:sz w:val="24"/>
-          <w:szCs w:val="24"/>
-        </w:rPr>
-        <w:t xml:space="preserve"> </w:t>
-      </w:r>
-    </w:p>
-    <w:p>
-      <w:pPr>
-        <w:rPr>
-          <w:rFonts w:ascii="Times New Roman" w:hAnsi="Times New Roman" w:cs="Times New Roman"/>
-          <w:sz w:val="24"/>
-          <w:szCs w:val="24"/>
-        </w:rPr>
-      </w:pPr>
-      <w:r>
-        <w:rPr>
-          <w:rFonts w:ascii="Times New Roman" w:hAnsi="Times New Roman" w:cs="Times New Roman"/>
-          <w:sz w:val="24"/>
-          <w:szCs w:val="24"/>
-        </w:rPr>
-        <w:t xml:space="preserve">A </w:t>
-      </w:r>
-      <w:proofErr w:type="spellStart"/>
-      <w:r>
-        <w:rPr>
-          <w:rFonts w:ascii="Times New Roman" w:hAnsi="Times New Roman" w:cs="Times New Roman"/>
-          <w:sz w:val="24"/>
-          <w:szCs w:val="24"/>
-        </w:rPr>
-        <w:t>subquery</w:t>
-      </w:r>
-      <w:proofErr w:type="spellEnd"/>
-      <w:r>
-        <w:rPr>
-          <w:rFonts w:ascii="Times New Roman" w:hAnsi="Times New Roman" w:cs="Times New Roman"/>
-          <w:sz w:val="24"/>
-          <w:szCs w:val="24"/>
-        </w:rPr>
-        <w:t xml:space="preserve"> that returns only one row, often used with single-row comparison operators (e.g</w:t>
+          <w:b/>
+          <w:sz w:val="24"/>
+          <w:szCs w:val="24"/>
+        </w:rPr>
+      </w:pPr>
+      <w:r>
+        <w:rPr>
+          <w:rFonts w:ascii="Times New Roman" w:hAnsi="Times New Roman" w:cs="Times New Roman"/>
+          <w:b/>
+          <w:sz w:val="24"/>
+          <w:szCs w:val="24"/>
+        </w:rPr>
+        <w:t>Cursor in SQL Server</w:t>
+      </w:r>
+    </w:p>
+    <w:p>
+      <w:pPr>
+        <w:rPr>
+          <w:rFonts w:ascii="Times New Roman" w:hAnsi="Times New Roman" w:cs="Times New Roman"/>
+          <w:sz w:val="24"/>
+          <w:szCs w:val="24"/>
+        </w:rPr>
+      </w:pPr>
+      <w:r>
+        <w:rPr>
+          <w:rFonts w:ascii="Times New Roman" w:hAnsi="Times New Roman" w:cs="Times New Roman"/>
+          <w:sz w:val="24"/>
+          <w:szCs w:val="24"/>
+        </w:rPr>
+        <w:t>A cursor in SQL Server is a database object that allows us to retrieve each row at a time and manipulate its data. A cursor is nothing more than a pointer to a row. It's always used in conjunction with a SELECT statement. It is usually a collection of SQL logic that loops through a predetermined number of rows one by one. A simple illustration of the cursor is when we have an extensive database of worker's records and want to calculate each worker's salary after deducting taxes and leaves.</w:t>
+      </w:r>
+    </w:p>
+    <w:p>
+      <w:pPr>
+        <w:rPr>
+          <w:rFonts w:ascii="Times New Roman" w:hAnsi="Times New Roman" w:cs="Times New Roman"/>
+          <w:sz w:val="24"/>
+          <w:szCs w:val="24"/>
+        </w:rPr>
+      </w:pPr>
+    </w:p>
+    <w:p>
+      <w:pPr>
+        <w:rPr>
+          <w:rFonts w:ascii="Times New Roman" w:hAnsi="Times New Roman" w:cs="Times New Roman"/>
+          <w:sz w:val="24"/>
+          <w:szCs w:val="24"/>
+        </w:rPr>
+      </w:pPr>
+      <w:r>
+        <w:rPr>
+          <w:rFonts w:ascii="Times New Roman" w:hAnsi="Times New Roman" w:cs="Times New Roman"/>
+          <w:sz w:val="24"/>
+          <w:szCs w:val="24"/>
+        </w:rPr>
+        <w:t>The SQL Server cursor's purpose is to update the data row by row, change it, or perform calculations that are not possible when we retrieve all records at once. It's also useful for performing administrative tasks like SQL Server database backups in sequential order. Cursors are mainly used in the development, DBA, and ETL processes.</w:t>
+      </w:r>
+    </w:p>
+    <w:p>
+      <w:pPr>
+        <w:rPr>
+          <w:rFonts w:ascii="Times New Roman" w:hAnsi="Times New Roman" w:cs="Times New Roman"/>
+          <w:sz w:val="24"/>
+          <w:szCs w:val="24"/>
+        </w:rPr>
+      </w:pPr>
+    </w:p>
+    <w:p>
+      <w:pPr>
+        <w:rPr>
+          <w:rFonts w:ascii="Times New Roman" w:hAnsi="Times New Roman" w:cs="Times New Roman"/>
+          <w:sz w:val="24"/>
+          <w:szCs w:val="24"/>
+        </w:rPr>
+      </w:pPr>
+      <w:r>
+        <w:rPr>
+          <w:rFonts w:ascii="Times New Roman" w:hAnsi="Times New Roman" w:cs="Times New Roman"/>
+          <w:sz w:val="24"/>
+          <w:szCs w:val="24"/>
+        </w:rPr>
+        <w:t>What is meant by cursor in SQL?</w:t>
+      </w:r>
+    </w:p>
+    <w:p>
+      <w:pPr>
+        <w:rPr>
+          <w:rFonts w:ascii="Times New Roman" w:hAnsi="Times New Roman" w:cs="Times New Roman"/>
+          <w:sz w:val="24"/>
+          <w:szCs w:val="24"/>
+        </w:rPr>
+      </w:pPr>
+      <w:r>
+        <w:rPr>
+          <w:rFonts w:ascii="Times New Roman" w:hAnsi="Times New Roman" w:cs="Times New Roman"/>
+          <w:sz w:val="24"/>
+          <w:szCs w:val="24"/>
+        </w:rPr>
+        <w:t xml:space="preserve">Cursor is a Temporary Memory or Temporary Work Station. It is Allocated by Database Server at the Time of Performing </w:t>
       </w:r>
       <w:proofErr w:type="gramStart"/>
       <w:r>
@@ -10503,7 +12613,7 @@
           <w:sz w:val="24"/>
           <w:szCs w:val="24"/>
         </w:rPr>
-        <w:t>.,</w:t>
+        <w:t>DML(</w:t>
       </w:r>
       <w:proofErr w:type="gramEnd"/>
       <w:r>
@@ -10512,1898 +12622,7 @@
           <w:sz w:val="24"/>
           <w:szCs w:val="24"/>
         </w:rPr>
-        <w:t xml:space="preserve"> =, &gt;, &lt;).</w:t>
-      </w:r>
-    </w:p>
-    <w:p>
-      <w:pPr>
-        <w:rPr>
-          <w:rFonts w:ascii="Times New Roman" w:hAnsi="Times New Roman" w:cs="Times New Roman"/>
-          <w:sz w:val="24"/>
-          <w:szCs w:val="24"/>
-        </w:rPr>
-      </w:pPr>
-      <w:r>
-        <w:rPr>
-          <w:rFonts w:ascii="Times New Roman" w:hAnsi="Times New Roman" w:cs="Times New Roman"/>
-          <w:b/>
-          <w:sz w:val="24"/>
-          <w:szCs w:val="24"/>
-        </w:rPr>
-        <w:t xml:space="preserve">Multiple-row </w:t>
-      </w:r>
-      <w:proofErr w:type="spellStart"/>
-      <w:r>
-        <w:rPr>
-          <w:rFonts w:ascii="Times New Roman" w:hAnsi="Times New Roman" w:cs="Times New Roman"/>
-          <w:b/>
-          <w:sz w:val="24"/>
-          <w:szCs w:val="24"/>
-        </w:rPr>
-        <w:t>Subquery</w:t>
-      </w:r>
-      <w:proofErr w:type="spellEnd"/>
-      <w:r>
-        <w:rPr>
-          <w:rFonts w:ascii="Times New Roman" w:hAnsi="Times New Roman" w:cs="Times New Roman"/>
-          <w:b/>
-          <w:sz w:val="24"/>
-          <w:szCs w:val="24"/>
-        </w:rPr>
-        <w:t xml:space="preserve">: </w:t>
-      </w:r>
-    </w:p>
-    <w:p>
-      <w:pPr>
-        <w:rPr>
-          <w:rFonts w:ascii="Times New Roman" w:hAnsi="Times New Roman" w:cs="Times New Roman"/>
-          <w:sz w:val="24"/>
-          <w:szCs w:val="24"/>
-        </w:rPr>
-      </w:pPr>
-      <w:r>
-        <w:rPr>
-          <w:rFonts w:ascii="Times New Roman" w:hAnsi="Times New Roman" w:cs="Times New Roman"/>
-          <w:sz w:val="24"/>
-          <w:szCs w:val="24"/>
-        </w:rPr>
-        <w:t xml:space="preserve">A </w:t>
-      </w:r>
-      <w:proofErr w:type="spellStart"/>
-      <w:r>
-        <w:rPr>
-          <w:rFonts w:ascii="Times New Roman" w:hAnsi="Times New Roman" w:cs="Times New Roman"/>
-          <w:sz w:val="24"/>
-          <w:szCs w:val="24"/>
-        </w:rPr>
-        <w:t>subquery</w:t>
-      </w:r>
-      <w:proofErr w:type="spellEnd"/>
-      <w:r>
-        <w:rPr>
-          <w:rFonts w:ascii="Times New Roman" w:hAnsi="Times New Roman" w:cs="Times New Roman"/>
-          <w:sz w:val="24"/>
-          <w:szCs w:val="24"/>
-        </w:rPr>
-        <w:t xml:space="preserve"> that returns multiple rows, often used with multiple-row comparison operators (e.g., IN, ANY, ALL).</w:t>
-      </w:r>
-    </w:p>
-    <w:p>
-      <w:pPr>
-        <w:rPr>
-          <w:rFonts w:ascii="Times New Roman" w:hAnsi="Times New Roman" w:cs="Times New Roman"/>
-          <w:sz w:val="24"/>
-          <w:szCs w:val="24"/>
-        </w:rPr>
-      </w:pPr>
-      <w:r>
-        <w:rPr>
-          <w:rFonts w:ascii="Times New Roman" w:hAnsi="Times New Roman" w:cs="Times New Roman"/>
-          <w:b/>
-          <w:sz w:val="24"/>
-          <w:szCs w:val="24"/>
-        </w:rPr>
-        <w:t xml:space="preserve">Correlated </w:t>
-      </w:r>
-      <w:proofErr w:type="spellStart"/>
-      <w:r>
-        <w:rPr>
-          <w:rFonts w:ascii="Times New Roman" w:hAnsi="Times New Roman" w:cs="Times New Roman"/>
-          <w:b/>
-          <w:sz w:val="24"/>
-          <w:szCs w:val="24"/>
-        </w:rPr>
-        <w:t>Subquery</w:t>
-      </w:r>
-      <w:proofErr w:type="spellEnd"/>
-      <w:r>
-        <w:rPr>
-          <w:rFonts w:ascii="Times New Roman" w:hAnsi="Times New Roman" w:cs="Times New Roman"/>
-          <w:b/>
-          <w:sz w:val="24"/>
-          <w:szCs w:val="24"/>
-        </w:rPr>
-        <w:t>:</w:t>
-      </w:r>
-      <w:r>
-        <w:rPr>
-          <w:rFonts w:ascii="Times New Roman" w:hAnsi="Times New Roman" w:cs="Times New Roman"/>
-          <w:sz w:val="24"/>
-          <w:szCs w:val="24"/>
-        </w:rPr>
-        <w:t xml:space="preserve"> </w:t>
-      </w:r>
-    </w:p>
-    <w:p>
-      <w:pPr>
-        <w:rPr>
-          <w:rFonts w:ascii="Times New Roman" w:hAnsi="Times New Roman" w:cs="Times New Roman"/>
-          <w:sz w:val="24"/>
-          <w:szCs w:val="24"/>
-        </w:rPr>
-      </w:pPr>
-      <w:proofErr w:type="gramStart"/>
-      <w:r>
-        <w:rPr>
-          <w:rFonts w:ascii="Times New Roman" w:hAnsi="Times New Roman" w:cs="Times New Roman"/>
-          <w:sz w:val="24"/>
-          <w:szCs w:val="24"/>
-        </w:rPr>
-        <w:t xml:space="preserve">A </w:t>
-      </w:r>
-      <w:proofErr w:type="spellStart"/>
-      <w:r>
-        <w:rPr>
-          <w:rFonts w:ascii="Times New Roman" w:hAnsi="Times New Roman" w:cs="Times New Roman"/>
-          <w:sz w:val="24"/>
-          <w:szCs w:val="24"/>
-        </w:rPr>
-        <w:t>subquery</w:t>
-      </w:r>
-      <w:proofErr w:type="spellEnd"/>
-      <w:r>
-        <w:rPr>
-          <w:rFonts w:ascii="Times New Roman" w:hAnsi="Times New Roman" w:cs="Times New Roman"/>
-          <w:sz w:val="24"/>
-          <w:szCs w:val="24"/>
-        </w:rPr>
-        <w:t xml:space="preserve"> that refers to columns from the outer query, making the </w:t>
-      </w:r>
-      <w:proofErr w:type="spellStart"/>
-      <w:r>
-        <w:rPr>
-          <w:rFonts w:ascii="Times New Roman" w:hAnsi="Times New Roman" w:cs="Times New Roman"/>
-          <w:sz w:val="24"/>
-          <w:szCs w:val="24"/>
-        </w:rPr>
-        <w:t>subquery</w:t>
-      </w:r>
-      <w:proofErr w:type="spellEnd"/>
-      <w:r>
-        <w:rPr>
-          <w:rFonts w:ascii="Times New Roman" w:hAnsi="Times New Roman" w:cs="Times New Roman"/>
-          <w:sz w:val="24"/>
-          <w:szCs w:val="24"/>
-        </w:rPr>
-        <w:t xml:space="preserve"> dependent on the outer query.</w:t>
-      </w:r>
-      <w:proofErr w:type="gramEnd"/>
-    </w:p>
-    <w:p>
-      <w:pPr>
-        <w:rPr>
-          <w:rFonts w:ascii="Times New Roman" w:hAnsi="Times New Roman" w:cs="Times New Roman"/>
-          <w:b/>
-          <w:sz w:val="24"/>
-          <w:szCs w:val="24"/>
-        </w:rPr>
-      </w:pPr>
-      <w:r>
-        <w:rPr>
-          <w:rFonts w:ascii="Times New Roman" w:hAnsi="Times New Roman" w:cs="Times New Roman"/>
-          <w:b/>
-          <w:sz w:val="24"/>
-          <w:szCs w:val="24"/>
-        </w:rPr>
-        <w:t>Use Cases:</w:t>
-      </w:r>
-    </w:p>
-    <w:p>
-      <w:pPr>
-        <w:rPr>
-          <w:rFonts w:ascii="Times New Roman" w:hAnsi="Times New Roman" w:cs="Times New Roman"/>
-          <w:sz w:val="24"/>
-          <w:szCs w:val="24"/>
-        </w:rPr>
-      </w:pPr>
-      <w:r>
-        <w:rPr>
-          <w:rFonts w:ascii="Times New Roman" w:hAnsi="Times New Roman" w:cs="Times New Roman"/>
-          <w:b/>
-          <w:sz w:val="24"/>
-          <w:szCs w:val="24"/>
-        </w:rPr>
-        <w:t>Filtering Data:</w:t>
-      </w:r>
-      <w:r>
-        <w:rPr>
-          <w:rFonts w:ascii="Times New Roman" w:hAnsi="Times New Roman" w:cs="Times New Roman"/>
-          <w:sz w:val="24"/>
-          <w:szCs w:val="24"/>
-        </w:rPr>
-        <w:t xml:space="preserve"> </w:t>
-      </w:r>
-    </w:p>
-    <w:p>
-      <w:pPr>
-        <w:rPr>
-          <w:rFonts w:ascii="Times New Roman" w:hAnsi="Times New Roman" w:cs="Times New Roman"/>
-          <w:sz w:val="24"/>
-          <w:szCs w:val="24"/>
-        </w:rPr>
-      </w:pPr>
-      <w:proofErr w:type="spellStart"/>
-      <w:r>
-        <w:rPr>
-          <w:rFonts w:ascii="Times New Roman" w:hAnsi="Times New Roman" w:cs="Times New Roman"/>
-          <w:sz w:val="24"/>
-          <w:szCs w:val="24"/>
-        </w:rPr>
-        <w:t>Subqueries</w:t>
-      </w:r>
-      <w:proofErr w:type="spellEnd"/>
-      <w:r>
-        <w:rPr>
-          <w:rFonts w:ascii="Times New Roman" w:hAnsi="Times New Roman" w:cs="Times New Roman"/>
-          <w:sz w:val="24"/>
-          <w:szCs w:val="24"/>
-        </w:rPr>
-        <w:t xml:space="preserve"> can be used to filter data based on conditions derived from another table.</w:t>
-      </w:r>
-    </w:p>
-    <w:p>
-      <w:pPr>
-        <w:rPr>
-          <w:rFonts w:ascii="Times New Roman" w:hAnsi="Times New Roman" w:cs="Times New Roman"/>
-          <w:sz w:val="24"/>
-          <w:szCs w:val="24"/>
-        </w:rPr>
-      </w:pPr>
-      <w:r>
-        <w:rPr>
-          <w:rFonts w:ascii="Times New Roman" w:hAnsi="Times New Roman" w:cs="Times New Roman"/>
-          <w:b/>
-          <w:sz w:val="24"/>
-          <w:szCs w:val="24"/>
-        </w:rPr>
-        <w:t>Data Modification:</w:t>
-      </w:r>
-      <w:r>
-        <w:rPr>
-          <w:rFonts w:ascii="Times New Roman" w:hAnsi="Times New Roman" w:cs="Times New Roman"/>
-          <w:sz w:val="24"/>
-          <w:szCs w:val="24"/>
-        </w:rPr>
-        <w:t xml:space="preserve"> </w:t>
-      </w:r>
-    </w:p>
-    <w:p>
-      <w:pPr>
-        <w:rPr>
-          <w:rFonts w:ascii="Times New Roman" w:hAnsi="Times New Roman" w:cs="Times New Roman"/>
-          <w:sz w:val="24"/>
-          <w:szCs w:val="24"/>
-        </w:rPr>
-      </w:pPr>
-      <w:proofErr w:type="spellStart"/>
-      <w:r>
-        <w:rPr>
-          <w:rFonts w:ascii="Times New Roman" w:hAnsi="Times New Roman" w:cs="Times New Roman"/>
-          <w:sz w:val="24"/>
-          <w:szCs w:val="24"/>
-        </w:rPr>
-        <w:t>Subqueries</w:t>
-      </w:r>
-      <w:proofErr w:type="spellEnd"/>
-      <w:r>
-        <w:rPr>
-          <w:rFonts w:ascii="Times New Roman" w:hAnsi="Times New Roman" w:cs="Times New Roman"/>
-          <w:sz w:val="24"/>
-          <w:szCs w:val="24"/>
-        </w:rPr>
-        <w:t xml:space="preserve"> can be used to provide values for INSERT, UPDATE, or DELETE statements.</w:t>
-      </w:r>
-    </w:p>
-    <w:p>
-      <w:pPr>
-        <w:rPr>
-          <w:rFonts w:ascii="Times New Roman" w:hAnsi="Times New Roman" w:cs="Times New Roman"/>
-          <w:b/>
-          <w:sz w:val="24"/>
-          <w:szCs w:val="24"/>
-        </w:rPr>
-      </w:pPr>
-      <w:r>
-        <w:rPr>
-          <w:rFonts w:ascii="Times New Roman" w:hAnsi="Times New Roman" w:cs="Times New Roman"/>
-          <w:b/>
-          <w:sz w:val="24"/>
-          <w:szCs w:val="24"/>
-        </w:rPr>
-        <w:lastRenderedPageBreak/>
-        <w:t>Aggregate Calculations:</w:t>
-      </w:r>
-    </w:p>
-    <w:p>
-      <w:pPr>
-        <w:rPr>
-          <w:rFonts w:ascii="Times New Roman" w:hAnsi="Times New Roman" w:cs="Times New Roman"/>
-          <w:sz w:val="24"/>
-          <w:szCs w:val="24"/>
-        </w:rPr>
-      </w:pPr>
-      <w:r>
-        <w:rPr>
-          <w:rFonts w:ascii="Times New Roman" w:hAnsi="Times New Roman" w:cs="Times New Roman"/>
-          <w:sz w:val="24"/>
-          <w:szCs w:val="24"/>
-        </w:rPr>
-        <w:t xml:space="preserve"> </w:t>
-      </w:r>
-      <w:proofErr w:type="spellStart"/>
-      <w:r>
-        <w:rPr>
-          <w:rFonts w:ascii="Times New Roman" w:hAnsi="Times New Roman" w:cs="Times New Roman"/>
-          <w:sz w:val="24"/>
-          <w:szCs w:val="24"/>
-        </w:rPr>
-        <w:t>Subqueries</w:t>
-      </w:r>
-      <w:proofErr w:type="spellEnd"/>
-      <w:r>
-        <w:rPr>
-          <w:rFonts w:ascii="Times New Roman" w:hAnsi="Times New Roman" w:cs="Times New Roman"/>
-          <w:sz w:val="24"/>
-          <w:szCs w:val="24"/>
-        </w:rPr>
-        <w:t xml:space="preserve"> can be used to perform aggregate calculations on subsets of data.</w:t>
-      </w:r>
-    </w:p>
-    <w:p>
-      <w:pPr>
-        <w:rPr>
-          <w:rFonts w:ascii="Times New Roman" w:hAnsi="Times New Roman" w:cs="Times New Roman"/>
-          <w:sz w:val="24"/>
-          <w:szCs w:val="24"/>
-        </w:rPr>
-      </w:pPr>
-    </w:p>
-    <w:p>
-      <w:pPr>
-        <w:rPr>
-          <w:rFonts w:ascii="Times New Roman" w:hAnsi="Times New Roman" w:cs="Times New Roman"/>
-          <w:sz w:val="24"/>
-          <w:szCs w:val="24"/>
-        </w:rPr>
-      </w:pPr>
-      <w:r>
-        <w:rPr>
-          <w:rFonts w:ascii="Times New Roman" w:hAnsi="Times New Roman" w:cs="Times New Roman"/>
-          <w:sz w:val="24"/>
-          <w:szCs w:val="24"/>
-        </w:rPr>
-        <w:t xml:space="preserve">Understanding </w:t>
-      </w:r>
-      <w:proofErr w:type="spellStart"/>
-      <w:r>
-        <w:rPr>
-          <w:rFonts w:ascii="Times New Roman" w:hAnsi="Times New Roman" w:cs="Times New Roman"/>
-          <w:sz w:val="24"/>
-          <w:szCs w:val="24"/>
-        </w:rPr>
-        <w:t>subqueries</w:t>
-      </w:r>
-      <w:proofErr w:type="spellEnd"/>
-      <w:r>
-        <w:rPr>
-          <w:rFonts w:ascii="Times New Roman" w:hAnsi="Times New Roman" w:cs="Times New Roman"/>
-          <w:sz w:val="24"/>
-          <w:szCs w:val="24"/>
-        </w:rPr>
-        <w:t xml:space="preserve"> is crucial for writing complex and efficient SQL queries. They provide a way to break down problems into smaller, manageable pieces and allow for more flexible and expressive queries.</w:t>
-      </w:r>
-    </w:p>
-    <w:p>
-      <w:pPr>
-        <w:rPr>
-          <w:rFonts w:ascii="Times New Roman" w:hAnsi="Times New Roman" w:cs="Times New Roman"/>
-          <w:sz w:val="24"/>
-          <w:szCs w:val="24"/>
-        </w:rPr>
-      </w:pPr>
-    </w:p>
-    <w:p>
-      <w:pPr>
-        <w:rPr>
-          <w:rFonts w:ascii="Times New Roman" w:hAnsi="Times New Roman" w:cs="Times New Roman"/>
-          <w:sz w:val="24"/>
-          <w:szCs w:val="24"/>
-        </w:rPr>
-      </w:pPr>
-    </w:p>
-    <w:p>
-      <w:pPr>
-        <w:rPr>
-          <w:rFonts w:ascii="Times New Roman" w:hAnsi="Times New Roman" w:cs="Times New Roman"/>
-          <w:sz w:val="24"/>
-          <w:szCs w:val="24"/>
-        </w:rPr>
-      </w:pPr>
-    </w:p>
-    <w:p>
-      <w:pPr>
-        <w:rPr>
-          <w:rFonts w:ascii="Times New Roman" w:hAnsi="Times New Roman" w:cs="Times New Roman"/>
-          <w:sz w:val="24"/>
-          <w:szCs w:val="24"/>
-        </w:rPr>
-      </w:pPr>
-    </w:p>
-    <w:p>
-      <w:pPr>
-        <w:rPr>
-          <w:rFonts w:ascii="Times New Roman" w:hAnsi="Times New Roman" w:cs="Times New Roman"/>
-          <w:sz w:val="24"/>
-          <w:szCs w:val="24"/>
-        </w:rPr>
-      </w:pPr>
-    </w:p>
-    <w:p>
-      <w:pPr>
-        <w:rPr>
-          <w:rFonts w:ascii="Times New Roman" w:hAnsi="Times New Roman" w:cs="Times New Roman"/>
-          <w:sz w:val="24"/>
-          <w:szCs w:val="24"/>
-        </w:rPr>
-      </w:pPr>
-    </w:p>
-    <w:p>
-      <w:pPr>
-        <w:rPr>
-          <w:rFonts w:ascii="Times New Roman" w:hAnsi="Times New Roman" w:cs="Times New Roman"/>
-          <w:sz w:val="24"/>
-          <w:szCs w:val="24"/>
-        </w:rPr>
-      </w:pPr>
-    </w:p>
-    <w:p>
-      <w:pPr>
-        <w:rPr>
-          <w:rFonts w:ascii="Times New Roman" w:hAnsi="Times New Roman" w:cs="Times New Roman"/>
-          <w:sz w:val="24"/>
-          <w:szCs w:val="24"/>
-        </w:rPr>
-      </w:pPr>
-    </w:p>
-    <w:p>
-      <w:pPr>
-        <w:rPr>
-          <w:rFonts w:ascii="Times New Roman" w:hAnsi="Times New Roman" w:cs="Times New Roman"/>
-          <w:sz w:val="24"/>
-          <w:szCs w:val="24"/>
-        </w:rPr>
-      </w:pPr>
-    </w:p>
-    <w:p>
-      <w:pPr>
-        <w:rPr>
-          <w:rFonts w:ascii="Times New Roman" w:hAnsi="Times New Roman" w:cs="Times New Roman"/>
-          <w:sz w:val="24"/>
-          <w:szCs w:val="24"/>
-        </w:rPr>
-      </w:pPr>
-    </w:p>
-    <w:p>
-      <w:pPr>
-        <w:rPr>
-          <w:rFonts w:ascii="Times New Roman" w:hAnsi="Times New Roman" w:cs="Times New Roman"/>
-          <w:sz w:val="24"/>
-          <w:szCs w:val="24"/>
-        </w:rPr>
-      </w:pPr>
-    </w:p>
-    <w:p>
-      <w:pPr>
-        <w:rPr>
-          <w:rFonts w:ascii="Times New Roman" w:hAnsi="Times New Roman" w:cs="Times New Roman"/>
-          <w:sz w:val="24"/>
-          <w:szCs w:val="24"/>
-        </w:rPr>
-      </w:pPr>
-    </w:p>
-    <w:p>
-      <w:pPr>
-        <w:rPr>
-          <w:rFonts w:ascii="Times New Roman" w:hAnsi="Times New Roman" w:cs="Times New Roman"/>
-          <w:sz w:val="24"/>
-          <w:szCs w:val="24"/>
-        </w:rPr>
-      </w:pPr>
-    </w:p>
-    <w:p>
-      <w:pPr>
-        <w:rPr>
-          <w:rFonts w:ascii="Times New Roman" w:hAnsi="Times New Roman" w:cs="Times New Roman"/>
-          <w:sz w:val="24"/>
-          <w:szCs w:val="24"/>
-        </w:rPr>
-      </w:pPr>
-    </w:p>
-    <w:p>
-      <w:pPr>
-        <w:rPr>
-          <w:rFonts w:ascii="Times New Roman" w:hAnsi="Times New Roman" w:cs="Times New Roman"/>
-          <w:sz w:val="24"/>
-          <w:szCs w:val="24"/>
-        </w:rPr>
-      </w:pPr>
-    </w:p>
-    <w:p>
-      <w:pPr>
-        <w:rPr>
-          <w:rFonts w:ascii="Times New Roman" w:hAnsi="Times New Roman" w:cs="Times New Roman"/>
-          <w:sz w:val="24"/>
-          <w:szCs w:val="24"/>
-        </w:rPr>
-      </w:pPr>
-    </w:p>
-    <w:p>
-      <w:pPr>
-        <w:rPr>
-          <w:rFonts w:ascii="Times New Roman" w:hAnsi="Times New Roman" w:cs="Times New Roman"/>
-          <w:sz w:val="24"/>
-          <w:szCs w:val="24"/>
-        </w:rPr>
-      </w:pPr>
-    </w:p>
-    <w:p>
-      <w:pPr>
-        <w:rPr>
-          <w:rFonts w:ascii="Times New Roman" w:hAnsi="Times New Roman" w:cs="Times New Roman"/>
-          <w:sz w:val="24"/>
-          <w:szCs w:val="24"/>
-        </w:rPr>
-      </w:pPr>
-    </w:p>
-    <w:p>
-      <w:pPr>
-        <w:rPr>
-          <w:rFonts w:ascii="Times New Roman" w:hAnsi="Times New Roman" w:cs="Times New Roman"/>
-          <w:b/>
-          <w:sz w:val="24"/>
-          <w:szCs w:val="24"/>
-        </w:rPr>
-      </w:pPr>
-    </w:p>
-    <w:p>
-      <w:pPr>
-        <w:rPr>
-          <w:rFonts w:ascii="Times New Roman" w:hAnsi="Times New Roman" w:cs="Times New Roman"/>
-          <w:b/>
-          <w:sz w:val="24"/>
-          <w:szCs w:val="24"/>
-        </w:rPr>
-      </w:pPr>
-    </w:p>
-    <w:p>
-      <w:pPr>
-        <w:rPr>
-          <w:rFonts w:ascii="Times New Roman" w:hAnsi="Times New Roman" w:cs="Times New Roman"/>
-          <w:b/>
-          <w:sz w:val="24"/>
-          <w:szCs w:val="24"/>
-        </w:rPr>
-      </w:pPr>
-    </w:p>
-    <w:p>
-      <w:pPr>
-        <w:rPr>
-          <w:rFonts w:ascii="Times New Roman" w:hAnsi="Times New Roman" w:cs="Times New Roman"/>
-          <w:b/>
-          <w:sz w:val="24"/>
-          <w:szCs w:val="24"/>
-        </w:rPr>
-      </w:pPr>
-    </w:p>
-    <w:p>
-      <w:pPr>
-        <w:rPr>
-          <w:rFonts w:ascii="Times New Roman" w:hAnsi="Times New Roman" w:cs="Times New Roman"/>
-          <w:b/>
-          <w:sz w:val="24"/>
-          <w:szCs w:val="24"/>
-        </w:rPr>
-      </w:pPr>
-    </w:p>
-    <w:p>
-      <w:pPr>
-        <w:rPr>
-          <w:rFonts w:ascii="Times New Roman" w:hAnsi="Times New Roman" w:cs="Times New Roman"/>
-          <w:sz w:val="24"/>
-          <w:szCs w:val="24"/>
-        </w:rPr>
-      </w:pPr>
-      <w:r>
-        <w:rPr>
-          <w:rFonts w:ascii="Times New Roman" w:hAnsi="Times New Roman" w:cs="Times New Roman"/>
-          <w:b/>
-          <w:sz w:val="24"/>
-          <w:szCs w:val="24"/>
-        </w:rPr>
-        <w:lastRenderedPageBreak/>
-        <w:t>10</w:t>
-      </w:r>
-      <w:proofErr w:type="gramStart"/>
-      <w:r>
-        <w:rPr>
-          <w:rFonts w:ascii="Times New Roman" w:hAnsi="Times New Roman" w:cs="Times New Roman"/>
-          <w:b/>
-          <w:sz w:val="24"/>
-          <w:szCs w:val="24"/>
-        </w:rPr>
-        <w:t>)Variable</w:t>
-      </w:r>
-      <w:proofErr w:type="gramEnd"/>
-      <w:r>
-        <w:rPr>
-          <w:rFonts w:ascii="Times New Roman" w:hAnsi="Times New Roman" w:cs="Times New Roman"/>
-          <w:b/>
-          <w:sz w:val="24"/>
-          <w:szCs w:val="24"/>
-        </w:rPr>
-        <w:t xml:space="preserve"> creation:</w:t>
-      </w:r>
-    </w:p>
-    <w:p>
-      <w:pPr>
-        <w:rPr>
-          <w:rFonts w:ascii="Times New Roman" w:hAnsi="Times New Roman" w:cs="Times New Roman"/>
-          <w:sz w:val="24"/>
-          <w:szCs w:val="24"/>
-        </w:rPr>
-      </w:pPr>
-      <w:r>
-        <w:rPr>
-          <w:rFonts w:ascii="Times New Roman" w:hAnsi="Times New Roman" w:cs="Times New Roman"/>
-          <w:sz w:val="24"/>
-          <w:szCs w:val="24"/>
-        </w:rPr>
-        <w:t xml:space="preserve">In SQL, you can create variables to store and manipulate data within a script or a batch of statements. The syntax for creating variables varies slightly between different database management systems. Here are examples for two popular systems: Microsoft SQL Server and </w:t>
-      </w:r>
-      <w:proofErr w:type="spellStart"/>
-      <w:r>
-        <w:rPr>
-          <w:rFonts w:ascii="Times New Roman" w:hAnsi="Times New Roman" w:cs="Times New Roman"/>
-          <w:sz w:val="24"/>
-          <w:szCs w:val="24"/>
-        </w:rPr>
-        <w:t>MySQL</w:t>
-      </w:r>
-      <w:proofErr w:type="spellEnd"/>
-      <w:r>
-        <w:rPr>
-          <w:rFonts w:ascii="Times New Roman" w:hAnsi="Times New Roman" w:cs="Times New Roman"/>
-          <w:sz w:val="24"/>
-          <w:szCs w:val="24"/>
-        </w:rPr>
-        <w:t>.</w:t>
-      </w:r>
-    </w:p>
-    <w:p>
-      <w:pPr>
-        <w:rPr>
-          <w:rFonts w:ascii="Times New Roman" w:hAnsi="Times New Roman" w:cs="Times New Roman"/>
-          <w:sz w:val="24"/>
-          <w:szCs w:val="24"/>
-        </w:rPr>
-      </w:pPr>
-    </w:p>
-    <w:p>
-      <w:pPr>
-        <w:rPr>
-          <w:rFonts w:ascii="Times New Roman" w:hAnsi="Times New Roman" w:cs="Times New Roman"/>
-          <w:b/>
-          <w:sz w:val="24"/>
-          <w:szCs w:val="24"/>
-        </w:rPr>
-      </w:pPr>
-      <w:r>
-        <w:rPr>
-          <w:rFonts w:ascii="Times New Roman" w:hAnsi="Times New Roman" w:cs="Times New Roman"/>
-          <w:b/>
-          <w:sz w:val="24"/>
-          <w:szCs w:val="24"/>
-        </w:rPr>
-        <w:t>Microsoft SQL Server:</w:t>
-      </w:r>
-    </w:p>
-    <w:p>
-      <w:pPr>
-        <w:rPr>
-          <w:rFonts w:ascii="Times New Roman" w:hAnsi="Times New Roman" w:cs="Times New Roman"/>
-          <w:sz w:val="24"/>
-          <w:szCs w:val="24"/>
-        </w:rPr>
-      </w:pPr>
-      <w:r>
-        <w:rPr>
-          <w:rFonts w:ascii="Times New Roman" w:hAnsi="Times New Roman" w:cs="Times New Roman"/>
-          <w:sz w:val="24"/>
-          <w:szCs w:val="24"/>
-        </w:rPr>
-        <w:t>In SQL Server, you can use the DECLARE statement to create a variable. Here's an example:</w:t>
-      </w:r>
-    </w:p>
-    <w:p>
-      <w:pPr>
-        <w:rPr>
-          <w:rFonts w:ascii="Times New Roman" w:hAnsi="Times New Roman" w:cs="Times New Roman"/>
-          <w:sz w:val="24"/>
-          <w:szCs w:val="24"/>
-        </w:rPr>
-      </w:pPr>
-    </w:p>
-    <w:p>
-      <w:pPr>
-        <w:rPr>
-          <w:rFonts w:ascii="Times New Roman" w:hAnsi="Times New Roman" w:cs="Times New Roman"/>
-          <w:sz w:val="24"/>
-          <w:szCs w:val="24"/>
-        </w:rPr>
-      </w:pPr>
-      <w:r>
-        <w:rPr>
-          <w:rFonts w:ascii="Times New Roman" w:hAnsi="Times New Roman" w:cs="Times New Roman"/>
-          <w:sz w:val="24"/>
-          <w:szCs w:val="24"/>
-        </w:rPr>
-        <w:t>DECLARE @</w:t>
-      </w:r>
-      <w:proofErr w:type="spellStart"/>
-      <w:r>
-        <w:rPr>
-          <w:rFonts w:ascii="Times New Roman" w:hAnsi="Times New Roman" w:cs="Times New Roman"/>
-          <w:sz w:val="24"/>
-          <w:szCs w:val="24"/>
-        </w:rPr>
-        <w:t>VariableName</w:t>
-      </w:r>
-      <w:proofErr w:type="spellEnd"/>
-      <w:r>
-        <w:rPr>
-          <w:rFonts w:ascii="Times New Roman" w:hAnsi="Times New Roman" w:cs="Times New Roman"/>
-          <w:sz w:val="24"/>
-          <w:szCs w:val="24"/>
-        </w:rPr>
-        <w:t xml:space="preserve"> </w:t>
-      </w:r>
-      <w:proofErr w:type="spellStart"/>
-      <w:r>
-        <w:rPr>
-          <w:rFonts w:ascii="Times New Roman" w:hAnsi="Times New Roman" w:cs="Times New Roman"/>
-          <w:sz w:val="24"/>
-          <w:szCs w:val="24"/>
-        </w:rPr>
-        <w:t>DataType</w:t>
-      </w:r>
-      <w:proofErr w:type="spellEnd"/>
-      <w:r>
-        <w:rPr>
-          <w:rFonts w:ascii="Times New Roman" w:hAnsi="Times New Roman" w:cs="Times New Roman"/>
-          <w:sz w:val="24"/>
-          <w:szCs w:val="24"/>
-        </w:rPr>
-        <w:t>;</w:t>
-      </w:r>
-    </w:p>
-    <w:p>
-      <w:pPr>
-        <w:rPr>
-          <w:rFonts w:ascii="Times New Roman" w:hAnsi="Times New Roman" w:cs="Times New Roman"/>
-          <w:sz w:val="24"/>
-          <w:szCs w:val="24"/>
-        </w:rPr>
-      </w:pPr>
-      <w:r>
-        <w:rPr>
-          <w:rFonts w:ascii="Times New Roman" w:hAnsi="Times New Roman" w:cs="Times New Roman"/>
-          <w:sz w:val="24"/>
-          <w:szCs w:val="24"/>
-        </w:rPr>
-        <w:t>SET @</w:t>
-      </w:r>
-      <w:proofErr w:type="spellStart"/>
-      <w:r>
-        <w:rPr>
-          <w:rFonts w:ascii="Times New Roman" w:hAnsi="Times New Roman" w:cs="Times New Roman"/>
-          <w:sz w:val="24"/>
-          <w:szCs w:val="24"/>
-        </w:rPr>
-        <w:t>VariableName</w:t>
-      </w:r>
-      <w:proofErr w:type="spellEnd"/>
-      <w:r>
-        <w:rPr>
-          <w:rFonts w:ascii="Times New Roman" w:hAnsi="Times New Roman" w:cs="Times New Roman"/>
-          <w:sz w:val="24"/>
-          <w:szCs w:val="24"/>
-        </w:rPr>
-        <w:t xml:space="preserve"> = Value;</w:t>
-      </w:r>
-    </w:p>
-    <w:p>
-      <w:pPr>
-        <w:rPr>
-          <w:rFonts w:ascii="Times New Roman" w:hAnsi="Times New Roman" w:cs="Times New Roman"/>
-          <w:sz w:val="24"/>
-          <w:szCs w:val="24"/>
-        </w:rPr>
-      </w:pPr>
-    </w:p>
-    <w:p>
-      <w:pPr>
-        <w:rPr>
-          <w:rFonts w:ascii="Times New Roman" w:hAnsi="Times New Roman" w:cs="Times New Roman"/>
-          <w:sz w:val="24"/>
-          <w:szCs w:val="24"/>
-        </w:rPr>
-      </w:pPr>
-      <w:r>
-        <w:rPr>
-          <w:rFonts w:ascii="Times New Roman" w:hAnsi="Times New Roman" w:cs="Times New Roman"/>
-          <w:sz w:val="24"/>
-          <w:szCs w:val="24"/>
-        </w:rPr>
-        <w:t>-- Example:</w:t>
-      </w:r>
-    </w:p>
-    <w:p>
-      <w:pPr>
-        <w:rPr>
-          <w:rFonts w:ascii="Times New Roman" w:hAnsi="Times New Roman" w:cs="Times New Roman"/>
-          <w:sz w:val="24"/>
-          <w:szCs w:val="24"/>
-        </w:rPr>
-      </w:pPr>
-      <w:r>
-        <w:rPr>
-          <w:rFonts w:ascii="Times New Roman" w:hAnsi="Times New Roman" w:cs="Times New Roman"/>
-          <w:sz w:val="24"/>
-          <w:szCs w:val="24"/>
-        </w:rPr>
-        <w:t>DECLARE @</w:t>
-      </w:r>
-      <w:proofErr w:type="spellStart"/>
-      <w:r>
-        <w:rPr>
-          <w:rFonts w:ascii="Times New Roman" w:hAnsi="Times New Roman" w:cs="Times New Roman"/>
-          <w:sz w:val="24"/>
-          <w:szCs w:val="24"/>
-        </w:rPr>
-        <w:t>UserName</w:t>
-      </w:r>
-      <w:proofErr w:type="spellEnd"/>
-      <w:r>
-        <w:rPr>
-          <w:rFonts w:ascii="Times New Roman" w:hAnsi="Times New Roman" w:cs="Times New Roman"/>
-          <w:sz w:val="24"/>
-          <w:szCs w:val="24"/>
-        </w:rPr>
-        <w:t xml:space="preserve"> </w:t>
-      </w:r>
-      <w:proofErr w:type="gramStart"/>
-      <w:r>
-        <w:rPr>
-          <w:rFonts w:ascii="Times New Roman" w:hAnsi="Times New Roman" w:cs="Times New Roman"/>
-          <w:sz w:val="24"/>
-          <w:szCs w:val="24"/>
-        </w:rPr>
-        <w:t>NVARCHAR(</w:t>
-      </w:r>
-      <w:proofErr w:type="gramEnd"/>
-      <w:r>
-        <w:rPr>
-          <w:rFonts w:ascii="Times New Roman" w:hAnsi="Times New Roman" w:cs="Times New Roman"/>
-          <w:sz w:val="24"/>
-          <w:szCs w:val="24"/>
-        </w:rPr>
-        <w:t>50);</w:t>
-      </w:r>
-    </w:p>
-    <w:p>
-      <w:pPr>
-        <w:rPr>
-          <w:rFonts w:ascii="Times New Roman" w:hAnsi="Times New Roman" w:cs="Times New Roman"/>
-          <w:sz w:val="24"/>
-          <w:szCs w:val="24"/>
-        </w:rPr>
-      </w:pPr>
-      <w:r>
-        <w:rPr>
-          <w:rFonts w:ascii="Times New Roman" w:hAnsi="Times New Roman" w:cs="Times New Roman"/>
-          <w:sz w:val="24"/>
-          <w:szCs w:val="24"/>
-        </w:rPr>
-        <w:t>SET @</w:t>
-      </w:r>
-      <w:proofErr w:type="spellStart"/>
-      <w:r>
-        <w:rPr>
-          <w:rFonts w:ascii="Times New Roman" w:hAnsi="Times New Roman" w:cs="Times New Roman"/>
-          <w:sz w:val="24"/>
-          <w:szCs w:val="24"/>
-        </w:rPr>
-        <w:t>UserName</w:t>
-      </w:r>
-      <w:proofErr w:type="spellEnd"/>
-      <w:r>
-        <w:rPr>
-          <w:rFonts w:ascii="Times New Roman" w:hAnsi="Times New Roman" w:cs="Times New Roman"/>
-          <w:sz w:val="24"/>
-          <w:szCs w:val="24"/>
-        </w:rPr>
-        <w:t xml:space="preserve"> = '</w:t>
-      </w:r>
-      <w:proofErr w:type="spellStart"/>
-      <w:r>
-        <w:rPr>
-          <w:rFonts w:ascii="Times New Roman" w:hAnsi="Times New Roman" w:cs="Times New Roman"/>
-          <w:sz w:val="24"/>
-          <w:szCs w:val="24"/>
-        </w:rPr>
-        <w:t>JohnDoe</w:t>
-      </w:r>
-      <w:proofErr w:type="spellEnd"/>
-      <w:r>
-        <w:rPr>
-          <w:rFonts w:ascii="Times New Roman" w:hAnsi="Times New Roman" w:cs="Times New Roman"/>
-          <w:sz w:val="24"/>
-          <w:szCs w:val="24"/>
-        </w:rPr>
-        <w:t>';</w:t>
-      </w:r>
-    </w:p>
-    <w:p>
-      <w:pPr>
-        <w:rPr>
-          <w:rFonts w:ascii="Times New Roman" w:hAnsi="Times New Roman" w:cs="Times New Roman"/>
-          <w:sz w:val="24"/>
-          <w:szCs w:val="24"/>
-        </w:rPr>
-      </w:pPr>
-    </w:p>
-    <w:p>
-      <w:pPr>
-        <w:rPr>
-          <w:rFonts w:ascii="Times New Roman" w:hAnsi="Times New Roman" w:cs="Times New Roman"/>
-          <w:sz w:val="24"/>
-          <w:szCs w:val="24"/>
-        </w:rPr>
-      </w:pPr>
-      <w:r>
-        <w:rPr>
-          <w:rFonts w:ascii="Times New Roman" w:hAnsi="Times New Roman" w:cs="Times New Roman"/>
-          <w:sz w:val="24"/>
-          <w:szCs w:val="24"/>
-        </w:rPr>
-        <w:t>-- You can also declare and set a variable in a single line:</w:t>
-      </w:r>
-    </w:p>
-    <w:p>
-      <w:pPr>
-        <w:rPr>
-          <w:rFonts w:ascii="Times New Roman" w:hAnsi="Times New Roman" w:cs="Times New Roman"/>
-          <w:sz w:val="24"/>
-          <w:szCs w:val="24"/>
-        </w:rPr>
-      </w:pPr>
-      <w:r>
-        <w:rPr>
-          <w:rFonts w:ascii="Times New Roman" w:hAnsi="Times New Roman" w:cs="Times New Roman"/>
-          <w:sz w:val="24"/>
-          <w:szCs w:val="24"/>
-        </w:rPr>
-        <w:t>DECLARE @</w:t>
-      </w:r>
-      <w:proofErr w:type="spellStart"/>
-      <w:r>
-        <w:rPr>
-          <w:rFonts w:ascii="Times New Roman" w:hAnsi="Times New Roman" w:cs="Times New Roman"/>
-          <w:sz w:val="24"/>
-          <w:szCs w:val="24"/>
-        </w:rPr>
-        <w:t>UserID</w:t>
-      </w:r>
-      <w:proofErr w:type="spellEnd"/>
-      <w:r>
-        <w:rPr>
-          <w:rFonts w:ascii="Times New Roman" w:hAnsi="Times New Roman" w:cs="Times New Roman"/>
-          <w:sz w:val="24"/>
-          <w:szCs w:val="24"/>
-        </w:rPr>
-        <w:t xml:space="preserve"> INT = 1;</w:t>
-      </w:r>
-    </w:p>
-    <w:p>
-      <w:pPr>
-        <w:rPr>
-          <w:rFonts w:ascii="Times New Roman" w:hAnsi="Times New Roman" w:cs="Times New Roman"/>
-          <w:sz w:val="24"/>
-          <w:szCs w:val="24"/>
-        </w:rPr>
-      </w:pPr>
-    </w:p>
-    <w:p>
-      <w:pPr>
-        <w:rPr>
-          <w:rFonts w:ascii="Times New Roman" w:hAnsi="Times New Roman" w:cs="Times New Roman"/>
-          <w:sz w:val="24"/>
-          <w:szCs w:val="24"/>
-        </w:rPr>
-      </w:pPr>
-    </w:p>
-    <w:p>
-      <w:pPr>
-        <w:rPr>
-          <w:rFonts w:ascii="Times New Roman" w:hAnsi="Times New Roman" w:cs="Times New Roman"/>
-          <w:b/>
-          <w:sz w:val="24"/>
-          <w:szCs w:val="24"/>
-        </w:rPr>
-      </w:pPr>
-      <w:proofErr w:type="spellStart"/>
-      <w:r>
-        <w:rPr>
-          <w:rFonts w:ascii="Times New Roman" w:hAnsi="Times New Roman" w:cs="Times New Roman"/>
-          <w:b/>
-          <w:sz w:val="24"/>
-          <w:szCs w:val="24"/>
-        </w:rPr>
-        <w:t>MySQL</w:t>
-      </w:r>
-      <w:proofErr w:type="spellEnd"/>
-      <w:r>
-        <w:rPr>
-          <w:rFonts w:ascii="Times New Roman" w:hAnsi="Times New Roman" w:cs="Times New Roman"/>
-          <w:b/>
-          <w:sz w:val="24"/>
-          <w:szCs w:val="24"/>
-        </w:rPr>
-        <w:t>:</w:t>
-      </w:r>
-    </w:p>
-    <w:p>
-      <w:pPr>
-        <w:rPr>
-          <w:rFonts w:ascii="Times New Roman" w:hAnsi="Times New Roman" w:cs="Times New Roman"/>
-          <w:sz w:val="24"/>
-          <w:szCs w:val="24"/>
-        </w:rPr>
-      </w:pPr>
-      <w:r>
-        <w:rPr>
-          <w:rFonts w:ascii="Times New Roman" w:hAnsi="Times New Roman" w:cs="Times New Roman"/>
-          <w:sz w:val="24"/>
-          <w:szCs w:val="24"/>
-        </w:rPr>
-        <w:t xml:space="preserve">In </w:t>
-      </w:r>
-      <w:proofErr w:type="spellStart"/>
-      <w:r>
-        <w:rPr>
-          <w:rFonts w:ascii="Times New Roman" w:hAnsi="Times New Roman" w:cs="Times New Roman"/>
-          <w:sz w:val="24"/>
-          <w:szCs w:val="24"/>
-        </w:rPr>
-        <w:t>MySQL</w:t>
-      </w:r>
-      <w:proofErr w:type="spellEnd"/>
-      <w:r>
-        <w:rPr>
-          <w:rFonts w:ascii="Times New Roman" w:hAnsi="Times New Roman" w:cs="Times New Roman"/>
-          <w:sz w:val="24"/>
-          <w:szCs w:val="24"/>
-        </w:rPr>
-        <w:t>, you use the SET keyword to assign a value to a user-defined variable. Here's an example:</w:t>
-      </w:r>
-    </w:p>
-    <w:p>
-      <w:pPr>
-        <w:rPr>
-          <w:rFonts w:ascii="Times New Roman" w:hAnsi="Times New Roman" w:cs="Times New Roman"/>
-          <w:sz w:val="24"/>
-          <w:szCs w:val="24"/>
-        </w:rPr>
-      </w:pPr>
-    </w:p>
-    <w:p>
-      <w:pPr>
-        <w:rPr>
-          <w:rFonts w:ascii="Times New Roman" w:hAnsi="Times New Roman" w:cs="Times New Roman"/>
-          <w:b/>
-          <w:sz w:val="24"/>
-          <w:szCs w:val="24"/>
-        </w:rPr>
-      </w:pPr>
-      <w:r>
-        <w:rPr>
-          <w:rFonts w:ascii="Times New Roman" w:hAnsi="Times New Roman" w:cs="Times New Roman"/>
-          <w:b/>
-          <w:sz w:val="24"/>
-          <w:szCs w:val="24"/>
-        </w:rPr>
-        <w:t>SET @</w:t>
-      </w:r>
-      <w:proofErr w:type="spellStart"/>
-      <w:r>
-        <w:rPr>
-          <w:rFonts w:ascii="Times New Roman" w:hAnsi="Times New Roman" w:cs="Times New Roman"/>
-          <w:b/>
-          <w:sz w:val="24"/>
-          <w:szCs w:val="24"/>
-        </w:rPr>
-        <w:t>VariableName</w:t>
-      </w:r>
-      <w:proofErr w:type="spellEnd"/>
-      <w:r>
-        <w:rPr>
-          <w:rFonts w:ascii="Times New Roman" w:hAnsi="Times New Roman" w:cs="Times New Roman"/>
-          <w:b/>
-          <w:sz w:val="24"/>
-          <w:szCs w:val="24"/>
-        </w:rPr>
-        <w:t xml:space="preserve"> = Value;</w:t>
-      </w:r>
-    </w:p>
-    <w:p>
-      <w:pPr>
-        <w:rPr>
-          <w:rFonts w:ascii="Times New Roman" w:hAnsi="Times New Roman" w:cs="Times New Roman"/>
-          <w:sz w:val="24"/>
-          <w:szCs w:val="24"/>
-        </w:rPr>
-      </w:pPr>
-    </w:p>
-    <w:p>
-      <w:pPr>
-        <w:rPr>
-          <w:rFonts w:ascii="Times New Roman" w:hAnsi="Times New Roman" w:cs="Times New Roman"/>
-          <w:sz w:val="24"/>
-          <w:szCs w:val="24"/>
-        </w:rPr>
-      </w:pPr>
-      <w:r>
-        <w:rPr>
-          <w:rFonts w:ascii="Times New Roman" w:hAnsi="Times New Roman" w:cs="Times New Roman"/>
-          <w:sz w:val="24"/>
-          <w:szCs w:val="24"/>
-        </w:rPr>
-        <w:t>-- Example:</w:t>
-      </w:r>
-    </w:p>
-    <w:p>
-      <w:pPr>
-        <w:rPr>
-          <w:rFonts w:ascii="Times New Roman" w:hAnsi="Times New Roman" w:cs="Times New Roman"/>
-          <w:sz w:val="24"/>
-          <w:szCs w:val="24"/>
-        </w:rPr>
-      </w:pPr>
-      <w:r>
-        <w:rPr>
-          <w:rFonts w:ascii="Times New Roman" w:hAnsi="Times New Roman" w:cs="Times New Roman"/>
-          <w:sz w:val="24"/>
-          <w:szCs w:val="24"/>
-        </w:rPr>
-        <w:t>SET @</w:t>
-      </w:r>
-      <w:proofErr w:type="spellStart"/>
-      <w:r>
-        <w:rPr>
-          <w:rFonts w:ascii="Times New Roman" w:hAnsi="Times New Roman" w:cs="Times New Roman"/>
-          <w:sz w:val="24"/>
-          <w:szCs w:val="24"/>
-        </w:rPr>
-        <w:t>ProductName</w:t>
-      </w:r>
-      <w:proofErr w:type="spellEnd"/>
-      <w:r>
-        <w:rPr>
-          <w:rFonts w:ascii="Times New Roman" w:hAnsi="Times New Roman" w:cs="Times New Roman"/>
-          <w:sz w:val="24"/>
-          <w:szCs w:val="24"/>
-        </w:rPr>
-        <w:t xml:space="preserve"> = '</w:t>
-      </w:r>
-      <w:proofErr w:type="spellStart"/>
-      <w:r>
-        <w:rPr>
-          <w:rFonts w:ascii="Times New Roman" w:hAnsi="Times New Roman" w:cs="Times New Roman"/>
-          <w:sz w:val="24"/>
-          <w:szCs w:val="24"/>
-        </w:rPr>
-        <w:t>ExampleProduct</w:t>
-      </w:r>
-      <w:proofErr w:type="spellEnd"/>
-      <w:r>
-        <w:rPr>
-          <w:rFonts w:ascii="Times New Roman" w:hAnsi="Times New Roman" w:cs="Times New Roman"/>
-          <w:sz w:val="24"/>
-          <w:szCs w:val="24"/>
-        </w:rPr>
-        <w:t>';</w:t>
-      </w:r>
-    </w:p>
-    <w:p>
-      <w:pPr>
-        <w:rPr>
-          <w:rFonts w:ascii="Times New Roman" w:hAnsi="Times New Roman" w:cs="Times New Roman"/>
-          <w:sz w:val="24"/>
-          <w:szCs w:val="24"/>
-        </w:rPr>
-      </w:pPr>
-    </w:p>
-    <w:p>
-      <w:pPr>
-        <w:rPr>
-          <w:rFonts w:ascii="Times New Roman" w:hAnsi="Times New Roman" w:cs="Times New Roman"/>
-          <w:sz w:val="24"/>
-          <w:szCs w:val="24"/>
-        </w:rPr>
-      </w:pPr>
-    </w:p>
-    <w:p>
-      <w:pPr>
-        <w:rPr>
-          <w:rFonts w:ascii="Times New Roman" w:hAnsi="Times New Roman" w:cs="Times New Roman"/>
-          <w:sz w:val="24"/>
-          <w:szCs w:val="24"/>
-        </w:rPr>
-      </w:pPr>
-      <w:r>
-        <w:rPr>
-          <w:rFonts w:ascii="Times New Roman" w:hAnsi="Times New Roman" w:cs="Times New Roman"/>
-          <w:sz w:val="24"/>
-          <w:szCs w:val="24"/>
-        </w:rPr>
-        <w:lastRenderedPageBreak/>
-        <w:t>-- You can also declare and set a variable in a single line:</w:t>
-      </w:r>
-    </w:p>
-    <w:p>
-      <w:pPr>
-        <w:rPr>
-          <w:rFonts w:ascii="Times New Roman" w:hAnsi="Times New Roman" w:cs="Times New Roman"/>
-          <w:sz w:val="24"/>
-          <w:szCs w:val="24"/>
-        </w:rPr>
-      </w:pPr>
-      <w:r>
-        <w:rPr>
-          <w:rFonts w:ascii="Times New Roman" w:hAnsi="Times New Roman" w:cs="Times New Roman"/>
-          <w:sz w:val="24"/>
-          <w:szCs w:val="24"/>
-        </w:rPr>
-        <w:t>SET @</w:t>
-      </w:r>
-      <w:proofErr w:type="spellStart"/>
-      <w:proofErr w:type="gramStart"/>
-      <w:r>
-        <w:rPr>
-          <w:rFonts w:ascii="Times New Roman" w:hAnsi="Times New Roman" w:cs="Times New Roman"/>
-          <w:sz w:val="24"/>
-          <w:szCs w:val="24"/>
-        </w:rPr>
-        <w:t>ProductID</w:t>
-      </w:r>
-      <w:proofErr w:type="spellEnd"/>
-      <w:r>
-        <w:rPr>
-          <w:rFonts w:ascii="Times New Roman" w:hAnsi="Times New Roman" w:cs="Times New Roman"/>
-          <w:sz w:val="24"/>
-          <w:szCs w:val="24"/>
-        </w:rPr>
-        <w:t xml:space="preserve"> :=</w:t>
-      </w:r>
-      <w:proofErr w:type="gramEnd"/>
-      <w:r>
-        <w:rPr>
-          <w:rFonts w:ascii="Times New Roman" w:hAnsi="Times New Roman" w:cs="Times New Roman"/>
-          <w:sz w:val="24"/>
-          <w:szCs w:val="24"/>
-        </w:rPr>
-        <w:t xml:space="preserve"> 101;</w:t>
-      </w:r>
-    </w:p>
-    <w:p>
-      <w:pPr>
-        <w:rPr>
-          <w:rFonts w:ascii="Times New Roman" w:hAnsi="Times New Roman" w:cs="Times New Roman"/>
-          <w:b/>
-          <w:sz w:val="24"/>
-          <w:szCs w:val="24"/>
-        </w:rPr>
-      </w:pPr>
-    </w:p>
-    <w:p>
-      <w:pPr>
-        <w:rPr>
-          <w:rFonts w:ascii="Times New Roman" w:hAnsi="Times New Roman" w:cs="Times New Roman"/>
-          <w:b/>
-          <w:sz w:val="24"/>
-          <w:szCs w:val="24"/>
-        </w:rPr>
-      </w:pPr>
-      <w:r>
-        <w:rPr>
-          <w:rFonts w:ascii="Times New Roman" w:hAnsi="Times New Roman" w:cs="Times New Roman"/>
-          <w:b/>
-          <w:sz w:val="24"/>
-          <w:szCs w:val="24"/>
-        </w:rPr>
-        <w:t>Usage in Queries:</w:t>
-      </w:r>
-    </w:p>
-    <w:p>
-      <w:pPr>
-        <w:rPr>
-          <w:rFonts w:ascii="Times New Roman" w:hAnsi="Times New Roman" w:cs="Times New Roman"/>
-          <w:sz w:val="24"/>
-          <w:szCs w:val="24"/>
-        </w:rPr>
-      </w:pPr>
-      <w:r>
-        <w:rPr>
-          <w:rFonts w:ascii="Times New Roman" w:hAnsi="Times New Roman" w:cs="Times New Roman"/>
-          <w:sz w:val="24"/>
-          <w:szCs w:val="24"/>
-        </w:rPr>
-        <w:t>Once you've created a variable, you can use it in your SQL queries. For example:</w:t>
-      </w:r>
-    </w:p>
-    <w:p>
-      <w:pPr>
-        <w:rPr>
-          <w:rFonts w:ascii="Times New Roman" w:hAnsi="Times New Roman" w:cs="Times New Roman"/>
-          <w:sz w:val="24"/>
-          <w:szCs w:val="24"/>
-        </w:rPr>
-      </w:pPr>
-    </w:p>
-    <w:p>
-      <w:pPr>
-        <w:rPr>
-          <w:rFonts w:ascii="Times New Roman" w:hAnsi="Times New Roman" w:cs="Times New Roman"/>
-          <w:sz w:val="24"/>
-          <w:szCs w:val="24"/>
-        </w:rPr>
-      </w:pPr>
-      <w:r>
-        <w:rPr>
-          <w:rFonts w:ascii="Times New Roman" w:hAnsi="Times New Roman" w:cs="Times New Roman"/>
-          <w:sz w:val="24"/>
-          <w:szCs w:val="24"/>
-        </w:rPr>
-        <w:t>-- Using variables in a SELECT statement (SQL Server):</w:t>
-      </w:r>
-    </w:p>
-    <w:p>
-      <w:pPr>
-        <w:rPr>
-          <w:rFonts w:ascii="Times New Roman" w:hAnsi="Times New Roman" w:cs="Times New Roman"/>
-          <w:sz w:val="24"/>
-          <w:szCs w:val="24"/>
-        </w:rPr>
-      </w:pPr>
-      <w:r>
-        <w:rPr>
-          <w:rFonts w:ascii="Times New Roman" w:hAnsi="Times New Roman" w:cs="Times New Roman"/>
-          <w:sz w:val="24"/>
-          <w:szCs w:val="24"/>
-        </w:rPr>
-        <w:t>DECLARE @</w:t>
-      </w:r>
-      <w:proofErr w:type="spellStart"/>
-      <w:r>
-        <w:rPr>
-          <w:rFonts w:ascii="Times New Roman" w:hAnsi="Times New Roman" w:cs="Times New Roman"/>
-          <w:sz w:val="24"/>
-          <w:szCs w:val="24"/>
-        </w:rPr>
-        <w:t>ProductCount</w:t>
-      </w:r>
-      <w:proofErr w:type="spellEnd"/>
-      <w:r>
-        <w:rPr>
-          <w:rFonts w:ascii="Times New Roman" w:hAnsi="Times New Roman" w:cs="Times New Roman"/>
-          <w:sz w:val="24"/>
-          <w:szCs w:val="24"/>
-        </w:rPr>
-        <w:t xml:space="preserve"> INT;</w:t>
-      </w:r>
-    </w:p>
-    <w:p>
-      <w:pPr>
-        <w:rPr>
-          <w:rFonts w:ascii="Times New Roman" w:hAnsi="Times New Roman" w:cs="Times New Roman"/>
-          <w:sz w:val="24"/>
-          <w:szCs w:val="24"/>
-        </w:rPr>
-      </w:pPr>
-      <w:r>
-        <w:rPr>
-          <w:rFonts w:ascii="Times New Roman" w:hAnsi="Times New Roman" w:cs="Times New Roman"/>
-          <w:sz w:val="24"/>
-          <w:szCs w:val="24"/>
-        </w:rPr>
-        <w:t>SET @</w:t>
-      </w:r>
-      <w:proofErr w:type="spellStart"/>
-      <w:r>
-        <w:rPr>
-          <w:rFonts w:ascii="Times New Roman" w:hAnsi="Times New Roman" w:cs="Times New Roman"/>
-          <w:sz w:val="24"/>
-          <w:szCs w:val="24"/>
-        </w:rPr>
-        <w:t>ProductCount</w:t>
-      </w:r>
-      <w:proofErr w:type="spellEnd"/>
-      <w:r>
-        <w:rPr>
-          <w:rFonts w:ascii="Times New Roman" w:hAnsi="Times New Roman" w:cs="Times New Roman"/>
-          <w:sz w:val="24"/>
-          <w:szCs w:val="24"/>
-        </w:rPr>
-        <w:t xml:space="preserve"> = (SELECT </w:t>
-      </w:r>
-      <w:proofErr w:type="gramStart"/>
-      <w:r>
-        <w:rPr>
-          <w:rFonts w:ascii="Times New Roman" w:hAnsi="Times New Roman" w:cs="Times New Roman"/>
-          <w:sz w:val="24"/>
-          <w:szCs w:val="24"/>
-        </w:rPr>
-        <w:t>COUNT(</w:t>
-      </w:r>
-      <w:proofErr w:type="gramEnd"/>
-      <w:r>
-        <w:rPr>
-          <w:rFonts w:ascii="Times New Roman" w:hAnsi="Times New Roman" w:cs="Times New Roman"/>
-          <w:sz w:val="24"/>
-          <w:szCs w:val="24"/>
-        </w:rPr>
-        <w:t>*) FROM Products);</w:t>
-      </w:r>
-    </w:p>
-    <w:p>
-      <w:pPr>
-        <w:rPr>
-          <w:rFonts w:ascii="Times New Roman" w:hAnsi="Times New Roman" w:cs="Times New Roman"/>
-          <w:sz w:val="24"/>
-          <w:szCs w:val="24"/>
-        </w:rPr>
-      </w:pPr>
-      <w:r>
-        <w:rPr>
-          <w:rFonts w:ascii="Times New Roman" w:hAnsi="Times New Roman" w:cs="Times New Roman"/>
-          <w:sz w:val="24"/>
-          <w:szCs w:val="24"/>
-        </w:rPr>
-        <w:t>SELECT @</w:t>
-      </w:r>
-      <w:proofErr w:type="spellStart"/>
-      <w:r>
-        <w:rPr>
-          <w:rFonts w:ascii="Times New Roman" w:hAnsi="Times New Roman" w:cs="Times New Roman"/>
-          <w:sz w:val="24"/>
-          <w:szCs w:val="24"/>
-        </w:rPr>
-        <w:t>ProductCount</w:t>
-      </w:r>
-      <w:proofErr w:type="spellEnd"/>
-      <w:r>
-        <w:rPr>
-          <w:rFonts w:ascii="Times New Roman" w:hAnsi="Times New Roman" w:cs="Times New Roman"/>
-          <w:sz w:val="24"/>
-          <w:szCs w:val="24"/>
-        </w:rPr>
-        <w:t xml:space="preserve"> AS </w:t>
-      </w:r>
-      <w:proofErr w:type="spellStart"/>
-      <w:r>
-        <w:rPr>
-          <w:rFonts w:ascii="Times New Roman" w:hAnsi="Times New Roman" w:cs="Times New Roman"/>
-          <w:sz w:val="24"/>
-          <w:szCs w:val="24"/>
-        </w:rPr>
-        <w:t>TotalProducts</w:t>
-      </w:r>
-      <w:proofErr w:type="spellEnd"/>
-      <w:r>
-        <w:rPr>
-          <w:rFonts w:ascii="Times New Roman" w:hAnsi="Times New Roman" w:cs="Times New Roman"/>
-          <w:sz w:val="24"/>
-          <w:szCs w:val="24"/>
-        </w:rPr>
-        <w:t>;</w:t>
-      </w:r>
-    </w:p>
-    <w:p>
-      <w:pPr>
-        <w:rPr>
-          <w:rFonts w:ascii="Times New Roman" w:hAnsi="Times New Roman" w:cs="Times New Roman"/>
-          <w:sz w:val="24"/>
-          <w:szCs w:val="24"/>
-        </w:rPr>
-      </w:pPr>
-    </w:p>
-    <w:p>
-      <w:pPr>
-        <w:rPr>
-          <w:rFonts w:ascii="Times New Roman" w:hAnsi="Times New Roman" w:cs="Times New Roman"/>
-          <w:sz w:val="24"/>
-          <w:szCs w:val="24"/>
-        </w:rPr>
-      </w:pPr>
-      <w:r>
-        <w:rPr>
-          <w:rFonts w:ascii="Times New Roman" w:hAnsi="Times New Roman" w:cs="Times New Roman"/>
-          <w:sz w:val="24"/>
-          <w:szCs w:val="24"/>
-        </w:rPr>
-        <w:t>-- Using variables in a SELECT statement (</w:t>
-      </w:r>
-      <w:proofErr w:type="spellStart"/>
-      <w:r>
-        <w:rPr>
-          <w:rFonts w:ascii="Times New Roman" w:hAnsi="Times New Roman" w:cs="Times New Roman"/>
-          <w:sz w:val="24"/>
-          <w:szCs w:val="24"/>
-        </w:rPr>
-        <w:t>MySQL</w:t>
-      </w:r>
-      <w:proofErr w:type="spellEnd"/>
-      <w:r>
-        <w:rPr>
-          <w:rFonts w:ascii="Times New Roman" w:hAnsi="Times New Roman" w:cs="Times New Roman"/>
-          <w:sz w:val="24"/>
-          <w:szCs w:val="24"/>
-        </w:rPr>
-        <w:t>):</w:t>
-      </w:r>
-    </w:p>
-    <w:p>
-      <w:pPr>
-        <w:rPr>
-          <w:rFonts w:ascii="Times New Roman" w:hAnsi="Times New Roman" w:cs="Times New Roman"/>
-          <w:sz w:val="24"/>
-          <w:szCs w:val="24"/>
-        </w:rPr>
-      </w:pPr>
-      <w:r>
-        <w:rPr>
-          <w:rFonts w:ascii="Times New Roman" w:hAnsi="Times New Roman" w:cs="Times New Roman"/>
-          <w:sz w:val="24"/>
-          <w:szCs w:val="24"/>
-        </w:rPr>
-        <w:t>SET @</w:t>
-      </w:r>
-      <w:proofErr w:type="spellStart"/>
-      <w:proofErr w:type="gramStart"/>
-      <w:r>
-        <w:rPr>
-          <w:rFonts w:ascii="Times New Roman" w:hAnsi="Times New Roman" w:cs="Times New Roman"/>
-          <w:sz w:val="24"/>
-          <w:szCs w:val="24"/>
-        </w:rPr>
-        <w:t>ProductCount</w:t>
-      </w:r>
-      <w:proofErr w:type="spellEnd"/>
-      <w:r>
-        <w:rPr>
-          <w:rFonts w:ascii="Times New Roman" w:hAnsi="Times New Roman" w:cs="Times New Roman"/>
-          <w:sz w:val="24"/>
-          <w:szCs w:val="24"/>
-        </w:rPr>
-        <w:t xml:space="preserve"> :=</w:t>
-      </w:r>
-      <w:proofErr w:type="gramEnd"/>
-      <w:r>
-        <w:rPr>
-          <w:rFonts w:ascii="Times New Roman" w:hAnsi="Times New Roman" w:cs="Times New Roman"/>
-          <w:sz w:val="24"/>
-          <w:szCs w:val="24"/>
-        </w:rPr>
-        <w:t xml:space="preserve"> (SELECT COUNT(*) FROM Products);</w:t>
-      </w:r>
-    </w:p>
-    <w:p>
-      <w:pPr>
-        <w:rPr>
-          <w:rFonts w:ascii="Times New Roman" w:hAnsi="Times New Roman" w:cs="Times New Roman"/>
-          <w:sz w:val="24"/>
-          <w:szCs w:val="24"/>
-        </w:rPr>
-      </w:pPr>
-      <w:r>
-        <w:rPr>
-          <w:rFonts w:ascii="Times New Roman" w:hAnsi="Times New Roman" w:cs="Times New Roman"/>
-          <w:sz w:val="24"/>
-          <w:szCs w:val="24"/>
-        </w:rPr>
-        <w:t>SELECT @</w:t>
-      </w:r>
-      <w:proofErr w:type="spellStart"/>
-      <w:r>
-        <w:rPr>
-          <w:rFonts w:ascii="Times New Roman" w:hAnsi="Times New Roman" w:cs="Times New Roman"/>
-          <w:sz w:val="24"/>
-          <w:szCs w:val="24"/>
-        </w:rPr>
-        <w:t>ProductCount</w:t>
-      </w:r>
-      <w:proofErr w:type="spellEnd"/>
-      <w:r>
-        <w:rPr>
-          <w:rFonts w:ascii="Times New Roman" w:hAnsi="Times New Roman" w:cs="Times New Roman"/>
-          <w:sz w:val="24"/>
-          <w:szCs w:val="24"/>
-        </w:rPr>
-        <w:t xml:space="preserve"> AS </w:t>
-      </w:r>
-      <w:proofErr w:type="spellStart"/>
-      <w:r>
-        <w:rPr>
-          <w:rFonts w:ascii="Times New Roman" w:hAnsi="Times New Roman" w:cs="Times New Roman"/>
-          <w:sz w:val="24"/>
-          <w:szCs w:val="24"/>
-        </w:rPr>
-        <w:t>TotalProducts</w:t>
-      </w:r>
-      <w:proofErr w:type="spellEnd"/>
-      <w:r>
-        <w:rPr>
-          <w:rFonts w:ascii="Times New Roman" w:hAnsi="Times New Roman" w:cs="Times New Roman"/>
-          <w:sz w:val="24"/>
-          <w:szCs w:val="24"/>
-        </w:rPr>
-        <w:t>;</w:t>
-      </w:r>
-    </w:p>
-    <w:p>
-      <w:pPr>
-        <w:rPr>
-          <w:rFonts w:ascii="Times New Roman" w:hAnsi="Times New Roman" w:cs="Times New Roman"/>
-          <w:sz w:val="24"/>
-          <w:szCs w:val="24"/>
-        </w:rPr>
-      </w:pPr>
-    </w:p>
-    <w:p>
-      <w:pPr>
-        <w:rPr>
-          <w:rFonts w:ascii="Times New Roman" w:hAnsi="Times New Roman" w:cs="Times New Roman"/>
-          <w:sz w:val="24"/>
-          <w:szCs w:val="24"/>
-        </w:rPr>
-      </w:pPr>
-      <w:r>
-        <w:rPr>
-          <w:rFonts w:ascii="Times New Roman" w:hAnsi="Times New Roman" w:cs="Times New Roman"/>
-          <w:sz w:val="24"/>
-          <w:szCs w:val="24"/>
-        </w:rPr>
-        <w:t>Remember that the scope of a variable is typically limited to the batch or script in which it's declared. The usage of variables can make your SQL scripts more dynamic and easier to maintain, especially when dealing with dynamic queries or storing intermediate results.</w:t>
-      </w:r>
-    </w:p>
-    <w:p>
-      <w:pPr>
-        <w:rPr>
-          <w:rFonts w:ascii="Times New Roman" w:hAnsi="Times New Roman" w:cs="Times New Roman"/>
-          <w:sz w:val="24"/>
-          <w:szCs w:val="24"/>
-        </w:rPr>
-      </w:pPr>
-    </w:p>
-    <w:p>
-      <w:pPr>
-        <w:rPr>
-          <w:rFonts w:ascii="Times New Roman" w:hAnsi="Times New Roman" w:cs="Times New Roman"/>
-          <w:sz w:val="24"/>
-          <w:szCs w:val="24"/>
-        </w:rPr>
-      </w:pPr>
-      <w:r>
-        <w:rPr>
-          <w:rFonts w:ascii="Times New Roman" w:hAnsi="Times New Roman" w:cs="Times New Roman"/>
-          <w:sz w:val="24"/>
-          <w:szCs w:val="24"/>
-        </w:rPr>
-        <w:t>Always check the documentation of your specific database system for any variations in syntax or behavior regarding variable declaration and usage.</w:t>
-      </w:r>
-    </w:p>
-    <w:p>
-      <w:pPr>
-        <w:rPr>
-          <w:rFonts w:ascii="Times New Roman" w:hAnsi="Times New Roman" w:cs="Times New Roman"/>
-          <w:sz w:val="24"/>
-          <w:szCs w:val="24"/>
-        </w:rPr>
-      </w:pPr>
-    </w:p>
-    <w:p>
-      <w:pPr>
-        <w:rPr>
-          <w:rFonts w:ascii="Times New Roman" w:hAnsi="Times New Roman" w:cs="Times New Roman"/>
-          <w:sz w:val="24"/>
-          <w:szCs w:val="24"/>
-        </w:rPr>
-      </w:pPr>
-    </w:p>
-    <w:p>
-      <w:pPr>
-        <w:rPr>
-          <w:rFonts w:ascii="Times New Roman" w:hAnsi="Times New Roman" w:cs="Times New Roman"/>
-          <w:sz w:val="24"/>
-          <w:szCs w:val="24"/>
-        </w:rPr>
-      </w:pPr>
-    </w:p>
-    <w:p>
-      <w:pPr>
-        <w:rPr>
-          <w:rFonts w:ascii="Times New Roman" w:hAnsi="Times New Roman" w:cs="Times New Roman"/>
-          <w:sz w:val="24"/>
-          <w:szCs w:val="24"/>
-        </w:rPr>
-      </w:pPr>
-    </w:p>
-    <w:p>
-      <w:pPr>
-        <w:rPr>
-          <w:rFonts w:ascii="Times New Roman" w:hAnsi="Times New Roman" w:cs="Times New Roman"/>
-          <w:sz w:val="24"/>
-          <w:szCs w:val="24"/>
-        </w:rPr>
-      </w:pPr>
-    </w:p>
-    <w:p>
-      <w:pPr>
-        <w:rPr>
-          <w:rFonts w:ascii="Times New Roman" w:hAnsi="Times New Roman" w:cs="Times New Roman"/>
-          <w:sz w:val="24"/>
-          <w:szCs w:val="24"/>
-        </w:rPr>
-      </w:pPr>
-    </w:p>
-    <w:p>
-      <w:pPr>
-        <w:rPr>
-          <w:rFonts w:ascii="Times New Roman" w:hAnsi="Times New Roman" w:cs="Times New Roman"/>
-          <w:sz w:val="24"/>
-          <w:szCs w:val="24"/>
-        </w:rPr>
-      </w:pPr>
-    </w:p>
-    <w:p>
-      <w:pPr>
-        <w:rPr>
-          <w:rFonts w:ascii="Times New Roman" w:hAnsi="Times New Roman" w:cs="Times New Roman"/>
-          <w:sz w:val="24"/>
-          <w:szCs w:val="24"/>
-        </w:rPr>
-      </w:pPr>
-    </w:p>
-    <w:p>
-      <w:pPr>
-        <w:rPr>
-          <w:rFonts w:ascii="Times New Roman" w:hAnsi="Times New Roman" w:cs="Times New Roman"/>
-          <w:b/>
-          <w:sz w:val="24"/>
-          <w:szCs w:val="24"/>
-        </w:rPr>
-      </w:pPr>
-      <w:r>
-        <w:rPr>
-          <w:rFonts w:ascii="Times New Roman" w:hAnsi="Times New Roman" w:cs="Times New Roman"/>
-          <w:b/>
-          <w:sz w:val="24"/>
-          <w:szCs w:val="24"/>
-        </w:rPr>
-        <w:lastRenderedPageBreak/>
-        <w:t>11</w:t>
-      </w:r>
-      <w:proofErr w:type="gramStart"/>
-      <w:r>
-        <w:rPr>
-          <w:rFonts w:ascii="Times New Roman" w:hAnsi="Times New Roman" w:cs="Times New Roman"/>
-          <w:b/>
-          <w:sz w:val="24"/>
-          <w:szCs w:val="24"/>
-        </w:rPr>
-        <w:t>)Cursors</w:t>
-      </w:r>
-      <w:proofErr w:type="gramEnd"/>
-      <w:r>
-        <w:rPr>
-          <w:rFonts w:ascii="Times New Roman" w:hAnsi="Times New Roman" w:cs="Times New Roman"/>
-          <w:b/>
-          <w:sz w:val="24"/>
-          <w:szCs w:val="24"/>
-        </w:rPr>
-        <w:t>:</w:t>
-      </w:r>
-    </w:p>
-    <w:p>
-      <w:pPr>
-        <w:rPr>
-          <w:rFonts w:ascii="Times New Roman" w:hAnsi="Times New Roman" w:cs="Times New Roman"/>
-          <w:b/>
-          <w:sz w:val="24"/>
-          <w:szCs w:val="24"/>
-        </w:rPr>
-      </w:pPr>
-      <w:r>
-        <w:rPr>
-          <w:rFonts w:ascii="Times New Roman" w:hAnsi="Times New Roman" w:cs="Times New Roman"/>
-          <w:b/>
-          <w:sz w:val="24"/>
-          <w:szCs w:val="24"/>
-        </w:rPr>
-        <w:t>Cursor in SQL Server</w:t>
-      </w:r>
-    </w:p>
-    <w:p>
-      <w:pPr>
-        <w:rPr>
-          <w:rFonts w:ascii="Times New Roman" w:hAnsi="Times New Roman" w:cs="Times New Roman"/>
-          <w:sz w:val="24"/>
-          <w:szCs w:val="24"/>
-        </w:rPr>
-      </w:pPr>
-      <w:r>
-        <w:rPr>
-          <w:rFonts w:ascii="Times New Roman" w:hAnsi="Times New Roman" w:cs="Times New Roman"/>
-          <w:sz w:val="24"/>
-          <w:szCs w:val="24"/>
-        </w:rPr>
-        <w:t>A cursor in SQL Server is a database object that allows us to retrieve each row at a time and manipulate its data. A cursor is nothing more than a pointer to a row. It's always used in conjunction with a SELECT statement. It is usually a collection of SQL logic that loops through a predetermined number of rows one by one. A simple illustration of the cursor is when we have an extensive database of worker's records and want to calculate each worker's salary after deducting taxes and leaves.</w:t>
-      </w:r>
-    </w:p>
-    <w:p>
-      <w:pPr>
-        <w:rPr>
-          <w:rFonts w:ascii="Times New Roman" w:hAnsi="Times New Roman" w:cs="Times New Roman"/>
-          <w:sz w:val="24"/>
-          <w:szCs w:val="24"/>
-        </w:rPr>
-      </w:pPr>
-    </w:p>
-    <w:p>
-      <w:pPr>
-        <w:rPr>
-          <w:rFonts w:ascii="Times New Roman" w:hAnsi="Times New Roman" w:cs="Times New Roman"/>
-          <w:sz w:val="24"/>
-          <w:szCs w:val="24"/>
-        </w:rPr>
-      </w:pPr>
-      <w:r>
-        <w:rPr>
-          <w:rFonts w:ascii="Times New Roman" w:hAnsi="Times New Roman" w:cs="Times New Roman"/>
-          <w:sz w:val="24"/>
-          <w:szCs w:val="24"/>
-        </w:rPr>
-        <w:t>The SQL Server cursor's purpose is to update the data row by row, change it, or perform calculations that are not possible when we retrieve all records at once. It's also useful for performing administrative tasks like SQL Server database backups in sequential order. Cursors are mainly used in the development, DBA, and ETL processes.</w:t>
+        <w:t>Data Manipulation Language) operations on the Table by the User. Cursors are used to store Database Tables. There are 2 types of Cursors: Implicit Cursors, and Explicit Cursors.</w:t>
       </w:r>
     </w:p>
     <w:p>
@@ -12648,68 +12867,478 @@
           <w:sz w:val="24"/>
           <w:szCs w:val="24"/>
         </w:rPr>
+        <w:t>The number of rows and columns brought into the cursor is another aspect that affects cursor speed. It refers to how much time it takes to open your cursor and execute a fetch statement.</w:t>
+      </w:r>
+    </w:p>
+    <w:p>
+      <w:pPr>
+        <w:rPr>
+          <w:rFonts w:ascii="Times New Roman" w:hAnsi="Times New Roman" w:cs="Times New Roman"/>
+          <w:sz w:val="24"/>
+          <w:szCs w:val="24"/>
+        </w:rPr>
+      </w:pPr>
+    </w:p>
+    <w:p>
+      <w:pPr>
+        <w:rPr>
+          <w:rFonts w:ascii="Times New Roman" w:hAnsi="Times New Roman" w:cs="Times New Roman"/>
+          <w:sz w:val="24"/>
+          <w:szCs w:val="24"/>
+        </w:rPr>
+      </w:pPr>
+      <w:r>
+        <w:rPr>
+          <w:rFonts w:ascii="Times New Roman" w:hAnsi="Times New Roman" w:cs="Times New Roman"/>
+          <w:sz w:val="24"/>
+          <w:szCs w:val="24"/>
+        </w:rPr>
+        <w:t>-- Create a sample Employee table</w:t>
+      </w:r>
+    </w:p>
+    <w:p>
+      <w:pPr>
+        <w:rPr>
+          <w:rFonts w:ascii="Times New Roman" w:hAnsi="Times New Roman" w:cs="Times New Roman"/>
+          <w:sz w:val="24"/>
+          <w:szCs w:val="24"/>
+        </w:rPr>
+      </w:pPr>
+      <w:r>
+        <w:rPr>
+          <w:rFonts w:ascii="Times New Roman" w:hAnsi="Times New Roman" w:cs="Times New Roman"/>
+          <w:sz w:val="24"/>
+          <w:szCs w:val="24"/>
+        </w:rPr>
+        <w:t>CREATE TABLE Employee (</w:t>
+      </w:r>
+    </w:p>
+    <w:p>
+      <w:pPr>
+        <w:rPr>
+          <w:rFonts w:ascii="Times New Roman" w:hAnsi="Times New Roman" w:cs="Times New Roman"/>
+          <w:sz w:val="24"/>
+          <w:szCs w:val="24"/>
+        </w:rPr>
+      </w:pPr>
+      <w:r>
+        <w:rPr>
+          <w:rFonts w:ascii="Times New Roman" w:hAnsi="Times New Roman" w:cs="Times New Roman"/>
+          <w:sz w:val="24"/>
+          <w:szCs w:val="24"/>
+        </w:rPr>
+        <w:t xml:space="preserve">    </w:t>
+      </w:r>
+      <w:proofErr w:type="spellStart"/>
+      <w:r>
+        <w:rPr>
+          <w:rFonts w:ascii="Times New Roman" w:hAnsi="Times New Roman" w:cs="Times New Roman"/>
+          <w:sz w:val="24"/>
+          <w:szCs w:val="24"/>
+        </w:rPr>
+        <w:t>EmployeeID</w:t>
+      </w:r>
+      <w:proofErr w:type="spellEnd"/>
+      <w:r>
+        <w:rPr>
+          <w:rFonts w:ascii="Times New Roman" w:hAnsi="Times New Roman" w:cs="Times New Roman"/>
+          <w:sz w:val="24"/>
+          <w:szCs w:val="24"/>
+        </w:rPr>
+        <w:t xml:space="preserve"> INT PRIMARY KEY,</w:t>
+      </w:r>
+    </w:p>
+    <w:p>
+      <w:pPr>
+        <w:rPr>
+          <w:rFonts w:ascii="Times New Roman" w:hAnsi="Times New Roman" w:cs="Times New Roman"/>
+          <w:sz w:val="24"/>
+          <w:szCs w:val="24"/>
+        </w:rPr>
+      </w:pPr>
+      <w:r>
+        <w:rPr>
+          <w:rFonts w:ascii="Times New Roman" w:hAnsi="Times New Roman" w:cs="Times New Roman"/>
+          <w:sz w:val="24"/>
+          <w:szCs w:val="24"/>
+        </w:rPr>
+        <w:t xml:space="preserve">    </w:t>
+      </w:r>
+      <w:proofErr w:type="spellStart"/>
+      <w:r>
+        <w:rPr>
+          <w:rFonts w:ascii="Times New Roman" w:hAnsi="Times New Roman" w:cs="Times New Roman"/>
+          <w:sz w:val="24"/>
+          <w:szCs w:val="24"/>
+        </w:rPr>
+        <w:t>EmployeeName</w:t>
+      </w:r>
+      <w:proofErr w:type="spellEnd"/>
+      <w:r>
+        <w:rPr>
+          <w:rFonts w:ascii="Times New Roman" w:hAnsi="Times New Roman" w:cs="Times New Roman"/>
+          <w:sz w:val="24"/>
+          <w:szCs w:val="24"/>
+        </w:rPr>
+        <w:t xml:space="preserve"> </w:t>
+      </w:r>
+      <w:proofErr w:type="gramStart"/>
+      <w:r>
+        <w:rPr>
+          <w:rFonts w:ascii="Times New Roman" w:hAnsi="Times New Roman" w:cs="Times New Roman"/>
+          <w:sz w:val="24"/>
+          <w:szCs w:val="24"/>
+        </w:rPr>
+        <w:t>VARCHAR(</w:t>
+      </w:r>
+      <w:proofErr w:type="gramEnd"/>
+      <w:r>
+        <w:rPr>
+          <w:rFonts w:ascii="Times New Roman" w:hAnsi="Times New Roman" w:cs="Times New Roman"/>
+          <w:sz w:val="24"/>
+          <w:szCs w:val="24"/>
+        </w:rPr>
+        <w:t>100)</w:t>
+      </w:r>
+    </w:p>
+    <w:p>
+      <w:pPr>
+        <w:rPr>
+          <w:rFonts w:ascii="Times New Roman" w:hAnsi="Times New Roman" w:cs="Times New Roman"/>
+          <w:sz w:val="24"/>
+          <w:szCs w:val="24"/>
+        </w:rPr>
+      </w:pPr>
+      <w:r>
+        <w:rPr>
+          <w:rFonts w:ascii="Times New Roman" w:hAnsi="Times New Roman" w:cs="Times New Roman"/>
+          <w:sz w:val="24"/>
+          <w:szCs w:val="24"/>
+        </w:rPr>
+        <w:t>);</w:t>
+      </w:r>
+    </w:p>
+    <w:p>
+      <w:pPr>
+        <w:rPr>
+          <w:rFonts w:ascii="Times New Roman" w:hAnsi="Times New Roman" w:cs="Times New Roman"/>
+          <w:sz w:val="24"/>
+          <w:szCs w:val="24"/>
+        </w:rPr>
+      </w:pPr>
+    </w:p>
+    <w:p>
+      <w:pPr>
+        <w:rPr>
+          <w:rFonts w:ascii="Times New Roman" w:hAnsi="Times New Roman" w:cs="Times New Roman"/>
+          <w:sz w:val="24"/>
+          <w:szCs w:val="24"/>
+        </w:rPr>
+      </w:pPr>
+      <w:r>
+        <w:rPr>
+          <w:rFonts w:ascii="Times New Roman" w:hAnsi="Times New Roman" w:cs="Times New Roman"/>
+          <w:sz w:val="24"/>
+          <w:szCs w:val="24"/>
+        </w:rPr>
+        <w:t>-- Insert some sample data</w:t>
+      </w:r>
+    </w:p>
+    <w:p>
+      <w:pPr>
+        <w:rPr>
+          <w:rFonts w:ascii="Times New Roman" w:hAnsi="Times New Roman" w:cs="Times New Roman"/>
+          <w:sz w:val="24"/>
+          <w:szCs w:val="24"/>
+        </w:rPr>
+      </w:pPr>
+      <w:r>
+        <w:rPr>
+          <w:rFonts w:ascii="Times New Roman" w:hAnsi="Times New Roman" w:cs="Times New Roman"/>
+          <w:sz w:val="24"/>
+          <w:szCs w:val="24"/>
+        </w:rPr>
+        <w:t>INSERT INTO Employee (</w:t>
+      </w:r>
+      <w:proofErr w:type="spellStart"/>
+      <w:r>
+        <w:rPr>
+          <w:rFonts w:ascii="Times New Roman" w:hAnsi="Times New Roman" w:cs="Times New Roman"/>
+          <w:sz w:val="24"/>
+          <w:szCs w:val="24"/>
+        </w:rPr>
+        <w:t>EmployeeID</w:t>
+      </w:r>
+      <w:proofErr w:type="spellEnd"/>
+      <w:r>
+        <w:rPr>
+          <w:rFonts w:ascii="Times New Roman" w:hAnsi="Times New Roman" w:cs="Times New Roman"/>
+          <w:sz w:val="24"/>
+          <w:szCs w:val="24"/>
+        </w:rPr>
+        <w:t xml:space="preserve">, </w:t>
+      </w:r>
+      <w:proofErr w:type="spellStart"/>
+      <w:r>
+        <w:rPr>
+          <w:rFonts w:ascii="Times New Roman" w:hAnsi="Times New Roman" w:cs="Times New Roman"/>
+          <w:sz w:val="24"/>
+          <w:szCs w:val="24"/>
+        </w:rPr>
+        <w:t>EmployeeName</w:t>
+      </w:r>
+      <w:proofErr w:type="spellEnd"/>
+      <w:r>
+        <w:rPr>
+          <w:rFonts w:ascii="Times New Roman" w:hAnsi="Times New Roman" w:cs="Times New Roman"/>
+          <w:sz w:val="24"/>
+          <w:szCs w:val="24"/>
+        </w:rPr>
+        <w:t>) VALUES</w:t>
+      </w:r>
+    </w:p>
+    <w:p>
+      <w:pPr>
+        <w:rPr>
+          <w:rFonts w:ascii="Times New Roman" w:hAnsi="Times New Roman" w:cs="Times New Roman"/>
+          <w:sz w:val="24"/>
+          <w:szCs w:val="24"/>
+        </w:rPr>
+      </w:pPr>
+      <w:r>
+        <w:rPr>
+          <w:rFonts w:ascii="Times New Roman" w:hAnsi="Times New Roman" w:cs="Times New Roman"/>
+          <w:sz w:val="24"/>
+          <w:szCs w:val="24"/>
+        </w:rPr>
+        <w:t>(1, 'John Doe'),</w:t>
+      </w:r>
+    </w:p>
+    <w:p>
+      <w:pPr>
+        <w:rPr>
+          <w:rFonts w:ascii="Times New Roman" w:hAnsi="Times New Roman" w:cs="Times New Roman"/>
+          <w:sz w:val="24"/>
+          <w:szCs w:val="24"/>
+        </w:rPr>
+      </w:pPr>
+      <w:r>
+        <w:rPr>
+          <w:rFonts w:ascii="Times New Roman" w:hAnsi="Times New Roman" w:cs="Times New Roman"/>
+          <w:sz w:val="24"/>
+          <w:szCs w:val="24"/>
+        </w:rPr>
+        <w:t>(2, 'Jane Smith'),</w:t>
+      </w:r>
+    </w:p>
+    <w:p>
+      <w:pPr>
+        <w:rPr>
+          <w:rFonts w:ascii="Times New Roman" w:hAnsi="Times New Roman" w:cs="Times New Roman"/>
+          <w:sz w:val="24"/>
+          <w:szCs w:val="24"/>
+        </w:rPr>
+      </w:pPr>
+      <w:r>
+        <w:rPr>
+          <w:rFonts w:ascii="Times New Roman" w:hAnsi="Times New Roman" w:cs="Times New Roman"/>
+          <w:sz w:val="24"/>
+          <w:szCs w:val="24"/>
+        </w:rPr>
+        <w:t>(3, 'Bob Johnson');</w:t>
+      </w:r>
+    </w:p>
+    <w:p>
+      <w:pPr>
+        <w:rPr>
+          <w:rFonts w:ascii="Times New Roman" w:hAnsi="Times New Roman" w:cs="Times New Roman"/>
+          <w:sz w:val="24"/>
+          <w:szCs w:val="24"/>
+        </w:rPr>
+      </w:pPr>
+    </w:p>
+    <w:p>
+      <w:pPr>
+        <w:rPr>
+          <w:rFonts w:ascii="Times New Roman" w:hAnsi="Times New Roman" w:cs="Times New Roman"/>
+          <w:sz w:val="24"/>
+          <w:szCs w:val="24"/>
+        </w:rPr>
+      </w:pPr>
+      <w:r>
+        <w:rPr>
+          <w:rFonts w:ascii="Times New Roman" w:hAnsi="Times New Roman" w:cs="Times New Roman"/>
+          <w:sz w:val="24"/>
+          <w:szCs w:val="24"/>
+        </w:rPr>
+        <w:t>-- Declare variables for cursor</w:t>
+      </w:r>
+    </w:p>
+    <w:p>
+      <w:pPr>
+        <w:rPr>
+          <w:rFonts w:ascii="Times New Roman" w:hAnsi="Times New Roman" w:cs="Times New Roman"/>
+          <w:sz w:val="24"/>
+          <w:szCs w:val="24"/>
+        </w:rPr>
+      </w:pPr>
+      <w:r>
+        <w:rPr>
+          <w:rFonts w:ascii="Times New Roman" w:hAnsi="Times New Roman" w:cs="Times New Roman"/>
+          <w:sz w:val="24"/>
+          <w:szCs w:val="24"/>
+        </w:rPr>
+        <w:t>DECLARE @</w:t>
+      </w:r>
+      <w:proofErr w:type="spellStart"/>
+      <w:r>
+        <w:rPr>
+          <w:rFonts w:ascii="Times New Roman" w:hAnsi="Times New Roman" w:cs="Times New Roman"/>
+          <w:sz w:val="24"/>
+          <w:szCs w:val="24"/>
+        </w:rPr>
+        <w:t>EmployeeID</w:t>
+      </w:r>
+      <w:proofErr w:type="spellEnd"/>
+      <w:r>
+        <w:rPr>
+          <w:rFonts w:ascii="Times New Roman" w:hAnsi="Times New Roman" w:cs="Times New Roman"/>
+          <w:sz w:val="24"/>
+          <w:szCs w:val="24"/>
+        </w:rPr>
+        <w:t xml:space="preserve"> INT;</w:t>
+      </w:r>
+    </w:p>
+    <w:p>
+      <w:pPr>
+        <w:rPr>
+          <w:rFonts w:ascii="Times New Roman" w:hAnsi="Times New Roman" w:cs="Times New Roman"/>
+          <w:sz w:val="24"/>
+          <w:szCs w:val="24"/>
+        </w:rPr>
+      </w:pPr>
+      <w:r>
+        <w:rPr>
+          <w:rFonts w:ascii="Times New Roman" w:hAnsi="Times New Roman" w:cs="Times New Roman"/>
+          <w:sz w:val="24"/>
+          <w:szCs w:val="24"/>
+        </w:rPr>
+        <w:t>DECLARE @</w:t>
+      </w:r>
+      <w:proofErr w:type="spellStart"/>
+      <w:r>
+        <w:rPr>
+          <w:rFonts w:ascii="Times New Roman" w:hAnsi="Times New Roman" w:cs="Times New Roman"/>
+          <w:sz w:val="24"/>
+          <w:szCs w:val="24"/>
+        </w:rPr>
+        <w:t>EmployeeName</w:t>
+      </w:r>
+      <w:proofErr w:type="spellEnd"/>
+      <w:r>
+        <w:rPr>
+          <w:rFonts w:ascii="Times New Roman" w:hAnsi="Times New Roman" w:cs="Times New Roman"/>
+          <w:sz w:val="24"/>
+          <w:szCs w:val="24"/>
+        </w:rPr>
+        <w:t xml:space="preserve"> </w:t>
+      </w:r>
+      <w:proofErr w:type="gramStart"/>
+      <w:r>
+        <w:rPr>
+          <w:rFonts w:ascii="Times New Roman" w:hAnsi="Times New Roman" w:cs="Times New Roman"/>
+          <w:sz w:val="24"/>
+          <w:szCs w:val="24"/>
+        </w:rPr>
+        <w:t>VARCHAR(</w:t>
+      </w:r>
+      <w:proofErr w:type="gramEnd"/>
+      <w:r>
+        <w:rPr>
+          <w:rFonts w:ascii="Times New Roman" w:hAnsi="Times New Roman" w:cs="Times New Roman"/>
+          <w:sz w:val="24"/>
+          <w:szCs w:val="24"/>
+        </w:rPr>
+        <w:t>100);</w:t>
+      </w:r>
+    </w:p>
+    <w:p>
+      <w:pPr>
+        <w:rPr>
+          <w:rFonts w:ascii="Times New Roman" w:hAnsi="Times New Roman" w:cs="Times New Roman"/>
+          <w:sz w:val="24"/>
+          <w:szCs w:val="24"/>
+        </w:rPr>
+      </w:pPr>
+    </w:p>
+    <w:p>
+      <w:pPr>
+        <w:rPr>
+          <w:rFonts w:ascii="Times New Roman" w:hAnsi="Times New Roman" w:cs="Times New Roman"/>
+          <w:sz w:val="24"/>
+          <w:szCs w:val="24"/>
+        </w:rPr>
+      </w:pPr>
+      <w:r>
+        <w:rPr>
+          <w:rFonts w:ascii="Times New Roman" w:hAnsi="Times New Roman" w:cs="Times New Roman"/>
+          <w:sz w:val="24"/>
+          <w:szCs w:val="24"/>
+        </w:rPr>
+        <w:t>-- Declare and set up the cursor</w:t>
+      </w:r>
+    </w:p>
+    <w:p>
+      <w:pPr>
+        <w:rPr>
+          <w:rFonts w:ascii="Times New Roman" w:hAnsi="Times New Roman" w:cs="Times New Roman"/>
+          <w:sz w:val="24"/>
+          <w:szCs w:val="24"/>
+        </w:rPr>
+      </w:pPr>
+      <w:r>
+        <w:rPr>
+          <w:rFonts w:ascii="Times New Roman" w:hAnsi="Times New Roman" w:cs="Times New Roman"/>
+          <w:sz w:val="24"/>
+          <w:szCs w:val="24"/>
+        </w:rPr>
+        <w:t xml:space="preserve">DECLARE </w:t>
+      </w:r>
+      <w:proofErr w:type="spellStart"/>
+      <w:r>
+        <w:rPr>
+          <w:rFonts w:ascii="Times New Roman" w:hAnsi="Times New Roman" w:cs="Times New Roman"/>
+          <w:sz w:val="24"/>
+          <w:szCs w:val="24"/>
+        </w:rPr>
+        <w:t>employee_cursor</w:t>
+      </w:r>
+      <w:proofErr w:type="spellEnd"/>
+      <w:r>
+        <w:rPr>
+          <w:rFonts w:ascii="Times New Roman" w:hAnsi="Times New Roman" w:cs="Times New Roman"/>
+          <w:sz w:val="24"/>
+          <w:szCs w:val="24"/>
+        </w:rPr>
+        <w:t xml:space="preserve"> CURSOR FOR</w:t>
+      </w:r>
+    </w:p>
+    <w:p>
+      <w:pPr>
+        <w:rPr>
+          <w:rFonts w:ascii="Times New Roman" w:hAnsi="Times New Roman" w:cs="Times New Roman"/>
+          <w:sz w:val="24"/>
+          <w:szCs w:val="24"/>
+        </w:rPr>
+      </w:pPr>
+      <w:r>
+        <w:rPr>
+          <w:rFonts w:ascii="Times New Roman" w:hAnsi="Times New Roman" w:cs="Times New Roman"/>
+          <w:sz w:val="24"/>
+          <w:szCs w:val="24"/>
+        </w:rPr>
         <w:lastRenderedPageBreak/>
-        <w:t>The number of rows and columns brought into the cursor is another aspect that affects cursor speed. It refers to how much time it takes to open your cursor and execute a fetch statement.</w:t>
-      </w:r>
-    </w:p>
-    <w:p>
-      <w:pPr>
-        <w:rPr>
-          <w:rFonts w:ascii="Times New Roman" w:hAnsi="Times New Roman" w:cs="Times New Roman"/>
-          <w:sz w:val="24"/>
-          <w:szCs w:val="24"/>
-        </w:rPr>
-      </w:pPr>
-    </w:p>
-    <w:p>
-      <w:pPr>
-        <w:rPr>
-          <w:rFonts w:ascii="Times New Roman" w:hAnsi="Times New Roman" w:cs="Times New Roman"/>
-          <w:sz w:val="24"/>
-          <w:szCs w:val="24"/>
-        </w:rPr>
-      </w:pPr>
-      <w:r>
-        <w:rPr>
-          <w:rFonts w:ascii="Times New Roman" w:hAnsi="Times New Roman" w:cs="Times New Roman"/>
-          <w:sz w:val="24"/>
-          <w:szCs w:val="24"/>
-        </w:rPr>
-        <w:t>-- Create a sample Employee table</w:t>
-      </w:r>
-    </w:p>
-    <w:p>
-      <w:pPr>
-        <w:rPr>
-          <w:rFonts w:ascii="Times New Roman" w:hAnsi="Times New Roman" w:cs="Times New Roman"/>
-          <w:sz w:val="24"/>
-          <w:szCs w:val="24"/>
-        </w:rPr>
-      </w:pPr>
-      <w:r>
-        <w:rPr>
-          <w:rFonts w:ascii="Times New Roman" w:hAnsi="Times New Roman" w:cs="Times New Roman"/>
-          <w:sz w:val="24"/>
-          <w:szCs w:val="24"/>
-        </w:rPr>
-        <w:t>CREATE TABLE Employee (</w:t>
-      </w:r>
-    </w:p>
-    <w:p>
-      <w:pPr>
-        <w:rPr>
-          <w:rFonts w:ascii="Times New Roman" w:hAnsi="Times New Roman" w:cs="Times New Roman"/>
-          <w:sz w:val="24"/>
-          <w:szCs w:val="24"/>
-        </w:rPr>
-      </w:pPr>
-      <w:r>
-        <w:rPr>
-          <w:rFonts w:ascii="Times New Roman" w:hAnsi="Times New Roman" w:cs="Times New Roman"/>
-          <w:sz w:val="24"/>
-          <w:szCs w:val="24"/>
-        </w:rPr>
-        <w:t xml:space="preserve">    </w:t>
+        <w:t xml:space="preserve">    SELECT </w:t>
       </w:r>
       <w:proofErr w:type="spellStart"/>
       <w:r>
@@ -12727,24 +13356,7 @@
           <w:sz w:val="24"/>
           <w:szCs w:val="24"/>
         </w:rPr>
-        <w:t xml:space="preserve"> INT PRIMARY KEY,</w:t>
-      </w:r>
-    </w:p>
-    <w:p>
-      <w:pPr>
-        <w:rPr>
-          <w:rFonts w:ascii="Times New Roman" w:hAnsi="Times New Roman" w:cs="Times New Roman"/>
-          <w:sz w:val="24"/>
-          <w:szCs w:val="24"/>
-        </w:rPr>
-      </w:pPr>
-      <w:r>
-        <w:rPr>
-          <w:rFonts w:ascii="Times New Roman" w:hAnsi="Times New Roman" w:cs="Times New Roman"/>
-          <w:sz w:val="24"/>
-          <w:szCs w:val="24"/>
-        </w:rPr>
-        <w:t xml:space="preserve">    </w:t>
+        <w:t xml:space="preserve">, </w:t>
       </w:r>
       <w:proofErr w:type="spellStart"/>
       <w:r>
@@ -12762,568 +13374,974 @@
           <w:sz w:val="24"/>
           <w:szCs w:val="24"/>
         </w:rPr>
+        <w:t xml:space="preserve"> FROM Employee;</w:t>
+      </w:r>
+    </w:p>
+    <w:p>
+      <w:pPr>
+        <w:rPr>
+          <w:rFonts w:ascii="Times New Roman" w:hAnsi="Times New Roman" w:cs="Times New Roman"/>
+          <w:sz w:val="24"/>
+          <w:szCs w:val="24"/>
+        </w:rPr>
+      </w:pPr>
+    </w:p>
+    <w:p>
+      <w:pPr>
+        <w:rPr>
+          <w:rFonts w:ascii="Times New Roman" w:hAnsi="Times New Roman" w:cs="Times New Roman"/>
+          <w:sz w:val="24"/>
+          <w:szCs w:val="24"/>
+        </w:rPr>
+      </w:pPr>
+      <w:r>
+        <w:rPr>
+          <w:rFonts w:ascii="Times New Roman" w:hAnsi="Times New Roman" w:cs="Times New Roman"/>
+          <w:sz w:val="24"/>
+          <w:szCs w:val="24"/>
+        </w:rPr>
+        <w:t>-- Open the cursor</w:t>
+      </w:r>
+    </w:p>
+    <w:p>
+      <w:pPr>
+        <w:rPr>
+          <w:rFonts w:ascii="Times New Roman" w:hAnsi="Times New Roman" w:cs="Times New Roman"/>
+          <w:sz w:val="24"/>
+          <w:szCs w:val="24"/>
+        </w:rPr>
+      </w:pPr>
+      <w:r>
+        <w:rPr>
+          <w:rFonts w:ascii="Times New Roman" w:hAnsi="Times New Roman" w:cs="Times New Roman"/>
+          <w:sz w:val="24"/>
+          <w:szCs w:val="24"/>
+        </w:rPr>
+        <w:t xml:space="preserve">OPEN </w:t>
+      </w:r>
+      <w:proofErr w:type="spellStart"/>
+      <w:r>
+        <w:rPr>
+          <w:rFonts w:ascii="Times New Roman" w:hAnsi="Times New Roman" w:cs="Times New Roman"/>
+          <w:sz w:val="24"/>
+          <w:szCs w:val="24"/>
+        </w:rPr>
+        <w:t>employee_cursor</w:t>
+      </w:r>
+      <w:proofErr w:type="spellEnd"/>
+      <w:r>
+        <w:rPr>
+          <w:rFonts w:ascii="Times New Roman" w:hAnsi="Times New Roman" w:cs="Times New Roman"/>
+          <w:sz w:val="24"/>
+          <w:szCs w:val="24"/>
+        </w:rPr>
+        <w:t>;</w:t>
+      </w:r>
+    </w:p>
+    <w:p>
+      <w:pPr>
+        <w:rPr>
+          <w:rFonts w:ascii="Times New Roman" w:hAnsi="Times New Roman" w:cs="Times New Roman"/>
+          <w:sz w:val="24"/>
+          <w:szCs w:val="24"/>
+        </w:rPr>
+      </w:pPr>
+    </w:p>
+    <w:p>
+      <w:pPr>
+        <w:rPr>
+          <w:rFonts w:ascii="Times New Roman" w:hAnsi="Times New Roman" w:cs="Times New Roman"/>
+          <w:sz w:val="24"/>
+          <w:szCs w:val="24"/>
+        </w:rPr>
+      </w:pPr>
+      <w:r>
+        <w:rPr>
+          <w:rFonts w:ascii="Times New Roman" w:hAnsi="Times New Roman" w:cs="Times New Roman"/>
+          <w:sz w:val="24"/>
+          <w:szCs w:val="24"/>
+        </w:rPr>
+        <w:t>-- Fetch the first row into variables</w:t>
+      </w:r>
+    </w:p>
+    <w:p>
+      <w:pPr>
+        <w:rPr>
+          <w:rFonts w:ascii="Times New Roman" w:hAnsi="Times New Roman" w:cs="Times New Roman"/>
+          <w:sz w:val="24"/>
+          <w:szCs w:val="24"/>
+        </w:rPr>
+      </w:pPr>
+      <w:r>
+        <w:rPr>
+          <w:rFonts w:ascii="Times New Roman" w:hAnsi="Times New Roman" w:cs="Times New Roman"/>
+          <w:sz w:val="24"/>
+          <w:szCs w:val="24"/>
+        </w:rPr>
+        <w:t xml:space="preserve">FETCH NEXT FROM </w:t>
+      </w:r>
+      <w:proofErr w:type="spellStart"/>
+      <w:r>
+        <w:rPr>
+          <w:rFonts w:ascii="Times New Roman" w:hAnsi="Times New Roman" w:cs="Times New Roman"/>
+          <w:sz w:val="24"/>
+          <w:szCs w:val="24"/>
+        </w:rPr>
+        <w:t>employee_cursor</w:t>
+      </w:r>
+      <w:proofErr w:type="spellEnd"/>
+      <w:r>
+        <w:rPr>
+          <w:rFonts w:ascii="Times New Roman" w:hAnsi="Times New Roman" w:cs="Times New Roman"/>
+          <w:sz w:val="24"/>
+          <w:szCs w:val="24"/>
+        </w:rPr>
+        <w:t xml:space="preserve"> INTO @</w:t>
+      </w:r>
+      <w:proofErr w:type="spellStart"/>
+      <w:r>
+        <w:rPr>
+          <w:rFonts w:ascii="Times New Roman" w:hAnsi="Times New Roman" w:cs="Times New Roman"/>
+          <w:sz w:val="24"/>
+          <w:szCs w:val="24"/>
+        </w:rPr>
+        <w:t>EmployeeID</w:t>
+      </w:r>
+      <w:proofErr w:type="spellEnd"/>
+      <w:r>
+        <w:rPr>
+          <w:rFonts w:ascii="Times New Roman" w:hAnsi="Times New Roman" w:cs="Times New Roman"/>
+          <w:sz w:val="24"/>
+          <w:szCs w:val="24"/>
+        </w:rPr>
+        <w:t>, @</w:t>
+      </w:r>
+      <w:proofErr w:type="spellStart"/>
+      <w:r>
+        <w:rPr>
+          <w:rFonts w:ascii="Times New Roman" w:hAnsi="Times New Roman" w:cs="Times New Roman"/>
+          <w:sz w:val="24"/>
+          <w:szCs w:val="24"/>
+        </w:rPr>
+        <w:t>EmployeeName</w:t>
+      </w:r>
+      <w:proofErr w:type="spellEnd"/>
+      <w:r>
+        <w:rPr>
+          <w:rFonts w:ascii="Times New Roman" w:hAnsi="Times New Roman" w:cs="Times New Roman"/>
+          <w:sz w:val="24"/>
+          <w:szCs w:val="24"/>
+        </w:rPr>
+        <w:t>;</w:t>
+      </w:r>
+    </w:p>
+    <w:p>
+      <w:pPr>
+        <w:rPr>
+          <w:rFonts w:ascii="Times New Roman" w:hAnsi="Times New Roman" w:cs="Times New Roman"/>
+          <w:sz w:val="24"/>
+          <w:szCs w:val="24"/>
+        </w:rPr>
+      </w:pPr>
+    </w:p>
+    <w:p>
+      <w:pPr>
+        <w:rPr>
+          <w:rFonts w:ascii="Times New Roman" w:hAnsi="Times New Roman" w:cs="Times New Roman"/>
+          <w:sz w:val="24"/>
+          <w:szCs w:val="24"/>
+        </w:rPr>
+      </w:pPr>
+      <w:r>
+        <w:rPr>
+          <w:rFonts w:ascii="Times New Roman" w:hAnsi="Times New Roman" w:cs="Times New Roman"/>
+          <w:sz w:val="24"/>
+          <w:szCs w:val="24"/>
+        </w:rPr>
+        <w:t>-- Loop through the cursor</w:t>
+      </w:r>
+    </w:p>
+    <w:p>
+      <w:pPr>
+        <w:rPr>
+          <w:rFonts w:ascii="Times New Roman" w:hAnsi="Times New Roman" w:cs="Times New Roman"/>
+          <w:sz w:val="24"/>
+          <w:szCs w:val="24"/>
+        </w:rPr>
+      </w:pPr>
+      <w:r>
+        <w:rPr>
+          <w:rFonts w:ascii="Times New Roman" w:hAnsi="Times New Roman" w:cs="Times New Roman"/>
+          <w:sz w:val="24"/>
+          <w:szCs w:val="24"/>
+        </w:rPr>
+        <w:t>WHILE @@FETCH_STATUS = 0</w:t>
+      </w:r>
+    </w:p>
+    <w:p>
+      <w:pPr>
+        <w:rPr>
+          <w:rFonts w:ascii="Times New Roman" w:hAnsi="Times New Roman" w:cs="Times New Roman"/>
+          <w:sz w:val="24"/>
+          <w:szCs w:val="24"/>
+        </w:rPr>
+      </w:pPr>
+      <w:r>
+        <w:rPr>
+          <w:rFonts w:ascii="Times New Roman" w:hAnsi="Times New Roman" w:cs="Times New Roman"/>
+          <w:sz w:val="24"/>
+          <w:szCs w:val="24"/>
+        </w:rPr>
+        <w:t>BEGIN</w:t>
+      </w:r>
+    </w:p>
+    <w:p>
+      <w:pPr>
+        <w:rPr>
+          <w:rFonts w:ascii="Times New Roman" w:hAnsi="Times New Roman" w:cs="Times New Roman"/>
+          <w:sz w:val="24"/>
+          <w:szCs w:val="24"/>
+        </w:rPr>
+      </w:pPr>
+      <w:r>
+        <w:rPr>
+          <w:rFonts w:ascii="Times New Roman" w:hAnsi="Times New Roman" w:cs="Times New Roman"/>
+          <w:sz w:val="24"/>
+          <w:szCs w:val="24"/>
+        </w:rPr>
+        <w:t xml:space="preserve">    -- Process the current row (print in this example)</w:t>
+      </w:r>
+    </w:p>
+    <w:p>
+      <w:pPr>
+        <w:rPr>
+          <w:rFonts w:ascii="Times New Roman" w:hAnsi="Times New Roman" w:cs="Times New Roman"/>
+          <w:sz w:val="24"/>
+          <w:szCs w:val="24"/>
+        </w:rPr>
+      </w:pPr>
+      <w:r>
+        <w:rPr>
+          <w:rFonts w:ascii="Times New Roman" w:hAnsi="Times New Roman" w:cs="Times New Roman"/>
+          <w:sz w:val="24"/>
+          <w:szCs w:val="24"/>
+        </w:rPr>
+        <w:t xml:space="preserve">    PRINT 'Employee ID: ' + </w:t>
+      </w:r>
+      <w:proofErr w:type="gramStart"/>
+      <w:r>
+        <w:rPr>
+          <w:rFonts w:ascii="Times New Roman" w:hAnsi="Times New Roman" w:cs="Times New Roman"/>
+          <w:sz w:val="24"/>
+          <w:szCs w:val="24"/>
+        </w:rPr>
+        <w:t>CAST(</w:t>
+      </w:r>
+      <w:proofErr w:type="gramEnd"/>
+      <w:r>
+        <w:rPr>
+          <w:rFonts w:ascii="Times New Roman" w:hAnsi="Times New Roman" w:cs="Times New Roman"/>
+          <w:sz w:val="24"/>
+          <w:szCs w:val="24"/>
+        </w:rPr>
+        <w:t>@</w:t>
+      </w:r>
+      <w:proofErr w:type="spellStart"/>
+      <w:r>
+        <w:rPr>
+          <w:rFonts w:ascii="Times New Roman" w:hAnsi="Times New Roman" w:cs="Times New Roman"/>
+          <w:sz w:val="24"/>
+          <w:szCs w:val="24"/>
+        </w:rPr>
+        <w:t>EmployeeID</w:t>
+      </w:r>
+      <w:proofErr w:type="spellEnd"/>
+      <w:r>
+        <w:rPr>
+          <w:rFonts w:ascii="Times New Roman" w:hAnsi="Times New Roman" w:cs="Times New Roman"/>
+          <w:sz w:val="24"/>
+          <w:szCs w:val="24"/>
+        </w:rPr>
+        <w:t xml:space="preserve"> AS VARCHAR(10)) + ', Employee Name: ' + @</w:t>
+      </w:r>
+      <w:proofErr w:type="spellStart"/>
+      <w:r>
+        <w:rPr>
+          <w:rFonts w:ascii="Times New Roman" w:hAnsi="Times New Roman" w:cs="Times New Roman"/>
+          <w:sz w:val="24"/>
+          <w:szCs w:val="24"/>
+        </w:rPr>
+        <w:t>EmployeeName</w:t>
+      </w:r>
+      <w:proofErr w:type="spellEnd"/>
+      <w:r>
+        <w:rPr>
+          <w:rFonts w:ascii="Times New Roman" w:hAnsi="Times New Roman" w:cs="Times New Roman"/>
+          <w:sz w:val="24"/>
+          <w:szCs w:val="24"/>
+        </w:rPr>
+        <w:t>;</w:t>
+      </w:r>
+    </w:p>
+    <w:p>
+      <w:pPr>
+        <w:rPr>
+          <w:rFonts w:ascii="Times New Roman" w:hAnsi="Times New Roman" w:cs="Times New Roman"/>
+          <w:sz w:val="24"/>
+          <w:szCs w:val="24"/>
+        </w:rPr>
+      </w:pPr>
+    </w:p>
+    <w:p>
+      <w:pPr>
+        <w:rPr>
+          <w:rFonts w:ascii="Times New Roman" w:hAnsi="Times New Roman" w:cs="Times New Roman"/>
+          <w:sz w:val="24"/>
+          <w:szCs w:val="24"/>
+        </w:rPr>
+      </w:pPr>
+      <w:r>
+        <w:rPr>
+          <w:rFonts w:ascii="Times New Roman" w:hAnsi="Times New Roman" w:cs="Times New Roman"/>
+          <w:sz w:val="24"/>
+          <w:szCs w:val="24"/>
+        </w:rPr>
+        <w:t xml:space="preserve">    -- Fetch the next row</w:t>
+      </w:r>
+    </w:p>
+    <w:p>
+      <w:pPr>
+        <w:rPr>
+          <w:rFonts w:ascii="Times New Roman" w:hAnsi="Times New Roman" w:cs="Times New Roman"/>
+          <w:sz w:val="24"/>
+          <w:szCs w:val="24"/>
+        </w:rPr>
+      </w:pPr>
+      <w:r>
+        <w:rPr>
+          <w:rFonts w:ascii="Times New Roman" w:hAnsi="Times New Roman" w:cs="Times New Roman"/>
+          <w:sz w:val="24"/>
+          <w:szCs w:val="24"/>
+        </w:rPr>
+        <w:t xml:space="preserve">    FETCH NEXT FROM </w:t>
+      </w:r>
+      <w:proofErr w:type="spellStart"/>
+      <w:r>
+        <w:rPr>
+          <w:rFonts w:ascii="Times New Roman" w:hAnsi="Times New Roman" w:cs="Times New Roman"/>
+          <w:sz w:val="24"/>
+          <w:szCs w:val="24"/>
+        </w:rPr>
+        <w:t>employee_cursor</w:t>
+      </w:r>
+      <w:proofErr w:type="spellEnd"/>
+      <w:r>
+        <w:rPr>
+          <w:rFonts w:ascii="Times New Roman" w:hAnsi="Times New Roman" w:cs="Times New Roman"/>
+          <w:sz w:val="24"/>
+          <w:szCs w:val="24"/>
+        </w:rPr>
+        <w:t xml:space="preserve"> INTO @</w:t>
+      </w:r>
+      <w:proofErr w:type="spellStart"/>
+      <w:r>
+        <w:rPr>
+          <w:rFonts w:ascii="Times New Roman" w:hAnsi="Times New Roman" w:cs="Times New Roman"/>
+          <w:sz w:val="24"/>
+          <w:szCs w:val="24"/>
+        </w:rPr>
+        <w:t>EmployeeID</w:t>
+      </w:r>
+      <w:proofErr w:type="spellEnd"/>
+      <w:r>
+        <w:rPr>
+          <w:rFonts w:ascii="Times New Roman" w:hAnsi="Times New Roman" w:cs="Times New Roman"/>
+          <w:sz w:val="24"/>
+          <w:szCs w:val="24"/>
+        </w:rPr>
+        <w:t>, @</w:t>
+      </w:r>
+      <w:proofErr w:type="spellStart"/>
+      <w:r>
+        <w:rPr>
+          <w:rFonts w:ascii="Times New Roman" w:hAnsi="Times New Roman" w:cs="Times New Roman"/>
+          <w:sz w:val="24"/>
+          <w:szCs w:val="24"/>
+        </w:rPr>
+        <w:t>EmployeeName</w:t>
+      </w:r>
+      <w:proofErr w:type="spellEnd"/>
+      <w:r>
+        <w:rPr>
+          <w:rFonts w:ascii="Times New Roman" w:hAnsi="Times New Roman" w:cs="Times New Roman"/>
+          <w:sz w:val="24"/>
+          <w:szCs w:val="24"/>
+        </w:rPr>
+        <w:t>;</w:t>
+      </w:r>
+    </w:p>
+    <w:p>
+      <w:pPr>
+        <w:rPr>
+          <w:rFonts w:ascii="Times New Roman" w:hAnsi="Times New Roman" w:cs="Times New Roman"/>
+          <w:sz w:val="24"/>
+          <w:szCs w:val="24"/>
+        </w:rPr>
+      </w:pPr>
+      <w:r>
+        <w:rPr>
+          <w:rFonts w:ascii="Times New Roman" w:hAnsi="Times New Roman" w:cs="Times New Roman"/>
+          <w:sz w:val="24"/>
+          <w:szCs w:val="24"/>
+        </w:rPr>
+        <w:t>END</w:t>
+      </w:r>
+    </w:p>
+    <w:p>
+      <w:pPr>
+        <w:rPr>
+          <w:rFonts w:ascii="Times New Roman" w:hAnsi="Times New Roman" w:cs="Times New Roman"/>
+          <w:sz w:val="24"/>
+          <w:szCs w:val="24"/>
+        </w:rPr>
+      </w:pPr>
+    </w:p>
+    <w:p>
+      <w:pPr>
+        <w:rPr>
+          <w:rFonts w:ascii="Times New Roman" w:hAnsi="Times New Roman" w:cs="Times New Roman"/>
+          <w:sz w:val="24"/>
+          <w:szCs w:val="24"/>
+        </w:rPr>
+      </w:pPr>
+      <w:r>
+        <w:rPr>
+          <w:rFonts w:ascii="Times New Roman" w:hAnsi="Times New Roman" w:cs="Times New Roman"/>
+          <w:sz w:val="24"/>
+          <w:szCs w:val="24"/>
+        </w:rPr>
+        <w:t xml:space="preserve">-- Close and </w:t>
+      </w:r>
+      <w:proofErr w:type="spellStart"/>
+      <w:r>
+        <w:rPr>
+          <w:rFonts w:ascii="Times New Roman" w:hAnsi="Times New Roman" w:cs="Times New Roman"/>
+          <w:sz w:val="24"/>
+          <w:szCs w:val="24"/>
+        </w:rPr>
+        <w:t>deallocate</w:t>
+      </w:r>
+      <w:proofErr w:type="spellEnd"/>
+      <w:r>
+        <w:rPr>
+          <w:rFonts w:ascii="Times New Roman" w:hAnsi="Times New Roman" w:cs="Times New Roman"/>
+          <w:sz w:val="24"/>
+          <w:szCs w:val="24"/>
+        </w:rPr>
+        <w:t xml:space="preserve"> the cursor</w:t>
+      </w:r>
+    </w:p>
+    <w:p>
+      <w:pPr>
+        <w:rPr>
+          <w:rFonts w:ascii="Times New Roman" w:hAnsi="Times New Roman" w:cs="Times New Roman"/>
+          <w:sz w:val="24"/>
+          <w:szCs w:val="24"/>
+        </w:rPr>
+      </w:pPr>
+      <w:r>
+        <w:rPr>
+          <w:rFonts w:ascii="Times New Roman" w:hAnsi="Times New Roman" w:cs="Times New Roman"/>
+          <w:sz w:val="24"/>
+          <w:szCs w:val="24"/>
+        </w:rPr>
+        <w:t xml:space="preserve">CLOSE </w:t>
+      </w:r>
+      <w:proofErr w:type="spellStart"/>
+      <w:r>
+        <w:rPr>
+          <w:rFonts w:ascii="Times New Roman" w:hAnsi="Times New Roman" w:cs="Times New Roman"/>
+          <w:sz w:val="24"/>
+          <w:szCs w:val="24"/>
+        </w:rPr>
+        <w:t>employee_cursor</w:t>
+      </w:r>
+      <w:proofErr w:type="spellEnd"/>
+      <w:r>
+        <w:rPr>
+          <w:rFonts w:ascii="Times New Roman" w:hAnsi="Times New Roman" w:cs="Times New Roman"/>
+          <w:sz w:val="24"/>
+          <w:szCs w:val="24"/>
+        </w:rPr>
+        <w:t>;</w:t>
+      </w:r>
+    </w:p>
+    <w:p>
+      <w:pPr>
+        <w:rPr>
+          <w:rFonts w:ascii="Times New Roman" w:hAnsi="Times New Roman" w:cs="Times New Roman"/>
+          <w:sz w:val="24"/>
+          <w:szCs w:val="24"/>
+        </w:rPr>
+      </w:pPr>
+      <w:r>
+        <w:rPr>
+          <w:rFonts w:ascii="Times New Roman" w:hAnsi="Times New Roman" w:cs="Times New Roman"/>
+          <w:sz w:val="24"/>
+          <w:szCs w:val="24"/>
+        </w:rPr>
+        <w:t xml:space="preserve">DEALLOCATE </w:t>
+      </w:r>
+      <w:proofErr w:type="spellStart"/>
+      <w:r>
+        <w:rPr>
+          <w:rFonts w:ascii="Times New Roman" w:hAnsi="Times New Roman" w:cs="Times New Roman"/>
+          <w:sz w:val="24"/>
+          <w:szCs w:val="24"/>
+        </w:rPr>
+        <w:t>employee_cursor</w:t>
+      </w:r>
+      <w:proofErr w:type="spellEnd"/>
+      <w:r>
+        <w:rPr>
+          <w:rFonts w:ascii="Times New Roman" w:hAnsi="Times New Roman" w:cs="Times New Roman"/>
+          <w:sz w:val="24"/>
+          <w:szCs w:val="24"/>
+        </w:rPr>
+        <w:t>;</w:t>
+      </w:r>
+    </w:p>
+    <w:p>
+      <w:pPr>
+        <w:rPr>
+          <w:rFonts w:ascii="Times New Roman" w:hAnsi="Times New Roman" w:cs="Times New Roman"/>
+          <w:sz w:val="24"/>
+          <w:szCs w:val="24"/>
+        </w:rPr>
+      </w:pPr>
+    </w:p>
+    <w:p>
+      <w:pPr>
+        <w:rPr>
+          <w:rFonts w:ascii="Times New Roman" w:hAnsi="Times New Roman" w:cs="Times New Roman"/>
+          <w:sz w:val="24"/>
+          <w:szCs w:val="24"/>
+        </w:rPr>
+      </w:pPr>
+    </w:p>
+    <w:p>
+      <w:pPr>
+        <w:rPr>
+          <w:rFonts w:ascii="Times New Roman" w:hAnsi="Times New Roman" w:cs="Times New Roman"/>
+          <w:sz w:val="24"/>
+          <w:szCs w:val="24"/>
+        </w:rPr>
+      </w:pPr>
+    </w:p>
+    <w:p>
+      <w:pPr>
+        <w:rPr>
+          <w:rFonts w:ascii="Times New Roman" w:hAnsi="Times New Roman" w:cs="Times New Roman"/>
+          <w:b/>
+          <w:sz w:val="24"/>
+          <w:szCs w:val="24"/>
+        </w:rPr>
+      </w:pPr>
+    </w:p>
+    <w:p>
+      <w:pPr>
+        <w:rPr>
+          <w:rFonts w:ascii="Times New Roman" w:hAnsi="Times New Roman" w:cs="Times New Roman"/>
+          <w:b/>
+          <w:sz w:val="24"/>
+          <w:szCs w:val="24"/>
+        </w:rPr>
+      </w:pPr>
+    </w:p>
+    <w:p>
+      <w:pPr>
+        <w:rPr>
+          <w:rFonts w:ascii="Times New Roman" w:hAnsi="Times New Roman" w:cs="Times New Roman"/>
+          <w:b/>
+          <w:sz w:val="24"/>
+          <w:szCs w:val="24"/>
+        </w:rPr>
+      </w:pPr>
+    </w:p>
+    <w:p>
+      <w:pPr>
+        <w:rPr>
+          <w:rFonts w:ascii="Times New Roman" w:hAnsi="Times New Roman" w:cs="Times New Roman"/>
+          <w:b/>
+          <w:sz w:val="24"/>
+          <w:szCs w:val="24"/>
+        </w:rPr>
+      </w:pPr>
+    </w:p>
+    <w:p>
+      <w:pPr>
+        <w:rPr>
+          <w:rFonts w:ascii="Times New Roman" w:hAnsi="Times New Roman" w:cs="Times New Roman"/>
+          <w:b/>
+          <w:sz w:val="24"/>
+          <w:szCs w:val="24"/>
+        </w:rPr>
+      </w:pPr>
+    </w:p>
+    <w:p>
+      <w:pPr>
+        <w:rPr>
+          <w:rFonts w:ascii="Times New Roman" w:hAnsi="Times New Roman" w:cs="Times New Roman"/>
+          <w:b/>
+          <w:sz w:val="24"/>
+          <w:szCs w:val="24"/>
+        </w:rPr>
+      </w:pPr>
+    </w:p>
+    <w:p>
+      <w:pPr>
+        <w:rPr>
+          <w:rFonts w:ascii="Times New Roman" w:hAnsi="Times New Roman" w:cs="Times New Roman"/>
+          <w:b/>
+          <w:sz w:val="24"/>
+          <w:szCs w:val="24"/>
+        </w:rPr>
+      </w:pPr>
+    </w:p>
+    <w:p>
+      <w:pPr>
+        <w:rPr>
+          <w:rFonts w:ascii="Times New Roman" w:hAnsi="Times New Roman" w:cs="Times New Roman"/>
+          <w:b/>
+          <w:sz w:val="24"/>
+          <w:szCs w:val="24"/>
+        </w:rPr>
+      </w:pPr>
+    </w:p>
+    <w:p>
+      <w:pPr>
+        <w:rPr>
+          <w:rFonts w:ascii="Times New Roman" w:hAnsi="Times New Roman" w:cs="Times New Roman"/>
+          <w:b/>
+          <w:sz w:val="24"/>
+          <w:szCs w:val="24"/>
+        </w:rPr>
+      </w:pPr>
+    </w:p>
+    <w:p>
+      <w:pPr>
+        <w:rPr>
+          <w:rFonts w:ascii="Times New Roman" w:hAnsi="Times New Roman" w:cs="Times New Roman"/>
+          <w:b/>
+          <w:sz w:val="24"/>
+          <w:szCs w:val="24"/>
+        </w:rPr>
+      </w:pPr>
+    </w:p>
+    <w:p>
+      <w:pPr>
+        <w:rPr>
+          <w:rFonts w:ascii="Times New Roman" w:hAnsi="Times New Roman" w:cs="Times New Roman"/>
+          <w:b/>
+          <w:sz w:val="24"/>
+          <w:szCs w:val="24"/>
+        </w:rPr>
+      </w:pPr>
+    </w:p>
+    <w:p>
+      <w:pPr>
+        <w:rPr>
+          <w:rFonts w:ascii="Times New Roman" w:hAnsi="Times New Roman" w:cs="Times New Roman"/>
+          <w:b/>
+          <w:sz w:val="24"/>
+          <w:szCs w:val="24"/>
+        </w:rPr>
+      </w:pPr>
+    </w:p>
+    <w:p>
+      <w:pPr>
+        <w:rPr>
+          <w:rFonts w:ascii="Times New Roman" w:hAnsi="Times New Roman" w:cs="Times New Roman"/>
+          <w:sz w:val="24"/>
+          <w:szCs w:val="24"/>
+        </w:rPr>
+      </w:pPr>
+      <w:r>
+        <w:rPr>
+          <w:rFonts w:ascii="Times New Roman" w:hAnsi="Times New Roman" w:cs="Times New Roman"/>
+          <w:b/>
+          <w:sz w:val="24"/>
+          <w:szCs w:val="24"/>
+        </w:rPr>
+        <w:t>12</w:t>
+      </w:r>
+      <w:proofErr w:type="gramStart"/>
+      <w:r>
+        <w:rPr>
+          <w:rFonts w:ascii="Times New Roman" w:hAnsi="Times New Roman" w:cs="Times New Roman"/>
+          <w:b/>
+          <w:sz w:val="24"/>
+          <w:szCs w:val="24"/>
+        </w:rPr>
+        <w:t>)SQL</w:t>
+      </w:r>
+      <w:proofErr w:type="gramEnd"/>
+      <w:r>
+        <w:rPr>
+          <w:rFonts w:ascii="Times New Roman" w:hAnsi="Times New Roman" w:cs="Times New Roman"/>
+          <w:b/>
+          <w:sz w:val="24"/>
+          <w:szCs w:val="24"/>
+        </w:rPr>
+        <w:t xml:space="preserve"> Data Types:</w:t>
+      </w:r>
+    </w:p>
+    <w:p>
+      <w:pPr>
+        <w:rPr>
+          <w:rFonts w:ascii="Times New Roman" w:hAnsi="Times New Roman" w:cs="Times New Roman"/>
+          <w:sz w:val="24"/>
+          <w:szCs w:val="24"/>
+        </w:rPr>
+      </w:pPr>
+      <w:r>
+        <w:rPr>
+          <w:rFonts w:ascii="Times New Roman" w:hAnsi="Times New Roman" w:cs="Times New Roman"/>
+          <w:sz w:val="24"/>
+          <w:szCs w:val="24"/>
+        </w:rPr>
+        <w:t>The data type of a column defines what value the column can hold: integer, character, money, date and time, binary, and so on.</w:t>
+      </w:r>
+    </w:p>
+    <w:p>
+      <w:pPr>
+        <w:rPr>
+          <w:rFonts w:ascii="Times New Roman" w:hAnsi="Times New Roman" w:cs="Times New Roman"/>
+          <w:sz w:val="24"/>
+          <w:szCs w:val="24"/>
+        </w:rPr>
+      </w:pPr>
+    </w:p>
+    <w:p>
+      <w:pPr>
+        <w:rPr>
+          <w:rFonts w:ascii="Times New Roman" w:hAnsi="Times New Roman" w:cs="Times New Roman"/>
+          <w:b/>
+          <w:sz w:val="24"/>
+          <w:szCs w:val="24"/>
+        </w:rPr>
+      </w:pPr>
+      <w:r>
+        <w:rPr>
+          <w:rFonts w:ascii="Times New Roman" w:hAnsi="Times New Roman" w:cs="Times New Roman"/>
+          <w:b/>
+          <w:sz w:val="24"/>
+          <w:szCs w:val="24"/>
+        </w:rPr>
+        <w:t>SQL Data Types</w:t>
+      </w:r>
+    </w:p>
+    <w:p>
+      <w:pPr>
+        <w:rPr>
+          <w:rFonts w:ascii="Times New Roman" w:hAnsi="Times New Roman" w:cs="Times New Roman"/>
+          <w:sz w:val="24"/>
+          <w:szCs w:val="24"/>
+        </w:rPr>
+      </w:pPr>
+      <w:r>
+        <w:rPr>
+          <w:rFonts w:ascii="Times New Roman" w:hAnsi="Times New Roman" w:cs="Times New Roman"/>
+          <w:sz w:val="24"/>
+          <w:szCs w:val="24"/>
+        </w:rPr>
+        <w:t>Each column in a database table is required to have a name and a data type.</w:t>
+      </w:r>
+    </w:p>
+    <w:p>
+      <w:pPr>
+        <w:rPr>
+          <w:rFonts w:ascii="Times New Roman" w:hAnsi="Times New Roman" w:cs="Times New Roman"/>
+          <w:sz w:val="24"/>
+          <w:szCs w:val="24"/>
+        </w:rPr>
+      </w:pPr>
+    </w:p>
+    <w:p>
+      <w:pPr>
+        <w:rPr>
+          <w:rFonts w:ascii="Times New Roman" w:hAnsi="Times New Roman" w:cs="Times New Roman"/>
+          <w:sz w:val="24"/>
+          <w:szCs w:val="24"/>
+        </w:rPr>
+      </w:pPr>
+      <w:r>
+        <w:rPr>
+          <w:rFonts w:ascii="Times New Roman" w:hAnsi="Times New Roman" w:cs="Times New Roman"/>
+          <w:sz w:val="24"/>
+          <w:szCs w:val="24"/>
+        </w:rPr>
+        <w:t>An SQL developer must decide what type of data that will be stored inside each column when creating a table. The data type is a guideline for SQL to understand what type of data is expected inside of each column, and it also identifies how SQL will interact with the stored data.</w:t>
+      </w:r>
+    </w:p>
+    <w:p>
+      <w:pPr>
+        <w:rPr>
+          <w:rFonts w:ascii="Times New Roman" w:hAnsi="Times New Roman" w:cs="Times New Roman"/>
+          <w:sz w:val="24"/>
+          <w:szCs w:val="24"/>
+        </w:rPr>
+      </w:pPr>
+    </w:p>
+    <w:p>
+      <w:pPr>
+        <w:rPr>
+          <w:rFonts w:ascii="Times New Roman" w:hAnsi="Times New Roman" w:cs="Times New Roman"/>
+          <w:sz w:val="24"/>
+          <w:szCs w:val="24"/>
+        </w:rPr>
+      </w:pPr>
+    </w:p>
+    <w:p>
+      <w:pPr>
+        <w:rPr>
+          <w:rFonts w:ascii="Times New Roman" w:hAnsi="Times New Roman" w:cs="Times New Roman"/>
+          <w:sz w:val="24"/>
+          <w:szCs w:val="24"/>
+        </w:rPr>
+      </w:pPr>
+    </w:p>
+    <w:p>
+      <w:pPr>
+        <w:rPr>
+          <w:rFonts w:ascii="Times New Roman" w:hAnsi="Times New Roman" w:cs="Times New Roman"/>
+          <w:sz w:val="24"/>
+          <w:szCs w:val="24"/>
+        </w:rPr>
+      </w:pPr>
+    </w:p>
+    <w:p>
+      <w:pPr>
+        <w:rPr>
+          <w:rFonts w:ascii="Times New Roman" w:hAnsi="Times New Roman" w:cs="Times New Roman"/>
+          <w:b/>
+          <w:sz w:val="24"/>
+          <w:szCs w:val="24"/>
+        </w:rPr>
+      </w:pPr>
+    </w:p>
+    <w:p>
+      <w:pPr>
+        <w:rPr>
+          <w:rFonts w:ascii="Times New Roman" w:hAnsi="Times New Roman" w:cs="Times New Roman"/>
+          <w:b/>
+          <w:sz w:val="24"/>
+          <w:szCs w:val="24"/>
+        </w:rPr>
+      </w:pPr>
+    </w:p>
+    <w:p>
+      <w:pPr>
+        <w:rPr>
+          <w:rFonts w:ascii="Times New Roman" w:hAnsi="Times New Roman" w:cs="Times New Roman"/>
+          <w:b/>
+          <w:sz w:val="24"/>
+          <w:szCs w:val="24"/>
+        </w:rPr>
+      </w:pPr>
+    </w:p>
+    <w:p>
+      <w:pPr>
+        <w:rPr>
+          <w:rFonts w:ascii="Times New Roman" w:hAnsi="Times New Roman" w:cs="Times New Roman"/>
+          <w:b/>
+          <w:sz w:val="24"/>
+          <w:szCs w:val="24"/>
+        </w:rPr>
+      </w:pPr>
+    </w:p>
+    <w:p>
+      <w:pPr>
+        <w:rPr>
+          <w:rFonts w:ascii="Times New Roman" w:hAnsi="Times New Roman" w:cs="Times New Roman"/>
+          <w:b/>
+          <w:sz w:val="24"/>
+          <w:szCs w:val="24"/>
+        </w:rPr>
+      </w:pPr>
+      <w:r>
+        <w:rPr>
+          <w:rFonts w:ascii="Times New Roman" w:hAnsi="Times New Roman" w:cs="Times New Roman"/>
+          <w:b/>
+          <w:sz w:val="24"/>
+          <w:szCs w:val="24"/>
+        </w:rPr>
+        <w:t xml:space="preserve">Normalization and </w:t>
+      </w:r>
+      <w:proofErr w:type="spellStart"/>
+      <w:r>
+        <w:rPr>
+          <w:rFonts w:ascii="Times New Roman" w:hAnsi="Times New Roman" w:cs="Times New Roman"/>
+          <w:b/>
+          <w:sz w:val="24"/>
+          <w:szCs w:val="24"/>
+        </w:rPr>
+        <w:t>denormalization</w:t>
+      </w:r>
+      <w:proofErr w:type="spellEnd"/>
+      <w:r>
+        <w:rPr>
+          <w:rFonts w:ascii="Times New Roman" w:hAnsi="Times New Roman" w:cs="Times New Roman"/>
+          <w:b/>
+          <w:sz w:val="24"/>
+          <w:szCs w:val="24"/>
+        </w:rPr>
+        <w:t>:</w:t>
+      </w:r>
+    </w:p>
+    <w:p>
+      <w:pPr>
+        <w:rPr>
+          <w:rFonts w:ascii="Times New Roman" w:hAnsi="Times New Roman" w:cs="Times New Roman"/>
+          <w:sz w:val="24"/>
+          <w:szCs w:val="24"/>
+        </w:rPr>
+      </w:pPr>
+      <w:r>
+        <w:rPr>
+          <w:rFonts w:ascii="Times New Roman" w:hAnsi="Times New Roman" w:cs="Times New Roman"/>
+          <w:b/>
+          <w:sz w:val="24"/>
+          <w:szCs w:val="24"/>
+        </w:rPr>
+        <w:t>Normalization:</w:t>
+      </w:r>
+    </w:p>
+    <w:p>
+      <w:pPr>
+        <w:rPr>
+          <w:rFonts w:ascii="Times New Roman" w:hAnsi="Times New Roman" w:cs="Times New Roman"/>
+          <w:sz w:val="24"/>
+          <w:szCs w:val="24"/>
+        </w:rPr>
+      </w:pPr>
+      <w:r>
+        <w:rPr>
+          <w:rFonts w:ascii="Times New Roman" w:hAnsi="Times New Roman" w:cs="Times New Roman"/>
+          <w:b/>
+          <w:sz w:val="24"/>
+          <w:szCs w:val="24"/>
+        </w:rPr>
+        <w:t>Definition:</w:t>
+      </w:r>
+      <w:r>
+        <w:rPr>
+          <w:rFonts w:ascii="Times New Roman" w:hAnsi="Times New Roman" w:cs="Times New Roman"/>
+          <w:sz w:val="24"/>
+          <w:szCs w:val="24"/>
+        </w:rPr>
         <w:t xml:space="preserve"> </w:t>
       </w:r>
-      <w:proofErr w:type="gramStart"/>
-      <w:r>
-        <w:rPr>
-          <w:rFonts w:ascii="Times New Roman" w:hAnsi="Times New Roman" w:cs="Times New Roman"/>
-          <w:sz w:val="24"/>
-          <w:szCs w:val="24"/>
-        </w:rPr>
-        <w:t>VARCHAR(</w:t>
-      </w:r>
-      <w:proofErr w:type="gramEnd"/>
-      <w:r>
-        <w:rPr>
-          <w:rFonts w:ascii="Times New Roman" w:hAnsi="Times New Roman" w:cs="Times New Roman"/>
-          <w:sz w:val="24"/>
-          <w:szCs w:val="24"/>
-        </w:rPr>
-        <w:t>100)</w:t>
-      </w:r>
-    </w:p>
-    <w:p>
-      <w:pPr>
-        <w:rPr>
-          <w:rFonts w:ascii="Times New Roman" w:hAnsi="Times New Roman" w:cs="Times New Roman"/>
-          <w:sz w:val="24"/>
-          <w:szCs w:val="24"/>
-        </w:rPr>
-      </w:pPr>
-      <w:r>
-        <w:rPr>
-          <w:rFonts w:ascii="Times New Roman" w:hAnsi="Times New Roman" w:cs="Times New Roman"/>
-          <w:sz w:val="24"/>
-          <w:szCs w:val="24"/>
-        </w:rPr>
-        <w:t>);</w:t>
-      </w:r>
-    </w:p>
-    <w:p>
-      <w:pPr>
-        <w:rPr>
-          <w:rFonts w:ascii="Times New Roman" w:hAnsi="Times New Roman" w:cs="Times New Roman"/>
-          <w:sz w:val="24"/>
-          <w:szCs w:val="24"/>
-        </w:rPr>
-      </w:pPr>
-    </w:p>
-    <w:p>
-      <w:pPr>
-        <w:rPr>
-          <w:rFonts w:ascii="Times New Roman" w:hAnsi="Times New Roman" w:cs="Times New Roman"/>
-          <w:sz w:val="24"/>
-          <w:szCs w:val="24"/>
-        </w:rPr>
-      </w:pPr>
-      <w:r>
-        <w:rPr>
-          <w:rFonts w:ascii="Times New Roman" w:hAnsi="Times New Roman" w:cs="Times New Roman"/>
-          <w:sz w:val="24"/>
-          <w:szCs w:val="24"/>
-        </w:rPr>
-        <w:t>-- Insert some sample data</w:t>
-      </w:r>
-    </w:p>
-    <w:p>
-      <w:pPr>
-        <w:rPr>
-          <w:rFonts w:ascii="Times New Roman" w:hAnsi="Times New Roman" w:cs="Times New Roman"/>
-          <w:sz w:val="24"/>
-          <w:szCs w:val="24"/>
-        </w:rPr>
-      </w:pPr>
-      <w:r>
-        <w:rPr>
-          <w:rFonts w:ascii="Times New Roman" w:hAnsi="Times New Roman" w:cs="Times New Roman"/>
-          <w:sz w:val="24"/>
-          <w:szCs w:val="24"/>
-        </w:rPr>
-        <w:t>INSERT INTO Employee (</w:t>
-      </w:r>
-      <w:proofErr w:type="spellStart"/>
-      <w:r>
-        <w:rPr>
-          <w:rFonts w:ascii="Times New Roman" w:hAnsi="Times New Roman" w:cs="Times New Roman"/>
-          <w:sz w:val="24"/>
-          <w:szCs w:val="24"/>
-        </w:rPr>
-        <w:t>EmployeeID</w:t>
-      </w:r>
-      <w:proofErr w:type="spellEnd"/>
-      <w:r>
-        <w:rPr>
-          <w:rFonts w:ascii="Times New Roman" w:hAnsi="Times New Roman" w:cs="Times New Roman"/>
-          <w:sz w:val="24"/>
-          <w:szCs w:val="24"/>
-        </w:rPr>
-        <w:t xml:space="preserve">, </w:t>
-      </w:r>
-      <w:proofErr w:type="spellStart"/>
-      <w:r>
-        <w:rPr>
-          <w:rFonts w:ascii="Times New Roman" w:hAnsi="Times New Roman" w:cs="Times New Roman"/>
-          <w:sz w:val="24"/>
-          <w:szCs w:val="24"/>
-        </w:rPr>
-        <w:t>EmployeeName</w:t>
-      </w:r>
-      <w:proofErr w:type="spellEnd"/>
-      <w:r>
-        <w:rPr>
-          <w:rFonts w:ascii="Times New Roman" w:hAnsi="Times New Roman" w:cs="Times New Roman"/>
-          <w:sz w:val="24"/>
-          <w:szCs w:val="24"/>
-        </w:rPr>
-        <w:t>) VALUES</w:t>
-      </w:r>
-    </w:p>
-    <w:p>
-      <w:pPr>
-        <w:rPr>
-          <w:rFonts w:ascii="Times New Roman" w:hAnsi="Times New Roman" w:cs="Times New Roman"/>
-          <w:sz w:val="24"/>
-          <w:szCs w:val="24"/>
-        </w:rPr>
-      </w:pPr>
-      <w:r>
-        <w:rPr>
-          <w:rFonts w:ascii="Times New Roman" w:hAnsi="Times New Roman" w:cs="Times New Roman"/>
-          <w:sz w:val="24"/>
-          <w:szCs w:val="24"/>
-        </w:rPr>
-        <w:t>(1, 'John Doe'),</w:t>
-      </w:r>
-    </w:p>
-    <w:p>
-      <w:pPr>
-        <w:rPr>
-          <w:rFonts w:ascii="Times New Roman" w:hAnsi="Times New Roman" w:cs="Times New Roman"/>
-          <w:sz w:val="24"/>
-          <w:szCs w:val="24"/>
-        </w:rPr>
-      </w:pPr>
-      <w:r>
-        <w:rPr>
-          <w:rFonts w:ascii="Times New Roman" w:hAnsi="Times New Roman" w:cs="Times New Roman"/>
-          <w:sz w:val="24"/>
-          <w:szCs w:val="24"/>
-        </w:rPr>
-        <w:t>(2, 'Jane Smith'),</w:t>
-      </w:r>
-    </w:p>
-    <w:p>
-      <w:pPr>
-        <w:rPr>
-          <w:rFonts w:ascii="Times New Roman" w:hAnsi="Times New Roman" w:cs="Times New Roman"/>
-          <w:sz w:val="24"/>
-          <w:szCs w:val="24"/>
-        </w:rPr>
-      </w:pPr>
-      <w:r>
-        <w:rPr>
-          <w:rFonts w:ascii="Times New Roman" w:hAnsi="Times New Roman" w:cs="Times New Roman"/>
-          <w:sz w:val="24"/>
-          <w:szCs w:val="24"/>
-        </w:rPr>
-        <w:t>(3, 'Bob Johnson');</w:t>
-      </w:r>
-    </w:p>
-    <w:p>
-      <w:pPr>
-        <w:rPr>
-          <w:rFonts w:ascii="Times New Roman" w:hAnsi="Times New Roman" w:cs="Times New Roman"/>
-          <w:sz w:val="24"/>
-          <w:szCs w:val="24"/>
-        </w:rPr>
-      </w:pPr>
-    </w:p>
-    <w:p>
-      <w:pPr>
-        <w:rPr>
-          <w:rFonts w:ascii="Times New Roman" w:hAnsi="Times New Roman" w:cs="Times New Roman"/>
-          <w:sz w:val="24"/>
-          <w:szCs w:val="24"/>
-        </w:rPr>
-      </w:pPr>
-      <w:r>
-        <w:rPr>
-          <w:rFonts w:ascii="Times New Roman" w:hAnsi="Times New Roman" w:cs="Times New Roman"/>
-          <w:sz w:val="24"/>
-          <w:szCs w:val="24"/>
-        </w:rPr>
-        <w:t>-- Declare variables for cursor</w:t>
-      </w:r>
-    </w:p>
-    <w:p>
-      <w:pPr>
-        <w:rPr>
-          <w:rFonts w:ascii="Times New Roman" w:hAnsi="Times New Roman" w:cs="Times New Roman"/>
-          <w:sz w:val="24"/>
-          <w:szCs w:val="24"/>
-        </w:rPr>
-      </w:pPr>
-      <w:r>
-        <w:rPr>
-          <w:rFonts w:ascii="Times New Roman" w:hAnsi="Times New Roman" w:cs="Times New Roman"/>
-          <w:sz w:val="24"/>
-          <w:szCs w:val="24"/>
-        </w:rPr>
-        <w:t>DECLARE @</w:t>
-      </w:r>
-      <w:proofErr w:type="spellStart"/>
-      <w:r>
-        <w:rPr>
-          <w:rFonts w:ascii="Times New Roman" w:hAnsi="Times New Roman" w:cs="Times New Roman"/>
-          <w:sz w:val="24"/>
-          <w:szCs w:val="24"/>
-        </w:rPr>
-        <w:t>EmployeeID</w:t>
-      </w:r>
-      <w:proofErr w:type="spellEnd"/>
-      <w:r>
-        <w:rPr>
-          <w:rFonts w:ascii="Times New Roman" w:hAnsi="Times New Roman" w:cs="Times New Roman"/>
-          <w:sz w:val="24"/>
-          <w:szCs w:val="24"/>
-        </w:rPr>
-        <w:t xml:space="preserve"> INT;</w:t>
-      </w:r>
-    </w:p>
-    <w:p>
-      <w:pPr>
-        <w:rPr>
-          <w:rFonts w:ascii="Times New Roman" w:hAnsi="Times New Roman" w:cs="Times New Roman"/>
-          <w:sz w:val="24"/>
-          <w:szCs w:val="24"/>
-        </w:rPr>
-      </w:pPr>
-      <w:r>
-        <w:rPr>
-          <w:rFonts w:ascii="Times New Roman" w:hAnsi="Times New Roman" w:cs="Times New Roman"/>
-          <w:sz w:val="24"/>
-          <w:szCs w:val="24"/>
-        </w:rPr>
-        <w:t>DECLARE @</w:t>
-      </w:r>
-      <w:proofErr w:type="spellStart"/>
-      <w:r>
-        <w:rPr>
-          <w:rFonts w:ascii="Times New Roman" w:hAnsi="Times New Roman" w:cs="Times New Roman"/>
-          <w:sz w:val="24"/>
-          <w:szCs w:val="24"/>
-        </w:rPr>
-        <w:t>EmployeeName</w:t>
-      </w:r>
-      <w:proofErr w:type="spellEnd"/>
-      <w:r>
-        <w:rPr>
-          <w:rFonts w:ascii="Times New Roman" w:hAnsi="Times New Roman" w:cs="Times New Roman"/>
-          <w:sz w:val="24"/>
-          <w:szCs w:val="24"/>
-        </w:rPr>
-        <w:t xml:space="preserve"> </w:t>
-      </w:r>
-      <w:proofErr w:type="gramStart"/>
-      <w:r>
-        <w:rPr>
-          <w:rFonts w:ascii="Times New Roman" w:hAnsi="Times New Roman" w:cs="Times New Roman"/>
-          <w:sz w:val="24"/>
-          <w:szCs w:val="24"/>
-        </w:rPr>
-        <w:t>VARCHAR(</w:t>
-      </w:r>
-      <w:proofErr w:type="gramEnd"/>
-      <w:r>
-        <w:rPr>
-          <w:rFonts w:ascii="Times New Roman" w:hAnsi="Times New Roman" w:cs="Times New Roman"/>
-          <w:sz w:val="24"/>
-          <w:szCs w:val="24"/>
-        </w:rPr>
-        <w:t>100);</w:t>
-      </w:r>
-    </w:p>
-    <w:p>
-      <w:pPr>
-        <w:rPr>
-          <w:rFonts w:ascii="Times New Roman" w:hAnsi="Times New Roman" w:cs="Times New Roman"/>
-          <w:sz w:val="24"/>
-          <w:szCs w:val="24"/>
-        </w:rPr>
-      </w:pPr>
-    </w:p>
-    <w:p>
-      <w:pPr>
-        <w:rPr>
-          <w:rFonts w:ascii="Times New Roman" w:hAnsi="Times New Roman" w:cs="Times New Roman"/>
-          <w:sz w:val="24"/>
-          <w:szCs w:val="24"/>
-        </w:rPr>
-      </w:pPr>
-      <w:r>
-        <w:rPr>
-          <w:rFonts w:ascii="Times New Roman" w:hAnsi="Times New Roman" w:cs="Times New Roman"/>
-          <w:sz w:val="24"/>
-          <w:szCs w:val="24"/>
-        </w:rPr>
-        <w:t>-- Declare and set up the cursor</w:t>
-      </w:r>
-    </w:p>
-    <w:p>
-      <w:pPr>
-        <w:rPr>
-          <w:rFonts w:ascii="Times New Roman" w:hAnsi="Times New Roman" w:cs="Times New Roman"/>
-          <w:sz w:val="24"/>
-          <w:szCs w:val="24"/>
-        </w:rPr>
-      </w:pPr>
-      <w:r>
-        <w:rPr>
-          <w:rFonts w:ascii="Times New Roman" w:hAnsi="Times New Roman" w:cs="Times New Roman"/>
-          <w:sz w:val="24"/>
-          <w:szCs w:val="24"/>
-        </w:rPr>
-        <w:t xml:space="preserve">DECLARE </w:t>
-      </w:r>
-      <w:proofErr w:type="spellStart"/>
-      <w:r>
-        <w:rPr>
-          <w:rFonts w:ascii="Times New Roman" w:hAnsi="Times New Roman" w:cs="Times New Roman"/>
-          <w:sz w:val="24"/>
-          <w:szCs w:val="24"/>
-        </w:rPr>
-        <w:t>employee_cursor</w:t>
-      </w:r>
-      <w:proofErr w:type="spellEnd"/>
-      <w:r>
-        <w:rPr>
-          <w:rFonts w:ascii="Times New Roman" w:hAnsi="Times New Roman" w:cs="Times New Roman"/>
-          <w:sz w:val="24"/>
-          <w:szCs w:val="24"/>
-        </w:rPr>
-        <w:t xml:space="preserve"> CURSOR FOR</w:t>
-      </w:r>
-    </w:p>
-    <w:p>
-      <w:pPr>
-        <w:rPr>
-          <w:rFonts w:ascii="Times New Roman" w:hAnsi="Times New Roman" w:cs="Times New Roman"/>
-          <w:sz w:val="24"/>
-          <w:szCs w:val="24"/>
-        </w:rPr>
-      </w:pPr>
-      <w:r>
-        <w:rPr>
-          <w:rFonts w:ascii="Times New Roman" w:hAnsi="Times New Roman" w:cs="Times New Roman"/>
-          <w:sz w:val="24"/>
-          <w:szCs w:val="24"/>
-        </w:rPr>
-        <w:t xml:space="preserve">    SELECT </w:t>
-      </w:r>
-      <w:proofErr w:type="spellStart"/>
-      <w:r>
-        <w:rPr>
-          <w:rFonts w:ascii="Times New Roman" w:hAnsi="Times New Roman" w:cs="Times New Roman"/>
-          <w:sz w:val="24"/>
-          <w:szCs w:val="24"/>
-        </w:rPr>
-        <w:t>EmployeeID</w:t>
-      </w:r>
-      <w:proofErr w:type="spellEnd"/>
-      <w:r>
-        <w:rPr>
-          <w:rFonts w:ascii="Times New Roman" w:hAnsi="Times New Roman" w:cs="Times New Roman"/>
-          <w:sz w:val="24"/>
-          <w:szCs w:val="24"/>
-        </w:rPr>
-        <w:t xml:space="preserve">, </w:t>
-      </w:r>
-      <w:proofErr w:type="spellStart"/>
-      <w:r>
-        <w:rPr>
-          <w:rFonts w:ascii="Times New Roman" w:hAnsi="Times New Roman" w:cs="Times New Roman"/>
-          <w:sz w:val="24"/>
-          <w:szCs w:val="24"/>
-        </w:rPr>
-        <w:t>EmployeeName</w:t>
-      </w:r>
-      <w:proofErr w:type="spellEnd"/>
-      <w:r>
-        <w:rPr>
-          <w:rFonts w:ascii="Times New Roman" w:hAnsi="Times New Roman" w:cs="Times New Roman"/>
-          <w:sz w:val="24"/>
-          <w:szCs w:val="24"/>
-        </w:rPr>
-        <w:t xml:space="preserve"> FROM Employee;</w:t>
-      </w:r>
-    </w:p>
-    <w:p>
-      <w:pPr>
-        <w:rPr>
-          <w:rFonts w:ascii="Times New Roman" w:hAnsi="Times New Roman" w:cs="Times New Roman"/>
-          <w:sz w:val="24"/>
-          <w:szCs w:val="24"/>
-        </w:rPr>
-      </w:pPr>
-    </w:p>
-    <w:p>
-      <w:pPr>
-        <w:rPr>
-          <w:rFonts w:ascii="Times New Roman" w:hAnsi="Times New Roman" w:cs="Times New Roman"/>
-          <w:sz w:val="24"/>
-          <w:szCs w:val="24"/>
-        </w:rPr>
-      </w:pPr>
-      <w:r>
-        <w:rPr>
-          <w:rFonts w:ascii="Times New Roman" w:hAnsi="Times New Roman" w:cs="Times New Roman"/>
-          <w:sz w:val="24"/>
-          <w:szCs w:val="24"/>
-        </w:rPr>
-        <w:t>-- Open the cursor</w:t>
-      </w:r>
-    </w:p>
-    <w:p>
-      <w:pPr>
-        <w:rPr>
-          <w:rFonts w:ascii="Times New Roman" w:hAnsi="Times New Roman" w:cs="Times New Roman"/>
-          <w:sz w:val="24"/>
-          <w:szCs w:val="24"/>
-        </w:rPr>
-      </w:pPr>
-      <w:r>
-        <w:rPr>
-          <w:rFonts w:ascii="Times New Roman" w:hAnsi="Times New Roman" w:cs="Times New Roman"/>
-          <w:sz w:val="24"/>
-          <w:szCs w:val="24"/>
-        </w:rPr>
-        <w:t xml:space="preserve">OPEN </w:t>
-      </w:r>
-      <w:proofErr w:type="spellStart"/>
-      <w:r>
-        <w:rPr>
-          <w:rFonts w:ascii="Times New Roman" w:hAnsi="Times New Roman" w:cs="Times New Roman"/>
-          <w:sz w:val="24"/>
-          <w:szCs w:val="24"/>
-        </w:rPr>
-        <w:t>employee_cursor</w:t>
-      </w:r>
-      <w:proofErr w:type="spellEnd"/>
-      <w:r>
-        <w:rPr>
-          <w:rFonts w:ascii="Times New Roman" w:hAnsi="Times New Roman" w:cs="Times New Roman"/>
-          <w:sz w:val="24"/>
-          <w:szCs w:val="24"/>
-        </w:rPr>
-        <w:t>;</w:t>
-      </w:r>
-    </w:p>
-    <w:p>
-      <w:pPr>
-        <w:rPr>
-          <w:rFonts w:ascii="Times New Roman" w:hAnsi="Times New Roman" w:cs="Times New Roman"/>
-          <w:sz w:val="24"/>
-          <w:szCs w:val="24"/>
-        </w:rPr>
-      </w:pPr>
-    </w:p>
-    <w:p>
-      <w:pPr>
-        <w:rPr>
-          <w:rFonts w:ascii="Times New Roman" w:hAnsi="Times New Roman" w:cs="Times New Roman"/>
-          <w:sz w:val="24"/>
-          <w:szCs w:val="24"/>
-        </w:rPr>
-      </w:pPr>
-      <w:r>
-        <w:rPr>
-          <w:rFonts w:ascii="Times New Roman" w:hAnsi="Times New Roman" w:cs="Times New Roman"/>
-          <w:sz w:val="24"/>
-          <w:szCs w:val="24"/>
-        </w:rPr>
-        <w:t>-- Fetch the first row into variables</w:t>
-      </w:r>
-    </w:p>
-    <w:p>
-      <w:pPr>
-        <w:rPr>
-          <w:rFonts w:ascii="Times New Roman" w:hAnsi="Times New Roman" w:cs="Times New Roman"/>
-          <w:sz w:val="24"/>
-          <w:szCs w:val="24"/>
-        </w:rPr>
-      </w:pPr>
-      <w:r>
-        <w:rPr>
-          <w:rFonts w:ascii="Times New Roman" w:hAnsi="Times New Roman" w:cs="Times New Roman"/>
-          <w:sz w:val="24"/>
-          <w:szCs w:val="24"/>
-        </w:rPr>
-        <w:t xml:space="preserve">FETCH NEXT FROM </w:t>
-      </w:r>
-      <w:proofErr w:type="spellStart"/>
-      <w:r>
-        <w:rPr>
-          <w:rFonts w:ascii="Times New Roman" w:hAnsi="Times New Roman" w:cs="Times New Roman"/>
-          <w:sz w:val="24"/>
-          <w:szCs w:val="24"/>
-        </w:rPr>
-        <w:t>employee_cursor</w:t>
-      </w:r>
-      <w:proofErr w:type="spellEnd"/>
-      <w:r>
-        <w:rPr>
-          <w:rFonts w:ascii="Times New Roman" w:hAnsi="Times New Roman" w:cs="Times New Roman"/>
-          <w:sz w:val="24"/>
-          <w:szCs w:val="24"/>
-        </w:rPr>
-        <w:t xml:space="preserve"> INTO @</w:t>
-      </w:r>
-      <w:proofErr w:type="spellStart"/>
-      <w:r>
-        <w:rPr>
-          <w:rFonts w:ascii="Times New Roman" w:hAnsi="Times New Roman" w:cs="Times New Roman"/>
-          <w:sz w:val="24"/>
-          <w:szCs w:val="24"/>
-        </w:rPr>
-        <w:t>EmployeeID</w:t>
-      </w:r>
-      <w:proofErr w:type="spellEnd"/>
-      <w:r>
-        <w:rPr>
-          <w:rFonts w:ascii="Times New Roman" w:hAnsi="Times New Roman" w:cs="Times New Roman"/>
-          <w:sz w:val="24"/>
-          <w:szCs w:val="24"/>
-        </w:rPr>
-        <w:t>, @</w:t>
-      </w:r>
-      <w:proofErr w:type="spellStart"/>
-      <w:r>
-        <w:rPr>
-          <w:rFonts w:ascii="Times New Roman" w:hAnsi="Times New Roman" w:cs="Times New Roman"/>
-          <w:sz w:val="24"/>
-          <w:szCs w:val="24"/>
-        </w:rPr>
-        <w:t>EmployeeName</w:t>
-      </w:r>
-      <w:proofErr w:type="spellEnd"/>
-      <w:r>
-        <w:rPr>
-          <w:rFonts w:ascii="Times New Roman" w:hAnsi="Times New Roman" w:cs="Times New Roman"/>
-          <w:sz w:val="24"/>
-          <w:szCs w:val="24"/>
-        </w:rPr>
-        <w:t>;</w:t>
-      </w:r>
-    </w:p>
-    <w:p>
-      <w:pPr>
-        <w:rPr>
-          <w:rFonts w:ascii="Times New Roman" w:hAnsi="Times New Roman" w:cs="Times New Roman"/>
-          <w:sz w:val="24"/>
-          <w:szCs w:val="24"/>
-        </w:rPr>
-      </w:pPr>
     </w:p>
     <w:p>
       <w:pPr>
@@ -13340,722 +14358,29 @@
           <w:szCs w:val="24"/>
         </w:rPr>
         <w:lastRenderedPageBreak/>
-        <w:t>-- Loop through the cursor</w:t>
-      </w:r>
-    </w:p>
-    <w:p>
-      <w:pPr>
-        <w:rPr>
-          <w:rFonts w:ascii="Times New Roman" w:hAnsi="Times New Roman" w:cs="Times New Roman"/>
-          <w:sz w:val="24"/>
-          <w:szCs w:val="24"/>
-        </w:rPr>
-      </w:pPr>
-      <w:r>
-        <w:rPr>
-          <w:rFonts w:ascii="Times New Roman" w:hAnsi="Times New Roman" w:cs="Times New Roman"/>
-          <w:sz w:val="24"/>
-          <w:szCs w:val="24"/>
-        </w:rPr>
-        <w:t>WHILE @@FETCH_STATUS = 0</w:t>
-      </w:r>
-    </w:p>
-    <w:p>
-      <w:pPr>
-        <w:rPr>
-          <w:rFonts w:ascii="Times New Roman" w:hAnsi="Times New Roman" w:cs="Times New Roman"/>
-          <w:sz w:val="24"/>
-          <w:szCs w:val="24"/>
-        </w:rPr>
-      </w:pPr>
-      <w:r>
-        <w:rPr>
-          <w:rFonts w:ascii="Times New Roman" w:hAnsi="Times New Roman" w:cs="Times New Roman"/>
-          <w:sz w:val="24"/>
-          <w:szCs w:val="24"/>
-        </w:rPr>
-        <w:t>BEGIN</w:t>
-      </w:r>
-    </w:p>
-    <w:p>
-      <w:pPr>
-        <w:rPr>
-          <w:rFonts w:ascii="Times New Roman" w:hAnsi="Times New Roman" w:cs="Times New Roman"/>
-          <w:sz w:val="24"/>
-          <w:szCs w:val="24"/>
-        </w:rPr>
-      </w:pPr>
-      <w:r>
-        <w:rPr>
-          <w:rFonts w:ascii="Times New Roman" w:hAnsi="Times New Roman" w:cs="Times New Roman"/>
-          <w:sz w:val="24"/>
-          <w:szCs w:val="24"/>
-        </w:rPr>
-        <w:t xml:space="preserve">    -- Process the current row (print in this example)</w:t>
-      </w:r>
-    </w:p>
-    <w:p>
-      <w:pPr>
-        <w:rPr>
-          <w:rFonts w:ascii="Times New Roman" w:hAnsi="Times New Roman" w:cs="Times New Roman"/>
-          <w:sz w:val="24"/>
-          <w:szCs w:val="24"/>
-        </w:rPr>
-      </w:pPr>
-      <w:r>
-        <w:rPr>
-          <w:rFonts w:ascii="Times New Roman" w:hAnsi="Times New Roman" w:cs="Times New Roman"/>
-          <w:sz w:val="24"/>
-          <w:szCs w:val="24"/>
-        </w:rPr>
-        <w:t xml:space="preserve">    PRINT 'Employee ID: ' + </w:t>
-      </w:r>
-      <w:proofErr w:type="gramStart"/>
-      <w:r>
-        <w:rPr>
-          <w:rFonts w:ascii="Times New Roman" w:hAnsi="Times New Roman" w:cs="Times New Roman"/>
-          <w:sz w:val="24"/>
-          <w:szCs w:val="24"/>
-        </w:rPr>
-        <w:t>CAST(</w:t>
-      </w:r>
-      <w:proofErr w:type="gramEnd"/>
-      <w:r>
-        <w:rPr>
-          <w:rFonts w:ascii="Times New Roman" w:hAnsi="Times New Roman" w:cs="Times New Roman"/>
-          <w:sz w:val="24"/>
-          <w:szCs w:val="24"/>
-        </w:rPr>
-        <w:t>@</w:t>
-      </w:r>
-      <w:proofErr w:type="spellStart"/>
-      <w:r>
-        <w:rPr>
-          <w:rFonts w:ascii="Times New Roman" w:hAnsi="Times New Roman" w:cs="Times New Roman"/>
-          <w:sz w:val="24"/>
-          <w:szCs w:val="24"/>
-        </w:rPr>
-        <w:t>EmployeeID</w:t>
-      </w:r>
-      <w:proofErr w:type="spellEnd"/>
-      <w:r>
-        <w:rPr>
-          <w:rFonts w:ascii="Times New Roman" w:hAnsi="Times New Roman" w:cs="Times New Roman"/>
-          <w:sz w:val="24"/>
-          <w:szCs w:val="24"/>
-        </w:rPr>
-        <w:t xml:space="preserve"> AS VARCHAR(10)) + ', Employee Name: ' + @</w:t>
-      </w:r>
-      <w:proofErr w:type="spellStart"/>
-      <w:r>
-        <w:rPr>
-          <w:rFonts w:ascii="Times New Roman" w:hAnsi="Times New Roman" w:cs="Times New Roman"/>
-          <w:sz w:val="24"/>
-          <w:szCs w:val="24"/>
-        </w:rPr>
-        <w:t>EmployeeName</w:t>
-      </w:r>
-      <w:proofErr w:type="spellEnd"/>
-      <w:r>
-        <w:rPr>
-          <w:rFonts w:ascii="Times New Roman" w:hAnsi="Times New Roman" w:cs="Times New Roman"/>
-          <w:sz w:val="24"/>
-          <w:szCs w:val="24"/>
-        </w:rPr>
-        <w:t>;</w:t>
-      </w:r>
-    </w:p>
-    <w:p>
-      <w:pPr>
-        <w:rPr>
-          <w:rFonts w:ascii="Times New Roman" w:hAnsi="Times New Roman" w:cs="Times New Roman"/>
-          <w:sz w:val="24"/>
-          <w:szCs w:val="24"/>
-        </w:rPr>
-      </w:pPr>
-    </w:p>
-    <w:p>
-      <w:pPr>
-        <w:rPr>
-          <w:rFonts w:ascii="Times New Roman" w:hAnsi="Times New Roman" w:cs="Times New Roman"/>
-          <w:sz w:val="24"/>
-          <w:szCs w:val="24"/>
-        </w:rPr>
-      </w:pPr>
-      <w:r>
-        <w:rPr>
-          <w:rFonts w:ascii="Times New Roman" w:hAnsi="Times New Roman" w:cs="Times New Roman"/>
-          <w:sz w:val="24"/>
-          <w:szCs w:val="24"/>
-        </w:rPr>
-        <w:t xml:space="preserve">    -- Fetch the next row</w:t>
-      </w:r>
-    </w:p>
-    <w:p>
-      <w:pPr>
-        <w:rPr>
-          <w:rFonts w:ascii="Times New Roman" w:hAnsi="Times New Roman" w:cs="Times New Roman"/>
-          <w:sz w:val="24"/>
-          <w:szCs w:val="24"/>
-        </w:rPr>
-      </w:pPr>
-      <w:r>
-        <w:rPr>
-          <w:rFonts w:ascii="Times New Roman" w:hAnsi="Times New Roman" w:cs="Times New Roman"/>
-          <w:sz w:val="24"/>
-          <w:szCs w:val="24"/>
-        </w:rPr>
-        <w:t xml:space="preserve">    FETCH NEXT FROM </w:t>
-      </w:r>
-      <w:proofErr w:type="spellStart"/>
-      <w:r>
-        <w:rPr>
-          <w:rFonts w:ascii="Times New Roman" w:hAnsi="Times New Roman" w:cs="Times New Roman"/>
-          <w:sz w:val="24"/>
-          <w:szCs w:val="24"/>
-        </w:rPr>
-        <w:t>employee_cursor</w:t>
-      </w:r>
-      <w:proofErr w:type="spellEnd"/>
-      <w:r>
-        <w:rPr>
-          <w:rFonts w:ascii="Times New Roman" w:hAnsi="Times New Roman" w:cs="Times New Roman"/>
-          <w:sz w:val="24"/>
-          <w:szCs w:val="24"/>
-        </w:rPr>
-        <w:t xml:space="preserve"> INTO @</w:t>
-      </w:r>
-      <w:proofErr w:type="spellStart"/>
-      <w:r>
-        <w:rPr>
-          <w:rFonts w:ascii="Times New Roman" w:hAnsi="Times New Roman" w:cs="Times New Roman"/>
-          <w:sz w:val="24"/>
-          <w:szCs w:val="24"/>
-        </w:rPr>
-        <w:t>EmployeeID</w:t>
-      </w:r>
-      <w:proofErr w:type="spellEnd"/>
-      <w:r>
-        <w:rPr>
-          <w:rFonts w:ascii="Times New Roman" w:hAnsi="Times New Roman" w:cs="Times New Roman"/>
-          <w:sz w:val="24"/>
-          <w:szCs w:val="24"/>
-        </w:rPr>
-        <w:t>, @</w:t>
-      </w:r>
-      <w:proofErr w:type="spellStart"/>
-      <w:r>
-        <w:rPr>
-          <w:rFonts w:ascii="Times New Roman" w:hAnsi="Times New Roman" w:cs="Times New Roman"/>
-          <w:sz w:val="24"/>
-          <w:szCs w:val="24"/>
-        </w:rPr>
-        <w:t>EmployeeName</w:t>
-      </w:r>
-      <w:proofErr w:type="spellEnd"/>
-      <w:r>
-        <w:rPr>
-          <w:rFonts w:ascii="Times New Roman" w:hAnsi="Times New Roman" w:cs="Times New Roman"/>
-          <w:sz w:val="24"/>
-          <w:szCs w:val="24"/>
-        </w:rPr>
-        <w:t>;</w:t>
-      </w:r>
-    </w:p>
-    <w:p>
-      <w:pPr>
-        <w:rPr>
-          <w:rFonts w:ascii="Times New Roman" w:hAnsi="Times New Roman" w:cs="Times New Roman"/>
-          <w:sz w:val="24"/>
-          <w:szCs w:val="24"/>
-        </w:rPr>
-      </w:pPr>
-      <w:r>
-        <w:rPr>
-          <w:rFonts w:ascii="Times New Roman" w:hAnsi="Times New Roman" w:cs="Times New Roman"/>
-          <w:sz w:val="24"/>
-          <w:szCs w:val="24"/>
-        </w:rPr>
-        <w:t>END</w:t>
-      </w:r>
-    </w:p>
-    <w:p>
-      <w:pPr>
-        <w:rPr>
-          <w:rFonts w:ascii="Times New Roman" w:hAnsi="Times New Roman" w:cs="Times New Roman"/>
-          <w:sz w:val="24"/>
-          <w:szCs w:val="24"/>
-        </w:rPr>
-      </w:pPr>
-    </w:p>
-    <w:p>
-      <w:pPr>
-        <w:rPr>
-          <w:rFonts w:ascii="Times New Roman" w:hAnsi="Times New Roman" w:cs="Times New Roman"/>
-          <w:sz w:val="24"/>
-          <w:szCs w:val="24"/>
-        </w:rPr>
-      </w:pPr>
-      <w:r>
-        <w:rPr>
-          <w:rFonts w:ascii="Times New Roman" w:hAnsi="Times New Roman" w:cs="Times New Roman"/>
-          <w:sz w:val="24"/>
-          <w:szCs w:val="24"/>
-        </w:rPr>
-        <w:t xml:space="preserve">-- Close and </w:t>
-      </w:r>
-      <w:proofErr w:type="spellStart"/>
-      <w:r>
-        <w:rPr>
-          <w:rFonts w:ascii="Times New Roman" w:hAnsi="Times New Roman" w:cs="Times New Roman"/>
-          <w:sz w:val="24"/>
-          <w:szCs w:val="24"/>
-        </w:rPr>
-        <w:t>deallocate</w:t>
-      </w:r>
-      <w:proofErr w:type="spellEnd"/>
-      <w:r>
-        <w:rPr>
-          <w:rFonts w:ascii="Times New Roman" w:hAnsi="Times New Roman" w:cs="Times New Roman"/>
-          <w:sz w:val="24"/>
-          <w:szCs w:val="24"/>
-        </w:rPr>
-        <w:t xml:space="preserve"> the cursor</w:t>
-      </w:r>
-    </w:p>
-    <w:p>
-      <w:pPr>
-        <w:rPr>
-          <w:rFonts w:ascii="Times New Roman" w:hAnsi="Times New Roman" w:cs="Times New Roman"/>
-          <w:sz w:val="24"/>
-          <w:szCs w:val="24"/>
-        </w:rPr>
-      </w:pPr>
-      <w:r>
-        <w:rPr>
-          <w:rFonts w:ascii="Times New Roman" w:hAnsi="Times New Roman" w:cs="Times New Roman"/>
-          <w:sz w:val="24"/>
-          <w:szCs w:val="24"/>
-        </w:rPr>
-        <w:t xml:space="preserve">CLOSE </w:t>
-      </w:r>
-      <w:proofErr w:type="spellStart"/>
-      <w:r>
-        <w:rPr>
-          <w:rFonts w:ascii="Times New Roman" w:hAnsi="Times New Roman" w:cs="Times New Roman"/>
-          <w:sz w:val="24"/>
-          <w:szCs w:val="24"/>
-        </w:rPr>
-        <w:t>employee_cursor</w:t>
-      </w:r>
-      <w:proofErr w:type="spellEnd"/>
-      <w:r>
-        <w:rPr>
-          <w:rFonts w:ascii="Times New Roman" w:hAnsi="Times New Roman" w:cs="Times New Roman"/>
-          <w:sz w:val="24"/>
-          <w:szCs w:val="24"/>
-        </w:rPr>
-        <w:t>;</w:t>
-      </w:r>
-    </w:p>
-    <w:p>
-      <w:pPr>
-        <w:rPr>
-          <w:rFonts w:ascii="Times New Roman" w:hAnsi="Times New Roman" w:cs="Times New Roman"/>
-          <w:sz w:val="24"/>
-          <w:szCs w:val="24"/>
-        </w:rPr>
-      </w:pPr>
-      <w:r>
-        <w:rPr>
-          <w:rFonts w:ascii="Times New Roman" w:hAnsi="Times New Roman" w:cs="Times New Roman"/>
-          <w:sz w:val="24"/>
-          <w:szCs w:val="24"/>
-        </w:rPr>
-        <w:t xml:space="preserve">DEALLOCATE </w:t>
-      </w:r>
-      <w:proofErr w:type="spellStart"/>
-      <w:r>
-        <w:rPr>
-          <w:rFonts w:ascii="Times New Roman" w:hAnsi="Times New Roman" w:cs="Times New Roman"/>
-          <w:sz w:val="24"/>
-          <w:szCs w:val="24"/>
-        </w:rPr>
-        <w:t>employee_cursor</w:t>
-      </w:r>
-      <w:proofErr w:type="spellEnd"/>
-      <w:r>
-        <w:rPr>
-          <w:rFonts w:ascii="Times New Roman" w:hAnsi="Times New Roman" w:cs="Times New Roman"/>
-          <w:sz w:val="24"/>
-          <w:szCs w:val="24"/>
-        </w:rPr>
-        <w:t>;</w:t>
-      </w:r>
-    </w:p>
-    <w:p>
-      <w:pPr>
-        <w:rPr>
-          <w:rFonts w:ascii="Times New Roman" w:hAnsi="Times New Roman" w:cs="Times New Roman"/>
-          <w:sz w:val="24"/>
-          <w:szCs w:val="24"/>
-        </w:rPr>
-      </w:pPr>
-    </w:p>
-    <w:p>
-      <w:pPr>
-        <w:rPr>
-          <w:rFonts w:ascii="Times New Roman" w:hAnsi="Times New Roman" w:cs="Times New Roman"/>
-          <w:sz w:val="24"/>
-          <w:szCs w:val="24"/>
-        </w:rPr>
-      </w:pPr>
-    </w:p>
-    <w:p>
-      <w:pPr>
-        <w:rPr>
-          <w:rFonts w:ascii="Times New Roman" w:hAnsi="Times New Roman" w:cs="Times New Roman"/>
-          <w:sz w:val="24"/>
-          <w:szCs w:val="24"/>
-        </w:rPr>
-      </w:pPr>
-    </w:p>
-    <w:p>
-      <w:pPr>
-        <w:rPr>
-          <w:rFonts w:ascii="Times New Roman" w:hAnsi="Times New Roman" w:cs="Times New Roman"/>
-          <w:b/>
-          <w:sz w:val="24"/>
-          <w:szCs w:val="24"/>
-        </w:rPr>
-      </w:pPr>
-    </w:p>
-    <w:p>
-      <w:pPr>
-        <w:rPr>
-          <w:rFonts w:ascii="Times New Roman" w:hAnsi="Times New Roman" w:cs="Times New Roman"/>
-          <w:b/>
-          <w:sz w:val="24"/>
-          <w:szCs w:val="24"/>
-        </w:rPr>
-      </w:pPr>
-    </w:p>
-    <w:p>
-      <w:pPr>
-        <w:rPr>
-          <w:rFonts w:ascii="Times New Roman" w:hAnsi="Times New Roman" w:cs="Times New Roman"/>
-          <w:b/>
-          <w:sz w:val="24"/>
-          <w:szCs w:val="24"/>
-        </w:rPr>
-      </w:pPr>
-    </w:p>
-    <w:p>
-      <w:pPr>
-        <w:rPr>
-          <w:rFonts w:ascii="Times New Roman" w:hAnsi="Times New Roman" w:cs="Times New Roman"/>
-          <w:b/>
-          <w:sz w:val="24"/>
-          <w:szCs w:val="24"/>
-        </w:rPr>
-      </w:pPr>
-    </w:p>
-    <w:p>
-      <w:pPr>
-        <w:rPr>
-          <w:rFonts w:ascii="Times New Roman" w:hAnsi="Times New Roman" w:cs="Times New Roman"/>
-          <w:b/>
-          <w:sz w:val="24"/>
-          <w:szCs w:val="24"/>
-        </w:rPr>
-      </w:pPr>
-    </w:p>
-    <w:p>
-      <w:pPr>
-        <w:rPr>
-          <w:rFonts w:ascii="Times New Roman" w:hAnsi="Times New Roman" w:cs="Times New Roman"/>
-          <w:b/>
-          <w:sz w:val="24"/>
-          <w:szCs w:val="24"/>
-        </w:rPr>
-      </w:pPr>
-    </w:p>
-    <w:p>
-      <w:pPr>
-        <w:rPr>
-          <w:rFonts w:ascii="Times New Roman" w:hAnsi="Times New Roman" w:cs="Times New Roman"/>
-          <w:b/>
-          <w:sz w:val="24"/>
-          <w:szCs w:val="24"/>
-        </w:rPr>
-      </w:pPr>
-    </w:p>
-    <w:p>
-      <w:pPr>
-        <w:rPr>
-          <w:rFonts w:ascii="Times New Roman" w:hAnsi="Times New Roman" w:cs="Times New Roman"/>
-          <w:b/>
-          <w:sz w:val="24"/>
-          <w:szCs w:val="24"/>
-        </w:rPr>
-      </w:pPr>
-    </w:p>
-    <w:p>
-      <w:pPr>
-        <w:rPr>
-          <w:rFonts w:ascii="Times New Roman" w:hAnsi="Times New Roman" w:cs="Times New Roman"/>
-          <w:b/>
-          <w:sz w:val="24"/>
-          <w:szCs w:val="24"/>
-        </w:rPr>
-      </w:pPr>
-    </w:p>
-    <w:p>
-      <w:pPr>
-        <w:rPr>
-          <w:rFonts w:ascii="Times New Roman" w:hAnsi="Times New Roman" w:cs="Times New Roman"/>
-          <w:b/>
-          <w:sz w:val="24"/>
-          <w:szCs w:val="24"/>
-        </w:rPr>
-      </w:pPr>
-    </w:p>
-    <w:p>
-      <w:pPr>
-        <w:rPr>
-          <w:rFonts w:ascii="Times New Roman" w:hAnsi="Times New Roman" w:cs="Times New Roman"/>
-          <w:b/>
-          <w:sz w:val="24"/>
-          <w:szCs w:val="24"/>
-        </w:rPr>
-      </w:pPr>
-    </w:p>
-    <w:p>
-      <w:pPr>
-        <w:rPr>
-          <w:rFonts w:ascii="Times New Roman" w:hAnsi="Times New Roman" w:cs="Times New Roman"/>
-          <w:b/>
-          <w:sz w:val="24"/>
-          <w:szCs w:val="24"/>
-        </w:rPr>
-      </w:pPr>
-    </w:p>
-    <w:p>
-      <w:pPr>
-        <w:rPr>
-          <w:rFonts w:ascii="Times New Roman" w:hAnsi="Times New Roman" w:cs="Times New Roman"/>
-          <w:sz w:val="24"/>
-          <w:szCs w:val="24"/>
-        </w:rPr>
-      </w:pPr>
-      <w:r>
-        <w:rPr>
-          <w:rFonts w:ascii="Times New Roman" w:hAnsi="Times New Roman" w:cs="Times New Roman"/>
-          <w:b/>
-          <w:sz w:val="24"/>
-          <w:szCs w:val="24"/>
-        </w:rPr>
-        <w:lastRenderedPageBreak/>
-        <w:t>12)SQL Data Types:</w:t>
-      </w:r>
-    </w:p>
-    <w:p>
-      <w:pPr>
-        <w:rPr>
-          <w:rFonts w:ascii="Times New Roman" w:hAnsi="Times New Roman" w:cs="Times New Roman"/>
-          <w:sz w:val="24"/>
-          <w:szCs w:val="24"/>
-        </w:rPr>
-      </w:pPr>
-      <w:r>
-        <w:rPr>
-          <w:rFonts w:ascii="Times New Roman" w:hAnsi="Times New Roman" w:cs="Times New Roman"/>
-          <w:sz w:val="24"/>
-          <w:szCs w:val="24"/>
-        </w:rPr>
-        <w:t>The data type of a column defines what value the column can hold: integer, character, money, date and time, binary, and so on.</w:t>
-      </w:r>
-    </w:p>
-    <w:p>
-      <w:pPr>
-        <w:rPr>
-          <w:rFonts w:ascii="Times New Roman" w:hAnsi="Times New Roman" w:cs="Times New Roman"/>
-          <w:sz w:val="24"/>
-          <w:szCs w:val="24"/>
-        </w:rPr>
-      </w:pPr>
-    </w:p>
-    <w:p>
-      <w:pPr>
-        <w:rPr>
-          <w:rFonts w:ascii="Times New Roman" w:hAnsi="Times New Roman" w:cs="Times New Roman"/>
-          <w:b/>
-          <w:sz w:val="24"/>
-          <w:szCs w:val="24"/>
-        </w:rPr>
-      </w:pPr>
-      <w:r>
-        <w:rPr>
-          <w:rFonts w:ascii="Times New Roman" w:hAnsi="Times New Roman" w:cs="Times New Roman"/>
-          <w:b/>
-          <w:sz w:val="24"/>
-          <w:szCs w:val="24"/>
-        </w:rPr>
-        <w:t>SQL Data Types</w:t>
-      </w:r>
-    </w:p>
-    <w:p>
-      <w:pPr>
-        <w:rPr>
-          <w:rFonts w:ascii="Times New Roman" w:hAnsi="Times New Roman" w:cs="Times New Roman"/>
-          <w:sz w:val="24"/>
-          <w:szCs w:val="24"/>
-        </w:rPr>
-      </w:pPr>
-      <w:r>
-        <w:rPr>
-          <w:rFonts w:ascii="Times New Roman" w:hAnsi="Times New Roman" w:cs="Times New Roman"/>
-          <w:sz w:val="24"/>
-          <w:szCs w:val="24"/>
-        </w:rPr>
-        <w:t>Each column in a database table is required to have a name and a data type.</w:t>
-      </w:r>
-    </w:p>
-    <w:p>
-      <w:pPr>
-        <w:rPr>
-          <w:rFonts w:ascii="Times New Roman" w:hAnsi="Times New Roman" w:cs="Times New Roman"/>
-          <w:sz w:val="24"/>
-          <w:szCs w:val="24"/>
-        </w:rPr>
-      </w:pPr>
-    </w:p>
-    <w:p>
-      <w:pPr>
-        <w:rPr>
-          <w:rFonts w:ascii="Times New Roman" w:hAnsi="Times New Roman" w:cs="Times New Roman"/>
-          <w:sz w:val="24"/>
-          <w:szCs w:val="24"/>
-        </w:rPr>
-      </w:pPr>
-      <w:r>
-        <w:rPr>
-          <w:rFonts w:ascii="Times New Roman" w:hAnsi="Times New Roman" w:cs="Times New Roman"/>
-          <w:sz w:val="24"/>
-          <w:szCs w:val="24"/>
-        </w:rPr>
-        <w:t>An SQL developer must decide what type of data that will be stored inside each column when creating a table. The data type is a guideline for SQL to understand what type of data is expected inside of each column, and it also identifies how SQL will interact with the stored data.</w:t>
-      </w:r>
-    </w:p>
-    <w:p>
-      <w:pPr>
-        <w:rPr>
-          <w:rFonts w:ascii="Times New Roman" w:hAnsi="Times New Roman" w:cs="Times New Roman"/>
-          <w:sz w:val="24"/>
-          <w:szCs w:val="24"/>
-        </w:rPr>
-      </w:pPr>
-    </w:p>
-    <w:p>
-      <w:pPr>
-        <w:rPr>
-          <w:rFonts w:ascii="Times New Roman" w:hAnsi="Times New Roman" w:cs="Times New Roman"/>
-          <w:sz w:val="24"/>
-          <w:szCs w:val="24"/>
-        </w:rPr>
-      </w:pPr>
-    </w:p>
-    <w:p>
-      <w:pPr>
-        <w:rPr>
-          <w:rFonts w:ascii="Times New Roman" w:hAnsi="Times New Roman" w:cs="Times New Roman"/>
-          <w:sz w:val="24"/>
-          <w:szCs w:val="24"/>
-        </w:rPr>
-      </w:pPr>
-    </w:p>
-    <w:p>
-      <w:pPr>
-        <w:rPr>
-          <w:rFonts w:ascii="Times New Roman" w:hAnsi="Times New Roman" w:cs="Times New Roman"/>
-          <w:sz w:val="24"/>
-          <w:szCs w:val="24"/>
-        </w:rPr>
-      </w:pPr>
-    </w:p>
-    <w:p>
-      <w:pPr>
-        <w:rPr>
-          <w:rFonts w:ascii="Times New Roman" w:hAnsi="Times New Roman" w:cs="Times New Roman"/>
-          <w:b/>
-          <w:sz w:val="24"/>
-          <w:szCs w:val="24"/>
-        </w:rPr>
-      </w:pPr>
-    </w:p>
-    <w:p>
-      <w:pPr>
-        <w:rPr>
-          <w:rFonts w:ascii="Times New Roman" w:hAnsi="Times New Roman" w:cs="Times New Roman"/>
-          <w:b/>
-          <w:sz w:val="24"/>
-          <w:szCs w:val="24"/>
-        </w:rPr>
-      </w:pPr>
-    </w:p>
-    <w:p>
-      <w:pPr>
-        <w:rPr>
-          <w:rFonts w:ascii="Times New Roman" w:hAnsi="Times New Roman" w:cs="Times New Roman"/>
-          <w:b/>
-          <w:sz w:val="24"/>
-          <w:szCs w:val="24"/>
-        </w:rPr>
-      </w:pPr>
-    </w:p>
-    <w:p>
-      <w:pPr>
-        <w:rPr>
-          <w:rFonts w:ascii="Times New Roman" w:hAnsi="Times New Roman" w:cs="Times New Roman"/>
-          <w:b/>
-          <w:sz w:val="24"/>
-          <w:szCs w:val="24"/>
-        </w:rPr>
-      </w:pPr>
-    </w:p>
-    <w:p>
-      <w:pPr>
-        <w:rPr>
-          <w:rFonts w:ascii="Times New Roman" w:hAnsi="Times New Roman" w:cs="Times New Roman"/>
-          <w:b/>
-          <w:sz w:val="24"/>
-          <w:szCs w:val="24"/>
-        </w:rPr>
-      </w:pPr>
-      <w:r>
-        <w:rPr>
-          <w:rFonts w:ascii="Times New Roman" w:hAnsi="Times New Roman" w:cs="Times New Roman"/>
-          <w:b/>
-          <w:sz w:val="24"/>
-          <w:szCs w:val="24"/>
-        </w:rPr>
-        <w:t xml:space="preserve">Normalization and </w:t>
-      </w:r>
-      <w:proofErr w:type="spellStart"/>
-      <w:r>
-        <w:rPr>
-          <w:rFonts w:ascii="Times New Roman" w:hAnsi="Times New Roman" w:cs="Times New Roman"/>
-          <w:b/>
-          <w:sz w:val="24"/>
-          <w:szCs w:val="24"/>
-        </w:rPr>
-        <w:t>denormalization</w:t>
-      </w:r>
-      <w:proofErr w:type="spellEnd"/>
-      <w:r>
-        <w:rPr>
-          <w:rFonts w:ascii="Times New Roman" w:hAnsi="Times New Roman" w:cs="Times New Roman"/>
-          <w:b/>
+        <w:t>Normalization is the process of organizing data in a relational database to reduce redundancy and dependency by dividing large tables into smaller, related tables.</w:t>
+      </w:r>
+    </w:p>
+    <w:p>
+      <w:pPr>
+        <w:rPr>
+          <w:rFonts w:ascii="Times New Roman" w:hAnsi="Times New Roman" w:cs="Times New Roman"/>
+          <w:sz w:val="24"/>
+          <w:szCs w:val="24"/>
+        </w:rPr>
+      </w:pPr>
+      <w:r>
+        <w:rPr>
+          <w:rFonts w:ascii="Times New Roman" w:hAnsi="Times New Roman" w:cs="Times New Roman"/>
+          <w:b/>
+          <w:sz w:val="24"/>
+          <w:szCs w:val="24"/>
+        </w:rPr>
+        <w:t>Objective</w:t>
+      </w:r>
+      <w:r>
+        <w:rPr>
+          <w:rFonts w:ascii="Times New Roman" w:hAnsi="Times New Roman" w:cs="Times New Roman"/>
           <w:sz w:val="24"/>
           <w:szCs w:val="24"/>
         </w:rPr>
@@ -14073,72 +14398,28 @@
       <w:r>
         <w:rPr>
           <w:rFonts w:ascii="Times New Roman" w:hAnsi="Times New Roman" w:cs="Times New Roman"/>
-          <w:b/>
-          <w:sz w:val="24"/>
-          <w:szCs w:val="24"/>
-        </w:rPr>
-        <w:t>Normalization:</w:t>
-      </w:r>
-    </w:p>
-    <w:p>
-      <w:pPr>
-        <w:rPr>
-          <w:rFonts w:ascii="Times New Roman" w:hAnsi="Times New Roman" w:cs="Times New Roman"/>
-          <w:sz w:val="24"/>
-          <w:szCs w:val="24"/>
-        </w:rPr>
-      </w:pPr>
-      <w:r>
-        <w:rPr>
-          <w:rFonts w:ascii="Times New Roman" w:hAnsi="Times New Roman" w:cs="Times New Roman"/>
-          <w:b/>
-          <w:sz w:val="24"/>
-          <w:szCs w:val="24"/>
-        </w:rPr>
-        <w:t>Definition:</w:t>
-      </w:r>
-      <w:r>
-        <w:rPr>
-          <w:rFonts w:ascii="Times New Roman" w:hAnsi="Times New Roman" w:cs="Times New Roman"/>
-          <w:sz w:val="24"/>
-          <w:szCs w:val="24"/>
-        </w:rPr>
-        <w:t xml:space="preserve"> </w:t>
-      </w:r>
-    </w:p>
-    <w:p>
-      <w:pPr>
-        <w:rPr>
-          <w:rFonts w:ascii="Times New Roman" w:hAnsi="Times New Roman" w:cs="Times New Roman"/>
-          <w:sz w:val="24"/>
-          <w:szCs w:val="24"/>
-        </w:rPr>
-      </w:pPr>
-      <w:r>
-        <w:rPr>
-          <w:rFonts w:ascii="Times New Roman" w:hAnsi="Times New Roman" w:cs="Times New Roman"/>
-          <w:sz w:val="24"/>
-          <w:szCs w:val="24"/>
-        </w:rPr>
-        <w:t>Normalization is the process of organizing data in a relational database to reduce redundancy and dependency by dividing large tables into smaller, related tables.</w:t>
-      </w:r>
-    </w:p>
-    <w:p>
-      <w:pPr>
-        <w:rPr>
-          <w:rFonts w:ascii="Times New Roman" w:hAnsi="Times New Roman" w:cs="Times New Roman"/>
-          <w:sz w:val="24"/>
-          <w:szCs w:val="24"/>
-        </w:rPr>
-      </w:pPr>
-      <w:r>
-        <w:rPr>
-          <w:rFonts w:ascii="Times New Roman" w:hAnsi="Times New Roman" w:cs="Times New Roman"/>
-          <w:b/>
-          <w:sz w:val="24"/>
-          <w:szCs w:val="24"/>
-        </w:rPr>
-        <w:t>Objective</w:t>
+          <w:sz w:val="24"/>
+          <w:szCs w:val="24"/>
+        </w:rPr>
+        <w:t xml:space="preserve"> The main goal is to achieve data integrity and eliminate anomalies in the database by following a set of rules called normal forms.</w:t>
+      </w:r>
+    </w:p>
+    <w:p>
+      <w:pPr>
+        <w:rPr>
+          <w:rFonts w:ascii="Times New Roman" w:hAnsi="Times New Roman" w:cs="Times New Roman"/>
+          <w:sz w:val="24"/>
+          <w:szCs w:val="24"/>
+        </w:rPr>
+      </w:pPr>
+      <w:r>
+        <w:rPr>
+          <w:rFonts w:ascii="Times New Roman" w:hAnsi="Times New Roman" w:cs="Times New Roman"/>
+          <w:b/>
+          <w:sz w:val="24"/>
+          <w:szCs w:val="24"/>
+        </w:rPr>
+        <w:t>Example</w:t>
       </w:r>
       <w:r>
         <w:rPr>
@@ -14163,25 +14444,25 @@
           <w:sz w:val="24"/>
           <w:szCs w:val="24"/>
         </w:rPr>
-        <w:t xml:space="preserve"> The main goal is to achieve data integrity and eliminate anomalies in the database by following a set of rules called normal forms.</w:t>
-      </w:r>
-    </w:p>
-    <w:p>
-      <w:pPr>
-        <w:rPr>
-          <w:rFonts w:ascii="Times New Roman" w:hAnsi="Times New Roman" w:cs="Times New Roman"/>
-          <w:sz w:val="24"/>
-          <w:szCs w:val="24"/>
-        </w:rPr>
-      </w:pPr>
-      <w:r>
-        <w:rPr>
-          <w:rFonts w:ascii="Times New Roman" w:hAnsi="Times New Roman" w:cs="Times New Roman"/>
-          <w:b/>
-          <w:sz w:val="24"/>
-          <w:szCs w:val="24"/>
-        </w:rPr>
-        <w:t>Example</w:t>
+        <w:t xml:space="preserve"> If you have a combined table for customer and order information, normalization might involve breaking it into separate tables for customers and orders.</w:t>
+      </w:r>
+    </w:p>
+    <w:p>
+      <w:pPr>
+        <w:rPr>
+          <w:rFonts w:ascii="Times New Roman" w:hAnsi="Times New Roman" w:cs="Times New Roman"/>
+          <w:sz w:val="24"/>
+          <w:szCs w:val="24"/>
+        </w:rPr>
+      </w:pPr>
+      <w:r>
+        <w:rPr>
+          <w:rFonts w:ascii="Times New Roman" w:hAnsi="Times New Roman" w:cs="Times New Roman"/>
+          <w:b/>
+          <w:sz w:val="24"/>
+          <w:szCs w:val="24"/>
+        </w:rPr>
+        <w:t>Emphasis</w:t>
       </w:r>
       <w:r>
         <w:rPr>
@@ -14196,61 +14477,17 @@
       <w:pPr>
         <w:rPr>
           <w:rFonts w:ascii="Times New Roman" w:hAnsi="Times New Roman" w:cs="Times New Roman"/>
-          <w:sz w:val="24"/>
-          <w:szCs w:val="24"/>
-        </w:rPr>
-      </w:pPr>
-      <w:r>
-        <w:rPr>
-          <w:rFonts w:ascii="Times New Roman" w:hAnsi="Times New Roman" w:cs="Times New Roman"/>
-          <w:sz w:val="24"/>
-          <w:szCs w:val="24"/>
-        </w:rPr>
-        <w:t xml:space="preserve"> If you have a combined table for customer and order information, normalization might involve breaking it into separate tables for customers and orders.</w:t>
-      </w:r>
-    </w:p>
-    <w:p>
-      <w:pPr>
-        <w:rPr>
-          <w:rFonts w:ascii="Times New Roman" w:hAnsi="Times New Roman" w:cs="Times New Roman"/>
-          <w:sz w:val="24"/>
-          <w:szCs w:val="24"/>
-        </w:rPr>
-      </w:pPr>
-      <w:r>
-        <w:rPr>
-          <w:rFonts w:ascii="Times New Roman" w:hAnsi="Times New Roman" w:cs="Times New Roman"/>
-          <w:b/>
-          <w:sz w:val="24"/>
-          <w:szCs w:val="24"/>
-        </w:rPr>
-        <w:t>Emphasis</w:t>
-      </w:r>
-      <w:r>
-        <w:rPr>
-          <w:rFonts w:ascii="Times New Roman" w:hAnsi="Times New Roman" w:cs="Times New Roman"/>
-          <w:sz w:val="24"/>
-          <w:szCs w:val="24"/>
-        </w:rPr>
-        <w:t>:</w:t>
-      </w:r>
-    </w:p>
-    <w:p>
-      <w:pPr>
-        <w:rPr>
-          <w:rFonts w:ascii="Times New Roman" w:hAnsi="Times New Roman" w:cs="Times New Roman"/>
-          <w:b/>
-          <w:sz w:val="24"/>
-          <w:szCs w:val="24"/>
-        </w:rPr>
-      </w:pPr>
-      <w:r>
-        <w:rPr>
-          <w:rFonts w:ascii="Times New Roman" w:hAnsi="Times New Roman" w:cs="Times New Roman"/>
-          <w:sz w:val="24"/>
-          <w:szCs w:val="24"/>
-        </w:rPr>
-        <w:lastRenderedPageBreak/>
+          <w:b/>
+          <w:sz w:val="24"/>
+          <w:szCs w:val="24"/>
+        </w:rPr>
+      </w:pPr>
+      <w:r>
+        <w:rPr>
+          <w:rFonts w:ascii="Times New Roman" w:hAnsi="Times New Roman" w:cs="Times New Roman"/>
+          <w:sz w:val="24"/>
+          <w:szCs w:val="24"/>
+        </w:rPr>
         <w:t xml:space="preserve"> Places emphasis on minimizing redundancy, maintaining data consistency, and reducing the risk of update anomalies.</w:t>
       </w:r>
     </w:p>
@@ -15401,7 +15638,7 @@
 </file>
 
 <file path=customXml/itemProps1.xml><?xml version="1.0" encoding="utf-8"?>
-<ds:datastoreItem xmlns:ds="http://schemas.openxmlformats.org/officeDocument/2006/customXml" ds:itemID="{55B55D23-C27D-43E4-A045-1105D773FCF2}">
+<ds:datastoreItem xmlns:ds="http://schemas.openxmlformats.org/officeDocument/2006/customXml" ds:itemID="{526CE9B2-38C4-4877-AFB2-3993A30C5273}">
   <ds:schemaRefs>
     <ds:schemaRef ds:uri="http://schemas.openxmlformats.org/officeDocument/2006/bibliography"/>
   </ds:schemaRefs>

--- a/SSMS/Interview_SQL/Sql_interview_preparation.docx
+++ b/SSMS/Interview_SQL/Sql_interview_preparation.docx
@@ -858,7 +858,16 @@
           <w:szCs w:val="28"/>
         </w:rPr>
         <w:lastRenderedPageBreak/>
-        <w:t>15)</w:t>
+        <w:t>15</w:t>
+      </w:r>
+      <w:proofErr w:type="gramStart"/>
+      <w:r>
+        <w:rPr>
+          <w:rFonts w:ascii="Times New Roman" w:hAnsi="Times New Roman" w:cs="Times New Roman"/>
+          <w:sz w:val="28"/>
+          <w:szCs w:val="28"/>
+        </w:rPr>
+        <w:t>)</w:t>
       </w:r>
       <w:r>
         <w:rPr>
@@ -867,9 +876,8 @@
           <w:sz w:val="28"/>
           <w:szCs w:val="28"/>
         </w:rPr>
-        <w:t xml:space="preserve">Diff b/w stored procedure and </w:t>
-      </w:r>
-      <w:proofErr w:type="spellStart"/>
+        <w:t>D</w:t>
+      </w:r>
       <w:r>
         <w:rPr>
           <w:rFonts w:ascii="Times New Roman" w:hAnsi="Times New Roman" w:cs="Times New Roman"/>
@@ -877,9 +885,9 @@
           <w:sz w:val="28"/>
           <w:szCs w:val="28"/>
         </w:rPr>
-        <w:t>fucntions</w:t>
-      </w:r>
-      <w:proofErr w:type="spellEnd"/>
+        <w:t>iff</w:t>
+      </w:r>
+      <w:proofErr w:type="gramEnd"/>
       <w:r>
         <w:rPr>
           <w:rFonts w:ascii="Times New Roman" w:hAnsi="Times New Roman" w:cs="Times New Roman"/>
@@ -887,9 +895,8 @@
           <w:sz w:val="28"/>
           <w:szCs w:val="28"/>
         </w:rPr>
-        <w:t xml:space="preserve"> </w:t>
-      </w:r>
-      <w:proofErr w:type="spellStart"/>
+        <w:t xml:space="preserve"> b/w stored procedure and fu</w:t>
+      </w:r>
       <w:r>
         <w:rPr>
           <w:rFonts w:ascii="Times New Roman" w:hAnsi="Times New Roman" w:cs="Times New Roman"/>
@@ -897,9 +904,35 @@
           <w:sz w:val="28"/>
           <w:szCs w:val="28"/>
         </w:rPr>
-        <w:t>sql</w:t>
-      </w:r>
-      <w:proofErr w:type="spellEnd"/>
+        <w:t>n</w:t>
+      </w:r>
+      <w:r>
+        <w:rPr>
+          <w:rFonts w:ascii="Times New Roman" w:hAnsi="Times New Roman" w:cs="Times New Roman"/>
+          <w:color w:val="0F0F0F"/>
+          <w:sz w:val="28"/>
+          <w:szCs w:val="28"/>
+        </w:rPr>
+        <w:t>c</w:t>
+      </w:r>
+      <w:r>
+        <w:rPr>
+          <w:rFonts w:ascii="Times New Roman" w:hAnsi="Times New Roman" w:cs="Times New Roman"/>
+          <w:color w:val="0F0F0F"/>
+          <w:sz w:val="28"/>
+          <w:szCs w:val="28"/>
+        </w:rPr>
+        <w:t xml:space="preserve">tions </w:t>
+      </w:r>
+      <w:r>
+        <w:rPr>
+          <w:rFonts w:ascii="Times New Roman" w:hAnsi="Times New Roman" w:cs="Times New Roman"/>
+          <w:color w:val="0F0F0F"/>
+          <w:sz w:val="28"/>
+          <w:szCs w:val="28"/>
+        </w:rPr>
+        <w:t>SQL</w:t>
+      </w:r>
     </w:p>
     <w:p>
       <w:pPr>
@@ -16513,7 +16546,7 @@
 </file>
 
 <file path=customXml/itemProps1.xml><?xml version="1.0" encoding="utf-8"?>
-<ds:datastoreItem xmlns:ds="http://schemas.openxmlformats.org/officeDocument/2006/customXml" ds:itemID="{249C8ACF-E3BF-4B81-A883-8B39F2A0CB7A}">
+<ds:datastoreItem xmlns:ds="http://schemas.openxmlformats.org/officeDocument/2006/customXml" ds:itemID="{2888A7AB-3515-485D-BA4C-54724CE6113B}">
   <ds:schemaRefs>
     <ds:schemaRef ds:uri="http://schemas.openxmlformats.org/officeDocument/2006/bibliography"/>
   </ds:schemaRefs>

--- a/SSMS/Interview_SQL/Sql_interview_preparation.docx
+++ b/SSMS/Interview_SQL/Sql_interview_preparation.docx
@@ -774,17 +774,110 @@
       <w:pPr>
         <w:rPr>
           <w:rFonts w:ascii="Times New Roman" w:hAnsi="Times New Roman" w:cs="Times New Roman"/>
-          <w:sz w:val="28"/>
-          <w:szCs w:val="28"/>
-        </w:rPr>
-      </w:pPr>
-      <w:r>
-        <w:rPr>
-          <w:rFonts w:ascii="Times New Roman" w:hAnsi="Times New Roman" w:cs="Times New Roman"/>
-          <w:sz w:val="28"/>
-          <w:szCs w:val="28"/>
-        </w:rPr>
-        <w:t>13</w:t>
+          <w:b/>
+          <w:color w:val="0F0F0F"/>
+          <w:sz w:val="28"/>
+          <w:szCs w:val="28"/>
+          <w:u w:val="single"/>
+        </w:rPr>
+      </w:pPr>
+      <w:r>
+        <w:rPr>
+          <w:rFonts w:ascii="Times New Roman" w:hAnsi="Times New Roman" w:cs="Times New Roman"/>
+          <w:sz w:val="28"/>
+          <w:szCs w:val="28"/>
+        </w:rPr>
+        <w:t>13)</w:t>
+      </w:r>
+      <w:r>
+        <w:rPr>
+          <w:rFonts w:ascii="Times New Roman" w:hAnsi="Times New Roman" w:cs="Times New Roman"/>
+          <w:color w:val="0F0F0F"/>
+          <w:sz w:val="28"/>
+          <w:szCs w:val="28"/>
+        </w:rPr>
+        <w:t xml:space="preserve"> </w:t>
+      </w:r>
+      <w:r>
+        <w:rPr>
+          <w:rFonts w:ascii="Times New Roman" w:hAnsi="Times New Roman" w:cs="Times New Roman"/>
+          <w:color w:val="0F0F0F"/>
+          <w:sz w:val="28"/>
+          <w:szCs w:val="28"/>
+        </w:rPr>
+        <w:t>D</w:t>
+      </w:r>
+      <w:r>
+        <w:rPr>
+          <w:rFonts w:ascii="Times New Roman" w:hAnsi="Times New Roman" w:cs="Times New Roman"/>
+          <w:color w:val="0F0F0F"/>
+          <w:sz w:val="28"/>
+          <w:szCs w:val="28"/>
+        </w:rPr>
+        <w:t>iff b/w stored procedure and fu</w:t>
+      </w:r>
+      <w:r>
+        <w:rPr>
+          <w:rFonts w:ascii="Times New Roman" w:hAnsi="Times New Roman" w:cs="Times New Roman"/>
+          <w:color w:val="0F0F0F"/>
+          <w:sz w:val="28"/>
+          <w:szCs w:val="28"/>
+        </w:rPr>
+        <w:t>n</w:t>
+      </w:r>
+      <w:r>
+        <w:rPr>
+          <w:rFonts w:ascii="Times New Roman" w:hAnsi="Times New Roman" w:cs="Times New Roman"/>
+          <w:color w:val="0F0F0F"/>
+          <w:sz w:val="28"/>
+          <w:szCs w:val="28"/>
+        </w:rPr>
+        <w:t>c</w:t>
+      </w:r>
+      <w:r>
+        <w:rPr>
+          <w:rFonts w:ascii="Times New Roman" w:hAnsi="Times New Roman" w:cs="Times New Roman"/>
+          <w:color w:val="0F0F0F"/>
+          <w:sz w:val="28"/>
+          <w:szCs w:val="28"/>
+        </w:rPr>
+        <w:t xml:space="preserve">tions </w:t>
+      </w:r>
+      <w:r>
+        <w:rPr>
+          <w:rFonts w:ascii="Times New Roman" w:hAnsi="Times New Roman" w:cs="Times New Roman"/>
+          <w:color w:val="0F0F0F"/>
+          <w:sz w:val="28"/>
+          <w:szCs w:val="28"/>
+        </w:rPr>
+        <w:t>SQL</w:t>
+      </w:r>
+    </w:p>
+    <w:p>
+      <w:pPr>
+        <w:rPr>
+          <w:rFonts w:ascii="Times New Roman" w:hAnsi="Times New Roman" w:cs="Times New Roman"/>
+          <w:sz w:val="28"/>
+          <w:szCs w:val="28"/>
+        </w:rPr>
+      </w:pPr>
+    </w:p>
+    <w:p>
+      <w:pPr>
+        <w:rPr>
+          <w:rFonts w:ascii="Times New Roman" w:hAnsi="Times New Roman" w:cs="Times New Roman"/>
+          <w:sz w:val="28"/>
+          <w:szCs w:val="28"/>
+        </w:rPr>
+      </w:pPr>
+      <w:r>
+        <w:rPr>
+          <w:rFonts w:ascii="Times New Roman" w:hAnsi="Times New Roman" w:cs="Times New Roman"/>
+          <w:sz w:val="28"/>
+          <w:szCs w:val="28"/>
+        </w:rPr>
+        <w:lastRenderedPageBreak/>
+        <w:t>14</w:t>
       </w:r>
       <w:proofErr w:type="gramStart"/>
       <w:r>
@@ -819,7 +912,7 @@
           <w:sz w:val="28"/>
           <w:szCs w:val="28"/>
         </w:rPr>
-        <w:t>14</w:t>
+        <w:t>15</w:t>
       </w:r>
       <w:proofErr w:type="gramStart"/>
       <w:r>
@@ -844,11 +937,311 @@
       <w:pPr>
         <w:rPr>
           <w:rFonts w:ascii="Times New Roman" w:hAnsi="Times New Roman" w:cs="Times New Roman"/>
-          <w:b/>
-          <w:color w:val="0F0F0F"/>
-          <w:sz w:val="28"/>
-          <w:szCs w:val="28"/>
-          <w:u w:val="single"/>
+          <w:sz w:val="28"/>
+          <w:szCs w:val="28"/>
+        </w:rPr>
+      </w:pPr>
+    </w:p>
+    <w:p>
+      <w:pPr>
+        <w:rPr>
+          <w:rFonts w:ascii="Times New Roman" w:hAnsi="Times New Roman" w:cs="Times New Roman"/>
+          <w:sz w:val="28"/>
+          <w:szCs w:val="28"/>
+        </w:rPr>
+      </w:pPr>
+    </w:p>
+    <w:p>
+      <w:pPr>
+        <w:rPr>
+          <w:rFonts w:ascii="Times New Roman" w:hAnsi="Times New Roman" w:cs="Times New Roman"/>
+          <w:b/>
+          <w:sz w:val="28"/>
+          <w:szCs w:val="28"/>
+        </w:rPr>
+      </w:pPr>
+    </w:p>
+    <w:p>
+      <w:pPr>
+        <w:rPr>
+          <w:rFonts w:ascii="Times New Roman" w:hAnsi="Times New Roman" w:cs="Times New Roman"/>
+          <w:b/>
+          <w:sz w:val="28"/>
+          <w:szCs w:val="28"/>
+        </w:rPr>
+      </w:pPr>
+    </w:p>
+    <w:p>
+      <w:pPr>
+        <w:rPr>
+          <w:rFonts w:ascii="Times New Roman" w:hAnsi="Times New Roman" w:cs="Times New Roman"/>
+          <w:b/>
+          <w:sz w:val="28"/>
+          <w:szCs w:val="28"/>
+        </w:rPr>
+      </w:pPr>
+    </w:p>
+    <w:p>
+      <w:pPr>
+        <w:rPr>
+          <w:rFonts w:ascii="Times New Roman" w:hAnsi="Times New Roman" w:cs="Times New Roman"/>
+          <w:b/>
+          <w:sz w:val="28"/>
+          <w:szCs w:val="28"/>
+        </w:rPr>
+      </w:pPr>
+      <w:proofErr w:type="gramStart"/>
+      <w:r>
+        <w:rPr>
+          <w:rFonts w:ascii="Times New Roman" w:hAnsi="Times New Roman" w:cs="Times New Roman"/>
+          <w:b/>
+          <w:sz w:val="28"/>
+          <w:szCs w:val="28"/>
+        </w:rPr>
+        <w:t>1)Performance</w:t>
+      </w:r>
+      <w:proofErr w:type="gramEnd"/>
+      <w:r>
+        <w:rPr>
+          <w:rFonts w:ascii="Times New Roman" w:hAnsi="Times New Roman" w:cs="Times New Roman"/>
+          <w:b/>
+          <w:sz w:val="28"/>
+          <w:szCs w:val="28"/>
+        </w:rPr>
+        <w:t xml:space="preserve"> </w:t>
+      </w:r>
+      <w:proofErr w:type="spellStart"/>
+      <w:r>
+        <w:rPr>
+          <w:rFonts w:ascii="Times New Roman" w:hAnsi="Times New Roman" w:cs="Times New Roman"/>
+          <w:b/>
+          <w:sz w:val="28"/>
+          <w:szCs w:val="28"/>
+        </w:rPr>
+        <w:t>tunning</w:t>
+      </w:r>
+      <w:proofErr w:type="spellEnd"/>
+      <w:r>
+        <w:rPr>
+          <w:rFonts w:ascii="Times New Roman" w:hAnsi="Times New Roman" w:cs="Times New Roman"/>
+          <w:b/>
+          <w:sz w:val="28"/>
+          <w:szCs w:val="28"/>
+        </w:rPr>
+        <w:t>:</w:t>
+      </w:r>
+    </w:p>
+    <w:p>
+      <w:pPr>
+        <w:rPr>
+          <w:rFonts w:ascii="Times New Roman" w:hAnsi="Times New Roman" w:cs="Times New Roman"/>
+          <w:b/>
+          <w:sz w:val="28"/>
+          <w:szCs w:val="28"/>
+        </w:rPr>
+      </w:pPr>
+    </w:p>
+    <w:p>
+      <w:pPr>
+        <w:rPr>
+          <w:rFonts w:ascii="Times New Roman" w:hAnsi="Times New Roman" w:cs="Times New Roman"/>
+          <w:sz w:val="28"/>
+          <w:szCs w:val="28"/>
+        </w:rPr>
+      </w:pPr>
+      <w:r>
+        <w:rPr>
+          <w:rFonts w:ascii="Times New Roman" w:hAnsi="Times New Roman" w:cs="Times New Roman"/>
+          <w:sz w:val="28"/>
+          <w:szCs w:val="28"/>
+        </w:rPr>
+        <w:t xml:space="preserve">SQL tuning is the process of improving SQL queries to accelerate your </w:t>
+      </w:r>
+      <w:proofErr w:type="gramStart"/>
+      <w:r>
+        <w:rPr>
+          <w:rFonts w:ascii="Times New Roman" w:hAnsi="Times New Roman" w:cs="Times New Roman"/>
+          <w:sz w:val="28"/>
+          <w:szCs w:val="28"/>
+        </w:rPr>
+        <w:t>servers</w:t>
+      </w:r>
+      <w:proofErr w:type="gramEnd"/>
+      <w:r>
+        <w:rPr>
+          <w:rFonts w:ascii="Times New Roman" w:hAnsi="Times New Roman" w:cs="Times New Roman"/>
+          <w:sz w:val="28"/>
+          <w:szCs w:val="28"/>
+        </w:rPr>
+        <w:t xml:space="preserve"> performance.</w:t>
+      </w:r>
+    </w:p>
+    <w:p>
+      <w:pPr>
+        <w:rPr>
+          <w:rFonts w:ascii="Times New Roman" w:hAnsi="Times New Roman" w:cs="Times New Roman"/>
+          <w:sz w:val="28"/>
+          <w:szCs w:val="28"/>
+        </w:rPr>
+      </w:pPr>
+      <w:r>
+        <w:rPr>
+          <w:rFonts w:ascii="Times New Roman" w:hAnsi="Times New Roman" w:cs="Times New Roman"/>
+          <w:sz w:val="28"/>
+          <w:szCs w:val="28"/>
+        </w:rPr>
+        <w:t xml:space="preserve"> </w:t>
+      </w:r>
+      <w:proofErr w:type="gramStart"/>
+      <w:r>
+        <w:rPr>
+          <w:rFonts w:ascii="Times New Roman" w:hAnsi="Times New Roman" w:cs="Times New Roman"/>
+          <w:sz w:val="28"/>
+          <w:szCs w:val="28"/>
+        </w:rPr>
+        <w:t>It's</w:t>
+      </w:r>
+      <w:proofErr w:type="gramEnd"/>
+      <w:r>
+        <w:rPr>
+          <w:rFonts w:ascii="Times New Roman" w:hAnsi="Times New Roman" w:cs="Times New Roman"/>
+          <w:sz w:val="28"/>
+          <w:szCs w:val="28"/>
+        </w:rPr>
+        <w:t xml:space="preserve"> general purpose is to reduce the amount of time it takes a user to receive a result after issuing a query, and to reduce the amount of resources used to process a query.</w:t>
+      </w:r>
+    </w:p>
+    <w:p>
+      <w:pPr>
+        <w:rPr>
+          <w:rFonts w:ascii="Times New Roman" w:hAnsi="Times New Roman" w:cs="Times New Roman"/>
+          <w:sz w:val="28"/>
+          <w:szCs w:val="28"/>
+        </w:rPr>
+      </w:pPr>
+    </w:p>
+    <w:p>
+      <w:pPr>
+        <w:rPr>
+          <w:rFonts w:ascii="Times New Roman" w:hAnsi="Times New Roman" w:cs="Times New Roman"/>
+          <w:sz w:val="28"/>
+          <w:szCs w:val="28"/>
+        </w:rPr>
+      </w:pPr>
+      <w:r>
+        <w:rPr>
+          <w:rFonts w:ascii="Times New Roman" w:hAnsi="Times New Roman" w:cs="Times New Roman"/>
+          <w:sz w:val="28"/>
+          <w:szCs w:val="28"/>
+        </w:rPr>
+        <w:t>SQL performance tuning consists of making queries of a relation database run as fast as possible. SQL performance tuning is not a single tool or technique. Rather, it's a set of practices that makes use of a wide array of techniques, tools, and processes.</w:t>
+      </w:r>
+    </w:p>
+    <w:p>
+      <w:pPr>
+        <w:rPr>
+          <w:rFonts w:ascii="Times New Roman" w:hAnsi="Times New Roman" w:cs="Times New Roman"/>
+          <w:sz w:val="28"/>
+          <w:szCs w:val="28"/>
+        </w:rPr>
+      </w:pPr>
+    </w:p>
+    <w:p>
+      <w:pPr>
+        <w:rPr>
+          <w:rFonts w:ascii="Times New Roman" w:hAnsi="Times New Roman" w:cs="Times New Roman"/>
+          <w:b/>
+          <w:sz w:val="28"/>
+          <w:szCs w:val="28"/>
+        </w:rPr>
+      </w:pPr>
+      <w:r>
+        <w:rPr>
+          <w:rFonts w:ascii="Times New Roman" w:hAnsi="Times New Roman" w:cs="Times New Roman"/>
+          <w:b/>
+          <w:sz w:val="28"/>
+          <w:szCs w:val="28"/>
+        </w:rPr>
+        <w:t>Index Optimization:</w:t>
+      </w:r>
+    </w:p>
+    <w:p>
+      <w:pPr>
+        <w:rPr>
+          <w:rFonts w:ascii="Times New Roman" w:hAnsi="Times New Roman" w:cs="Times New Roman"/>
+          <w:sz w:val="28"/>
+          <w:szCs w:val="28"/>
+        </w:rPr>
+      </w:pPr>
+      <w:r>
+        <w:rPr>
+          <w:rFonts w:ascii="Times New Roman" w:hAnsi="Times New Roman" w:cs="Times New Roman"/>
+          <w:sz w:val="28"/>
+          <w:szCs w:val="28"/>
+        </w:rPr>
+        <w:t>Create and maintain indexes strategically to enhance query performance.</w:t>
+      </w:r>
+    </w:p>
+    <w:p>
+      <w:pPr>
+        <w:rPr>
+          <w:rFonts w:ascii="Times New Roman" w:hAnsi="Times New Roman" w:cs="Times New Roman"/>
+          <w:sz w:val="28"/>
+          <w:szCs w:val="28"/>
+        </w:rPr>
+      </w:pPr>
+      <w:r>
+        <w:rPr>
+          <w:rFonts w:ascii="Times New Roman" w:hAnsi="Times New Roman" w:cs="Times New Roman"/>
+          <w:sz w:val="28"/>
+          <w:szCs w:val="28"/>
+        </w:rPr>
+        <w:t>Regularly analyze and optimize indexes to ensure they align with the most common query patterns.</w:t>
+      </w:r>
+    </w:p>
+    <w:p>
+      <w:pPr>
+        <w:rPr>
+          <w:rFonts w:ascii="Times New Roman" w:hAnsi="Times New Roman" w:cs="Times New Roman"/>
+          <w:sz w:val="28"/>
+          <w:szCs w:val="28"/>
+        </w:rPr>
+      </w:pPr>
+      <w:r>
+        <w:rPr>
+          <w:rFonts w:ascii="Times New Roman" w:hAnsi="Times New Roman" w:cs="Times New Roman"/>
+          <w:b/>
+          <w:sz w:val="28"/>
+          <w:szCs w:val="28"/>
+        </w:rPr>
+        <w:t>Query Optimization:</w:t>
+      </w:r>
+    </w:p>
+    <w:p>
+      <w:pPr>
+        <w:rPr>
+          <w:rFonts w:ascii="Times New Roman" w:hAnsi="Times New Roman" w:cs="Times New Roman"/>
+          <w:sz w:val="28"/>
+          <w:szCs w:val="28"/>
+        </w:rPr>
+      </w:pPr>
+      <w:proofErr w:type="gramStart"/>
+      <w:r>
+        <w:rPr>
+          <w:rFonts w:ascii="Times New Roman" w:hAnsi="Times New Roman" w:cs="Times New Roman"/>
+          <w:sz w:val="28"/>
+          <w:szCs w:val="28"/>
+        </w:rPr>
+        <w:t>Write efficient queries by selecting only the necessary columns and minimizing the use of functions in WHERE clauses.</w:t>
+      </w:r>
+      <w:proofErr w:type="gramEnd"/>
+    </w:p>
+    <w:p>
+      <w:pPr>
+        <w:rPr>
+          <w:rFonts w:ascii="Times New Roman" w:hAnsi="Times New Roman" w:cs="Times New Roman"/>
+          <w:sz w:val="28"/>
+          <w:szCs w:val="28"/>
         </w:rPr>
       </w:pPr>
       <w:r>
@@ -858,399 +1251,6 @@
           <w:szCs w:val="28"/>
         </w:rPr>
         <w:lastRenderedPageBreak/>
-        <w:t>15</w:t>
-      </w:r>
-      <w:proofErr w:type="gramStart"/>
-      <w:r>
-        <w:rPr>
-          <w:rFonts w:ascii="Times New Roman" w:hAnsi="Times New Roman" w:cs="Times New Roman"/>
-          <w:sz w:val="28"/>
-          <w:szCs w:val="28"/>
-        </w:rPr>
-        <w:t>)</w:t>
-      </w:r>
-      <w:r>
-        <w:rPr>
-          <w:rFonts w:ascii="Times New Roman" w:hAnsi="Times New Roman" w:cs="Times New Roman"/>
-          <w:color w:val="0F0F0F"/>
-          <w:sz w:val="28"/>
-          <w:szCs w:val="28"/>
-        </w:rPr>
-        <w:t>D</w:t>
-      </w:r>
-      <w:r>
-        <w:rPr>
-          <w:rFonts w:ascii="Times New Roman" w:hAnsi="Times New Roman" w:cs="Times New Roman"/>
-          <w:color w:val="0F0F0F"/>
-          <w:sz w:val="28"/>
-          <w:szCs w:val="28"/>
-        </w:rPr>
-        <w:t>iff</w:t>
-      </w:r>
-      <w:proofErr w:type="gramEnd"/>
-      <w:r>
-        <w:rPr>
-          <w:rFonts w:ascii="Times New Roman" w:hAnsi="Times New Roman" w:cs="Times New Roman"/>
-          <w:color w:val="0F0F0F"/>
-          <w:sz w:val="28"/>
-          <w:szCs w:val="28"/>
-        </w:rPr>
-        <w:t xml:space="preserve"> b/w stored procedure and fu</w:t>
-      </w:r>
-      <w:r>
-        <w:rPr>
-          <w:rFonts w:ascii="Times New Roman" w:hAnsi="Times New Roman" w:cs="Times New Roman"/>
-          <w:color w:val="0F0F0F"/>
-          <w:sz w:val="28"/>
-          <w:szCs w:val="28"/>
-        </w:rPr>
-        <w:t>n</w:t>
-      </w:r>
-      <w:r>
-        <w:rPr>
-          <w:rFonts w:ascii="Times New Roman" w:hAnsi="Times New Roman" w:cs="Times New Roman"/>
-          <w:color w:val="0F0F0F"/>
-          <w:sz w:val="28"/>
-          <w:szCs w:val="28"/>
-        </w:rPr>
-        <w:t>c</w:t>
-      </w:r>
-      <w:r>
-        <w:rPr>
-          <w:rFonts w:ascii="Times New Roman" w:hAnsi="Times New Roman" w:cs="Times New Roman"/>
-          <w:color w:val="0F0F0F"/>
-          <w:sz w:val="28"/>
-          <w:szCs w:val="28"/>
-        </w:rPr>
-        <w:t xml:space="preserve">tions </w:t>
-      </w:r>
-      <w:r>
-        <w:rPr>
-          <w:rFonts w:ascii="Times New Roman" w:hAnsi="Times New Roman" w:cs="Times New Roman"/>
-          <w:color w:val="0F0F0F"/>
-          <w:sz w:val="28"/>
-          <w:szCs w:val="28"/>
-        </w:rPr>
-        <w:t>SQL</w:t>
-      </w:r>
-    </w:p>
-    <w:p>
-      <w:pPr>
-        <w:rPr>
-          <w:rFonts w:ascii="Times New Roman" w:hAnsi="Times New Roman" w:cs="Times New Roman"/>
-          <w:sz w:val="28"/>
-          <w:szCs w:val="28"/>
-        </w:rPr>
-      </w:pPr>
-    </w:p>
-    <w:p>
-      <w:pPr>
-        <w:rPr>
-          <w:rFonts w:ascii="Times New Roman" w:hAnsi="Times New Roman" w:cs="Times New Roman"/>
-          <w:sz w:val="28"/>
-          <w:szCs w:val="28"/>
-        </w:rPr>
-      </w:pPr>
-    </w:p>
-    <w:p>
-      <w:pPr>
-        <w:rPr>
-          <w:rFonts w:ascii="Times New Roman" w:hAnsi="Times New Roman" w:cs="Times New Roman"/>
-          <w:b/>
-          <w:sz w:val="28"/>
-          <w:szCs w:val="28"/>
-        </w:rPr>
-      </w:pPr>
-    </w:p>
-    <w:p>
-      <w:pPr>
-        <w:rPr>
-          <w:rFonts w:ascii="Times New Roman" w:hAnsi="Times New Roman" w:cs="Times New Roman"/>
-          <w:b/>
-          <w:sz w:val="28"/>
-          <w:szCs w:val="28"/>
-        </w:rPr>
-      </w:pPr>
-    </w:p>
-    <w:p>
-      <w:pPr>
-        <w:rPr>
-          <w:rFonts w:ascii="Times New Roman" w:hAnsi="Times New Roman" w:cs="Times New Roman"/>
-          <w:b/>
-          <w:sz w:val="28"/>
-          <w:szCs w:val="28"/>
-        </w:rPr>
-      </w:pPr>
-    </w:p>
-    <w:p>
-      <w:pPr>
-        <w:rPr>
-          <w:rFonts w:ascii="Times New Roman" w:hAnsi="Times New Roman" w:cs="Times New Roman"/>
-          <w:b/>
-          <w:sz w:val="28"/>
-          <w:szCs w:val="28"/>
-        </w:rPr>
-      </w:pPr>
-      <w:proofErr w:type="gramStart"/>
-      <w:r>
-        <w:rPr>
-          <w:rFonts w:ascii="Times New Roman" w:hAnsi="Times New Roman" w:cs="Times New Roman"/>
-          <w:b/>
-          <w:sz w:val="28"/>
-          <w:szCs w:val="28"/>
-        </w:rPr>
-        <w:t>1)Performance</w:t>
-      </w:r>
-      <w:proofErr w:type="gramEnd"/>
-      <w:r>
-        <w:rPr>
-          <w:rFonts w:ascii="Times New Roman" w:hAnsi="Times New Roman" w:cs="Times New Roman"/>
-          <w:b/>
-          <w:sz w:val="28"/>
-          <w:szCs w:val="28"/>
-        </w:rPr>
-        <w:t xml:space="preserve"> </w:t>
-      </w:r>
-      <w:proofErr w:type="spellStart"/>
-      <w:r>
-        <w:rPr>
-          <w:rFonts w:ascii="Times New Roman" w:hAnsi="Times New Roman" w:cs="Times New Roman"/>
-          <w:b/>
-          <w:sz w:val="28"/>
-          <w:szCs w:val="28"/>
-        </w:rPr>
-        <w:t>tunning</w:t>
-      </w:r>
-      <w:proofErr w:type="spellEnd"/>
-      <w:r>
-        <w:rPr>
-          <w:rFonts w:ascii="Times New Roman" w:hAnsi="Times New Roman" w:cs="Times New Roman"/>
-          <w:b/>
-          <w:sz w:val="28"/>
-          <w:szCs w:val="28"/>
-        </w:rPr>
-        <w:t>:</w:t>
-      </w:r>
-    </w:p>
-    <w:p>
-      <w:pPr>
-        <w:rPr>
-          <w:rFonts w:ascii="Times New Roman" w:hAnsi="Times New Roman" w:cs="Times New Roman"/>
-          <w:b/>
-          <w:sz w:val="28"/>
-          <w:szCs w:val="28"/>
-        </w:rPr>
-      </w:pPr>
-    </w:p>
-    <w:p>
-      <w:pPr>
-        <w:rPr>
-          <w:rFonts w:ascii="Times New Roman" w:hAnsi="Times New Roman" w:cs="Times New Roman"/>
-          <w:sz w:val="28"/>
-          <w:szCs w:val="28"/>
-        </w:rPr>
-      </w:pPr>
-      <w:r>
-        <w:rPr>
-          <w:rFonts w:ascii="Times New Roman" w:hAnsi="Times New Roman" w:cs="Times New Roman"/>
-          <w:sz w:val="28"/>
-          <w:szCs w:val="28"/>
-        </w:rPr>
-        <w:t xml:space="preserve">SQL tuning is the process of improving SQL queries to accelerate your </w:t>
-      </w:r>
-      <w:proofErr w:type="gramStart"/>
-      <w:r>
-        <w:rPr>
-          <w:rFonts w:ascii="Times New Roman" w:hAnsi="Times New Roman" w:cs="Times New Roman"/>
-          <w:sz w:val="28"/>
-          <w:szCs w:val="28"/>
-        </w:rPr>
-        <w:t>servers</w:t>
-      </w:r>
-      <w:proofErr w:type="gramEnd"/>
-      <w:r>
-        <w:rPr>
-          <w:rFonts w:ascii="Times New Roman" w:hAnsi="Times New Roman" w:cs="Times New Roman"/>
-          <w:sz w:val="28"/>
-          <w:szCs w:val="28"/>
-        </w:rPr>
-        <w:t xml:space="preserve"> performance.</w:t>
-      </w:r>
-    </w:p>
-    <w:p>
-      <w:pPr>
-        <w:rPr>
-          <w:rFonts w:ascii="Times New Roman" w:hAnsi="Times New Roman" w:cs="Times New Roman"/>
-          <w:sz w:val="28"/>
-          <w:szCs w:val="28"/>
-        </w:rPr>
-      </w:pPr>
-      <w:r>
-        <w:rPr>
-          <w:rFonts w:ascii="Times New Roman" w:hAnsi="Times New Roman" w:cs="Times New Roman"/>
-          <w:sz w:val="28"/>
-          <w:szCs w:val="28"/>
-        </w:rPr>
-        <w:t xml:space="preserve"> </w:t>
-      </w:r>
-      <w:proofErr w:type="gramStart"/>
-      <w:r>
-        <w:rPr>
-          <w:rFonts w:ascii="Times New Roman" w:hAnsi="Times New Roman" w:cs="Times New Roman"/>
-          <w:sz w:val="28"/>
-          <w:szCs w:val="28"/>
-        </w:rPr>
-        <w:t>It's</w:t>
-      </w:r>
-      <w:proofErr w:type="gramEnd"/>
-      <w:r>
-        <w:rPr>
-          <w:rFonts w:ascii="Times New Roman" w:hAnsi="Times New Roman" w:cs="Times New Roman"/>
-          <w:sz w:val="28"/>
-          <w:szCs w:val="28"/>
-        </w:rPr>
-        <w:t xml:space="preserve"> general purpose is to reduce the amount of time it takes a user to receive a result after issuing a query, and to reduce the amount of resources used to process a query.</w:t>
-      </w:r>
-    </w:p>
-    <w:p>
-      <w:pPr>
-        <w:rPr>
-          <w:rFonts w:ascii="Times New Roman" w:hAnsi="Times New Roman" w:cs="Times New Roman"/>
-          <w:sz w:val="28"/>
-          <w:szCs w:val="28"/>
-        </w:rPr>
-      </w:pPr>
-    </w:p>
-    <w:p>
-      <w:pPr>
-        <w:rPr>
-          <w:rFonts w:ascii="Times New Roman" w:hAnsi="Times New Roman" w:cs="Times New Roman"/>
-          <w:sz w:val="28"/>
-          <w:szCs w:val="28"/>
-        </w:rPr>
-      </w:pPr>
-      <w:r>
-        <w:rPr>
-          <w:rFonts w:ascii="Times New Roman" w:hAnsi="Times New Roman" w:cs="Times New Roman"/>
-          <w:sz w:val="28"/>
-          <w:szCs w:val="28"/>
-        </w:rPr>
-        <w:t>SQL performance tuning consists of making queries of a relation database run as fast as possible. SQL performance tuning is not a single tool or technique. Rather, it's a set of practices that makes use of a wide array of techniques, tools, and processes.</w:t>
-      </w:r>
-    </w:p>
-    <w:p>
-      <w:pPr>
-        <w:rPr>
-          <w:rFonts w:ascii="Times New Roman" w:hAnsi="Times New Roman" w:cs="Times New Roman"/>
-          <w:sz w:val="28"/>
-          <w:szCs w:val="28"/>
-        </w:rPr>
-      </w:pPr>
-    </w:p>
-    <w:p>
-      <w:pPr>
-        <w:rPr>
-          <w:rFonts w:ascii="Times New Roman" w:hAnsi="Times New Roman" w:cs="Times New Roman"/>
-          <w:b/>
-          <w:sz w:val="28"/>
-          <w:szCs w:val="28"/>
-        </w:rPr>
-      </w:pPr>
-      <w:r>
-        <w:rPr>
-          <w:rFonts w:ascii="Times New Roman" w:hAnsi="Times New Roman" w:cs="Times New Roman"/>
-          <w:b/>
-          <w:sz w:val="28"/>
-          <w:szCs w:val="28"/>
-        </w:rPr>
-        <w:t>Index Optimization:</w:t>
-      </w:r>
-    </w:p>
-    <w:p>
-      <w:pPr>
-        <w:rPr>
-          <w:rFonts w:ascii="Times New Roman" w:hAnsi="Times New Roman" w:cs="Times New Roman"/>
-          <w:sz w:val="28"/>
-          <w:szCs w:val="28"/>
-        </w:rPr>
-      </w:pPr>
-      <w:r>
-        <w:rPr>
-          <w:rFonts w:ascii="Times New Roman" w:hAnsi="Times New Roman" w:cs="Times New Roman"/>
-          <w:sz w:val="28"/>
-          <w:szCs w:val="28"/>
-        </w:rPr>
-        <w:t>Create and maintain indexes strategically to enhance query performance.</w:t>
-      </w:r>
-    </w:p>
-    <w:p>
-      <w:pPr>
-        <w:rPr>
-          <w:rFonts w:ascii="Times New Roman" w:hAnsi="Times New Roman" w:cs="Times New Roman"/>
-          <w:sz w:val="28"/>
-          <w:szCs w:val="28"/>
-        </w:rPr>
-      </w:pPr>
-      <w:r>
-        <w:rPr>
-          <w:rFonts w:ascii="Times New Roman" w:hAnsi="Times New Roman" w:cs="Times New Roman"/>
-          <w:sz w:val="28"/>
-          <w:szCs w:val="28"/>
-        </w:rPr>
-        <w:t>Regularly analyze and optimize indexes to ensure they align with the most common query patterns.</w:t>
-      </w:r>
-    </w:p>
-    <w:p>
-      <w:pPr>
-        <w:rPr>
-          <w:rFonts w:ascii="Times New Roman" w:hAnsi="Times New Roman" w:cs="Times New Roman"/>
-          <w:sz w:val="28"/>
-          <w:szCs w:val="28"/>
-        </w:rPr>
-      </w:pPr>
-      <w:r>
-        <w:rPr>
-          <w:rFonts w:ascii="Times New Roman" w:hAnsi="Times New Roman" w:cs="Times New Roman"/>
-          <w:b/>
-          <w:sz w:val="28"/>
-          <w:szCs w:val="28"/>
-        </w:rPr>
-        <w:t>Query Optimization:</w:t>
-      </w:r>
-    </w:p>
-    <w:p>
-      <w:pPr>
-        <w:rPr>
-          <w:rFonts w:ascii="Times New Roman" w:hAnsi="Times New Roman" w:cs="Times New Roman"/>
-          <w:sz w:val="28"/>
-          <w:szCs w:val="28"/>
-        </w:rPr>
-      </w:pPr>
-      <w:proofErr w:type="gramStart"/>
-      <w:r>
-        <w:rPr>
-          <w:rFonts w:ascii="Times New Roman" w:hAnsi="Times New Roman" w:cs="Times New Roman"/>
-          <w:sz w:val="28"/>
-          <w:szCs w:val="28"/>
-        </w:rPr>
-        <w:t>Write efficient queries by selecting only the necessary columns and minimizing the use of functions in WHERE clauses.</w:t>
-      </w:r>
-      <w:proofErr w:type="gramEnd"/>
-    </w:p>
-    <w:p>
-      <w:pPr>
-        <w:rPr>
-          <w:rFonts w:ascii="Times New Roman" w:hAnsi="Times New Roman" w:cs="Times New Roman"/>
-          <w:sz w:val="28"/>
-          <w:szCs w:val="28"/>
-        </w:rPr>
-      </w:pPr>
-      <w:r>
-        <w:rPr>
-          <w:rFonts w:ascii="Times New Roman" w:hAnsi="Times New Roman" w:cs="Times New Roman"/>
-          <w:sz w:val="28"/>
-          <w:szCs w:val="28"/>
-        </w:rPr>
         <w:t>Optimize join conditions and types, and consider de-normalization where applicable.</w:t>
       </w:r>
     </w:p>
@@ -1270,261 +1270,261 @@
           <w:sz w:val="28"/>
           <w:szCs w:val="28"/>
         </w:rPr>
+        <w:t>Statistics Management:</w:t>
+      </w:r>
+    </w:p>
+    <w:p>
+      <w:pPr>
+        <w:rPr>
+          <w:rFonts w:ascii="Times New Roman" w:hAnsi="Times New Roman" w:cs="Times New Roman"/>
+          <w:sz w:val="28"/>
+          <w:szCs w:val="28"/>
+        </w:rPr>
+      </w:pPr>
+      <w:r>
+        <w:rPr>
+          <w:rFonts w:ascii="Times New Roman" w:hAnsi="Times New Roman" w:cs="Times New Roman"/>
+          <w:sz w:val="28"/>
+          <w:szCs w:val="28"/>
+        </w:rPr>
+        <w:t>Keep database statistics up to date to assist the query optimizer in making informed decisions.</w:t>
+      </w:r>
+    </w:p>
+    <w:p>
+      <w:pPr>
+        <w:rPr>
+          <w:rFonts w:ascii="Times New Roman" w:hAnsi="Times New Roman" w:cs="Times New Roman"/>
+          <w:sz w:val="28"/>
+          <w:szCs w:val="28"/>
+        </w:rPr>
+      </w:pPr>
+      <w:r>
+        <w:rPr>
+          <w:rFonts w:ascii="Times New Roman" w:hAnsi="Times New Roman" w:cs="Times New Roman"/>
+          <w:sz w:val="28"/>
+          <w:szCs w:val="28"/>
+        </w:rPr>
+        <w:t>Regularly update statistics for tables and indexes, especially after significant data changes.</w:t>
+      </w:r>
+    </w:p>
+    <w:p>
+      <w:pPr>
+        <w:rPr>
+          <w:rFonts w:ascii="Times New Roman" w:hAnsi="Times New Roman" w:cs="Times New Roman"/>
+          <w:sz w:val="28"/>
+          <w:szCs w:val="28"/>
+        </w:rPr>
+      </w:pPr>
+      <w:r>
+        <w:rPr>
+          <w:rFonts w:ascii="Times New Roman" w:hAnsi="Times New Roman" w:cs="Times New Roman"/>
+          <w:b/>
+          <w:sz w:val="28"/>
+          <w:szCs w:val="28"/>
+        </w:rPr>
+        <w:t>Regular Maintenance and Monitoring:</w:t>
+      </w:r>
+    </w:p>
+    <w:p>
+      <w:pPr>
+        <w:rPr>
+          <w:rFonts w:ascii="Times New Roman" w:hAnsi="Times New Roman" w:cs="Times New Roman"/>
+          <w:sz w:val="28"/>
+          <w:szCs w:val="28"/>
+        </w:rPr>
+      </w:pPr>
+      <w:r>
+        <w:rPr>
+          <w:rFonts w:ascii="Times New Roman" w:hAnsi="Times New Roman" w:cs="Times New Roman"/>
+          <w:sz w:val="28"/>
+          <w:szCs w:val="28"/>
+        </w:rPr>
+        <w:t>Implement routine maintenance tasks such as rebuilding indexes and updating statistics.</w:t>
+      </w:r>
+    </w:p>
+    <w:p>
+      <w:pPr>
+        <w:rPr>
+          <w:rFonts w:ascii="Times New Roman" w:hAnsi="Times New Roman" w:cs="Times New Roman"/>
+          <w:b/>
+          <w:sz w:val="28"/>
+          <w:szCs w:val="28"/>
+        </w:rPr>
+      </w:pPr>
+      <w:r>
+        <w:rPr>
+          <w:rFonts w:ascii="Times New Roman" w:hAnsi="Times New Roman" w:cs="Times New Roman"/>
+          <w:sz w:val="28"/>
+          <w:szCs w:val="28"/>
+        </w:rPr>
+        <w:t>Monitor performance using tools like query execution plans and profiling tools, adjusting configurations as needed.</w:t>
+      </w:r>
+    </w:p>
+    <w:p>
+      <w:pPr>
+        <w:rPr>
+          <w:rFonts w:ascii="Times New Roman" w:hAnsi="Times New Roman" w:cs="Times New Roman"/>
+          <w:b/>
+          <w:sz w:val="28"/>
+          <w:szCs w:val="28"/>
+        </w:rPr>
+      </w:pPr>
+    </w:p>
+    <w:p>
+      <w:pPr>
+        <w:rPr>
+          <w:rFonts w:ascii="Times New Roman" w:hAnsi="Times New Roman" w:cs="Times New Roman"/>
+          <w:b/>
+          <w:sz w:val="28"/>
+          <w:szCs w:val="28"/>
+        </w:rPr>
+      </w:pPr>
+      <w:r>
+        <w:rPr>
+          <w:rFonts w:ascii="Times New Roman" w:hAnsi="Times New Roman" w:cs="Times New Roman"/>
+          <w:b/>
+          <w:sz w:val="28"/>
+          <w:szCs w:val="28"/>
+        </w:rPr>
+        <w:t xml:space="preserve">SELECT DISTINCT </w:t>
+      </w:r>
+      <w:proofErr w:type="spellStart"/>
+      <w:r>
+        <w:rPr>
+          <w:rFonts w:ascii="Times New Roman" w:hAnsi="Times New Roman" w:cs="Times New Roman"/>
+          <w:b/>
+          <w:sz w:val="28"/>
+          <w:szCs w:val="28"/>
+        </w:rPr>
+        <w:t>job_title</w:t>
+      </w:r>
+      <w:proofErr w:type="spellEnd"/>
+    </w:p>
+    <w:p>
+      <w:pPr>
+        <w:rPr>
+          <w:rFonts w:ascii="Times New Roman" w:hAnsi="Times New Roman" w:cs="Times New Roman"/>
+          <w:b/>
+          <w:sz w:val="28"/>
+          <w:szCs w:val="28"/>
+        </w:rPr>
+      </w:pPr>
+      <w:r>
+        <w:rPr>
+          <w:rFonts w:ascii="Times New Roman" w:hAnsi="Times New Roman" w:cs="Times New Roman"/>
+          <w:b/>
+          <w:sz w:val="28"/>
+          <w:szCs w:val="28"/>
+        </w:rPr>
+        <w:t>FROM employees;</w:t>
+      </w:r>
+    </w:p>
+    <w:p>
+      <w:pPr>
+        <w:rPr>
+          <w:rFonts w:ascii="Times New Roman" w:hAnsi="Times New Roman" w:cs="Times New Roman"/>
+          <w:b/>
+          <w:sz w:val="28"/>
+          <w:szCs w:val="28"/>
+        </w:rPr>
+      </w:pPr>
+    </w:p>
+    <w:p>
+      <w:pPr>
+        <w:rPr>
+          <w:rFonts w:ascii="Times New Roman" w:hAnsi="Times New Roman" w:cs="Times New Roman"/>
+          <w:b/>
+          <w:sz w:val="28"/>
+          <w:szCs w:val="28"/>
+        </w:rPr>
+      </w:pPr>
+      <w:r>
+        <w:rPr>
+          <w:rFonts w:ascii="Times New Roman" w:hAnsi="Times New Roman" w:cs="Times New Roman"/>
+          <w:b/>
+          <w:sz w:val="28"/>
+          <w:szCs w:val="28"/>
+        </w:rPr>
+        <w:t>This query would return a result set containing only distinct job titles from the employees table.</w:t>
+      </w:r>
+    </w:p>
+    <w:p>
+      <w:pPr>
+        <w:rPr>
+          <w:rFonts w:ascii="Times New Roman" w:hAnsi="Times New Roman" w:cs="Times New Roman"/>
+          <w:sz w:val="28"/>
+          <w:szCs w:val="28"/>
+        </w:rPr>
+      </w:pPr>
+    </w:p>
+    <w:p>
+      <w:pPr>
+        <w:rPr>
+          <w:rFonts w:ascii="Times New Roman" w:hAnsi="Times New Roman" w:cs="Times New Roman"/>
+          <w:sz w:val="28"/>
+          <w:szCs w:val="28"/>
+        </w:rPr>
+      </w:pPr>
+      <w:r>
+        <w:rPr>
+          <w:rFonts w:ascii="Times New Roman" w:hAnsi="Times New Roman" w:cs="Times New Roman"/>
+          <w:sz w:val="28"/>
+          <w:szCs w:val="28"/>
+        </w:rPr>
+        <w:t>While SELECT DISTINCT is useful, it's important to be cautious about its performance implications, especially on large datasets. It can be resource-intensive because the database has to scan the entire result set to identify and eliminate duplicates. In some cases, alternative approaches like using GROUP BY or finding other ways to structure the query might be more efficient.</w:t>
+      </w:r>
+    </w:p>
+    <w:p>
+      <w:pPr>
+        <w:rPr>
+          <w:rFonts w:ascii="Times New Roman" w:hAnsi="Times New Roman" w:cs="Times New Roman"/>
+          <w:sz w:val="28"/>
+          <w:szCs w:val="28"/>
+        </w:rPr>
+      </w:pPr>
+    </w:p>
+    <w:p>
+      <w:pPr>
+        <w:rPr>
+          <w:rFonts w:ascii="Times New Roman" w:hAnsi="Times New Roman" w:cs="Times New Roman"/>
+          <w:sz w:val="28"/>
+          <w:szCs w:val="28"/>
+        </w:rPr>
+      </w:pPr>
+      <w:r>
+        <w:rPr>
+          <w:rFonts w:ascii="Times New Roman" w:hAnsi="Times New Roman" w:cs="Times New Roman"/>
+          <w:sz w:val="28"/>
+          <w:szCs w:val="28"/>
+        </w:rPr>
+        <w:t>Performance tuning in SQL involves optimizing the execution speed and efficiency of your SQL queries and database operations. Here are some general tips and techniques for SQL performance tuning:</w:t>
+      </w:r>
+    </w:p>
+    <w:p>
+      <w:pPr>
+        <w:rPr>
+          <w:rFonts w:ascii="Times New Roman" w:hAnsi="Times New Roman" w:cs="Times New Roman"/>
+          <w:sz w:val="28"/>
+          <w:szCs w:val="28"/>
+        </w:rPr>
+      </w:pPr>
+    </w:p>
+    <w:p>
+      <w:pPr>
+        <w:rPr>
+          <w:rFonts w:ascii="Times New Roman" w:hAnsi="Times New Roman" w:cs="Times New Roman"/>
+          <w:sz w:val="28"/>
+          <w:szCs w:val="28"/>
+        </w:rPr>
+      </w:pPr>
+      <w:r>
+        <w:rPr>
+          <w:rFonts w:ascii="Times New Roman" w:hAnsi="Times New Roman" w:cs="Times New Roman"/>
+          <w:b/>
+          <w:sz w:val="28"/>
+          <w:szCs w:val="28"/>
+        </w:rPr>
         <w:lastRenderedPageBreak/>
-        <w:t>Statistics Management:</w:t>
-      </w:r>
-    </w:p>
-    <w:p>
-      <w:pPr>
-        <w:rPr>
-          <w:rFonts w:ascii="Times New Roman" w:hAnsi="Times New Roman" w:cs="Times New Roman"/>
-          <w:sz w:val="28"/>
-          <w:szCs w:val="28"/>
-        </w:rPr>
-      </w:pPr>
-      <w:r>
-        <w:rPr>
-          <w:rFonts w:ascii="Times New Roman" w:hAnsi="Times New Roman" w:cs="Times New Roman"/>
-          <w:sz w:val="28"/>
-          <w:szCs w:val="28"/>
-        </w:rPr>
-        <w:t>Keep database statistics up to date to assist the query optimizer in making informed decisions.</w:t>
-      </w:r>
-    </w:p>
-    <w:p>
-      <w:pPr>
-        <w:rPr>
-          <w:rFonts w:ascii="Times New Roman" w:hAnsi="Times New Roman" w:cs="Times New Roman"/>
-          <w:sz w:val="28"/>
-          <w:szCs w:val="28"/>
-        </w:rPr>
-      </w:pPr>
-      <w:r>
-        <w:rPr>
-          <w:rFonts w:ascii="Times New Roman" w:hAnsi="Times New Roman" w:cs="Times New Roman"/>
-          <w:sz w:val="28"/>
-          <w:szCs w:val="28"/>
-        </w:rPr>
-        <w:t>Regularly update statistics for tables and indexes, especially after significant data changes.</w:t>
-      </w:r>
-    </w:p>
-    <w:p>
-      <w:pPr>
-        <w:rPr>
-          <w:rFonts w:ascii="Times New Roman" w:hAnsi="Times New Roman" w:cs="Times New Roman"/>
-          <w:sz w:val="28"/>
-          <w:szCs w:val="28"/>
-        </w:rPr>
-      </w:pPr>
-      <w:r>
-        <w:rPr>
-          <w:rFonts w:ascii="Times New Roman" w:hAnsi="Times New Roman" w:cs="Times New Roman"/>
-          <w:b/>
-          <w:sz w:val="28"/>
-          <w:szCs w:val="28"/>
-        </w:rPr>
-        <w:t>Regular Maintenance and Monitoring:</w:t>
-      </w:r>
-    </w:p>
-    <w:p>
-      <w:pPr>
-        <w:rPr>
-          <w:rFonts w:ascii="Times New Roman" w:hAnsi="Times New Roman" w:cs="Times New Roman"/>
-          <w:sz w:val="28"/>
-          <w:szCs w:val="28"/>
-        </w:rPr>
-      </w:pPr>
-      <w:r>
-        <w:rPr>
-          <w:rFonts w:ascii="Times New Roman" w:hAnsi="Times New Roman" w:cs="Times New Roman"/>
-          <w:sz w:val="28"/>
-          <w:szCs w:val="28"/>
-        </w:rPr>
-        <w:t>Implement routine maintenance tasks such as rebuilding indexes and updating statistics.</w:t>
-      </w:r>
-    </w:p>
-    <w:p>
-      <w:pPr>
-        <w:rPr>
-          <w:rFonts w:ascii="Times New Roman" w:hAnsi="Times New Roman" w:cs="Times New Roman"/>
-          <w:b/>
-          <w:sz w:val="28"/>
-          <w:szCs w:val="28"/>
-        </w:rPr>
-      </w:pPr>
-      <w:r>
-        <w:rPr>
-          <w:rFonts w:ascii="Times New Roman" w:hAnsi="Times New Roman" w:cs="Times New Roman"/>
-          <w:sz w:val="28"/>
-          <w:szCs w:val="28"/>
-        </w:rPr>
-        <w:t>Monitor performance using tools like query execution plans and profiling tools, adjusting configurations as needed.</w:t>
-      </w:r>
-    </w:p>
-    <w:p>
-      <w:pPr>
-        <w:rPr>
-          <w:rFonts w:ascii="Times New Roman" w:hAnsi="Times New Roman" w:cs="Times New Roman"/>
-          <w:b/>
-          <w:sz w:val="28"/>
-          <w:szCs w:val="28"/>
-        </w:rPr>
-      </w:pPr>
-    </w:p>
-    <w:p>
-      <w:pPr>
-        <w:rPr>
-          <w:rFonts w:ascii="Times New Roman" w:hAnsi="Times New Roman" w:cs="Times New Roman"/>
-          <w:b/>
-          <w:sz w:val="28"/>
-          <w:szCs w:val="28"/>
-        </w:rPr>
-      </w:pPr>
-      <w:r>
-        <w:rPr>
-          <w:rFonts w:ascii="Times New Roman" w:hAnsi="Times New Roman" w:cs="Times New Roman"/>
-          <w:b/>
-          <w:sz w:val="28"/>
-          <w:szCs w:val="28"/>
-        </w:rPr>
-        <w:t xml:space="preserve">SELECT DISTINCT </w:t>
-      </w:r>
-      <w:proofErr w:type="spellStart"/>
-      <w:r>
-        <w:rPr>
-          <w:rFonts w:ascii="Times New Roman" w:hAnsi="Times New Roman" w:cs="Times New Roman"/>
-          <w:b/>
-          <w:sz w:val="28"/>
-          <w:szCs w:val="28"/>
-        </w:rPr>
-        <w:t>job_title</w:t>
-      </w:r>
-      <w:proofErr w:type="spellEnd"/>
-    </w:p>
-    <w:p>
-      <w:pPr>
-        <w:rPr>
-          <w:rFonts w:ascii="Times New Roman" w:hAnsi="Times New Roman" w:cs="Times New Roman"/>
-          <w:b/>
-          <w:sz w:val="28"/>
-          <w:szCs w:val="28"/>
-        </w:rPr>
-      </w:pPr>
-      <w:r>
-        <w:rPr>
-          <w:rFonts w:ascii="Times New Roman" w:hAnsi="Times New Roman" w:cs="Times New Roman"/>
-          <w:b/>
-          <w:sz w:val="28"/>
-          <w:szCs w:val="28"/>
-        </w:rPr>
-        <w:t>FROM employees;</w:t>
-      </w:r>
-    </w:p>
-    <w:p>
-      <w:pPr>
-        <w:rPr>
-          <w:rFonts w:ascii="Times New Roman" w:hAnsi="Times New Roman" w:cs="Times New Roman"/>
-          <w:b/>
-          <w:sz w:val="28"/>
-          <w:szCs w:val="28"/>
-        </w:rPr>
-      </w:pPr>
-    </w:p>
-    <w:p>
-      <w:pPr>
-        <w:rPr>
-          <w:rFonts w:ascii="Times New Roman" w:hAnsi="Times New Roman" w:cs="Times New Roman"/>
-          <w:b/>
-          <w:sz w:val="28"/>
-          <w:szCs w:val="28"/>
-        </w:rPr>
-      </w:pPr>
-      <w:r>
-        <w:rPr>
-          <w:rFonts w:ascii="Times New Roman" w:hAnsi="Times New Roman" w:cs="Times New Roman"/>
-          <w:b/>
-          <w:sz w:val="28"/>
-          <w:szCs w:val="28"/>
-        </w:rPr>
-        <w:t>This query would return a result set containing only distinct job titles from the employees table.</w:t>
-      </w:r>
-    </w:p>
-    <w:p>
-      <w:pPr>
-        <w:rPr>
-          <w:rFonts w:ascii="Times New Roman" w:hAnsi="Times New Roman" w:cs="Times New Roman"/>
-          <w:sz w:val="28"/>
-          <w:szCs w:val="28"/>
-        </w:rPr>
-      </w:pPr>
-    </w:p>
-    <w:p>
-      <w:pPr>
-        <w:rPr>
-          <w:rFonts w:ascii="Times New Roman" w:hAnsi="Times New Roman" w:cs="Times New Roman"/>
-          <w:sz w:val="28"/>
-          <w:szCs w:val="28"/>
-        </w:rPr>
-      </w:pPr>
-      <w:r>
-        <w:rPr>
-          <w:rFonts w:ascii="Times New Roman" w:hAnsi="Times New Roman" w:cs="Times New Roman"/>
-          <w:sz w:val="28"/>
-          <w:szCs w:val="28"/>
-        </w:rPr>
-        <w:t>While SELECT DISTINCT is useful, it's important to be cautious about its performance implications, especially on large datasets. It can be resource-intensive because the database has to scan the entire result set to identify and eliminate duplicates. In some cases, alternative approaches like using GROUP BY or finding other ways to structure the query might be more efficient.</w:t>
-      </w:r>
-    </w:p>
-    <w:p>
-      <w:pPr>
-        <w:rPr>
-          <w:rFonts w:ascii="Times New Roman" w:hAnsi="Times New Roman" w:cs="Times New Roman"/>
-          <w:sz w:val="28"/>
-          <w:szCs w:val="28"/>
-        </w:rPr>
-      </w:pPr>
-    </w:p>
-    <w:p>
-      <w:pPr>
-        <w:rPr>
-          <w:rFonts w:ascii="Times New Roman" w:hAnsi="Times New Roman" w:cs="Times New Roman"/>
-          <w:sz w:val="28"/>
-          <w:szCs w:val="28"/>
-        </w:rPr>
-      </w:pPr>
-      <w:r>
-        <w:rPr>
-          <w:rFonts w:ascii="Times New Roman" w:hAnsi="Times New Roman" w:cs="Times New Roman"/>
-          <w:sz w:val="28"/>
-          <w:szCs w:val="28"/>
-        </w:rPr>
-        <w:t>Performance tuning in SQL involves optimizing the execution speed and efficiency of your SQL queries and database operations. Here are some general tips and techniques for SQL performance tuning:</w:t>
-      </w:r>
-    </w:p>
-    <w:p>
-      <w:pPr>
-        <w:rPr>
-          <w:rFonts w:ascii="Times New Roman" w:hAnsi="Times New Roman" w:cs="Times New Roman"/>
-          <w:sz w:val="28"/>
-          <w:szCs w:val="28"/>
-        </w:rPr>
-      </w:pPr>
-    </w:p>
-    <w:p>
-      <w:pPr>
-        <w:rPr>
-          <w:rFonts w:ascii="Times New Roman" w:hAnsi="Times New Roman" w:cs="Times New Roman"/>
-          <w:sz w:val="28"/>
-          <w:szCs w:val="28"/>
-        </w:rPr>
-      </w:pPr>
-      <w:r>
-        <w:rPr>
-          <w:rFonts w:ascii="Times New Roman" w:hAnsi="Times New Roman" w:cs="Times New Roman"/>
-          <w:b/>
-          <w:sz w:val="28"/>
-          <w:szCs w:val="28"/>
-        </w:rPr>
         <w:t>Use Indexes Wisely:</w:t>
       </w:r>
     </w:p>
@@ -1542,7 +1542,6 @@
           <w:sz w:val="28"/>
           <w:szCs w:val="28"/>
         </w:rPr>
-        <w:lastRenderedPageBreak/>
         <w:t>Indexes can significantly improve query performance by allowing the database engine to quickly locate and retrieve the necessary data. However, over-indexing can lead to overhead, so use indexes judiciously.</w:t>
       </w:r>
     </w:p>
@@ -14730,7 +14729,42 @@
           <w:szCs w:val="28"/>
           <w:u w:val="single"/>
         </w:rPr>
-        <w:t xml:space="preserve">Diff b/w stored procedure and </w:t>
+        <w:t>13</w:t>
+      </w:r>
+      <w:proofErr w:type="gramStart"/>
+      <w:r>
+        <w:rPr>
+          <w:rFonts w:ascii="Times New Roman" w:hAnsi="Times New Roman" w:cs="Times New Roman"/>
+          <w:b/>
+          <w:color w:val="0F0F0F"/>
+          <w:sz w:val="28"/>
+          <w:szCs w:val="28"/>
+          <w:u w:val="single"/>
+        </w:rPr>
+        <w:t>)</w:t>
+      </w:r>
+      <w:r>
+        <w:rPr>
+          <w:rFonts w:ascii="Times New Roman" w:hAnsi="Times New Roman" w:cs="Times New Roman"/>
+          <w:b/>
+          <w:color w:val="0F0F0F"/>
+          <w:sz w:val="28"/>
+          <w:szCs w:val="28"/>
+          <w:u w:val="single"/>
+        </w:rPr>
+        <w:t>Diff</w:t>
+      </w:r>
+      <w:proofErr w:type="gramEnd"/>
+      <w:r>
+        <w:rPr>
+          <w:rFonts w:ascii="Times New Roman" w:hAnsi="Times New Roman" w:cs="Times New Roman"/>
+          <w:b/>
+          <w:color w:val="0F0F0F"/>
+          <w:sz w:val="28"/>
+          <w:szCs w:val="28"/>
+          <w:u w:val="single"/>
+        </w:rPr>
+        <w:t xml:space="preserve"> b/w stored procedure and </w:t>
       </w:r>
       <w:proofErr w:type="spellStart"/>
       <w:r>
@@ -15467,13 +15501,24 @@
           <w:szCs w:val="28"/>
         </w:rPr>
       </w:pPr>
-      <w:r>
-        <w:rPr>
-          <w:rFonts w:ascii="Times New Roman" w:hAnsi="Times New Roman" w:cs="Times New Roman"/>
-          <w:b/>
-          <w:sz w:val="28"/>
-          <w:szCs w:val="28"/>
-        </w:rPr>
+    </w:p>
+    <w:p>
+      <w:pPr>
+        <w:rPr>
+          <w:rFonts w:ascii="Times New Roman" w:hAnsi="Times New Roman" w:cs="Times New Roman"/>
+          <w:b/>
+          <w:sz w:val="28"/>
+          <w:szCs w:val="28"/>
+        </w:rPr>
+      </w:pPr>
+      <w:r>
+        <w:rPr>
+          <w:rFonts w:ascii="Times New Roman" w:hAnsi="Times New Roman" w:cs="Times New Roman"/>
+          <w:b/>
+          <w:sz w:val="28"/>
+          <w:szCs w:val="28"/>
+        </w:rPr>
+        <w:lastRenderedPageBreak/>
         <w:t xml:space="preserve">Function: </w:t>
       </w:r>
     </w:p>
@@ -15491,145 +15536,1934 @@
           <w:sz w:val="28"/>
           <w:szCs w:val="28"/>
         </w:rPr>
+        <w:t>Can be used directly in a SELECT, INSERT, UPDATE, or DELETE statement or within another function.</w:t>
+      </w:r>
+    </w:p>
+    <w:p>
+      <w:pPr>
+        <w:rPr>
+          <w:rFonts w:ascii="Times New Roman" w:hAnsi="Times New Roman" w:cs="Times New Roman"/>
+          <w:b/>
+          <w:sz w:val="28"/>
+          <w:szCs w:val="28"/>
+        </w:rPr>
+      </w:pPr>
+      <w:r>
+        <w:rPr>
+          <w:rFonts w:ascii="Times New Roman" w:hAnsi="Times New Roman" w:cs="Times New Roman"/>
+          <w:b/>
+          <w:sz w:val="28"/>
+          <w:szCs w:val="28"/>
+        </w:rPr>
+        <w:t>Alteration and Execution:</w:t>
+      </w:r>
+    </w:p>
+    <w:p>
+      <w:pPr>
+        <w:rPr>
+          <w:rFonts w:ascii="Times New Roman" w:hAnsi="Times New Roman" w:cs="Times New Roman"/>
+          <w:b/>
+          <w:sz w:val="28"/>
+          <w:szCs w:val="28"/>
+        </w:rPr>
+      </w:pPr>
+    </w:p>
+    <w:p>
+      <w:pPr>
+        <w:rPr>
+          <w:rFonts w:ascii="Times New Roman" w:hAnsi="Times New Roman" w:cs="Times New Roman"/>
+          <w:b/>
+          <w:sz w:val="28"/>
+          <w:szCs w:val="28"/>
+        </w:rPr>
+      </w:pPr>
+      <w:r>
+        <w:rPr>
+          <w:rFonts w:ascii="Times New Roman" w:hAnsi="Times New Roman" w:cs="Times New Roman"/>
+          <w:b/>
+          <w:sz w:val="28"/>
+          <w:szCs w:val="28"/>
+        </w:rPr>
+        <w:t>Stored Procedure:</w:t>
+      </w:r>
+    </w:p>
+    <w:p>
+      <w:pPr>
+        <w:rPr>
+          <w:rFonts w:ascii="Times New Roman" w:hAnsi="Times New Roman" w:cs="Times New Roman"/>
+          <w:sz w:val="28"/>
+          <w:szCs w:val="28"/>
+        </w:rPr>
+      </w:pPr>
+      <w:r>
+        <w:rPr>
+          <w:rFonts w:ascii="Times New Roman" w:hAnsi="Times New Roman" w:cs="Times New Roman"/>
+          <w:sz w:val="28"/>
+          <w:szCs w:val="28"/>
+        </w:rPr>
+        <w:t xml:space="preserve"> Can be altered using the ALTER PROCEDURE statement. Can be executed using the EXECUTE statement.</w:t>
+      </w:r>
+    </w:p>
+    <w:p>
+      <w:pPr>
+        <w:rPr>
+          <w:rFonts w:ascii="Times New Roman" w:hAnsi="Times New Roman" w:cs="Times New Roman"/>
+          <w:b/>
+          <w:sz w:val="28"/>
+          <w:szCs w:val="28"/>
+        </w:rPr>
+      </w:pPr>
+      <w:r>
+        <w:rPr>
+          <w:rFonts w:ascii="Times New Roman" w:hAnsi="Times New Roman" w:cs="Times New Roman"/>
+          <w:b/>
+          <w:sz w:val="28"/>
+          <w:szCs w:val="28"/>
+        </w:rPr>
+        <w:t xml:space="preserve">Function: </w:t>
+      </w:r>
+    </w:p>
+    <w:p>
+      <w:pPr>
+        <w:rPr>
+          <w:rFonts w:ascii="Times New Roman" w:hAnsi="Times New Roman" w:cs="Times New Roman"/>
+          <w:sz w:val="28"/>
+          <w:szCs w:val="28"/>
+        </w:rPr>
+      </w:pPr>
+      <w:r>
+        <w:rPr>
+          <w:rFonts w:ascii="Times New Roman" w:hAnsi="Times New Roman" w:cs="Times New Roman"/>
+          <w:sz w:val="28"/>
+          <w:szCs w:val="28"/>
+        </w:rPr>
+        <w:t xml:space="preserve">Can be altered using the ALTER FUNCTION statement. </w:t>
+      </w:r>
+      <w:proofErr w:type="gramStart"/>
+      <w:r>
+        <w:rPr>
+          <w:rFonts w:ascii="Times New Roman" w:hAnsi="Times New Roman" w:cs="Times New Roman"/>
+          <w:sz w:val="28"/>
+          <w:szCs w:val="28"/>
+        </w:rPr>
+        <w:t>Can be executed directly in a SQL query.</w:t>
+      </w:r>
+      <w:proofErr w:type="gramEnd"/>
+    </w:p>
+    <w:p>
+      <w:pPr>
+        <w:rPr>
+          <w:rFonts w:ascii="Times New Roman" w:hAnsi="Times New Roman" w:cs="Times New Roman"/>
+          <w:sz w:val="28"/>
+          <w:szCs w:val="28"/>
+        </w:rPr>
+      </w:pPr>
+    </w:p>
+    <w:p>
+      <w:pPr>
+        <w:rPr>
+          <w:rFonts w:ascii="Times New Roman" w:hAnsi="Times New Roman" w:cs="Times New Roman"/>
+          <w:sz w:val="28"/>
+          <w:szCs w:val="28"/>
+        </w:rPr>
+      </w:pPr>
+      <w:r>
+        <w:rPr>
+          <w:rFonts w:ascii="Times New Roman" w:hAnsi="Times New Roman" w:cs="Times New Roman"/>
+          <w:sz w:val="28"/>
+          <w:szCs w:val="28"/>
+        </w:rPr>
+        <w:t>Remember that the specifics can vary depending on the database management system (DBMS) you are using, as different database systems have their own implementations and variations of stored procedures and functions.</w:t>
+      </w:r>
+    </w:p>
+    <w:p>
+      <w:pPr>
+        <w:rPr>
+          <w:rFonts w:ascii="Times New Roman" w:hAnsi="Times New Roman" w:cs="Times New Roman"/>
+          <w:sz w:val="28"/>
+          <w:szCs w:val="28"/>
+        </w:rPr>
+      </w:pPr>
+    </w:p>
+    <w:p>
+      <w:pPr>
+        <w:rPr>
+          <w:rFonts w:ascii="Times New Roman" w:hAnsi="Times New Roman" w:cs="Times New Roman"/>
+          <w:b/>
+          <w:sz w:val="28"/>
+          <w:szCs w:val="28"/>
+          <w:u w:val="single"/>
+        </w:rPr>
+      </w:pPr>
+    </w:p>
+    <w:p>
+      <w:pPr>
+        <w:rPr>
+          <w:rFonts w:ascii="Times New Roman" w:hAnsi="Times New Roman" w:cs="Times New Roman"/>
+          <w:b/>
+          <w:sz w:val="28"/>
+          <w:szCs w:val="28"/>
+          <w:u w:val="single"/>
+        </w:rPr>
+      </w:pPr>
+    </w:p>
+    <w:p>
+      <w:pPr>
+        <w:rPr>
+          <w:rFonts w:ascii="Times New Roman" w:hAnsi="Times New Roman" w:cs="Times New Roman"/>
+          <w:b/>
+          <w:sz w:val="28"/>
+          <w:szCs w:val="28"/>
+          <w:u w:val="single"/>
+        </w:rPr>
+      </w:pPr>
+    </w:p>
+    <w:p>
+      <w:pPr>
+        <w:rPr>
+          <w:rFonts w:ascii="Times New Roman" w:hAnsi="Times New Roman" w:cs="Times New Roman"/>
+          <w:b/>
+          <w:sz w:val="28"/>
+          <w:szCs w:val="28"/>
+          <w:u w:val="single"/>
+        </w:rPr>
+      </w:pPr>
+    </w:p>
+    <w:p>
+      <w:pPr>
+        <w:rPr>
+          <w:rFonts w:ascii="Times New Roman" w:hAnsi="Times New Roman" w:cs="Times New Roman"/>
+          <w:b/>
+          <w:sz w:val="28"/>
+          <w:szCs w:val="28"/>
+          <w:u w:val="single"/>
+        </w:rPr>
+      </w:pPr>
+    </w:p>
+    <w:p>
+      <w:pPr>
+        <w:rPr>
+          <w:rFonts w:ascii="Times New Roman" w:hAnsi="Times New Roman" w:cs="Times New Roman"/>
+          <w:b/>
+          <w:sz w:val="28"/>
+          <w:szCs w:val="28"/>
+          <w:u w:val="single"/>
+        </w:rPr>
+      </w:pPr>
+    </w:p>
+    <w:p>
+      <w:pPr>
+        <w:rPr>
+          <w:rFonts w:ascii="Times New Roman" w:hAnsi="Times New Roman" w:cs="Times New Roman"/>
+          <w:b/>
+          <w:sz w:val="28"/>
+          <w:szCs w:val="28"/>
+          <w:u w:val="single"/>
+        </w:rPr>
+      </w:pPr>
+    </w:p>
+    <w:p>
+      <w:pPr>
+        <w:rPr>
+          <w:rFonts w:ascii="Times New Roman" w:hAnsi="Times New Roman" w:cs="Times New Roman"/>
+          <w:b/>
+          <w:sz w:val="28"/>
+          <w:szCs w:val="28"/>
+          <w:u w:val="single"/>
+        </w:rPr>
+      </w:pPr>
+    </w:p>
+    <w:p>
+      <w:pPr>
+        <w:rPr>
+          <w:rFonts w:ascii="Times New Roman" w:hAnsi="Times New Roman" w:cs="Times New Roman"/>
+          <w:b/>
+          <w:sz w:val="28"/>
+          <w:szCs w:val="28"/>
+          <w:u w:val="single"/>
+        </w:rPr>
+      </w:pPr>
+    </w:p>
+    <w:p>
+      <w:pPr>
+        <w:rPr>
+          <w:rFonts w:ascii="Times New Roman" w:hAnsi="Times New Roman" w:cs="Times New Roman"/>
+          <w:b/>
+          <w:sz w:val="28"/>
+          <w:szCs w:val="28"/>
+          <w:u w:val="single"/>
+        </w:rPr>
+      </w:pPr>
+    </w:p>
+    <w:p>
+      <w:pPr>
+        <w:rPr>
+          <w:rFonts w:ascii="Times New Roman" w:hAnsi="Times New Roman" w:cs="Times New Roman"/>
+          <w:b/>
+          <w:sz w:val="28"/>
+          <w:szCs w:val="28"/>
+          <w:u w:val="single"/>
+        </w:rPr>
+      </w:pPr>
+    </w:p>
+    <w:p>
+      <w:pPr>
+        <w:rPr>
+          <w:rFonts w:ascii="Times New Roman" w:hAnsi="Times New Roman" w:cs="Times New Roman"/>
+          <w:b/>
+          <w:sz w:val="28"/>
+          <w:szCs w:val="28"/>
+          <w:u w:val="single"/>
+        </w:rPr>
+      </w:pPr>
+    </w:p>
+    <w:p>
+      <w:pPr>
+        <w:rPr>
+          <w:rFonts w:ascii="Times New Roman" w:hAnsi="Times New Roman" w:cs="Times New Roman"/>
+          <w:b/>
+          <w:sz w:val="28"/>
+          <w:szCs w:val="28"/>
+          <w:u w:val="single"/>
+        </w:rPr>
+      </w:pPr>
+      <w:r>
+        <w:rPr>
+          <w:rFonts w:ascii="Times New Roman" w:hAnsi="Times New Roman" w:cs="Times New Roman"/>
+          <w:b/>
+          <w:sz w:val="28"/>
+          <w:szCs w:val="28"/>
+          <w:u w:val="single"/>
+        </w:rPr>
+        <w:t>15)</w:t>
+      </w:r>
+      <w:r>
+        <w:t xml:space="preserve"> </w:t>
+      </w:r>
+      <w:r>
+        <w:rPr>
+          <w:rFonts w:ascii="Times New Roman" w:hAnsi="Times New Roman" w:cs="Times New Roman"/>
+          <w:b/>
+          <w:sz w:val="28"/>
+          <w:szCs w:val="28"/>
+          <w:u w:val="single"/>
+        </w:rPr>
+        <w:t>Data import /export mechanism from one DB to another</w:t>
+      </w:r>
+      <w:r>
+        <w:rPr>
+          <w:rFonts w:ascii="Times New Roman" w:hAnsi="Times New Roman" w:cs="Times New Roman"/>
+          <w:b/>
+          <w:sz w:val="28"/>
+          <w:szCs w:val="28"/>
+          <w:u w:val="single"/>
+        </w:rPr>
+        <w:t>:</w:t>
+      </w:r>
+    </w:p>
+    <w:p>
+      <w:pPr>
+        <w:rPr>
+          <w:rFonts w:ascii="Times New Roman" w:hAnsi="Times New Roman" w:cs="Times New Roman"/>
+          <w:sz w:val="28"/>
+          <w:szCs w:val="28"/>
+        </w:rPr>
+      </w:pPr>
+      <w:r>
+        <w:rPr>
+          <w:rFonts w:ascii="Times New Roman" w:hAnsi="Times New Roman" w:cs="Times New Roman"/>
+          <w:sz w:val="28"/>
+          <w:szCs w:val="28"/>
+        </w:rPr>
+        <w:t>The process of importing and exporting data from one database to another involves transferring data between systems while ensuring data integrity and consistency. The specific steps and tools you use may depend on the type of databases involved, but I can provide you with a general guide that covers common scenarios.</w:t>
+      </w:r>
+    </w:p>
+    <w:p>
+      <w:pPr>
+        <w:rPr>
+          <w:rFonts w:ascii="Times New Roman" w:hAnsi="Times New Roman" w:cs="Times New Roman"/>
+          <w:sz w:val="28"/>
+          <w:szCs w:val="28"/>
+        </w:rPr>
+      </w:pPr>
+    </w:p>
+    <w:p>
+      <w:pPr>
+        <w:rPr>
+          <w:rFonts w:ascii="Times New Roman" w:hAnsi="Times New Roman" w:cs="Times New Roman"/>
+          <w:b/>
+          <w:sz w:val="28"/>
+          <w:szCs w:val="28"/>
+        </w:rPr>
+      </w:pPr>
+      <w:r>
+        <w:rPr>
+          <w:rFonts w:ascii="Times New Roman" w:hAnsi="Times New Roman" w:cs="Times New Roman"/>
+          <w:b/>
+          <w:sz w:val="28"/>
+          <w:szCs w:val="28"/>
+        </w:rPr>
+        <w:t>1. Identify Source and Target Databases:</w:t>
+      </w:r>
+    </w:p>
+    <w:p>
+      <w:pPr>
+        <w:rPr>
+          <w:rFonts w:ascii="Times New Roman" w:hAnsi="Times New Roman" w:cs="Times New Roman"/>
+          <w:sz w:val="28"/>
+          <w:szCs w:val="28"/>
+        </w:rPr>
+      </w:pPr>
+      <w:r>
+        <w:rPr>
+          <w:rFonts w:ascii="Times New Roman" w:hAnsi="Times New Roman" w:cs="Times New Roman"/>
+          <w:b/>
+          <w:sz w:val="28"/>
+          <w:szCs w:val="28"/>
+        </w:rPr>
+        <w:t>Source Database:</w:t>
+      </w:r>
+      <w:r>
+        <w:rPr>
+          <w:rFonts w:ascii="Times New Roman" w:hAnsi="Times New Roman" w:cs="Times New Roman"/>
+          <w:sz w:val="28"/>
+          <w:szCs w:val="28"/>
+        </w:rPr>
+        <w:t xml:space="preserve"> This is the database from which you want to export data.</w:t>
+      </w:r>
+    </w:p>
+    <w:p>
+      <w:pPr>
+        <w:rPr>
+          <w:rFonts w:ascii="Times New Roman" w:hAnsi="Times New Roman" w:cs="Times New Roman"/>
+          <w:sz w:val="28"/>
+          <w:szCs w:val="28"/>
+        </w:rPr>
+      </w:pPr>
+      <w:r>
+        <w:rPr>
+          <w:rFonts w:ascii="Times New Roman" w:hAnsi="Times New Roman" w:cs="Times New Roman"/>
+          <w:b/>
+          <w:sz w:val="28"/>
+          <w:szCs w:val="28"/>
+        </w:rPr>
+        <w:t>Target Database</w:t>
+      </w:r>
+      <w:r>
+        <w:rPr>
+          <w:rFonts w:ascii="Times New Roman" w:hAnsi="Times New Roman" w:cs="Times New Roman"/>
+          <w:sz w:val="28"/>
+          <w:szCs w:val="28"/>
+        </w:rPr>
+        <w:t>: This is the database where you want to import the data.</w:t>
+      </w:r>
+    </w:p>
+    <w:p>
+      <w:pPr>
+        <w:rPr>
+          <w:rFonts w:ascii="Times New Roman" w:hAnsi="Times New Roman" w:cs="Times New Roman"/>
+          <w:sz w:val="28"/>
+          <w:szCs w:val="28"/>
+        </w:rPr>
+      </w:pPr>
+    </w:p>
+    <w:p>
+      <w:pPr>
+        <w:rPr>
+          <w:rFonts w:ascii="Times New Roman" w:hAnsi="Times New Roman" w:cs="Times New Roman"/>
+          <w:b/>
+          <w:sz w:val="28"/>
+          <w:szCs w:val="28"/>
+        </w:rPr>
+      </w:pPr>
+      <w:r>
+        <w:rPr>
+          <w:rFonts w:ascii="Times New Roman" w:hAnsi="Times New Roman" w:cs="Times New Roman"/>
+          <w:b/>
+          <w:sz w:val="28"/>
+          <w:szCs w:val="28"/>
+        </w:rPr>
+        <w:t>2. Choose a Method of Data Transfer:</w:t>
+      </w:r>
+    </w:p>
+    <w:p>
+      <w:pPr>
+        <w:rPr>
+          <w:rFonts w:ascii="Times New Roman" w:hAnsi="Times New Roman" w:cs="Times New Roman"/>
+          <w:b/>
+          <w:sz w:val="28"/>
+          <w:szCs w:val="28"/>
+        </w:rPr>
+      </w:pPr>
+      <w:r>
+        <w:rPr>
+          <w:rFonts w:ascii="Times New Roman" w:hAnsi="Times New Roman" w:cs="Times New Roman"/>
+          <w:b/>
+          <w:sz w:val="28"/>
+          <w:szCs w:val="28"/>
+        </w:rPr>
+        <w:t>a. Manual Export/Import:</w:t>
+      </w:r>
+    </w:p>
+    <w:p>
+      <w:pPr>
+        <w:rPr>
+          <w:rFonts w:ascii="Times New Roman" w:hAnsi="Times New Roman" w:cs="Times New Roman"/>
+          <w:b/>
+          <w:sz w:val="28"/>
+          <w:szCs w:val="28"/>
+        </w:rPr>
+      </w:pPr>
+      <w:r>
+        <w:rPr>
+          <w:rFonts w:ascii="Times New Roman" w:hAnsi="Times New Roman" w:cs="Times New Roman"/>
+          <w:b/>
+          <w:sz w:val="28"/>
+          <w:szCs w:val="28"/>
+        </w:rPr>
+        <w:t>Export from Source Database:</w:t>
+      </w:r>
+    </w:p>
+    <w:p>
+      <w:pPr>
+        <w:rPr>
+          <w:rFonts w:ascii="Times New Roman" w:hAnsi="Times New Roman" w:cs="Times New Roman"/>
+          <w:sz w:val="28"/>
+          <w:szCs w:val="28"/>
+        </w:rPr>
+      </w:pPr>
+      <w:r>
+        <w:rPr>
+          <w:rFonts w:ascii="Times New Roman" w:hAnsi="Times New Roman" w:cs="Times New Roman"/>
+          <w:sz w:val="28"/>
+          <w:szCs w:val="28"/>
+        </w:rPr>
+        <w:t>Use database-specific tools or SQL queries to export data into a file (e.g., CSV, SQL dump).</w:t>
+      </w:r>
+    </w:p>
+    <w:p>
+      <w:pPr>
+        <w:rPr>
+          <w:rFonts w:ascii="Times New Roman" w:hAnsi="Times New Roman" w:cs="Times New Roman"/>
+          <w:b/>
+          <w:sz w:val="28"/>
+          <w:szCs w:val="28"/>
+        </w:rPr>
+      </w:pPr>
+      <w:r>
+        <w:rPr>
+          <w:rFonts w:ascii="Times New Roman" w:hAnsi="Times New Roman" w:cs="Times New Roman"/>
+          <w:b/>
+          <w:sz w:val="28"/>
+          <w:szCs w:val="28"/>
+        </w:rPr>
+        <w:t>Transfer the File:</w:t>
+      </w:r>
+    </w:p>
+    <w:p>
+      <w:pPr>
+        <w:rPr>
+          <w:rFonts w:ascii="Times New Roman" w:hAnsi="Times New Roman" w:cs="Times New Roman"/>
+          <w:sz w:val="28"/>
+          <w:szCs w:val="28"/>
+        </w:rPr>
+      </w:pPr>
+      <w:r>
+        <w:rPr>
+          <w:rFonts w:ascii="Times New Roman" w:hAnsi="Times New Roman" w:cs="Times New Roman"/>
+          <w:sz w:val="28"/>
+          <w:szCs w:val="28"/>
+        </w:rPr>
+        <w:t>Move the exported file from the source environment to the target environment.</w:t>
+      </w:r>
+    </w:p>
+    <w:p>
+      <w:pPr>
+        <w:rPr>
+          <w:rFonts w:ascii="Times New Roman" w:hAnsi="Times New Roman" w:cs="Times New Roman"/>
+          <w:b/>
+          <w:sz w:val="28"/>
+          <w:szCs w:val="28"/>
+        </w:rPr>
+      </w:pPr>
+      <w:r>
+        <w:rPr>
+          <w:rFonts w:ascii="Times New Roman" w:hAnsi="Times New Roman" w:cs="Times New Roman"/>
+          <w:b/>
+          <w:sz w:val="28"/>
+          <w:szCs w:val="28"/>
+        </w:rPr>
+        <w:t>Import to Target Database:</w:t>
+      </w:r>
+    </w:p>
+    <w:p>
+      <w:pPr>
+        <w:rPr>
+          <w:rFonts w:ascii="Times New Roman" w:hAnsi="Times New Roman" w:cs="Times New Roman"/>
+          <w:sz w:val="28"/>
+          <w:szCs w:val="28"/>
+        </w:rPr>
+      </w:pPr>
+      <w:r>
+        <w:rPr>
+          <w:rFonts w:ascii="Times New Roman" w:hAnsi="Times New Roman" w:cs="Times New Roman"/>
+          <w:sz w:val="28"/>
+          <w:szCs w:val="28"/>
+        </w:rPr>
+        <w:t>Use database-specific tools or scripts to import data from the file into the target database.</w:t>
+      </w:r>
+    </w:p>
+    <w:p>
+      <w:pPr>
+        <w:rPr>
+          <w:rFonts w:ascii="Times New Roman" w:hAnsi="Times New Roman" w:cs="Times New Roman"/>
+          <w:b/>
+          <w:sz w:val="28"/>
+          <w:szCs w:val="28"/>
+        </w:rPr>
+      </w:pPr>
+      <w:r>
+        <w:rPr>
+          <w:rFonts w:ascii="Times New Roman" w:hAnsi="Times New Roman" w:cs="Times New Roman"/>
+          <w:b/>
+          <w:sz w:val="28"/>
+          <w:szCs w:val="28"/>
+        </w:rPr>
+        <w:t>b. Database Replication:</w:t>
+      </w:r>
+    </w:p>
+    <w:p>
+      <w:pPr>
+        <w:rPr>
+          <w:rFonts w:ascii="Times New Roman" w:hAnsi="Times New Roman" w:cs="Times New Roman"/>
+          <w:sz w:val="28"/>
+          <w:szCs w:val="28"/>
+        </w:rPr>
+      </w:pPr>
+      <w:r>
+        <w:rPr>
+          <w:rFonts w:ascii="Times New Roman" w:hAnsi="Times New Roman" w:cs="Times New Roman"/>
+          <w:sz w:val="28"/>
+          <w:szCs w:val="28"/>
+        </w:rPr>
+        <w:t>Set up database replication to automatically copy changes from the source to the target in real-time or at scheduled intervals.</w:t>
+      </w:r>
+    </w:p>
+    <w:p>
+      <w:pPr>
+        <w:rPr>
+          <w:rFonts w:ascii="Times New Roman" w:hAnsi="Times New Roman" w:cs="Times New Roman"/>
+          <w:b/>
+          <w:sz w:val="28"/>
+          <w:szCs w:val="28"/>
+        </w:rPr>
+      </w:pPr>
+      <w:r>
+        <w:rPr>
+          <w:rFonts w:ascii="Times New Roman" w:hAnsi="Times New Roman" w:cs="Times New Roman"/>
+          <w:b/>
+          <w:sz w:val="28"/>
+          <w:szCs w:val="28"/>
+        </w:rPr>
+        <w:t>c. ETL (Extract, Transform, Load) Tools:</w:t>
+      </w:r>
+    </w:p>
+    <w:p>
+      <w:pPr>
+        <w:rPr>
+          <w:rFonts w:ascii="Times New Roman" w:hAnsi="Times New Roman" w:cs="Times New Roman"/>
+          <w:sz w:val="28"/>
+          <w:szCs w:val="28"/>
+        </w:rPr>
+      </w:pPr>
+      <w:r>
+        <w:rPr>
+          <w:rFonts w:ascii="Times New Roman" w:hAnsi="Times New Roman" w:cs="Times New Roman"/>
+          <w:sz w:val="28"/>
+          <w:szCs w:val="28"/>
+        </w:rPr>
+        <w:t xml:space="preserve">Use ETL tools like Apache </w:t>
+      </w:r>
+      <w:proofErr w:type="spellStart"/>
+      <w:r>
+        <w:rPr>
+          <w:rFonts w:ascii="Times New Roman" w:hAnsi="Times New Roman" w:cs="Times New Roman"/>
+          <w:sz w:val="28"/>
+          <w:szCs w:val="28"/>
+        </w:rPr>
+        <w:t>NiFi</w:t>
+      </w:r>
+      <w:proofErr w:type="spellEnd"/>
+      <w:r>
+        <w:rPr>
+          <w:rFonts w:ascii="Times New Roman" w:hAnsi="Times New Roman" w:cs="Times New Roman"/>
+          <w:sz w:val="28"/>
+          <w:szCs w:val="28"/>
+        </w:rPr>
+        <w:t xml:space="preserve">, </w:t>
+      </w:r>
+      <w:proofErr w:type="spellStart"/>
+      <w:r>
+        <w:rPr>
+          <w:rFonts w:ascii="Times New Roman" w:hAnsi="Times New Roman" w:cs="Times New Roman"/>
+          <w:sz w:val="28"/>
+          <w:szCs w:val="28"/>
+        </w:rPr>
+        <w:t>Talend</w:t>
+      </w:r>
+      <w:proofErr w:type="spellEnd"/>
+      <w:r>
+        <w:rPr>
+          <w:rFonts w:ascii="Times New Roman" w:hAnsi="Times New Roman" w:cs="Times New Roman"/>
+          <w:sz w:val="28"/>
+          <w:szCs w:val="28"/>
+        </w:rPr>
+        <w:t>, or Apache Spark to automate the extraction, transformation, and loading of data from the source to the target.</w:t>
+      </w:r>
+    </w:p>
+    <w:p>
+      <w:pPr>
+        <w:rPr>
+          <w:rFonts w:ascii="Times New Roman" w:hAnsi="Times New Roman" w:cs="Times New Roman"/>
+          <w:sz w:val="28"/>
+          <w:szCs w:val="28"/>
+        </w:rPr>
+      </w:pPr>
+    </w:p>
+    <w:p>
+      <w:pPr>
+        <w:rPr>
+          <w:rFonts w:ascii="Times New Roman" w:hAnsi="Times New Roman" w:cs="Times New Roman"/>
+          <w:sz w:val="28"/>
+          <w:szCs w:val="28"/>
+        </w:rPr>
+      </w:pPr>
+    </w:p>
+    <w:p>
+      <w:pPr>
+        <w:rPr>
+          <w:rFonts w:ascii="Times New Roman" w:hAnsi="Times New Roman" w:cs="Times New Roman"/>
+          <w:b/>
+          <w:sz w:val="28"/>
+          <w:szCs w:val="28"/>
+        </w:rPr>
+      </w:pPr>
+      <w:r>
+        <w:rPr>
+          <w:rFonts w:ascii="Times New Roman" w:hAnsi="Times New Roman" w:cs="Times New Roman"/>
+          <w:b/>
+          <w:sz w:val="28"/>
+          <w:szCs w:val="28"/>
+        </w:rPr>
+        <w:t>3. Database-specific Tools and Commands:</w:t>
+      </w:r>
+    </w:p>
+    <w:p>
+      <w:pPr>
+        <w:rPr>
+          <w:rFonts w:ascii="Times New Roman" w:hAnsi="Times New Roman" w:cs="Times New Roman"/>
+          <w:sz w:val="28"/>
+          <w:szCs w:val="28"/>
+        </w:rPr>
+      </w:pPr>
+      <w:proofErr w:type="gramStart"/>
+      <w:r>
+        <w:rPr>
+          <w:rFonts w:ascii="Times New Roman" w:hAnsi="Times New Roman" w:cs="Times New Roman"/>
+          <w:sz w:val="28"/>
+          <w:szCs w:val="28"/>
+        </w:rPr>
+        <w:t>a. SQL</w:t>
+      </w:r>
+      <w:proofErr w:type="gramEnd"/>
+      <w:r>
+        <w:rPr>
+          <w:rFonts w:ascii="Times New Roman" w:hAnsi="Times New Roman" w:cs="Times New Roman"/>
+          <w:sz w:val="28"/>
+          <w:szCs w:val="28"/>
+        </w:rPr>
+        <w:t xml:space="preserve"> Databases (e.g., </w:t>
+      </w:r>
+      <w:proofErr w:type="spellStart"/>
+      <w:r>
+        <w:rPr>
+          <w:rFonts w:ascii="Times New Roman" w:hAnsi="Times New Roman" w:cs="Times New Roman"/>
+          <w:sz w:val="28"/>
+          <w:szCs w:val="28"/>
+        </w:rPr>
+        <w:t>MySQL</w:t>
+      </w:r>
+      <w:proofErr w:type="spellEnd"/>
+      <w:r>
+        <w:rPr>
+          <w:rFonts w:ascii="Times New Roman" w:hAnsi="Times New Roman" w:cs="Times New Roman"/>
+          <w:sz w:val="28"/>
+          <w:szCs w:val="28"/>
+        </w:rPr>
+        <w:t xml:space="preserve">, </w:t>
+      </w:r>
+      <w:proofErr w:type="spellStart"/>
+      <w:r>
+        <w:rPr>
+          <w:rFonts w:ascii="Times New Roman" w:hAnsi="Times New Roman" w:cs="Times New Roman"/>
+          <w:sz w:val="28"/>
+          <w:szCs w:val="28"/>
+        </w:rPr>
+        <w:t>PostgreSQL</w:t>
+      </w:r>
+      <w:proofErr w:type="spellEnd"/>
+      <w:r>
+        <w:rPr>
+          <w:rFonts w:ascii="Times New Roman" w:hAnsi="Times New Roman" w:cs="Times New Roman"/>
+          <w:sz w:val="28"/>
+          <w:szCs w:val="28"/>
+        </w:rPr>
+        <w:t>, SQL Server):</w:t>
+      </w:r>
+    </w:p>
+    <w:p>
+      <w:pPr>
+        <w:rPr>
+          <w:rFonts w:ascii="Times New Roman" w:hAnsi="Times New Roman" w:cs="Times New Roman"/>
+          <w:sz w:val="28"/>
+          <w:szCs w:val="28"/>
+        </w:rPr>
+      </w:pPr>
+      <w:r>
+        <w:rPr>
+          <w:rFonts w:ascii="Times New Roman" w:hAnsi="Times New Roman" w:cs="Times New Roman"/>
+          <w:sz w:val="28"/>
+          <w:szCs w:val="28"/>
+        </w:rPr>
+        <w:t>Export:</w:t>
+      </w:r>
+    </w:p>
+    <w:p>
+      <w:pPr>
+        <w:rPr>
+          <w:rFonts w:ascii="Times New Roman" w:hAnsi="Times New Roman" w:cs="Times New Roman"/>
+          <w:sz w:val="28"/>
+          <w:szCs w:val="28"/>
+        </w:rPr>
+      </w:pPr>
+      <w:r>
+        <w:rPr>
+          <w:rFonts w:ascii="Times New Roman" w:hAnsi="Times New Roman" w:cs="Times New Roman"/>
+          <w:sz w:val="28"/>
+          <w:szCs w:val="28"/>
+        </w:rPr>
+        <w:t xml:space="preserve">Use </w:t>
+      </w:r>
+      <w:proofErr w:type="spellStart"/>
+      <w:r>
+        <w:rPr>
+          <w:rFonts w:ascii="Times New Roman" w:hAnsi="Times New Roman" w:cs="Times New Roman"/>
+          <w:sz w:val="28"/>
+          <w:szCs w:val="28"/>
+        </w:rPr>
+        <w:t>mysqldump</w:t>
+      </w:r>
+      <w:proofErr w:type="spellEnd"/>
+      <w:r>
+        <w:rPr>
+          <w:rFonts w:ascii="Times New Roman" w:hAnsi="Times New Roman" w:cs="Times New Roman"/>
+          <w:sz w:val="28"/>
+          <w:szCs w:val="28"/>
+        </w:rPr>
+        <w:t xml:space="preserve"> for </w:t>
+      </w:r>
+      <w:proofErr w:type="spellStart"/>
+      <w:r>
+        <w:rPr>
+          <w:rFonts w:ascii="Times New Roman" w:hAnsi="Times New Roman" w:cs="Times New Roman"/>
+          <w:sz w:val="28"/>
+          <w:szCs w:val="28"/>
+        </w:rPr>
+        <w:t>MySQL</w:t>
+      </w:r>
+      <w:proofErr w:type="spellEnd"/>
+      <w:r>
+        <w:rPr>
+          <w:rFonts w:ascii="Times New Roman" w:hAnsi="Times New Roman" w:cs="Times New Roman"/>
+          <w:sz w:val="28"/>
+          <w:szCs w:val="28"/>
+        </w:rPr>
+        <w:t xml:space="preserve"> or </w:t>
+      </w:r>
+      <w:proofErr w:type="spellStart"/>
+      <w:r>
+        <w:rPr>
+          <w:rFonts w:ascii="Times New Roman" w:hAnsi="Times New Roman" w:cs="Times New Roman"/>
+          <w:sz w:val="28"/>
+          <w:szCs w:val="28"/>
+        </w:rPr>
+        <w:t>pg_dump</w:t>
+      </w:r>
+      <w:proofErr w:type="spellEnd"/>
+      <w:r>
+        <w:rPr>
+          <w:rFonts w:ascii="Times New Roman" w:hAnsi="Times New Roman" w:cs="Times New Roman"/>
+          <w:sz w:val="28"/>
+          <w:szCs w:val="28"/>
+        </w:rPr>
+        <w:t xml:space="preserve"> for </w:t>
+      </w:r>
+      <w:proofErr w:type="spellStart"/>
+      <w:r>
+        <w:rPr>
+          <w:rFonts w:ascii="Times New Roman" w:hAnsi="Times New Roman" w:cs="Times New Roman"/>
+          <w:sz w:val="28"/>
+          <w:szCs w:val="28"/>
+        </w:rPr>
+        <w:t>PostgreSQL</w:t>
+      </w:r>
+      <w:proofErr w:type="spellEnd"/>
+      <w:r>
+        <w:rPr>
+          <w:rFonts w:ascii="Times New Roman" w:hAnsi="Times New Roman" w:cs="Times New Roman"/>
+          <w:sz w:val="28"/>
+          <w:szCs w:val="28"/>
+        </w:rPr>
+        <w:t>.</w:t>
+      </w:r>
+    </w:p>
+    <w:p>
+      <w:pPr>
+        <w:rPr>
+          <w:rFonts w:ascii="Times New Roman" w:hAnsi="Times New Roman" w:cs="Times New Roman"/>
+          <w:sz w:val="28"/>
+          <w:szCs w:val="28"/>
+        </w:rPr>
+      </w:pPr>
+      <w:r>
+        <w:rPr>
+          <w:rFonts w:ascii="Times New Roman" w:hAnsi="Times New Roman" w:cs="Times New Roman"/>
+          <w:sz w:val="28"/>
+          <w:szCs w:val="28"/>
+        </w:rPr>
+        <w:t>Example (</w:t>
+      </w:r>
+      <w:proofErr w:type="spellStart"/>
+      <w:r>
+        <w:rPr>
+          <w:rFonts w:ascii="Times New Roman" w:hAnsi="Times New Roman" w:cs="Times New Roman"/>
+          <w:sz w:val="28"/>
+          <w:szCs w:val="28"/>
+        </w:rPr>
+        <w:t>MySQL</w:t>
+      </w:r>
+      <w:proofErr w:type="spellEnd"/>
+      <w:r>
+        <w:rPr>
+          <w:rFonts w:ascii="Times New Roman" w:hAnsi="Times New Roman" w:cs="Times New Roman"/>
+          <w:sz w:val="28"/>
+          <w:szCs w:val="28"/>
+        </w:rPr>
+        <w:t xml:space="preserve">): </w:t>
+      </w:r>
+      <w:proofErr w:type="spellStart"/>
+      <w:r>
+        <w:rPr>
+          <w:rFonts w:ascii="Times New Roman" w:hAnsi="Times New Roman" w:cs="Times New Roman"/>
+          <w:sz w:val="28"/>
+          <w:szCs w:val="28"/>
+        </w:rPr>
+        <w:t>mysqldump</w:t>
+      </w:r>
+      <w:proofErr w:type="spellEnd"/>
+      <w:r>
+        <w:rPr>
+          <w:rFonts w:ascii="Times New Roman" w:hAnsi="Times New Roman" w:cs="Times New Roman"/>
+          <w:sz w:val="28"/>
+          <w:szCs w:val="28"/>
+        </w:rPr>
+        <w:t xml:space="preserve"> -u username -p </w:t>
+      </w:r>
+      <w:proofErr w:type="spellStart"/>
+      <w:r>
+        <w:rPr>
+          <w:rFonts w:ascii="Times New Roman" w:hAnsi="Times New Roman" w:cs="Times New Roman"/>
+          <w:sz w:val="28"/>
+          <w:szCs w:val="28"/>
+        </w:rPr>
+        <w:t>dbname</w:t>
+      </w:r>
+      <w:proofErr w:type="spellEnd"/>
+      <w:r>
+        <w:rPr>
+          <w:rFonts w:ascii="Times New Roman" w:hAnsi="Times New Roman" w:cs="Times New Roman"/>
+          <w:sz w:val="28"/>
+          <w:szCs w:val="28"/>
+        </w:rPr>
+        <w:t xml:space="preserve"> &gt; dump.sql</w:t>
+      </w:r>
+    </w:p>
+    <w:p>
+      <w:pPr>
+        <w:rPr>
+          <w:rFonts w:ascii="Times New Roman" w:hAnsi="Times New Roman" w:cs="Times New Roman"/>
+          <w:b/>
+          <w:sz w:val="28"/>
+          <w:szCs w:val="28"/>
+        </w:rPr>
+      </w:pPr>
+      <w:r>
+        <w:rPr>
+          <w:rFonts w:ascii="Times New Roman" w:hAnsi="Times New Roman" w:cs="Times New Roman"/>
+          <w:b/>
+          <w:sz w:val="28"/>
+          <w:szCs w:val="28"/>
+        </w:rPr>
+        <w:t>Import:</w:t>
+      </w:r>
+    </w:p>
+    <w:p>
+      <w:pPr>
+        <w:rPr>
+          <w:rFonts w:ascii="Times New Roman" w:hAnsi="Times New Roman" w:cs="Times New Roman"/>
+          <w:sz w:val="28"/>
+          <w:szCs w:val="28"/>
+        </w:rPr>
+      </w:pPr>
+      <w:r>
+        <w:rPr>
+          <w:rFonts w:ascii="Times New Roman" w:hAnsi="Times New Roman" w:cs="Times New Roman"/>
+          <w:sz w:val="28"/>
+          <w:szCs w:val="28"/>
+        </w:rPr>
+        <w:t xml:space="preserve">Use </w:t>
+      </w:r>
+      <w:proofErr w:type="spellStart"/>
+      <w:r>
+        <w:rPr>
+          <w:rFonts w:ascii="Times New Roman" w:hAnsi="Times New Roman" w:cs="Times New Roman"/>
+          <w:sz w:val="28"/>
+          <w:szCs w:val="28"/>
+        </w:rPr>
+        <w:t>mysql</w:t>
+      </w:r>
+      <w:proofErr w:type="spellEnd"/>
+      <w:r>
+        <w:rPr>
+          <w:rFonts w:ascii="Times New Roman" w:hAnsi="Times New Roman" w:cs="Times New Roman"/>
+          <w:sz w:val="28"/>
+          <w:szCs w:val="28"/>
+        </w:rPr>
+        <w:t xml:space="preserve"> or </w:t>
+      </w:r>
+      <w:proofErr w:type="spellStart"/>
+      <w:r>
+        <w:rPr>
+          <w:rFonts w:ascii="Times New Roman" w:hAnsi="Times New Roman" w:cs="Times New Roman"/>
+          <w:sz w:val="28"/>
+          <w:szCs w:val="28"/>
+        </w:rPr>
+        <w:t>psql</w:t>
+      </w:r>
+      <w:proofErr w:type="spellEnd"/>
+      <w:r>
+        <w:rPr>
+          <w:rFonts w:ascii="Times New Roman" w:hAnsi="Times New Roman" w:cs="Times New Roman"/>
+          <w:sz w:val="28"/>
+          <w:szCs w:val="28"/>
+        </w:rPr>
+        <w:t>.</w:t>
+      </w:r>
+    </w:p>
+    <w:p>
+      <w:pPr>
+        <w:rPr>
+          <w:rFonts w:ascii="Times New Roman" w:hAnsi="Times New Roman" w:cs="Times New Roman"/>
+          <w:sz w:val="28"/>
+          <w:szCs w:val="28"/>
+        </w:rPr>
+      </w:pPr>
+      <w:r>
+        <w:rPr>
+          <w:rFonts w:ascii="Times New Roman" w:hAnsi="Times New Roman" w:cs="Times New Roman"/>
+          <w:b/>
+          <w:sz w:val="28"/>
+          <w:szCs w:val="28"/>
+        </w:rPr>
+        <w:t>Example (</w:t>
+      </w:r>
+      <w:proofErr w:type="spellStart"/>
+      <w:r>
+        <w:rPr>
+          <w:rFonts w:ascii="Times New Roman" w:hAnsi="Times New Roman" w:cs="Times New Roman"/>
+          <w:b/>
+          <w:sz w:val="28"/>
+          <w:szCs w:val="28"/>
+        </w:rPr>
+        <w:t>MySQL</w:t>
+      </w:r>
+      <w:proofErr w:type="spellEnd"/>
+      <w:r>
+        <w:rPr>
+          <w:rFonts w:ascii="Times New Roman" w:hAnsi="Times New Roman" w:cs="Times New Roman"/>
+          <w:b/>
+          <w:sz w:val="28"/>
+          <w:szCs w:val="28"/>
+        </w:rPr>
+        <w:t>):</w:t>
+      </w:r>
+      <w:r>
+        <w:rPr>
+          <w:rFonts w:ascii="Times New Roman" w:hAnsi="Times New Roman" w:cs="Times New Roman"/>
+          <w:sz w:val="28"/>
+          <w:szCs w:val="28"/>
+        </w:rPr>
+        <w:t xml:space="preserve"> </w:t>
+      </w:r>
+    </w:p>
+    <w:p>
+      <w:pPr>
+        <w:rPr>
+          <w:rFonts w:ascii="Times New Roman" w:hAnsi="Times New Roman" w:cs="Times New Roman"/>
+          <w:sz w:val="28"/>
+          <w:szCs w:val="28"/>
+        </w:rPr>
+      </w:pPr>
+      <w:proofErr w:type="spellStart"/>
+      <w:proofErr w:type="gramStart"/>
+      <w:r>
+        <w:rPr>
+          <w:rFonts w:ascii="Times New Roman" w:hAnsi="Times New Roman" w:cs="Times New Roman"/>
+          <w:sz w:val="28"/>
+          <w:szCs w:val="28"/>
+        </w:rPr>
+        <w:t>mysql</w:t>
+      </w:r>
+      <w:proofErr w:type="spellEnd"/>
+      <w:proofErr w:type="gramEnd"/>
+      <w:r>
+        <w:rPr>
+          <w:rFonts w:ascii="Times New Roman" w:hAnsi="Times New Roman" w:cs="Times New Roman"/>
+          <w:sz w:val="28"/>
+          <w:szCs w:val="28"/>
+        </w:rPr>
+        <w:t xml:space="preserve"> -u username -p </w:t>
+      </w:r>
+      <w:proofErr w:type="spellStart"/>
+      <w:r>
+        <w:rPr>
+          <w:rFonts w:ascii="Times New Roman" w:hAnsi="Times New Roman" w:cs="Times New Roman"/>
+          <w:sz w:val="28"/>
+          <w:szCs w:val="28"/>
+        </w:rPr>
+        <w:t>dbname</w:t>
+      </w:r>
+      <w:proofErr w:type="spellEnd"/>
+      <w:r>
+        <w:rPr>
+          <w:rFonts w:ascii="Times New Roman" w:hAnsi="Times New Roman" w:cs="Times New Roman"/>
+          <w:sz w:val="28"/>
+          <w:szCs w:val="28"/>
+        </w:rPr>
+        <w:t xml:space="preserve"> &lt; dump.sql</w:t>
+      </w:r>
+    </w:p>
+    <w:p>
+      <w:pPr>
+        <w:rPr>
+          <w:rFonts w:ascii="Times New Roman" w:hAnsi="Times New Roman" w:cs="Times New Roman"/>
+          <w:sz w:val="28"/>
+          <w:szCs w:val="28"/>
+        </w:rPr>
+      </w:pPr>
+    </w:p>
+    <w:p>
+      <w:pPr>
+        <w:rPr>
+          <w:rFonts w:ascii="Times New Roman" w:hAnsi="Times New Roman" w:cs="Times New Roman"/>
+          <w:b/>
+          <w:sz w:val="28"/>
+          <w:szCs w:val="28"/>
+        </w:rPr>
+      </w:pPr>
+      <w:r>
+        <w:rPr>
+          <w:rFonts w:ascii="Times New Roman" w:hAnsi="Times New Roman" w:cs="Times New Roman"/>
+          <w:b/>
+          <w:sz w:val="28"/>
+          <w:szCs w:val="28"/>
+        </w:rPr>
+        <w:t>-- Export data to a SQL dump file</w:t>
+      </w:r>
+    </w:p>
+    <w:p>
+      <w:pPr>
+        <w:rPr>
+          <w:rFonts w:ascii="Times New Roman" w:hAnsi="Times New Roman" w:cs="Times New Roman"/>
+          <w:sz w:val="28"/>
+          <w:szCs w:val="28"/>
+        </w:rPr>
+      </w:pPr>
+      <w:proofErr w:type="spellStart"/>
+      <w:proofErr w:type="gramStart"/>
+      <w:r>
+        <w:rPr>
+          <w:rFonts w:ascii="Times New Roman" w:hAnsi="Times New Roman" w:cs="Times New Roman"/>
+          <w:sz w:val="28"/>
+          <w:szCs w:val="28"/>
+        </w:rPr>
+        <w:t>mysqldump</w:t>
+      </w:r>
+      <w:proofErr w:type="spellEnd"/>
+      <w:proofErr w:type="gramEnd"/>
+      <w:r>
+        <w:rPr>
+          <w:rFonts w:ascii="Times New Roman" w:hAnsi="Times New Roman" w:cs="Times New Roman"/>
+          <w:sz w:val="28"/>
+          <w:szCs w:val="28"/>
+        </w:rPr>
+        <w:t xml:space="preserve"> -u username -p </w:t>
+      </w:r>
+      <w:proofErr w:type="spellStart"/>
+      <w:r>
+        <w:rPr>
+          <w:rFonts w:ascii="Times New Roman" w:hAnsi="Times New Roman" w:cs="Times New Roman"/>
+          <w:sz w:val="28"/>
+          <w:szCs w:val="28"/>
+        </w:rPr>
+        <w:t>source_db_name</w:t>
+      </w:r>
+      <w:proofErr w:type="spellEnd"/>
+      <w:r>
+        <w:rPr>
+          <w:rFonts w:ascii="Times New Roman" w:hAnsi="Times New Roman" w:cs="Times New Roman"/>
+          <w:sz w:val="28"/>
+          <w:szCs w:val="28"/>
+        </w:rPr>
+        <w:t xml:space="preserve"> &gt; dump.sql</w:t>
+      </w:r>
+    </w:p>
+    <w:p>
+      <w:pPr>
+        <w:rPr>
+          <w:rFonts w:ascii="Times New Roman" w:hAnsi="Times New Roman" w:cs="Times New Roman"/>
+          <w:b/>
+          <w:sz w:val="28"/>
+          <w:szCs w:val="28"/>
+        </w:rPr>
+      </w:pPr>
+    </w:p>
+    <w:p>
+      <w:pPr>
+        <w:rPr>
+          <w:rFonts w:ascii="Times New Roman" w:hAnsi="Times New Roman" w:cs="Times New Roman"/>
+          <w:b/>
+          <w:sz w:val="28"/>
+          <w:szCs w:val="28"/>
+        </w:rPr>
+      </w:pPr>
+      <w:r>
+        <w:rPr>
+          <w:rFonts w:ascii="Times New Roman" w:hAnsi="Times New Roman" w:cs="Times New Roman"/>
+          <w:b/>
+          <w:sz w:val="28"/>
+          <w:szCs w:val="28"/>
+        </w:rPr>
+        <w:t>-- Import data from a SQL dump file</w:t>
+      </w:r>
+    </w:p>
+    <w:p>
+      <w:pPr>
+        <w:rPr>
+          <w:rFonts w:ascii="Times New Roman" w:hAnsi="Times New Roman" w:cs="Times New Roman"/>
+          <w:sz w:val="28"/>
+          <w:szCs w:val="28"/>
+        </w:rPr>
+      </w:pPr>
+      <w:proofErr w:type="spellStart"/>
+      <w:proofErr w:type="gramStart"/>
+      <w:r>
+        <w:rPr>
+          <w:rFonts w:ascii="Times New Roman" w:hAnsi="Times New Roman" w:cs="Times New Roman"/>
+          <w:sz w:val="28"/>
+          <w:szCs w:val="28"/>
+        </w:rPr>
+        <w:t>mysql</w:t>
+      </w:r>
+      <w:proofErr w:type="spellEnd"/>
+      <w:proofErr w:type="gramEnd"/>
+      <w:r>
+        <w:rPr>
+          <w:rFonts w:ascii="Times New Roman" w:hAnsi="Times New Roman" w:cs="Times New Roman"/>
+          <w:sz w:val="28"/>
+          <w:szCs w:val="28"/>
+        </w:rPr>
+        <w:t xml:space="preserve"> -u username -p </w:t>
+      </w:r>
+      <w:proofErr w:type="spellStart"/>
+      <w:r>
+        <w:rPr>
+          <w:rFonts w:ascii="Times New Roman" w:hAnsi="Times New Roman" w:cs="Times New Roman"/>
+          <w:sz w:val="28"/>
+          <w:szCs w:val="28"/>
+        </w:rPr>
+        <w:t>target_db_name</w:t>
+      </w:r>
+      <w:proofErr w:type="spellEnd"/>
+      <w:r>
+        <w:rPr>
+          <w:rFonts w:ascii="Times New Roman" w:hAnsi="Times New Roman" w:cs="Times New Roman"/>
+          <w:sz w:val="28"/>
+          <w:szCs w:val="28"/>
+        </w:rPr>
+        <w:t xml:space="preserve"> &lt; dump.sql</w:t>
+      </w:r>
+    </w:p>
+    <w:p>
+      <w:pPr>
+        <w:rPr>
+          <w:rFonts w:ascii="Times New Roman" w:hAnsi="Times New Roman" w:cs="Times New Roman"/>
+          <w:sz w:val="28"/>
+          <w:szCs w:val="28"/>
+        </w:rPr>
+      </w:pPr>
+    </w:p>
+    <w:p>
+      <w:pPr>
+        <w:rPr>
+          <w:rFonts w:ascii="Times New Roman" w:hAnsi="Times New Roman" w:cs="Times New Roman"/>
+          <w:sz w:val="28"/>
+          <w:szCs w:val="28"/>
+        </w:rPr>
+      </w:pPr>
+      <w:proofErr w:type="gramStart"/>
+      <w:r>
+        <w:rPr>
+          <w:rFonts w:ascii="Times New Roman" w:hAnsi="Times New Roman" w:cs="Times New Roman"/>
+          <w:sz w:val="28"/>
+          <w:szCs w:val="28"/>
+        </w:rPr>
+        <w:t>b</w:t>
+      </w:r>
+      <w:proofErr w:type="gramEnd"/>
+      <w:r>
+        <w:rPr>
+          <w:rFonts w:ascii="Times New Roman" w:hAnsi="Times New Roman" w:cs="Times New Roman"/>
+          <w:sz w:val="28"/>
+          <w:szCs w:val="28"/>
+        </w:rPr>
+        <w:t xml:space="preserve">. </w:t>
+      </w:r>
+      <w:proofErr w:type="spellStart"/>
+      <w:r>
+        <w:rPr>
+          <w:rFonts w:ascii="Times New Roman" w:hAnsi="Times New Roman" w:cs="Times New Roman"/>
+          <w:sz w:val="28"/>
+          <w:szCs w:val="28"/>
+        </w:rPr>
+        <w:t>NoSQL</w:t>
+      </w:r>
+      <w:proofErr w:type="spellEnd"/>
+      <w:r>
+        <w:rPr>
+          <w:rFonts w:ascii="Times New Roman" w:hAnsi="Times New Roman" w:cs="Times New Roman"/>
+          <w:sz w:val="28"/>
+          <w:szCs w:val="28"/>
+        </w:rPr>
+        <w:t xml:space="preserve"> Databases (e.g., </w:t>
+      </w:r>
+      <w:proofErr w:type="spellStart"/>
+      <w:r>
+        <w:rPr>
+          <w:rFonts w:ascii="Times New Roman" w:hAnsi="Times New Roman" w:cs="Times New Roman"/>
+          <w:sz w:val="28"/>
+          <w:szCs w:val="28"/>
+        </w:rPr>
+        <w:t>MongoDB</w:t>
+      </w:r>
+      <w:proofErr w:type="spellEnd"/>
+      <w:r>
+        <w:rPr>
+          <w:rFonts w:ascii="Times New Roman" w:hAnsi="Times New Roman" w:cs="Times New Roman"/>
+          <w:sz w:val="28"/>
+          <w:szCs w:val="28"/>
+        </w:rPr>
+        <w:t>):</w:t>
+      </w:r>
+    </w:p>
+    <w:p>
+      <w:pPr>
+        <w:rPr>
+          <w:rFonts w:ascii="Times New Roman" w:hAnsi="Times New Roman" w:cs="Times New Roman"/>
+          <w:b/>
+          <w:sz w:val="28"/>
+          <w:szCs w:val="28"/>
+        </w:rPr>
+      </w:pPr>
+      <w:r>
+        <w:rPr>
+          <w:rFonts w:ascii="Times New Roman" w:hAnsi="Times New Roman" w:cs="Times New Roman"/>
+          <w:b/>
+          <w:sz w:val="28"/>
+          <w:szCs w:val="28"/>
+        </w:rPr>
+        <w:t>Export:</w:t>
+      </w:r>
+    </w:p>
+    <w:p>
+      <w:pPr>
+        <w:rPr>
+          <w:rFonts w:ascii="Times New Roman" w:hAnsi="Times New Roman" w:cs="Times New Roman"/>
+          <w:sz w:val="28"/>
+          <w:szCs w:val="28"/>
+        </w:rPr>
+      </w:pPr>
+      <w:r>
+        <w:rPr>
+          <w:rFonts w:ascii="Times New Roman" w:hAnsi="Times New Roman" w:cs="Times New Roman"/>
+          <w:sz w:val="28"/>
+          <w:szCs w:val="28"/>
+        </w:rPr>
+        <w:t xml:space="preserve">Use </w:t>
+      </w:r>
+      <w:proofErr w:type="spellStart"/>
+      <w:r>
+        <w:rPr>
+          <w:rFonts w:ascii="Times New Roman" w:hAnsi="Times New Roman" w:cs="Times New Roman"/>
+          <w:sz w:val="28"/>
+          <w:szCs w:val="28"/>
+        </w:rPr>
+        <w:t>mongodump</w:t>
+      </w:r>
+      <w:proofErr w:type="spellEnd"/>
+      <w:r>
+        <w:rPr>
+          <w:rFonts w:ascii="Times New Roman" w:hAnsi="Times New Roman" w:cs="Times New Roman"/>
+          <w:sz w:val="28"/>
+          <w:szCs w:val="28"/>
+        </w:rPr>
+        <w:t>.</w:t>
+      </w:r>
+    </w:p>
+    <w:p>
+      <w:pPr>
+        <w:rPr>
+          <w:rFonts w:ascii="Times New Roman" w:hAnsi="Times New Roman" w:cs="Times New Roman"/>
+          <w:sz w:val="28"/>
+          <w:szCs w:val="28"/>
+        </w:rPr>
+      </w:pPr>
+      <w:r>
+        <w:rPr>
+          <w:rFonts w:ascii="Times New Roman" w:hAnsi="Times New Roman" w:cs="Times New Roman"/>
+          <w:b/>
+          <w:sz w:val="28"/>
+          <w:szCs w:val="28"/>
+        </w:rPr>
+        <w:t>Example:</w:t>
+      </w:r>
+      <w:r>
+        <w:rPr>
+          <w:rFonts w:ascii="Times New Roman" w:hAnsi="Times New Roman" w:cs="Times New Roman"/>
+          <w:sz w:val="28"/>
+          <w:szCs w:val="28"/>
+        </w:rPr>
+        <w:t xml:space="preserve"> </w:t>
+      </w:r>
+    </w:p>
+    <w:p>
+      <w:pPr>
+        <w:rPr>
+          <w:rFonts w:ascii="Times New Roman" w:hAnsi="Times New Roman" w:cs="Times New Roman"/>
+          <w:sz w:val="28"/>
+          <w:szCs w:val="28"/>
+        </w:rPr>
+      </w:pPr>
+      <w:proofErr w:type="spellStart"/>
+      <w:proofErr w:type="gramStart"/>
+      <w:r>
+        <w:rPr>
+          <w:rFonts w:ascii="Times New Roman" w:hAnsi="Times New Roman" w:cs="Times New Roman"/>
+          <w:sz w:val="28"/>
+          <w:szCs w:val="28"/>
+        </w:rPr>
+        <w:t>mongodump</w:t>
+      </w:r>
+      <w:proofErr w:type="spellEnd"/>
+      <w:proofErr w:type="gramEnd"/>
+      <w:r>
+        <w:rPr>
+          <w:rFonts w:ascii="Times New Roman" w:hAnsi="Times New Roman" w:cs="Times New Roman"/>
+          <w:sz w:val="28"/>
+          <w:szCs w:val="28"/>
+        </w:rPr>
+        <w:t xml:space="preserve"> --db </w:t>
+      </w:r>
+      <w:proofErr w:type="spellStart"/>
+      <w:r>
+        <w:rPr>
+          <w:rFonts w:ascii="Times New Roman" w:hAnsi="Times New Roman" w:cs="Times New Roman"/>
+          <w:sz w:val="28"/>
+          <w:szCs w:val="28"/>
+        </w:rPr>
+        <w:t>dbname</w:t>
+      </w:r>
+      <w:proofErr w:type="spellEnd"/>
+      <w:r>
+        <w:rPr>
+          <w:rFonts w:ascii="Times New Roman" w:hAnsi="Times New Roman" w:cs="Times New Roman"/>
+          <w:sz w:val="28"/>
+          <w:szCs w:val="28"/>
+        </w:rPr>
+        <w:t xml:space="preserve"> --out /path/</w:t>
+      </w:r>
+      <w:proofErr w:type="spellStart"/>
+      <w:r>
+        <w:rPr>
+          <w:rFonts w:ascii="Times New Roman" w:hAnsi="Times New Roman" w:cs="Times New Roman"/>
+          <w:sz w:val="28"/>
+          <w:szCs w:val="28"/>
+        </w:rPr>
+        <w:t>to</w:t>
+      </w:r>
+      <w:proofErr w:type="spellEnd"/>
+      <w:r>
+        <w:rPr>
+          <w:rFonts w:ascii="Times New Roman" w:hAnsi="Times New Roman" w:cs="Times New Roman"/>
+          <w:sz w:val="28"/>
+          <w:szCs w:val="28"/>
+        </w:rPr>
+        <w:t>/dump/directory</w:t>
+      </w:r>
+    </w:p>
+    <w:p>
+      <w:pPr>
+        <w:rPr>
+          <w:rFonts w:ascii="Times New Roman" w:hAnsi="Times New Roman" w:cs="Times New Roman"/>
+          <w:b/>
+          <w:sz w:val="28"/>
+          <w:szCs w:val="28"/>
+        </w:rPr>
+      </w:pPr>
+      <w:r>
+        <w:rPr>
+          <w:rFonts w:ascii="Times New Roman" w:hAnsi="Times New Roman" w:cs="Times New Roman"/>
+          <w:b/>
+          <w:sz w:val="28"/>
+          <w:szCs w:val="28"/>
+        </w:rPr>
+        <w:t>Import:</w:t>
+      </w:r>
+    </w:p>
+    <w:p>
+      <w:pPr>
+        <w:rPr>
+          <w:rFonts w:ascii="Times New Roman" w:hAnsi="Times New Roman" w:cs="Times New Roman"/>
+          <w:b/>
+          <w:sz w:val="28"/>
+          <w:szCs w:val="28"/>
+        </w:rPr>
+      </w:pPr>
+      <w:r>
+        <w:rPr>
+          <w:rFonts w:ascii="Times New Roman" w:hAnsi="Times New Roman" w:cs="Times New Roman"/>
+          <w:b/>
+          <w:sz w:val="28"/>
+          <w:szCs w:val="28"/>
+        </w:rPr>
+        <w:t xml:space="preserve">Use </w:t>
+      </w:r>
+      <w:proofErr w:type="spellStart"/>
+      <w:r>
+        <w:rPr>
+          <w:rFonts w:ascii="Times New Roman" w:hAnsi="Times New Roman" w:cs="Times New Roman"/>
+          <w:b/>
+          <w:sz w:val="28"/>
+          <w:szCs w:val="28"/>
+        </w:rPr>
+        <w:t>mongorestore</w:t>
+      </w:r>
+      <w:proofErr w:type="spellEnd"/>
+      <w:r>
+        <w:rPr>
+          <w:rFonts w:ascii="Times New Roman" w:hAnsi="Times New Roman" w:cs="Times New Roman"/>
+          <w:b/>
+          <w:sz w:val="28"/>
+          <w:szCs w:val="28"/>
+        </w:rPr>
+        <w:t>.</w:t>
+      </w:r>
+    </w:p>
+    <w:p>
+      <w:pPr>
+        <w:rPr>
+          <w:rFonts w:ascii="Times New Roman" w:hAnsi="Times New Roman" w:cs="Times New Roman"/>
+          <w:sz w:val="28"/>
+          <w:szCs w:val="28"/>
+        </w:rPr>
+      </w:pPr>
+      <w:r>
+        <w:rPr>
+          <w:rFonts w:ascii="Times New Roman" w:hAnsi="Times New Roman" w:cs="Times New Roman"/>
+          <w:b/>
+          <w:sz w:val="28"/>
+          <w:szCs w:val="28"/>
+        </w:rPr>
+        <w:t>Example:</w:t>
+      </w:r>
+      <w:r>
+        <w:rPr>
+          <w:rFonts w:ascii="Times New Roman" w:hAnsi="Times New Roman" w:cs="Times New Roman"/>
+          <w:sz w:val="28"/>
+          <w:szCs w:val="28"/>
+        </w:rPr>
+        <w:t xml:space="preserve"> </w:t>
+      </w:r>
+    </w:p>
+    <w:p>
+      <w:pPr>
+        <w:rPr>
+          <w:rFonts w:ascii="Times New Roman" w:hAnsi="Times New Roman" w:cs="Times New Roman"/>
+          <w:b/>
+          <w:sz w:val="28"/>
+          <w:szCs w:val="28"/>
+        </w:rPr>
+      </w:pPr>
+      <w:proofErr w:type="spellStart"/>
+      <w:proofErr w:type="gramStart"/>
+      <w:r>
+        <w:rPr>
+          <w:rFonts w:ascii="Times New Roman" w:hAnsi="Times New Roman" w:cs="Times New Roman"/>
+          <w:b/>
+          <w:sz w:val="28"/>
+          <w:szCs w:val="28"/>
+        </w:rPr>
         <w:lastRenderedPageBreak/>
-        <w:t>Can be used directly in a SELECT, INSERT, UPDATE, or DELETE statement or within another function.</w:t>
-      </w:r>
-    </w:p>
-    <w:p>
-      <w:pPr>
-        <w:rPr>
-          <w:rFonts w:ascii="Times New Roman" w:hAnsi="Times New Roman" w:cs="Times New Roman"/>
-          <w:b/>
-          <w:sz w:val="28"/>
-          <w:szCs w:val="28"/>
-        </w:rPr>
-      </w:pPr>
-      <w:r>
-        <w:rPr>
-          <w:rFonts w:ascii="Times New Roman" w:hAnsi="Times New Roman" w:cs="Times New Roman"/>
-          <w:b/>
-          <w:sz w:val="28"/>
-          <w:szCs w:val="28"/>
-        </w:rPr>
-        <w:t>Alteration and Execution:</w:t>
-      </w:r>
-    </w:p>
-    <w:p>
-      <w:pPr>
-        <w:rPr>
-          <w:rFonts w:ascii="Times New Roman" w:hAnsi="Times New Roman" w:cs="Times New Roman"/>
-          <w:b/>
-          <w:sz w:val="28"/>
-          <w:szCs w:val="28"/>
-        </w:rPr>
-      </w:pPr>
-    </w:p>
-    <w:p>
-      <w:pPr>
-        <w:rPr>
-          <w:rFonts w:ascii="Times New Roman" w:hAnsi="Times New Roman" w:cs="Times New Roman"/>
-          <w:b/>
-          <w:sz w:val="28"/>
-          <w:szCs w:val="28"/>
-        </w:rPr>
-      </w:pPr>
-      <w:r>
-        <w:rPr>
-          <w:rFonts w:ascii="Times New Roman" w:hAnsi="Times New Roman" w:cs="Times New Roman"/>
-          <w:b/>
-          <w:sz w:val="28"/>
-          <w:szCs w:val="28"/>
-        </w:rPr>
-        <w:t>Stored Procedure:</w:t>
-      </w:r>
-    </w:p>
-    <w:p>
-      <w:pPr>
-        <w:rPr>
-          <w:rFonts w:ascii="Times New Roman" w:hAnsi="Times New Roman" w:cs="Times New Roman"/>
-          <w:sz w:val="28"/>
-          <w:szCs w:val="28"/>
-        </w:rPr>
-      </w:pPr>
-      <w:r>
-        <w:rPr>
-          <w:rFonts w:ascii="Times New Roman" w:hAnsi="Times New Roman" w:cs="Times New Roman"/>
-          <w:sz w:val="28"/>
-          <w:szCs w:val="28"/>
-        </w:rPr>
-        <w:t xml:space="preserve"> Can be altered using the ALTER PROCEDURE statement. Can be executed using the EXECUTE statement.</w:t>
-      </w:r>
-    </w:p>
-    <w:p>
-      <w:pPr>
-        <w:rPr>
-          <w:rFonts w:ascii="Times New Roman" w:hAnsi="Times New Roman" w:cs="Times New Roman"/>
-          <w:b/>
-          <w:sz w:val="28"/>
-          <w:szCs w:val="28"/>
-        </w:rPr>
-      </w:pPr>
-      <w:r>
-        <w:rPr>
-          <w:rFonts w:ascii="Times New Roman" w:hAnsi="Times New Roman" w:cs="Times New Roman"/>
-          <w:b/>
-          <w:sz w:val="28"/>
-          <w:szCs w:val="28"/>
-        </w:rPr>
-        <w:t xml:space="preserve">Function: </w:t>
-      </w:r>
-    </w:p>
-    <w:p>
-      <w:pPr>
-        <w:rPr>
-          <w:rFonts w:ascii="Times New Roman" w:hAnsi="Times New Roman" w:cs="Times New Roman"/>
-          <w:sz w:val="28"/>
-          <w:szCs w:val="28"/>
-        </w:rPr>
-      </w:pPr>
-      <w:r>
-        <w:rPr>
-          <w:rFonts w:ascii="Times New Roman" w:hAnsi="Times New Roman" w:cs="Times New Roman"/>
-          <w:sz w:val="28"/>
-          <w:szCs w:val="28"/>
-        </w:rPr>
-        <w:t xml:space="preserve">Can be altered using the ALTER FUNCTION statement. </w:t>
-      </w:r>
-      <w:proofErr w:type="gramStart"/>
-      <w:r>
-        <w:rPr>
-          <w:rFonts w:ascii="Times New Roman" w:hAnsi="Times New Roman" w:cs="Times New Roman"/>
-          <w:sz w:val="28"/>
-          <w:szCs w:val="28"/>
-        </w:rPr>
-        <w:t>Can be executed directly in a SQL query.</w:t>
-      </w:r>
+        <w:t>mongorestore</w:t>
+      </w:r>
+      <w:proofErr w:type="spellEnd"/>
       <w:proofErr w:type="gramEnd"/>
-    </w:p>
-    <w:p>
-      <w:pPr>
-        <w:rPr>
-          <w:rFonts w:ascii="Times New Roman" w:hAnsi="Times New Roman" w:cs="Times New Roman"/>
-          <w:sz w:val="28"/>
-          <w:szCs w:val="28"/>
-        </w:rPr>
-      </w:pPr>
-    </w:p>
-    <w:p>
-      <w:pPr>
-        <w:rPr>
-          <w:rFonts w:ascii="Times New Roman" w:hAnsi="Times New Roman" w:cs="Times New Roman"/>
-          <w:sz w:val="28"/>
-          <w:szCs w:val="28"/>
-        </w:rPr>
-      </w:pPr>
-      <w:r>
-        <w:rPr>
-          <w:rFonts w:ascii="Times New Roman" w:hAnsi="Times New Roman" w:cs="Times New Roman"/>
-          <w:sz w:val="28"/>
-          <w:szCs w:val="28"/>
-        </w:rPr>
-        <w:t>Remember that the specifics can vary depending on the database management system (DBMS) you are using, as different database systems have their own implementations and variations of stored procedures and functions.</w:t>
+      <w:r>
+        <w:rPr>
+          <w:rFonts w:ascii="Times New Roman" w:hAnsi="Times New Roman" w:cs="Times New Roman"/>
+          <w:b/>
+          <w:sz w:val="28"/>
+          <w:szCs w:val="28"/>
+        </w:rPr>
+        <w:t xml:space="preserve"> --db </w:t>
+      </w:r>
+      <w:proofErr w:type="spellStart"/>
+      <w:r>
+        <w:rPr>
+          <w:rFonts w:ascii="Times New Roman" w:hAnsi="Times New Roman" w:cs="Times New Roman"/>
+          <w:b/>
+          <w:sz w:val="28"/>
+          <w:szCs w:val="28"/>
+        </w:rPr>
+        <w:t>dbname</w:t>
+      </w:r>
+      <w:proofErr w:type="spellEnd"/>
+      <w:r>
+        <w:rPr>
+          <w:rFonts w:ascii="Times New Roman" w:hAnsi="Times New Roman" w:cs="Times New Roman"/>
+          <w:b/>
+          <w:sz w:val="28"/>
+          <w:szCs w:val="28"/>
+        </w:rPr>
+        <w:t xml:space="preserve"> /path/</w:t>
+      </w:r>
+      <w:proofErr w:type="spellStart"/>
+      <w:r>
+        <w:rPr>
+          <w:rFonts w:ascii="Times New Roman" w:hAnsi="Times New Roman" w:cs="Times New Roman"/>
+          <w:b/>
+          <w:sz w:val="28"/>
+          <w:szCs w:val="28"/>
+        </w:rPr>
+        <w:t>to</w:t>
+      </w:r>
+      <w:proofErr w:type="spellEnd"/>
+      <w:r>
+        <w:rPr>
+          <w:rFonts w:ascii="Times New Roman" w:hAnsi="Times New Roman" w:cs="Times New Roman"/>
+          <w:b/>
+          <w:sz w:val="28"/>
+          <w:szCs w:val="28"/>
+        </w:rPr>
+        <w:t>/dump/directory</w:t>
+      </w:r>
+    </w:p>
+    <w:p>
+      <w:pPr>
+        <w:rPr>
+          <w:rFonts w:ascii="Times New Roman" w:hAnsi="Times New Roman" w:cs="Times New Roman"/>
+          <w:b/>
+          <w:sz w:val="28"/>
+          <w:szCs w:val="28"/>
+        </w:rPr>
+      </w:pPr>
+    </w:p>
+    <w:p>
+      <w:pPr>
+        <w:rPr>
+          <w:rFonts w:ascii="Times New Roman" w:hAnsi="Times New Roman" w:cs="Times New Roman"/>
+          <w:b/>
+          <w:sz w:val="28"/>
+          <w:szCs w:val="28"/>
+        </w:rPr>
+      </w:pPr>
+      <w:r>
+        <w:rPr>
+          <w:rFonts w:ascii="Times New Roman" w:hAnsi="Times New Roman" w:cs="Times New Roman"/>
+          <w:b/>
+          <w:sz w:val="28"/>
+          <w:szCs w:val="28"/>
+        </w:rPr>
+        <w:t>4. Data Mapping and Transformation:</w:t>
+      </w:r>
+    </w:p>
+    <w:p>
+      <w:pPr>
+        <w:rPr>
+          <w:rFonts w:ascii="Times New Roman" w:hAnsi="Times New Roman" w:cs="Times New Roman"/>
+          <w:sz w:val="28"/>
+          <w:szCs w:val="28"/>
+        </w:rPr>
+      </w:pPr>
+      <w:r>
+        <w:rPr>
+          <w:rFonts w:ascii="Times New Roman" w:hAnsi="Times New Roman" w:cs="Times New Roman"/>
+          <w:sz w:val="28"/>
+          <w:szCs w:val="28"/>
+        </w:rPr>
+        <w:t>Ensure that data types, structures, and constraints are compatible between the source and target databases.</w:t>
+      </w:r>
+    </w:p>
+    <w:p>
+      <w:pPr>
+        <w:rPr>
+          <w:rFonts w:ascii="Times New Roman" w:hAnsi="Times New Roman" w:cs="Times New Roman"/>
+          <w:sz w:val="28"/>
+          <w:szCs w:val="28"/>
+        </w:rPr>
+      </w:pPr>
+      <w:r>
+        <w:rPr>
+          <w:rFonts w:ascii="Times New Roman" w:hAnsi="Times New Roman" w:cs="Times New Roman"/>
+          <w:sz w:val="28"/>
+          <w:szCs w:val="28"/>
+        </w:rPr>
+        <w:t>Perform necessary data transformations during the export/import process if required.</w:t>
+      </w:r>
+    </w:p>
+    <w:p>
+      <w:pPr>
+        <w:rPr>
+          <w:rFonts w:ascii="Times New Roman" w:hAnsi="Times New Roman" w:cs="Times New Roman"/>
+          <w:sz w:val="28"/>
+          <w:szCs w:val="28"/>
+        </w:rPr>
+      </w:pPr>
+    </w:p>
+    <w:p>
+      <w:pPr>
+        <w:rPr>
+          <w:rFonts w:ascii="Times New Roman" w:hAnsi="Times New Roman" w:cs="Times New Roman"/>
+          <w:b/>
+          <w:sz w:val="28"/>
+          <w:szCs w:val="28"/>
+        </w:rPr>
+      </w:pPr>
+      <w:r>
+        <w:rPr>
+          <w:rFonts w:ascii="Times New Roman" w:hAnsi="Times New Roman" w:cs="Times New Roman"/>
+          <w:b/>
+          <w:sz w:val="28"/>
+          <w:szCs w:val="28"/>
+        </w:rPr>
+        <w:t>5. Test the Migration:</w:t>
+      </w:r>
+    </w:p>
+    <w:p>
+      <w:pPr>
+        <w:rPr>
+          <w:rFonts w:ascii="Times New Roman" w:hAnsi="Times New Roman" w:cs="Times New Roman"/>
+          <w:sz w:val="28"/>
+          <w:szCs w:val="28"/>
+        </w:rPr>
+      </w:pPr>
+      <w:r>
+        <w:rPr>
+          <w:rFonts w:ascii="Times New Roman" w:hAnsi="Times New Roman" w:cs="Times New Roman"/>
+          <w:sz w:val="28"/>
+          <w:szCs w:val="28"/>
+        </w:rPr>
+        <w:t>Before performing a large-scale migration, test the process with a small dataset to identify and resolve any issues.</w:t>
+      </w:r>
+    </w:p>
+    <w:p>
+      <w:pPr>
+        <w:rPr>
+          <w:rFonts w:ascii="Times New Roman" w:hAnsi="Times New Roman" w:cs="Times New Roman"/>
+          <w:sz w:val="28"/>
+          <w:szCs w:val="28"/>
+        </w:rPr>
+      </w:pPr>
+    </w:p>
+    <w:p>
+      <w:pPr>
+        <w:rPr>
+          <w:rFonts w:ascii="Times New Roman" w:hAnsi="Times New Roman" w:cs="Times New Roman"/>
+          <w:b/>
+          <w:sz w:val="28"/>
+          <w:szCs w:val="28"/>
+        </w:rPr>
+      </w:pPr>
+      <w:r>
+        <w:rPr>
+          <w:rFonts w:ascii="Times New Roman" w:hAnsi="Times New Roman" w:cs="Times New Roman"/>
+          <w:b/>
+          <w:sz w:val="28"/>
+          <w:szCs w:val="28"/>
+        </w:rPr>
+        <w:t>6. Monitor and Verify:</w:t>
+      </w:r>
+    </w:p>
+    <w:p>
+      <w:pPr>
+        <w:rPr>
+          <w:rFonts w:ascii="Times New Roman" w:hAnsi="Times New Roman" w:cs="Times New Roman"/>
+          <w:sz w:val="28"/>
+          <w:szCs w:val="28"/>
+        </w:rPr>
+      </w:pPr>
+      <w:r>
+        <w:rPr>
+          <w:rFonts w:ascii="Times New Roman" w:hAnsi="Times New Roman" w:cs="Times New Roman"/>
+          <w:sz w:val="28"/>
+          <w:szCs w:val="28"/>
+        </w:rPr>
+        <w:t>Monitor the data transfer process and verify the integrity of the data in the target database.</w:t>
+      </w:r>
+    </w:p>
+    <w:p>
+      <w:pPr>
+        <w:rPr>
+          <w:rFonts w:ascii="Times New Roman" w:hAnsi="Times New Roman" w:cs="Times New Roman"/>
+          <w:b/>
+          <w:sz w:val="28"/>
+          <w:szCs w:val="28"/>
+        </w:rPr>
+      </w:pPr>
+      <w:r>
+        <w:rPr>
+          <w:rFonts w:ascii="Times New Roman" w:hAnsi="Times New Roman" w:cs="Times New Roman"/>
+          <w:b/>
+          <w:sz w:val="28"/>
+          <w:szCs w:val="28"/>
+        </w:rPr>
+        <w:t>7. Backup:</w:t>
+      </w:r>
+    </w:p>
+    <w:p>
+      <w:pPr>
+        <w:rPr>
+          <w:rFonts w:ascii="Times New Roman" w:hAnsi="Times New Roman" w:cs="Times New Roman"/>
+          <w:sz w:val="28"/>
+          <w:szCs w:val="28"/>
+        </w:rPr>
+      </w:pPr>
+      <w:r>
+        <w:rPr>
+          <w:rFonts w:ascii="Times New Roman" w:hAnsi="Times New Roman" w:cs="Times New Roman"/>
+          <w:sz w:val="28"/>
+          <w:szCs w:val="28"/>
+        </w:rPr>
+        <w:t>Before making any changes, ensure that you have backups of both the source and target databases.</w:t>
+      </w:r>
+    </w:p>
+    <w:p>
+      <w:pPr>
+        <w:rPr>
+          <w:rFonts w:ascii="Times New Roman" w:hAnsi="Times New Roman" w:cs="Times New Roman"/>
+          <w:b/>
+          <w:sz w:val="28"/>
+          <w:szCs w:val="28"/>
+        </w:rPr>
+      </w:pPr>
+      <w:r>
+        <w:rPr>
+          <w:rFonts w:ascii="Times New Roman" w:hAnsi="Times New Roman" w:cs="Times New Roman"/>
+          <w:b/>
+          <w:sz w:val="28"/>
+          <w:szCs w:val="28"/>
+        </w:rPr>
+        <w:t>8. Consider Security:</w:t>
+      </w:r>
+    </w:p>
+    <w:p>
+      <w:pPr>
+        <w:rPr>
+          <w:rFonts w:ascii="Times New Roman" w:hAnsi="Times New Roman" w:cs="Times New Roman"/>
+          <w:sz w:val="28"/>
+          <w:szCs w:val="28"/>
+        </w:rPr>
+      </w:pPr>
+      <w:r>
+        <w:rPr>
+          <w:rFonts w:ascii="Times New Roman" w:hAnsi="Times New Roman" w:cs="Times New Roman"/>
+          <w:sz w:val="28"/>
+          <w:szCs w:val="28"/>
+        </w:rPr>
+        <w:t>Ensure that the data transfer process is secure, especially when moving sensitive or personal information.</w:t>
+      </w:r>
+    </w:p>
+    <w:p>
+      <w:pPr>
+        <w:rPr>
+          <w:rFonts w:ascii="Times New Roman" w:hAnsi="Times New Roman" w:cs="Times New Roman"/>
+          <w:b/>
+          <w:sz w:val="28"/>
+          <w:szCs w:val="28"/>
+        </w:rPr>
+      </w:pPr>
+      <w:r>
+        <w:rPr>
+          <w:rFonts w:ascii="Times New Roman" w:hAnsi="Times New Roman" w:cs="Times New Roman"/>
+          <w:b/>
+          <w:sz w:val="28"/>
+          <w:szCs w:val="28"/>
+        </w:rPr>
+        <w:t>Note:</w:t>
+      </w:r>
+    </w:p>
+    <w:p>
+      <w:pPr>
+        <w:rPr>
+          <w:rFonts w:ascii="Times New Roman" w:hAnsi="Times New Roman" w:cs="Times New Roman"/>
+          <w:sz w:val="28"/>
+          <w:szCs w:val="28"/>
+        </w:rPr>
+      </w:pPr>
+      <w:r>
+        <w:rPr>
+          <w:rFonts w:ascii="Times New Roman" w:hAnsi="Times New Roman" w:cs="Times New Roman"/>
+          <w:sz w:val="28"/>
+          <w:szCs w:val="28"/>
+        </w:rPr>
+        <w:t>Always refer to the documentation of the specific databases you are working with for detailed instructions and best practices.</w:t>
+      </w:r>
+    </w:p>
+    <w:p>
+      <w:pPr>
+        <w:rPr>
+          <w:rFonts w:ascii="Times New Roman" w:hAnsi="Times New Roman" w:cs="Times New Roman"/>
+          <w:sz w:val="28"/>
+          <w:szCs w:val="28"/>
+        </w:rPr>
+      </w:pPr>
+      <w:r>
+        <w:rPr>
+          <w:rFonts w:ascii="Times New Roman" w:hAnsi="Times New Roman" w:cs="Times New Roman"/>
+          <w:sz w:val="28"/>
+          <w:szCs w:val="28"/>
+        </w:rPr>
+        <w:t>Remember that the exact steps may vary based on the databases you're using and the specific requirements of your migration.</w:t>
       </w:r>
     </w:p>
     <w:sectPr>
@@ -16535,7 +18369,7 @@
   <a:extraClrSchemeLst/>
   <a:extLst>
     <a:ext uri="{05A4C25C-085E-4340-85A3-A5531E510DB2}">
-      <thm15:themeFamily xmlns:thm15="http://schemas.microsoft.com/office/thememl/2012/main" xmlns="" name="Office Theme" id="{62F939B6-93AF-4DB8-9C6B-D6C7DFDC589F}" vid="{4A3C46E8-61CC-4603-A589-7422A47A8E4A}"/>
+      <thm15:themeFamily xmlns="" xmlns:thm15="http://schemas.microsoft.com/office/thememl/2012/main" name="Office Theme" id="{62F939B6-93AF-4DB8-9C6B-D6C7DFDC589F}" vid="{4A3C46E8-61CC-4603-A589-7422A47A8E4A}"/>
     </a:ext>
   </a:extLst>
 </a:theme>
@@ -16546,7 +18380,7 @@
 </file>
 
 <file path=customXml/itemProps1.xml><?xml version="1.0" encoding="utf-8"?>
-<ds:datastoreItem xmlns:ds="http://schemas.openxmlformats.org/officeDocument/2006/customXml" ds:itemID="{2888A7AB-3515-485D-BA4C-54724CE6113B}">
+<ds:datastoreItem xmlns:ds="http://schemas.openxmlformats.org/officeDocument/2006/customXml" ds:itemID="{7EBC1D53-EA83-46B9-809E-546029C646F8}">
   <ds:schemaRefs>
     <ds:schemaRef ds:uri="http://schemas.openxmlformats.org/officeDocument/2006/bibliography"/>
   </ds:schemaRefs>
